--- a/Docs/Дис Борзенков вар2/01.Главы/Глава_2.docx
+++ b/Docs/Дис Борзенков вар2/01.Главы/Глава_2.docx
@@ -11,7 +11,6 @@
           <w:rFonts w:ascii="Times New Roman" w:hAnsi="Times New Roman" w:cs="Times New Roman"/>
           <w:sz w:val="28"/>
           <w:szCs w:val="28"/>
-          <w:lang w:val="en-US"/>
         </w:rPr>
       </w:pPr>
       <w:r>
@@ -31,7 +30,6 @@
           <w:bCs/>
           <w:sz w:val="28"/>
           <w:szCs w:val="28"/>
-          <w:lang w:val="en-US"/>
         </w:rPr>
         <w:t>2</w:t>
       </w:r>
@@ -40,7 +38,7 @@
       <w:pPr>
         <w:spacing w:line="360" w:lineRule="auto"/>
         <w:ind w:firstLine="709"/>
-        <w:jc w:val="both"/>
+        <w:jc w:val="center"/>
         <w:rPr>
           <w:rFonts w:ascii="Times New Roman" w:hAnsi="Times New Roman" w:cs="Times New Roman"/>
           <w:b/>
@@ -57,6 +55,183 @@
           <w:sz w:val="28"/>
           <w:szCs w:val="28"/>
         </w:rPr>
+        <w:t>Математическая модель комплексного импеданса тяговой аккумуляторной батареи</w:t>
+      </w:r>
+    </w:p>
+    <w:p>
+      <w:pPr>
+        <w:spacing w:line="360" w:lineRule="auto"/>
+        <w:ind w:firstLine="709"/>
+        <w:jc w:val="both"/>
+        <w:rPr>
+          <w:rFonts w:ascii="Times New Roman" w:hAnsi="Times New Roman" w:cs="Times New Roman"/>
+          <w:sz w:val="28"/>
+          <w:szCs w:val="28"/>
+          <w:lang w:val="en-US"/>
+        </w:rPr>
+      </w:pPr>
+    </w:p>
+    <w:p>
+      <w:pPr>
+        <w:spacing w:line="360" w:lineRule="auto"/>
+        <w:ind w:firstLine="709"/>
+        <w:jc w:val="both"/>
+        <w:rPr>
+          <w:rFonts w:ascii="Times New Roman" w:hAnsi="Times New Roman" w:cs="Times New Roman"/>
+          <w:b/>
+          <w:bCs/>
+          <w:sz w:val="28"/>
+          <w:szCs w:val="28"/>
+        </w:rPr>
+      </w:pPr>
+      <w:r>
+        <w:rPr>
+          <w:rFonts w:ascii="Times New Roman" w:hAnsi="Times New Roman" w:cs="Times New Roman"/>
+          <w:b/>
+          <w:bCs/>
+          <w:sz w:val="28"/>
+          <w:szCs w:val="28"/>
+        </w:rPr>
+        <w:t>2.1 Физико-математические основы моделирования импеданса аккумуляторных систем</w:t>
+      </w:r>
+    </w:p>
+    <w:p>
+      <w:pPr>
+        <w:spacing w:line="360" w:lineRule="auto"/>
+        <w:ind w:firstLine="709"/>
+        <w:jc w:val="both"/>
+        <w:rPr>
+          <w:rFonts w:ascii="Times New Roman" w:hAnsi="Times New Roman" w:cs="Times New Roman"/>
+          <w:sz w:val="28"/>
+          <w:szCs w:val="28"/>
+        </w:rPr>
+      </w:pPr>
+    </w:p>
+    <w:p>
+      <w:pPr>
+        <w:spacing w:line="360" w:lineRule="auto"/>
+        <w:ind w:firstLine="709"/>
+        <w:jc w:val="both"/>
+        <w:rPr>
+          <w:rFonts w:ascii="Times New Roman" w:hAnsi="Times New Roman" w:cs="Times New Roman"/>
+          <w:sz w:val="28"/>
+          <w:szCs w:val="28"/>
+        </w:rPr>
+      </w:pPr>
+      <w:r>
+        <w:rPr>
+          <w:rFonts w:ascii="Times New Roman" w:hAnsi="Times New Roman" w:cs="Times New Roman"/>
+          <w:sz w:val="28"/>
+          <w:szCs w:val="28"/>
+        </w:rPr>
+        <w:t xml:space="preserve">Математическое моделирование импеданса тяговой аккумуляторной батареи должно опираться на совокупность фундаментальных уравнений, описывающих перенос заряда, перенос вещества, электрохимическую кинетику и тепловое состояние электрохимической системы. В отличие от эмпирических схем, где спектр рассматривается лишь как аппроксимируемая кривая, в настоящей работе импеданс интерпретируется как функциональное проявление внутренних состояний батареи. Поэтому исходной задачей главы 2 является формирование физически обоснованной модели, позволяющей связать спектральные параметры с наблюдаемыми </w:t>
+      </w:r>
+      <w:proofErr w:type="spellStart"/>
+      <w:r>
+        <w:rPr>
+          <w:rFonts w:ascii="Times New Roman" w:hAnsi="Times New Roman" w:cs="Times New Roman"/>
+          <w:sz w:val="28"/>
+          <w:szCs w:val="28"/>
+        </w:rPr>
+        <w:t>деградационными</w:t>
+      </w:r>
+      <w:proofErr w:type="spellEnd"/>
+      <w:r>
+        <w:rPr>
+          <w:rFonts w:ascii="Times New Roman" w:hAnsi="Times New Roman" w:cs="Times New Roman"/>
+          <w:sz w:val="28"/>
+          <w:szCs w:val="28"/>
+        </w:rPr>
+        <w:t xml:space="preserve"> эффектами и подготовить основу для последующей идентификации</w:t>
+      </w:r>
+      <w:r>
+        <w:rPr>
+          <w:rFonts w:ascii="Times New Roman" w:hAnsi="Times New Roman" w:cs="Times New Roman"/>
+          <w:sz w:val="28"/>
+          <w:szCs w:val="28"/>
+        </w:rPr>
+        <w:t xml:space="preserve"> </w:t>
+      </w:r>
+      <w:r>
+        <w:rPr>
+          <w:rFonts w:ascii="Times New Roman" w:hAnsi="Times New Roman" w:cs="Times New Roman"/>
+          <w:i/>
+          <w:iCs/>
+          <w:sz w:val="28"/>
+          <w:szCs w:val="28"/>
+          <w:lang w:val="en-US"/>
+        </w:rPr>
+        <w:t>SOH</w:t>
+      </w:r>
+      <w:r>
+        <w:rPr>
+          <w:rFonts w:ascii="Times New Roman" w:hAnsi="Times New Roman" w:cs="Times New Roman"/>
+          <w:sz w:val="28"/>
+          <w:szCs w:val="28"/>
+        </w:rPr>
+        <w:t xml:space="preserve"> </w:t>
+      </w:r>
+      <w:r>
+        <w:rPr>
+          <w:rFonts w:ascii="Times New Roman" w:hAnsi="Times New Roman" w:cs="Times New Roman"/>
+          <w:sz w:val="28"/>
+          <w:szCs w:val="28"/>
+        </w:rPr>
+        <w:t xml:space="preserve">и </w:t>
+      </w:r>
+      <w:r>
+        <w:rPr>
+          <w:rFonts w:ascii="Times New Roman" w:hAnsi="Times New Roman" w:cs="Times New Roman"/>
+          <w:i/>
+          <w:iCs/>
+          <w:sz w:val="28"/>
+          <w:szCs w:val="28"/>
+          <w:lang w:val="en-US"/>
+        </w:rPr>
+        <w:t>RUL</w:t>
+      </w:r>
+      <w:r>
+        <w:rPr>
+          <w:rFonts w:ascii="Times New Roman" w:hAnsi="Times New Roman" w:cs="Times New Roman"/>
+          <w:sz w:val="28"/>
+          <w:szCs w:val="28"/>
+        </w:rPr>
+        <w:t>.</w:t>
+      </w:r>
+    </w:p>
+    <w:p>
+      <w:pPr>
+        <w:spacing w:line="360" w:lineRule="auto"/>
+        <w:ind w:firstLine="709"/>
+        <w:jc w:val="both"/>
+        <w:rPr>
+          <w:rFonts w:ascii="Times New Roman" w:hAnsi="Times New Roman" w:cs="Times New Roman"/>
+          <w:sz w:val="28"/>
+          <w:szCs w:val="28"/>
+        </w:rPr>
+      </w:pPr>
+    </w:p>
+    <w:p>
+      <w:pPr>
+        <w:spacing w:line="360" w:lineRule="auto"/>
+        <w:ind w:firstLine="709"/>
+        <w:jc w:val="both"/>
+        <w:rPr>
+          <w:rFonts w:ascii="Times New Roman" w:hAnsi="Times New Roman" w:cs="Times New Roman"/>
+          <w:b/>
+          <w:bCs/>
+          <w:sz w:val="28"/>
+          <w:szCs w:val="28"/>
+        </w:rPr>
+      </w:pPr>
+      <w:r>
+        <w:rPr>
+          <w:rFonts w:ascii="Times New Roman" w:hAnsi="Times New Roman" w:cs="Times New Roman"/>
+          <w:b/>
+          <w:bCs/>
+          <w:sz w:val="28"/>
+          <w:szCs w:val="28"/>
+        </w:rPr>
         <w:t>2.2 Эквивалентные схемы замещения и аналитическое представление импеданса</w:t>
       </w:r>
     </w:p>
@@ -69,20 +244,18 @@
           <w:rFonts w:ascii="Times New Roman" w:hAnsi="Times New Roman" w:cs="Times New Roman"/>
           <w:sz w:val="28"/>
           <w:szCs w:val="28"/>
-          <w:lang w:val="en-US"/>
-        </w:rPr>
-      </w:pPr>
-    </w:p>
-    <w:p>
-      <w:pPr>
-        <w:spacing w:line="360" w:lineRule="auto"/>
-        <w:ind w:firstLine="709"/>
-        <w:jc w:val="both"/>
-        <w:rPr>
-          <w:rFonts w:ascii="Times New Roman" w:hAnsi="Times New Roman" w:cs="Times New Roman"/>
-          <w:sz w:val="28"/>
-          <w:szCs w:val="28"/>
-          <w:lang w:val="en-US"/>
+        </w:rPr>
+      </w:pPr>
+    </w:p>
+    <w:p>
+      <w:pPr>
+        <w:spacing w:line="360" w:lineRule="auto"/>
+        <w:ind w:firstLine="709"/>
+        <w:jc w:val="both"/>
+        <w:rPr>
+          <w:rFonts w:ascii="Times New Roman" w:hAnsi="Times New Roman" w:cs="Times New Roman"/>
+          <w:sz w:val="28"/>
+          <w:szCs w:val="28"/>
         </w:rPr>
       </w:pPr>
       <w:r>
@@ -93,6 +266,7 @@
         </w:rPr>
         <w:t xml:space="preserve">Переход от распределённой физико-математической модели аккумуляторной системы к компактному аналитическому описанию импеданса необходим по двум причинам. Во-первых, полная пористо-электродная модель типа </w:t>
       </w:r>
+      <w:proofErr w:type="spellStart"/>
       <w:r>
         <w:rPr>
           <w:rFonts w:ascii="Times New Roman" w:hAnsi="Times New Roman" w:cs="Times New Roman"/>
@@ -100,15 +274,65 @@
           <w:szCs w:val="28"/>
           <w:highlight w:val="yellow"/>
         </w:rPr>
-        <w:t>Doyle–Fuller–Newman</w:t>
-      </w:r>
-      <w:r>
-        <w:rPr>
-          <w:rFonts w:ascii="Times New Roman" w:hAnsi="Times New Roman" w:cs="Times New Roman"/>
-          <w:sz w:val="28"/>
-          <w:szCs w:val="28"/>
-        </w:rPr>
-        <w:t xml:space="preserve"> чрезмерно сложна для прямой параметрической идентификации по каждому спектру. Во-вторых, для задач диагностики и прогноза остаточного ресурса требуется форма модели, в которой каждый параметр сохраняет физический смысл, но уже пригоден для вычислительной обработки, сравнения между циклами и последующего включения в алгоритмы BMS. Именно поэтому в электрохимической спектроскопии традиционно используются эквивалентные схемы замещения, связывающие спектральные особенности с омической проводимостью, межфазной кинетикой, ёмкостным откликом интерфейса и диффузионными ограничениями</w:t>
+        <w:t>Doyle</w:t>
+      </w:r>
+      <w:proofErr w:type="spellEnd"/>
+      <w:r>
+        <w:rPr>
+          <w:rFonts w:ascii="Times New Roman" w:hAnsi="Times New Roman" w:cs="Times New Roman"/>
+          <w:sz w:val="28"/>
+          <w:szCs w:val="28"/>
+          <w:highlight w:val="yellow"/>
+        </w:rPr>
+        <w:t>–</w:t>
+      </w:r>
+      <w:proofErr w:type="spellStart"/>
+      <w:r>
+        <w:rPr>
+          <w:rFonts w:ascii="Times New Roman" w:hAnsi="Times New Roman" w:cs="Times New Roman"/>
+          <w:sz w:val="28"/>
+          <w:szCs w:val="28"/>
+          <w:highlight w:val="yellow"/>
+        </w:rPr>
+        <w:t>Fuller</w:t>
+      </w:r>
+      <w:proofErr w:type="spellEnd"/>
+      <w:r>
+        <w:rPr>
+          <w:rFonts w:ascii="Times New Roman" w:hAnsi="Times New Roman" w:cs="Times New Roman"/>
+          <w:sz w:val="28"/>
+          <w:szCs w:val="28"/>
+          <w:highlight w:val="yellow"/>
+        </w:rPr>
+        <w:t>–</w:t>
+      </w:r>
+      <w:proofErr w:type="spellStart"/>
+      <w:r>
+        <w:rPr>
+          <w:rFonts w:ascii="Times New Roman" w:hAnsi="Times New Roman" w:cs="Times New Roman"/>
+          <w:sz w:val="28"/>
+          <w:szCs w:val="28"/>
+          <w:highlight w:val="yellow"/>
+        </w:rPr>
+        <w:t>Newman</w:t>
+      </w:r>
+      <w:proofErr w:type="spellEnd"/>
+      <w:r>
+        <w:rPr>
+          <w:rFonts w:ascii="Times New Roman" w:hAnsi="Times New Roman" w:cs="Times New Roman"/>
+          <w:sz w:val="28"/>
+          <w:szCs w:val="28"/>
+        </w:rPr>
+        <w:t xml:space="preserve"> чрезмерно сложна для прямой параметрической идентификации по каждому спектру. Во-вторых, для задач диагностики и прогноза остаточного ресурса требуется форма модели, в которой каждый </w:t>
+      </w:r>
+      <w:r>
+        <w:rPr>
+          <w:rFonts w:ascii="Times New Roman" w:hAnsi="Times New Roman" w:cs="Times New Roman"/>
+          <w:sz w:val="28"/>
+          <w:szCs w:val="28"/>
+        </w:rPr>
+        <w:lastRenderedPageBreak/>
+        <w:t>параметр сохраняет физический смысл, но уже пригоден для вычислительной обработки, сравнения между циклами и последующего включения в алгоритмы BMS. Именно поэтому в электрохимической спектроскопии традиционно используются эквивалентные схемы замещения, связывающие спектральные особенности с омической проводимостью, межфазной кинетикой, ёмкостным откликом интерфейса и диффузионными ограничениями</w:t>
       </w:r>
       <w:r>
         <w:rPr>
@@ -162,8 +386,45 @@
           <w:sz w:val="28"/>
           <w:szCs w:val="28"/>
         </w:rPr>
-        <w:t xml:space="preserve"> из сосредоточенных элементов, дающей тот же комплексный отклик в исследуемом частотном диапазоне. Такой подход допустим не как произвольная подгонка, а как редукция исходной непрерывной модели при условии, что каждый элемент схемы соответствует доминирующему физическому механизму. Для аккумуляторных батарей базовой исходной схемой остаётся схема Рэндлса, впервые предложенная для интерпретации фарадеевской импедансной поляризации, а современные </w:t>
-      </w:r>
+        <w:t xml:space="preserve"> из сосредоточенных элементов, дающей тот же комплексный отклик в исследуемом частотном диапазоне. Такой подход допустим не как произвольная подгонка, а как редукция исходной непрерывной модели при условии, что каждый элемент схемы соответствует доминирующему физическому механизму. Для аккумуляторных батарей базовой исходной схемой остаётся схема </w:t>
+      </w:r>
+      <w:proofErr w:type="spellStart"/>
+      <w:r>
+        <w:rPr>
+          <w:rFonts w:ascii="Times New Roman" w:hAnsi="Times New Roman" w:cs="Times New Roman"/>
+          <w:sz w:val="28"/>
+          <w:szCs w:val="28"/>
+        </w:rPr>
+        <w:t>Рэндлса</w:t>
+      </w:r>
+      <w:proofErr w:type="spellEnd"/>
+      <w:r>
+        <w:rPr>
+          <w:rFonts w:ascii="Times New Roman" w:hAnsi="Times New Roman" w:cs="Times New Roman"/>
+          <w:sz w:val="28"/>
+          <w:szCs w:val="28"/>
+        </w:rPr>
+        <w:t xml:space="preserve">, впервые предложенная для интерпретации </w:t>
+      </w:r>
+      <w:proofErr w:type="spellStart"/>
+      <w:r>
+        <w:rPr>
+          <w:rFonts w:ascii="Times New Roman" w:hAnsi="Times New Roman" w:cs="Times New Roman"/>
+          <w:sz w:val="28"/>
+          <w:szCs w:val="28"/>
+        </w:rPr>
+        <w:t>фарадеевской</w:t>
+      </w:r>
+      <w:proofErr w:type="spellEnd"/>
+      <w:r>
+        <w:rPr>
+          <w:rFonts w:ascii="Times New Roman" w:hAnsi="Times New Roman" w:cs="Times New Roman"/>
+          <w:sz w:val="28"/>
+          <w:szCs w:val="28"/>
+        </w:rPr>
+        <w:t xml:space="preserve"> импедансной поляризации, а современные </w:t>
+      </w:r>
+      <w:proofErr w:type="spellStart"/>
       <w:r>
         <w:rPr>
           <w:rFonts w:ascii="Times New Roman" w:hAnsi="Times New Roman" w:cs="Times New Roman"/>
@@ -171,15 +432,43 @@
           <w:szCs w:val="28"/>
           <w:highlight w:val="yellow"/>
         </w:rPr>
-        <w:t>battery-EIS</w:t>
-      </w:r>
-      <w:r>
-        <w:rPr>
-          <w:rFonts w:ascii="Times New Roman" w:hAnsi="Times New Roman" w:cs="Times New Roman"/>
-          <w:sz w:val="28"/>
-          <w:szCs w:val="28"/>
-        </w:rPr>
-        <w:t xml:space="preserve"> исследования используют либо её прямую форму, либо модифицированные варианты с дополнительными RC-ветвями, CPE-элементами и конечнодиффузионными блоками</w:t>
+        <w:t>battery</w:t>
+      </w:r>
+      <w:proofErr w:type="spellEnd"/>
+      <w:r>
+        <w:rPr>
+          <w:rFonts w:ascii="Times New Roman" w:hAnsi="Times New Roman" w:cs="Times New Roman"/>
+          <w:sz w:val="28"/>
+          <w:szCs w:val="28"/>
+          <w:highlight w:val="yellow"/>
+        </w:rPr>
+        <w:t>-EIS</w:t>
+      </w:r>
+      <w:r>
+        <w:rPr>
+          <w:rFonts w:ascii="Times New Roman" w:hAnsi="Times New Roman" w:cs="Times New Roman"/>
+          <w:sz w:val="28"/>
+          <w:szCs w:val="28"/>
+        </w:rPr>
+        <w:t xml:space="preserve"> исследования используют либо её прямую форму, либо модифицированные варианты с дополнительными RC-ветвями, CPE-элементами и </w:t>
+      </w:r>
+      <w:proofErr w:type="spellStart"/>
+      <w:r>
+        <w:rPr>
+          <w:rFonts w:ascii="Times New Roman" w:hAnsi="Times New Roman" w:cs="Times New Roman"/>
+          <w:sz w:val="28"/>
+          <w:szCs w:val="28"/>
+        </w:rPr>
+        <w:t>конечнодиффузионными</w:t>
+      </w:r>
+      <w:proofErr w:type="spellEnd"/>
+      <w:r>
+        <w:rPr>
+          <w:rFonts w:ascii="Times New Roman" w:hAnsi="Times New Roman" w:cs="Times New Roman"/>
+          <w:sz w:val="28"/>
+          <w:szCs w:val="28"/>
+        </w:rPr>
+        <w:t xml:space="preserve"> блоками</w:t>
       </w:r>
       <w:r>
         <w:rPr>
@@ -196,66 +485,75 @@
           <w:szCs w:val="28"/>
           <w:highlight w:val="yellow"/>
         </w:rPr>
+        <w:t>((https://doi.org/10.1039/DF9470100011),(https://doi.org/10.1021/acsmeasuresciau.2c00070)).</w:t>
+      </w:r>
+    </w:p>
+    <w:p>
+      <w:pPr>
+        <w:spacing w:line="360" w:lineRule="auto"/>
+        <w:ind w:firstLine="709"/>
+        <w:jc w:val="both"/>
+        <w:rPr>
+          <w:rFonts w:ascii="Times New Roman" w:hAnsi="Times New Roman" w:cs="Times New Roman"/>
+          <w:sz w:val="28"/>
+          <w:szCs w:val="28"/>
+        </w:rPr>
+      </w:pPr>
+      <w:r>
+        <w:rPr>
+          <w:rFonts w:ascii="Times New Roman" w:hAnsi="Times New Roman" w:cs="Times New Roman"/>
+          <w:sz w:val="28"/>
+          <w:szCs w:val="28"/>
+        </w:rPr>
+        <w:t xml:space="preserve">Для дальнейшего математического вывода необходимо зафиксировать, какие именно схемы замещения принимаются в работе как базовые: минимальная схема </w:t>
+      </w:r>
+      <w:proofErr w:type="spellStart"/>
+      <w:r>
+        <w:rPr>
+          <w:rFonts w:ascii="Times New Roman" w:hAnsi="Times New Roman" w:cs="Times New Roman"/>
+          <w:sz w:val="28"/>
+          <w:szCs w:val="28"/>
+        </w:rPr>
+        <w:t>Рэндлса</w:t>
+      </w:r>
+      <w:proofErr w:type="spellEnd"/>
+      <w:r>
+        <w:rPr>
+          <w:rFonts w:ascii="Times New Roman" w:hAnsi="Times New Roman" w:cs="Times New Roman"/>
+          <w:sz w:val="28"/>
+          <w:szCs w:val="28"/>
+        </w:rPr>
+        <w:t xml:space="preserve"> и её модифицированный вариант, более близкий к поведению тяговой аккумуляторной батареи.</w:t>
+      </w:r>
+    </w:p>
+    <w:p>
+      <w:pPr>
+        <w:spacing w:line="360" w:lineRule="auto"/>
+        <w:ind w:firstLine="709"/>
+        <w:jc w:val="both"/>
+        <w:rPr>
+          <w:rFonts w:ascii="Times New Roman" w:hAnsi="Times New Roman" w:cs="Times New Roman"/>
+          <w:sz w:val="28"/>
+          <w:szCs w:val="28"/>
+        </w:rPr>
+      </w:pPr>
+    </w:p>
+    <w:p>
+      <w:pPr>
+        <w:spacing w:line="360" w:lineRule="auto"/>
+        <w:ind w:firstLine="709"/>
+        <w:jc w:val="both"/>
+        <w:rPr>
+          <w:rFonts w:ascii="Times New Roman" w:hAnsi="Times New Roman" w:cs="Times New Roman"/>
+          <w:sz w:val="28"/>
+          <w:szCs w:val="28"/>
+        </w:rPr>
+      </w:pPr>
+      <w:r>
+        <w:rPr>
+          <w:noProof/>
+        </w:rPr>
         <w:lastRenderedPageBreak/>
-        <w:t>((https://doi.org/10.1039/DF9470100011),(https://doi.org/10.1021/acsmeasuresciau.2c00070))</w:t>
-      </w:r>
-      <w:r>
-        <w:rPr>
-          <w:rFonts w:ascii="Times New Roman" w:hAnsi="Times New Roman" w:cs="Times New Roman"/>
-          <w:sz w:val="28"/>
-          <w:szCs w:val="28"/>
-          <w:highlight w:val="yellow"/>
-        </w:rPr>
-        <w:t>.</w:t>
-      </w:r>
-    </w:p>
-    <w:p>
-      <w:pPr>
-        <w:spacing w:line="360" w:lineRule="auto"/>
-        <w:ind w:firstLine="709"/>
-        <w:jc w:val="both"/>
-        <w:rPr>
-          <w:rFonts w:ascii="Times New Roman" w:hAnsi="Times New Roman" w:cs="Times New Roman"/>
-          <w:sz w:val="28"/>
-          <w:szCs w:val="28"/>
-        </w:rPr>
-      </w:pPr>
-      <w:r>
-        <w:rPr>
-          <w:rFonts w:ascii="Times New Roman" w:hAnsi="Times New Roman" w:cs="Times New Roman"/>
-          <w:sz w:val="28"/>
-          <w:szCs w:val="28"/>
-        </w:rPr>
-        <w:t>Для дальнейшего математического вывода необходимо зафиксировать, какие именно схемы замещения принимаются в работе как базовые: минимальная схема Рэндлса и её модифицированный вариант, более близкий к поведению тяговой аккумуляторной батареи.</w:t>
-      </w:r>
-    </w:p>
-    <w:p>
-      <w:pPr>
-        <w:spacing w:line="360" w:lineRule="auto"/>
-        <w:ind w:firstLine="709"/>
-        <w:jc w:val="both"/>
-        <w:rPr>
-          <w:rFonts w:ascii="Times New Roman" w:hAnsi="Times New Roman" w:cs="Times New Roman"/>
-          <w:sz w:val="28"/>
-          <w:szCs w:val="28"/>
-        </w:rPr>
-      </w:pPr>
-    </w:p>
-    <w:p>
-      <w:pPr>
-        <w:spacing w:line="360" w:lineRule="auto"/>
-        <w:ind w:firstLine="709"/>
-        <w:jc w:val="both"/>
-        <w:rPr>
-          <w:rFonts w:ascii="Times New Roman" w:hAnsi="Times New Roman" w:cs="Times New Roman"/>
-          <w:sz w:val="28"/>
-          <w:szCs w:val="28"/>
-        </w:rPr>
-      </w:pPr>
-      <w:r>
-        <w:rPr>
-          <w:noProof/>
-        </w:rPr>
         <w:drawing>
           <wp:inline distT="0" distB="0" distL="0" distR="0" wp14:anchorId="571D969B" wp14:editId="2912E267">
             <wp:extent cx="6119495" cy="2518410"/>
@@ -347,16 +645,33 @@
           <w:rFonts w:ascii="Times New Roman" w:hAnsi="Times New Roman" w:cs="Times New Roman"/>
           <w:sz w:val="28"/>
           <w:szCs w:val="28"/>
-          <w:lang w:val="en-US"/>
-        </w:rPr>
-      </w:pPr>
-      <w:r>
-        <w:rPr>
-          <w:rFonts w:ascii="Times New Roman" w:hAnsi="Times New Roman" w:cs="Times New Roman"/>
-          <w:sz w:val="28"/>
-          <w:szCs w:val="28"/>
-        </w:rPr>
-        <w:t>На рисунке приведены две схемы. Слева показана базовая схема Рэндлса, включающая последовательное омическое сопротивление</w:t>
+        </w:rPr>
+      </w:pPr>
+      <w:r>
+        <w:rPr>
+          <w:rFonts w:ascii="Times New Roman" w:hAnsi="Times New Roman" w:cs="Times New Roman"/>
+          <w:sz w:val="28"/>
+          <w:szCs w:val="28"/>
+        </w:rPr>
+        <w:t xml:space="preserve">На рисунке приведены две схемы. Слева показана базовая схема </w:t>
+      </w:r>
+      <w:proofErr w:type="spellStart"/>
+      <w:r>
+        <w:rPr>
+          <w:rFonts w:ascii="Times New Roman" w:hAnsi="Times New Roman" w:cs="Times New Roman"/>
+          <w:sz w:val="28"/>
+          <w:szCs w:val="28"/>
+        </w:rPr>
+        <w:t>Рэндлса</w:t>
+      </w:r>
+      <w:proofErr w:type="spellEnd"/>
+      <w:r>
+        <w:rPr>
+          <w:rFonts w:ascii="Times New Roman" w:hAnsi="Times New Roman" w:cs="Times New Roman"/>
+          <w:sz w:val="28"/>
+          <w:szCs w:val="28"/>
+        </w:rPr>
+        <w:t>, включающая последовательное омическое сопротивление</w:t>
       </w:r>
       <w:r>
         <w:rPr>
@@ -395,24 +710,9 @@
           <w:sz w:val="28"/>
           <w:szCs w:val="28"/>
         </w:rPr>
-        <w:t xml:space="preserve">, </w:t>
-      </w:r>
-      <w:r>
-        <w:rPr>
-          <w:rFonts w:ascii="Times New Roman" w:hAnsi="Times New Roman" w:cs="Times New Roman"/>
-          <w:sz w:val="28"/>
-          <w:szCs w:val="28"/>
-        </w:rPr>
-        <w:t>параллельную ветвь сопротивления переноса заряда</w:t>
-      </w:r>
-      <w:r>
-        <w:rPr>
-          <w:rFonts w:ascii="Times New Roman" w:hAnsi="Times New Roman" w:cs="Times New Roman"/>
-          <w:sz w:val="28"/>
-          <w:szCs w:val="28"/>
-        </w:rPr>
-        <w:t xml:space="preserve"> </w:t>
-      </w:r>
+        <w:t xml:space="preserve">, параллельную ветвь сопротивления переноса заряда </w:t>
+      </w:r>
+      <w:proofErr w:type="spellStart"/>
       <w:r>
         <w:rPr>
           <w:rFonts w:ascii="Times New Roman" w:hAnsi="Times New Roman" w:cs="Times New Roman"/>
@@ -436,30 +736,16 @@
         </w:rPr>
         <w:t>ct</w:t>
       </w:r>
-      <w:r>
-        <w:rPr>
-          <w:rFonts w:ascii="Times New Roman" w:hAnsi="Times New Roman" w:cs="Times New Roman"/>
-          <w:sz w:val="28"/>
-          <w:szCs w:val="28"/>
-        </w:rPr>
-        <w:t xml:space="preserve"> </w:t>
-      </w:r>
-      <w:r>
-        <w:rPr>
-          <w:rFonts w:ascii="Times New Roman" w:hAnsi="Times New Roman" w:cs="Times New Roman"/>
-          <w:sz w:val="28"/>
-          <w:szCs w:val="28"/>
-        </w:rPr>
-        <w:t>и ёмкости двойного электрического слоя</w:t>
-      </w:r>
-      <w:r>
-        <w:rPr>
-          <w:rFonts w:ascii="Times New Roman" w:hAnsi="Times New Roman" w:cs="Times New Roman"/>
-          <w:sz w:val="28"/>
-          <w:szCs w:val="28"/>
-        </w:rPr>
-        <w:t xml:space="preserve"> </w:t>
-      </w:r>
+      <w:proofErr w:type="spellEnd"/>
+      <w:r>
+        <w:rPr>
+          <w:rFonts w:ascii="Times New Roman" w:hAnsi="Times New Roman" w:cs="Times New Roman"/>
+          <w:sz w:val="28"/>
+          <w:szCs w:val="28"/>
+        </w:rPr>
+        <w:t xml:space="preserve"> и ёмкости двойного электрического слоя </w:t>
+      </w:r>
+      <w:proofErr w:type="spellStart"/>
       <w:r>
         <w:rPr>
           <w:rFonts w:ascii="Times New Roman" w:hAnsi="Times New Roman" w:cs="Times New Roman"/>
@@ -483,29 +769,14 @@
         </w:rPr>
         <w:t>dl</w:t>
       </w:r>
-      <w:r>
-        <w:rPr>
-          <w:rFonts w:ascii="Times New Roman" w:hAnsi="Times New Roman" w:cs="Times New Roman"/>
-          <w:sz w:val="28"/>
-          <w:szCs w:val="28"/>
-        </w:rPr>
-        <w:t xml:space="preserve">, </w:t>
-      </w:r>
-      <w:r>
-        <w:rPr>
-          <w:rFonts w:ascii="Times New Roman" w:hAnsi="Times New Roman" w:cs="Times New Roman"/>
-          <w:sz w:val="28"/>
-          <w:szCs w:val="28"/>
-        </w:rPr>
-        <w:t>а также диффузионный элемент</w:t>
-      </w:r>
-      <w:r>
-        <w:rPr>
-          <w:rFonts w:ascii="Times New Roman" w:hAnsi="Times New Roman" w:cs="Times New Roman"/>
-          <w:sz w:val="28"/>
-          <w:szCs w:val="28"/>
-        </w:rPr>
-        <w:t xml:space="preserve"> </w:t>
+      <w:proofErr w:type="spellEnd"/>
+      <w:r>
+        <w:rPr>
+          <w:rFonts w:ascii="Times New Roman" w:hAnsi="Times New Roman" w:cs="Times New Roman"/>
+          <w:sz w:val="28"/>
+          <w:szCs w:val="28"/>
+        </w:rPr>
+        <w:t xml:space="preserve">, а также диффузионный элемент </w:t>
       </w:r>
       <w:r>
         <w:rPr>
@@ -515,6 +786,7 @@
         </w:rPr>
         <w:t xml:space="preserve">Варбурга </w:t>
       </w:r>
+      <w:proofErr w:type="spellStart"/>
       <w:r>
         <w:rPr>
           <w:rFonts w:ascii="Times New Roman" w:hAnsi="Times New Roman" w:cs="Times New Roman"/>
@@ -538,6 +810,7 @@
         </w:rPr>
         <w:t>w</w:t>
       </w:r>
+      <w:proofErr w:type="spellEnd"/>
       <w:r>
         <w:rPr>
           <w:rFonts w:ascii="Times New Roman" w:hAnsi="Times New Roman" w:cs="Times New Roman"/>
@@ -570,16 +843,9 @@
           <w:sz w:val="28"/>
           <w:szCs w:val="28"/>
         </w:rPr>
-        <w:t>, а диффузионная составляющая выделена в отдельный блок</w:t>
-      </w:r>
-      <w:r>
-        <w:rPr>
-          <w:rFonts w:ascii="Times New Roman" w:hAnsi="Times New Roman" w:cs="Times New Roman"/>
-          <w:sz w:val="28"/>
-          <w:szCs w:val="28"/>
-        </w:rPr>
-        <w:t xml:space="preserve"> </w:t>
-      </w:r>
+        <w:t xml:space="preserve">, а диффузионная составляющая выделена в отдельный блок </w:t>
+      </w:r>
+      <w:proofErr w:type="spellStart"/>
       <w:r>
         <w:rPr>
           <w:rFonts w:ascii="Times New Roman" w:hAnsi="Times New Roman" w:cs="Times New Roman"/>
@@ -603,35 +869,89 @@
         </w:rPr>
         <w:t>d</w:t>
       </w:r>
-      <w:r>
-        <w:rPr>
-          <w:rFonts w:ascii="Times New Roman" w:hAnsi="Times New Roman" w:cs="Times New Roman"/>
-          <w:sz w:val="28"/>
-          <w:szCs w:val="28"/>
-        </w:rPr>
-        <w:t xml:space="preserve">, </w:t>
-      </w:r>
-      <w:r>
-        <w:rPr>
-          <w:rFonts w:ascii="Times New Roman" w:hAnsi="Times New Roman" w:cs="Times New Roman"/>
-          <w:sz w:val="28"/>
-          <w:szCs w:val="28"/>
-        </w:rPr>
-        <w:t>что позволяет учитывать неидеальность интерфейса и распределённость времён релаксации.</w:t>
-      </w:r>
-    </w:p>
-    <w:p>
-      <w:pPr>
-        <w:spacing w:line="360" w:lineRule="auto"/>
-        <w:ind w:firstLine="709"/>
-        <w:jc w:val="both"/>
-        <w:rPr>
-          <w:rFonts w:ascii="Times New Roman" w:hAnsi="Times New Roman" w:cs="Times New Roman"/>
-          <w:sz w:val="28"/>
-          <w:szCs w:val="28"/>
-          <w:lang w:val="en-US"/>
-        </w:rPr>
-      </w:pPr>
+      <w:proofErr w:type="spellEnd"/>
+      <w:r>
+        <w:rPr>
+          <w:rFonts w:ascii="Times New Roman" w:hAnsi="Times New Roman" w:cs="Times New Roman"/>
+          <w:sz w:val="28"/>
+          <w:szCs w:val="28"/>
+        </w:rPr>
+        <w:t xml:space="preserve">, что позволяет учитывать </w:t>
+      </w:r>
+      <w:proofErr w:type="spellStart"/>
+      <w:r>
+        <w:rPr>
+          <w:rFonts w:ascii="Times New Roman" w:hAnsi="Times New Roman" w:cs="Times New Roman"/>
+          <w:sz w:val="28"/>
+          <w:szCs w:val="28"/>
+        </w:rPr>
+        <w:t>неидеальность</w:t>
+      </w:r>
+      <w:proofErr w:type="spellEnd"/>
+      <w:r>
+        <w:rPr>
+          <w:rFonts w:ascii="Times New Roman" w:hAnsi="Times New Roman" w:cs="Times New Roman"/>
+          <w:sz w:val="28"/>
+          <w:szCs w:val="28"/>
+        </w:rPr>
+        <w:t xml:space="preserve"> интерфейса и </w:t>
+      </w:r>
+      <w:proofErr w:type="spellStart"/>
+      <w:r>
+        <w:rPr>
+          <w:rFonts w:ascii="Times New Roman" w:hAnsi="Times New Roman" w:cs="Times New Roman"/>
+          <w:sz w:val="28"/>
+          <w:szCs w:val="28"/>
+        </w:rPr>
+        <w:t>распределённость</w:t>
+      </w:r>
+      <w:proofErr w:type="spellEnd"/>
+      <w:r>
+        <w:rPr>
+          <w:rFonts w:ascii="Times New Roman" w:hAnsi="Times New Roman" w:cs="Times New Roman"/>
+          <w:sz w:val="28"/>
+          <w:szCs w:val="28"/>
+        </w:rPr>
+        <w:t xml:space="preserve"> времён релаксации.</w:t>
+      </w:r>
+    </w:p>
+    <w:p>
+      <w:pPr>
+        <w:spacing w:line="360" w:lineRule="auto"/>
+        <w:ind w:firstLine="709"/>
+        <w:jc w:val="both"/>
+        <w:rPr>
+          <w:rFonts w:ascii="Times New Roman" w:hAnsi="Times New Roman" w:cs="Times New Roman"/>
+          <w:sz w:val="28"/>
+          <w:szCs w:val="28"/>
+        </w:rPr>
+      </w:pPr>
+      <w:r>
+        <w:rPr>
+          <w:rFonts w:ascii="Times New Roman" w:hAnsi="Times New Roman" w:cs="Times New Roman"/>
+          <w:sz w:val="28"/>
+          <w:szCs w:val="28"/>
+        </w:rPr>
+        <w:t xml:space="preserve">Рисунок фиксирует две ключевые идеи главы 2. Во-первых, минимальная аналитическая модель должна опираться на базовую схему </w:t>
+      </w:r>
+      <w:proofErr w:type="spellStart"/>
+      <w:r>
+        <w:rPr>
+          <w:rFonts w:ascii="Times New Roman" w:hAnsi="Times New Roman" w:cs="Times New Roman"/>
+          <w:sz w:val="28"/>
+          <w:szCs w:val="28"/>
+        </w:rPr>
+        <w:t>Рэндлса</w:t>
+      </w:r>
+      <w:proofErr w:type="spellEnd"/>
+      <w:r>
+        <w:rPr>
+          <w:rFonts w:ascii="Times New Roman" w:hAnsi="Times New Roman" w:cs="Times New Roman"/>
+          <w:sz w:val="28"/>
+          <w:szCs w:val="28"/>
+        </w:rPr>
+        <w:t xml:space="preserve">, поскольку именно она имеет наиболее прозрачную физическую интерпретацию. Во-вторых, для реальных тяговых батарей базовая схема рассматривается как предельное ядро, допускающее дальнейшее расширение. Научная ценность рисунка заключается в структурном разделении «базовой аналитической модели» и «расширенной инженерной модели». Практическая ценность состоит в том, что такая двухуровневая схема позволяет использовать в диагностике как простую </w:t>
+      </w:r>
       <w:r>
         <w:rPr>
           <w:rFonts w:ascii="Times New Roman" w:hAnsi="Times New Roman" w:cs="Times New Roman"/>
@@ -639,19 +959,18 @@
           <w:szCs w:val="28"/>
         </w:rPr>
         <w:lastRenderedPageBreak/>
-        <w:t>Рисунок фиксирует две ключевые идеи главы 2. Во-первых, минимальная аналитическая модель должна опираться на базовую схему Рэндлса, поскольку именно она имеет наиболее прозрачную физическую интерпретацию. Во-вторых, для реальных тяговых батарей базовая схема рассматривается как предельное ядро, допускающее дальнейшее расширение. Научная ценность рисунка заключается в структурном разделении «базовой аналитической модели» и «расширенной инженерной модели». Практическая ценность состоит в том, что такая двухуровневая схема позволяет использовать в диагностике как простую идентифицируемую модель, так и более точную модифицированную структуру для последующего внедрения.</w:t>
-      </w:r>
-    </w:p>
-    <w:p>
-      <w:pPr>
-        <w:spacing w:line="360" w:lineRule="auto"/>
-        <w:ind w:firstLine="709"/>
-        <w:jc w:val="both"/>
-        <w:rPr>
-          <w:rFonts w:ascii="Times New Roman" w:hAnsi="Times New Roman" w:cs="Times New Roman"/>
-          <w:sz w:val="28"/>
-          <w:szCs w:val="28"/>
-          <w:lang w:val="en-US"/>
+        <w:t>идентифицируемую модель, так и более точную модифицированную структуру для последующего внедрения.</w:t>
+      </w:r>
+    </w:p>
+    <w:p>
+      <w:pPr>
+        <w:spacing w:line="360" w:lineRule="auto"/>
+        <w:ind w:firstLine="709"/>
+        <w:jc w:val="both"/>
+        <w:rPr>
+          <w:rFonts w:ascii="Times New Roman" w:hAnsi="Times New Roman" w:cs="Times New Roman"/>
+          <w:sz w:val="28"/>
+          <w:szCs w:val="28"/>
         </w:rPr>
       </w:pPr>
     </w:p>
@@ -676,48 +995,79 @@
           <w:sz w:val="28"/>
           <w:szCs w:val="28"/>
         </w:rPr>
-        <w:t>2.2.1 Базовая схема Рэндлса и её физический смысл</w:t>
-      </w:r>
-    </w:p>
-    <w:p>
-      <w:pPr>
-        <w:spacing w:line="360" w:lineRule="auto"/>
-        <w:ind w:firstLine="709"/>
-        <w:jc w:val="both"/>
-        <w:rPr>
-          <w:rFonts w:ascii="Times New Roman" w:hAnsi="Times New Roman" w:cs="Times New Roman"/>
-          <w:sz w:val="28"/>
-          <w:szCs w:val="28"/>
-          <w:lang w:val="en-US"/>
-        </w:rPr>
-      </w:pPr>
-    </w:p>
-    <w:p>
-      <w:pPr>
-        <w:spacing w:line="360" w:lineRule="auto"/>
-        <w:ind w:firstLine="709"/>
-        <w:jc w:val="both"/>
-        <w:rPr>
-          <w:rFonts w:ascii="Times New Roman" w:hAnsi="Times New Roman" w:cs="Times New Roman"/>
-          <w:sz w:val="28"/>
-          <w:szCs w:val="28"/>
-        </w:rPr>
-      </w:pPr>
-      <w:r>
-        <w:rPr>
-          <w:rFonts w:ascii="Times New Roman" w:hAnsi="Times New Roman" w:cs="Times New Roman"/>
-          <w:sz w:val="28"/>
-          <w:szCs w:val="28"/>
-        </w:rPr>
-        <w:t>В базовой схеме Рэндлса последовательное сопротивление</w:t>
-      </w:r>
-      <w:r>
-        <w:rPr>
-          <w:rFonts w:ascii="Times New Roman" w:hAnsi="Times New Roman" w:cs="Times New Roman"/>
-          <w:sz w:val="28"/>
-          <w:szCs w:val="28"/>
-        </w:rPr>
-        <w:t xml:space="preserve"> </w:t>
+        <w:t xml:space="preserve">2.2.1 Базовая схема </w:t>
+      </w:r>
+      <w:proofErr w:type="spellStart"/>
+      <w:r>
+        <w:rPr>
+          <w:rFonts w:ascii="Times New Roman" w:hAnsi="Times New Roman" w:cs="Times New Roman"/>
+          <w:b/>
+          <w:bCs/>
+          <w:sz w:val="28"/>
+          <w:szCs w:val="28"/>
+        </w:rPr>
+        <w:t>Рэндлса</w:t>
+      </w:r>
+      <w:proofErr w:type="spellEnd"/>
+      <w:r>
+        <w:rPr>
+          <w:rFonts w:ascii="Times New Roman" w:hAnsi="Times New Roman" w:cs="Times New Roman"/>
+          <w:b/>
+          <w:bCs/>
+          <w:sz w:val="28"/>
+          <w:szCs w:val="28"/>
+        </w:rPr>
+        <w:t xml:space="preserve"> и её физический смысл</w:t>
+      </w:r>
+    </w:p>
+    <w:p>
+      <w:pPr>
+        <w:spacing w:line="360" w:lineRule="auto"/>
+        <w:ind w:firstLine="709"/>
+        <w:jc w:val="both"/>
+        <w:rPr>
+          <w:rFonts w:ascii="Times New Roman" w:hAnsi="Times New Roman" w:cs="Times New Roman"/>
+          <w:sz w:val="28"/>
+          <w:szCs w:val="28"/>
+        </w:rPr>
+      </w:pPr>
+    </w:p>
+    <w:p>
+      <w:pPr>
+        <w:spacing w:line="360" w:lineRule="auto"/>
+        <w:ind w:firstLine="709"/>
+        <w:jc w:val="both"/>
+        <w:rPr>
+          <w:rFonts w:ascii="Times New Roman" w:hAnsi="Times New Roman" w:cs="Times New Roman"/>
+          <w:sz w:val="28"/>
+          <w:szCs w:val="28"/>
+        </w:rPr>
+      </w:pPr>
+      <w:r>
+        <w:rPr>
+          <w:rFonts w:ascii="Times New Roman" w:hAnsi="Times New Roman" w:cs="Times New Roman"/>
+          <w:sz w:val="28"/>
+          <w:szCs w:val="28"/>
+        </w:rPr>
+        <w:t xml:space="preserve">В базовой схеме </w:t>
+      </w:r>
+      <w:proofErr w:type="spellStart"/>
+      <w:r>
+        <w:rPr>
+          <w:rFonts w:ascii="Times New Roman" w:hAnsi="Times New Roman" w:cs="Times New Roman"/>
+          <w:sz w:val="28"/>
+          <w:szCs w:val="28"/>
+        </w:rPr>
+        <w:t>Рэндлса</w:t>
+      </w:r>
+      <w:proofErr w:type="spellEnd"/>
+      <w:r>
+        <w:rPr>
+          <w:rFonts w:ascii="Times New Roman" w:hAnsi="Times New Roman" w:cs="Times New Roman"/>
+          <w:sz w:val="28"/>
+          <w:szCs w:val="28"/>
+        </w:rPr>
+        <w:t xml:space="preserve"> последовательное сопротивление </w:t>
       </w:r>
       <w:r>
         <w:rPr>
@@ -748,24 +1098,9 @@
           <w:sz w:val="28"/>
           <w:szCs w:val="28"/>
         </w:rPr>
-        <w:t xml:space="preserve"> </w:t>
-      </w:r>
-      <w:r>
-        <w:rPr>
-          <w:rFonts w:ascii="Times New Roman" w:hAnsi="Times New Roman" w:cs="Times New Roman"/>
-          <w:sz w:val="28"/>
-          <w:szCs w:val="28"/>
-        </w:rPr>
-        <w:t>описывает мгновенные активные потери в токосъёмниках, контактах, электролите и проводящей матрице электрода. Параллельная ветвь</w:t>
-      </w:r>
-      <w:r>
-        <w:rPr>
-          <w:rFonts w:ascii="Times New Roman" w:hAnsi="Times New Roman" w:cs="Times New Roman"/>
-          <w:sz w:val="28"/>
-          <w:szCs w:val="28"/>
-        </w:rPr>
-        <w:t xml:space="preserve"> </w:t>
-      </w:r>
+        <w:t xml:space="preserve"> описывает мгновенные активные потери в токосъёмниках, контактах, электролите и проводящей матрице электрода. Параллельная ветвь </w:t>
+      </w:r>
+      <w:proofErr w:type="spellStart"/>
       <w:r>
         <w:rPr>
           <w:rFonts w:ascii="Times New Roman" w:hAnsi="Times New Roman" w:cs="Times New Roman"/>
@@ -789,6 +1124,7 @@
         </w:rPr>
         <w:t>ct</w:t>
       </w:r>
+      <w:proofErr w:type="spellEnd"/>
       <w:r>
         <w:rPr>
           <w:rFonts w:ascii="Times New Roman" w:hAnsi="Times New Roman" w:cs="Times New Roman"/>
@@ -797,6 +1133,7 @@
         </w:rPr>
         <w:t>—</w:t>
       </w:r>
+      <w:proofErr w:type="spellStart"/>
       <w:r>
         <w:rPr>
           <w:rFonts w:ascii="Times New Roman" w:hAnsi="Times New Roman" w:cs="Times New Roman"/>
@@ -820,30 +1157,16 @@
         </w:rPr>
         <w:t>dl</w:t>
       </w:r>
-      <w:r>
-        <w:rPr>
-          <w:rFonts w:ascii="Times New Roman" w:hAnsi="Times New Roman" w:cs="Times New Roman"/>
-          <w:sz w:val="28"/>
-          <w:szCs w:val="28"/>
-        </w:rPr>
-        <w:t xml:space="preserve"> </w:t>
-      </w:r>
-      <w:r>
-        <w:rPr>
-          <w:rFonts w:ascii="Times New Roman" w:hAnsi="Times New Roman" w:cs="Times New Roman"/>
-          <w:sz w:val="28"/>
-          <w:szCs w:val="28"/>
-        </w:rPr>
-        <w:t>описывает интерфейс электрод–электролит: сопротивление</w:t>
-      </w:r>
-      <w:r>
-        <w:rPr>
-          <w:rFonts w:ascii="Times New Roman" w:hAnsi="Times New Roman" w:cs="Times New Roman"/>
-          <w:sz w:val="28"/>
-          <w:szCs w:val="28"/>
-        </w:rPr>
-        <w:t xml:space="preserve"> </w:t>
-      </w:r>
+      <w:proofErr w:type="spellEnd"/>
+      <w:r>
+        <w:rPr>
+          <w:rFonts w:ascii="Times New Roman" w:hAnsi="Times New Roman" w:cs="Times New Roman"/>
+          <w:sz w:val="28"/>
+          <w:szCs w:val="28"/>
+        </w:rPr>
+        <w:t xml:space="preserve"> описывает интерфейс электрод–электролит: сопротивление </w:t>
+      </w:r>
+      <w:proofErr w:type="spellStart"/>
       <w:r>
         <w:rPr>
           <w:rFonts w:ascii="Times New Roman" w:hAnsi="Times New Roman" w:cs="Times New Roman"/>
@@ -867,30 +1190,16 @@
         </w:rPr>
         <w:t>ct</w:t>
       </w:r>
-      <w:r>
-        <w:rPr>
-          <w:rFonts w:ascii="Times New Roman" w:hAnsi="Times New Roman" w:cs="Times New Roman"/>
-          <w:sz w:val="28"/>
-          <w:szCs w:val="28"/>
-        </w:rPr>
-        <w:t xml:space="preserve"> </w:t>
-      </w:r>
-      <w:r>
-        <w:rPr>
-          <w:rFonts w:ascii="Times New Roman" w:hAnsi="Times New Roman" w:cs="Times New Roman"/>
-          <w:sz w:val="28"/>
-          <w:szCs w:val="28"/>
-        </w:rPr>
-        <w:t>связано с межфазной кинетикой, а ёмкость</w:t>
-      </w:r>
-      <w:r>
-        <w:rPr>
-          <w:rFonts w:ascii="Times New Roman" w:hAnsi="Times New Roman" w:cs="Times New Roman"/>
-          <w:sz w:val="28"/>
-          <w:szCs w:val="28"/>
-        </w:rPr>
-        <w:t xml:space="preserve"> </w:t>
-      </w:r>
+      <w:proofErr w:type="spellEnd"/>
+      <w:r>
+        <w:rPr>
+          <w:rFonts w:ascii="Times New Roman" w:hAnsi="Times New Roman" w:cs="Times New Roman"/>
+          <w:sz w:val="28"/>
+          <w:szCs w:val="28"/>
+        </w:rPr>
+        <w:t xml:space="preserve"> связано с межфазной кинетикой, а ёмкость </w:t>
+      </w:r>
+      <w:proofErr w:type="spellStart"/>
       <w:r>
         <w:rPr>
           <w:rFonts w:ascii="Times New Roman" w:hAnsi="Times New Roman" w:cs="Times New Roman"/>
@@ -914,6 +1223,7 @@
         </w:rPr>
         <w:t>dl</w:t>
       </w:r>
+      <w:proofErr w:type="spellEnd"/>
       <w:r>
         <w:rPr>
           <w:rFonts w:ascii="Times New Roman" w:hAnsi="Times New Roman" w:cs="Times New Roman"/>
@@ -936,40 +1246,9 @@
           <w:sz w:val="28"/>
           <w:szCs w:val="28"/>
         </w:rPr>
-        <w:t xml:space="preserve"> </w:t>
-      </w:r>
-      <w:r>
-        <w:rPr>
-          <w:rFonts w:ascii="Times New Roman" w:hAnsi="Times New Roman" w:cs="Times New Roman"/>
-          <w:sz w:val="28"/>
-          <w:szCs w:val="28"/>
-        </w:rPr>
-        <w:t>с зарядкой двойного электрического слоя.</w:t>
-      </w:r>
-      <w:r>
-        <w:rPr>
-          <w:rFonts w:ascii="Times New Roman" w:hAnsi="Times New Roman" w:cs="Times New Roman"/>
-          <w:sz w:val="28"/>
-          <w:szCs w:val="28"/>
-        </w:rPr>
-        <w:t xml:space="preserve"> </w:t>
-      </w:r>
-      <w:r>
-        <w:rPr>
-          <w:rFonts w:ascii="Times New Roman" w:hAnsi="Times New Roman" w:cs="Times New Roman"/>
-          <w:sz w:val="28"/>
-          <w:szCs w:val="28"/>
-        </w:rPr>
-        <w:t>Наконец, диффузионный элемент</w:t>
-      </w:r>
-      <w:r>
-        <w:rPr>
-          <w:rFonts w:ascii="Times New Roman" w:hAnsi="Times New Roman" w:cs="Times New Roman"/>
-          <w:sz w:val="28"/>
-          <w:szCs w:val="28"/>
-        </w:rPr>
-        <w:t xml:space="preserve"> </w:t>
-      </w:r>
+        <w:t xml:space="preserve"> с зарядкой двойного электрического слоя. Наконец, диффузионный элемент </w:t>
+      </w:r>
+      <w:proofErr w:type="spellStart"/>
       <w:r>
         <w:rPr>
           <w:rFonts w:ascii="Times New Roman" w:hAnsi="Times New Roman" w:cs="Times New Roman"/>
@@ -993,45 +1272,32 @@
         </w:rPr>
         <w:t>w</w:t>
       </w:r>
-      <w:r>
-        <w:rPr>
-          <w:rFonts w:ascii="Times New Roman" w:hAnsi="Times New Roman" w:cs="Times New Roman"/>
-          <w:sz w:val="28"/>
-          <w:szCs w:val="28"/>
-        </w:rPr>
-        <w:t xml:space="preserve"> </w:t>
-      </w:r>
-      <w:r>
-        <w:rPr>
-          <w:rFonts w:ascii="Times New Roman" w:hAnsi="Times New Roman" w:cs="Times New Roman"/>
-          <w:sz w:val="28"/>
-          <w:szCs w:val="28"/>
-        </w:rPr>
-        <w:t>отвечает за ограничения переноса вещества на низких частотах.</w:t>
-      </w:r>
-      <w:r>
-        <w:rPr>
-          <w:rFonts w:ascii="Times New Roman" w:hAnsi="Times New Roman" w:cs="Times New Roman"/>
-          <w:sz w:val="28"/>
-          <w:szCs w:val="28"/>
-        </w:rPr>
-        <w:t xml:space="preserve"> </w:t>
-      </w:r>
-      <w:r>
-        <w:rPr>
-          <w:rFonts w:ascii="Times New Roman" w:hAnsi="Times New Roman" w:cs="Times New Roman"/>
-          <w:sz w:val="28"/>
-          <w:szCs w:val="28"/>
-        </w:rPr>
-        <w:t>Такая декомпозиция соответствует классической физической интерпретации EIS-спектра: высокочастотная область — омическая, среднечастотная — зарядопереносная, низкочастотная — диффузионная</w:t>
-      </w:r>
-      <w:r>
-        <w:rPr>
-          <w:rFonts w:ascii="Times New Roman" w:hAnsi="Times New Roman" w:cs="Times New Roman"/>
-          <w:sz w:val="28"/>
-          <w:szCs w:val="28"/>
-        </w:rPr>
-        <w:t xml:space="preserve">. </w:t>
+      <w:proofErr w:type="spellEnd"/>
+      <w:r>
+        <w:rPr>
+          <w:rFonts w:ascii="Times New Roman" w:hAnsi="Times New Roman" w:cs="Times New Roman"/>
+          <w:sz w:val="28"/>
+          <w:szCs w:val="28"/>
+        </w:rPr>
+        <w:t xml:space="preserve"> отвечает за ограничения переноса вещества на низких частотах. Такая декомпозиция соответствует классической физической интерпретации EIS-спектра: высокочастотная область — омическая, среднечастотная — </w:t>
+      </w:r>
+      <w:proofErr w:type="spellStart"/>
+      <w:r>
+        <w:rPr>
+          <w:rFonts w:ascii="Times New Roman" w:hAnsi="Times New Roman" w:cs="Times New Roman"/>
+          <w:sz w:val="28"/>
+          <w:szCs w:val="28"/>
+        </w:rPr>
+        <w:t>зарядопереносная</w:t>
+      </w:r>
+      <w:proofErr w:type="spellEnd"/>
+      <w:r>
+        <w:rPr>
+          <w:rFonts w:ascii="Times New Roman" w:hAnsi="Times New Roman" w:cs="Times New Roman"/>
+          <w:sz w:val="28"/>
+          <w:szCs w:val="28"/>
+        </w:rPr>
+        <w:t xml:space="preserve">, низкочастотная — диффузионная. </w:t>
       </w:r>
       <w:r>
         <w:rPr>
@@ -1081,15 +1347,7 @@
           <w:sz w:val="28"/>
           <w:szCs w:val="28"/>
         </w:rPr>
-        <w:t>Принципиально важно, что эта схема не выводится чисто эвристически. Элемент</w:t>
-      </w:r>
-      <w:r>
-        <w:rPr>
-          <w:rFonts w:ascii="Times New Roman" w:hAnsi="Times New Roman" w:cs="Times New Roman"/>
-          <w:sz w:val="28"/>
-          <w:szCs w:val="28"/>
-        </w:rPr>
-        <w:t xml:space="preserve"> </w:t>
+        <w:t xml:space="preserve">Принципиально важно, что эта схема не выводится чисто эвристически. Элемент </w:t>
       </w:r>
       <w:r>
         <w:rPr>
@@ -1120,40 +1378,9 @@
           <w:sz w:val="28"/>
           <w:szCs w:val="28"/>
         </w:rPr>
-        <w:t xml:space="preserve"> </w:t>
-      </w:r>
-      <w:r>
-        <w:rPr>
-          <w:rFonts w:ascii="Times New Roman" w:hAnsi="Times New Roman" w:cs="Times New Roman"/>
-          <w:sz w:val="28"/>
-          <w:szCs w:val="28"/>
-        </w:rPr>
-        <w:t>возникает из балансов заряда и закона Ома в</w:t>
-      </w:r>
-      <w:r>
-        <w:rPr>
-          <w:rFonts w:ascii="Times New Roman" w:hAnsi="Times New Roman" w:cs="Times New Roman"/>
-          <w:sz w:val="28"/>
-          <w:szCs w:val="28"/>
-        </w:rPr>
-        <w:t xml:space="preserve"> </w:t>
-      </w:r>
-      <w:r>
-        <w:rPr>
-          <w:rFonts w:ascii="Times New Roman" w:hAnsi="Times New Roman" w:cs="Times New Roman"/>
-          <w:sz w:val="28"/>
-          <w:szCs w:val="28"/>
-        </w:rPr>
-        <w:t>твёрдой и жидкой фазах. Элемент</w:t>
-      </w:r>
-      <w:r>
-        <w:rPr>
-          <w:rFonts w:ascii="Times New Roman" w:hAnsi="Times New Roman" w:cs="Times New Roman"/>
-          <w:sz w:val="28"/>
-          <w:szCs w:val="28"/>
-        </w:rPr>
-        <w:t xml:space="preserve"> </w:t>
-      </w:r>
+        <w:t xml:space="preserve"> возникает из балансов заряда и закона Ома в твёрдой и жидкой фазах. Элемент </w:t>
+      </w:r>
+      <w:proofErr w:type="spellStart"/>
       <w:r>
         <w:rPr>
           <w:rFonts w:ascii="Times New Roman" w:hAnsi="Times New Roman" w:cs="Times New Roman"/>
@@ -1177,30 +1404,34 @@
         </w:rPr>
         <w:t>ct</w:t>
       </w:r>
-      <w:r>
-        <w:rPr>
-          <w:rFonts w:ascii="Times New Roman" w:hAnsi="Times New Roman" w:cs="Times New Roman"/>
-          <w:sz w:val="28"/>
-          <w:szCs w:val="28"/>
-        </w:rPr>
-        <w:t xml:space="preserve"> </w:t>
-      </w:r>
-      <w:r>
-        <w:rPr>
-          <w:rFonts w:ascii="Times New Roman" w:hAnsi="Times New Roman" w:cs="Times New Roman"/>
-          <w:sz w:val="28"/>
-          <w:szCs w:val="28"/>
-        </w:rPr>
-        <w:t>появляется при линеаризации уравнения Батлера–Фольмера около рабочей точки. Элемент</w:t>
-      </w:r>
-      <w:r>
-        <w:rPr>
-          <w:rFonts w:ascii="Times New Roman" w:hAnsi="Times New Roman" w:cs="Times New Roman"/>
-          <w:sz w:val="28"/>
-          <w:szCs w:val="28"/>
-        </w:rPr>
-        <w:t xml:space="preserve"> </w:t>
-      </w:r>
+      <w:proofErr w:type="spellEnd"/>
+      <w:r>
+        <w:rPr>
+          <w:rFonts w:ascii="Times New Roman" w:hAnsi="Times New Roman" w:cs="Times New Roman"/>
+          <w:sz w:val="28"/>
+          <w:szCs w:val="28"/>
+        </w:rPr>
+        <w:t xml:space="preserve"> появляется при линеаризации уравнения Батлера–</w:t>
+      </w:r>
+      <w:proofErr w:type="spellStart"/>
+      <w:r>
+        <w:rPr>
+          <w:rFonts w:ascii="Times New Roman" w:hAnsi="Times New Roman" w:cs="Times New Roman"/>
+          <w:sz w:val="28"/>
+          <w:szCs w:val="28"/>
+        </w:rPr>
+        <w:t>Фольмера</w:t>
+      </w:r>
+      <w:proofErr w:type="spellEnd"/>
+      <w:r>
+        <w:rPr>
+          <w:rFonts w:ascii="Times New Roman" w:hAnsi="Times New Roman" w:cs="Times New Roman"/>
+          <w:sz w:val="28"/>
+          <w:szCs w:val="28"/>
+        </w:rPr>
+        <w:t xml:space="preserve"> около рабочей точки. Элемент </w:t>
+      </w:r>
+      <w:proofErr w:type="spellStart"/>
       <w:r>
         <w:rPr>
           <w:rFonts w:ascii="Times New Roman" w:hAnsi="Times New Roman" w:cs="Times New Roman"/>
@@ -1224,78 +1455,32 @@
         </w:rPr>
         <w:t>dl</w:t>
       </w:r>
-      <w:r>
-        <w:rPr>
-          <w:rFonts w:ascii="Times New Roman" w:hAnsi="Times New Roman" w:cs="Times New Roman"/>
-          <w:sz w:val="28"/>
-          <w:szCs w:val="28"/>
-        </w:rPr>
-        <w:t xml:space="preserve"> </w:t>
-      </w:r>
-      <w:r>
-        <w:rPr>
-          <w:rFonts w:ascii="Times New Roman" w:hAnsi="Times New Roman" w:cs="Times New Roman"/>
-          <w:sz w:val="28"/>
-          <w:szCs w:val="28"/>
-        </w:rPr>
-        <w:t>следует из способности интерфейса накапливать заряд.</w:t>
-      </w:r>
-      <w:r>
-        <w:rPr>
-          <w:rFonts w:ascii="Times New Roman" w:hAnsi="Times New Roman" w:cs="Times New Roman"/>
-          <w:sz w:val="28"/>
-          <w:szCs w:val="28"/>
-        </w:rPr>
-        <w:t xml:space="preserve"> </w:t>
-      </w:r>
-      <w:r>
-        <w:rPr>
-          <w:rFonts w:ascii="Times New Roman" w:hAnsi="Times New Roman" w:cs="Times New Roman"/>
-          <w:sz w:val="28"/>
-          <w:szCs w:val="28"/>
-        </w:rPr>
-        <w:t xml:space="preserve">Элемент Варбурга возникает при решении уравнения Фика для </w:t>
-      </w:r>
-      <w:r>
-        <w:rPr>
-          <w:rFonts w:ascii="Times New Roman" w:hAnsi="Times New Roman" w:cs="Times New Roman"/>
-          <w:sz w:val="28"/>
-          <w:szCs w:val="28"/>
-        </w:rPr>
-        <w:lastRenderedPageBreak/>
-        <w:t>гармонического возмущения концентрации.</w:t>
-      </w:r>
-      <w:r>
-        <w:rPr>
-          <w:rFonts w:ascii="Times New Roman" w:hAnsi="Times New Roman" w:cs="Times New Roman"/>
-          <w:sz w:val="28"/>
-          <w:szCs w:val="28"/>
-        </w:rPr>
-        <w:t xml:space="preserve"> </w:t>
-      </w:r>
-      <w:r>
-        <w:rPr>
-          <w:rFonts w:ascii="Times New Roman" w:hAnsi="Times New Roman" w:cs="Times New Roman"/>
-          <w:sz w:val="28"/>
-          <w:szCs w:val="28"/>
-        </w:rPr>
-        <w:t>Поэтому даже упрощённая схема остаётся связанной с фундаментальной физикой аккумуляторной системы</w:t>
-      </w:r>
-      <w:r>
-        <w:rPr>
-          <w:rFonts w:ascii="Times New Roman" w:hAnsi="Times New Roman" w:cs="Times New Roman"/>
-          <w:sz w:val="28"/>
-          <w:szCs w:val="28"/>
-        </w:rPr>
-        <w:t xml:space="preserve">. </w:t>
-      </w:r>
-      <w:r>
-        <w:rPr>
-          <w:rFonts w:ascii="Times New Roman" w:hAnsi="Times New Roman" w:cs="Times New Roman"/>
-          <w:sz w:val="28"/>
-          <w:szCs w:val="28"/>
-        </w:rPr>
-        <w:t>((</w:t>
+      <w:proofErr w:type="spellEnd"/>
+      <w:r>
+        <w:rPr>
+          <w:rFonts w:ascii="Times New Roman" w:hAnsi="Times New Roman" w:cs="Times New Roman"/>
+          <w:sz w:val="28"/>
+          <w:szCs w:val="28"/>
+        </w:rPr>
+        <w:t xml:space="preserve"> следует из способности интерфейса накапливать заряд. Элемент Варбурга возникает при решении уравнения </w:t>
+      </w:r>
+      <w:proofErr w:type="spellStart"/>
+      <w:r>
+        <w:rPr>
+          <w:rFonts w:ascii="Times New Roman" w:hAnsi="Times New Roman" w:cs="Times New Roman"/>
+          <w:sz w:val="28"/>
+          <w:szCs w:val="28"/>
+        </w:rPr>
+        <w:t>Фика</w:t>
+      </w:r>
+      <w:proofErr w:type="spellEnd"/>
+      <w:r>
+        <w:rPr>
+          <w:rFonts w:ascii="Times New Roman" w:hAnsi="Times New Roman" w:cs="Times New Roman"/>
+          <w:sz w:val="28"/>
+          <w:szCs w:val="28"/>
+        </w:rPr>
+        <w:t xml:space="preserve"> для гармонического возмущения концентрации. Поэтому даже упрощённая схема остаётся связанной с фундаментальной физикой аккумуляторной системы. ((</w:t>
       </w:r>
       <w:hyperlink r:id="rId8" w:history="1">
         <w:r>
@@ -1374,15 +1559,15 @@
           <w:rFonts w:ascii="Times New Roman" w:hAnsi="Times New Roman" w:cs="Times New Roman"/>
           <w:sz w:val="28"/>
           <w:szCs w:val="28"/>
-          <w:lang w:val="en-US"/>
-        </w:rPr>
-      </w:pPr>
-      <w:r>
-        <w:rPr>
-          <w:rFonts w:ascii="Times New Roman" w:hAnsi="Times New Roman" w:cs="Times New Roman"/>
-          <w:sz w:val="28"/>
-          <w:szCs w:val="28"/>
-        </w:rPr>
+        </w:rPr>
+      </w:pPr>
+      <w:r>
+        <w:rPr>
+          <w:rFonts w:ascii="Times New Roman" w:hAnsi="Times New Roman" w:cs="Times New Roman"/>
+          <w:sz w:val="28"/>
+          <w:szCs w:val="28"/>
+        </w:rPr>
+        <w:lastRenderedPageBreak/>
         <w:t>Омическая составляющая импеданса имеет наиболее простую форму:</w:t>
       </w:r>
     </w:p>
@@ -1395,7 +1580,6 @@
           <w:rFonts w:ascii="Times New Roman" w:hAnsi="Times New Roman" w:cs="Times New Roman"/>
           <w:sz w:val="28"/>
           <w:szCs w:val="28"/>
-          <w:lang w:val="en-US"/>
         </w:rPr>
       </w:pPr>
     </w:p>
@@ -1427,10 +1611,10 @@
             <v:path o:extrusionok="f" gradientshapeok="t" o:connecttype="rect"/>
             <o:lock v:ext="edit" aspectratio="t"/>
           </v:shapetype>
-          <v:shape id="_x0000_i1157" type="#_x0000_t75" style="width:42.8pt;height:18.35pt" o:ole="">
+          <v:shape id="_x0000_i1025" type="#_x0000_t75" style="width:42.8pt;height:18.35pt" o:ole="">
             <v:imagedata r:id="rId9" o:title=""/>
           </v:shape>
-          <o:OLEObject Type="Embed" ProgID="Equation.DSMT4" ShapeID="_x0000_i1157" DrawAspect="Content" ObjectID="_1835959530" r:id="rId10"/>
+          <o:OLEObject Type="Embed" ProgID="Equation.DSMT4" ShapeID="_x0000_i1025" DrawAspect="Content" ObjectID="_1835959553" r:id="rId10"/>
         </w:object>
       </w:r>
     </w:p>
@@ -1456,56 +1640,15 @@
           <w:rFonts w:ascii="Times New Roman" w:hAnsi="Times New Roman" w:cs="Times New Roman"/>
           <w:sz w:val="28"/>
           <w:szCs w:val="28"/>
-          <w:lang w:val="en-US"/>
-        </w:rPr>
-      </w:pPr>
-      <w:r>
-        <w:rPr>
-          <w:rFonts w:ascii="Times New Roman" w:hAnsi="Times New Roman" w:cs="Times New Roman"/>
-          <w:sz w:val="28"/>
-          <w:szCs w:val="28"/>
-        </w:rPr>
-        <w:t>Эта запись означает, что соответствующий вклад не зависит от частоты и характеризует ту часть поляризации, которая реализуется практически мгновенно. Физически это оправдано тем, что электронная и ионная проводимость в первом приближении не имеют</w:t>
-      </w:r>
-      <w:r>
-        <w:rPr>
-          <w:rFonts w:ascii="Times New Roman" w:hAnsi="Times New Roman" w:cs="Times New Roman"/>
-          <w:sz w:val="28"/>
-          <w:szCs w:val="28"/>
-        </w:rPr>
-        <w:t xml:space="preserve"> </w:t>
-      </w:r>
-      <w:r>
-        <w:rPr>
-          <w:rFonts w:ascii="Times New Roman" w:hAnsi="Times New Roman" w:cs="Times New Roman"/>
-          <w:sz w:val="28"/>
-          <w:szCs w:val="28"/>
-        </w:rPr>
-        <w:t>заметной инерционности на временных масштабах стандартного EIS-эксперимента.</w:t>
-      </w:r>
-      <w:r>
-        <w:rPr>
-          <w:rFonts w:ascii="Times New Roman" w:hAnsi="Times New Roman" w:cs="Times New Roman"/>
-          <w:sz w:val="28"/>
-          <w:szCs w:val="28"/>
-        </w:rPr>
-        <w:t xml:space="preserve"> </w:t>
-      </w:r>
-      <w:r>
-        <w:rPr>
-          <w:rFonts w:ascii="Times New Roman" w:hAnsi="Times New Roman" w:cs="Times New Roman"/>
-          <w:sz w:val="28"/>
-          <w:szCs w:val="28"/>
-        </w:rPr>
-        <w:t>В результате при</w:t>
-      </w:r>
-      <w:r>
-        <w:rPr>
-          <w:rFonts w:ascii="Times New Roman" w:hAnsi="Times New Roman" w:cs="Times New Roman"/>
-          <w:sz w:val="28"/>
-          <w:szCs w:val="28"/>
-        </w:rPr>
-        <w:t xml:space="preserve"> </w:t>
+        </w:rPr>
+      </w:pPr>
+      <w:r>
+        <w:rPr>
+          <w:rFonts w:ascii="Times New Roman" w:hAnsi="Times New Roman" w:cs="Times New Roman"/>
+          <w:sz w:val="28"/>
+          <w:szCs w:val="28"/>
+        </w:rPr>
+        <w:t xml:space="preserve">Эта запись означает, что соответствующий вклад не зависит от частоты и характеризует ту часть поляризации, которая реализуется практически мгновенно. Физически это оправдано тем, что электронная и ионная проводимость в первом приближении не имеют заметной инерционности на временных масштабах стандартного EIS-эксперимента. В результате при </w:t>
       </w:r>
       <w:r>
         <w:rPr>
@@ -1655,23 +1798,7 @@
           <w:sz w:val="28"/>
           <w:szCs w:val="28"/>
         </w:rPr>
-        <w:t>на диаграмме Найквиста</w:t>
-      </w:r>
-      <w:r>
-        <w:rPr>
-          <w:rFonts w:ascii="Times New Roman" w:hAnsi="Times New Roman" w:cs="Times New Roman"/>
-          <w:sz w:val="28"/>
-          <w:szCs w:val="28"/>
-        </w:rPr>
-        <w:t xml:space="preserve">. </w:t>
-      </w:r>
-      <w:r>
-        <w:rPr>
-          <w:rFonts w:ascii="Times New Roman" w:hAnsi="Times New Roman" w:cs="Times New Roman"/>
-          <w:sz w:val="28"/>
-          <w:szCs w:val="28"/>
-        </w:rPr>
-        <w:t>((</w:t>
+        <w:t>на диаграмме Найквиста. ((</w:t>
       </w:r>
       <w:hyperlink r:id="rId11" w:history="1">
         <w:r>
@@ -1702,7 +1829,6 @@
           <w:rFonts w:ascii="Times New Roman" w:hAnsi="Times New Roman" w:cs="Times New Roman"/>
           <w:sz w:val="28"/>
           <w:szCs w:val="28"/>
-          <w:lang w:val="en-US"/>
         </w:rPr>
       </w:pPr>
     </w:p>
@@ -1729,6 +1855,7 @@
         </w:rPr>
         <w:t xml:space="preserve">2.2.3 Аналитическое представление </w:t>
       </w:r>
+      <w:proofErr w:type="spellStart"/>
       <w:r>
         <w:rPr>
           <w:rFonts w:ascii="Times New Roman" w:hAnsi="Times New Roman" w:cs="Times New Roman"/>
@@ -1740,6 +1867,7 @@
         </w:rPr>
         <w:t>зарядопереносной</w:t>
       </w:r>
+      <w:proofErr w:type="spellEnd"/>
       <w:r>
         <w:rPr>
           <w:rFonts w:ascii="Times New Roman" w:hAnsi="Times New Roman" w:cs="Times New Roman"/>
@@ -1780,16 +1908,9 @@
           <w:sz w:val="28"/>
           <w:szCs w:val="28"/>
         </w:rPr>
-        <w:t>Для межфазной ветви используется параллельное соединение</w:t>
-      </w:r>
-      <w:r>
-        <w:rPr>
-          <w:rFonts w:ascii="Times New Roman" w:hAnsi="Times New Roman" w:cs="Times New Roman"/>
-          <w:sz w:val="28"/>
-          <w:szCs w:val="28"/>
-        </w:rPr>
-        <w:t xml:space="preserve"> </w:t>
-      </w:r>
+        <w:t xml:space="preserve">Для межфазной ветви используется параллельное соединение </w:t>
+      </w:r>
+      <w:proofErr w:type="spellStart"/>
       <w:r>
         <w:rPr>
           <w:rFonts w:ascii="Times New Roman" w:hAnsi="Times New Roman" w:cs="Times New Roman"/>
@@ -1813,6 +1934,7 @@
         </w:rPr>
         <w:t>ct</w:t>
       </w:r>
+      <w:proofErr w:type="spellEnd"/>
       <w:r>
         <w:rPr>
           <w:rFonts w:ascii="Times New Roman" w:hAnsi="Times New Roman" w:cs="Times New Roman"/>
@@ -1837,6 +1959,7 @@
         </w:rPr>
         <w:t xml:space="preserve"> </w:t>
       </w:r>
+      <w:proofErr w:type="spellStart"/>
       <w:r>
         <w:rPr>
           <w:rFonts w:ascii="Times New Roman" w:hAnsi="Times New Roman" w:cs="Times New Roman"/>
@@ -1860,6 +1983,7 @@
         </w:rPr>
         <w:t>dl</w:t>
       </w:r>
+      <w:proofErr w:type="spellEnd"/>
       <w:r>
         <w:rPr>
           <w:rFonts w:ascii="Times New Roman" w:hAnsi="Times New Roman" w:cs="Times New Roman"/>
@@ -1898,7 +2022,6 @@
           <w:rFonts w:ascii="Times New Roman" w:hAnsi="Times New Roman" w:cs="Times New Roman"/>
           <w:sz w:val="28"/>
           <w:szCs w:val="28"/>
-          <w:lang w:val="en-US"/>
         </w:rPr>
       </w:pPr>
       <w:r>
@@ -1909,10 +2032,10 @@
           <w:szCs w:val="28"/>
         </w:rPr>
         <w:object w:dxaOrig="1800" w:dyaOrig="680" w14:anchorId="3BA5D9B4">
-          <v:shape id="_x0000_i1162" type="#_x0000_t75" style="width:90.35pt;height:33.95pt" o:ole="">
+          <v:shape id="_x0000_i1026" type="#_x0000_t75" style="width:90.35pt;height:33.95pt" o:ole="">
             <v:imagedata r:id="rId12" o:title=""/>
           </v:shape>
-          <o:OLEObject Type="Embed" ProgID="Equation.DSMT4" ShapeID="_x0000_i1162" DrawAspect="Content" ObjectID="_1835959531" r:id="rId13"/>
+          <o:OLEObject Type="Embed" ProgID="Equation.DSMT4" ShapeID="_x0000_i1026" DrawAspect="Content" ObjectID="_1835959554" r:id="rId13"/>
         </w:object>
       </w:r>
       <w:r>
@@ -1920,7 +2043,6 @@
           <w:rFonts w:ascii="Times New Roman" w:hAnsi="Times New Roman" w:cs="Times New Roman"/>
           <w:sz w:val="28"/>
           <w:szCs w:val="28"/>
-          <w:lang w:val="en-US"/>
         </w:rPr>
         <w:t>.</w:t>
       </w:r>
@@ -1934,52 +2056,68 @@
           <w:rFonts w:ascii="Times New Roman" w:hAnsi="Times New Roman" w:cs="Times New Roman"/>
           <w:sz w:val="28"/>
           <w:szCs w:val="28"/>
-          <w:lang w:val="en-US"/>
-        </w:rPr>
-      </w:pPr>
-    </w:p>
-    <w:p>
-      <w:pPr>
-        <w:spacing w:line="360" w:lineRule="auto"/>
-        <w:ind w:firstLine="709"/>
-        <w:jc w:val="both"/>
-        <w:rPr>
-          <w:rFonts w:ascii="Times New Roman" w:hAnsi="Times New Roman" w:cs="Times New Roman"/>
-          <w:sz w:val="28"/>
-          <w:szCs w:val="28"/>
-        </w:rPr>
-      </w:pPr>
-      <w:r>
-        <w:rPr>
-          <w:rFonts w:ascii="Times New Roman" w:hAnsi="Times New Roman" w:cs="Times New Roman"/>
-          <w:sz w:val="28"/>
-          <w:szCs w:val="28"/>
-        </w:rPr>
-        <w:t>Тогда импеданс зарядопереносной ветви равен</w:t>
-      </w:r>
-    </w:p>
-    <w:p>
-      <w:pPr>
-        <w:spacing w:line="360" w:lineRule="auto"/>
-        <w:ind w:firstLine="709"/>
-        <w:jc w:val="both"/>
-        <w:rPr>
-          <w:rFonts w:ascii="Times New Roman" w:hAnsi="Times New Roman" w:cs="Times New Roman"/>
-          <w:sz w:val="28"/>
-          <w:szCs w:val="28"/>
-        </w:rPr>
-      </w:pPr>
-    </w:p>
-    <w:p>
-      <w:pPr>
-        <w:spacing w:line="360" w:lineRule="auto"/>
-        <w:ind w:firstLine="709"/>
-        <w:jc w:val="both"/>
-        <w:rPr>
-          <w:rFonts w:ascii="Times New Roman" w:hAnsi="Times New Roman" w:cs="Times New Roman"/>
-          <w:sz w:val="28"/>
-          <w:szCs w:val="28"/>
-          <w:lang w:val="en-US"/>
+        </w:rPr>
+      </w:pPr>
+    </w:p>
+    <w:p>
+      <w:pPr>
+        <w:spacing w:line="360" w:lineRule="auto"/>
+        <w:ind w:firstLine="709"/>
+        <w:jc w:val="both"/>
+        <w:rPr>
+          <w:rFonts w:ascii="Times New Roman" w:hAnsi="Times New Roman" w:cs="Times New Roman"/>
+          <w:sz w:val="28"/>
+          <w:szCs w:val="28"/>
+        </w:rPr>
+      </w:pPr>
+      <w:r>
+        <w:rPr>
+          <w:rFonts w:ascii="Times New Roman" w:hAnsi="Times New Roman" w:cs="Times New Roman"/>
+          <w:sz w:val="28"/>
+          <w:szCs w:val="28"/>
+        </w:rPr>
+        <w:t xml:space="preserve">Тогда импеданс </w:t>
+      </w:r>
+      <w:proofErr w:type="spellStart"/>
+      <w:r>
+        <w:rPr>
+          <w:rFonts w:ascii="Times New Roman" w:hAnsi="Times New Roman" w:cs="Times New Roman"/>
+          <w:sz w:val="28"/>
+          <w:szCs w:val="28"/>
+        </w:rPr>
+        <w:t>зарядопереносной</w:t>
+      </w:r>
+      <w:proofErr w:type="spellEnd"/>
+      <w:r>
+        <w:rPr>
+          <w:rFonts w:ascii="Times New Roman" w:hAnsi="Times New Roman" w:cs="Times New Roman"/>
+          <w:sz w:val="28"/>
+          <w:szCs w:val="28"/>
+        </w:rPr>
+        <w:t xml:space="preserve"> ветви равен</w:t>
+      </w:r>
+    </w:p>
+    <w:p>
+      <w:pPr>
+        <w:spacing w:line="360" w:lineRule="auto"/>
+        <w:ind w:firstLine="709"/>
+        <w:jc w:val="both"/>
+        <w:rPr>
+          <w:rFonts w:ascii="Times New Roman" w:hAnsi="Times New Roman" w:cs="Times New Roman"/>
+          <w:sz w:val="28"/>
+          <w:szCs w:val="28"/>
+        </w:rPr>
+      </w:pPr>
+    </w:p>
+    <w:p>
+      <w:pPr>
+        <w:spacing w:line="360" w:lineRule="auto"/>
+        <w:ind w:firstLine="709"/>
+        <w:jc w:val="both"/>
+        <w:rPr>
+          <w:rFonts w:ascii="Times New Roman" w:hAnsi="Times New Roman" w:cs="Times New Roman"/>
+          <w:sz w:val="28"/>
+          <w:szCs w:val="28"/>
         </w:rPr>
       </w:pPr>
       <w:r>
@@ -1990,10 +2128,10 @@
           <w:szCs w:val="28"/>
         </w:rPr>
         <w:object w:dxaOrig="2620" w:dyaOrig="700" w14:anchorId="6DC4FE15">
-          <v:shape id="_x0000_i1165" type="#_x0000_t75" style="width:131.1pt;height:35.3pt" o:ole="">
+          <v:shape id="_x0000_i1027" type="#_x0000_t75" style="width:131.1pt;height:35.3pt" o:ole="">
             <v:imagedata r:id="rId14" o:title=""/>
           </v:shape>
-          <o:OLEObject Type="Embed" ProgID="Equation.DSMT4" ShapeID="_x0000_i1165" DrawAspect="Content" ObjectID="_1835959532" r:id="rId15"/>
+          <o:OLEObject Type="Embed" ProgID="Equation.DSMT4" ShapeID="_x0000_i1027" DrawAspect="Content" ObjectID="_1835959555" r:id="rId15"/>
         </w:object>
       </w:r>
       <w:r>
@@ -2001,7 +2139,6 @@
           <w:rFonts w:ascii="Times New Roman" w:hAnsi="Times New Roman" w:cs="Times New Roman"/>
           <w:sz w:val="28"/>
           <w:szCs w:val="28"/>
-          <w:lang w:val="en-US"/>
         </w:rPr>
         <w:t>.</w:t>
       </w:r>
@@ -2015,28 +2152,27 @@
           <w:rFonts w:ascii="Times New Roman" w:hAnsi="Times New Roman" w:cs="Times New Roman"/>
           <w:sz w:val="28"/>
           <w:szCs w:val="28"/>
-          <w:lang w:val="en-US"/>
-        </w:rPr>
-      </w:pPr>
-    </w:p>
-    <w:p>
-      <w:pPr>
-        <w:spacing w:line="360" w:lineRule="auto"/>
-        <w:ind w:firstLine="709"/>
-        <w:jc w:val="both"/>
-        <w:rPr>
-          <w:rFonts w:ascii="Times New Roman" w:hAnsi="Times New Roman" w:cs="Times New Roman"/>
-          <w:sz w:val="28"/>
-          <w:szCs w:val="28"/>
-          <w:lang w:val="en-US"/>
-        </w:rPr>
-      </w:pPr>
-      <w:r>
-        <w:rPr>
-          <w:rFonts w:ascii="Times New Roman" w:hAnsi="Times New Roman" w:cs="Times New Roman"/>
-          <w:sz w:val="28"/>
-          <w:szCs w:val="28"/>
-        </w:rPr>
+        </w:rPr>
+      </w:pPr>
+    </w:p>
+    <w:p>
+      <w:pPr>
+        <w:spacing w:line="360" w:lineRule="auto"/>
+        <w:ind w:firstLine="709"/>
+        <w:jc w:val="both"/>
+        <w:rPr>
+          <w:rFonts w:ascii="Times New Roman" w:hAnsi="Times New Roman" w:cs="Times New Roman"/>
+          <w:sz w:val="28"/>
+          <w:szCs w:val="28"/>
+        </w:rPr>
+      </w:pPr>
+      <w:r>
+        <w:rPr>
+          <w:rFonts w:ascii="Times New Roman" w:hAnsi="Times New Roman" w:cs="Times New Roman"/>
+          <w:sz w:val="28"/>
+          <w:szCs w:val="28"/>
+        </w:rPr>
+        <w:lastRenderedPageBreak/>
         <w:t>Это выражение имеет фундаментальный физический смысл. При низких частотах ёмкость двойного слоя «успевает» зарядиться, ток идёт преимущественно через резистивную ветвь, и</w:t>
       </w:r>
     </w:p>
@@ -2049,20 +2185,18 @@
           <w:rFonts w:ascii="Times New Roman" w:hAnsi="Times New Roman" w:cs="Times New Roman"/>
           <w:sz w:val="28"/>
           <w:szCs w:val="28"/>
-          <w:lang w:val="en-US"/>
-        </w:rPr>
-      </w:pPr>
-    </w:p>
-    <w:p>
-      <w:pPr>
-        <w:spacing w:line="360" w:lineRule="auto"/>
-        <w:ind w:firstLine="709"/>
-        <w:jc w:val="both"/>
-        <w:rPr>
-          <w:rFonts w:ascii="Times New Roman" w:hAnsi="Times New Roman" w:cs="Times New Roman"/>
-          <w:sz w:val="28"/>
-          <w:szCs w:val="28"/>
-          <w:lang w:val="en-US"/>
+        </w:rPr>
+      </w:pPr>
+    </w:p>
+    <w:p>
+      <w:pPr>
+        <w:spacing w:line="360" w:lineRule="auto"/>
+        <w:ind w:firstLine="709"/>
+        <w:jc w:val="both"/>
+        <w:rPr>
+          <w:rFonts w:ascii="Times New Roman" w:hAnsi="Times New Roman" w:cs="Times New Roman"/>
+          <w:sz w:val="28"/>
+          <w:szCs w:val="28"/>
         </w:rPr>
       </w:pPr>
       <w:r>
@@ -2074,10 +2208,10 @@
           <w:lang w:val="en-US"/>
         </w:rPr>
         <w:object w:dxaOrig="1120" w:dyaOrig="380" w14:anchorId="5C918BFA">
-          <v:shape id="_x0000_i1168" type="#_x0000_t75" style="width:55.7pt;height:19pt" o:ole="">
+          <v:shape id="_x0000_i1028" type="#_x0000_t75" style="width:55.7pt;height:19pt" o:ole="">
             <v:imagedata r:id="rId16" o:title=""/>
           </v:shape>
-          <o:OLEObject Type="Embed" ProgID="Equation.DSMT4" ShapeID="_x0000_i1168" DrawAspect="Content" ObjectID="_1835959533" r:id="rId17"/>
+          <o:OLEObject Type="Embed" ProgID="Equation.DSMT4" ShapeID="_x0000_i1028" DrawAspect="Content" ObjectID="_1835959556" r:id="rId17"/>
         </w:object>
       </w:r>
       <w:r>
@@ -2085,7 +2219,6 @@
           <w:rFonts w:ascii="Times New Roman" w:hAnsi="Times New Roman" w:cs="Times New Roman"/>
           <w:sz w:val="28"/>
           <w:szCs w:val="28"/>
-          <w:lang w:val="en-US"/>
         </w:rPr>
         <w:t>.</w:t>
       </w:r>
@@ -2099,38 +2232,29 @@
           <w:rFonts w:ascii="Times New Roman" w:hAnsi="Times New Roman" w:cs="Times New Roman"/>
           <w:sz w:val="28"/>
           <w:szCs w:val="28"/>
-          <w:lang w:val="en-US"/>
-        </w:rPr>
-      </w:pPr>
-    </w:p>
-    <w:p>
-      <w:pPr>
-        <w:spacing w:line="360" w:lineRule="auto"/>
-        <w:ind w:firstLine="709"/>
-        <w:jc w:val="both"/>
-        <w:rPr>
-          <w:rFonts w:ascii="Times New Roman" w:hAnsi="Times New Roman" w:cs="Times New Roman"/>
-          <w:sz w:val="28"/>
-          <w:szCs w:val="28"/>
-          <w:lang w:val="en-US"/>
-        </w:rPr>
-      </w:pPr>
-      <w:r>
-        <w:rPr>
-          <w:rFonts w:ascii="Times New Roman" w:hAnsi="Times New Roman" w:cs="Times New Roman"/>
-          <w:sz w:val="28"/>
-          <w:szCs w:val="28"/>
-        </w:rPr>
-        <w:t>При высоких частотах зарядка двойного слоя доминирует, а сопротивление этой ветви падает, так что её вклад в полный спектр уменьшается. Именно поэтому на диаграмме Найквиста возникает полукруг, диаметр которого в идеальном случае равен</w:t>
-      </w:r>
-      <w:r>
-        <w:rPr>
-          <w:rFonts w:ascii="Times New Roman" w:hAnsi="Times New Roman" w:cs="Times New Roman"/>
-          <w:sz w:val="28"/>
-          <w:szCs w:val="28"/>
-        </w:rPr>
-        <w:t xml:space="preserve"> </w:t>
-      </w:r>
+        </w:rPr>
+      </w:pPr>
+    </w:p>
+    <w:p>
+      <w:pPr>
+        <w:spacing w:line="360" w:lineRule="auto"/>
+        <w:ind w:firstLine="709"/>
+        <w:jc w:val="both"/>
+        <w:rPr>
+          <w:rFonts w:ascii="Times New Roman" w:hAnsi="Times New Roman" w:cs="Times New Roman"/>
+          <w:sz w:val="28"/>
+          <w:szCs w:val="28"/>
+        </w:rPr>
+      </w:pPr>
+      <w:r>
+        <w:rPr>
+          <w:rFonts w:ascii="Times New Roman" w:hAnsi="Times New Roman" w:cs="Times New Roman"/>
+          <w:sz w:val="28"/>
+          <w:szCs w:val="28"/>
+        </w:rPr>
+        <w:t xml:space="preserve">При высоких частотах зарядка двойного слоя доминирует, а сопротивление этой ветви падает, так что её вклад в полный спектр уменьшается. Именно поэтому на диаграмме Найквиста возникает полукруг, диаметр которого в идеальном случае равен </w:t>
+      </w:r>
+      <w:proofErr w:type="spellStart"/>
       <w:r>
         <w:rPr>
           <w:rFonts w:ascii="Times New Roman" w:hAnsi="Times New Roman" w:cs="Times New Roman"/>
@@ -2154,46 +2278,37 @@
         </w:rPr>
         <w:t>ct</w:t>
       </w:r>
-      <w:r>
-        <w:rPr>
-          <w:rFonts w:ascii="Times New Roman" w:hAnsi="Times New Roman" w:cs="Times New Roman"/>
-          <w:sz w:val="28"/>
-          <w:szCs w:val="28"/>
-        </w:rPr>
-        <w:t xml:space="preserve">, </w:t>
-      </w:r>
-      <w:r>
-        <w:rPr>
-          <w:rFonts w:ascii="Times New Roman" w:hAnsi="Times New Roman" w:cs="Times New Roman"/>
-          <w:sz w:val="28"/>
-          <w:szCs w:val="28"/>
-        </w:rPr>
-        <w:t>а характерная частота вершины определяется соотношением</w:t>
-      </w:r>
-    </w:p>
-    <w:p>
-      <w:pPr>
-        <w:spacing w:line="360" w:lineRule="auto"/>
-        <w:ind w:firstLine="709"/>
-        <w:jc w:val="both"/>
-        <w:rPr>
-          <w:rFonts w:ascii="Times New Roman" w:hAnsi="Times New Roman" w:cs="Times New Roman"/>
-          <w:sz w:val="28"/>
-          <w:szCs w:val="28"/>
-          <w:lang w:val="en-US"/>
-        </w:rPr>
-      </w:pPr>
-    </w:p>
-    <w:p>
-      <w:pPr>
-        <w:spacing w:line="360" w:lineRule="auto"/>
-        <w:ind w:firstLine="709"/>
-        <w:jc w:val="both"/>
-        <w:rPr>
-          <w:rFonts w:ascii="Times New Roman" w:hAnsi="Times New Roman" w:cs="Times New Roman"/>
-          <w:sz w:val="28"/>
-          <w:szCs w:val="28"/>
-          <w:lang w:val="en-US"/>
+      <w:proofErr w:type="spellEnd"/>
+      <w:r>
+        <w:rPr>
+          <w:rFonts w:ascii="Times New Roman" w:hAnsi="Times New Roman" w:cs="Times New Roman"/>
+          <w:sz w:val="28"/>
+          <w:szCs w:val="28"/>
+        </w:rPr>
+        <w:t>, а характерная частота вершины определяется соотношением</w:t>
+      </w:r>
+    </w:p>
+    <w:p>
+      <w:pPr>
+        <w:spacing w:line="360" w:lineRule="auto"/>
+        <w:ind w:firstLine="709"/>
+        <w:jc w:val="both"/>
+        <w:rPr>
+          <w:rFonts w:ascii="Times New Roman" w:hAnsi="Times New Roman" w:cs="Times New Roman"/>
+          <w:sz w:val="28"/>
+          <w:szCs w:val="28"/>
+        </w:rPr>
+      </w:pPr>
+    </w:p>
+    <w:p>
+      <w:pPr>
+        <w:spacing w:line="360" w:lineRule="auto"/>
+        <w:ind w:firstLine="709"/>
+        <w:jc w:val="both"/>
+        <w:rPr>
+          <w:rFonts w:ascii="Times New Roman" w:hAnsi="Times New Roman" w:cs="Times New Roman"/>
+          <w:sz w:val="28"/>
+          <w:szCs w:val="28"/>
         </w:rPr>
       </w:pPr>
       <w:r>
@@ -2205,10 +2320,10 @@
           <w:lang w:val="en-US"/>
         </w:rPr>
         <w:object w:dxaOrig="1180" w:dyaOrig="680" w14:anchorId="4D52710D">
-          <v:shape id="_x0000_i1171" type="#_x0000_t75" style="width:59.1pt;height:33.95pt" o:ole="">
+          <v:shape id="_x0000_i1029" type="#_x0000_t75" style="width:59.1pt;height:33.95pt" o:ole="">
             <v:imagedata r:id="rId18" o:title=""/>
           </v:shape>
-          <o:OLEObject Type="Embed" ProgID="Equation.DSMT4" ShapeID="_x0000_i1171" DrawAspect="Content" ObjectID="_1835959534" r:id="rId19"/>
+          <o:OLEObject Type="Embed" ProgID="Equation.DSMT4" ShapeID="_x0000_i1029" DrawAspect="Content" ObjectID="_1835959557" r:id="rId19"/>
         </w:object>
       </w:r>
       <w:r>
@@ -2216,7 +2331,6 @@
           <w:rFonts w:ascii="Times New Roman" w:hAnsi="Times New Roman" w:cs="Times New Roman"/>
           <w:sz w:val="28"/>
           <w:szCs w:val="28"/>
-          <w:lang w:val="en-US"/>
         </w:rPr>
         <w:t>.</w:t>
       </w:r>
@@ -2230,38 +2344,29 @@
           <w:rFonts w:ascii="Times New Roman" w:hAnsi="Times New Roman" w:cs="Times New Roman"/>
           <w:sz w:val="28"/>
           <w:szCs w:val="28"/>
-          <w:lang w:val="en-US"/>
-        </w:rPr>
-      </w:pPr>
-    </w:p>
-    <w:p>
-      <w:pPr>
-        <w:spacing w:line="360" w:lineRule="auto"/>
-        <w:ind w:firstLine="709"/>
-        <w:jc w:val="both"/>
-        <w:rPr>
-          <w:rFonts w:ascii="Times New Roman" w:hAnsi="Times New Roman" w:cs="Times New Roman"/>
-          <w:sz w:val="28"/>
-          <w:szCs w:val="28"/>
-          <w:lang w:val="en-US"/>
-        </w:rPr>
-      </w:pPr>
-      <w:r>
-        <w:rPr>
-          <w:rFonts w:ascii="Times New Roman" w:hAnsi="Times New Roman" w:cs="Times New Roman"/>
-          <w:sz w:val="28"/>
-          <w:szCs w:val="28"/>
-        </w:rPr>
-        <w:t>Последнее выражение получается из условия экстремума мнимой части ветви</w:t>
-      </w:r>
-      <w:r>
-        <w:rPr>
-          <w:rFonts w:ascii="Times New Roman" w:hAnsi="Times New Roman" w:cs="Times New Roman"/>
-          <w:sz w:val="28"/>
-          <w:szCs w:val="28"/>
-        </w:rPr>
-        <w:t xml:space="preserve"> </w:t>
-      </w:r>
+        </w:rPr>
+      </w:pPr>
+    </w:p>
+    <w:p>
+      <w:pPr>
+        <w:spacing w:line="360" w:lineRule="auto"/>
+        <w:ind w:firstLine="709"/>
+        <w:jc w:val="both"/>
+        <w:rPr>
+          <w:rFonts w:ascii="Times New Roman" w:hAnsi="Times New Roman" w:cs="Times New Roman"/>
+          <w:sz w:val="28"/>
+          <w:szCs w:val="28"/>
+        </w:rPr>
+      </w:pPr>
+      <w:r>
+        <w:rPr>
+          <w:rFonts w:ascii="Times New Roman" w:hAnsi="Times New Roman" w:cs="Times New Roman"/>
+          <w:sz w:val="28"/>
+          <w:szCs w:val="28"/>
+        </w:rPr>
+        <w:t xml:space="preserve">Последнее выражение получается из условия экстремума мнимой части ветви </w:t>
+      </w:r>
+      <w:proofErr w:type="spellStart"/>
       <w:r>
         <w:rPr>
           <w:rFonts w:ascii="Times New Roman" w:hAnsi="Times New Roman" w:cs="Times New Roman"/>
@@ -2285,6 +2390,7 @@
         </w:rPr>
         <w:t>ct</w:t>
       </w:r>
+      <w:proofErr w:type="spellEnd"/>
       <w:r>
         <w:rPr>
           <w:rFonts w:ascii="Times New Roman" w:hAnsi="Times New Roman" w:cs="Times New Roman"/>
@@ -2314,65 +2420,9 @@
           <w:sz w:val="28"/>
           <w:szCs w:val="28"/>
         </w:rPr>
-        <w:t xml:space="preserve">. </w:t>
-      </w:r>
-      <w:r>
-        <w:rPr>
-          <w:rFonts w:ascii="Times New Roman" w:hAnsi="Times New Roman" w:cs="Times New Roman"/>
-          <w:sz w:val="28"/>
-          <w:szCs w:val="28"/>
-        </w:rPr>
-        <w:t>Оно особенно важно в практической идентификации, поскольку позволяет связать геометрию спектра с параметрами модели.</w:t>
-      </w:r>
-      <w:r>
-        <w:rPr>
-          <w:rFonts w:ascii="Times New Roman" w:hAnsi="Times New Roman" w:cs="Times New Roman"/>
-          <w:sz w:val="28"/>
-          <w:szCs w:val="28"/>
-        </w:rPr>
-        <w:t xml:space="preserve"> </w:t>
-      </w:r>
-      <w:r>
-        <w:rPr>
-          <w:rFonts w:ascii="Times New Roman" w:hAnsi="Times New Roman" w:cs="Times New Roman"/>
-          <w:sz w:val="28"/>
-          <w:szCs w:val="28"/>
-        </w:rPr>
-        <w:t>С научной точки зрения это даёт строгий мост между межфазной кинетикой и формой EIS-спектра.</w:t>
-      </w:r>
-      <w:r>
-        <w:rPr>
-          <w:rFonts w:ascii="Times New Roman" w:hAnsi="Times New Roman" w:cs="Times New Roman"/>
-          <w:sz w:val="28"/>
-          <w:szCs w:val="28"/>
-        </w:rPr>
-        <w:t xml:space="preserve"> </w:t>
-      </w:r>
-      <w:r>
-        <w:rPr>
-          <w:rFonts w:ascii="Times New Roman" w:hAnsi="Times New Roman" w:cs="Times New Roman"/>
-          <w:sz w:val="28"/>
-          <w:szCs w:val="28"/>
-        </w:rPr>
-        <w:t xml:space="preserve">С практической точки зрения это позволяет по одной области спектра </w:t>
-      </w:r>
-      <w:r>
-        <w:rPr>
-          <w:rFonts w:ascii="Times New Roman" w:hAnsi="Times New Roman" w:cs="Times New Roman"/>
-          <w:sz w:val="28"/>
-          <w:szCs w:val="28"/>
-        </w:rPr>
-        <w:lastRenderedPageBreak/>
-        <w:t>восстанавливать два ключевых параметра —</w:t>
-      </w:r>
-      <w:r>
-        <w:rPr>
-          <w:rFonts w:ascii="Times New Roman" w:hAnsi="Times New Roman" w:cs="Times New Roman"/>
-          <w:sz w:val="28"/>
-          <w:szCs w:val="28"/>
-        </w:rPr>
-        <w:t xml:space="preserve"> </w:t>
-      </w:r>
+        <w:t xml:space="preserve">. Оно особенно важно в практической идентификации, поскольку позволяет связать геометрию спектра с параметрами модели. С научной точки зрения это даёт строгий мост между межфазной кинетикой и формой EIS-спектра. С практической точки зрения это позволяет по одной области спектра восстанавливать два ключевых параметра — </w:t>
+      </w:r>
+      <w:proofErr w:type="spellStart"/>
       <w:r>
         <w:rPr>
           <w:rFonts w:ascii="Times New Roman" w:hAnsi="Times New Roman" w:cs="Times New Roman"/>
@@ -2396,6 +2446,7 @@
         </w:rPr>
         <w:t>ct</w:t>
       </w:r>
+      <w:proofErr w:type="spellEnd"/>
       <w:r>
         <w:rPr>
           <w:rFonts w:ascii="Times New Roman" w:hAnsi="Times New Roman" w:cs="Times New Roman"/>
@@ -2404,6 +2455,7 @@
         </w:rPr>
         <w:t xml:space="preserve"> и </w:t>
       </w:r>
+      <w:proofErr w:type="spellStart"/>
       <w:r>
         <w:rPr>
           <w:rFonts w:ascii="Times New Roman" w:hAnsi="Times New Roman" w:cs="Times New Roman"/>
@@ -2427,6 +2479,7 @@
         </w:rPr>
         <w:t>dl</w:t>
       </w:r>
+      <w:proofErr w:type="spellEnd"/>
       <w:r>
         <w:rPr>
           <w:rFonts w:ascii="Times New Roman" w:hAnsi="Times New Roman" w:cs="Times New Roman"/>
@@ -2441,15 +2494,7 @@
           <w:sz w:val="28"/>
           <w:szCs w:val="28"/>
         </w:rPr>
-        <w:t xml:space="preserve"> </w:t>
-      </w:r>
-      <w:r>
-        <w:rPr>
-          <w:rFonts w:ascii="Times New Roman" w:hAnsi="Times New Roman" w:cs="Times New Roman"/>
-          <w:sz w:val="28"/>
-          <w:szCs w:val="28"/>
-        </w:rPr>
-        <w:t>((</w:t>
+        <w:t xml:space="preserve"> ((</w:t>
       </w:r>
       <w:hyperlink r:id="rId20" w:history="1">
         <w:r>
@@ -2480,7 +2525,6 @@
           <w:rFonts w:ascii="Times New Roman" w:hAnsi="Times New Roman" w:cs="Times New Roman"/>
           <w:sz w:val="28"/>
           <w:szCs w:val="28"/>
-          <w:lang w:val="en-US"/>
         </w:rPr>
       </w:pPr>
     </w:p>
@@ -2537,6 +2581,7 @@
           <w:sz w:val="28"/>
           <w:szCs w:val="28"/>
         </w:rPr>
+        <w:lastRenderedPageBreak/>
         <w:t xml:space="preserve">Диффузионный элемент в базовой модели записывается в форме </w:t>
       </w:r>
       <w:r>
@@ -2586,7 +2631,6 @@
           <w:rFonts w:ascii="Times New Roman" w:hAnsi="Times New Roman" w:cs="Times New Roman"/>
           <w:sz w:val="28"/>
           <w:szCs w:val="28"/>
-          <w:lang w:val="en-US"/>
         </w:rPr>
       </w:pPr>
       <w:r>
@@ -2597,10 +2641,10 @@
           <w:szCs w:val="28"/>
         </w:rPr>
         <w:object w:dxaOrig="1420" w:dyaOrig="700" w14:anchorId="60C42B70">
-          <v:shape id="_x0000_i1174" type="#_x0000_t75" style="width:71.3pt;height:35.3pt" o:ole="">
+          <v:shape id="_x0000_i1030" type="#_x0000_t75" style="width:71.3pt;height:35.3pt" o:ole="">
             <v:imagedata r:id="rId21" o:title=""/>
           </v:shape>
-          <o:OLEObject Type="Embed" ProgID="Equation.DSMT4" ShapeID="_x0000_i1174" DrawAspect="Content" ObjectID="_1835959535" r:id="rId22"/>
+          <o:OLEObject Type="Embed" ProgID="Equation.DSMT4" ShapeID="_x0000_i1030" DrawAspect="Content" ObjectID="_1835959558" r:id="rId22"/>
         </w:object>
       </w:r>
       <w:r>
@@ -2608,7 +2652,6 @@
           <w:rFonts w:ascii="Times New Roman" w:hAnsi="Times New Roman" w:cs="Times New Roman"/>
           <w:sz w:val="28"/>
           <w:szCs w:val="28"/>
-          <w:lang w:val="en-US"/>
         </w:rPr>
         <w:t>,</w:t>
       </w:r>
@@ -2622,20 +2665,18 @@
           <w:rFonts w:ascii="Times New Roman" w:hAnsi="Times New Roman" w:cs="Times New Roman"/>
           <w:sz w:val="28"/>
           <w:szCs w:val="28"/>
-          <w:lang w:val="en-US"/>
-        </w:rPr>
-      </w:pPr>
-    </w:p>
-    <w:p>
-      <w:pPr>
-        <w:spacing w:line="360" w:lineRule="auto"/>
-        <w:ind w:firstLine="709"/>
-        <w:jc w:val="both"/>
-        <w:rPr>
-          <w:rFonts w:ascii="Times New Roman" w:hAnsi="Times New Roman" w:cs="Times New Roman"/>
-          <w:sz w:val="28"/>
-          <w:szCs w:val="28"/>
-          <w:lang w:val="en-US"/>
+        </w:rPr>
+      </w:pPr>
+    </w:p>
+    <w:p>
+      <w:pPr>
+        <w:spacing w:line="360" w:lineRule="auto"/>
+        <w:ind w:firstLine="709"/>
+        <w:jc w:val="both"/>
+        <w:rPr>
+          <w:rFonts w:ascii="Times New Roman" w:hAnsi="Times New Roman" w:cs="Times New Roman"/>
+          <w:sz w:val="28"/>
+          <w:szCs w:val="28"/>
         </w:rPr>
       </w:pPr>
       <w:r>
@@ -2651,7 +2692,6 @@
           <w:rFonts w:ascii="Times New Roman" w:hAnsi="Times New Roman" w:cs="Times New Roman"/>
           <w:sz w:val="28"/>
           <w:szCs w:val="28"/>
-          <w:lang w:val="en-US"/>
         </w:rPr>
         <w:t xml:space="preserve"> </w:t>
       </w:r>
@@ -2671,7 +2711,6 @@
           <w:rFonts w:ascii="Times New Roman" w:hAnsi="Times New Roman" w:cs="Times New Roman"/>
           <w:sz w:val="28"/>
           <w:szCs w:val="28"/>
-          <w:lang w:val="en-US"/>
         </w:rPr>
         <w:t xml:space="preserve"> </w:t>
       </w:r>
@@ -2688,7 +2727,6 @@
           <w:rFonts w:ascii="Times New Roman" w:hAnsi="Times New Roman" w:cs="Times New Roman"/>
           <w:sz w:val="28"/>
           <w:szCs w:val="28"/>
-          <w:lang w:val="en-US"/>
         </w:rPr>
         <w:t>.</w:t>
       </w:r>
@@ -2710,15 +2748,7 @@
           <w:sz w:val="28"/>
           <w:szCs w:val="28"/>
         </w:rPr>
-        <w:t>Эта формула соответствует полуограниченной диффузии и отражает ситуацию, когда глубина проникновения гармонического возмущения существенно меньше характерного диффузионного размера области. Тогда диффузионный отклик не «чувствует» конечности размера частицы или слоя и подчиняется закону</w:t>
-      </w:r>
-      <w:r>
-        <w:rPr>
-          <w:rFonts w:ascii="Times New Roman" w:hAnsi="Times New Roman" w:cs="Times New Roman"/>
-          <w:sz w:val="28"/>
-          <w:szCs w:val="28"/>
-        </w:rPr>
-        <w:t xml:space="preserve"> </w:t>
+        <w:t xml:space="preserve">Эта формула соответствует полуограниченной диффузии и отражает ситуацию, когда глубина проникновения гармонического возмущения существенно меньше характерного диффузионного размера области. Тогда диффузионный отклик не «чувствует» конечности размера частицы или слоя и подчиняется закону </w:t>
       </w:r>
       <w:r>
         <w:rPr>
@@ -2759,7 +2789,6 @@
           <w:rFonts w:ascii="Times New Roman" w:hAnsi="Times New Roman" w:cs="Times New Roman"/>
           <w:sz w:val="28"/>
           <w:szCs w:val="28"/>
-          <w:lang w:val="en-US"/>
         </w:rPr>
       </w:pPr>
       <w:r>
@@ -2780,20 +2809,18 @@
           <w:rFonts w:ascii="Times New Roman" w:hAnsi="Times New Roman" w:cs="Times New Roman"/>
           <w:sz w:val="28"/>
           <w:szCs w:val="28"/>
-          <w:lang w:val="en-US"/>
-        </w:rPr>
-      </w:pPr>
-    </w:p>
-    <w:p>
-      <w:pPr>
-        <w:spacing w:line="360" w:lineRule="auto"/>
-        <w:ind w:firstLine="709"/>
-        <w:jc w:val="both"/>
-        <w:rPr>
-          <w:rFonts w:ascii="Times New Roman" w:hAnsi="Times New Roman" w:cs="Times New Roman"/>
-          <w:sz w:val="28"/>
-          <w:szCs w:val="28"/>
-          <w:lang w:val="en-US"/>
+        </w:rPr>
+      </w:pPr>
+    </w:p>
+    <w:p>
+      <w:pPr>
+        <w:spacing w:line="360" w:lineRule="auto"/>
+        <w:ind w:firstLine="709"/>
+        <w:jc w:val="both"/>
+        <w:rPr>
+          <w:rFonts w:ascii="Times New Roman" w:hAnsi="Times New Roman" w:cs="Times New Roman"/>
+          <w:sz w:val="28"/>
+          <w:szCs w:val="28"/>
         </w:rPr>
       </w:pPr>
       <w:r>
@@ -2805,10 +2832,10 @@
           <w:lang w:val="en-US"/>
         </w:rPr>
         <w:object w:dxaOrig="1060" w:dyaOrig="660" w14:anchorId="228F7F02">
-          <v:shape id="_x0000_i1177" type="#_x0000_t75" style="width:53pt;height:33.3pt" o:ole="">
+          <v:shape id="_x0000_i1031" type="#_x0000_t75" style="width:53pt;height:33.3pt" o:ole="">
             <v:imagedata r:id="rId23" o:title=""/>
           </v:shape>
-          <o:OLEObject Type="Embed" ProgID="Equation.DSMT4" ShapeID="_x0000_i1177" DrawAspect="Content" ObjectID="_1835959536" r:id="rId24"/>
+          <o:OLEObject Type="Embed" ProgID="Equation.DSMT4" ShapeID="_x0000_i1031" DrawAspect="Content" ObjectID="_1835959559" r:id="rId24"/>
         </w:object>
       </w:r>
       <w:r>
@@ -2816,7 +2843,6 @@
           <w:rFonts w:ascii="Times New Roman" w:hAnsi="Times New Roman" w:cs="Times New Roman"/>
           <w:sz w:val="28"/>
           <w:szCs w:val="28"/>
-          <w:lang w:val="en-US"/>
         </w:rPr>
         <w:t xml:space="preserve">, </w:t>
       </w:r>
@@ -2829,10 +2855,10 @@
           <w:lang w:val="en-US"/>
         </w:rPr>
         <w:object w:dxaOrig="1860" w:dyaOrig="660" w14:anchorId="70079064">
-          <v:shape id="_x0000_i1180" type="#_x0000_t75" style="width:93.05pt;height:33.3pt" o:ole="">
+          <v:shape id="_x0000_i1032" type="#_x0000_t75" style="width:93.05pt;height:33.3pt" o:ole="">
             <v:imagedata r:id="rId25" o:title=""/>
           </v:shape>
-          <o:OLEObject Type="Embed" ProgID="Equation.DSMT4" ShapeID="_x0000_i1180" DrawAspect="Content" ObjectID="_1835959537" r:id="rId26"/>
+          <o:OLEObject Type="Embed" ProgID="Equation.DSMT4" ShapeID="_x0000_i1032" DrawAspect="Content" ObjectID="_1835959560" r:id="rId26"/>
         </w:object>
       </w:r>
       <w:r>
@@ -2840,7 +2866,6 @@
           <w:rFonts w:ascii="Times New Roman" w:hAnsi="Times New Roman" w:cs="Times New Roman"/>
           <w:sz w:val="28"/>
           <w:szCs w:val="28"/>
-          <w:lang w:val="en-US"/>
         </w:rPr>
         <w:t>.</w:t>
       </w:r>
@@ -2854,20 +2879,18 @@
           <w:rFonts w:ascii="Times New Roman" w:hAnsi="Times New Roman" w:cs="Times New Roman"/>
           <w:sz w:val="28"/>
           <w:szCs w:val="28"/>
-          <w:lang w:val="en-US"/>
-        </w:rPr>
-      </w:pPr>
-    </w:p>
-    <w:p>
-      <w:pPr>
-        <w:spacing w:line="360" w:lineRule="auto"/>
-        <w:ind w:firstLine="709"/>
-        <w:jc w:val="both"/>
-        <w:rPr>
-          <w:rFonts w:ascii="Times New Roman" w:hAnsi="Times New Roman" w:cs="Times New Roman"/>
-          <w:sz w:val="28"/>
-          <w:szCs w:val="28"/>
-          <w:lang w:val="en-US"/>
+        </w:rPr>
+      </w:pPr>
+    </w:p>
+    <w:p>
+      <w:pPr>
+        <w:spacing w:line="360" w:lineRule="auto"/>
+        <w:ind w:firstLine="709"/>
+        <w:jc w:val="both"/>
+        <w:rPr>
+          <w:rFonts w:ascii="Times New Roman" w:hAnsi="Times New Roman" w:cs="Times New Roman"/>
+          <w:sz w:val="28"/>
+          <w:szCs w:val="28"/>
         </w:rPr>
       </w:pPr>
       <w:r>
@@ -2888,7 +2911,6 @@
           <w:rFonts w:ascii="Times New Roman" w:hAnsi="Times New Roman" w:cs="Times New Roman"/>
           <w:sz w:val="28"/>
           <w:szCs w:val="28"/>
-          <w:lang w:val="en-US"/>
         </w:rPr>
       </w:pPr>
     </w:p>
@@ -2912,10 +2934,10 @@
           <w:lang w:val="en-US"/>
         </w:rPr>
         <w:object w:dxaOrig="2580" w:dyaOrig="380" w14:anchorId="6EC4C9D9">
-          <v:shape id="_x0000_i1183" type="#_x0000_t75" style="width:129.05pt;height:19pt" o:ole="">
+          <v:shape id="_x0000_i1033" type="#_x0000_t75" style="width:129.05pt;height:19pt" o:ole="">
             <v:imagedata r:id="rId27" o:title=""/>
           </v:shape>
-          <o:OLEObject Type="Embed" ProgID="Equation.DSMT4" ShapeID="_x0000_i1183" DrawAspect="Content" ObjectID="_1835959538" r:id="rId28"/>
+          <o:OLEObject Type="Embed" ProgID="Equation.DSMT4" ShapeID="_x0000_i1033" DrawAspect="Content" ObjectID="_1835959561" r:id="rId28"/>
         </w:object>
       </w:r>
       <w:r>
@@ -2948,7 +2970,6 @@
           <w:rFonts w:ascii="Times New Roman" w:hAnsi="Times New Roman" w:cs="Times New Roman"/>
           <w:sz w:val="28"/>
           <w:szCs w:val="28"/>
-          <w:lang w:val="en-US"/>
         </w:rPr>
       </w:pPr>
       <w:r>
@@ -2985,32 +3006,60 @@
           <w:rFonts w:ascii="Times New Roman" w:hAnsi="Times New Roman" w:cs="Times New Roman"/>
           <w:sz w:val="28"/>
           <w:szCs w:val="28"/>
-          <w:lang w:val="en-US"/>
-        </w:rPr>
-      </w:pPr>
-      <w:r>
-        <w:rPr>
-          <w:rFonts w:ascii="Times New Roman" w:hAnsi="Times New Roman" w:cs="Times New Roman"/>
-          <w:sz w:val="28"/>
-          <w:szCs w:val="28"/>
-        </w:rPr>
-        <w:t>При этом современная литература подчёркивает, что классическая формула Варбурга не должна применяться автоматически. Работа Barbero показала, что традиционные выводы импеданса Варбурга в ряде случаев опираются на слишком грубые предположения, и без строгого учёта граничных условий и природы массопереноса возможна ошибочная интерпретация спектра. Поэтому в настоящей работе элемент Варбурга используется как базовое аналитическое приближение для той области, где доминирует именно диффузионно ограниченный отклик, а не как универсальное описание всех низкочастотных эффектов</w:t>
-      </w:r>
-      <w:r>
-        <w:rPr>
-          <w:rFonts w:ascii="Times New Roman" w:hAnsi="Times New Roman" w:cs="Times New Roman"/>
-          <w:sz w:val="28"/>
-          <w:szCs w:val="28"/>
-        </w:rPr>
-        <w:t xml:space="preserve">. </w:t>
-      </w:r>
-      <w:r>
-        <w:rPr>
-          <w:rFonts w:ascii="Times New Roman" w:hAnsi="Times New Roman" w:cs="Times New Roman"/>
-          <w:sz w:val="28"/>
-          <w:szCs w:val="28"/>
-        </w:rPr>
-        <w:t>((</w:t>
+        </w:rPr>
+      </w:pPr>
+      <w:r>
+        <w:rPr>
+          <w:rFonts w:ascii="Times New Roman" w:hAnsi="Times New Roman" w:cs="Times New Roman"/>
+          <w:sz w:val="28"/>
+          <w:szCs w:val="28"/>
+        </w:rPr>
+        <w:t xml:space="preserve">При этом современная литература подчёркивает, что классическая формула Варбурга не должна применяться автоматически. Работа </w:t>
+      </w:r>
+      <w:proofErr w:type="spellStart"/>
+      <w:r>
+        <w:rPr>
+          <w:rFonts w:ascii="Times New Roman" w:hAnsi="Times New Roman" w:cs="Times New Roman"/>
+          <w:sz w:val="28"/>
+          <w:szCs w:val="28"/>
+        </w:rPr>
+        <w:t>Barbero</w:t>
+      </w:r>
+      <w:proofErr w:type="spellEnd"/>
+      <w:r>
+        <w:rPr>
+          <w:rFonts w:ascii="Times New Roman" w:hAnsi="Times New Roman" w:cs="Times New Roman"/>
+          <w:sz w:val="28"/>
+          <w:szCs w:val="28"/>
+        </w:rPr>
+        <w:t xml:space="preserve"> показала, что </w:t>
+      </w:r>
+      <w:r>
+        <w:rPr>
+          <w:rFonts w:ascii="Times New Roman" w:hAnsi="Times New Roman" w:cs="Times New Roman"/>
+          <w:sz w:val="28"/>
+          <w:szCs w:val="28"/>
+        </w:rPr>
+        <w:lastRenderedPageBreak/>
+        <w:t xml:space="preserve">традиционные выводы импеданса Варбурга в ряде случаев опираются на слишком грубые предположения, и без строгого учёта граничных условий и природы массопереноса возможна ошибочная интерпретация спектра. Поэтому в настоящей работе элемент Варбурга используется как базовое аналитическое приближение для той области, где доминирует именно </w:t>
+      </w:r>
+      <w:proofErr w:type="spellStart"/>
+      <w:r>
+        <w:rPr>
+          <w:rFonts w:ascii="Times New Roman" w:hAnsi="Times New Roman" w:cs="Times New Roman"/>
+          <w:sz w:val="28"/>
+          <w:szCs w:val="28"/>
+        </w:rPr>
+        <w:t>диффузионно</w:t>
+      </w:r>
+      <w:proofErr w:type="spellEnd"/>
+      <w:r>
+        <w:rPr>
+          <w:rFonts w:ascii="Times New Roman" w:hAnsi="Times New Roman" w:cs="Times New Roman"/>
+          <w:sz w:val="28"/>
+          <w:szCs w:val="28"/>
+        </w:rPr>
+        <w:t xml:space="preserve"> ограниченный отклик, а не как универсальное описание всех низкочастотных эффектов. ((</w:t>
       </w:r>
       <w:hyperlink r:id="rId29" w:history="1">
         <w:r>
@@ -3041,7 +3090,6 @@
           <w:rFonts w:ascii="Times New Roman" w:hAnsi="Times New Roman" w:cs="Times New Roman"/>
           <w:sz w:val="28"/>
           <w:szCs w:val="28"/>
-          <w:lang w:val="en-US"/>
         </w:rPr>
       </w:pPr>
     </w:p>
@@ -3078,54 +3126,68 @@
           <w:rFonts w:ascii="Times New Roman" w:hAnsi="Times New Roman" w:cs="Times New Roman"/>
           <w:sz w:val="28"/>
           <w:szCs w:val="28"/>
-          <w:lang w:val="en-US"/>
-        </w:rPr>
-      </w:pPr>
-    </w:p>
-    <w:p>
-      <w:pPr>
-        <w:spacing w:line="360" w:lineRule="auto"/>
-        <w:ind w:firstLine="709"/>
-        <w:jc w:val="both"/>
-        <w:rPr>
-          <w:rFonts w:ascii="Times New Roman" w:hAnsi="Times New Roman" w:cs="Times New Roman"/>
-          <w:sz w:val="28"/>
-          <w:szCs w:val="28"/>
-          <w:lang w:val="en-US"/>
-        </w:rPr>
-      </w:pPr>
-      <w:r>
-        <w:rPr>
-          <w:rFonts w:ascii="Times New Roman" w:hAnsi="Times New Roman" w:cs="Times New Roman"/>
-          <w:sz w:val="28"/>
-          <w:szCs w:val="28"/>
-        </w:rPr>
-        <w:t>Объединяя последовательную омическую ветвь, параллельную зарядопереносную ветвь и диффузионный элемент, получаем итоговую аналитическую форму импеданса:</w:t>
-      </w:r>
-    </w:p>
-    <w:p>
-      <w:pPr>
-        <w:spacing w:line="360" w:lineRule="auto"/>
-        <w:ind w:firstLine="709"/>
-        <w:jc w:val="both"/>
-        <w:rPr>
-          <w:rFonts w:ascii="Times New Roman" w:hAnsi="Times New Roman" w:cs="Times New Roman"/>
-          <w:sz w:val="28"/>
-          <w:szCs w:val="28"/>
-          <w:lang w:val="en-US"/>
-        </w:rPr>
-      </w:pPr>
-    </w:p>
-    <w:p>
-      <w:pPr>
-        <w:spacing w:line="360" w:lineRule="auto"/>
-        <w:ind w:firstLine="709"/>
-        <w:jc w:val="both"/>
-        <w:rPr>
-          <w:rFonts w:ascii="Times New Roman" w:hAnsi="Times New Roman" w:cs="Times New Roman"/>
-          <w:sz w:val="28"/>
-          <w:szCs w:val="28"/>
-          <w:lang w:val="en-US"/>
+        </w:rPr>
+      </w:pPr>
+    </w:p>
+    <w:p>
+      <w:pPr>
+        <w:spacing w:line="360" w:lineRule="auto"/>
+        <w:ind w:firstLine="709"/>
+        <w:jc w:val="both"/>
+        <w:rPr>
+          <w:rFonts w:ascii="Times New Roman" w:hAnsi="Times New Roman" w:cs="Times New Roman"/>
+          <w:sz w:val="28"/>
+          <w:szCs w:val="28"/>
+        </w:rPr>
+      </w:pPr>
+      <w:r>
+        <w:rPr>
+          <w:rFonts w:ascii="Times New Roman" w:hAnsi="Times New Roman" w:cs="Times New Roman"/>
+          <w:sz w:val="28"/>
+          <w:szCs w:val="28"/>
+        </w:rPr>
+        <w:t xml:space="preserve">Объединяя последовательную омическую ветвь, параллельную </w:t>
+      </w:r>
+      <w:proofErr w:type="spellStart"/>
+      <w:r>
+        <w:rPr>
+          <w:rFonts w:ascii="Times New Roman" w:hAnsi="Times New Roman" w:cs="Times New Roman"/>
+          <w:sz w:val="28"/>
+          <w:szCs w:val="28"/>
+        </w:rPr>
+        <w:t>зарядопереносную</w:t>
+      </w:r>
+      <w:proofErr w:type="spellEnd"/>
+      <w:r>
+        <w:rPr>
+          <w:rFonts w:ascii="Times New Roman" w:hAnsi="Times New Roman" w:cs="Times New Roman"/>
+          <w:sz w:val="28"/>
+          <w:szCs w:val="28"/>
+        </w:rPr>
+        <w:t xml:space="preserve"> ветвь и диффузионный элемент, получаем итоговую аналитическую форму импеданса:</w:t>
+      </w:r>
+    </w:p>
+    <w:p>
+      <w:pPr>
+        <w:spacing w:line="360" w:lineRule="auto"/>
+        <w:ind w:firstLine="709"/>
+        <w:jc w:val="both"/>
+        <w:rPr>
+          <w:rFonts w:ascii="Times New Roman" w:hAnsi="Times New Roman" w:cs="Times New Roman"/>
+          <w:sz w:val="28"/>
+          <w:szCs w:val="28"/>
+        </w:rPr>
+      </w:pPr>
+    </w:p>
+    <w:p>
+      <w:pPr>
+        <w:spacing w:line="360" w:lineRule="auto"/>
+        <w:ind w:firstLine="709"/>
+        <w:jc w:val="both"/>
+        <w:rPr>
+          <w:rFonts w:ascii="Times New Roman" w:hAnsi="Times New Roman" w:cs="Times New Roman"/>
+          <w:sz w:val="28"/>
+          <w:szCs w:val="28"/>
         </w:rPr>
       </w:pPr>
       <w:r>
@@ -3137,10 +3199,10 @@
           <w:lang w:val="en-US"/>
         </w:rPr>
         <w:object w:dxaOrig="3200" w:dyaOrig="700" w14:anchorId="24B6E0B2">
-          <v:shape id="_x0000_i1186" type="#_x0000_t75" style="width:160.3pt;height:35.3pt" o:ole="">
+          <v:shape id="_x0000_i1034" type="#_x0000_t75" style="width:160.3pt;height:35.3pt" o:ole="">
             <v:imagedata r:id="rId30" o:title=""/>
           </v:shape>
-          <o:OLEObject Type="Embed" ProgID="Equation.DSMT4" ShapeID="_x0000_i1186" DrawAspect="Content" ObjectID="_1835959539" r:id="rId31"/>
+          <o:OLEObject Type="Embed" ProgID="Equation.DSMT4" ShapeID="_x0000_i1034" DrawAspect="Content" ObjectID="_1835959562" r:id="rId31"/>
         </w:object>
       </w:r>
       <w:r>
@@ -3148,7 +3210,6 @@
           <w:rFonts w:ascii="Times New Roman" w:hAnsi="Times New Roman" w:cs="Times New Roman"/>
           <w:sz w:val="28"/>
           <w:szCs w:val="28"/>
-          <w:lang w:val="en-US"/>
         </w:rPr>
         <w:t>.</w:t>
       </w:r>
@@ -3162,38 +3223,28 @@
           <w:rFonts w:ascii="Times New Roman" w:hAnsi="Times New Roman" w:cs="Times New Roman"/>
           <w:sz w:val="28"/>
           <w:szCs w:val="28"/>
-          <w:lang w:val="en-US"/>
-        </w:rPr>
-      </w:pPr>
-    </w:p>
-    <w:p>
-      <w:pPr>
-        <w:spacing w:line="360" w:lineRule="auto"/>
-        <w:ind w:firstLine="709"/>
-        <w:jc w:val="both"/>
-        <w:rPr>
-          <w:rFonts w:ascii="Times New Roman" w:hAnsi="Times New Roman" w:cs="Times New Roman"/>
-          <w:sz w:val="28"/>
-          <w:szCs w:val="28"/>
-          <w:lang w:val="en-US"/>
-        </w:rPr>
-      </w:pPr>
-      <w:r>
-        <w:rPr>
-          <w:rFonts w:ascii="Times New Roman" w:hAnsi="Times New Roman" w:cs="Times New Roman"/>
-          <w:sz w:val="28"/>
-          <w:szCs w:val="28"/>
-        </w:rPr>
-        <w:t xml:space="preserve">Это выражение и является базовой аналитической моделью комплексного импеданса в рамках главы 2. Оно важно потому, что связывает измеряемый </w:t>
-      </w:r>
-      <w:r>
-        <w:rPr>
-          <w:rFonts w:ascii="Times New Roman" w:hAnsi="Times New Roman" w:cs="Times New Roman"/>
-          <w:sz w:val="28"/>
-          <w:szCs w:val="28"/>
-        </w:rPr>
-        <w:lastRenderedPageBreak/>
-        <w:t>спектр с физически осмысленными параметрами. В дальнейшем именно эта форма будет расширена до зависимости</w:t>
+        </w:rPr>
+      </w:pPr>
+    </w:p>
+    <w:p>
+      <w:pPr>
+        <w:spacing w:line="360" w:lineRule="auto"/>
+        <w:ind w:firstLine="709"/>
+        <w:jc w:val="both"/>
+        <w:rPr>
+          <w:rFonts w:ascii="Times New Roman" w:hAnsi="Times New Roman" w:cs="Times New Roman"/>
+          <w:sz w:val="28"/>
+          <w:szCs w:val="28"/>
+          <w:lang w:val="en-US"/>
+        </w:rPr>
+      </w:pPr>
+      <w:r>
+        <w:rPr>
+          <w:rFonts w:ascii="Times New Roman" w:hAnsi="Times New Roman" w:cs="Times New Roman"/>
+          <w:sz w:val="28"/>
+          <w:szCs w:val="28"/>
+        </w:rPr>
+        <w:t>Это выражение и является базовой аналитической моделью комплексного импеданса в рамках главы 2. Оно важно потому, что связывает измеряемый спектр с физически осмысленными параметрами. В дальнейшем именно эта форма будет расширена до зависимости</w:t>
       </w:r>
     </w:p>
     <w:p>
@@ -3230,10 +3281,10 @@
           <w:lang w:val="en-US"/>
         </w:rPr>
         <w:object w:dxaOrig="2100" w:dyaOrig="400" w14:anchorId="490D9FDB">
-          <v:shape id="_x0000_i1189" type="#_x0000_t75" style="width:105.3pt;height:19.7pt" o:ole="">
+          <v:shape id="_x0000_i1035" type="#_x0000_t75" style="width:105.3pt;height:19.7pt" o:ole="">
             <v:imagedata r:id="rId32" o:title=""/>
           </v:shape>
-          <o:OLEObject Type="Embed" ProgID="Equation.DSMT4" ShapeID="_x0000_i1189" DrawAspect="Content" ObjectID="_1835959540" r:id="rId33"/>
+          <o:OLEObject Type="Embed" ProgID="Equation.DSMT4" ShapeID="_x0000_i1035" DrawAspect="Content" ObjectID="_1835959563" r:id="rId33"/>
         </w:object>
       </w:r>
     </w:p>
@@ -3279,7 +3330,6 @@
           <w:rFonts w:ascii="Times New Roman" w:hAnsi="Times New Roman" w:cs="Times New Roman"/>
           <w:sz w:val="28"/>
           <w:szCs w:val="28"/>
-          <w:lang w:val="en-US"/>
         </w:rPr>
       </w:pPr>
       <w:r>
@@ -3298,7 +3348,6 @@
           <w:rFonts w:ascii="Times New Roman" w:hAnsi="Times New Roman" w:cs="Times New Roman"/>
           <w:sz w:val="28"/>
           <w:szCs w:val="28"/>
-          <w:lang w:val="en-US"/>
         </w:rPr>
         <w:t xml:space="preserve"> – </w:t>
       </w:r>
@@ -3315,7 +3364,6 @@
           <w:rFonts w:ascii="Times New Roman" w:hAnsi="Times New Roman" w:cs="Times New Roman"/>
           <w:sz w:val="28"/>
           <w:szCs w:val="28"/>
-          <w:lang w:val="en-US"/>
         </w:rPr>
         <w:t>,</w:t>
       </w:r>
@@ -3329,7 +3377,6 @@
           <w:rFonts w:ascii="Times New Roman" w:hAnsi="Times New Roman" w:cs="Times New Roman"/>
           <w:sz w:val="28"/>
           <w:szCs w:val="28"/>
-          <w:lang w:val="en-US"/>
         </w:rPr>
       </w:pPr>
       <w:r>
@@ -3341,6 +3388,7 @@
           <w:szCs w:val="28"/>
           <w:lang w:val="en-US"/>
         </w:rPr>
+        <w:lastRenderedPageBreak/>
         <w:t>SOC</w:t>
       </w:r>
       <w:r>
@@ -3348,7 +3396,6 @@
           <w:rFonts w:ascii="Times New Roman" w:hAnsi="Times New Roman" w:cs="Times New Roman"/>
           <w:sz w:val="28"/>
           <w:szCs w:val="28"/>
-          <w:lang w:val="en-US"/>
         </w:rPr>
         <w:t xml:space="preserve"> – </w:t>
       </w:r>
@@ -3365,7 +3412,6 @@
           <w:rFonts w:ascii="Times New Roman" w:hAnsi="Times New Roman" w:cs="Times New Roman"/>
           <w:sz w:val="28"/>
           <w:szCs w:val="28"/>
-          <w:lang w:val="en-US"/>
         </w:rPr>
         <w:t>,</w:t>
       </w:r>
@@ -3379,7 +3425,6 @@
           <w:rFonts w:ascii="Times New Roman" w:hAnsi="Times New Roman" w:cs="Times New Roman"/>
           <w:sz w:val="28"/>
           <w:szCs w:val="28"/>
-          <w:lang w:val="en-US"/>
         </w:rPr>
       </w:pPr>
       <w:r>
@@ -3398,7 +3443,6 @@
           <w:rFonts w:ascii="Times New Roman" w:hAnsi="Times New Roman" w:cs="Times New Roman"/>
           <w:sz w:val="28"/>
           <w:szCs w:val="28"/>
-          <w:lang w:val="en-US"/>
         </w:rPr>
         <w:t xml:space="preserve"> – </w:t>
       </w:r>
@@ -3420,7 +3464,6 @@
           <w:rFonts w:ascii="Times New Roman" w:hAnsi="Times New Roman" w:cs="Times New Roman"/>
           <w:sz w:val="28"/>
           <w:szCs w:val="28"/>
-          <w:lang w:val="en-US"/>
         </w:rPr>
       </w:pPr>
       <w:r>
@@ -3441,7 +3484,6 @@
           <w:rFonts w:ascii="Times New Roman" w:hAnsi="Times New Roman" w:cs="Times New Roman"/>
           <w:sz w:val="28"/>
           <w:szCs w:val="28"/>
-          <w:lang w:val="en-US"/>
         </w:rPr>
       </w:pPr>
       <w:r>
@@ -3462,7 +3504,6 @@
           <w:rFonts w:ascii="Times New Roman" w:hAnsi="Times New Roman" w:cs="Times New Roman"/>
           <w:sz w:val="28"/>
           <w:szCs w:val="28"/>
-          <w:lang w:val="en-US"/>
         </w:rPr>
       </w:pPr>
     </w:p>
@@ -3482,7 +3523,6 @@
         <w:rPr>
           <w:noProof/>
         </w:rPr>
-        <w:lastRenderedPageBreak/>
         <w:drawing>
           <wp:inline distT="0" distB="0" distL="0" distR="0" wp14:anchorId="31F02388" wp14:editId="7ADBE0C6">
             <wp:extent cx="6119495" cy="3693795"/>
@@ -3542,7 +3582,6 @@
           <w:rFonts w:ascii="Times New Roman" w:hAnsi="Times New Roman" w:cs="Times New Roman"/>
           <w:sz w:val="28"/>
           <w:szCs w:val="28"/>
-          <w:lang w:val="en-US"/>
         </w:rPr>
       </w:pPr>
       <w:r>
@@ -3563,37 +3602,45 @@
           <w:rFonts w:ascii="Times New Roman" w:hAnsi="Times New Roman" w:cs="Times New Roman"/>
           <w:sz w:val="28"/>
           <w:szCs w:val="28"/>
-          <w:lang w:val="en-US"/>
-        </w:rPr>
-      </w:pPr>
-    </w:p>
-    <w:p>
-      <w:pPr>
-        <w:spacing w:line="360" w:lineRule="auto"/>
-        <w:ind w:firstLine="709"/>
-        <w:jc w:val="both"/>
-        <w:rPr>
-          <w:rFonts w:ascii="Times New Roman" w:hAnsi="Times New Roman" w:cs="Times New Roman"/>
-          <w:sz w:val="28"/>
-          <w:szCs w:val="28"/>
-          <w:lang w:val="en-US"/>
-        </w:rPr>
-      </w:pPr>
-      <w:r>
-        <w:rPr>
-          <w:rFonts w:ascii="Times New Roman" w:hAnsi="Times New Roman" w:cs="Times New Roman"/>
-          <w:sz w:val="28"/>
-          <w:szCs w:val="28"/>
-        </w:rPr>
-        <w:t>На рисунке представлены модуль полного импеданса и отдельные вклады: омическая составляющая, зарядопереносная составляющая и диффузионная составляющая. Видно, что в высокочастотной области доминирует</w:t>
-      </w:r>
-      <w:r>
-        <w:rPr>
-          <w:rFonts w:ascii="Times New Roman" w:hAnsi="Times New Roman" w:cs="Times New Roman"/>
-          <w:sz w:val="28"/>
-          <w:szCs w:val="28"/>
-        </w:rPr>
-        <w:t xml:space="preserve"> </w:t>
+        </w:rPr>
+      </w:pPr>
+    </w:p>
+    <w:p>
+      <w:pPr>
+        <w:spacing w:line="360" w:lineRule="auto"/>
+        <w:ind w:firstLine="709"/>
+        <w:jc w:val="both"/>
+        <w:rPr>
+          <w:rFonts w:ascii="Times New Roman" w:hAnsi="Times New Roman" w:cs="Times New Roman"/>
+          <w:sz w:val="28"/>
+          <w:szCs w:val="28"/>
+        </w:rPr>
+      </w:pPr>
+      <w:r>
+        <w:rPr>
+          <w:rFonts w:ascii="Times New Roman" w:hAnsi="Times New Roman" w:cs="Times New Roman"/>
+          <w:sz w:val="28"/>
+          <w:szCs w:val="28"/>
+        </w:rPr>
+        <w:t xml:space="preserve">На рисунке представлены модуль полного импеданса и отдельные вклады: омическая составляющая, </w:t>
+      </w:r>
+      <w:proofErr w:type="spellStart"/>
+      <w:r>
+        <w:rPr>
+          <w:rFonts w:ascii="Times New Roman" w:hAnsi="Times New Roman" w:cs="Times New Roman"/>
+          <w:sz w:val="28"/>
+          <w:szCs w:val="28"/>
+        </w:rPr>
+        <w:t>зарядопереносная</w:t>
+      </w:r>
+      <w:proofErr w:type="spellEnd"/>
+      <w:r>
+        <w:rPr>
+          <w:rFonts w:ascii="Times New Roman" w:hAnsi="Times New Roman" w:cs="Times New Roman"/>
+          <w:sz w:val="28"/>
+          <w:szCs w:val="28"/>
+        </w:rPr>
+        <w:t xml:space="preserve"> составляющая и диффузионная составляющая. Видно, что в высокочастотной области доминирует </w:t>
       </w:r>
       <w:r>
         <w:rPr>
@@ -3624,40 +3671,18 @@
           <w:sz w:val="28"/>
           <w:szCs w:val="28"/>
         </w:rPr>
-        <w:t xml:space="preserve">, </w:t>
-      </w:r>
-      <w:r>
-        <w:rPr>
-          <w:rFonts w:ascii="Times New Roman" w:hAnsi="Times New Roman" w:cs="Times New Roman"/>
-          <w:sz w:val="28"/>
-          <w:szCs w:val="28"/>
-        </w:rPr>
-        <w:t>в среднечастотной зоне основную роль играет</w:t>
-      </w:r>
-      <w:r>
-        <w:rPr>
-          <w:rFonts w:ascii="Times New Roman" w:hAnsi="Times New Roman" w:cs="Times New Roman"/>
-          <w:sz w:val="28"/>
-          <w:szCs w:val="28"/>
-        </w:rPr>
-        <w:t xml:space="preserve"> </w:t>
-      </w:r>
-      <w:r>
-        <w:rPr>
-          <w:rFonts w:ascii="Times New Roman" w:hAnsi="Times New Roman" w:cs="Times New Roman"/>
-          <w:sz w:val="28"/>
-          <w:szCs w:val="28"/>
-        </w:rPr>
-        <w:t>ветвь</w:t>
-      </w:r>
-      <w:r>
-        <w:rPr>
-          <w:rFonts w:ascii="Times New Roman" w:hAnsi="Times New Roman" w:cs="Times New Roman"/>
-          <w:sz w:val="28"/>
-          <w:szCs w:val="28"/>
-        </w:rPr>
-        <w:t xml:space="preserve"> </w:t>
-      </w:r>
+        <w:t xml:space="preserve">, в </w:t>
+      </w:r>
+      <w:r>
+        <w:rPr>
+          <w:rFonts w:ascii="Times New Roman" w:hAnsi="Times New Roman" w:cs="Times New Roman"/>
+          <w:sz w:val="28"/>
+          <w:szCs w:val="28"/>
+        </w:rPr>
+        <w:lastRenderedPageBreak/>
+        <w:t xml:space="preserve">среднечастотной зоне основную роль играет ветвь </w:t>
+      </w:r>
+      <w:proofErr w:type="spellStart"/>
       <w:r>
         <w:rPr>
           <w:rFonts w:ascii="Times New Roman" w:hAnsi="Times New Roman" w:cs="Times New Roman"/>
@@ -3681,6 +3706,7 @@
         </w:rPr>
         <w:t>ct</w:t>
       </w:r>
+      <w:proofErr w:type="spellEnd"/>
       <w:r>
         <w:rPr>
           <w:rFonts w:ascii="Times New Roman" w:hAnsi="Times New Roman" w:cs="Times New Roman"/>
@@ -3705,6 +3731,7 @@
         </w:rPr>
         <w:t xml:space="preserve"> </w:t>
       </w:r>
+      <w:proofErr w:type="spellStart"/>
       <w:r>
         <w:rPr>
           <w:rFonts w:ascii="Times New Roman" w:hAnsi="Times New Roman" w:cs="Times New Roman"/>
@@ -3728,33 +3755,25 @@
         </w:rPr>
         <w:t>dl</w:t>
       </w:r>
-      <w:r>
-        <w:rPr>
-          <w:rFonts w:ascii="Times New Roman" w:hAnsi="Times New Roman" w:cs="Times New Roman"/>
-          <w:sz w:val="28"/>
-          <w:szCs w:val="28"/>
-        </w:rPr>
-        <w:t xml:space="preserve">, </w:t>
-      </w:r>
-      <w:r>
-        <w:rPr>
-          <w:rFonts w:ascii="Times New Roman" w:hAnsi="Times New Roman" w:cs="Times New Roman"/>
-          <w:sz w:val="28"/>
-          <w:szCs w:val="28"/>
-        </w:rPr>
-        <w:t>а в низкочастотной области заметно возрастает диффузионный вклад.</w:t>
-      </w:r>
-    </w:p>
-    <w:p>
-      <w:pPr>
-        <w:spacing w:line="360" w:lineRule="auto"/>
-        <w:ind w:firstLine="709"/>
-        <w:jc w:val="both"/>
-        <w:rPr>
-          <w:rFonts w:ascii="Times New Roman" w:hAnsi="Times New Roman" w:cs="Times New Roman"/>
-          <w:sz w:val="28"/>
-          <w:szCs w:val="28"/>
-          <w:lang w:val="en-US"/>
+      <w:proofErr w:type="spellEnd"/>
+      <w:r>
+        <w:rPr>
+          <w:rFonts w:ascii="Times New Roman" w:hAnsi="Times New Roman" w:cs="Times New Roman"/>
+          <w:sz w:val="28"/>
+          <w:szCs w:val="28"/>
+        </w:rPr>
+        <w:t>, а в низкочастотной области заметно возрастает диффузионный вклад.</w:t>
+      </w:r>
+    </w:p>
+    <w:p>
+      <w:pPr>
+        <w:spacing w:line="360" w:lineRule="auto"/>
+        <w:ind w:firstLine="709"/>
+        <w:jc w:val="both"/>
+        <w:rPr>
+          <w:rFonts w:ascii="Times New Roman" w:hAnsi="Times New Roman" w:cs="Times New Roman"/>
+          <w:sz w:val="28"/>
+          <w:szCs w:val="28"/>
         </w:rPr>
       </w:pPr>
       <w:r>
@@ -3780,15 +3799,7 @@
           <w:sz w:val="28"/>
           <w:szCs w:val="28"/>
         </w:rPr>
-        <w:t>, что спектр батареи является суперпозицией нескольких процессов различной природы. Практическая ценность состоит в том, что он обосновывает выбор частотных окон для дальнейшей идентификации параметров: высокие частоты — для</w:t>
-      </w:r>
-      <w:r>
-        <w:rPr>
-          <w:rFonts w:ascii="Times New Roman" w:hAnsi="Times New Roman" w:cs="Times New Roman"/>
-          <w:sz w:val="28"/>
-          <w:szCs w:val="28"/>
-        </w:rPr>
-        <w:t xml:space="preserve"> </w:t>
+        <w:t xml:space="preserve">, что спектр батареи является суперпозицией нескольких процессов различной природы. Практическая ценность состоит в том, что он обосновывает выбор частотных окон для дальнейшей идентификации параметров: высокие частоты — для </w:t>
       </w:r>
       <w:r>
         <w:rPr>
@@ -3819,24 +3830,9 @@
           <w:sz w:val="28"/>
           <w:szCs w:val="28"/>
         </w:rPr>
-        <w:t xml:space="preserve">, </w:t>
-      </w:r>
-      <w:r>
-        <w:rPr>
-          <w:rFonts w:ascii="Times New Roman" w:hAnsi="Times New Roman" w:cs="Times New Roman"/>
-          <w:sz w:val="28"/>
-          <w:szCs w:val="28"/>
-        </w:rPr>
-        <w:t>средние — для</w:t>
-      </w:r>
-      <w:r>
-        <w:rPr>
-          <w:rFonts w:ascii="Times New Roman" w:hAnsi="Times New Roman" w:cs="Times New Roman"/>
-          <w:sz w:val="28"/>
-          <w:szCs w:val="28"/>
-        </w:rPr>
-        <w:t xml:space="preserve"> </w:t>
-      </w:r>
+        <w:t xml:space="preserve">, средние — для </w:t>
+      </w:r>
+      <w:proofErr w:type="spellStart"/>
       <w:r>
         <w:rPr>
           <w:rFonts w:ascii="Times New Roman" w:hAnsi="Times New Roman" w:cs="Times New Roman"/>
@@ -3860,6 +3856,7 @@
         </w:rPr>
         <w:t>ct</w:t>
       </w:r>
+      <w:proofErr w:type="spellEnd"/>
       <w:r>
         <w:rPr>
           <w:rFonts w:ascii="Times New Roman" w:hAnsi="Times New Roman" w:cs="Times New Roman"/>
@@ -3884,6 +3881,7 @@
         </w:rPr>
         <w:t xml:space="preserve"> </w:t>
       </w:r>
+      <w:proofErr w:type="spellStart"/>
       <w:r>
         <w:rPr>
           <w:rFonts w:ascii="Times New Roman" w:hAnsi="Times New Roman" w:cs="Times New Roman"/>
@@ -3907,29 +3905,14 @@
         </w:rPr>
         <w:t>dl</w:t>
       </w:r>
-      <w:r>
-        <w:rPr>
-          <w:rFonts w:ascii="Times New Roman" w:hAnsi="Times New Roman" w:cs="Times New Roman"/>
-          <w:sz w:val="28"/>
-          <w:szCs w:val="28"/>
-        </w:rPr>
-        <w:t xml:space="preserve">, </w:t>
-      </w:r>
-      <w:r>
-        <w:rPr>
-          <w:rFonts w:ascii="Times New Roman" w:hAnsi="Times New Roman" w:cs="Times New Roman"/>
-          <w:sz w:val="28"/>
-          <w:szCs w:val="28"/>
-        </w:rPr>
-        <w:t>низкие — для</w:t>
-      </w:r>
-      <w:r>
-        <w:rPr>
-          <w:rFonts w:ascii="Times New Roman" w:hAnsi="Times New Roman" w:cs="Times New Roman"/>
-          <w:sz w:val="28"/>
-          <w:szCs w:val="28"/>
-        </w:rPr>
-        <w:t xml:space="preserve"> </w:t>
+      <w:proofErr w:type="spellEnd"/>
+      <w:r>
+        <w:rPr>
+          <w:rFonts w:ascii="Times New Roman" w:hAnsi="Times New Roman" w:cs="Times New Roman"/>
+          <w:sz w:val="28"/>
+          <w:szCs w:val="28"/>
+        </w:rPr>
+        <w:t xml:space="preserve">, низкие — для </w:t>
       </w:r>
       <w:r>
         <w:rPr>
@@ -3959,7 +3942,6 @@
           <w:rFonts w:ascii="Times New Roman" w:hAnsi="Times New Roman" w:cs="Times New Roman"/>
           <w:sz w:val="28"/>
           <w:szCs w:val="28"/>
-          <w:lang w:val="en-US"/>
         </w:rPr>
       </w:pPr>
     </w:p>
@@ -3996,54 +3978,104 @@
           <w:rFonts w:ascii="Times New Roman" w:hAnsi="Times New Roman" w:cs="Times New Roman"/>
           <w:sz w:val="28"/>
           <w:szCs w:val="28"/>
-          <w:lang w:val="en-US"/>
-        </w:rPr>
-      </w:pPr>
-    </w:p>
-    <w:p>
-      <w:pPr>
-        <w:spacing w:line="360" w:lineRule="auto"/>
-        <w:ind w:firstLine="709"/>
-        <w:jc w:val="both"/>
-        <w:rPr>
-          <w:rFonts w:ascii="Times New Roman" w:hAnsi="Times New Roman" w:cs="Times New Roman"/>
-          <w:sz w:val="28"/>
-          <w:szCs w:val="28"/>
-          <w:lang w:val="en-US"/>
-        </w:rPr>
-      </w:pPr>
-      <w:r>
-        <w:rPr>
-          <w:rFonts w:ascii="Times New Roman" w:hAnsi="Times New Roman" w:cs="Times New Roman"/>
-          <w:sz w:val="28"/>
-          <w:szCs w:val="28"/>
-        </w:rPr>
-        <w:t>Хотя базовая схема Рэндлса удобна как математическое ядро, реальные тяговые аккумуляторы часто требуют более сложных схем. Причины этого связаны с неидеальностью интерфейса, распределённостью времён релаксации, неоднородностью пористой структуры, конечными размерами частиц и наличием нескольких характерных межфазных процессов. Поэтому в инженерной практике встречаются схемы, где:</w:t>
-      </w:r>
-    </w:p>
-    <w:p>
-      <w:pPr>
-        <w:spacing w:line="360" w:lineRule="auto"/>
-        <w:ind w:firstLine="709"/>
-        <w:jc w:val="both"/>
-        <w:rPr>
-          <w:rFonts w:ascii="Times New Roman" w:hAnsi="Times New Roman" w:cs="Times New Roman"/>
-          <w:sz w:val="28"/>
-          <w:szCs w:val="28"/>
-          <w:lang w:val="en-US"/>
-        </w:rPr>
-      </w:pPr>
-    </w:p>
-    <w:p>
-      <w:pPr>
-        <w:spacing w:line="360" w:lineRule="auto"/>
-        <w:ind w:firstLine="709"/>
-        <w:jc w:val="both"/>
-        <w:rPr>
-          <w:rFonts w:ascii="Times New Roman" w:hAnsi="Times New Roman" w:cs="Times New Roman"/>
-          <w:sz w:val="28"/>
-          <w:szCs w:val="28"/>
-          <w:lang w:val="en-US"/>
+        </w:rPr>
+      </w:pPr>
+    </w:p>
+    <w:p>
+      <w:pPr>
+        <w:spacing w:line="360" w:lineRule="auto"/>
+        <w:ind w:firstLine="709"/>
+        <w:jc w:val="both"/>
+        <w:rPr>
+          <w:rFonts w:ascii="Times New Roman" w:hAnsi="Times New Roman" w:cs="Times New Roman"/>
+          <w:sz w:val="28"/>
+          <w:szCs w:val="28"/>
+        </w:rPr>
+      </w:pPr>
+      <w:r>
+        <w:rPr>
+          <w:rFonts w:ascii="Times New Roman" w:hAnsi="Times New Roman" w:cs="Times New Roman"/>
+          <w:sz w:val="28"/>
+          <w:szCs w:val="28"/>
+        </w:rPr>
+        <w:t xml:space="preserve">Хотя базовая схема </w:t>
+      </w:r>
+      <w:proofErr w:type="spellStart"/>
+      <w:r>
+        <w:rPr>
+          <w:rFonts w:ascii="Times New Roman" w:hAnsi="Times New Roman" w:cs="Times New Roman"/>
+          <w:sz w:val="28"/>
+          <w:szCs w:val="28"/>
+        </w:rPr>
+        <w:t>Рэндлса</w:t>
+      </w:r>
+      <w:proofErr w:type="spellEnd"/>
+      <w:r>
+        <w:rPr>
+          <w:rFonts w:ascii="Times New Roman" w:hAnsi="Times New Roman" w:cs="Times New Roman"/>
+          <w:sz w:val="28"/>
+          <w:szCs w:val="28"/>
+        </w:rPr>
+        <w:t xml:space="preserve"> удобна как математическое ядро, реальные тяговые аккумуляторы часто требуют более сложных схем. Причины этого связаны с </w:t>
+      </w:r>
+      <w:proofErr w:type="spellStart"/>
+      <w:r>
+        <w:rPr>
+          <w:rFonts w:ascii="Times New Roman" w:hAnsi="Times New Roman" w:cs="Times New Roman"/>
+          <w:sz w:val="28"/>
+          <w:szCs w:val="28"/>
+        </w:rPr>
+        <w:t>неидеальностью</w:t>
+      </w:r>
+      <w:proofErr w:type="spellEnd"/>
+      <w:r>
+        <w:rPr>
+          <w:rFonts w:ascii="Times New Roman" w:hAnsi="Times New Roman" w:cs="Times New Roman"/>
+          <w:sz w:val="28"/>
+          <w:szCs w:val="28"/>
+        </w:rPr>
+        <w:t xml:space="preserve"> интерфейса, </w:t>
+      </w:r>
+      <w:proofErr w:type="spellStart"/>
+      <w:r>
+        <w:rPr>
+          <w:rFonts w:ascii="Times New Roman" w:hAnsi="Times New Roman" w:cs="Times New Roman"/>
+          <w:sz w:val="28"/>
+          <w:szCs w:val="28"/>
+        </w:rPr>
+        <w:t>распределённостью</w:t>
+      </w:r>
+      <w:proofErr w:type="spellEnd"/>
+      <w:r>
+        <w:rPr>
+          <w:rFonts w:ascii="Times New Roman" w:hAnsi="Times New Roman" w:cs="Times New Roman"/>
+          <w:sz w:val="28"/>
+          <w:szCs w:val="28"/>
+        </w:rPr>
+        <w:t xml:space="preserve"> времён релаксации, неоднородностью пористой структуры, конечными размерами частиц и наличием нескольких характерных межфазных процессов. Поэтому в инженерной практике встречаются схемы, где:</w:t>
+      </w:r>
+    </w:p>
+    <w:p>
+      <w:pPr>
+        <w:spacing w:line="360" w:lineRule="auto"/>
+        <w:ind w:firstLine="709"/>
+        <w:jc w:val="both"/>
+        <w:rPr>
+          <w:rFonts w:ascii="Times New Roman" w:hAnsi="Times New Roman" w:cs="Times New Roman"/>
+          <w:sz w:val="28"/>
+          <w:szCs w:val="28"/>
+        </w:rPr>
+      </w:pPr>
+    </w:p>
+    <w:p>
+      <w:pPr>
+        <w:spacing w:line="360" w:lineRule="auto"/>
+        <w:ind w:firstLine="709"/>
+        <w:jc w:val="both"/>
+        <w:rPr>
+          <w:rFonts w:ascii="Times New Roman" w:hAnsi="Times New Roman" w:cs="Times New Roman"/>
+          <w:sz w:val="28"/>
+          <w:szCs w:val="28"/>
         </w:rPr>
       </w:pPr>
       <w:r>
@@ -4055,10 +4087,10 @@
           <w:lang w:val="en-US"/>
         </w:rPr>
         <w:object w:dxaOrig="1180" w:dyaOrig="360" w14:anchorId="10E781D6">
-          <v:shape id="_x0000_i1194" type="#_x0000_t75" style="width:59.1pt;height:18.35pt" o:ole="">
+          <v:shape id="_x0000_i1036" type="#_x0000_t75" style="width:59.1pt;height:18.35pt" o:ole="">
             <v:imagedata r:id="rId35" o:title=""/>
           </v:shape>
-          <o:OLEObject Type="Embed" ProgID="Equation.DSMT4" ShapeID="_x0000_i1194" DrawAspect="Content" ObjectID="_1835959541" r:id="rId36"/>
+          <o:OLEObject Type="Embed" ProgID="Equation.DSMT4" ShapeID="_x0000_i1036" DrawAspect="Content" ObjectID="_1835959564" r:id="rId36"/>
         </w:object>
       </w:r>
       <w:r>
@@ -4066,7 +4098,6 @@
           <w:rFonts w:ascii="Times New Roman" w:hAnsi="Times New Roman" w:cs="Times New Roman"/>
           <w:sz w:val="28"/>
           <w:szCs w:val="28"/>
-          <w:lang w:val="en-US"/>
         </w:rPr>
         <w:t>,</w:t>
       </w:r>
@@ -4080,7 +4111,6 @@
           <w:rFonts w:ascii="Times New Roman" w:hAnsi="Times New Roman" w:cs="Times New Roman"/>
           <w:sz w:val="28"/>
           <w:szCs w:val="28"/>
-          <w:lang w:val="en-US"/>
         </w:rPr>
       </w:pPr>
       <w:r>
@@ -4092,10 +4122,10 @@
           <w:lang w:val="en-US"/>
         </w:rPr>
         <w:object w:dxaOrig="980" w:dyaOrig="380" w14:anchorId="7EB35DA0">
-          <v:shape id="_x0000_i1197" type="#_x0000_t75" style="width:48.9pt;height:19pt" o:ole="">
+          <v:shape id="_x0000_i1037" type="#_x0000_t75" style="width:48.9pt;height:19pt" o:ole="">
             <v:imagedata r:id="rId37" o:title=""/>
           </v:shape>
-          <o:OLEObject Type="Embed" ProgID="Equation.DSMT4" ShapeID="_x0000_i1197" DrawAspect="Content" ObjectID="_1835959542" r:id="rId38"/>
+          <o:OLEObject Type="Embed" ProgID="Equation.DSMT4" ShapeID="_x0000_i1037" DrawAspect="Content" ObjectID="_1835959565" r:id="rId38"/>
         </w:object>
       </w:r>
       <w:r>
@@ -4103,7 +4133,6 @@
           <w:rFonts w:ascii="Times New Roman" w:hAnsi="Times New Roman" w:cs="Times New Roman"/>
           <w:sz w:val="28"/>
           <w:szCs w:val="28"/>
-          <w:lang w:val="en-US"/>
         </w:rPr>
         <w:t>,</w:t>
       </w:r>
@@ -4117,7 +4146,6 @@
           <w:rFonts w:ascii="Times New Roman" w:hAnsi="Times New Roman" w:cs="Times New Roman"/>
           <w:sz w:val="28"/>
           <w:szCs w:val="28"/>
-          <w:lang w:val="en-US"/>
         </w:rPr>
       </w:pPr>
       <w:r>
@@ -4128,6 +4156,7 @@
         </w:rPr>
         <w:t xml:space="preserve">, где </w:t>
       </w:r>
+      <w:proofErr w:type="spellStart"/>
       <w:r>
         <w:rPr>
           <w:rFonts w:ascii="Times New Roman" w:hAnsi="Times New Roman" w:cs="Times New Roman"/>
@@ -4147,29 +4176,38 @@
         </w:rPr>
         <w:t>fd</w:t>
       </w:r>
-      <w:r>
-        <w:rPr>
-          <w:rFonts w:ascii="Times New Roman" w:hAnsi="Times New Roman" w:cs="Times New Roman"/>
-          <w:sz w:val="28"/>
-          <w:szCs w:val="28"/>
-          <w:lang w:val="en-US"/>
+      <w:proofErr w:type="spellEnd"/>
+      <w:r>
+        <w:rPr>
+          <w:rFonts w:ascii="Times New Roman" w:hAnsi="Times New Roman" w:cs="Times New Roman"/>
+          <w:sz w:val="28"/>
+          <w:szCs w:val="28"/>
         </w:rPr>
         <w:t xml:space="preserve"> – </w:t>
       </w:r>
-      <w:r>
-        <w:rPr>
-          <w:rFonts w:ascii="Times New Roman" w:hAnsi="Times New Roman" w:cs="Times New Roman"/>
-          <w:sz w:val="28"/>
-          <w:szCs w:val="28"/>
-        </w:rPr>
-        <w:t>конечнодиффузионный элемент</w:t>
-      </w:r>
-      <w:r>
-        <w:rPr>
-          <w:rFonts w:ascii="Times New Roman" w:hAnsi="Times New Roman" w:cs="Times New Roman"/>
-          <w:sz w:val="28"/>
-          <w:szCs w:val="28"/>
-          <w:lang w:val="en-US"/>
+      <w:proofErr w:type="spellStart"/>
+      <w:r>
+        <w:rPr>
+          <w:rFonts w:ascii="Times New Roman" w:hAnsi="Times New Roman" w:cs="Times New Roman"/>
+          <w:sz w:val="28"/>
+          <w:szCs w:val="28"/>
+        </w:rPr>
+        <w:t>конечнодиффузионный</w:t>
+      </w:r>
+      <w:proofErr w:type="spellEnd"/>
+      <w:r>
+        <w:rPr>
+          <w:rFonts w:ascii="Times New Roman" w:hAnsi="Times New Roman" w:cs="Times New Roman"/>
+          <w:sz w:val="28"/>
+          <w:szCs w:val="28"/>
+        </w:rPr>
+        <w:t xml:space="preserve"> элемент</w:t>
+      </w:r>
+      <w:r>
+        <w:rPr>
+          <w:rFonts w:ascii="Times New Roman" w:hAnsi="Times New Roman" w:cs="Times New Roman"/>
+          <w:sz w:val="28"/>
+          <w:szCs w:val="28"/>
         </w:rPr>
         <w:t>.</w:t>
       </w:r>
@@ -4191,8 +4229,54 @@
           <w:sz w:val="28"/>
           <w:szCs w:val="28"/>
         </w:rPr>
-        <w:t xml:space="preserve">Использование CPE вместо идеальной ёмкости оправдано в тех случаях, когда полукруг Найквиста оказывается «сплюснутым», а фазовый отклик отклоняется от поведения идеального RC-элемента. Использование конечнодиффузионного элемента оправдано тогда, когда низкочастотная область перестаёт соответствовать полуограниченной диффузии. Современные руководства по EIS подчёркивают, что выбор между базовой схемой Рэндлса и её расширениями должен определяться не желанием усложнить </w:t>
-      </w:r>
+        <w:t xml:space="preserve">Использование CPE вместо идеальной ёмкости оправдано в тех случаях, когда полукруг Найквиста оказывается «сплюснутым», а фазовый отклик отклоняется от поведения идеального RC-элемента. Использование </w:t>
+      </w:r>
+      <w:proofErr w:type="spellStart"/>
+      <w:r>
+        <w:rPr>
+          <w:rFonts w:ascii="Times New Roman" w:hAnsi="Times New Roman" w:cs="Times New Roman"/>
+          <w:sz w:val="28"/>
+          <w:szCs w:val="28"/>
+        </w:rPr>
+        <w:t>конечнодиффузионного</w:t>
+      </w:r>
+      <w:proofErr w:type="spellEnd"/>
+      <w:r>
+        <w:rPr>
+          <w:rFonts w:ascii="Times New Roman" w:hAnsi="Times New Roman" w:cs="Times New Roman"/>
+          <w:sz w:val="28"/>
+          <w:szCs w:val="28"/>
+        </w:rPr>
+        <w:t xml:space="preserve"> элемента оправдано тогда, когда низкочастотная область перестаёт соответствовать полуограниченной диффузии. Современные </w:t>
+      </w:r>
+      <w:r>
+        <w:rPr>
+          <w:rFonts w:ascii="Times New Roman" w:hAnsi="Times New Roman" w:cs="Times New Roman"/>
+          <w:sz w:val="28"/>
+          <w:szCs w:val="28"/>
+        </w:rPr>
+        <w:lastRenderedPageBreak/>
+        <w:t xml:space="preserve">руководства по EIS подчёркивают, что выбор между базовой схемой </w:t>
+      </w:r>
+      <w:proofErr w:type="spellStart"/>
+      <w:r>
+        <w:rPr>
+          <w:rFonts w:ascii="Times New Roman" w:hAnsi="Times New Roman" w:cs="Times New Roman"/>
+          <w:sz w:val="28"/>
+          <w:szCs w:val="28"/>
+        </w:rPr>
+        <w:t>Рэндлса</w:t>
+      </w:r>
+      <w:proofErr w:type="spellEnd"/>
+      <w:r>
+        <w:rPr>
+          <w:rFonts w:ascii="Times New Roman" w:hAnsi="Times New Roman" w:cs="Times New Roman"/>
+          <w:sz w:val="28"/>
+          <w:szCs w:val="28"/>
+        </w:rPr>
+        <w:t xml:space="preserve"> и её расширениями должен определяться не желанием усложнить </w:t>
+      </w:r>
+      <w:proofErr w:type="spellStart"/>
       <w:r>
         <w:rPr>
           <w:rFonts w:ascii="Times New Roman" w:hAnsi="Times New Roman" w:cs="Times New Roman"/>
@@ -4202,21 +4286,14 @@
         </w:rPr>
         <w:t>fitting</w:t>
       </w:r>
-      <w:r>
-        <w:rPr>
-          <w:rFonts w:ascii="Times New Roman" w:hAnsi="Times New Roman" w:cs="Times New Roman"/>
-          <w:sz w:val="28"/>
-          <w:szCs w:val="28"/>
-        </w:rPr>
-        <w:t>, а физической структурой наблюдаемого спектра</w:t>
-      </w:r>
-      <w:r>
-        <w:rPr>
-          <w:rFonts w:ascii="Times New Roman" w:hAnsi="Times New Roman" w:cs="Times New Roman"/>
-          <w:sz w:val="28"/>
-          <w:szCs w:val="28"/>
-        </w:rPr>
-        <w:t xml:space="preserve">. </w:t>
+      <w:proofErr w:type="spellEnd"/>
+      <w:r>
+        <w:rPr>
+          <w:rFonts w:ascii="Times New Roman" w:hAnsi="Times New Roman" w:cs="Times New Roman"/>
+          <w:sz w:val="28"/>
+          <w:szCs w:val="28"/>
+        </w:rPr>
+        <w:t xml:space="preserve">, а физической структурой наблюдаемого спектра. </w:t>
       </w:r>
       <w:r>
         <w:rPr>
@@ -4255,66 +4332,65 @@
           <w:rFonts w:ascii="Times New Roman" w:hAnsi="Times New Roman" w:cs="Times New Roman"/>
           <w:sz w:val="28"/>
           <w:szCs w:val="28"/>
-          <w:lang w:val="en-US"/>
-        </w:rPr>
-      </w:pPr>
-      <w:r>
-        <w:rPr>
-          <w:rFonts w:ascii="Times New Roman" w:hAnsi="Times New Roman" w:cs="Times New Roman"/>
-          <w:sz w:val="28"/>
-          <w:szCs w:val="28"/>
-        </w:rPr>
-        <w:t>В рамках настоящей диссертации базовая схема Рэндлса используется как фундаментальное аналитическое ядро. Модифицированные схемы рассматриваются как последующие уточнения для описания конкретных химических систем и режимов. Это принципиально важно для соблюдения логики главы 2: сначала должна быть построена физически прозрачная аналитическая модель, и только затем — её расширения для неидеальных и нестационарных случаев.</w:t>
-      </w:r>
-    </w:p>
-    <w:p>
-      <w:pPr>
-        <w:spacing w:line="360" w:lineRule="auto"/>
-        <w:ind w:firstLine="709"/>
-        <w:jc w:val="both"/>
-        <w:rPr>
-          <w:rFonts w:ascii="Times New Roman" w:hAnsi="Times New Roman" w:cs="Times New Roman"/>
-          <w:sz w:val="28"/>
-          <w:szCs w:val="28"/>
-          <w:lang w:val="en-US"/>
-        </w:rPr>
-      </w:pPr>
-    </w:p>
-    <w:p>
-      <w:pPr>
-        <w:spacing w:line="360" w:lineRule="auto"/>
-        <w:ind w:firstLine="709"/>
-        <w:jc w:val="both"/>
-        <w:rPr>
-          <w:rFonts w:ascii="Times New Roman" w:hAnsi="Times New Roman" w:cs="Times New Roman"/>
-          <w:sz w:val="28"/>
-          <w:szCs w:val="28"/>
-          <w:lang w:val="en-US"/>
-        </w:rPr>
-      </w:pPr>
-      <w:r>
-        <w:rPr>
-          <w:rFonts w:ascii="Times New Roman" w:hAnsi="Times New Roman" w:cs="Times New Roman"/>
-          <w:sz w:val="28"/>
-          <w:szCs w:val="28"/>
-        </w:rPr>
-        <w:t>Таблица 2.1</w:t>
-      </w:r>
-      <w:r>
-        <w:rPr>
-          <w:rFonts w:ascii="Times New Roman" w:hAnsi="Times New Roman" w:cs="Times New Roman"/>
-          <w:sz w:val="28"/>
-          <w:szCs w:val="28"/>
-        </w:rPr>
-        <w:t xml:space="preserve"> – </w:t>
-      </w:r>
-      <w:r>
-        <w:rPr>
-          <w:rFonts w:ascii="Times New Roman" w:hAnsi="Times New Roman" w:cs="Times New Roman"/>
-          <w:sz w:val="28"/>
-          <w:szCs w:val="28"/>
-        </w:rPr>
-        <w:t>Физическая интерпретация элементов эквивалентной схемы замещения</w:t>
+        </w:rPr>
+      </w:pPr>
+      <w:r>
+        <w:rPr>
+          <w:rFonts w:ascii="Times New Roman" w:hAnsi="Times New Roman" w:cs="Times New Roman"/>
+          <w:sz w:val="28"/>
+          <w:szCs w:val="28"/>
+        </w:rPr>
+        <w:t xml:space="preserve">В рамках настоящей диссертации базовая схема </w:t>
+      </w:r>
+      <w:proofErr w:type="spellStart"/>
+      <w:r>
+        <w:rPr>
+          <w:rFonts w:ascii="Times New Roman" w:hAnsi="Times New Roman" w:cs="Times New Roman"/>
+          <w:sz w:val="28"/>
+          <w:szCs w:val="28"/>
+        </w:rPr>
+        <w:t>Рэндлса</w:t>
+      </w:r>
+      <w:proofErr w:type="spellEnd"/>
+      <w:r>
+        <w:rPr>
+          <w:rFonts w:ascii="Times New Roman" w:hAnsi="Times New Roman" w:cs="Times New Roman"/>
+          <w:sz w:val="28"/>
+          <w:szCs w:val="28"/>
+        </w:rPr>
+        <w:t xml:space="preserve"> используется как фундаментальное аналитическое ядро. Модифицированные схемы рассматриваются как последующие уточнения для описания конкретных химических систем и режимов. Это принципиально важно для соблюдения логики главы 2: сначала должна быть построена физически прозрачная аналитическая модель, и только затем — её расширения для неидеальных и нестационарных случаев.</w:t>
+      </w:r>
+    </w:p>
+    <w:p>
+      <w:pPr>
+        <w:spacing w:line="360" w:lineRule="auto"/>
+        <w:ind w:firstLine="709"/>
+        <w:jc w:val="both"/>
+        <w:rPr>
+          <w:rFonts w:ascii="Times New Roman" w:hAnsi="Times New Roman" w:cs="Times New Roman"/>
+          <w:sz w:val="28"/>
+          <w:szCs w:val="28"/>
+        </w:rPr>
+      </w:pPr>
+    </w:p>
+    <w:p>
+      <w:pPr>
+        <w:spacing w:line="360" w:lineRule="auto"/>
+        <w:ind w:firstLine="709"/>
+        <w:jc w:val="both"/>
+        <w:rPr>
+          <w:rFonts w:ascii="Times New Roman" w:hAnsi="Times New Roman" w:cs="Times New Roman"/>
+          <w:sz w:val="28"/>
+          <w:szCs w:val="28"/>
+        </w:rPr>
+      </w:pPr>
+      <w:r>
+        <w:rPr>
+          <w:rFonts w:ascii="Times New Roman" w:hAnsi="Times New Roman" w:cs="Times New Roman"/>
+          <w:sz w:val="28"/>
+          <w:szCs w:val="28"/>
+        </w:rPr>
+        <w:t>Таблица 2.1 – Физическая интерпретация элементов эквивалентной схемы замещения</w:t>
       </w:r>
     </w:p>
     <w:tbl>
@@ -4577,6 +4653,7 @@
                 <w:lang w:val="en-US"/>
               </w:rPr>
             </w:pPr>
+            <w:proofErr w:type="spellStart"/>
             <w:r>
               <w:rPr>
                 <w:rFonts w:ascii="Times New Roman" w:hAnsi="Times New Roman" w:cs="Times New Roman"/>
@@ -4598,6 +4675,7 @@
               </w:rPr>
               <w:t>ct</w:t>
             </w:r>
+            <w:proofErr w:type="spellEnd"/>
           </w:p>
         </w:tc>
         <w:tc>
@@ -4641,10 +4719,10 @@
                 <w:lang w:val="en-US"/>
               </w:rPr>
               <w:object w:dxaOrig="1240" w:dyaOrig="680" w14:anchorId="4A0C116A">
-                <v:shape id="_x0000_i1200" type="#_x0000_t75" style="width:61.8pt;height:33.95pt" o:ole="">
+                <v:shape id="_x0000_i1038" type="#_x0000_t75" style="width:61.8pt;height:33.95pt" o:ole="">
                   <v:imagedata r:id="rId40" o:title=""/>
                 </v:shape>
-                <o:OLEObject Type="Embed" ProgID="Equation.DSMT4" ShapeID="_x0000_i1200" DrawAspect="Content" ObjectID="_1835959543" r:id="rId41"/>
+                <o:OLEObject Type="Embed" ProgID="Equation.DSMT4" ShapeID="_x0000_i1038" DrawAspect="Content" ObjectID="_1835959566" r:id="rId41"/>
               </w:object>
             </w:r>
           </w:p>
@@ -4718,6 +4796,7 @@
                 <w:lang w:val="en-US"/>
               </w:rPr>
             </w:pPr>
+            <w:proofErr w:type="spellStart"/>
             <w:r>
               <w:rPr>
                 <w:rFonts w:ascii="Times New Roman" w:hAnsi="Times New Roman" w:cs="Times New Roman"/>
@@ -4739,6 +4818,7 @@
               </w:rPr>
               <w:t>dl</w:t>
             </w:r>
+            <w:proofErr w:type="spellEnd"/>
           </w:p>
         </w:tc>
         <w:tc>
@@ -4782,10 +4862,10 @@
                 <w:lang w:val="en-US"/>
               </w:rPr>
               <w:object w:dxaOrig="700" w:dyaOrig="680" w14:anchorId="3CC50FAC">
-                <v:shape id="_x0000_i1203" type="#_x0000_t75" style="width:35.3pt;height:33.95pt" o:ole="">
+                <v:shape id="_x0000_i1039" type="#_x0000_t75" style="width:35.3pt;height:33.95pt" o:ole="">
                   <v:imagedata r:id="rId42" o:title=""/>
                 </v:shape>
-                <o:OLEObject Type="Embed" ProgID="Equation.DSMT4" ShapeID="_x0000_i1203" DrawAspect="Content" ObjectID="_1835959544" r:id="rId43"/>
+                <o:OLEObject Type="Embed" ProgID="Equation.DSMT4" ShapeID="_x0000_i1039" DrawAspect="Content" ObjectID="_1835959567" r:id="rId43"/>
               </w:object>
             </w:r>
           </w:p>
@@ -4867,6 +4947,7 @@
                 <w:sz w:val="28"/>
                 <w:szCs w:val="28"/>
               </w:rPr>
+              <w:lastRenderedPageBreak/>
               <w:t>Z</w:t>
             </w:r>
             <w:r>
@@ -4906,10 +4987,10 @@
                 <w:lang w:val="en-US"/>
               </w:rPr>
               <w:object w:dxaOrig="580" w:dyaOrig="700" w14:anchorId="2805A596">
-                <v:shape id="_x0000_i1206" type="#_x0000_t75" style="width:29.2pt;height:35.3pt" o:ole="">
+                <v:shape id="_x0000_i1040" type="#_x0000_t75" style="width:29.2pt;height:35.3pt" o:ole="">
                   <v:imagedata r:id="rId44" o:title=""/>
                 </v:shape>
-                <o:OLEObject Type="Embed" ProgID="Equation.DSMT4" ShapeID="_x0000_i1206" DrawAspect="Content" ObjectID="_1835959545" r:id="rId45"/>
+                <o:OLEObject Type="Embed" ProgID="Equation.DSMT4" ShapeID="_x0000_i1040" DrawAspect="Content" ObjectID="_1835959568" r:id="rId45"/>
               </w:object>
             </w:r>
           </w:p>
@@ -5015,10 +5096,10 @@
                 <w:lang w:val="en-US"/>
               </w:rPr>
               <w:object w:dxaOrig="880" w:dyaOrig="740" w14:anchorId="3FE79B06">
-                <v:shape id="_x0000_i1209" type="#_x0000_t75" style="width:44.15pt;height:36.7pt" o:ole="">
+                <v:shape id="_x0000_i1041" type="#_x0000_t75" style="width:44.15pt;height:36.7pt" o:ole="">
                   <v:imagedata r:id="rId46" o:title=""/>
                 </v:shape>
-                <o:OLEObject Type="Embed" ProgID="Equation.DSMT4" ShapeID="_x0000_i1209" DrawAspect="Content" ObjectID="_1835959546" r:id="rId47"/>
+                <o:OLEObject Type="Embed" ProgID="Equation.DSMT4" ShapeID="_x0000_i1041" DrawAspect="Content" ObjectID="_1835959569" r:id="rId47"/>
               </w:object>
             </w:r>
           </w:p>
@@ -5089,6 +5170,7 @@
                 <w:szCs w:val="28"/>
               </w:rPr>
             </w:pPr>
+            <w:proofErr w:type="spellStart"/>
             <w:r>
               <w:rPr>
                 <w:rFonts w:ascii="Times New Roman" w:hAnsi="Times New Roman" w:cs="Times New Roman"/>
@@ -5110,6 +5192,7 @@
               </w:rPr>
               <w:t>fd</w:t>
             </w:r>
+            <w:proofErr w:type="spellEnd"/>
           </w:p>
         </w:tc>
         <w:tc>
@@ -5247,41 +5330,56 @@
           <w:rFonts w:ascii="Times New Roman" w:hAnsi="Times New Roman" w:cs="Times New Roman"/>
           <w:sz w:val="28"/>
           <w:szCs w:val="28"/>
-          <w:lang w:val="en-US"/>
-        </w:rPr>
-      </w:pPr>
-      <w:r>
-        <w:rPr>
-          <w:rFonts w:ascii="Times New Roman" w:hAnsi="Times New Roman" w:cs="Times New Roman"/>
-          <w:sz w:val="28"/>
-          <w:szCs w:val="28"/>
-        </w:rPr>
-        <w:t>В разделе 2.2 выполнен переход от распределённого физико-математического описания аккумуляторной системы к эквивалентным схемам замещения и аналитической форме комплексного импеданса. Показано, что базовая схема Рэндлса является минимальной физически осмысленной структурой, связывающей омическую проводимость, межфазную кинетику, ёмкостный отклик интерфейса и диффузионные ограничения. Получено итоговое аналитическое выражение</w:t>
-      </w:r>
-    </w:p>
-    <w:p>
-      <w:pPr>
-        <w:spacing w:line="360" w:lineRule="auto"/>
-        <w:ind w:firstLine="709"/>
-        <w:jc w:val="both"/>
-        <w:rPr>
-          <w:rFonts w:ascii="Times New Roman" w:hAnsi="Times New Roman" w:cs="Times New Roman"/>
-          <w:sz w:val="28"/>
-          <w:szCs w:val="28"/>
-          <w:lang w:val="en-US"/>
-        </w:rPr>
-      </w:pPr>
-    </w:p>
-    <w:p>
-      <w:pPr>
-        <w:spacing w:line="360" w:lineRule="auto"/>
-        <w:ind w:firstLine="709"/>
-        <w:jc w:val="both"/>
-        <w:rPr>
-          <w:rFonts w:ascii="Times New Roman" w:hAnsi="Times New Roman" w:cs="Times New Roman"/>
-          <w:sz w:val="28"/>
-          <w:szCs w:val="28"/>
-          <w:lang w:val="en-US"/>
+        </w:rPr>
+      </w:pPr>
+      <w:r>
+        <w:rPr>
+          <w:rFonts w:ascii="Times New Roman" w:hAnsi="Times New Roman" w:cs="Times New Roman"/>
+          <w:sz w:val="28"/>
+          <w:szCs w:val="28"/>
+        </w:rPr>
+        <w:t xml:space="preserve">В разделе 2.2 выполнен переход от распределённого физико-математического описания аккумуляторной системы к эквивалентным схемам замещения и аналитической форме комплексного импеданса. Показано, что базовая схема </w:t>
+      </w:r>
+      <w:proofErr w:type="spellStart"/>
+      <w:r>
+        <w:rPr>
+          <w:rFonts w:ascii="Times New Roman" w:hAnsi="Times New Roman" w:cs="Times New Roman"/>
+          <w:sz w:val="28"/>
+          <w:szCs w:val="28"/>
+        </w:rPr>
+        <w:t>Рэндлса</w:t>
+      </w:r>
+      <w:proofErr w:type="spellEnd"/>
+      <w:r>
+        <w:rPr>
+          <w:rFonts w:ascii="Times New Roman" w:hAnsi="Times New Roman" w:cs="Times New Roman"/>
+          <w:sz w:val="28"/>
+          <w:szCs w:val="28"/>
+        </w:rPr>
+        <w:t xml:space="preserve"> является минимальной физически осмысленной структурой, связывающей омическую проводимость, межфазную кинетику, ёмкостный отклик интерфейса и диффузионные ограничения. Получено итоговое аналитическое выражение</w:t>
+      </w:r>
+    </w:p>
+    <w:p>
+      <w:pPr>
+        <w:spacing w:line="360" w:lineRule="auto"/>
+        <w:ind w:firstLine="709"/>
+        <w:jc w:val="both"/>
+        <w:rPr>
+          <w:rFonts w:ascii="Times New Roman" w:hAnsi="Times New Roman" w:cs="Times New Roman"/>
+          <w:sz w:val="28"/>
+          <w:szCs w:val="28"/>
+        </w:rPr>
+      </w:pPr>
+    </w:p>
+    <w:p>
+      <w:pPr>
+        <w:spacing w:line="360" w:lineRule="auto"/>
+        <w:ind w:firstLine="709"/>
+        <w:jc w:val="both"/>
+        <w:rPr>
+          <w:rFonts w:ascii="Times New Roman" w:hAnsi="Times New Roman" w:cs="Times New Roman"/>
+          <w:sz w:val="28"/>
+          <w:szCs w:val="28"/>
         </w:rPr>
       </w:pPr>
       <w:r>
@@ -5293,10 +5391,10 @@
           <w:lang w:val="en-US"/>
         </w:rPr>
         <w:object w:dxaOrig="3240" w:dyaOrig="700" w14:anchorId="4A9490DD">
-          <v:shape id="_x0000_i1212" type="#_x0000_t75" style="width:162.35pt;height:35.3pt" o:ole="">
+          <v:shape id="_x0000_i1042" type="#_x0000_t75" style="width:162.35pt;height:35.3pt" o:ole="">
             <v:imagedata r:id="rId48" o:title=""/>
           </v:shape>
-          <o:OLEObject Type="Embed" ProgID="Equation.DSMT4" ShapeID="_x0000_i1212" DrawAspect="Content" ObjectID="_1835959547" r:id="rId49"/>
+          <o:OLEObject Type="Embed" ProgID="Equation.DSMT4" ShapeID="_x0000_i1042" DrawAspect="Content" ObjectID="_1835959570" r:id="rId49"/>
         </w:object>
       </w:r>
       <w:r>
@@ -5304,7 +5402,6 @@
           <w:rFonts w:ascii="Times New Roman" w:hAnsi="Times New Roman" w:cs="Times New Roman"/>
           <w:sz w:val="28"/>
           <w:szCs w:val="28"/>
-          <w:lang w:val="en-US"/>
         </w:rPr>
         <w:t>,</w:t>
       </w:r>
@@ -5318,37 +5415,27 @@
           <w:rFonts w:ascii="Times New Roman" w:hAnsi="Times New Roman" w:cs="Times New Roman"/>
           <w:sz w:val="28"/>
           <w:szCs w:val="28"/>
-          <w:lang w:val="en-US"/>
-        </w:rPr>
-      </w:pPr>
-    </w:p>
-    <w:p>
-      <w:pPr>
-        <w:spacing w:line="360" w:lineRule="auto"/>
-        <w:ind w:firstLine="709"/>
-        <w:jc w:val="both"/>
-        <w:rPr>
-          <w:rFonts w:ascii="Times New Roman" w:hAnsi="Times New Roman" w:cs="Times New Roman"/>
-          <w:sz w:val="28"/>
-          <w:szCs w:val="28"/>
-          <w:lang w:val="en-US"/>
-        </w:rPr>
-      </w:pPr>
-      <w:r>
-        <w:rPr>
-          <w:rFonts w:ascii="Times New Roman" w:hAnsi="Times New Roman" w:cs="Times New Roman"/>
-          <w:sz w:val="28"/>
-          <w:szCs w:val="28"/>
-        </w:rPr>
-        <w:t>которое далее будет положено в основу зависимости</w:t>
-      </w:r>
-      <w:r>
-        <w:rPr>
-          <w:rFonts w:ascii="Times New Roman" w:hAnsi="Times New Roman" w:cs="Times New Roman"/>
-          <w:sz w:val="28"/>
-          <w:szCs w:val="28"/>
-        </w:rPr>
-        <w:t xml:space="preserve"> </w:t>
+        </w:rPr>
+      </w:pPr>
+    </w:p>
+    <w:p>
+      <w:pPr>
+        <w:spacing w:line="360" w:lineRule="auto"/>
+        <w:ind w:firstLine="709"/>
+        <w:jc w:val="both"/>
+        <w:rPr>
+          <w:rFonts w:ascii="Times New Roman" w:hAnsi="Times New Roman" w:cs="Times New Roman"/>
+          <w:sz w:val="28"/>
+          <w:szCs w:val="28"/>
+        </w:rPr>
+      </w:pPr>
+      <w:r>
+        <w:rPr>
+          <w:rFonts w:ascii="Times New Roman" w:hAnsi="Times New Roman" w:cs="Times New Roman"/>
+          <w:sz w:val="28"/>
+          <w:szCs w:val="28"/>
+        </w:rPr>
+        <w:t xml:space="preserve">которое далее будет положено в основу зависимости </w:t>
       </w:r>
       <w:r>
         <w:rPr>
@@ -5461,22 +5548,22 @@
           <w:sz w:val="28"/>
           <w:szCs w:val="28"/>
         </w:rPr>
-        <w:t xml:space="preserve">. </w:t>
-      </w:r>
-      <w:r>
-        <w:rPr>
-          <w:rFonts w:ascii="Times New Roman" w:hAnsi="Times New Roman" w:cs="Times New Roman"/>
-          <w:sz w:val="28"/>
-          <w:szCs w:val="28"/>
-        </w:rPr>
-        <w:t>Тем самым создано математическое ядро для следующего раздела, где комплексный импеданс будет формализован как функция частоты, температуры, состояния заряда и деградации</w:t>
-      </w:r>
-      <w:r>
-        <w:rPr>
-          <w:rFonts w:ascii="Times New Roman" w:hAnsi="Times New Roman" w:cs="Times New Roman"/>
-          <w:sz w:val="28"/>
-          <w:szCs w:val="28"/>
-          <w:lang w:val="en-US"/>
+        <w:t xml:space="preserve">. Тем самым создано математическое ядро для следующего раздела, где комплексный </w:t>
+      </w:r>
+      <w:r>
+        <w:rPr>
+          <w:rFonts w:ascii="Times New Roman" w:hAnsi="Times New Roman" w:cs="Times New Roman"/>
+          <w:sz w:val="28"/>
+          <w:szCs w:val="28"/>
+        </w:rPr>
+        <w:lastRenderedPageBreak/>
+        <w:t>импеданс будет формализован как функция частоты, температуры, состояния заряда и деградации</w:t>
+      </w:r>
+      <w:r>
+        <w:rPr>
+          <w:rFonts w:ascii="Times New Roman" w:hAnsi="Times New Roman" w:cs="Times New Roman"/>
+          <w:sz w:val="28"/>
+          <w:szCs w:val="28"/>
         </w:rPr>
         <w:t>.</w:t>
       </w:r>

--- a/Docs/Дис Борзенков вар2/01.Главы/Глава_2.docx
+++ b/Docs/Дис Борзенков вар2/01.Главы/Глава_2.docx
@@ -67,7 +67,6 @@
           <w:rFonts w:ascii="Times New Roman" w:hAnsi="Times New Roman" w:cs="Times New Roman"/>
           <w:sz w:val="28"/>
           <w:szCs w:val="28"/>
-          <w:lang w:val="en-US"/>
         </w:rPr>
       </w:pPr>
     </w:p>
@@ -142,15 +141,7 @@
           <w:sz w:val="28"/>
           <w:szCs w:val="28"/>
         </w:rPr>
-        <w:t xml:space="preserve"> эффектами и подготовить основу для последующей идентификации</w:t>
-      </w:r>
-      <w:r>
-        <w:rPr>
-          <w:rFonts w:ascii="Times New Roman" w:hAnsi="Times New Roman" w:cs="Times New Roman"/>
-          <w:sz w:val="28"/>
-          <w:szCs w:val="28"/>
-        </w:rPr>
-        <w:t xml:space="preserve"> </w:t>
+        <w:t xml:space="preserve"> эффектами и подготовить основу для последующей идентификации </w:t>
       </w:r>
       <w:r>
         <w:rPr>
@@ -349,7 +340,27 @@
           <w:szCs w:val="28"/>
           <w:highlight w:val="yellow"/>
         </w:rPr>
-        <w:t>((https://doi.org/10.1039/DF9470100011),(https://doi.org/10.1021/acsmeasuresciau.2c00070 )).</w:t>
+        <w:t>((</w:t>
+      </w:r>
+      <w:proofErr w:type="gramStart"/>
+      <w:r>
+        <w:rPr>
+          <w:rFonts w:ascii="Times New Roman" w:hAnsi="Times New Roman" w:cs="Times New Roman"/>
+          <w:sz w:val="28"/>
+          <w:szCs w:val="28"/>
+          <w:highlight w:val="yellow"/>
+        </w:rPr>
+        <w:t>https://doi.org/10.1039/DF9470100011),(https://doi.org/10.1021/acsmeasuresciau.2c00070 )</w:t>
+      </w:r>
+      <w:proofErr w:type="gramEnd"/>
+      <w:r>
+        <w:rPr>
+          <w:rFonts w:ascii="Times New Roman" w:hAnsi="Times New Roman" w:cs="Times New Roman"/>
+          <w:sz w:val="28"/>
+          <w:szCs w:val="28"/>
+          <w:highlight w:val="yellow"/>
+        </w:rPr>
+        <w:t>).</w:t>
       </w:r>
     </w:p>
     <w:p>
@@ -1611,10 +1622,10 @@
             <v:path o:extrusionok="f" gradientshapeok="t" o:connecttype="rect"/>
             <o:lock v:ext="edit" aspectratio="t"/>
           </v:shapetype>
-          <v:shape id="_x0000_i1025" type="#_x0000_t75" style="width:42.8pt;height:18.35pt" o:ole="">
+          <v:shape id="_x0000_i1025" type="#_x0000_t75" style="width:42.55pt;height:18.15pt" o:ole="">
             <v:imagedata r:id="rId9" o:title=""/>
           </v:shape>
-          <o:OLEObject Type="Embed" ProgID="Equation.DSMT4" ShapeID="_x0000_i1025" DrawAspect="Content" ObjectID="_1835959553" r:id="rId10"/>
+          <o:OLEObject Type="Embed" ProgID="Equation.DSMT4" ShapeID="_x0000_i1025" DrawAspect="Content" ObjectID="_1835979196" r:id="rId10"/>
         </w:object>
       </w:r>
     </w:p>
@@ -2032,10 +2043,10 @@
           <w:szCs w:val="28"/>
         </w:rPr>
         <w:object w:dxaOrig="1800" w:dyaOrig="680" w14:anchorId="3BA5D9B4">
-          <v:shape id="_x0000_i1026" type="#_x0000_t75" style="width:90.35pt;height:33.95pt" o:ole="">
+          <v:shape id="_x0000_i1026" type="#_x0000_t75" style="width:90.15pt;height:33.8pt" o:ole="">
             <v:imagedata r:id="rId12" o:title=""/>
           </v:shape>
-          <o:OLEObject Type="Embed" ProgID="Equation.DSMT4" ShapeID="_x0000_i1026" DrawAspect="Content" ObjectID="_1835959554" r:id="rId13"/>
+          <o:OLEObject Type="Embed" ProgID="Equation.DSMT4" ShapeID="_x0000_i1026" DrawAspect="Content" ObjectID="_1835979197" r:id="rId13"/>
         </w:object>
       </w:r>
       <w:r>
@@ -2128,10 +2139,10 @@
           <w:szCs w:val="28"/>
         </w:rPr>
         <w:object w:dxaOrig="2620" w:dyaOrig="700" w14:anchorId="6DC4FE15">
-          <v:shape id="_x0000_i1027" type="#_x0000_t75" style="width:131.1pt;height:35.3pt" o:ole="">
+          <v:shape id="_x0000_i1027" type="#_x0000_t75" style="width:130.85pt;height:35.05pt" o:ole="">
             <v:imagedata r:id="rId14" o:title=""/>
           </v:shape>
-          <o:OLEObject Type="Embed" ProgID="Equation.DSMT4" ShapeID="_x0000_i1027" DrawAspect="Content" ObjectID="_1835959555" r:id="rId15"/>
+          <o:OLEObject Type="Embed" ProgID="Equation.DSMT4" ShapeID="_x0000_i1027" DrawAspect="Content" ObjectID="_1835979198" r:id="rId15"/>
         </w:object>
       </w:r>
       <w:r>
@@ -2208,10 +2219,10 @@
           <w:lang w:val="en-US"/>
         </w:rPr>
         <w:object w:dxaOrig="1120" w:dyaOrig="380" w14:anchorId="5C918BFA">
-          <v:shape id="_x0000_i1028" type="#_x0000_t75" style="width:55.7pt;height:19pt" o:ole="">
+          <v:shape id="_x0000_i1028" type="#_x0000_t75" style="width:55.7pt;height:18.8pt" o:ole="">
             <v:imagedata r:id="rId16" o:title=""/>
           </v:shape>
-          <o:OLEObject Type="Embed" ProgID="Equation.DSMT4" ShapeID="_x0000_i1028" DrawAspect="Content" ObjectID="_1835959556" r:id="rId17"/>
+          <o:OLEObject Type="Embed" ProgID="Equation.DSMT4" ShapeID="_x0000_i1028" DrawAspect="Content" ObjectID="_1835979199" r:id="rId17"/>
         </w:object>
       </w:r>
       <w:r>
@@ -2320,10 +2331,10 @@
           <w:lang w:val="en-US"/>
         </w:rPr>
         <w:object w:dxaOrig="1180" w:dyaOrig="680" w14:anchorId="4D52710D">
-          <v:shape id="_x0000_i1029" type="#_x0000_t75" style="width:59.1pt;height:33.95pt" o:ole="">
+          <v:shape id="_x0000_i1029" type="#_x0000_t75" style="width:58.85pt;height:33.8pt" o:ole="">
             <v:imagedata r:id="rId18" o:title=""/>
           </v:shape>
-          <o:OLEObject Type="Embed" ProgID="Equation.DSMT4" ShapeID="_x0000_i1029" DrawAspect="Content" ObjectID="_1835959557" r:id="rId19"/>
+          <o:OLEObject Type="Embed" ProgID="Equation.DSMT4" ShapeID="_x0000_i1029" DrawAspect="Content" ObjectID="_1835979200" r:id="rId19"/>
         </w:object>
       </w:r>
       <w:r>
@@ -2367,6 +2378,7 @@
         <w:t xml:space="preserve">Последнее выражение получается из условия экстремума мнимой части ветви </w:t>
       </w:r>
       <w:proofErr w:type="spellStart"/>
+      <w:proofErr w:type="gramStart"/>
       <w:r>
         <w:rPr>
           <w:rFonts w:ascii="Times New Roman" w:hAnsi="Times New Roman" w:cs="Times New Roman"/>
@@ -2420,7 +2432,16 @@
           <w:sz w:val="28"/>
           <w:szCs w:val="28"/>
         </w:rPr>
-        <w:t xml:space="preserve">. Оно особенно важно в практической идентификации, поскольку позволяет связать геометрию спектра с параметрами модели. С научной точки зрения это даёт строгий мост между межфазной кинетикой и формой EIS-спектра. С практической точки зрения это позволяет по одной области спектра восстанавливать два ключевых параметра — </w:t>
+        <w:t>.</w:t>
+      </w:r>
+      <w:proofErr w:type="gramEnd"/>
+      <w:r>
+        <w:rPr>
+          <w:rFonts w:ascii="Times New Roman" w:hAnsi="Times New Roman" w:cs="Times New Roman"/>
+          <w:sz w:val="28"/>
+          <w:szCs w:val="28"/>
+        </w:rPr>
+        <w:t xml:space="preserve"> Оно особенно важно в практической идентификации, поскольку позволяет связать геометрию спектра с параметрами модели. С научной точки зрения это даёт строгий мост между межфазной кинетикой и формой EIS-спектра. С практической точки зрения это позволяет по одной области спектра восстанавливать два ключевых параметра — </w:t>
       </w:r>
       <w:proofErr w:type="spellStart"/>
       <w:r>
@@ -2641,10 +2662,10 @@
           <w:szCs w:val="28"/>
         </w:rPr>
         <w:object w:dxaOrig="1420" w:dyaOrig="700" w14:anchorId="60C42B70">
-          <v:shape id="_x0000_i1030" type="#_x0000_t75" style="width:71.3pt;height:35.3pt" o:ole="">
+          <v:shape id="_x0000_i1030" type="#_x0000_t75" style="width:71.35pt;height:35.05pt" o:ole="">
             <v:imagedata r:id="rId21" o:title=""/>
           </v:shape>
-          <o:OLEObject Type="Embed" ProgID="Equation.DSMT4" ShapeID="_x0000_i1030" DrawAspect="Content" ObjectID="_1835959558" r:id="rId22"/>
+          <o:OLEObject Type="Embed" ProgID="Equation.DSMT4" ShapeID="_x0000_i1030" DrawAspect="Content" ObjectID="_1835979201" r:id="rId22"/>
         </w:object>
       </w:r>
       <w:r>
@@ -2832,10 +2853,10 @@
           <w:lang w:val="en-US"/>
         </w:rPr>
         <w:object w:dxaOrig="1060" w:dyaOrig="660" w14:anchorId="228F7F02">
-          <v:shape id="_x0000_i1031" type="#_x0000_t75" style="width:53pt;height:33.3pt" o:ole="">
+          <v:shape id="_x0000_i1031" type="#_x0000_t75" style="width:53.2pt;height:33.2pt" o:ole="">
             <v:imagedata r:id="rId23" o:title=""/>
           </v:shape>
-          <o:OLEObject Type="Embed" ProgID="Equation.DSMT4" ShapeID="_x0000_i1031" DrawAspect="Content" ObjectID="_1835959559" r:id="rId24"/>
+          <o:OLEObject Type="Embed" ProgID="Equation.DSMT4" ShapeID="_x0000_i1031" DrawAspect="Content" ObjectID="_1835979202" r:id="rId24"/>
         </w:object>
       </w:r>
       <w:r>
@@ -2855,10 +2876,10 @@
           <w:lang w:val="en-US"/>
         </w:rPr>
         <w:object w:dxaOrig="1860" w:dyaOrig="660" w14:anchorId="70079064">
-          <v:shape id="_x0000_i1032" type="#_x0000_t75" style="width:93.05pt;height:33.3pt" o:ole="">
+          <v:shape id="_x0000_i1032" type="#_x0000_t75" style="width:93.3pt;height:33.2pt" o:ole="">
             <v:imagedata r:id="rId25" o:title=""/>
           </v:shape>
-          <o:OLEObject Type="Embed" ProgID="Equation.DSMT4" ShapeID="_x0000_i1032" DrawAspect="Content" ObjectID="_1835959560" r:id="rId26"/>
+          <o:OLEObject Type="Embed" ProgID="Equation.DSMT4" ShapeID="_x0000_i1032" DrawAspect="Content" ObjectID="_1835979203" r:id="rId26"/>
         </w:object>
       </w:r>
       <w:r>
@@ -2934,10 +2955,10 @@
           <w:lang w:val="en-US"/>
         </w:rPr>
         <w:object w:dxaOrig="2580" w:dyaOrig="380" w14:anchorId="6EC4C9D9">
-          <v:shape id="_x0000_i1033" type="#_x0000_t75" style="width:129.05pt;height:19pt" o:ole="">
+          <v:shape id="_x0000_i1033" type="#_x0000_t75" style="width:128.95pt;height:18.8pt" o:ole="">
             <v:imagedata r:id="rId27" o:title=""/>
           </v:shape>
-          <o:OLEObject Type="Embed" ProgID="Equation.DSMT4" ShapeID="_x0000_i1033" DrawAspect="Content" ObjectID="_1835959561" r:id="rId28"/>
+          <o:OLEObject Type="Embed" ProgID="Equation.DSMT4" ShapeID="_x0000_i1033" DrawAspect="Content" ObjectID="_1835979204" r:id="rId28"/>
         </w:object>
       </w:r>
       <w:r>
@@ -3199,10 +3220,10 @@
           <w:lang w:val="en-US"/>
         </w:rPr>
         <w:object w:dxaOrig="3200" w:dyaOrig="700" w14:anchorId="24B6E0B2">
-          <v:shape id="_x0000_i1034" type="#_x0000_t75" style="width:160.3pt;height:35.3pt" o:ole="">
+          <v:shape id="_x0000_i1034" type="#_x0000_t75" style="width:160.3pt;height:35.05pt" o:ole="">
             <v:imagedata r:id="rId30" o:title=""/>
           </v:shape>
-          <o:OLEObject Type="Embed" ProgID="Equation.DSMT4" ShapeID="_x0000_i1034" DrawAspect="Content" ObjectID="_1835959562" r:id="rId31"/>
+          <o:OLEObject Type="Embed" ProgID="Equation.DSMT4" ShapeID="_x0000_i1034" DrawAspect="Content" ObjectID="_1835979205" r:id="rId31"/>
         </w:object>
       </w:r>
       <w:r>
@@ -3281,10 +3302,10 @@
           <w:lang w:val="en-US"/>
         </w:rPr>
         <w:object w:dxaOrig="2100" w:dyaOrig="400" w14:anchorId="490D9FDB">
-          <v:shape id="_x0000_i1035" type="#_x0000_t75" style="width:105.3pt;height:19.7pt" o:ole="">
+          <v:shape id="_x0000_i1035" type="#_x0000_t75" style="width:105.2pt;height:19.4pt" o:ole="">
             <v:imagedata r:id="rId32" o:title=""/>
           </v:shape>
-          <o:OLEObject Type="Embed" ProgID="Equation.DSMT4" ShapeID="_x0000_i1035" DrawAspect="Content" ObjectID="_1835959563" r:id="rId33"/>
+          <o:OLEObject Type="Embed" ProgID="Equation.DSMT4" ShapeID="_x0000_i1035" DrawAspect="Content" ObjectID="_1835979206" r:id="rId33"/>
         </w:object>
       </w:r>
     </w:p>
@@ -4087,10 +4108,10 @@
           <w:lang w:val="en-US"/>
         </w:rPr>
         <w:object w:dxaOrig="1180" w:dyaOrig="360" w14:anchorId="10E781D6">
-          <v:shape id="_x0000_i1036" type="#_x0000_t75" style="width:59.1pt;height:18.35pt" o:ole="">
+          <v:shape id="_x0000_i1036" type="#_x0000_t75" style="width:58.85pt;height:18.15pt" o:ole="">
             <v:imagedata r:id="rId35" o:title=""/>
           </v:shape>
-          <o:OLEObject Type="Embed" ProgID="Equation.DSMT4" ShapeID="_x0000_i1036" DrawAspect="Content" ObjectID="_1835959564" r:id="rId36"/>
+          <o:OLEObject Type="Embed" ProgID="Equation.DSMT4" ShapeID="_x0000_i1036" DrawAspect="Content" ObjectID="_1835979207" r:id="rId36"/>
         </w:object>
       </w:r>
       <w:r>
@@ -4122,10 +4143,10 @@
           <w:lang w:val="en-US"/>
         </w:rPr>
         <w:object w:dxaOrig="980" w:dyaOrig="380" w14:anchorId="7EB35DA0">
-          <v:shape id="_x0000_i1037" type="#_x0000_t75" style="width:48.9pt;height:19pt" o:ole="">
+          <v:shape id="_x0000_i1037" type="#_x0000_t75" style="width:48.85pt;height:18.8pt" o:ole="">
             <v:imagedata r:id="rId37" o:title=""/>
           </v:shape>
-          <o:OLEObject Type="Embed" ProgID="Equation.DSMT4" ShapeID="_x0000_i1037" DrawAspect="Content" ObjectID="_1835959565" r:id="rId38"/>
+          <o:OLEObject Type="Embed" ProgID="Equation.DSMT4" ShapeID="_x0000_i1037" DrawAspect="Content" ObjectID="_1835979208" r:id="rId38"/>
         </w:object>
       </w:r>
       <w:r>
@@ -4719,10 +4740,10 @@
                 <w:lang w:val="en-US"/>
               </w:rPr>
               <w:object w:dxaOrig="1240" w:dyaOrig="680" w14:anchorId="4A0C116A">
-                <v:shape id="_x0000_i1038" type="#_x0000_t75" style="width:61.8pt;height:33.95pt" o:ole="">
+                <v:shape id="_x0000_i1038" type="#_x0000_t75" style="width:62pt;height:33.8pt" o:ole="">
                   <v:imagedata r:id="rId40" o:title=""/>
                 </v:shape>
-                <o:OLEObject Type="Embed" ProgID="Equation.DSMT4" ShapeID="_x0000_i1038" DrawAspect="Content" ObjectID="_1835959566" r:id="rId41"/>
+                <o:OLEObject Type="Embed" ProgID="Equation.DSMT4" ShapeID="_x0000_i1038" DrawAspect="Content" ObjectID="_1835979209" r:id="rId41"/>
               </w:object>
             </w:r>
           </w:p>
@@ -4862,10 +4883,10 @@
                 <w:lang w:val="en-US"/>
               </w:rPr>
               <w:object w:dxaOrig="700" w:dyaOrig="680" w14:anchorId="3CC50FAC">
-                <v:shape id="_x0000_i1039" type="#_x0000_t75" style="width:35.3pt;height:33.95pt" o:ole="">
+                <v:shape id="_x0000_i1039" type="#_x0000_t75" style="width:35.05pt;height:33.8pt" o:ole="">
                   <v:imagedata r:id="rId42" o:title=""/>
                 </v:shape>
-                <o:OLEObject Type="Embed" ProgID="Equation.DSMT4" ShapeID="_x0000_i1039" DrawAspect="Content" ObjectID="_1835959567" r:id="rId43"/>
+                <o:OLEObject Type="Embed" ProgID="Equation.DSMT4" ShapeID="_x0000_i1039" DrawAspect="Content" ObjectID="_1835979210" r:id="rId43"/>
               </w:object>
             </w:r>
           </w:p>
@@ -4987,10 +5008,10 @@
                 <w:lang w:val="en-US"/>
               </w:rPr>
               <w:object w:dxaOrig="580" w:dyaOrig="700" w14:anchorId="2805A596">
-                <v:shape id="_x0000_i1040" type="#_x0000_t75" style="width:29.2pt;height:35.3pt" o:ole="">
+                <v:shape id="_x0000_i1040" type="#_x0000_t75" style="width:29.45pt;height:35.05pt" o:ole="">
                   <v:imagedata r:id="rId44" o:title=""/>
                 </v:shape>
-                <o:OLEObject Type="Embed" ProgID="Equation.DSMT4" ShapeID="_x0000_i1040" DrawAspect="Content" ObjectID="_1835959568" r:id="rId45"/>
+                <o:OLEObject Type="Embed" ProgID="Equation.DSMT4" ShapeID="_x0000_i1040" DrawAspect="Content" ObjectID="_1835979211" r:id="rId45"/>
               </w:object>
             </w:r>
           </w:p>
@@ -5096,10 +5117,10 @@
                 <w:lang w:val="en-US"/>
               </w:rPr>
               <w:object w:dxaOrig="880" w:dyaOrig="740" w14:anchorId="3FE79B06">
-                <v:shape id="_x0000_i1041" type="#_x0000_t75" style="width:44.15pt;height:36.7pt" o:ole="">
+                <v:shape id="_x0000_i1041" type="#_x0000_t75" style="width:43.85pt;height:36.95pt" o:ole="">
                   <v:imagedata r:id="rId46" o:title=""/>
                 </v:shape>
-                <o:OLEObject Type="Embed" ProgID="Equation.DSMT4" ShapeID="_x0000_i1041" DrawAspect="Content" ObjectID="_1835959569" r:id="rId47"/>
+                <o:OLEObject Type="Embed" ProgID="Equation.DSMT4" ShapeID="_x0000_i1041" DrawAspect="Content" ObjectID="_1835979212" r:id="rId47"/>
               </w:object>
             </w:r>
           </w:p>
@@ -5391,10 +5412,10 @@
           <w:lang w:val="en-US"/>
         </w:rPr>
         <w:object w:dxaOrig="3240" w:dyaOrig="700" w14:anchorId="4A9490DD">
-          <v:shape id="_x0000_i1042" type="#_x0000_t75" style="width:162.35pt;height:35.3pt" o:ole="">
+          <v:shape id="_x0000_i1042" type="#_x0000_t75" style="width:162.15pt;height:35.05pt" o:ole="">
             <v:imagedata r:id="rId48" o:title=""/>
           </v:shape>
-          <o:OLEObject Type="Embed" ProgID="Equation.DSMT4" ShapeID="_x0000_i1042" DrawAspect="Content" ObjectID="_1835959570" r:id="rId49"/>
+          <o:OLEObject Type="Embed" ProgID="Equation.DSMT4" ShapeID="_x0000_i1042" DrawAspect="Content" ObjectID="_1835979213" r:id="rId49"/>
         </w:object>
       </w:r>
       <w:r>
@@ -5427,6 +5448,7 @@
           <w:rFonts w:ascii="Times New Roman" w:hAnsi="Times New Roman" w:cs="Times New Roman"/>
           <w:sz w:val="28"/>
           <w:szCs w:val="28"/>
+          <w:lang w:val="en-US"/>
         </w:rPr>
       </w:pPr>
       <w:r>
@@ -5477,7 +5499,18 @@
           <w:sz w:val="28"/>
           <w:szCs w:val="28"/>
         </w:rPr>
-        <w:t>(ω,</w:t>
+        <w:t>(</w:t>
+      </w:r>
+      <w:proofErr w:type="gramStart"/>
+      <w:r>
+        <w:rPr>
+          <w:rFonts w:ascii="Times New Roman" w:hAnsi="Times New Roman" w:cs="Times New Roman"/>
+          <w:i/>
+          <w:iCs/>
+          <w:sz w:val="28"/>
+          <w:szCs w:val="28"/>
+        </w:rPr>
+        <w:t>ω,</w:t>
       </w:r>
       <w:r>
         <w:rPr>
@@ -5490,6 +5523,7 @@
         </w:rPr>
         <w:t>T</w:t>
       </w:r>
+      <w:proofErr w:type="gramEnd"/>
       <w:r>
         <w:rPr>
           <w:rFonts w:ascii="Times New Roman" w:hAnsi="Times New Roman" w:cs="Times New Roman"/>
@@ -5500,6 +5534,7 @@
         </w:rPr>
         <w:t>,</w:t>
       </w:r>
+      <w:proofErr w:type="gramStart"/>
       <w:r>
         <w:rPr>
           <w:rFonts w:ascii="Times New Roman" w:hAnsi="Times New Roman" w:cs="Times New Roman"/>
@@ -5532,6 +5567,7 @@
         </w:rPr>
         <w:t>D</w:t>
       </w:r>
+      <w:proofErr w:type="gramEnd"/>
       <w:r>
         <w:rPr>
           <w:rFonts w:ascii="Times New Roman" w:hAnsi="Times New Roman" w:cs="Times New Roman"/>
@@ -5567,6 +5603,2492 @@
         </w:rPr>
         <w:t>.</w:t>
       </w:r>
+    </w:p>
+    <w:p>
+      <w:pPr>
+        <w:spacing w:line="360" w:lineRule="auto"/>
+        <w:ind w:firstLine="709"/>
+        <w:jc w:val="both"/>
+        <w:rPr>
+          <w:rFonts w:ascii="Times New Roman" w:hAnsi="Times New Roman" w:cs="Times New Roman"/>
+          <w:sz w:val="28"/>
+          <w:szCs w:val="28"/>
+          <w:lang w:val="en-US"/>
+        </w:rPr>
+      </w:pPr>
+    </w:p>
+    <w:p>
+      <w:pPr>
+        <w:spacing w:line="360" w:lineRule="auto"/>
+        <w:ind w:firstLine="709"/>
+        <w:jc w:val="both"/>
+        <w:rPr>
+          <w:rFonts w:ascii="Times New Roman" w:hAnsi="Times New Roman" w:cs="Times New Roman"/>
+          <w:b/>
+          <w:bCs/>
+          <w:sz w:val="28"/>
+          <w:szCs w:val="28"/>
+        </w:rPr>
+      </w:pPr>
+      <w:r>
+        <w:rPr>
+          <w:rFonts w:ascii="Times New Roman" w:hAnsi="Times New Roman" w:cs="Times New Roman"/>
+          <w:b/>
+          <w:bCs/>
+          <w:sz w:val="28"/>
+          <w:szCs w:val="28"/>
+        </w:rPr>
+        <w:t>2.3 Представление комплексного импеданса в виде</w:t>
+      </w:r>
+      <w:r>
+        <w:rPr>
+          <w:rFonts w:ascii="Times New Roman" w:hAnsi="Times New Roman" w:cs="Times New Roman"/>
+          <w:b/>
+          <w:bCs/>
+          <w:sz w:val="28"/>
+          <w:szCs w:val="28"/>
+        </w:rPr>
+        <w:t xml:space="preserve"> </w:t>
+      </w:r>
+      <w:r>
+        <w:rPr>
+          <w:rFonts w:ascii="Times New Roman" w:hAnsi="Times New Roman" w:cs="Times New Roman"/>
+          <w:b/>
+          <w:bCs/>
+          <w:i/>
+          <w:iCs/>
+          <w:sz w:val="28"/>
+          <w:szCs w:val="28"/>
+          <w:lang w:val="en-US"/>
+        </w:rPr>
+        <w:t>Z</w:t>
+      </w:r>
+      <w:r>
+        <w:rPr>
+          <w:rFonts w:ascii="Times New Roman" w:hAnsi="Times New Roman" w:cs="Times New Roman"/>
+          <w:b/>
+          <w:bCs/>
+          <w:i/>
+          <w:iCs/>
+          <w:sz w:val="28"/>
+          <w:szCs w:val="28"/>
+        </w:rPr>
+        <w:t>=</w:t>
+      </w:r>
+      <w:r>
+        <w:rPr>
+          <w:rFonts w:ascii="Times New Roman" w:hAnsi="Times New Roman" w:cs="Times New Roman"/>
+          <w:b/>
+          <w:bCs/>
+          <w:i/>
+          <w:iCs/>
+          <w:sz w:val="28"/>
+          <w:szCs w:val="28"/>
+          <w:lang w:val="en-US"/>
+        </w:rPr>
+        <w:t>f</w:t>
+      </w:r>
+      <w:r>
+        <w:rPr>
+          <w:rFonts w:ascii="Times New Roman" w:hAnsi="Times New Roman" w:cs="Times New Roman"/>
+          <w:b/>
+          <w:bCs/>
+          <w:i/>
+          <w:iCs/>
+          <w:sz w:val="28"/>
+          <w:szCs w:val="28"/>
+        </w:rPr>
+        <w:t>(</w:t>
+      </w:r>
+      <w:proofErr w:type="gramStart"/>
+      <w:r>
+        <w:rPr>
+          <w:rFonts w:ascii="Times New Roman" w:hAnsi="Times New Roman" w:cs="Times New Roman"/>
+          <w:b/>
+          <w:bCs/>
+          <w:i/>
+          <w:iCs/>
+          <w:sz w:val="28"/>
+          <w:szCs w:val="28"/>
+        </w:rPr>
+        <w:t>ω,</w:t>
+      </w:r>
+      <w:r>
+        <w:rPr>
+          <w:rFonts w:ascii="Times New Roman" w:hAnsi="Times New Roman" w:cs="Times New Roman"/>
+          <w:b/>
+          <w:bCs/>
+          <w:i/>
+          <w:iCs/>
+          <w:sz w:val="28"/>
+          <w:szCs w:val="28"/>
+          <w:lang w:val="en-US"/>
+        </w:rPr>
+        <w:t>T</w:t>
+      </w:r>
+      <w:proofErr w:type="gramEnd"/>
+      <w:r>
+        <w:rPr>
+          <w:rFonts w:ascii="Times New Roman" w:hAnsi="Times New Roman" w:cs="Times New Roman"/>
+          <w:b/>
+          <w:bCs/>
+          <w:i/>
+          <w:iCs/>
+          <w:sz w:val="28"/>
+          <w:szCs w:val="28"/>
+        </w:rPr>
+        <w:t>,</w:t>
+      </w:r>
+      <w:proofErr w:type="gramStart"/>
+      <w:r>
+        <w:rPr>
+          <w:rFonts w:ascii="Times New Roman" w:hAnsi="Times New Roman" w:cs="Times New Roman"/>
+          <w:b/>
+          <w:bCs/>
+          <w:i/>
+          <w:iCs/>
+          <w:sz w:val="28"/>
+          <w:szCs w:val="28"/>
+          <w:lang w:val="en-US"/>
+        </w:rPr>
+        <w:t>SOC</w:t>
+      </w:r>
+      <w:r>
+        <w:rPr>
+          <w:rFonts w:ascii="Times New Roman" w:hAnsi="Times New Roman" w:cs="Times New Roman"/>
+          <w:b/>
+          <w:bCs/>
+          <w:i/>
+          <w:iCs/>
+          <w:sz w:val="28"/>
+          <w:szCs w:val="28"/>
+        </w:rPr>
+        <w:t>,</w:t>
+      </w:r>
+      <w:r>
+        <w:rPr>
+          <w:rFonts w:ascii="Times New Roman" w:hAnsi="Times New Roman" w:cs="Times New Roman"/>
+          <w:b/>
+          <w:bCs/>
+          <w:i/>
+          <w:iCs/>
+          <w:sz w:val="28"/>
+          <w:szCs w:val="28"/>
+          <w:lang w:val="en-US"/>
+        </w:rPr>
+        <w:t>D</w:t>
+      </w:r>
+      <w:proofErr w:type="gramEnd"/>
+      <w:r>
+        <w:rPr>
+          <w:rFonts w:ascii="Times New Roman" w:hAnsi="Times New Roman" w:cs="Times New Roman"/>
+          <w:b/>
+          <w:bCs/>
+          <w:i/>
+          <w:iCs/>
+          <w:sz w:val="28"/>
+          <w:szCs w:val="28"/>
+        </w:rPr>
+        <w:t>)</w:t>
+      </w:r>
+    </w:p>
+    <w:p>
+      <w:pPr>
+        <w:spacing w:line="360" w:lineRule="auto"/>
+        <w:ind w:firstLine="709"/>
+        <w:jc w:val="both"/>
+        <w:rPr>
+          <w:rFonts w:ascii="Times New Roman" w:hAnsi="Times New Roman" w:cs="Times New Roman"/>
+          <w:sz w:val="28"/>
+          <w:szCs w:val="28"/>
+          <w:lang w:val="en-US"/>
+        </w:rPr>
+      </w:pPr>
+    </w:p>
+    <w:p>
+      <w:pPr>
+        <w:spacing w:line="360" w:lineRule="auto"/>
+        <w:ind w:firstLine="709"/>
+        <w:jc w:val="both"/>
+        <w:rPr>
+          <w:rFonts w:ascii="Times New Roman" w:hAnsi="Times New Roman" w:cs="Times New Roman"/>
+          <w:sz w:val="28"/>
+          <w:szCs w:val="28"/>
+        </w:rPr>
+      </w:pPr>
+      <w:r>
+        <w:rPr>
+          <w:rFonts w:ascii="Times New Roman" w:hAnsi="Times New Roman" w:cs="Times New Roman"/>
+          <w:sz w:val="28"/>
+          <w:szCs w:val="28"/>
+        </w:rPr>
+        <w:t>После получения базовой аналитической формы импеданса в разделе 2.2 следующим шагом является её обобщение до параметрического представления, пригодного для описания реальной тяговой аккумуляторной батареи в эксплуатационных условиях. Для лабораторной EIS-постановки импеданс можно записать как функцию только частоты,</w:t>
+      </w:r>
+    </w:p>
+    <w:p>
+      <w:pPr>
+        <w:spacing w:line="360" w:lineRule="auto"/>
+        <w:ind w:firstLine="709"/>
+        <w:jc w:val="both"/>
+        <w:rPr>
+          <w:rFonts w:ascii="Times New Roman" w:hAnsi="Times New Roman" w:cs="Times New Roman"/>
+          <w:sz w:val="28"/>
+          <w:szCs w:val="28"/>
+          <w:lang w:val="en-US"/>
+        </w:rPr>
+      </w:pPr>
+    </w:p>
+    <w:p>
+      <w:pPr>
+        <w:spacing w:line="360" w:lineRule="auto"/>
+        <w:ind w:firstLine="709"/>
+        <w:jc w:val="both"/>
+        <w:rPr>
+          <w:rFonts w:ascii="Times New Roman" w:hAnsi="Times New Roman" w:cs="Times New Roman"/>
+          <w:sz w:val="28"/>
+          <w:szCs w:val="28"/>
+          <w:lang w:val="en-US"/>
+        </w:rPr>
+      </w:pPr>
+      <w:r>
+        <w:rPr>
+          <w:rFonts w:ascii="Times New Roman" w:hAnsi="Times New Roman" w:cs="Times New Roman"/>
+          <w:position w:val="-14"/>
+          <w:sz w:val="28"/>
+          <w:szCs w:val="28"/>
+          <w:lang w:val="en-US"/>
+        </w:rPr>
+        <w:object w:dxaOrig="1020" w:dyaOrig="400" w14:anchorId="0F6679C4">
+          <v:shape id="_x0000_i1049" type="#_x0000_t75" style="width:50.7pt;height:20.05pt" o:ole="">
+            <v:imagedata r:id="rId50" o:title=""/>
+          </v:shape>
+          <o:OLEObject Type="Embed" ProgID="Equation.DSMT4" ShapeID="_x0000_i1049" DrawAspect="Content" ObjectID="_1835979214" r:id="rId51"/>
+        </w:object>
+      </w:r>
+      <w:r>
+        <w:rPr>
+          <w:rFonts w:ascii="Times New Roman" w:hAnsi="Times New Roman" w:cs="Times New Roman"/>
+          <w:sz w:val="28"/>
+          <w:szCs w:val="28"/>
+          <w:lang w:val="en-US"/>
+        </w:rPr>
+        <w:t>.</w:t>
+      </w:r>
+    </w:p>
+    <w:p>
+      <w:pPr>
+        <w:spacing w:line="360" w:lineRule="auto"/>
+        <w:ind w:firstLine="709"/>
+        <w:jc w:val="both"/>
+        <w:rPr>
+          <w:rFonts w:ascii="Times New Roman" w:hAnsi="Times New Roman" w:cs="Times New Roman"/>
+          <w:sz w:val="28"/>
+          <w:szCs w:val="28"/>
+          <w:lang w:val="en-US"/>
+        </w:rPr>
+      </w:pPr>
+    </w:p>
+    <w:p>
+      <w:pPr>
+        <w:spacing w:line="360" w:lineRule="auto"/>
+        <w:jc w:val="both"/>
+        <w:rPr>
+          <w:rFonts w:ascii="Times New Roman" w:hAnsi="Times New Roman" w:cs="Times New Roman"/>
+          <w:sz w:val="28"/>
+          <w:szCs w:val="28"/>
+          <w:lang w:val="en-US"/>
+        </w:rPr>
+      </w:pPr>
+      <w:r>
+        <w:rPr>
+          <w:rFonts w:ascii="Times New Roman" w:hAnsi="Times New Roman" w:cs="Times New Roman"/>
+          <w:sz w:val="28"/>
+          <w:szCs w:val="28"/>
+        </w:rPr>
+        <w:t>однако для тяговых батарей такое описание принципиально недостаточно. В действительности спектральный отклик определяется не только частотой, но и температурой, текущим состоянием заряда, а также накопленной деградацией. Поэтому в диссертации принимается расширенная функциональная форма</w:t>
+      </w:r>
+    </w:p>
+    <w:p>
+      <w:pPr>
+        <w:spacing w:line="360" w:lineRule="auto"/>
+        <w:ind w:firstLine="709"/>
+        <w:jc w:val="both"/>
+        <w:rPr>
+          <w:rFonts w:ascii="Times New Roman" w:hAnsi="Times New Roman" w:cs="Times New Roman"/>
+          <w:sz w:val="28"/>
+          <w:szCs w:val="28"/>
+          <w:lang w:val="en-US"/>
+        </w:rPr>
+      </w:pPr>
+    </w:p>
+    <w:p>
+      <w:pPr>
+        <w:spacing w:line="360" w:lineRule="auto"/>
+        <w:ind w:firstLine="709"/>
+        <w:jc w:val="both"/>
+        <w:rPr>
+          <w:rFonts w:ascii="Times New Roman" w:hAnsi="Times New Roman" w:cs="Times New Roman"/>
+          <w:sz w:val="28"/>
+          <w:szCs w:val="28"/>
+          <w:lang w:val="en-US"/>
+        </w:rPr>
+      </w:pPr>
+      <w:r>
+        <w:rPr>
+          <w:rFonts w:ascii="Times New Roman" w:hAnsi="Times New Roman" w:cs="Times New Roman"/>
+          <w:position w:val="-14"/>
+          <w:sz w:val="28"/>
+          <w:szCs w:val="28"/>
+          <w:lang w:val="en-US"/>
+        </w:rPr>
+        <w:object w:dxaOrig="2100" w:dyaOrig="400" w14:anchorId="2555EC20">
+          <v:shape id="_x0000_i1052" type="#_x0000_t75" style="width:105.2pt;height:20.05pt" o:ole="">
+            <v:imagedata r:id="rId52" o:title=""/>
+          </v:shape>
+          <o:OLEObject Type="Embed" ProgID="Equation.DSMT4" ShapeID="_x0000_i1052" DrawAspect="Content" ObjectID="_1835979215" r:id="rId53"/>
+        </w:object>
+      </w:r>
+    </w:p>
+    <w:p>
+      <w:pPr>
+        <w:spacing w:line="360" w:lineRule="auto"/>
+        <w:ind w:firstLine="709"/>
+        <w:jc w:val="both"/>
+        <w:rPr>
+          <w:rFonts w:ascii="Times New Roman" w:hAnsi="Times New Roman" w:cs="Times New Roman"/>
+          <w:sz w:val="28"/>
+          <w:szCs w:val="28"/>
+          <w:lang w:val="en-US"/>
+        </w:rPr>
+      </w:pPr>
+    </w:p>
+    <w:p>
+      <w:pPr>
+        <w:spacing w:line="360" w:lineRule="auto"/>
+        <w:ind w:firstLine="709"/>
+        <w:jc w:val="both"/>
+        <w:rPr>
+          <w:rFonts w:ascii="Times New Roman" w:hAnsi="Times New Roman" w:cs="Times New Roman"/>
+          <w:sz w:val="28"/>
+          <w:szCs w:val="28"/>
+          <w:lang w:val="en-US"/>
+        </w:rPr>
+      </w:pPr>
+      <w:r>
+        <w:rPr>
+          <w:rFonts w:ascii="Times New Roman" w:hAnsi="Times New Roman" w:cs="Times New Roman"/>
+          <w:sz w:val="28"/>
+          <w:szCs w:val="28"/>
+        </w:rPr>
+        <w:t xml:space="preserve">Именно эта запись является одной из ключевых теоретических конструкций всей работы, поскольку она обеспечивает переход от классической лабораторной спектроскопии к </w:t>
+      </w:r>
+      <w:proofErr w:type="spellStart"/>
+      <w:r>
+        <w:rPr>
+          <w:rFonts w:ascii="Times New Roman" w:hAnsi="Times New Roman" w:cs="Times New Roman"/>
+          <w:sz w:val="28"/>
+          <w:szCs w:val="28"/>
+        </w:rPr>
+        <w:t>инженерно</w:t>
+      </w:r>
+      <w:proofErr w:type="spellEnd"/>
+      <w:r>
+        <w:rPr>
+          <w:rFonts w:ascii="Times New Roman" w:hAnsi="Times New Roman" w:cs="Times New Roman"/>
+          <w:sz w:val="28"/>
+          <w:szCs w:val="28"/>
+        </w:rPr>
+        <w:t xml:space="preserve"> ориентированной модели для диагностики и прогноза ресурса в нестационарных режимах эксплуатации. Современные работы по EIS-диагностике и оценке состояния батарей прямо указывают, что параметры спектра существенно зависят от температуры и </w:t>
+      </w:r>
+      <w:r>
+        <w:rPr>
+          <w:rFonts w:ascii="Times New Roman" w:hAnsi="Times New Roman" w:cs="Times New Roman"/>
+          <w:sz w:val="28"/>
+          <w:szCs w:val="28"/>
+        </w:rPr>
+        <w:lastRenderedPageBreak/>
+        <w:t xml:space="preserve">состояния заряда, а при старении формируют устойчивые </w:t>
+      </w:r>
+      <w:proofErr w:type="spellStart"/>
+      <w:r>
+        <w:rPr>
+          <w:rFonts w:ascii="Times New Roman" w:hAnsi="Times New Roman" w:cs="Times New Roman"/>
+          <w:sz w:val="28"/>
+          <w:szCs w:val="28"/>
+        </w:rPr>
+        <w:t>деградационные</w:t>
+      </w:r>
+      <w:proofErr w:type="spellEnd"/>
+      <w:r>
+        <w:rPr>
+          <w:rFonts w:ascii="Times New Roman" w:hAnsi="Times New Roman" w:cs="Times New Roman"/>
+          <w:sz w:val="28"/>
+          <w:szCs w:val="28"/>
+        </w:rPr>
+        <w:t xml:space="preserve"> </w:t>
+      </w:r>
+      <w:r>
+        <w:rPr>
+          <w:rFonts w:ascii="Times New Roman" w:hAnsi="Times New Roman" w:cs="Times New Roman"/>
+          <w:sz w:val="28"/>
+          <w:szCs w:val="28"/>
+        </w:rPr>
+        <w:t>траектории</w:t>
+      </w:r>
+      <w:r>
+        <w:rPr>
+          <w:rFonts w:ascii="Times New Roman" w:hAnsi="Times New Roman" w:cs="Times New Roman"/>
+          <w:sz w:val="28"/>
+          <w:szCs w:val="28"/>
+        </w:rPr>
+        <w:t xml:space="preserve">. </w:t>
+      </w:r>
+      <w:r>
+        <w:rPr>
+          <w:rFonts w:ascii="Times New Roman" w:hAnsi="Times New Roman" w:cs="Times New Roman"/>
+          <w:sz w:val="28"/>
+          <w:szCs w:val="28"/>
+          <w:lang w:val="en-US"/>
+        </w:rPr>
+        <w:t>((https://doi.org/10.1016/j.est.2022.104608), (https://doi.org/10.1002/ente.201600154</w:t>
+      </w:r>
+      <w:r>
+        <w:rPr>
+          <w:rFonts w:ascii="Times New Roman" w:hAnsi="Times New Roman" w:cs="Times New Roman"/>
+          <w:sz w:val="28"/>
+          <w:szCs w:val="28"/>
+          <w:lang w:val="en-US"/>
+        </w:rPr>
+        <w:t>)</w:t>
+      </w:r>
+      <w:r>
+        <w:rPr>
+          <w:rFonts w:ascii="Times New Roman" w:hAnsi="Times New Roman" w:cs="Times New Roman"/>
+          <w:sz w:val="28"/>
+          <w:szCs w:val="28"/>
+          <w:lang w:val="en-US"/>
+        </w:rPr>
+        <w:t>, (</w:t>
+      </w:r>
+      <w:hyperlink r:id="rId54" w:history="1">
+        <w:r>
+          <w:rPr>
+            <w:rStyle w:val="ad"/>
+            <w:rFonts w:ascii="Times New Roman" w:hAnsi="Times New Roman" w:cs="Times New Roman"/>
+            <w:sz w:val="28"/>
+            <w:szCs w:val="28"/>
+            <w:lang w:val="en-US"/>
+          </w:rPr>
+          <w:t>https://doi.org/10.1155/2024/9657360</w:t>
+        </w:r>
+      </w:hyperlink>
+      <w:r>
+        <w:rPr>
+          <w:rFonts w:ascii="Times New Roman" w:hAnsi="Times New Roman" w:cs="Times New Roman"/>
+          <w:sz w:val="28"/>
+          <w:szCs w:val="28"/>
+          <w:lang w:val="en-US"/>
+        </w:rPr>
+        <w:t>)</w:t>
+      </w:r>
+      <w:proofErr w:type="gramStart"/>
+      <w:r>
+        <w:rPr>
+          <w:rFonts w:ascii="Times New Roman" w:hAnsi="Times New Roman" w:cs="Times New Roman"/>
+          <w:sz w:val="28"/>
+          <w:szCs w:val="28"/>
+          <w:lang w:val="en-US"/>
+        </w:rPr>
+        <w:t>,</w:t>
+      </w:r>
+      <w:r>
+        <w:rPr>
+          <w:rFonts w:ascii="Times New Roman" w:hAnsi="Times New Roman" w:cs="Times New Roman"/>
+          <w:sz w:val="28"/>
+          <w:szCs w:val="28"/>
+          <w:lang w:val="en-US"/>
+        </w:rPr>
+        <w:t xml:space="preserve"> </w:t>
+      </w:r>
+      <w:r>
+        <w:rPr>
+          <w:rFonts w:ascii="Times New Roman" w:hAnsi="Times New Roman" w:cs="Times New Roman"/>
+          <w:sz w:val="28"/>
+          <w:szCs w:val="28"/>
+          <w:lang w:val="en-US"/>
+        </w:rPr>
+        <w:t>.</w:t>
+      </w:r>
+      <w:proofErr w:type="gramEnd"/>
+      <w:r>
+        <w:rPr>
+          <w:rFonts w:ascii="Times New Roman" w:hAnsi="Times New Roman" w:cs="Times New Roman"/>
+          <w:sz w:val="28"/>
+          <w:szCs w:val="28"/>
+          <w:lang w:val="en-US"/>
+        </w:rPr>
+        <w:t>(sciencedirect.com)</w:t>
+      </w:r>
+    </w:p>
+    <w:p>
+      <w:pPr>
+        <w:spacing w:line="360" w:lineRule="auto"/>
+        <w:ind w:firstLine="709"/>
+        <w:jc w:val="both"/>
+        <w:rPr>
+          <w:rFonts w:ascii="Times New Roman" w:hAnsi="Times New Roman" w:cs="Times New Roman"/>
+          <w:sz w:val="28"/>
+          <w:szCs w:val="28"/>
+          <w:lang w:val="en-US"/>
+        </w:rPr>
+      </w:pPr>
+    </w:p>
+    <w:p>
+      <w:pPr>
+        <w:spacing w:line="360" w:lineRule="auto"/>
+        <w:ind w:firstLine="709"/>
+        <w:jc w:val="both"/>
+        <w:rPr>
+          <w:rFonts w:ascii="Times New Roman" w:hAnsi="Times New Roman" w:cs="Times New Roman"/>
+          <w:sz w:val="28"/>
+          <w:szCs w:val="28"/>
+        </w:rPr>
+      </w:pPr>
+      <w:r>
+        <w:rPr>
+          <w:rFonts w:ascii="Times New Roman" w:hAnsi="Times New Roman" w:cs="Times New Roman"/>
+          <w:sz w:val="28"/>
+          <w:szCs w:val="28"/>
+        </w:rPr>
+        <w:t>2.3.1. Необходимость расширенного представления</w:t>
+      </w:r>
+      <w:r>
+        <w:rPr>
+          <w:rFonts w:ascii="Times New Roman" w:hAnsi="Times New Roman" w:cs="Times New Roman"/>
+          <w:sz w:val="28"/>
+          <w:szCs w:val="28"/>
+        </w:rPr>
+        <w:t xml:space="preserve"> </w:t>
+      </w:r>
+      <w:r>
+        <w:rPr>
+          <w:rFonts w:ascii="Times New Roman" w:hAnsi="Times New Roman" w:cs="Times New Roman"/>
+          <w:b/>
+          <w:bCs/>
+          <w:i/>
+          <w:iCs/>
+          <w:sz w:val="28"/>
+          <w:szCs w:val="28"/>
+          <w:lang w:val="en-US"/>
+        </w:rPr>
+        <w:t>Z</w:t>
+      </w:r>
+      <w:r>
+        <w:rPr>
+          <w:rFonts w:ascii="Times New Roman" w:hAnsi="Times New Roman" w:cs="Times New Roman"/>
+          <w:b/>
+          <w:bCs/>
+          <w:i/>
+          <w:iCs/>
+          <w:sz w:val="28"/>
+          <w:szCs w:val="28"/>
+        </w:rPr>
+        <w:t>(</w:t>
+      </w:r>
+      <w:proofErr w:type="gramStart"/>
+      <w:r>
+        <w:rPr>
+          <w:rFonts w:ascii="Times New Roman" w:hAnsi="Times New Roman" w:cs="Times New Roman"/>
+          <w:b/>
+          <w:bCs/>
+          <w:i/>
+          <w:iCs/>
+          <w:sz w:val="28"/>
+          <w:szCs w:val="28"/>
+        </w:rPr>
+        <w:t>ω,</w:t>
+      </w:r>
+      <w:r>
+        <w:rPr>
+          <w:rFonts w:ascii="Times New Roman" w:hAnsi="Times New Roman" w:cs="Times New Roman"/>
+          <w:b/>
+          <w:bCs/>
+          <w:i/>
+          <w:iCs/>
+          <w:sz w:val="28"/>
+          <w:szCs w:val="28"/>
+          <w:lang w:val="en-US"/>
+        </w:rPr>
+        <w:t>T</w:t>
+      </w:r>
+      <w:proofErr w:type="gramEnd"/>
+      <w:r>
+        <w:rPr>
+          <w:rFonts w:ascii="Times New Roman" w:hAnsi="Times New Roman" w:cs="Times New Roman"/>
+          <w:b/>
+          <w:bCs/>
+          <w:i/>
+          <w:iCs/>
+          <w:sz w:val="28"/>
+          <w:szCs w:val="28"/>
+        </w:rPr>
+        <w:t>,</w:t>
+      </w:r>
+      <w:proofErr w:type="gramStart"/>
+      <w:r>
+        <w:rPr>
+          <w:rFonts w:ascii="Times New Roman" w:hAnsi="Times New Roman" w:cs="Times New Roman"/>
+          <w:b/>
+          <w:bCs/>
+          <w:i/>
+          <w:iCs/>
+          <w:sz w:val="28"/>
+          <w:szCs w:val="28"/>
+          <w:lang w:val="en-US"/>
+        </w:rPr>
+        <w:t>SOC</w:t>
+      </w:r>
+      <w:r>
+        <w:rPr>
+          <w:rFonts w:ascii="Times New Roman" w:hAnsi="Times New Roman" w:cs="Times New Roman"/>
+          <w:b/>
+          <w:bCs/>
+          <w:i/>
+          <w:iCs/>
+          <w:sz w:val="28"/>
+          <w:szCs w:val="28"/>
+        </w:rPr>
+        <w:t>,</w:t>
+      </w:r>
+      <w:r>
+        <w:rPr>
+          <w:rFonts w:ascii="Times New Roman" w:hAnsi="Times New Roman" w:cs="Times New Roman"/>
+          <w:b/>
+          <w:bCs/>
+          <w:i/>
+          <w:iCs/>
+          <w:sz w:val="28"/>
+          <w:szCs w:val="28"/>
+          <w:lang w:val="en-US"/>
+        </w:rPr>
+        <w:t>D</w:t>
+      </w:r>
+      <w:proofErr w:type="gramEnd"/>
+      <w:r>
+        <w:rPr>
+          <w:rFonts w:ascii="Times New Roman" w:hAnsi="Times New Roman" w:cs="Times New Roman"/>
+          <w:b/>
+          <w:bCs/>
+          <w:i/>
+          <w:iCs/>
+          <w:sz w:val="28"/>
+          <w:szCs w:val="28"/>
+        </w:rPr>
+        <w:t>)</w:t>
+      </w:r>
+    </w:p>
+    <w:p>
+      <w:pPr>
+        <w:spacing w:line="360" w:lineRule="auto"/>
+        <w:ind w:firstLine="709"/>
+        <w:jc w:val="both"/>
+        <w:rPr>
+          <w:rFonts w:ascii="Times New Roman" w:hAnsi="Times New Roman" w:cs="Times New Roman"/>
+          <w:sz w:val="28"/>
+          <w:szCs w:val="28"/>
+          <w:lang w:val="en-US"/>
+        </w:rPr>
+      </w:pPr>
+    </w:p>
+    <w:p>
+      <w:pPr>
+        <w:spacing w:line="360" w:lineRule="auto"/>
+        <w:ind w:firstLine="709"/>
+        <w:jc w:val="both"/>
+        <w:rPr>
+          <w:rFonts w:ascii="Times New Roman" w:hAnsi="Times New Roman" w:cs="Times New Roman"/>
+          <w:sz w:val="28"/>
+          <w:szCs w:val="28"/>
+          <w:lang w:val="en-US"/>
+        </w:rPr>
+      </w:pPr>
+      <w:r>
+        <w:rPr>
+          <w:rFonts w:ascii="Times New Roman" w:hAnsi="Times New Roman" w:cs="Times New Roman"/>
+          <w:sz w:val="28"/>
+          <w:szCs w:val="28"/>
+        </w:rPr>
+        <w:t xml:space="preserve">Классическое частотное представление импеданса корректно только при фиксированной </w:t>
+      </w:r>
+      <w:r>
+        <w:rPr>
+          <w:rFonts w:ascii="Times New Roman" w:hAnsi="Times New Roman" w:cs="Times New Roman"/>
+          <w:sz w:val="28"/>
+          <w:szCs w:val="28"/>
+          <w:highlight w:val="yellow"/>
+        </w:rPr>
+        <w:t>рабочей точке</w:t>
+      </w:r>
+      <w:r>
+        <w:rPr>
+          <w:rFonts w:ascii="Times New Roman" w:hAnsi="Times New Roman" w:cs="Times New Roman"/>
+          <w:sz w:val="28"/>
+          <w:szCs w:val="28"/>
+        </w:rPr>
+        <w:t>, то есть при постоянных температуре, составе, состоянии заряда и отсутствии существенного дрейфа параметров во времени. Для тяговой батареи эти условия в общем случае не выполняются. Во время эксплуатации батарея проходит через режимы ускорения, торможения, рекуперации, частичных циклов и температурных колебаний. В результате каждая из составляющих модели</w:t>
+      </w:r>
+      <w:r>
+        <w:rPr>
+          <w:rFonts w:ascii="Times New Roman" w:hAnsi="Times New Roman" w:cs="Times New Roman"/>
+          <w:sz w:val="28"/>
+          <w:szCs w:val="28"/>
+        </w:rPr>
+        <w:t xml:space="preserve"> – </w:t>
+      </w:r>
+      <w:r>
+        <w:rPr>
+          <w:rFonts w:ascii="Times New Roman" w:hAnsi="Times New Roman" w:cs="Times New Roman"/>
+          <w:sz w:val="28"/>
+          <w:szCs w:val="28"/>
+          <w:lang w:val="en-US"/>
+        </w:rPr>
+        <w:t>R</w:t>
+      </w:r>
+      <w:r>
+        <w:rPr>
+          <w:rFonts w:ascii="Times New Roman" w:hAnsi="Times New Roman" w:cs="Times New Roman"/>
+          <w:sz w:val="28"/>
+          <w:szCs w:val="28"/>
+          <w:vertAlign w:val="subscript"/>
+          <w:lang w:val="en-US"/>
+        </w:rPr>
+        <w:t>Ω</w:t>
+      </w:r>
+      <w:r>
+        <w:rPr>
+          <w:rFonts w:ascii="Times New Roman" w:hAnsi="Times New Roman" w:cs="Times New Roman"/>
+          <w:sz w:val="28"/>
+          <w:szCs w:val="28"/>
+        </w:rPr>
+        <w:t xml:space="preserve">, </w:t>
+      </w:r>
+      <w:proofErr w:type="spellStart"/>
+      <w:r>
+        <w:rPr>
+          <w:rFonts w:ascii="Times New Roman" w:hAnsi="Times New Roman" w:cs="Times New Roman"/>
+          <w:sz w:val="28"/>
+          <w:szCs w:val="28"/>
+          <w:lang w:val="en-US"/>
+        </w:rPr>
+        <w:t>R</w:t>
+      </w:r>
+      <w:r>
+        <w:rPr>
+          <w:rFonts w:ascii="Times New Roman" w:hAnsi="Times New Roman" w:cs="Times New Roman"/>
+          <w:sz w:val="28"/>
+          <w:szCs w:val="28"/>
+          <w:vertAlign w:val="subscript"/>
+          <w:lang w:val="en-US"/>
+        </w:rPr>
+        <w:t>ct</w:t>
+      </w:r>
+      <w:proofErr w:type="spellEnd"/>
+      <w:r>
+        <w:rPr>
+          <w:rFonts w:ascii="Times New Roman" w:hAnsi="Times New Roman" w:cs="Times New Roman"/>
+          <w:sz w:val="28"/>
+          <w:szCs w:val="28"/>
+        </w:rPr>
+        <w:t xml:space="preserve">, </w:t>
+      </w:r>
+      <w:proofErr w:type="spellStart"/>
+      <w:r>
+        <w:rPr>
+          <w:rFonts w:ascii="Times New Roman" w:hAnsi="Times New Roman" w:cs="Times New Roman"/>
+          <w:sz w:val="28"/>
+          <w:szCs w:val="28"/>
+          <w:lang w:val="en-US"/>
+        </w:rPr>
+        <w:t>C</w:t>
+      </w:r>
+      <w:r>
+        <w:rPr>
+          <w:rFonts w:ascii="Times New Roman" w:hAnsi="Times New Roman" w:cs="Times New Roman"/>
+          <w:sz w:val="28"/>
+          <w:szCs w:val="28"/>
+          <w:vertAlign w:val="subscript"/>
+          <w:lang w:val="en-US"/>
+        </w:rPr>
+        <w:t>dl</w:t>
+      </w:r>
+      <w:proofErr w:type="spellEnd"/>
+      <w:r>
+        <w:rPr>
+          <w:rFonts w:ascii="Times New Roman" w:hAnsi="Times New Roman" w:cs="Times New Roman"/>
+          <w:sz w:val="28"/>
+          <w:szCs w:val="28"/>
+        </w:rPr>
+        <w:t xml:space="preserve">, </w:t>
+      </w:r>
+      <w:r>
+        <w:rPr>
+          <w:rFonts w:ascii="Times New Roman" w:hAnsi="Times New Roman" w:cs="Times New Roman"/>
+          <w:i/>
+          <w:sz w:val="28"/>
+          <w:szCs w:val="28"/>
+          <w:lang w:val="en-US"/>
+        </w:rPr>
+        <w:t>σ</w:t>
+      </w:r>
+      <w:r>
+        <w:rPr>
+          <w:rFonts w:ascii="Times New Roman" w:hAnsi="Times New Roman" w:cs="Times New Roman"/>
+          <w:sz w:val="28"/>
+          <w:szCs w:val="28"/>
+        </w:rPr>
+        <w:t xml:space="preserve"> </w:t>
+      </w:r>
+      <w:r>
+        <w:rPr>
+          <w:rFonts w:ascii="Times New Roman" w:hAnsi="Times New Roman" w:cs="Times New Roman"/>
+          <w:sz w:val="28"/>
+          <w:szCs w:val="28"/>
+        </w:rPr>
+        <w:t>–</w:t>
+      </w:r>
+      <w:r>
+        <w:rPr>
+          <w:rFonts w:ascii="Times New Roman" w:hAnsi="Times New Roman" w:cs="Times New Roman"/>
+          <w:sz w:val="28"/>
+          <w:szCs w:val="28"/>
+        </w:rPr>
+        <w:t xml:space="preserve"> </w:t>
+      </w:r>
+      <w:r>
+        <w:rPr>
+          <w:rFonts w:ascii="Times New Roman" w:hAnsi="Times New Roman" w:cs="Times New Roman"/>
+          <w:sz w:val="28"/>
+          <w:szCs w:val="28"/>
+        </w:rPr>
+        <w:t>оказывается не константой, а</w:t>
+      </w:r>
+      <w:r>
+        <w:rPr>
+          <w:rFonts w:ascii="Times New Roman" w:hAnsi="Times New Roman" w:cs="Times New Roman"/>
+          <w:sz w:val="28"/>
+          <w:szCs w:val="28"/>
+        </w:rPr>
+        <w:t xml:space="preserve"> </w:t>
+      </w:r>
+      <w:r>
+        <w:rPr>
+          <w:rFonts w:ascii="Times New Roman" w:hAnsi="Times New Roman" w:cs="Times New Roman"/>
+          <w:sz w:val="28"/>
+          <w:szCs w:val="28"/>
+        </w:rPr>
+        <w:t>функцией состояния системы.</w:t>
+      </w:r>
+    </w:p>
+    <w:p>
+      <w:pPr>
+        <w:spacing w:line="360" w:lineRule="auto"/>
+        <w:ind w:firstLine="709"/>
+        <w:jc w:val="both"/>
+        <w:rPr>
+          <w:rFonts w:ascii="Times New Roman" w:hAnsi="Times New Roman" w:cs="Times New Roman"/>
+          <w:sz w:val="28"/>
+          <w:szCs w:val="28"/>
+          <w:lang w:val="en-US"/>
+        </w:rPr>
+      </w:pPr>
+      <w:r>
+        <w:rPr>
+          <w:rFonts w:ascii="Times New Roman" w:hAnsi="Times New Roman" w:cs="Times New Roman"/>
+          <w:sz w:val="28"/>
+          <w:szCs w:val="28"/>
+        </w:rPr>
+        <w:t>Физически это означает следующее</w:t>
+      </w:r>
+      <w:r>
+        <w:rPr>
+          <w:rFonts w:ascii="Times New Roman" w:hAnsi="Times New Roman" w:cs="Times New Roman"/>
+          <w:sz w:val="28"/>
+          <w:szCs w:val="28"/>
+          <w:lang w:val="en-US"/>
+        </w:rPr>
+        <w:t>:</w:t>
+      </w:r>
+    </w:p>
+    <w:p>
+      <w:pPr>
+        <w:spacing w:line="360" w:lineRule="auto"/>
+        <w:ind w:firstLine="709"/>
+        <w:jc w:val="both"/>
+        <w:rPr>
+          <w:rFonts w:ascii="Times New Roman" w:hAnsi="Times New Roman" w:cs="Times New Roman"/>
+          <w:sz w:val="28"/>
+          <w:szCs w:val="28"/>
+          <w:lang w:val="en-US"/>
+        </w:rPr>
+      </w:pPr>
+      <w:r>
+        <w:rPr>
+          <w:rFonts w:ascii="Times New Roman" w:hAnsi="Times New Roman" w:cs="Times New Roman"/>
+          <w:sz w:val="28"/>
+          <w:szCs w:val="28"/>
+        </w:rPr>
+        <w:t>Во-первых, температура влияет на скорость электрохимических реакций, коэффициент диффузии, проводимость электролита и, следовательно, на весь спектр импеданса.</w:t>
+      </w:r>
+    </w:p>
+    <w:p>
+      <w:pPr>
+        <w:spacing w:line="360" w:lineRule="auto"/>
+        <w:ind w:firstLine="709"/>
+        <w:jc w:val="both"/>
+        <w:rPr>
+          <w:rFonts w:ascii="Times New Roman" w:hAnsi="Times New Roman" w:cs="Times New Roman"/>
+          <w:sz w:val="28"/>
+          <w:szCs w:val="28"/>
+          <w:lang w:val="en-US"/>
+        </w:rPr>
+      </w:pPr>
+      <w:r>
+        <w:rPr>
+          <w:rFonts w:ascii="Times New Roman" w:hAnsi="Times New Roman" w:cs="Times New Roman"/>
+          <w:sz w:val="28"/>
+          <w:szCs w:val="28"/>
+        </w:rPr>
+        <w:t>Во-вторых, состояние заряда определяет рабочую точку электрода, равновесный потенциал, локальные концентрации лития или натрия и текущую величину обменного тока.</w:t>
+      </w:r>
+    </w:p>
+    <w:p>
+      <w:pPr>
+        <w:spacing w:line="360" w:lineRule="auto"/>
+        <w:ind w:firstLine="709"/>
+        <w:jc w:val="both"/>
+        <w:rPr>
+          <w:rFonts w:ascii="Times New Roman" w:hAnsi="Times New Roman" w:cs="Times New Roman"/>
+          <w:sz w:val="28"/>
+          <w:szCs w:val="28"/>
+          <w:lang w:val="en-US"/>
+        </w:rPr>
+      </w:pPr>
+      <w:r>
+        <w:rPr>
+          <w:rFonts w:ascii="Times New Roman" w:hAnsi="Times New Roman" w:cs="Times New Roman"/>
+          <w:sz w:val="28"/>
+          <w:szCs w:val="28"/>
+        </w:rPr>
+        <w:t>В-третьих, деградация изменяет эффективную площадь интерфейса, толщину межфазного слоя, диффузионные характеристики и омические потери.</w:t>
+      </w:r>
+    </w:p>
+    <w:p>
+      <w:pPr>
+        <w:spacing w:line="360" w:lineRule="auto"/>
+        <w:ind w:firstLine="709"/>
+        <w:jc w:val="both"/>
+        <w:rPr>
+          <w:rFonts w:ascii="Times New Roman" w:hAnsi="Times New Roman" w:cs="Times New Roman"/>
+          <w:sz w:val="28"/>
+          <w:szCs w:val="28"/>
+          <w:lang w:val="en-US"/>
+        </w:rPr>
+      </w:pPr>
+      <w:r>
+        <w:rPr>
+          <w:rFonts w:ascii="Times New Roman" w:hAnsi="Times New Roman" w:cs="Times New Roman"/>
+          <w:sz w:val="28"/>
+          <w:szCs w:val="28"/>
+        </w:rPr>
+        <w:t>Следовательно, запись</w:t>
+      </w:r>
+    </w:p>
+    <w:p>
+      <w:pPr>
+        <w:spacing w:line="360" w:lineRule="auto"/>
+        <w:ind w:firstLine="709"/>
+        <w:jc w:val="both"/>
+        <w:rPr>
+          <w:rFonts w:ascii="Times New Roman" w:hAnsi="Times New Roman" w:cs="Times New Roman"/>
+          <w:sz w:val="28"/>
+          <w:szCs w:val="28"/>
+          <w:lang w:val="en-US"/>
+        </w:rPr>
+      </w:pPr>
+    </w:p>
+    <w:p>
+      <w:pPr>
+        <w:spacing w:line="360" w:lineRule="auto"/>
+        <w:ind w:firstLine="709"/>
+        <w:jc w:val="both"/>
+        <w:rPr>
+          <w:rFonts w:ascii="Times New Roman" w:hAnsi="Times New Roman" w:cs="Times New Roman"/>
+          <w:sz w:val="28"/>
+          <w:szCs w:val="28"/>
+          <w:lang w:val="en-US"/>
+        </w:rPr>
+      </w:pPr>
+      <w:r>
+        <w:rPr>
+          <w:rFonts w:ascii="Times New Roman" w:hAnsi="Times New Roman" w:cs="Times New Roman"/>
+          <w:position w:val="-14"/>
+          <w:sz w:val="28"/>
+          <w:szCs w:val="28"/>
+          <w:lang w:val="en-US"/>
+        </w:rPr>
+        <w:object w:dxaOrig="2100" w:dyaOrig="400" w14:anchorId="7292182B">
+          <v:shape id="_x0000_i1055" type="#_x0000_t75" style="width:105.2pt;height:20.05pt" o:ole="">
+            <v:imagedata r:id="rId55" o:title=""/>
+          </v:shape>
+          <o:OLEObject Type="Embed" ProgID="Equation.DSMT4" ShapeID="_x0000_i1055" DrawAspect="Content" ObjectID="_1835979216" r:id="rId56"/>
+        </w:object>
+      </w:r>
+    </w:p>
+    <w:p>
+      <w:pPr>
+        <w:spacing w:line="360" w:lineRule="auto"/>
+        <w:ind w:firstLine="709"/>
+        <w:jc w:val="both"/>
+        <w:rPr>
+          <w:rFonts w:ascii="Times New Roman" w:hAnsi="Times New Roman" w:cs="Times New Roman"/>
+          <w:sz w:val="28"/>
+          <w:szCs w:val="28"/>
+          <w:lang w:val="en-US"/>
+        </w:rPr>
+      </w:pPr>
+    </w:p>
+    <w:p>
+      <w:pPr>
+        <w:spacing w:line="360" w:lineRule="auto"/>
+        <w:jc w:val="both"/>
+        <w:rPr>
+          <w:rFonts w:ascii="Times New Roman" w:hAnsi="Times New Roman" w:cs="Times New Roman"/>
+          <w:sz w:val="28"/>
+          <w:szCs w:val="28"/>
+          <w:lang w:val="en-US"/>
+        </w:rPr>
+      </w:pPr>
+      <w:r>
+        <w:rPr>
+          <w:rFonts w:ascii="Times New Roman" w:hAnsi="Times New Roman" w:cs="Times New Roman"/>
+          <w:sz w:val="28"/>
+          <w:szCs w:val="28"/>
+        </w:rPr>
+        <w:t>не является формальным усложнением. Она отражает реальную многопараметрическую природу электрохимической системы.</w:t>
+      </w:r>
+    </w:p>
+    <w:p>
+      <w:pPr>
+        <w:spacing w:line="360" w:lineRule="auto"/>
+        <w:ind w:firstLine="709"/>
+        <w:jc w:val="both"/>
+        <w:rPr>
+          <w:rFonts w:ascii="Times New Roman" w:hAnsi="Times New Roman" w:cs="Times New Roman"/>
+          <w:sz w:val="28"/>
+          <w:szCs w:val="28"/>
+          <w:lang w:val="en-US"/>
+        </w:rPr>
+      </w:pPr>
+    </w:p>
+    <w:p>
+      <w:pPr>
+        <w:spacing w:line="360" w:lineRule="auto"/>
+        <w:ind w:firstLine="709"/>
+        <w:jc w:val="both"/>
+        <w:rPr>
+          <w:rFonts w:ascii="Times New Roman" w:hAnsi="Times New Roman" w:cs="Times New Roman"/>
+          <w:b/>
+          <w:bCs/>
+          <w:sz w:val="28"/>
+          <w:szCs w:val="28"/>
+        </w:rPr>
+      </w:pPr>
+      <w:r>
+        <w:rPr>
+          <w:rFonts w:ascii="Times New Roman" w:hAnsi="Times New Roman" w:cs="Times New Roman"/>
+          <w:b/>
+          <w:bCs/>
+          <w:sz w:val="28"/>
+          <w:szCs w:val="28"/>
+        </w:rPr>
+        <w:t>2.3.2 Разделение переменных и параметрическая структура модели</w:t>
+      </w:r>
+    </w:p>
+    <w:p>
+      <w:pPr>
+        <w:spacing w:line="360" w:lineRule="auto"/>
+        <w:ind w:firstLine="709"/>
+        <w:jc w:val="both"/>
+        <w:rPr>
+          <w:rFonts w:ascii="Times New Roman" w:hAnsi="Times New Roman" w:cs="Times New Roman"/>
+          <w:sz w:val="28"/>
+          <w:szCs w:val="28"/>
+          <w:lang w:val="en-US"/>
+        </w:rPr>
+      </w:pPr>
+    </w:p>
+    <w:p>
+      <w:pPr>
+        <w:spacing w:line="360" w:lineRule="auto"/>
+        <w:ind w:firstLine="709"/>
+        <w:jc w:val="both"/>
+        <w:rPr>
+          <w:rFonts w:ascii="Times New Roman" w:hAnsi="Times New Roman" w:cs="Times New Roman"/>
+          <w:sz w:val="28"/>
+          <w:szCs w:val="28"/>
+          <w:lang w:val="en-US"/>
+        </w:rPr>
+      </w:pPr>
+      <w:r>
+        <w:rPr>
+          <w:rFonts w:ascii="Times New Roman" w:hAnsi="Times New Roman" w:cs="Times New Roman"/>
+          <w:sz w:val="28"/>
+          <w:szCs w:val="28"/>
+        </w:rPr>
+        <w:t>Для построения практически применимой модели удобно представить комплексный импеданс как сумму вкладов основных физических механизмов:</w:t>
+      </w:r>
+    </w:p>
+    <w:p>
+      <w:pPr>
+        <w:spacing w:line="360" w:lineRule="auto"/>
+        <w:ind w:firstLine="709"/>
+        <w:jc w:val="both"/>
+        <w:rPr>
+          <w:rFonts w:ascii="Times New Roman" w:hAnsi="Times New Roman" w:cs="Times New Roman"/>
+          <w:sz w:val="28"/>
+          <w:szCs w:val="28"/>
+          <w:lang w:val="en-US"/>
+        </w:rPr>
+      </w:pPr>
+    </w:p>
+    <w:p>
+      <w:pPr>
+        <w:spacing w:line="360" w:lineRule="auto"/>
+        <w:ind w:firstLine="709"/>
+        <w:jc w:val="both"/>
+        <w:rPr>
+          <w:rFonts w:ascii="Times New Roman" w:hAnsi="Times New Roman" w:cs="Times New Roman"/>
+          <w:sz w:val="28"/>
+          <w:szCs w:val="28"/>
+          <w:lang w:val="en-US"/>
+        </w:rPr>
+      </w:pPr>
+      <w:r>
+        <w:rPr>
+          <w:rFonts w:ascii="Times New Roman" w:hAnsi="Times New Roman" w:cs="Times New Roman"/>
+          <w:position w:val="-14"/>
+          <w:sz w:val="28"/>
+          <w:szCs w:val="28"/>
+          <w:lang w:val="en-US"/>
+        </w:rPr>
+        <w:object w:dxaOrig="7400" w:dyaOrig="400" w14:anchorId="34E8CC00">
+          <v:shape id="_x0000_i1058" type="#_x0000_t75" style="width:370pt;height:20.05pt" o:ole="">
+            <v:imagedata r:id="rId57" o:title=""/>
+          </v:shape>
+          <o:OLEObject Type="Embed" ProgID="Equation.DSMT4" ShapeID="_x0000_i1058" DrawAspect="Content" ObjectID="_1835979217" r:id="rId58"/>
+        </w:object>
+      </w:r>
+    </w:p>
+    <w:p>
+      <w:pPr>
+        <w:spacing w:line="360" w:lineRule="auto"/>
+        <w:ind w:firstLine="709"/>
+        <w:jc w:val="both"/>
+        <w:rPr>
+          <w:rFonts w:ascii="Times New Roman" w:hAnsi="Times New Roman" w:cs="Times New Roman"/>
+          <w:sz w:val="28"/>
+          <w:szCs w:val="28"/>
+          <w:lang w:val="en-US"/>
+        </w:rPr>
+      </w:pPr>
+    </w:p>
+    <w:p>
+      <w:pPr>
+        <w:spacing w:line="360" w:lineRule="auto"/>
+        <w:ind w:firstLine="709"/>
+        <w:jc w:val="both"/>
+        <w:rPr>
+          <w:rFonts w:ascii="Times New Roman" w:hAnsi="Times New Roman" w:cs="Times New Roman"/>
+          <w:sz w:val="28"/>
+          <w:szCs w:val="28"/>
+          <w:lang w:val="en-US"/>
+        </w:rPr>
+      </w:pPr>
+      <w:r>
+        <w:rPr>
+          <w:rFonts w:ascii="Times New Roman" w:hAnsi="Times New Roman" w:cs="Times New Roman"/>
+          <w:sz w:val="28"/>
+          <w:szCs w:val="28"/>
+        </w:rPr>
+        <w:t>Здесь:</w:t>
+      </w:r>
+    </w:p>
+    <w:p>
+      <w:pPr>
+        <w:spacing w:line="360" w:lineRule="auto"/>
+        <w:ind w:firstLine="709"/>
+        <w:jc w:val="both"/>
+        <w:rPr>
+          <w:rFonts w:ascii="Times New Roman" w:hAnsi="Times New Roman" w:cs="Times New Roman"/>
+          <w:sz w:val="28"/>
+          <w:szCs w:val="28"/>
+          <w:lang w:val="en-US"/>
+        </w:rPr>
+      </w:pPr>
+    </w:p>
+    <w:p>
+      <w:pPr>
+        <w:spacing w:line="360" w:lineRule="auto"/>
+        <w:ind w:firstLine="709"/>
+        <w:jc w:val="both"/>
+        <w:rPr>
+          <w:rFonts w:ascii="Times New Roman" w:hAnsi="Times New Roman" w:cs="Times New Roman"/>
+          <w:sz w:val="28"/>
+          <w:szCs w:val="28"/>
+          <w:lang w:val="en-US"/>
+        </w:rPr>
+      </w:pPr>
+      <w:r>
+        <w:rPr>
+          <w:rFonts w:ascii="Times New Roman" w:hAnsi="Times New Roman" w:cs="Times New Roman"/>
+          <w:position w:val="-14"/>
+          <w:sz w:val="28"/>
+          <w:szCs w:val="28"/>
+          <w:lang w:val="en-US"/>
+        </w:rPr>
+        <w:object w:dxaOrig="3280" w:dyaOrig="400" w14:anchorId="5A68AF44">
+          <v:shape id="_x0000_i1061" type="#_x0000_t75" style="width:164.05pt;height:20.05pt" o:ole="">
+            <v:imagedata r:id="rId59" o:title=""/>
+          </v:shape>
+          <o:OLEObject Type="Embed" ProgID="Equation.DSMT4" ShapeID="_x0000_i1061" DrawAspect="Content" ObjectID="_1835979218" r:id="rId60"/>
+        </w:object>
+      </w:r>
+      <w:r>
+        <w:rPr>
+          <w:rFonts w:ascii="Times New Roman" w:hAnsi="Times New Roman" w:cs="Times New Roman"/>
+          <w:sz w:val="28"/>
+          <w:szCs w:val="28"/>
+          <w:lang w:val="en-US"/>
+        </w:rPr>
+        <w:t>,</w:t>
+      </w:r>
+    </w:p>
+    <w:p>
+      <w:pPr>
+        <w:spacing w:line="360" w:lineRule="auto"/>
+        <w:ind w:firstLine="709"/>
+        <w:jc w:val="both"/>
+        <w:rPr>
+          <w:rFonts w:ascii="Times New Roman" w:hAnsi="Times New Roman" w:cs="Times New Roman"/>
+          <w:sz w:val="28"/>
+          <w:szCs w:val="28"/>
+          <w:lang w:val="en-US"/>
+        </w:rPr>
+      </w:pPr>
+      <w:r>
+        <w:rPr>
+          <w:rFonts w:ascii="Times New Roman" w:hAnsi="Times New Roman" w:cs="Times New Roman"/>
+          <w:position w:val="-32"/>
+          <w:sz w:val="28"/>
+          <w:szCs w:val="28"/>
+          <w:lang w:val="en-US"/>
+        </w:rPr>
+        <w:object w:dxaOrig="5660" w:dyaOrig="740" w14:anchorId="2E900BAD">
+          <v:shape id="_x0000_i1064" type="#_x0000_t75" style="width:283pt;height:36.95pt" o:ole="">
+            <v:imagedata r:id="rId61" o:title=""/>
+          </v:shape>
+          <o:OLEObject Type="Embed" ProgID="Equation.DSMT4" ShapeID="_x0000_i1064" DrawAspect="Content" ObjectID="_1835979219" r:id="rId62"/>
+        </w:object>
+      </w:r>
+      <w:r>
+        <w:rPr>
+          <w:rFonts w:ascii="Times New Roman" w:hAnsi="Times New Roman" w:cs="Times New Roman"/>
+          <w:sz w:val="28"/>
+          <w:szCs w:val="28"/>
+          <w:lang w:val="en-US"/>
+        </w:rPr>
+        <w:t>,</w:t>
+      </w:r>
+    </w:p>
+    <w:p>
+      <w:pPr>
+        <w:spacing w:line="360" w:lineRule="auto"/>
+        <w:ind w:firstLine="709"/>
+        <w:jc w:val="both"/>
+        <w:rPr>
+          <w:rFonts w:ascii="Times New Roman" w:hAnsi="Times New Roman" w:cs="Times New Roman"/>
+          <w:sz w:val="28"/>
+          <w:szCs w:val="28"/>
+          <w:lang w:val="en-US"/>
+        </w:rPr>
+      </w:pPr>
+      <w:r>
+        <w:rPr>
+          <w:rFonts w:ascii="Times New Roman" w:hAnsi="Times New Roman" w:cs="Times New Roman"/>
+          <w:position w:val="-32"/>
+          <w:sz w:val="28"/>
+          <w:szCs w:val="28"/>
+          <w:lang w:val="en-US"/>
+        </w:rPr>
+        <w:object w:dxaOrig="3560" w:dyaOrig="740" w14:anchorId="7665728C">
+          <v:shape id="_x0000_i1067" type="#_x0000_t75" style="width:177.8pt;height:36.95pt" o:ole="">
+            <v:imagedata r:id="rId63" o:title=""/>
+          </v:shape>
+          <o:OLEObject Type="Embed" ProgID="Equation.DSMT4" ShapeID="_x0000_i1067" DrawAspect="Content" ObjectID="_1835979220" r:id="rId64"/>
+        </w:object>
+      </w:r>
+      <w:r>
+        <w:rPr>
+          <w:rFonts w:ascii="Times New Roman" w:hAnsi="Times New Roman" w:cs="Times New Roman"/>
+          <w:sz w:val="28"/>
+          <w:szCs w:val="28"/>
+          <w:lang w:val="en-US"/>
+        </w:rPr>
+        <w:t>.</w:t>
+      </w:r>
+    </w:p>
+    <w:p>
+      <w:pPr>
+        <w:spacing w:line="360" w:lineRule="auto"/>
+        <w:ind w:firstLine="709"/>
+        <w:jc w:val="both"/>
+        <w:rPr>
+          <w:rFonts w:ascii="Times New Roman" w:hAnsi="Times New Roman" w:cs="Times New Roman"/>
+          <w:sz w:val="28"/>
+          <w:szCs w:val="28"/>
+          <w:lang w:val="en-US"/>
+        </w:rPr>
+      </w:pPr>
+    </w:p>
+    <w:p>
+      <w:pPr>
+        <w:spacing w:line="360" w:lineRule="auto"/>
+        <w:ind w:firstLine="709"/>
+        <w:jc w:val="both"/>
+        <w:rPr>
+          <w:rFonts w:ascii="Times New Roman" w:hAnsi="Times New Roman" w:cs="Times New Roman"/>
+          <w:sz w:val="28"/>
+          <w:szCs w:val="28"/>
+          <w:lang w:val="en-US"/>
+        </w:rPr>
+      </w:pPr>
+      <w:r>
+        <w:rPr>
+          <w:rFonts w:ascii="Times New Roman" w:hAnsi="Times New Roman" w:cs="Times New Roman"/>
+          <w:sz w:val="28"/>
+          <w:szCs w:val="28"/>
+        </w:rPr>
+        <w:t xml:space="preserve">Такая запись сохраняет структуру базовой схемы </w:t>
+      </w:r>
+      <w:proofErr w:type="spellStart"/>
+      <w:r>
+        <w:rPr>
+          <w:rFonts w:ascii="Times New Roman" w:hAnsi="Times New Roman" w:cs="Times New Roman"/>
+          <w:sz w:val="28"/>
+          <w:szCs w:val="28"/>
+        </w:rPr>
+        <w:t>Рэндлса</w:t>
+      </w:r>
+      <w:proofErr w:type="spellEnd"/>
+      <w:r>
+        <w:rPr>
+          <w:rFonts w:ascii="Times New Roman" w:hAnsi="Times New Roman" w:cs="Times New Roman"/>
+          <w:sz w:val="28"/>
+          <w:szCs w:val="28"/>
+        </w:rPr>
+        <w:t>, но переводит её в параметрически расширенную форму. Это важно по двум причинам. Во-первых, сохраняется физическая интерпретируемость модели. Во-вторых, создаётся возможность строить отдельные подмодели для каждой из переменных</w:t>
+      </w:r>
+      <w:r>
+        <w:rPr>
+          <w:rFonts w:ascii="Times New Roman" w:hAnsi="Times New Roman" w:cs="Times New Roman"/>
+          <w:sz w:val="28"/>
+          <w:szCs w:val="28"/>
+        </w:rPr>
+        <w:t xml:space="preserve"> </w:t>
+      </w:r>
+      <w:r>
+        <w:rPr>
+          <w:rFonts w:ascii="Times New Roman" w:hAnsi="Times New Roman" w:cs="Times New Roman"/>
+          <w:i/>
+          <w:iCs/>
+          <w:sz w:val="28"/>
+          <w:szCs w:val="28"/>
+          <w:lang w:val="en-US"/>
+        </w:rPr>
+        <w:lastRenderedPageBreak/>
+        <w:t>R</w:t>
+      </w:r>
+      <w:r>
+        <w:rPr>
+          <w:rFonts w:ascii="Times New Roman" w:hAnsi="Times New Roman" w:cs="Times New Roman"/>
+          <w:i/>
+          <w:iCs/>
+          <w:sz w:val="28"/>
+          <w:szCs w:val="28"/>
+          <w:vertAlign w:val="subscript"/>
+          <w:lang w:val="en-US"/>
+        </w:rPr>
+        <w:t>Ω</w:t>
+      </w:r>
+      <w:r>
+        <w:rPr>
+          <w:rFonts w:ascii="Times New Roman" w:hAnsi="Times New Roman" w:cs="Times New Roman"/>
+          <w:sz w:val="28"/>
+          <w:szCs w:val="28"/>
+        </w:rPr>
+        <w:t xml:space="preserve">, </w:t>
+      </w:r>
+      <w:proofErr w:type="spellStart"/>
+      <w:r>
+        <w:rPr>
+          <w:rFonts w:ascii="Times New Roman" w:hAnsi="Times New Roman" w:cs="Times New Roman"/>
+          <w:i/>
+          <w:iCs/>
+          <w:sz w:val="28"/>
+          <w:szCs w:val="28"/>
+          <w:lang w:val="en-US"/>
+        </w:rPr>
+        <w:t>R</w:t>
+      </w:r>
+      <w:r>
+        <w:rPr>
+          <w:rFonts w:ascii="Times New Roman" w:hAnsi="Times New Roman" w:cs="Times New Roman"/>
+          <w:i/>
+          <w:iCs/>
+          <w:sz w:val="28"/>
+          <w:szCs w:val="28"/>
+          <w:vertAlign w:val="subscript"/>
+          <w:lang w:val="en-US"/>
+        </w:rPr>
+        <w:t>ct</w:t>
+      </w:r>
+      <w:proofErr w:type="spellEnd"/>
+      <w:r>
+        <w:rPr>
+          <w:rFonts w:ascii="Times New Roman" w:hAnsi="Times New Roman" w:cs="Times New Roman"/>
+          <w:sz w:val="28"/>
+          <w:szCs w:val="28"/>
+        </w:rPr>
+        <w:t xml:space="preserve">, </w:t>
+      </w:r>
+      <w:proofErr w:type="spellStart"/>
+      <w:r>
+        <w:rPr>
+          <w:rFonts w:ascii="Times New Roman" w:hAnsi="Times New Roman" w:cs="Times New Roman"/>
+          <w:i/>
+          <w:iCs/>
+          <w:sz w:val="28"/>
+          <w:szCs w:val="28"/>
+          <w:lang w:val="en-US"/>
+        </w:rPr>
+        <w:t>C</w:t>
+      </w:r>
+      <w:r>
+        <w:rPr>
+          <w:rFonts w:ascii="Times New Roman" w:hAnsi="Times New Roman" w:cs="Times New Roman"/>
+          <w:i/>
+          <w:iCs/>
+          <w:sz w:val="28"/>
+          <w:szCs w:val="28"/>
+          <w:vertAlign w:val="subscript"/>
+          <w:lang w:val="en-US"/>
+        </w:rPr>
+        <w:t>dl</w:t>
+      </w:r>
+      <w:proofErr w:type="spellEnd"/>
+      <w:r>
+        <w:rPr>
+          <w:rFonts w:ascii="Times New Roman" w:hAnsi="Times New Roman" w:cs="Times New Roman"/>
+          <w:sz w:val="28"/>
+          <w:szCs w:val="28"/>
+        </w:rPr>
+        <w:t xml:space="preserve">, </w:t>
+      </w:r>
+      <w:r>
+        <w:rPr>
+          <w:rFonts w:ascii="Times New Roman" w:hAnsi="Times New Roman" w:cs="Times New Roman"/>
+          <w:i/>
+          <w:iCs/>
+          <w:sz w:val="28"/>
+          <w:szCs w:val="28"/>
+        </w:rPr>
+        <w:t>σ</w:t>
+      </w:r>
+      <w:r>
+        <w:rPr>
+          <w:rFonts w:ascii="Times New Roman" w:hAnsi="Times New Roman" w:cs="Times New Roman"/>
+          <w:sz w:val="28"/>
+          <w:szCs w:val="28"/>
+        </w:rPr>
+        <w:t xml:space="preserve">, </w:t>
+      </w:r>
+      <w:r>
+        <w:rPr>
+          <w:rFonts w:ascii="Times New Roman" w:hAnsi="Times New Roman" w:cs="Times New Roman"/>
+          <w:sz w:val="28"/>
+          <w:szCs w:val="28"/>
+        </w:rPr>
+        <w:t xml:space="preserve">вместо того чтобы аппроксимировать весь спектр одной </w:t>
+      </w:r>
+      <w:r>
+        <w:rPr>
+          <w:rFonts w:ascii="Times New Roman" w:hAnsi="Times New Roman" w:cs="Times New Roman"/>
+          <w:sz w:val="28"/>
+          <w:szCs w:val="28"/>
+          <w:highlight w:val="yellow"/>
+        </w:rPr>
+        <w:t>непрозрачной регрессией</w:t>
+      </w:r>
+      <w:r>
+        <w:rPr>
+          <w:rFonts w:ascii="Times New Roman" w:hAnsi="Times New Roman" w:cs="Times New Roman"/>
+          <w:sz w:val="28"/>
+          <w:szCs w:val="28"/>
+        </w:rPr>
+        <w:t>.</w:t>
+      </w:r>
+    </w:p>
+    <w:p>
+      <w:pPr>
+        <w:spacing w:line="360" w:lineRule="auto"/>
+        <w:ind w:firstLine="709"/>
+        <w:jc w:val="both"/>
+        <w:rPr>
+          <w:rFonts w:ascii="Times New Roman" w:hAnsi="Times New Roman" w:cs="Times New Roman"/>
+          <w:sz w:val="28"/>
+          <w:szCs w:val="28"/>
+          <w:lang w:val="en-US"/>
+        </w:rPr>
+      </w:pPr>
+    </w:p>
+    <w:p>
+      <w:pPr>
+        <w:spacing w:line="360" w:lineRule="auto"/>
+        <w:ind w:firstLine="709"/>
+        <w:jc w:val="both"/>
+        <w:rPr>
+          <w:rFonts w:ascii="Times New Roman" w:hAnsi="Times New Roman" w:cs="Times New Roman"/>
+          <w:b/>
+          <w:bCs/>
+          <w:sz w:val="28"/>
+          <w:szCs w:val="28"/>
+          <w:lang w:val="en-US"/>
+        </w:rPr>
+      </w:pPr>
+      <w:r>
+        <w:rPr>
+          <w:rFonts w:ascii="Times New Roman" w:hAnsi="Times New Roman" w:cs="Times New Roman"/>
+          <w:b/>
+          <w:bCs/>
+          <w:sz w:val="28"/>
+          <w:szCs w:val="28"/>
+        </w:rPr>
+        <w:t>2.3.3 Температурная параметризация импедансных коэффициентов</w:t>
+      </w:r>
+    </w:p>
+    <w:p>
+      <w:pPr>
+        <w:spacing w:line="360" w:lineRule="auto"/>
+        <w:ind w:firstLine="709"/>
+        <w:jc w:val="both"/>
+        <w:rPr>
+          <w:rFonts w:ascii="Times New Roman" w:hAnsi="Times New Roman" w:cs="Times New Roman"/>
+          <w:sz w:val="28"/>
+          <w:szCs w:val="28"/>
+          <w:lang w:val="en-US"/>
+        </w:rPr>
+      </w:pPr>
+    </w:p>
+    <w:p>
+      <w:pPr>
+        <w:spacing w:line="360" w:lineRule="auto"/>
+        <w:ind w:firstLine="709"/>
+        <w:jc w:val="both"/>
+        <w:rPr>
+          <w:rFonts w:ascii="Times New Roman" w:hAnsi="Times New Roman" w:cs="Times New Roman"/>
+          <w:sz w:val="28"/>
+          <w:szCs w:val="28"/>
+          <w:lang w:val="en-US"/>
+        </w:rPr>
+      </w:pPr>
+      <w:r>
+        <w:rPr>
+          <w:rFonts w:ascii="Times New Roman" w:hAnsi="Times New Roman" w:cs="Times New Roman"/>
+          <w:sz w:val="28"/>
+          <w:szCs w:val="28"/>
+        </w:rPr>
+        <w:t>Температура входит в модель через закон Аррениуса. Если скорость межфазной реакции подчиняется зависимости</w:t>
+      </w:r>
+    </w:p>
+    <w:p>
+      <w:pPr>
+        <w:spacing w:line="360" w:lineRule="auto"/>
+        <w:ind w:firstLine="709"/>
+        <w:jc w:val="both"/>
+        <w:rPr>
+          <w:rFonts w:ascii="Times New Roman" w:hAnsi="Times New Roman" w:cs="Times New Roman"/>
+          <w:sz w:val="28"/>
+          <w:szCs w:val="28"/>
+          <w:lang w:val="en-US"/>
+        </w:rPr>
+      </w:pPr>
+    </w:p>
+    <w:p>
+      <w:pPr>
+        <w:spacing w:line="360" w:lineRule="auto"/>
+        <w:ind w:firstLine="709"/>
+        <w:jc w:val="both"/>
+        <w:rPr>
+          <w:rFonts w:ascii="Times New Roman" w:hAnsi="Times New Roman" w:cs="Times New Roman"/>
+          <w:sz w:val="28"/>
+          <w:szCs w:val="28"/>
+          <w:lang w:val="en-US"/>
+        </w:rPr>
+      </w:pPr>
+      <w:r>
+        <w:rPr>
+          <w:rFonts w:ascii="Times New Roman" w:hAnsi="Times New Roman" w:cs="Times New Roman"/>
+          <w:position w:val="-36"/>
+          <w:sz w:val="28"/>
+          <w:szCs w:val="28"/>
+          <w:lang w:val="en-US"/>
+        </w:rPr>
+        <w:object w:dxaOrig="3420" w:dyaOrig="840" w14:anchorId="72CF988A">
+          <v:shape id="_x0000_i1070" type="#_x0000_t75" style="width:170.9pt;height:41.95pt" o:ole="">
+            <v:imagedata r:id="rId65" o:title=""/>
+          </v:shape>
+          <o:OLEObject Type="Embed" ProgID="Equation.DSMT4" ShapeID="_x0000_i1070" DrawAspect="Content" ObjectID="_1835979221" r:id="rId66"/>
+        </w:object>
+      </w:r>
+      <w:r>
+        <w:rPr>
+          <w:rFonts w:ascii="Times New Roman" w:hAnsi="Times New Roman" w:cs="Times New Roman"/>
+          <w:sz w:val="28"/>
+          <w:szCs w:val="28"/>
+          <w:lang w:val="en-US"/>
+        </w:rPr>
+        <w:t>,</w:t>
+      </w:r>
+    </w:p>
+    <w:p>
+      <w:pPr>
+        <w:spacing w:line="360" w:lineRule="auto"/>
+        <w:ind w:firstLine="709"/>
+        <w:jc w:val="both"/>
+        <w:rPr>
+          <w:rFonts w:ascii="Times New Roman" w:hAnsi="Times New Roman" w:cs="Times New Roman"/>
+          <w:sz w:val="28"/>
+          <w:szCs w:val="28"/>
+          <w:lang w:val="en-US"/>
+        </w:rPr>
+      </w:pPr>
+    </w:p>
+    <w:p>
+      <w:pPr>
+        <w:spacing w:line="360" w:lineRule="auto"/>
+        <w:ind w:firstLine="709"/>
+        <w:jc w:val="both"/>
+        <w:rPr>
+          <w:rFonts w:ascii="Times New Roman" w:hAnsi="Times New Roman" w:cs="Times New Roman"/>
+          <w:sz w:val="28"/>
+          <w:szCs w:val="28"/>
+          <w:lang w:val="en-US"/>
+        </w:rPr>
+      </w:pPr>
+      <w:r>
+        <w:rPr>
+          <w:rFonts w:ascii="Times New Roman" w:hAnsi="Times New Roman" w:cs="Times New Roman"/>
+          <w:sz w:val="28"/>
+          <w:szCs w:val="28"/>
+        </w:rPr>
+        <w:t>то для сопротивления переноса заряда, используя связь</w:t>
+      </w:r>
+    </w:p>
+    <w:p>
+      <w:pPr>
+        <w:spacing w:line="360" w:lineRule="auto"/>
+        <w:ind w:firstLine="709"/>
+        <w:jc w:val="both"/>
+        <w:rPr>
+          <w:rFonts w:ascii="Times New Roman" w:hAnsi="Times New Roman" w:cs="Times New Roman"/>
+          <w:sz w:val="28"/>
+          <w:szCs w:val="28"/>
+          <w:lang w:val="en-US"/>
+        </w:rPr>
+      </w:pPr>
+    </w:p>
+    <w:p>
+      <w:pPr>
+        <w:spacing w:line="360" w:lineRule="auto"/>
+        <w:ind w:firstLine="709"/>
+        <w:jc w:val="both"/>
+        <w:rPr>
+          <w:rFonts w:ascii="Times New Roman" w:hAnsi="Times New Roman" w:cs="Times New Roman"/>
+          <w:sz w:val="28"/>
+          <w:szCs w:val="28"/>
+          <w:lang w:val="en-US"/>
+        </w:rPr>
+      </w:pPr>
+      <w:r>
+        <w:rPr>
+          <w:rFonts w:ascii="Times New Roman" w:hAnsi="Times New Roman" w:cs="Times New Roman"/>
+          <w:position w:val="-30"/>
+          <w:sz w:val="28"/>
+          <w:szCs w:val="28"/>
+          <w:lang w:val="en-US"/>
+        </w:rPr>
+        <w:object w:dxaOrig="960" w:dyaOrig="680" w14:anchorId="5FAD2028">
+          <v:shape id="_x0000_i1073" type="#_x0000_t75" style="width:48.2pt;height:33.8pt" o:ole="">
+            <v:imagedata r:id="rId67" o:title=""/>
+          </v:shape>
+          <o:OLEObject Type="Embed" ProgID="Equation.DSMT4" ShapeID="_x0000_i1073" DrawAspect="Content" ObjectID="_1835979222" r:id="rId68"/>
+        </w:object>
+      </w:r>
+      <w:r>
+        <w:rPr>
+          <w:rFonts w:ascii="Times New Roman" w:hAnsi="Times New Roman" w:cs="Times New Roman"/>
+          <w:sz w:val="28"/>
+          <w:szCs w:val="28"/>
+          <w:lang w:val="en-US"/>
+        </w:rPr>
+        <w:t>,</w:t>
+      </w:r>
+    </w:p>
+    <w:p>
+      <w:pPr>
+        <w:spacing w:line="360" w:lineRule="auto"/>
+        <w:ind w:firstLine="709"/>
+        <w:jc w:val="both"/>
+        <w:rPr>
+          <w:rFonts w:ascii="Times New Roman" w:hAnsi="Times New Roman" w:cs="Times New Roman"/>
+          <w:sz w:val="28"/>
+          <w:szCs w:val="28"/>
+          <w:lang w:val="en-US"/>
+        </w:rPr>
+      </w:pPr>
+    </w:p>
+    <w:p>
+      <w:pPr>
+        <w:spacing w:line="360" w:lineRule="auto"/>
+        <w:ind w:firstLine="709"/>
+        <w:jc w:val="both"/>
+        <w:rPr>
+          <w:rFonts w:ascii="Times New Roman" w:hAnsi="Times New Roman" w:cs="Times New Roman"/>
+          <w:sz w:val="28"/>
+          <w:szCs w:val="28"/>
+          <w:lang w:val="en-US"/>
+        </w:rPr>
+      </w:pPr>
+      <w:r>
+        <w:rPr>
+          <w:rFonts w:ascii="Times New Roman" w:hAnsi="Times New Roman" w:cs="Times New Roman"/>
+          <w:sz w:val="28"/>
+          <w:szCs w:val="28"/>
+        </w:rPr>
+        <w:t>П</w:t>
+      </w:r>
+      <w:r>
+        <w:rPr>
+          <w:rFonts w:ascii="Times New Roman" w:hAnsi="Times New Roman" w:cs="Times New Roman"/>
+          <w:sz w:val="28"/>
+          <w:szCs w:val="28"/>
+        </w:rPr>
+        <w:t>олучаем</w:t>
+      </w:r>
+    </w:p>
+    <w:p>
+      <w:pPr>
+        <w:spacing w:line="360" w:lineRule="auto"/>
+        <w:ind w:firstLine="709"/>
+        <w:jc w:val="both"/>
+        <w:rPr>
+          <w:rFonts w:ascii="Times New Roman" w:hAnsi="Times New Roman" w:cs="Times New Roman"/>
+          <w:sz w:val="28"/>
+          <w:szCs w:val="28"/>
+          <w:lang w:val="en-US"/>
+        </w:rPr>
+      </w:pPr>
+    </w:p>
+    <w:p>
+      <w:pPr>
+        <w:spacing w:line="360" w:lineRule="auto"/>
+        <w:ind w:firstLine="709"/>
+        <w:jc w:val="both"/>
+        <w:rPr>
+          <w:rFonts w:ascii="Times New Roman" w:hAnsi="Times New Roman" w:cs="Times New Roman"/>
+          <w:sz w:val="28"/>
+          <w:szCs w:val="28"/>
+          <w:lang w:val="en-US"/>
+        </w:rPr>
+      </w:pPr>
+      <w:r>
+        <w:rPr>
+          <w:rFonts w:ascii="Times New Roman" w:hAnsi="Times New Roman" w:cs="Times New Roman"/>
+          <w:position w:val="-36"/>
+          <w:sz w:val="28"/>
+          <w:szCs w:val="28"/>
+          <w:lang w:val="en-US"/>
+        </w:rPr>
+        <w:object w:dxaOrig="5220" w:dyaOrig="840" w14:anchorId="3A4DDE6C">
+          <v:shape id="_x0000_i1076" type="#_x0000_t75" style="width:261.1pt;height:41.95pt" o:ole="">
+            <v:imagedata r:id="rId69" o:title=""/>
+          </v:shape>
+          <o:OLEObject Type="Embed" ProgID="Equation.DSMT4" ShapeID="_x0000_i1076" DrawAspect="Content" ObjectID="_1835979223" r:id="rId70"/>
+        </w:object>
+      </w:r>
+      <w:r>
+        <w:rPr>
+          <w:rFonts w:ascii="Times New Roman" w:hAnsi="Times New Roman" w:cs="Times New Roman"/>
+          <w:sz w:val="28"/>
+          <w:szCs w:val="28"/>
+          <w:lang w:val="en-US"/>
+        </w:rPr>
+        <w:t>.</w:t>
+      </w:r>
+    </w:p>
+    <w:p>
+      <w:pPr>
+        <w:spacing w:line="360" w:lineRule="auto"/>
+        <w:ind w:firstLine="709"/>
+        <w:jc w:val="both"/>
+        <w:rPr>
+          <w:rFonts w:ascii="Times New Roman" w:hAnsi="Times New Roman" w:cs="Times New Roman"/>
+          <w:sz w:val="28"/>
+          <w:szCs w:val="28"/>
+          <w:lang w:val="en-US"/>
+        </w:rPr>
+      </w:pPr>
+    </w:p>
+    <w:p>
+      <w:pPr>
+        <w:spacing w:line="360" w:lineRule="auto"/>
+        <w:ind w:firstLine="709"/>
+        <w:jc w:val="both"/>
+        <w:rPr>
+          <w:rFonts w:ascii="Times New Roman" w:hAnsi="Times New Roman" w:cs="Times New Roman"/>
+          <w:sz w:val="28"/>
+          <w:szCs w:val="28"/>
+          <w:lang w:val="en-US"/>
+        </w:rPr>
+      </w:pPr>
+      <w:r>
+        <w:rPr>
+          <w:rFonts w:ascii="Times New Roman" w:hAnsi="Times New Roman" w:cs="Times New Roman"/>
+          <w:sz w:val="28"/>
+          <w:szCs w:val="28"/>
+        </w:rPr>
+        <w:t>Это выражение означает, что при понижении температуры</w:t>
+      </w:r>
+      <w:r>
+        <w:rPr>
+          <w:rFonts w:ascii="Times New Roman" w:hAnsi="Times New Roman" w:cs="Times New Roman"/>
+          <w:sz w:val="28"/>
+          <w:szCs w:val="28"/>
+        </w:rPr>
+        <w:t xml:space="preserve"> </w:t>
+      </w:r>
+      <w:proofErr w:type="spellStart"/>
+      <w:proofErr w:type="gramStart"/>
+      <w:r>
+        <w:rPr>
+          <w:rFonts w:ascii="Times New Roman" w:hAnsi="Times New Roman" w:cs="Times New Roman"/>
+          <w:i/>
+          <w:iCs/>
+          <w:sz w:val="28"/>
+          <w:szCs w:val="28"/>
+          <w:lang w:val="en-US"/>
+        </w:rPr>
+        <w:t>R</w:t>
+      </w:r>
+      <w:r>
+        <w:rPr>
+          <w:rFonts w:ascii="Times New Roman" w:hAnsi="Times New Roman" w:cs="Times New Roman"/>
+          <w:i/>
+          <w:iCs/>
+          <w:sz w:val="28"/>
+          <w:szCs w:val="28"/>
+          <w:vertAlign w:val="subscript"/>
+          <w:lang w:val="en-US"/>
+        </w:rPr>
+        <w:t>ct</w:t>
+      </w:r>
+      <w:proofErr w:type="spellEnd"/>
+      <w:r>
+        <w:rPr>
+          <w:rFonts w:ascii="Times New Roman" w:hAnsi="Times New Roman" w:cs="Times New Roman"/>
+          <w:sz w:val="28"/>
+          <w:szCs w:val="28"/>
+        </w:rPr>
+        <w:t xml:space="preserve"> </w:t>
+      </w:r>
+      <w:r>
+        <w:rPr>
+          <w:rFonts w:ascii="Times New Roman" w:hAnsi="Times New Roman" w:cs="Times New Roman"/>
+          <w:sz w:val="28"/>
+          <w:szCs w:val="28"/>
+        </w:rPr>
+        <w:t> возрастает</w:t>
+      </w:r>
+      <w:proofErr w:type="gramEnd"/>
+      <w:r>
+        <w:rPr>
+          <w:rFonts w:ascii="Times New Roman" w:hAnsi="Times New Roman" w:cs="Times New Roman"/>
+          <w:sz w:val="28"/>
+          <w:szCs w:val="28"/>
+        </w:rPr>
+        <w:t xml:space="preserve"> экспоненциально, что согласуется с известным фактом резкого</w:t>
+      </w:r>
+      <w:r>
+        <w:rPr>
+          <w:rFonts w:ascii="Times New Roman" w:hAnsi="Times New Roman" w:cs="Times New Roman"/>
+          <w:sz w:val="28"/>
+          <w:szCs w:val="28"/>
+        </w:rPr>
+        <w:t xml:space="preserve"> </w:t>
+      </w:r>
+      <w:r>
+        <w:rPr>
+          <w:rFonts w:ascii="Times New Roman" w:hAnsi="Times New Roman" w:cs="Times New Roman"/>
+          <w:sz w:val="28"/>
+          <w:szCs w:val="28"/>
+        </w:rPr>
+        <w:t>увеличения поляризации батареи на холоде.</w:t>
+      </w:r>
+      <w:r>
+        <w:rPr>
+          <w:rFonts w:ascii="Times New Roman" w:hAnsi="Times New Roman" w:cs="Times New Roman"/>
+          <w:sz w:val="28"/>
+          <w:szCs w:val="28"/>
+        </w:rPr>
+        <w:t xml:space="preserve"> </w:t>
+      </w:r>
+      <w:r>
+        <w:rPr>
+          <w:rFonts w:ascii="Times New Roman" w:hAnsi="Times New Roman" w:cs="Times New Roman"/>
+          <w:sz w:val="28"/>
+          <w:szCs w:val="28"/>
+        </w:rPr>
+        <w:t xml:space="preserve">Подобная температурная зависимость подтверждается как экспериментально, так и в современных моделях состояния </w:t>
+      </w:r>
+      <w:r>
+        <w:rPr>
+          <w:rFonts w:ascii="Times New Roman" w:hAnsi="Times New Roman" w:cs="Times New Roman"/>
+          <w:sz w:val="28"/>
+          <w:szCs w:val="28"/>
+        </w:rPr>
+        <w:lastRenderedPageBreak/>
+        <w:t>батареи на основе EIS</w:t>
+      </w:r>
+      <w:r>
+        <w:rPr>
+          <w:rFonts w:ascii="Times New Roman" w:hAnsi="Times New Roman" w:cs="Times New Roman"/>
+          <w:sz w:val="28"/>
+          <w:szCs w:val="28"/>
+        </w:rPr>
+        <w:t xml:space="preserve">. </w:t>
+      </w:r>
+      <w:r>
+        <w:rPr>
+          <w:rFonts w:ascii="Times New Roman" w:hAnsi="Times New Roman" w:cs="Times New Roman"/>
+          <w:sz w:val="28"/>
+          <w:szCs w:val="28"/>
+          <w:highlight w:val="yellow"/>
+          <w:lang w:val="en-US"/>
+        </w:rPr>
+        <w:t>((</w:t>
+      </w:r>
+      <w:hyperlink r:id="rId71" w:history="1">
+        <w:r>
+          <w:rPr>
+            <w:rStyle w:val="ad"/>
+            <w:rFonts w:ascii="Times New Roman" w:hAnsi="Times New Roman" w:cs="Times New Roman"/>
+            <w:sz w:val="28"/>
+            <w:szCs w:val="28"/>
+            <w:highlight w:val="yellow"/>
+            <w:lang w:val="en-US"/>
+          </w:rPr>
+          <w:t>https://doi.org/10.1002/ente.201600154</w:t>
+        </w:r>
+      </w:hyperlink>
+      <w:r>
+        <w:rPr>
+          <w:rFonts w:ascii="Times New Roman" w:hAnsi="Times New Roman" w:cs="Times New Roman"/>
+          <w:sz w:val="28"/>
+          <w:szCs w:val="28"/>
+          <w:highlight w:val="yellow"/>
+          <w:lang w:val="en-US"/>
+        </w:rPr>
+        <w:t>),</w:t>
+      </w:r>
+      <w:r>
+        <w:rPr>
+          <w:rFonts w:ascii="Times New Roman" w:hAnsi="Times New Roman" w:cs="Times New Roman"/>
+          <w:sz w:val="28"/>
+          <w:szCs w:val="28"/>
+          <w:highlight w:val="yellow"/>
+          <w:lang w:val="en-US"/>
+        </w:rPr>
+        <w:t xml:space="preserve"> </w:t>
+      </w:r>
+      <w:r>
+        <w:rPr>
+          <w:rFonts w:ascii="Times New Roman" w:hAnsi="Times New Roman" w:cs="Times New Roman"/>
+          <w:sz w:val="28"/>
+          <w:szCs w:val="28"/>
+          <w:highlight w:val="yellow"/>
+          <w:lang w:val="en-US"/>
+        </w:rPr>
+        <w:t>(</w:t>
+      </w:r>
+      <w:hyperlink r:id="rId72" w:history="1">
+        <w:r>
+          <w:rPr>
+            <w:rStyle w:val="ad"/>
+            <w:rFonts w:ascii="Times New Roman" w:hAnsi="Times New Roman" w:cs="Times New Roman"/>
+            <w:sz w:val="28"/>
+            <w:szCs w:val="28"/>
+            <w:highlight w:val="yellow"/>
+            <w:lang w:val="en-US"/>
+          </w:rPr>
+          <w:t>https://doi.org/10.1016/j.est.2022.104608)</w:t>
+        </w:r>
+      </w:hyperlink>
+      <w:r>
+        <w:rPr>
+          <w:rFonts w:ascii="Times New Roman" w:hAnsi="Times New Roman" w:cs="Times New Roman"/>
+          <w:sz w:val="28"/>
+          <w:szCs w:val="28"/>
+          <w:highlight w:val="yellow"/>
+          <w:lang w:val="en-US"/>
+        </w:rPr>
+        <w:t>)</w:t>
+      </w:r>
+      <w:r>
+        <w:rPr>
+          <w:rFonts w:ascii="Times New Roman" w:hAnsi="Times New Roman" w:cs="Times New Roman"/>
+          <w:sz w:val="28"/>
+          <w:szCs w:val="28"/>
+          <w:highlight w:val="yellow"/>
+          <w:lang w:val="en-US"/>
+        </w:rPr>
+        <w:t xml:space="preserve">, </w:t>
+      </w:r>
+      <w:r>
+        <w:rPr>
+          <w:rFonts w:ascii="Times New Roman" w:hAnsi="Times New Roman" w:cs="Times New Roman"/>
+          <w:sz w:val="28"/>
+          <w:szCs w:val="28"/>
+          <w:highlight w:val="yellow"/>
+          <w:lang w:val="en-US"/>
+        </w:rPr>
+        <w:t>(sciencedirect.com )</w:t>
+      </w:r>
+    </w:p>
+    <w:p>
+      <w:pPr>
+        <w:spacing w:line="360" w:lineRule="auto"/>
+        <w:ind w:firstLine="709"/>
+        <w:jc w:val="both"/>
+        <w:rPr>
+          <w:rFonts w:ascii="Times New Roman" w:hAnsi="Times New Roman" w:cs="Times New Roman"/>
+          <w:sz w:val="28"/>
+          <w:szCs w:val="28"/>
+          <w:lang w:val="en-US"/>
+        </w:rPr>
+      </w:pPr>
+      <w:r>
+        <w:rPr>
+          <w:rFonts w:ascii="Times New Roman" w:hAnsi="Times New Roman" w:cs="Times New Roman"/>
+          <w:sz w:val="28"/>
+          <w:szCs w:val="28"/>
+        </w:rPr>
+        <w:t>Аналогично для омической составляющей допустимо записать</w:t>
+      </w:r>
+    </w:p>
+    <w:p>
+      <w:pPr>
+        <w:spacing w:line="360" w:lineRule="auto"/>
+        <w:ind w:firstLine="709"/>
+        <w:jc w:val="both"/>
+        <w:rPr>
+          <w:rFonts w:ascii="Times New Roman" w:hAnsi="Times New Roman" w:cs="Times New Roman"/>
+          <w:sz w:val="28"/>
+          <w:szCs w:val="28"/>
+          <w:lang w:val="en-US"/>
+        </w:rPr>
+      </w:pPr>
+    </w:p>
+    <w:p>
+      <w:pPr>
+        <w:spacing w:line="360" w:lineRule="auto"/>
+        <w:ind w:firstLine="709"/>
+        <w:jc w:val="both"/>
+        <w:rPr>
+          <w:rFonts w:ascii="Times New Roman" w:hAnsi="Times New Roman" w:cs="Times New Roman"/>
+          <w:sz w:val="28"/>
+          <w:szCs w:val="28"/>
+          <w:lang w:val="en-US"/>
+        </w:rPr>
+      </w:pPr>
+      <w:r>
+        <w:rPr>
+          <w:rFonts w:ascii="Times New Roman" w:hAnsi="Times New Roman" w:cs="Times New Roman"/>
+          <w:position w:val="-18"/>
+          <w:sz w:val="28"/>
+          <w:szCs w:val="28"/>
+          <w:lang w:val="en-US"/>
+        </w:rPr>
+        <w:object w:dxaOrig="5120" w:dyaOrig="520" w14:anchorId="349711BA">
+          <v:shape id="_x0000_i1081" type="#_x0000_t75" style="width:256.05pt;height:26.3pt" o:ole="">
+            <v:imagedata r:id="rId73" o:title=""/>
+          </v:shape>
+          <o:OLEObject Type="Embed" ProgID="Equation.DSMT4" ShapeID="_x0000_i1081" DrawAspect="Content" ObjectID="_1835979224" r:id="rId74"/>
+        </w:object>
+      </w:r>
+      <w:r>
+        <w:rPr>
+          <w:rFonts w:ascii="Times New Roman" w:hAnsi="Times New Roman" w:cs="Times New Roman"/>
+          <w:sz w:val="28"/>
+          <w:szCs w:val="28"/>
+          <w:lang w:val="en-US"/>
+        </w:rPr>
+        <w:t>,</w:t>
+      </w:r>
+    </w:p>
+    <w:p>
+      <w:pPr>
+        <w:spacing w:line="360" w:lineRule="auto"/>
+        <w:ind w:firstLine="709"/>
+        <w:jc w:val="both"/>
+        <w:rPr>
+          <w:rFonts w:ascii="Times New Roman" w:hAnsi="Times New Roman" w:cs="Times New Roman"/>
+          <w:sz w:val="28"/>
+          <w:szCs w:val="28"/>
+          <w:lang w:val="en-US"/>
+        </w:rPr>
+      </w:pPr>
+    </w:p>
+    <w:p>
+      <w:pPr>
+        <w:spacing w:line="360" w:lineRule="auto"/>
+        <w:ind w:firstLine="709"/>
+        <w:jc w:val="both"/>
+        <w:rPr>
+          <w:rFonts w:ascii="Times New Roman" w:hAnsi="Times New Roman" w:cs="Times New Roman"/>
+          <w:sz w:val="28"/>
+          <w:szCs w:val="28"/>
+          <w:lang w:val="en-US"/>
+        </w:rPr>
+      </w:pPr>
+      <w:r>
+        <w:rPr>
+          <w:rFonts w:ascii="Times New Roman" w:hAnsi="Times New Roman" w:cs="Times New Roman"/>
+          <w:sz w:val="28"/>
+          <w:szCs w:val="28"/>
+        </w:rPr>
+        <w:t>а поскольку</w:t>
+      </w:r>
+    </w:p>
+    <w:p>
+      <w:pPr>
+        <w:spacing w:line="360" w:lineRule="auto"/>
+        <w:ind w:firstLine="709"/>
+        <w:jc w:val="both"/>
+        <w:rPr>
+          <w:rFonts w:ascii="Times New Roman" w:hAnsi="Times New Roman" w:cs="Times New Roman"/>
+          <w:sz w:val="28"/>
+          <w:szCs w:val="28"/>
+          <w:lang w:val="en-US"/>
+        </w:rPr>
+      </w:pPr>
+    </w:p>
+    <w:p>
+      <w:pPr>
+        <w:spacing w:line="360" w:lineRule="auto"/>
+        <w:ind w:firstLine="709"/>
+        <w:jc w:val="both"/>
+        <w:rPr>
+          <w:rFonts w:ascii="Times New Roman" w:hAnsi="Times New Roman" w:cs="Times New Roman"/>
+          <w:sz w:val="28"/>
+          <w:szCs w:val="28"/>
+          <w:lang w:val="en-US"/>
+        </w:rPr>
+      </w:pPr>
+      <w:r>
+        <w:rPr>
+          <w:rFonts w:ascii="Times New Roman" w:hAnsi="Times New Roman" w:cs="Times New Roman"/>
+          <w:position w:val="-12"/>
+          <w:sz w:val="28"/>
+          <w:szCs w:val="28"/>
+          <w:lang w:val="en-US"/>
+        </w:rPr>
+        <w:object w:dxaOrig="960" w:dyaOrig="380" w14:anchorId="691D7650">
+          <v:shape id="_x0000_i1084" type="#_x0000_t75" style="width:48.2pt;height:18.8pt" o:ole="">
+            <v:imagedata r:id="rId75" o:title=""/>
+          </v:shape>
+          <o:OLEObject Type="Embed" ProgID="Equation.DSMT4" ShapeID="_x0000_i1084" DrawAspect="Content" ObjectID="_1835979225" r:id="rId76"/>
+        </w:object>
+      </w:r>
+      <w:r>
+        <w:rPr>
+          <w:rFonts w:ascii="Times New Roman" w:hAnsi="Times New Roman" w:cs="Times New Roman"/>
+          <w:sz w:val="28"/>
+          <w:szCs w:val="28"/>
+          <w:lang w:val="en-US"/>
+        </w:rPr>
+        <w:t>,</w:t>
+      </w:r>
+    </w:p>
+    <w:p>
+      <w:pPr>
+        <w:spacing w:line="360" w:lineRule="auto"/>
+        <w:ind w:firstLine="709"/>
+        <w:jc w:val="both"/>
+        <w:rPr>
+          <w:rFonts w:ascii="Times New Roman" w:hAnsi="Times New Roman" w:cs="Times New Roman"/>
+          <w:sz w:val="28"/>
+          <w:szCs w:val="28"/>
+          <w:lang w:val="en-US"/>
+        </w:rPr>
+      </w:pPr>
+    </w:p>
+    <w:p>
+      <w:pPr>
+        <w:spacing w:line="360" w:lineRule="auto"/>
+        <w:ind w:firstLine="709"/>
+        <w:jc w:val="both"/>
+        <w:rPr>
+          <w:rFonts w:ascii="Times New Roman" w:hAnsi="Times New Roman" w:cs="Times New Roman"/>
+          <w:sz w:val="28"/>
+          <w:szCs w:val="28"/>
+          <w:lang w:val="en-US"/>
+        </w:rPr>
+      </w:pPr>
+      <w:r>
+        <w:rPr>
+          <w:rFonts w:ascii="Times New Roman" w:hAnsi="Times New Roman" w:cs="Times New Roman"/>
+          <w:sz w:val="28"/>
+          <w:szCs w:val="28"/>
+        </w:rPr>
+        <w:t>то</w:t>
+      </w:r>
+    </w:p>
+    <w:p>
+      <w:pPr>
+        <w:spacing w:line="360" w:lineRule="auto"/>
+        <w:ind w:firstLine="709"/>
+        <w:jc w:val="both"/>
+        <w:rPr>
+          <w:rFonts w:ascii="Times New Roman" w:hAnsi="Times New Roman" w:cs="Times New Roman"/>
+          <w:sz w:val="28"/>
+          <w:szCs w:val="28"/>
+          <w:lang w:val="en-US"/>
+        </w:rPr>
+      </w:pPr>
+    </w:p>
+    <w:p>
+      <w:pPr>
+        <w:spacing w:line="360" w:lineRule="auto"/>
+        <w:ind w:firstLine="709"/>
+        <w:jc w:val="both"/>
+        <w:rPr>
+          <w:rFonts w:ascii="Times New Roman" w:hAnsi="Times New Roman" w:cs="Times New Roman"/>
+          <w:sz w:val="28"/>
+          <w:szCs w:val="28"/>
+          <w:lang w:val="en-US"/>
+        </w:rPr>
+      </w:pPr>
+      <w:r>
+        <w:rPr>
+          <w:rFonts w:ascii="Times New Roman" w:hAnsi="Times New Roman" w:cs="Times New Roman"/>
+          <w:position w:val="-36"/>
+          <w:sz w:val="28"/>
+          <w:szCs w:val="28"/>
+          <w:lang w:val="en-US"/>
+        </w:rPr>
+        <w:object w:dxaOrig="4959" w:dyaOrig="840" w14:anchorId="6B5A023C">
+          <v:shape id="_x0000_i1087" type="#_x0000_t75" style="width:247.95pt;height:41.95pt" o:ole="">
+            <v:imagedata r:id="rId77" o:title=""/>
+          </v:shape>
+          <o:OLEObject Type="Embed" ProgID="Equation.DSMT4" ShapeID="_x0000_i1087" DrawAspect="Content" ObjectID="_1835979226" r:id="rId78"/>
+        </w:object>
+      </w:r>
+      <w:r>
+        <w:rPr>
+          <w:rFonts w:ascii="Times New Roman" w:hAnsi="Times New Roman" w:cs="Times New Roman"/>
+          <w:sz w:val="28"/>
+          <w:szCs w:val="28"/>
+          <w:lang w:val="en-US"/>
+        </w:rPr>
+        <w:t>,</w:t>
+      </w:r>
+    </w:p>
+    <w:p>
+      <w:pPr>
+        <w:spacing w:line="360" w:lineRule="auto"/>
+        <w:ind w:firstLine="709"/>
+        <w:jc w:val="both"/>
+        <w:rPr>
+          <w:rFonts w:ascii="Times New Roman" w:hAnsi="Times New Roman" w:cs="Times New Roman"/>
+          <w:sz w:val="28"/>
+          <w:szCs w:val="28"/>
+          <w:lang w:val="en-US"/>
+        </w:rPr>
+      </w:pPr>
+    </w:p>
+    <w:p>
+      <w:pPr>
+        <w:spacing w:line="360" w:lineRule="auto"/>
+        <w:ind w:firstLine="709"/>
+        <w:jc w:val="both"/>
+        <w:rPr>
+          <w:rFonts w:ascii="Times New Roman" w:hAnsi="Times New Roman" w:cs="Times New Roman"/>
+          <w:sz w:val="28"/>
+          <w:szCs w:val="28"/>
+          <w:lang w:val="en-US"/>
+        </w:rPr>
+      </w:pPr>
+      <w:r>
+        <w:rPr>
+          <w:rFonts w:ascii="Times New Roman" w:hAnsi="Times New Roman" w:cs="Times New Roman"/>
+          <w:sz w:val="28"/>
+          <w:szCs w:val="28"/>
+        </w:rPr>
+        <w:t>Таким образом, уже на этом этапе видно, что температура действует на все составляющие спектра, но наиболее сильно — на</w:t>
+      </w:r>
+      <w:r>
+        <w:rPr>
+          <w:rFonts w:ascii="Times New Roman" w:hAnsi="Times New Roman" w:cs="Times New Roman"/>
+          <w:sz w:val="28"/>
+          <w:szCs w:val="28"/>
+        </w:rPr>
+        <w:t xml:space="preserve"> </w:t>
+      </w:r>
+      <w:proofErr w:type="spellStart"/>
+      <w:r>
+        <w:rPr>
+          <w:rFonts w:ascii="Times New Roman" w:hAnsi="Times New Roman" w:cs="Times New Roman"/>
+          <w:i/>
+          <w:iCs/>
+          <w:sz w:val="28"/>
+          <w:szCs w:val="28"/>
+          <w:lang w:val="en-US"/>
+        </w:rPr>
+        <w:t>R</w:t>
+      </w:r>
+      <w:r>
+        <w:rPr>
+          <w:rFonts w:ascii="Times New Roman" w:hAnsi="Times New Roman" w:cs="Times New Roman"/>
+          <w:i/>
+          <w:iCs/>
+          <w:sz w:val="28"/>
+          <w:szCs w:val="28"/>
+          <w:vertAlign w:val="subscript"/>
+          <w:lang w:val="en-US"/>
+        </w:rPr>
+        <w:t>ct</w:t>
+      </w:r>
+      <w:proofErr w:type="spellEnd"/>
+      <w:r>
+        <w:rPr>
+          <w:rFonts w:ascii="Times New Roman" w:hAnsi="Times New Roman" w:cs="Times New Roman"/>
+          <w:sz w:val="28"/>
+          <w:szCs w:val="28"/>
+        </w:rPr>
+        <w:t xml:space="preserve"> </w:t>
+      </w:r>
+      <w:r>
+        <w:rPr>
+          <w:rFonts w:ascii="Times New Roman" w:hAnsi="Times New Roman" w:cs="Times New Roman"/>
+          <w:sz w:val="28"/>
+          <w:szCs w:val="28"/>
+        </w:rPr>
+        <w:t>и диффузионную составляющую.</w:t>
+      </w:r>
+    </w:p>
+    <w:p>
+      <w:pPr>
+        <w:spacing w:line="360" w:lineRule="auto"/>
+        <w:ind w:firstLine="709"/>
+        <w:jc w:val="both"/>
+        <w:rPr>
+          <w:rFonts w:ascii="Times New Roman" w:hAnsi="Times New Roman" w:cs="Times New Roman"/>
+          <w:sz w:val="28"/>
+          <w:szCs w:val="28"/>
+          <w:lang w:val="en-US"/>
+        </w:rPr>
+      </w:pPr>
+    </w:p>
+    <w:p>
+      <w:pPr>
+        <w:spacing w:line="360" w:lineRule="auto"/>
+        <w:ind w:firstLine="709"/>
+        <w:jc w:val="both"/>
+        <w:rPr>
+          <w:rFonts w:ascii="Times New Roman" w:hAnsi="Times New Roman" w:cs="Times New Roman"/>
+          <w:b/>
+          <w:bCs/>
+          <w:sz w:val="28"/>
+          <w:szCs w:val="28"/>
+        </w:rPr>
+      </w:pPr>
+      <w:r>
+        <w:rPr>
+          <w:rFonts w:ascii="Times New Roman" w:hAnsi="Times New Roman" w:cs="Times New Roman"/>
+          <w:b/>
+          <w:bCs/>
+          <w:sz w:val="28"/>
+          <w:szCs w:val="28"/>
+        </w:rPr>
+        <w:t>2.3.4 Зависимость от состояния заряда</w:t>
+      </w:r>
+      <w:r>
+        <w:rPr>
+          <w:rFonts w:ascii="Times New Roman" w:hAnsi="Times New Roman" w:cs="Times New Roman"/>
+          <w:b/>
+          <w:bCs/>
+          <w:sz w:val="28"/>
+          <w:szCs w:val="28"/>
+        </w:rPr>
+        <w:t xml:space="preserve"> </w:t>
+      </w:r>
+      <w:r>
+        <w:rPr>
+          <w:rFonts w:ascii="Times New Roman" w:hAnsi="Times New Roman" w:cs="Times New Roman"/>
+          <w:b/>
+          <w:bCs/>
+          <w:sz w:val="28"/>
+          <w:szCs w:val="28"/>
+          <w:lang w:val="en-US"/>
+        </w:rPr>
+        <w:t>SOC</w:t>
+      </w:r>
+    </w:p>
+    <w:p>
+      <w:pPr>
+        <w:spacing w:line="360" w:lineRule="auto"/>
+        <w:ind w:firstLine="709"/>
+        <w:jc w:val="both"/>
+        <w:rPr>
+          <w:rFonts w:ascii="Times New Roman" w:hAnsi="Times New Roman" w:cs="Times New Roman"/>
+          <w:sz w:val="28"/>
+          <w:szCs w:val="28"/>
+          <w:lang w:val="en-US"/>
+        </w:rPr>
+      </w:pPr>
+    </w:p>
+    <w:p>
+      <w:pPr>
+        <w:spacing w:line="360" w:lineRule="auto"/>
+        <w:ind w:firstLine="709"/>
+        <w:jc w:val="both"/>
+        <w:rPr>
+          <w:rFonts w:ascii="Times New Roman" w:hAnsi="Times New Roman" w:cs="Times New Roman"/>
+          <w:sz w:val="28"/>
+          <w:szCs w:val="28"/>
+          <w:lang w:val="en-US"/>
+        </w:rPr>
+      </w:pPr>
     </w:p>
     <w:sectPr>
       <w:pgSz w:w="11906" w:h="16838" w:code="9"/>

--- a/Docs/Дис Борзенков вар2/01.Главы/Глава_2.docx
+++ b/Docs/Дис Борзенков вар2/01.Главы/Глава_2.docx
@@ -1625,7 +1625,7 @@
           <v:shape id="_x0000_i1025" type="#_x0000_t75" style="width:42.55pt;height:18.15pt" o:ole="">
             <v:imagedata r:id="rId9" o:title=""/>
           </v:shape>
-          <o:OLEObject Type="Embed" ProgID="Equation.DSMT4" ShapeID="_x0000_i1025" DrawAspect="Content" ObjectID="_1835979196" r:id="rId10"/>
+          <o:OLEObject Type="Embed" ProgID="Equation.DSMT4" ShapeID="_x0000_i1025" DrawAspect="Content" ObjectID="_1836465147" r:id="rId10"/>
         </w:object>
       </w:r>
     </w:p>
@@ -2046,7 +2046,7 @@
           <v:shape id="_x0000_i1026" type="#_x0000_t75" style="width:90.15pt;height:33.8pt" o:ole="">
             <v:imagedata r:id="rId12" o:title=""/>
           </v:shape>
-          <o:OLEObject Type="Embed" ProgID="Equation.DSMT4" ShapeID="_x0000_i1026" DrawAspect="Content" ObjectID="_1835979197" r:id="rId13"/>
+          <o:OLEObject Type="Embed" ProgID="Equation.DSMT4" ShapeID="_x0000_i1026" DrawAspect="Content" ObjectID="_1836465148" r:id="rId13"/>
         </w:object>
       </w:r>
       <w:r>
@@ -2142,7 +2142,7 @@
           <v:shape id="_x0000_i1027" type="#_x0000_t75" style="width:130.85pt;height:35.05pt" o:ole="">
             <v:imagedata r:id="rId14" o:title=""/>
           </v:shape>
-          <o:OLEObject Type="Embed" ProgID="Equation.DSMT4" ShapeID="_x0000_i1027" DrawAspect="Content" ObjectID="_1835979198" r:id="rId15"/>
+          <o:OLEObject Type="Embed" ProgID="Equation.DSMT4" ShapeID="_x0000_i1027" DrawAspect="Content" ObjectID="_1836465149" r:id="rId15"/>
         </w:object>
       </w:r>
       <w:r>
@@ -2222,7 +2222,7 @@
           <v:shape id="_x0000_i1028" type="#_x0000_t75" style="width:55.7pt;height:18.8pt" o:ole="">
             <v:imagedata r:id="rId16" o:title=""/>
           </v:shape>
-          <o:OLEObject Type="Embed" ProgID="Equation.DSMT4" ShapeID="_x0000_i1028" DrawAspect="Content" ObjectID="_1835979199" r:id="rId17"/>
+          <o:OLEObject Type="Embed" ProgID="Equation.DSMT4" ShapeID="_x0000_i1028" DrawAspect="Content" ObjectID="_1836465150" r:id="rId17"/>
         </w:object>
       </w:r>
       <w:r>
@@ -2334,7 +2334,7 @@
           <v:shape id="_x0000_i1029" type="#_x0000_t75" style="width:58.85pt;height:33.8pt" o:ole="">
             <v:imagedata r:id="rId18" o:title=""/>
           </v:shape>
-          <o:OLEObject Type="Embed" ProgID="Equation.DSMT4" ShapeID="_x0000_i1029" DrawAspect="Content" ObjectID="_1835979200" r:id="rId19"/>
+          <o:OLEObject Type="Embed" ProgID="Equation.DSMT4" ShapeID="_x0000_i1029" DrawAspect="Content" ObjectID="_1836465151" r:id="rId19"/>
         </w:object>
       </w:r>
       <w:r>
@@ -2665,7 +2665,7 @@
           <v:shape id="_x0000_i1030" type="#_x0000_t75" style="width:71.35pt;height:35.05pt" o:ole="">
             <v:imagedata r:id="rId21" o:title=""/>
           </v:shape>
-          <o:OLEObject Type="Embed" ProgID="Equation.DSMT4" ShapeID="_x0000_i1030" DrawAspect="Content" ObjectID="_1835979201" r:id="rId22"/>
+          <o:OLEObject Type="Embed" ProgID="Equation.DSMT4" ShapeID="_x0000_i1030" DrawAspect="Content" ObjectID="_1836465152" r:id="rId22"/>
         </w:object>
       </w:r>
       <w:r>
@@ -2856,7 +2856,7 @@
           <v:shape id="_x0000_i1031" type="#_x0000_t75" style="width:53.2pt;height:33.2pt" o:ole="">
             <v:imagedata r:id="rId23" o:title=""/>
           </v:shape>
-          <o:OLEObject Type="Embed" ProgID="Equation.DSMT4" ShapeID="_x0000_i1031" DrawAspect="Content" ObjectID="_1835979202" r:id="rId24"/>
+          <o:OLEObject Type="Embed" ProgID="Equation.DSMT4" ShapeID="_x0000_i1031" DrawAspect="Content" ObjectID="_1836465153" r:id="rId24"/>
         </w:object>
       </w:r>
       <w:r>
@@ -2879,7 +2879,7 @@
           <v:shape id="_x0000_i1032" type="#_x0000_t75" style="width:93.3pt;height:33.2pt" o:ole="">
             <v:imagedata r:id="rId25" o:title=""/>
           </v:shape>
-          <o:OLEObject Type="Embed" ProgID="Equation.DSMT4" ShapeID="_x0000_i1032" DrawAspect="Content" ObjectID="_1835979203" r:id="rId26"/>
+          <o:OLEObject Type="Embed" ProgID="Equation.DSMT4" ShapeID="_x0000_i1032" DrawAspect="Content" ObjectID="_1836465154" r:id="rId26"/>
         </w:object>
       </w:r>
       <w:r>
@@ -2958,7 +2958,7 @@
           <v:shape id="_x0000_i1033" type="#_x0000_t75" style="width:128.95pt;height:18.8pt" o:ole="">
             <v:imagedata r:id="rId27" o:title=""/>
           </v:shape>
-          <o:OLEObject Type="Embed" ProgID="Equation.DSMT4" ShapeID="_x0000_i1033" DrawAspect="Content" ObjectID="_1835979204" r:id="rId28"/>
+          <o:OLEObject Type="Embed" ProgID="Equation.DSMT4" ShapeID="_x0000_i1033" DrawAspect="Content" ObjectID="_1836465155" r:id="rId28"/>
         </w:object>
       </w:r>
       <w:r>
@@ -3223,7 +3223,7 @@
           <v:shape id="_x0000_i1034" type="#_x0000_t75" style="width:160.3pt;height:35.05pt" o:ole="">
             <v:imagedata r:id="rId30" o:title=""/>
           </v:shape>
-          <o:OLEObject Type="Embed" ProgID="Equation.DSMT4" ShapeID="_x0000_i1034" DrawAspect="Content" ObjectID="_1835979205" r:id="rId31"/>
+          <o:OLEObject Type="Embed" ProgID="Equation.DSMT4" ShapeID="_x0000_i1034" DrawAspect="Content" ObjectID="_1836465156" r:id="rId31"/>
         </w:object>
       </w:r>
       <w:r>
@@ -3305,7 +3305,7 @@
           <v:shape id="_x0000_i1035" type="#_x0000_t75" style="width:105.2pt;height:19.4pt" o:ole="">
             <v:imagedata r:id="rId32" o:title=""/>
           </v:shape>
-          <o:OLEObject Type="Embed" ProgID="Equation.DSMT4" ShapeID="_x0000_i1035" DrawAspect="Content" ObjectID="_1835979206" r:id="rId33"/>
+          <o:OLEObject Type="Embed" ProgID="Equation.DSMT4" ShapeID="_x0000_i1035" DrawAspect="Content" ObjectID="_1836465157" r:id="rId33"/>
         </w:object>
       </w:r>
     </w:p>
@@ -4111,7 +4111,7 @@
           <v:shape id="_x0000_i1036" type="#_x0000_t75" style="width:58.85pt;height:18.15pt" o:ole="">
             <v:imagedata r:id="rId35" o:title=""/>
           </v:shape>
-          <o:OLEObject Type="Embed" ProgID="Equation.DSMT4" ShapeID="_x0000_i1036" DrawAspect="Content" ObjectID="_1835979207" r:id="rId36"/>
+          <o:OLEObject Type="Embed" ProgID="Equation.DSMT4" ShapeID="_x0000_i1036" DrawAspect="Content" ObjectID="_1836465158" r:id="rId36"/>
         </w:object>
       </w:r>
       <w:r>
@@ -4146,7 +4146,7 @@
           <v:shape id="_x0000_i1037" type="#_x0000_t75" style="width:48.85pt;height:18.8pt" o:ole="">
             <v:imagedata r:id="rId37" o:title=""/>
           </v:shape>
-          <o:OLEObject Type="Embed" ProgID="Equation.DSMT4" ShapeID="_x0000_i1037" DrawAspect="Content" ObjectID="_1835979208" r:id="rId38"/>
+          <o:OLEObject Type="Embed" ProgID="Equation.DSMT4" ShapeID="_x0000_i1037" DrawAspect="Content" ObjectID="_1836465159" r:id="rId38"/>
         </w:object>
       </w:r>
       <w:r>
@@ -4743,7 +4743,7 @@
                 <v:shape id="_x0000_i1038" type="#_x0000_t75" style="width:62pt;height:33.8pt" o:ole="">
                   <v:imagedata r:id="rId40" o:title=""/>
                 </v:shape>
-                <o:OLEObject Type="Embed" ProgID="Equation.DSMT4" ShapeID="_x0000_i1038" DrawAspect="Content" ObjectID="_1835979209" r:id="rId41"/>
+                <o:OLEObject Type="Embed" ProgID="Equation.DSMT4" ShapeID="_x0000_i1038" DrawAspect="Content" ObjectID="_1836465160" r:id="rId41"/>
               </w:object>
             </w:r>
           </w:p>
@@ -4886,7 +4886,7 @@
                 <v:shape id="_x0000_i1039" type="#_x0000_t75" style="width:35.05pt;height:33.8pt" o:ole="">
                   <v:imagedata r:id="rId42" o:title=""/>
                 </v:shape>
-                <o:OLEObject Type="Embed" ProgID="Equation.DSMT4" ShapeID="_x0000_i1039" DrawAspect="Content" ObjectID="_1835979210" r:id="rId43"/>
+                <o:OLEObject Type="Embed" ProgID="Equation.DSMT4" ShapeID="_x0000_i1039" DrawAspect="Content" ObjectID="_1836465161" r:id="rId43"/>
               </w:object>
             </w:r>
           </w:p>
@@ -5011,7 +5011,7 @@
                 <v:shape id="_x0000_i1040" type="#_x0000_t75" style="width:29.45pt;height:35.05pt" o:ole="">
                   <v:imagedata r:id="rId44" o:title=""/>
                 </v:shape>
-                <o:OLEObject Type="Embed" ProgID="Equation.DSMT4" ShapeID="_x0000_i1040" DrawAspect="Content" ObjectID="_1835979211" r:id="rId45"/>
+                <o:OLEObject Type="Embed" ProgID="Equation.DSMT4" ShapeID="_x0000_i1040" DrawAspect="Content" ObjectID="_1836465162" r:id="rId45"/>
               </w:object>
             </w:r>
           </w:p>
@@ -5120,7 +5120,7 @@
                 <v:shape id="_x0000_i1041" type="#_x0000_t75" style="width:43.85pt;height:36.95pt" o:ole="">
                   <v:imagedata r:id="rId46" o:title=""/>
                 </v:shape>
-                <o:OLEObject Type="Embed" ProgID="Equation.DSMT4" ShapeID="_x0000_i1041" DrawAspect="Content" ObjectID="_1835979212" r:id="rId47"/>
+                <o:OLEObject Type="Embed" ProgID="Equation.DSMT4" ShapeID="_x0000_i1041" DrawAspect="Content" ObjectID="_1836465163" r:id="rId47"/>
               </w:object>
             </w:r>
           </w:p>
@@ -5415,7 +5415,7 @@
           <v:shape id="_x0000_i1042" type="#_x0000_t75" style="width:162.15pt;height:35.05pt" o:ole="">
             <v:imagedata r:id="rId48" o:title=""/>
           </v:shape>
-          <o:OLEObject Type="Embed" ProgID="Equation.DSMT4" ShapeID="_x0000_i1042" DrawAspect="Content" ObjectID="_1835979213" r:id="rId49"/>
+          <o:OLEObject Type="Embed" ProgID="Equation.DSMT4" ShapeID="_x0000_i1042" DrawAspect="Content" ObjectID="_1836465164" r:id="rId49"/>
         </w:object>
       </w:r>
       <w:r>
@@ -5448,7 +5448,6 @@
           <w:rFonts w:ascii="Times New Roman" w:hAnsi="Times New Roman" w:cs="Times New Roman"/>
           <w:sz w:val="28"/>
           <w:szCs w:val="28"/>
-          <w:lang w:val="en-US"/>
         </w:rPr>
       </w:pPr>
       <w:r>
@@ -5613,7 +5612,6 @@
           <w:rFonts w:ascii="Times New Roman" w:hAnsi="Times New Roman" w:cs="Times New Roman"/>
           <w:sz w:val="28"/>
           <w:szCs w:val="28"/>
-          <w:lang w:val="en-US"/>
         </w:rPr>
       </w:pPr>
     </w:p>
@@ -5638,17 +5636,20 @@
           <w:sz w:val="28"/>
           <w:szCs w:val="28"/>
         </w:rPr>
-        <w:t>2.3 Представление комплексного импеданса в виде</w:t>
+        <w:t xml:space="preserve">2.3 Представление комплексного импеданса в виде </w:t>
       </w:r>
       <w:r>
         <w:rPr>
           <w:rFonts w:ascii="Times New Roman" w:hAnsi="Times New Roman" w:cs="Times New Roman"/>
           <w:b/>
           <w:bCs/>
-          <w:sz w:val="28"/>
-          <w:szCs w:val="28"/>
-        </w:rPr>
-        <w:t xml:space="preserve"> </w:t>
+          <w:i/>
+          <w:iCs/>
+          <w:sz w:val="28"/>
+          <w:szCs w:val="28"/>
+          <w:lang w:val="en-US"/>
+        </w:rPr>
+        <w:t>Z</w:t>
       </w:r>
       <w:r>
         <w:rPr>
@@ -5659,9 +5660,8 @@
           <w:iCs/>
           <w:sz w:val="28"/>
           <w:szCs w:val="28"/>
-          <w:lang w:val="en-US"/>
-        </w:rPr>
-        <w:t>Z</w:t>
+        </w:rPr>
+        <w:t>=</w:t>
       </w:r>
       <w:r>
         <w:rPr>
@@ -5672,8 +5672,9 @@
           <w:iCs/>
           <w:sz w:val="28"/>
           <w:szCs w:val="28"/>
-        </w:rPr>
-        <w:t>=</w:t>
+          <w:lang w:val="en-US"/>
+        </w:rPr>
+        <w:t>f</w:t>
       </w:r>
       <w:r>
         <w:rPr>
@@ -5684,10 +5685,10 @@
           <w:iCs/>
           <w:sz w:val="28"/>
           <w:szCs w:val="28"/>
-          <w:lang w:val="en-US"/>
-        </w:rPr>
-        <w:t>f</w:t>
-      </w:r>
+        </w:rPr>
+        <w:t>(</w:t>
+      </w:r>
+      <w:proofErr w:type="gramStart"/>
       <w:r>
         <w:rPr>
           <w:rFonts w:ascii="Times New Roman" w:hAnsi="Times New Roman" w:cs="Times New Roman"/>
@@ -5698,9 +5699,8 @@
           <w:sz w:val="28"/>
           <w:szCs w:val="28"/>
         </w:rPr>
-        <w:t>(</w:t>
-      </w:r>
-      <w:proofErr w:type="gramStart"/>
+        <w:t>ω,</w:t>
+      </w:r>
       <w:r>
         <w:rPr>
           <w:rFonts w:ascii="Times New Roman" w:hAnsi="Times New Roman" w:cs="Times New Roman"/>
@@ -5710,9 +5710,11 @@
           <w:iCs/>
           <w:sz w:val="28"/>
           <w:szCs w:val="28"/>
-        </w:rPr>
-        <w:t>ω,</w:t>
-      </w:r>
+          <w:lang w:val="en-US"/>
+        </w:rPr>
+        <w:t>T</w:t>
+      </w:r>
+      <w:proofErr w:type="gramEnd"/>
       <w:r>
         <w:rPr>
           <w:rFonts w:ascii="Times New Roman" w:hAnsi="Times New Roman" w:cs="Times New Roman"/>
@@ -5722,11 +5724,10 @@
           <w:iCs/>
           <w:sz w:val="28"/>
           <w:szCs w:val="28"/>
-          <w:lang w:val="en-US"/>
-        </w:rPr>
-        <w:t>T</w:t>
-      </w:r>
-      <w:proofErr w:type="gramEnd"/>
+        </w:rPr>
+        <w:t>,</w:t>
+      </w:r>
+      <w:proofErr w:type="gramStart"/>
       <w:r>
         <w:rPr>
           <w:rFonts w:ascii="Times New Roman" w:hAnsi="Times New Roman" w:cs="Times New Roman"/>
@@ -5736,10 +5737,10 @@
           <w:iCs/>
           <w:sz w:val="28"/>
           <w:szCs w:val="28"/>
-        </w:rPr>
-        <w:t>,</w:t>
-      </w:r>
-      <w:proofErr w:type="gramStart"/>
+          <w:lang w:val="en-US"/>
+        </w:rPr>
+        <w:t>SOC</w:t>
+      </w:r>
       <w:r>
         <w:rPr>
           <w:rFonts w:ascii="Times New Roman" w:hAnsi="Times New Roman" w:cs="Times New Roman"/>
@@ -5749,9 +5750,8 @@
           <w:iCs/>
           <w:sz w:val="28"/>
           <w:szCs w:val="28"/>
-          <w:lang w:val="en-US"/>
-        </w:rPr>
-        <w:t>SOC</w:t>
+        </w:rPr>
+        <w:t>,</w:t>
       </w:r>
       <w:r>
         <w:rPr>
@@ -5762,9 +5762,11 @@
           <w:iCs/>
           <w:sz w:val="28"/>
           <w:szCs w:val="28"/>
-        </w:rPr>
-        <w:t>,</w:t>
-      </w:r>
+          <w:lang w:val="en-US"/>
+        </w:rPr>
+        <w:t>D</w:t>
+      </w:r>
+      <w:proofErr w:type="gramEnd"/>
       <w:r>
         <w:rPr>
           <w:rFonts w:ascii="Times New Roman" w:hAnsi="Times New Roman" w:cs="Times New Roman"/>
@@ -5774,20 +5776,6 @@
           <w:iCs/>
           <w:sz w:val="28"/>
           <w:szCs w:val="28"/>
-          <w:lang w:val="en-US"/>
-        </w:rPr>
-        <w:t>D</w:t>
-      </w:r>
-      <w:proofErr w:type="gramEnd"/>
-      <w:r>
-        <w:rPr>
-          <w:rFonts w:ascii="Times New Roman" w:hAnsi="Times New Roman" w:cs="Times New Roman"/>
-          <w:b/>
-          <w:bCs/>
-          <w:i/>
-          <w:iCs/>
-          <w:sz w:val="28"/>
-          <w:szCs w:val="28"/>
         </w:rPr>
         <w:t>)</w:t>
       </w:r>
@@ -5801,7 +5789,6 @@
           <w:rFonts w:ascii="Times New Roman" w:hAnsi="Times New Roman" w:cs="Times New Roman"/>
           <w:sz w:val="28"/>
           <w:szCs w:val="28"/>
-          <w:lang w:val="en-US"/>
         </w:rPr>
       </w:pPr>
     </w:p>
@@ -5834,20 +5821,18 @@
           <w:rFonts w:ascii="Times New Roman" w:hAnsi="Times New Roman" w:cs="Times New Roman"/>
           <w:sz w:val="28"/>
           <w:szCs w:val="28"/>
-          <w:lang w:val="en-US"/>
-        </w:rPr>
-      </w:pPr>
-    </w:p>
-    <w:p>
-      <w:pPr>
-        <w:spacing w:line="360" w:lineRule="auto"/>
-        <w:ind w:firstLine="709"/>
-        <w:jc w:val="both"/>
-        <w:rPr>
-          <w:rFonts w:ascii="Times New Roman" w:hAnsi="Times New Roman" w:cs="Times New Roman"/>
-          <w:sz w:val="28"/>
-          <w:szCs w:val="28"/>
-          <w:lang w:val="en-US"/>
+        </w:rPr>
+      </w:pPr>
+    </w:p>
+    <w:p>
+      <w:pPr>
+        <w:spacing w:line="360" w:lineRule="auto"/>
+        <w:ind w:firstLine="709"/>
+        <w:jc w:val="both"/>
+        <w:rPr>
+          <w:rFonts w:ascii="Times New Roman" w:hAnsi="Times New Roman" w:cs="Times New Roman"/>
+          <w:sz w:val="28"/>
+          <w:szCs w:val="28"/>
         </w:rPr>
       </w:pPr>
       <w:r>
@@ -5859,10 +5844,10 @@
           <w:lang w:val="en-US"/>
         </w:rPr>
         <w:object w:dxaOrig="1020" w:dyaOrig="400" w14:anchorId="0F6679C4">
-          <v:shape id="_x0000_i1049" type="#_x0000_t75" style="width:50.7pt;height:20.05pt" o:ole="">
+          <v:shape id="_x0000_i1043" type="#_x0000_t75" style="width:50.7pt;height:20.05pt" o:ole="">
             <v:imagedata r:id="rId50" o:title=""/>
           </v:shape>
-          <o:OLEObject Type="Embed" ProgID="Equation.DSMT4" ShapeID="_x0000_i1049" DrawAspect="Content" ObjectID="_1835979214" r:id="rId51"/>
+          <o:OLEObject Type="Embed" ProgID="Equation.DSMT4" ShapeID="_x0000_i1043" DrawAspect="Content" ObjectID="_1836465165" r:id="rId51"/>
         </w:object>
       </w:r>
       <w:r>
@@ -5870,7 +5855,6 @@
           <w:rFonts w:ascii="Times New Roman" w:hAnsi="Times New Roman" w:cs="Times New Roman"/>
           <w:sz w:val="28"/>
           <w:szCs w:val="28"/>
-          <w:lang w:val="en-US"/>
         </w:rPr>
         <w:t>.</w:t>
       </w:r>
@@ -5884,7 +5868,6 @@
           <w:rFonts w:ascii="Times New Roman" w:hAnsi="Times New Roman" w:cs="Times New Roman"/>
           <w:sz w:val="28"/>
           <w:szCs w:val="28"/>
-          <w:lang w:val="en-US"/>
         </w:rPr>
       </w:pPr>
     </w:p>
@@ -5942,10 +5925,10 @@
           <w:lang w:val="en-US"/>
         </w:rPr>
         <w:object w:dxaOrig="2100" w:dyaOrig="400" w14:anchorId="2555EC20">
-          <v:shape id="_x0000_i1052" type="#_x0000_t75" style="width:105.2pt;height:20.05pt" o:ole="">
+          <v:shape id="_x0000_i1044" type="#_x0000_t75" style="width:105.2pt;height:20.05pt" o:ole="">
             <v:imagedata r:id="rId52" o:title=""/>
           </v:shape>
-          <o:OLEObject Type="Embed" ProgID="Equation.DSMT4" ShapeID="_x0000_i1052" DrawAspect="Content" ObjectID="_1835979215" r:id="rId53"/>
+          <o:OLEObject Type="Embed" ProgID="Equation.DSMT4" ShapeID="_x0000_i1044" DrawAspect="Content" ObjectID="_1836465166" r:id="rId53"/>
         </w:object>
       </w:r>
     </w:p>
@@ -6025,50 +6008,16 @@
           <w:sz w:val="28"/>
           <w:szCs w:val="28"/>
         </w:rPr>
-        <w:t xml:space="preserve"> </w:t>
-      </w:r>
-      <w:r>
-        <w:rPr>
-          <w:rFonts w:ascii="Times New Roman" w:hAnsi="Times New Roman" w:cs="Times New Roman"/>
-          <w:sz w:val="28"/>
-          <w:szCs w:val="28"/>
-        </w:rPr>
-        <w:t>траектории</w:t>
-      </w:r>
-      <w:r>
-        <w:rPr>
-          <w:rFonts w:ascii="Times New Roman" w:hAnsi="Times New Roman" w:cs="Times New Roman"/>
-          <w:sz w:val="28"/>
-          <w:szCs w:val="28"/>
-        </w:rPr>
-        <w:t xml:space="preserve">. </w:t>
-      </w:r>
-      <w:r>
-        <w:rPr>
-          <w:rFonts w:ascii="Times New Roman" w:hAnsi="Times New Roman" w:cs="Times New Roman"/>
-          <w:sz w:val="28"/>
-          <w:szCs w:val="28"/>
-          <w:lang w:val="en-US"/>
-        </w:rPr>
-        <w:t>((https://doi.org/10.1016/j.est.2022.104608), (https://doi.org/10.1002/ente.201600154</w:t>
-      </w:r>
-      <w:r>
-        <w:rPr>
-          <w:rFonts w:ascii="Times New Roman" w:hAnsi="Times New Roman" w:cs="Times New Roman"/>
-          <w:sz w:val="28"/>
-          <w:szCs w:val="28"/>
-          <w:lang w:val="en-US"/>
-        </w:rPr>
-        <w:t>)</w:t>
-      </w:r>
-      <w:r>
-        <w:rPr>
-          <w:rFonts w:ascii="Times New Roman" w:hAnsi="Times New Roman" w:cs="Times New Roman"/>
-          <w:sz w:val="28"/>
-          <w:szCs w:val="28"/>
-          <w:lang w:val="en-US"/>
-        </w:rPr>
-        <w:t>, (</w:t>
+        <w:t xml:space="preserve"> траектории. </w:t>
+      </w:r>
+      <w:r>
+        <w:rPr>
+          <w:rFonts w:ascii="Times New Roman" w:hAnsi="Times New Roman" w:cs="Times New Roman"/>
+          <w:sz w:val="28"/>
+          <w:szCs w:val="28"/>
+          <w:lang w:val="en-US"/>
+        </w:rPr>
+        <w:t>((https://doi.org/10.1016/j.est.2022.104608), (https://doi.org/10.1002/ente.201600154), (</w:t>
       </w:r>
       <w:hyperlink r:id="rId54" w:history="1">
         <w:r>
@@ -6160,15 +6109,7 @@
           <w:sz w:val="28"/>
           <w:szCs w:val="28"/>
         </w:rPr>
-        <w:t>2.3.1. Необходимость расширенного представления</w:t>
-      </w:r>
-      <w:r>
-        <w:rPr>
-          <w:rFonts w:ascii="Times New Roman" w:hAnsi="Times New Roman" w:cs="Times New Roman"/>
-          <w:sz w:val="28"/>
-          <w:szCs w:val="28"/>
-        </w:rPr>
-        <w:t xml:space="preserve"> </w:t>
+        <w:t xml:space="preserve">2.3.1. Необходимость расширенного представления </w:t>
       </w:r>
       <w:r>
         <w:rPr>
@@ -6296,20 +6237,18 @@
           <w:rFonts w:ascii="Times New Roman" w:hAnsi="Times New Roman" w:cs="Times New Roman"/>
           <w:sz w:val="28"/>
           <w:szCs w:val="28"/>
-          <w:lang w:val="en-US"/>
-        </w:rPr>
-      </w:pPr>
-    </w:p>
-    <w:p>
-      <w:pPr>
-        <w:spacing w:line="360" w:lineRule="auto"/>
-        <w:ind w:firstLine="709"/>
-        <w:jc w:val="both"/>
-        <w:rPr>
-          <w:rFonts w:ascii="Times New Roman" w:hAnsi="Times New Roman" w:cs="Times New Roman"/>
-          <w:sz w:val="28"/>
-          <w:szCs w:val="28"/>
-          <w:lang w:val="en-US"/>
+        </w:rPr>
+      </w:pPr>
+    </w:p>
+    <w:p>
+      <w:pPr>
+        <w:spacing w:line="360" w:lineRule="auto"/>
+        <w:ind w:firstLine="709"/>
+        <w:jc w:val="both"/>
+        <w:rPr>
+          <w:rFonts w:ascii="Times New Roman" w:hAnsi="Times New Roman" w:cs="Times New Roman"/>
+          <w:sz w:val="28"/>
+          <w:szCs w:val="28"/>
         </w:rPr>
       </w:pPr>
       <w:r>
@@ -6335,15 +6274,7 @@
           <w:sz w:val="28"/>
           <w:szCs w:val="28"/>
         </w:rPr>
-        <w:t>, то есть при постоянных температуре, составе, состоянии заряда и отсутствии существенного дрейфа параметров во времени. Для тяговой батареи эти условия в общем случае не выполняются. Во время эксплуатации батарея проходит через режимы ускорения, торможения, рекуперации, частичных циклов и температурных колебаний. В результате каждая из составляющих модели</w:t>
-      </w:r>
-      <w:r>
-        <w:rPr>
-          <w:rFonts w:ascii="Times New Roman" w:hAnsi="Times New Roman" w:cs="Times New Roman"/>
-          <w:sz w:val="28"/>
-          <w:szCs w:val="28"/>
-        </w:rPr>
-        <w:t xml:space="preserve"> – </w:t>
+        <w:t xml:space="preserve">, то есть при постоянных температуре, составе, состоянии заряда и отсутствии существенного дрейфа параметров во времени. Для тяговой батареи эти условия в общем случае не выполняются. Во время эксплуатации батарея проходит через режимы ускорения, торможения, рекуперации, частичных циклов и температурных колебаний. В результате каждая из составляющих модели – </w:t>
       </w:r>
       <w:r>
         <w:rPr>
@@ -6462,43 +6393,18 @@
           <w:sz w:val="28"/>
           <w:szCs w:val="28"/>
         </w:rPr>
-        <w:t xml:space="preserve"> </w:t>
-      </w:r>
-      <w:r>
-        <w:rPr>
-          <w:rFonts w:ascii="Times New Roman" w:hAnsi="Times New Roman" w:cs="Times New Roman"/>
-          <w:sz w:val="28"/>
-          <w:szCs w:val="28"/>
-        </w:rPr>
-        <w:t>оказывается не константой, а</w:t>
-      </w:r>
-      <w:r>
-        <w:rPr>
-          <w:rFonts w:ascii="Times New Roman" w:hAnsi="Times New Roman" w:cs="Times New Roman"/>
-          <w:sz w:val="28"/>
-          <w:szCs w:val="28"/>
-        </w:rPr>
-        <w:t xml:space="preserve"> </w:t>
-      </w:r>
-      <w:r>
-        <w:rPr>
-          <w:rFonts w:ascii="Times New Roman" w:hAnsi="Times New Roman" w:cs="Times New Roman"/>
-          <w:sz w:val="28"/>
-          <w:szCs w:val="28"/>
-        </w:rPr>
-        <w:t>функцией состояния системы.</w:t>
-      </w:r>
-    </w:p>
-    <w:p>
-      <w:pPr>
-        <w:spacing w:line="360" w:lineRule="auto"/>
-        <w:ind w:firstLine="709"/>
-        <w:jc w:val="both"/>
-        <w:rPr>
-          <w:rFonts w:ascii="Times New Roman" w:hAnsi="Times New Roman" w:cs="Times New Roman"/>
-          <w:sz w:val="28"/>
-          <w:szCs w:val="28"/>
-          <w:lang w:val="en-US"/>
+        <w:t xml:space="preserve"> оказывается не константой, а функцией состояния системы.</w:t>
+      </w:r>
+    </w:p>
+    <w:p>
+      <w:pPr>
+        <w:spacing w:line="360" w:lineRule="auto"/>
+        <w:ind w:firstLine="709"/>
+        <w:jc w:val="both"/>
+        <w:rPr>
+          <w:rFonts w:ascii="Times New Roman" w:hAnsi="Times New Roman" w:cs="Times New Roman"/>
+          <w:sz w:val="28"/>
+          <w:szCs w:val="28"/>
         </w:rPr>
       </w:pPr>
       <w:r>
@@ -6514,7 +6420,6 @@
           <w:rFonts w:ascii="Times New Roman" w:hAnsi="Times New Roman" w:cs="Times New Roman"/>
           <w:sz w:val="28"/>
           <w:szCs w:val="28"/>
-          <w:lang w:val="en-US"/>
         </w:rPr>
         <w:t>:</w:t>
       </w:r>
@@ -6528,7 +6433,6 @@
           <w:rFonts w:ascii="Times New Roman" w:hAnsi="Times New Roman" w:cs="Times New Roman"/>
           <w:sz w:val="28"/>
           <w:szCs w:val="28"/>
-          <w:lang w:val="en-US"/>
         </w:rPr>
       </w:pPr>
       <w:r>
@@ -6549,7 +6453,6 @@
           <w:rFonts w:ascii="Times New Roman" w:hAnsi="Times New Roman" w:cs="Times New Roman"/>
           <w:sz w:val="28"/>
           <w:szCs w:val="28"/>
-          <w:lang w:val="en-US"/>
         </w:rPr>
       </w:pPr>
       <w:r>
@@ -6570,7 +6473,6 @@
           <w:rFonts w:ascii="Times New Roman" w:hAnsi="Times New Roman" w:cs="Times New Roman"/>
           <w:sz w:val="28"/>
           <w:szCs w:val="28"/>
-          <w:lang w:val="en-US"/>
         </w:rPr>
       </w:pPr>
       <w:r>
@@ -6637,10 +6539,10 @@
           <w:lang w:val="en-US"/>
         </w:rPr>
         <w:object w:dxaOrig="2100" w:dyaOrig="400" w14:anchorId="7292182B">
-          <v:shape id="_x0000_i1055" type="#_x0000_t75" style="width:105.2pt;height:20.05pt" o:ole="">
+          <v:shape id="_x0000_i1045" type="#_x0000_t75" style="width:105.2pt;height:20.05pt" o:ole="">
             <v:imagedata r:id="rId55" o:title=""/>
           </v:shape>
-          <o:OLEObject Type="Embed" ProgID="Equation.DSMT4" ShapeID="_x0000_i1055" DrawAspect="Content" ObjectID="_1835979216" r:id="rId56"/>
+          <o:OLEObject Type="Embed" ProgID="Equation.DSMT4" ShapeID="_x0000_i1045" DrawAspect="Content" ObjectID="_1836465167" r:id="rId56"/>
         </w:object>
       </w:r>
     </w:p>
@@ -6665,7 +6567,6 @@
           <w:rFonts w:ascii="Times New Roman" w:hAnsi="Times New Roman" w:cs="Times New Roman"/>
           <w:sz w:val="28"/>
           <w:szCs w:val="28"/>
-          <w:lang w:val="en-US"/>
         </w:rPr>
       </w:pPr>
       <w:r>
@@ -6686,7 +6587,6 @@
           <w:rFonts w:ascii="Times New Roman" w:hAnsi="Times New Roman" w:cs="Times New Roman"/>
           <w:sz w:val="28"/>
           <w:szCs w:val="28"/>
-          <w:lang w:val="en-US"/>
         </w:rPr>
       </w:pPr>
     </w:p>
@@ -6723,20 +6623,18 @@
           <w:rFonts w:ascii="Times New Roman" w:hAnsi="Times New Roman" w:cs="Times New Roman"/>
           <w:sz w:val="28"/>
           <w:szCs w:val="28"/>
-          <w:lang w:val="en-US"/>
-        </w:rPr>
-      </w:pPr>
-    </w:p>
-    <w:p>
-      <w:pPr>
-        <w:spacing w:line="360" w:lineRule="auto"/>
-        <w:ind w:firstLine="709"/>
-        <w:jc w:val="both"/>
-        <w:rPr>
-          <w:rFonts w:ascii="Times New Roman" w:hAnsi="Times New Roman" w:cs="Times New Roman"/>
-          <w:sz w:val="28"/>
-          <w:szCs w:val="28"/>
-          <w:lang w:val="en-US"/>
+        </w:rPr>
+      </w:pPr>
+    </w:p>
+    <w:p>
+      <w:pPr>
+        <w:spacing w:line="360" w:lineRule="auto"/>
+        <w:ind w:firstLine="709"/>
+        <w:jc w:val="both"/>
+        <w:rPr>
+          <w:rFonts w:ascii="Times New Roman" w:hAnsi="Times New Roman" w:cs="Times New Roman"/>
+          <w:sz w:val="28"/>
+          <w:szCs w:val="28"/>
         </w:rPr>
       </w:pPr>
       <w:r>
@@ -6757,7 +6655,6 @@
           <w:rFonts w:ascii="Times New Roman" w:hAnsi="Times New Roman" w:cs="Times New Roman"/>
           <w:sz w:val="28"/>
           <w:szCs w:val="28"/>
-          <w:lang w:val="en-US"/>
         </w:rPr>
       </w:pPr>
     </w:p>
@@ -6782,10 +6679,10 @@
           <w:lang w:val="en-US"/>
         </w:rPr>
         <w:object w:dxaOrig="7400" w:dyaOrig="400" w14:anchorId="34E8CC00">
-          <v:shape id="_x0000_i1058" type="#_x0000_t75" style="width:370pt;height:20.05pt" o:ole="">
+          <v:shape id="_x0000_i1046" type="#_x0000_t75" style="width:370pt;height:20.05pt" o:ole="">
             <v:imagedata r:id="rId57" o:title=""/>
           </v:shape>
-          <o:OLEObject Type="Embed" ProgID="Equation.DSMT4" ShapeID="_x0000_i1058" DrawAspect="Content" ObjectID="_1835979217" r:id="rId58"/>
+          <o:OLEObject Type="Embed" ProgID="Equation.DSMT4" ShapeID="_x0000_i1046" DrawAspect="Content" ObjectID="_1836465168" r:id="rId58"/>
         </w:object>
       </w:r>
     </w:p>
@@ -6811,7 +6708,6 @@
           <w:rFonts w:ascii="Times New Roman" w:hAnsi="Times New Roman" w:cs="Times New Roman"/>
           <w:sz w:val="28"/>
           <w:szCs w:val="28"/>
-          <w:lang w:val="en-US"/>
         </w:rPr>
       </w:pPr>
       <w:r>
@@ -6832,20 +6728,18 @@
           <w:rFonts w:ascii="Times New Roman" w:hAnsi="Times New Roman" w:cs="Times New Roman"/>
           <w:sz w:val="28"/>
           <w:szCs w:val="28"/>
-          <w:lang w:val="en-US"/>
-        </w:rPr>
-      </w:pPr>
-    </w:p>
-    <w:p>
-      <w:pPr>
-        <w:spacing w:line="360" w:lineRule="auto"/>
-        <w:ind w:firstLine="709"/>
-        <w:jc w:val="both"/>
-        <w:rPr>
-          <w:rFonts w:ascii="Times New Roman" w:hAnsi="Times New Roman" w:cs="Times New Roman"/>
-          <w:sz w:val="28"/>
-          <w:szCs w:val="28"/>
-          <w:lang w:val="en-US"/>
+        </w:rPr>
+      </w:pPr>
+    </w:p>
+    <w:p>
+      <w:pPr>
+        <w:spacing w:line="360" w:lineRule="auto"/>
+        <w:ind w:firstLine="709"/>
+        <w:jc w:val="both"/>
+        <w:rPr>
+          <w:rFonts w:ascii="Times New Roman" w:hAnsi="Times New Roman" w:cs="Times New Roman"/>
+          <w:sz w:val="28"/>
+          <w:szCs w:val="28"/>
         </w:rPr>
       </w:pPr>
       <w:r>
@@ -6857,10 +6751,10 @@
           <w:lang w:val="en-US"/>
         </w:rPr>
         <w:object w:dxaOrig="3280" w:dyaOrig="400" w14:anchorId="5A68AF44">
-          <v:shape id="_x0000_i1061" type="#_x0000_t75" style="width:164.05pt;height:20.05pt" o:ole="">
+          <v:shape id="_x0000_i1047" type="#_x0000_t75" style="width:164.05pt;height:20.05pt" o:ole="">
             <v:imagedata r:id="rId59" o:title=""/>
           </v:shape>
-          <o:OLEObject Type="Embed" ProgID="Equation.DSMT4" ShapeID="_x0000_i1061" DrawAspect="Content" ObjectID="_1835979218" r:id="rId60"/>
+          <o:OLEObject Type="Embed" ProgID="Equation.DSMT4" ShapeID="_x0000_i1047" DrawAspect="Content" ObjectID="_1836465169" r:id="rId60"/>
         </w:object>
       </w:r>
       <w:r>
@@ -6868,7 +6762,6 @@
           <w:rFonts w:ascii="Times New Roman" w:hAnsi="Times New Roman" w:cs="Times New Roman"/>
           <w:sz w:val="28"/>
           <w:szCs w:val="28"/>
-          <w:lang w:val="en-US"/>
         </w:rPr>
         <w:t>,</w:t>
       </w:r>
@@ -6882,7 +6775,6 @@
           <w:rFonts w:ascii="Times New Roman" w:hAnsi="Times New Roman" w:cs="Times New Roman"/>
           <w:sz w:val="28"/>
           <w:szCs w:val="28"/>
-          <w:lang w:val="en-US"/>
         </w:rPr>
       </w:pPr>
       <w:r>
@@ -6894,10 +6786,10 @@
           <w:lang w:val="en-US"/>
         </w:rPr>
         <w:object w:dxaOrig="5660" w:dyaOrig="740" w14:anchorId="2E900BAD">
-          <v:shape id="_x0000_i1064" type="#_x0000_t75" style="width:283pt;height:36.95pt" o:ole="">
+          <v:shape id="_x0000_i1048" type="#_x0000_t75" style="width:283pt;height:36.95pt" o:ole="">
             <v:imagedata r:id="rId61" o:title=""/>
           </v:shape>
-          <o:OLEObject Type="Embed" ProgID="Equation.DSMT4" ShapeID="_x0000_i1064" DrawAspect="Content" ObjectID="_1835979219" r:id="rId62"/>
+          <o:OLEObject Type="Embed" ProgID="Equation.DSMT4" ShapeID="_x0000_i1048" DrawAspect="Content" ObjectID="_1836465170" r:id="rId62"/>
         </w:object>
       </w:r>
       <w:r>
@@ -6905,7 +6797,6 @@
           <w:rFonts w:ascii="Times New Roman" w:hAnsi="Times New Roman" w:cs="Times New Roman"/>
           <w:sz w:val="28"/>
           <w:szCs w:val="28"/>
-          <w:lang w:val="en-US"/>
         </w:rPr>
         <w:t>,</w:t>
       </w:r>
@@ -6919,7 +6810,6 @@
           <w:rFonts w:ascii="Times New Roman" w:hAnsi="Times New Roman" w:cs="Times New Roman"/>
           <w:sz w:val="28"/>
           <w:szCs w:val="28"/>
-          <w:lang w:val="en-US"/>
         </w:rPr>
       </w:pPr>
       <w:r>
@@ -6931,10 +6821,10 @@
           <w:lang w:val="en-US"/>
         </w:rPr>
         <w:object w:dxaOrig="3560" w:dyaOrig="740" w14:anchorId="7665728C">
-          <v:shape id="_x0000_i1067" type="#_x0000_t75" style="width:177.8pt;height:36.95pt" o:ole="">
+          <v:shape id="_x0000_i1049" type="#_x0000_t75" style="width:177.8pt;height:36.95pt" o:ole="">
             <v:imagedata r:id="rId63" o:title=""/>
           </v:shape>
-          <o:OLEObject Type="Embed" ProgID="Equation.DSMT4" ShapeID="_x0000_i1067" DrawAspect="Content" ObjectID="_1835979220" r:id="rId64"/>
+          <o:OLEObject Type="Embed" ProgID="Equation.DSMT4" ShapeID="_x0000_i1049" DrawAspect="Content" ObjectID="_1836465171" r:id="rId64"/>
         </w:object>
       </w:r>
       <w:r>
@@ -6942,7 +6832,6 @@
           <w:rFonts w:ascii="Times New Roman" w:hAnsi="Times New Roman" w:cs="Times New Roman"/>
           <w:sz w:val="28"/>
           <w:szCs w:val="28"/>
-          <w:lang w:val="en-US"/>
         </w:rPr>
         <w:t>.</w:t>
       </w:r>
@@ -6956,20 +6845,18 @@
           <w:rFonts w:ascii="Times New Roman" w:hAnsi="Times New Roman" w:cs="Times New Roman"/>
           <w:sz w:val="28"/>
           <w:szCs w:val="28"/>
-          <w:lang w:val="en-US"/>
-        </w:rPr>
-      </w:pPr>
-    </w:p>
-    <w:p>
-      <w:pPr>
-        <w:spacing w:line="360" w:lineRule="auto"/>
-        <w:ind w:firstLine="709"/>
-        <w:jc w:val="both"/>
-        <w:rPr>
-          <w:rFonts w:ascii="Times New Roman" w:hAnsi="Times New Roman" w:cs="Times New Roman"/>
-          <w:sz w:val="28"/>
-          <w:szCs w:val="28"/>
-          <w:lang w:val="en-US"/>
+        </w:rPr>
+      </w:pPr>
+    </w:p>
+    <w:p>
+      <w:pPr>
+        <w:spacing w:line="360" w:lineRule="auto"/>
+        <w:ind w:firstLine="709"/>
+        <w:jc w:val="both"/>
+        <w:rPr>
+          <w:rFonts w:ascii="Times New Roman" w:hAnsi="Times New Roman" w:cs="Times New Roman"/>
+          <w:sz w:val="28"/>
+          <w:szCs w:val="28"/>
         </w:rPr>
       </w:pPr>
       <w:r>
@@ -6996,15 +6883,7 @@
           <w:sz w:val="28"/>
           <w:szCs w:val="28"/>
         </w:rPr>
-        <w:t>, но переводит её в параметрически расширенную форму. Это важно по двум причинам. Во-первых, сохраняется физическая интерпретируемость модели. Во-вторых, создаётся возможность строить отдельные подмодели для каждой из переменных</w:t>
-      </w:r>
-      <w:r>
-        <w:rPr>
-          <w:rFonts w:ascii="Times New Roman" w:hAnsi="Times New Roman" w:cs="Times New Roman"/>
-          <w:sz w:val="28"/>
-          <w:szCs w:val="28"/>
-        </w:rPr>
-        <w:t xml:space="preserve"> </w:t>
+        <w:t xml:space="preserve">, но переводит её в параметрически расширенную форму. Это важно по двум причинам. Во-первых, сохраняется физическая интерпретируемость модели. Во-вторых, создаётся возможность строить отдельные подмодели для каждой из переменных </w:t>
       </w:r>
       <w:r>
         <w:rPr>
@@ -7120,15 +6999,7 @@
           <w:sz w:val="28"/>
           <w:szCs w:val="28"/>
         </w:rPr>
-        <w:t xml:space="preserve">, </w:t>
-      </w:r>
-      <w:r>
-        <w:rPr>
-          <w:rFonts w:ascii="Times New Roman" w:hAnsi="Times New Roman" w:cs="Times New Roman"/>
-          <w:sz w:val="28"/>
-          <w:szCs w:val="28"/>
-        </w:rPr>
-        <w:t xml:space="preserve">вместо того чтобы аппроксимировать весь спектр одной </w:t>
+        <w:t xml:space="preserve">, вместо того чтобы аппроксимировать весь спектр одной </w:t>
       </w:r>
       <w:r>
         <w:rPr>
@@ -7157,7 +7028,6 @@
           <w:rFonts w:ascii="Times New Roman" w:hAnsi="Times New Roman" w:cs="Times New Roman"/>
           <w:sz w:val="28"/>
           <w:szCs w:val="28"/>
-          <w:lang w:val="en-US"/>
         </w:rPr>
       </w:pPr>
     </w:p>
@@ -7172,7 +7042,6 @@
           <w:bCs/>
           <w:sz w:val="28"/>
           <w:szCs w:val="28"/>
-          <w:lang w:val="en-US"/>
         </w:rPr>
       </w:pPr>
       <w:r>
@@ -7195,20 +7064,18 @@
           <w:rFonts w:ascii="Times New Roman" w:hAnsi="Times New Roman" w:cs="Times New Roman"/>
           <w:sz w:val="28"/>
           <w:szCs w:val="28"/>
-          <w:lang w:val="en-US"/>
-        </w:rPr>
-      </w:pPr>
-    </w:p>
-    <w:p>
-      <w:pPr>
-        <w:spacing w:line="360" w:lineRule="auto"/>
-        <w:ind w:firstLine="709"/>
-        <w:jc w:val="both"/>
-        <w:rPr>
-          <w:rFonts w:ascii="Times New Roman" w:hAnsi="Times New Roman" w:cs="Times New Roman"/>
-          <w:sz w:val="28"/>
-          <w:szCs w:val="28"/>
-          <w:lang w:val="en-US"/>
+        </w:rPr>
+      </w:pPr>
+    </w:p>
+    <w:p>
+      <w:pPr>
+        <w:spacing w:line="360" w:lineRule="auto"/>
+        <w:ind w:firstLine="709"/>
+        <w:jc w:val="both"/>
+        <w:rPr>
+          <w:rFonts w:ascii="Times New Roman" w:hAnsi="Times New Roman" w:cs="Times New Roman"/>
+          <w:sz w:val="28"/>
+          <w:szCs w:val="28"/>
         </w:rPr>
       </w:pPr>
       <w:r>
@@ -7229,20 +7096,18 @@
           <w:rFonts w:ascii="Times New Roman" w:hAnsi="Times New Roman" w:cs="Times New Roman"/>
           <w:sz w:val="28"/>
           <w:szCs w:val="28"/>
-          <w:lang w:val="en-US"/>
-        </w:rPr>
-      </w:pPr>
-    </w:p>
-    <w:p>
-      <w:pPr>
-        <w:spacing w:line="360" w:lineRule="auto"/>
-        <w:ind w:firstLine="709"/>
-        <w:jc w:val="both"/>
-        <w:rPr>
-          <w:rFonts w:ascii="Times New Roman" w:hAnsi="Times New Roman" w:cs="Times New Roman"/>
-          <w:sz w:val="28"/>
-          <w:szCs w:val="28"/>
-          <w:lang w:val="en-US"/>
+        </w:rPr>
+      </w:pPr>
+    </w:p>
+    <w:p>
+      <w:pPr>
+        <w:spacing w:line="360" w:lineRule="auto"/>
+        <w:ind w:firstLine="709"/>
+        <w:jc w:val="both"/>
+        <w:rPr>
+          <w:rFonts w:ascii="Times New Roman" w:hAnsi="Times New Roman" w:cs="Times New Roman"/>
+          <w:sz w:val="28"/>
+          <w:szCs w:val="28"/>
         </w:rPr>
       </w:pPr>
       <w:r>
@@ -7254,10 +7119,10 @@
           <w:lang w:val="en-US"/>
         </w:rPr>
         <w:object w:dxaOrig="3420" w:dyaOrig="840" w14:anchorId="72CF988A">
-          <v:shape id="_x0000_i1070" type="#_x0000_t75" style="width:170.9pt;height:41.95pt" o:ole="">
+          <v:shape id="_x0000_i1050" type="#_x0000_t75" style="width:170.9pt;height:41.95pt" o:ole="">
             <v:imagedata r:id="rId65" o:title=""/>
           </v:shape>
-          <o:OLEObject Type="Embed" ProgID="Equation.DSMT4" ShapeID="_x0000_i1070" DrawAspect="Content" ObjectID="_1835979221" r:id="rId66"/>
+          <o:OLEObject Type="Embed" ProgID="Equation.DSMT4" ShapeID="_x0000_i1050" DrawAspect="Content" ObjectID="_1836465172" r:id="rId66"/>
         </w:object>
       </w:r>
       <w:r>
@@ -7265,7 +7130,6 @@
           <w:rFonts w:ascii="Times New Roman" w:hAnsi="Times New Roman" w:cs="Times New Roman"/>
           <w:sz w:val="28"/>
           <w:szCs w:val="28"/>
-          <w:lang w:val="en-US"/>
         </w:rPr>
         <w:t>,</w:t>
       </w:r>
@@ -7279,20 +7143,18 @@
           <w:rFonts w:ascii="Times New Roman" w:hAnsi="Times New Roman" w:cs="Times New Roman"/>
           <w:sz w:val="28"/>
           <w:szCs w:val="28"/>
-          <w:lang w:val="en-US"/>
-        </w:rPr>
-      </w:pPr>
-    </w:p>
-    <w:p>
-      <w:pPr>
-        <w:spacing w:line="360" w:lineRule="auto"/>
-        <w:ind w:firstLine="709"/>
-        <w:jc w:val="both"/>
-        <w:rPr>
-          <w:rFonts w:ascii="Times New Roman" w:hAnsi="Times New Roman" w:cs="Times New Roman"/>
-          <w:sz w:val="28"/>
-          <w:szCs w:val="28"/>
-          <w:lang w:val="en-US"/>
+        </w:rPr>
+      </w:pPr>
+    </w:p>
+    <w:p>
+      <w:pPr>
+        <w:spacing w:line="360" w:lineRule="auto"/>
+        <w:ind w:firstLine="709"/>
+        <w:jc w:val="both"/>
+        <w:rPr>
+          <w:rFonts w:ascii="Times New Roman" w:hAnsi="Times New Roman" w:cs="Times New Roman"/>
+          <w:sz w:val="28"/>
+          <w:szCs w:val="28"/>
         </w:rPr>
       </w:pPr>
       <w:r>
@@ -7313,7 +7175,6 @@
           <w:rFonts w:ascii="Times New Roman" w:hAnsi="Times New Roman" w:cs="Times New Roman"/>
           <w:sz w:val="28"/>
           <w:szCs w:val="28"/>
-          <w:lang w:val="en-US"/>
         </w:rPr>
       </w:pPr>
     </w:p>
@@ -7338,10 +7199,10 @@
           <w:lang w:val="en-US"/>
         </w:rPr>
         <w:object w:dxaOrig="960" w:dyaOrig="680" w14:anchorId="5FAD2028">
-          <v:shape id="_x0000_i1073" type="#_x0000_t75" style="width:48.2pt;height:33.8pt" o:ole="">
+          <v:shape id="_x0000_i1051" type="#_x0000_t75" style="width:48.2pt;height:33.8pt" o:ole="">
             <v:imagedata r:id="rId67" o:title=""/>
           </v:shape>
-          <o:OLEObject Type="Embed" ProgID="Equation.DSMT4" ShapeID="_x0000_i1073" DrawAspect="Content" ObjectID="_1835979222" r:id="rId68"/>
+          <o:OLEObject Type="Embed" ProgID="Equation.DSMT4" ShapeID="_x0000_i1051" DrawAspect="Content" ObjectID="_1836465173" r:id="rId68"/>
         </w:object>
       </w:r>
       <w:r>
@@ -7385,40 +7246,31 @@
           <w:sz w:val="28"/>
           <w:szCs w:val="28"/>
         </w:rPr>
-        <w:t>П</w:t>
-      </w:r>
-      <w:r>
-        <w:rPr>
-          <w:rFonts w:ascii="Times New Roman" w:hAnsi="Times New Roman" w:cs="Times New Roman"/>
-          <w:sz w:val="28"/>
-          <w:szCs w:val="28"/>
-        </w:rPr>
-        <w:t>олучаем</w:t>
-      </w:r>
-    </w:p>
-    <w:p>
-      <w:pPr>
-        <w:spacing w:line="360" w:lineRule="auto"/>
-        <w:ind w:firstLine="709"/>
-        <w:jc w:val="both"/>
-        <w:rPr>
-          <w:rFonts w:ascii="Times New Roman" w:hAnsi="Times New Roman" w:cs="Times New Roman"/>
-          <w:sz w:val="28"/>
-          <w:szCs w:val="28"/>
-          <w:lang w:val="en-US"/>
-        </w:rPr>
-      </w:pPr>
-    </w:p>
-    <w:p>
-      <w:pPr>
-        <w:spacing w:line="360" w:lineRule="auto"/>
-        <w:ind w:firstLine="709"/>
-        <w:jc w:val="both"/>
-        <w:rPr>
-          <w:rFonts w:ascii="Times New Roman" w:hAnsi="Times New Roman" w:cs="Times New Roman"/>
-          <w:sz w:val="28"/>
-          <w:szCs w:val="28"/>
-          <w:lang w:val="en-US"/>
+        <w:t>Получаем</w:t>
+      </w:r>
+    </w:p>
+    <w:p>
+      <w:pPr>
+        <w:spacing w:line="360" w:lineRule="auto"/>
+        <w:ind w:firstLine="709"/>
+        <w:jc w:val="both"/>
+        <w:rPr>
+          <w:rFonts w:ascii="Times New Roman" w:hAnsi="Times New Roman" w:cs="Times New Roman"/>
+          <w:sz w:val="28"/>
+          <w:szCs w:val="28"/>
+          <w:lang w:val="en-US"/>
+        </w:rPr>
+      </w:pPr>
+    </w:p>
+    <w:p>
+      <w:pPr>
+        <w:spacing w:line="360" w:lineRule="auto"/>
+        <w:ind w:firstLine="709"/>
+        <w:jc w:val="both"/>
+        <w:rPr>
+          <w:rFonts w:ascii="Times New Roman" w:hAnsi="Times New Roman" w:cs="Times New Roman"/>
+          <w:sz w:val="28"/>
+          <w:szCs w:val="28"/>
         </w:rPr>
       </w:pPr>
       <w:r>
@@ -7430,10 +7282,10 @@
           <w:lang w:val="en-US"/>
         </w:rPr>
         <w:object w:dxaOrig="5220" w:dyaOrig="840" w14:anchorId="3A4DDE6C">
-          <v:shape id="_x0000_i1076" type="#_x0000_t75" style="width:261.1pt;height:41.95pt" o:ole="">
+          <v:shape id="_x0000_i1052" type="#_x0000_t75" style="width:261.1pt;height:41.95pt" o:ole="">
             <v:imagedata r:id="rId69" o:title=""/>
           </v:shape>
-          <o:OLEObject Type="Embed" ProgID="Equation.DSMT4" ShapeID="_x0000_i1076" DrawAspect="Content" ObjectID="_1835979223" r:id="rId70"/>
+          <o:OLEObject Type="Embed" ProgID="Equation.DSMT4" ShapeID="_x0000_i1052" DrawAspect="Content" ObjectID="_1836465174" r:id="rId70"/>
         </w:object>
       </w:r>
       <w:r>
@@ -7441,7 +7293,6 @@
           <w:rFonts w:ascii="Times New Roman" w:hAnsi="Times New Roman" w:cs="Times New Roman"/>
           <w:sz w:val="28"/>
           <w:szCs w:val="28"/>
-          <w:lang w:val="en-US"/>
         </w:rPr>
         <w:t>.</w:t>
       </w:r>
@@ -7455,37 +7306,28 @@
           <w:rFonts w:ascii="Times New Roman" w:hAnsi="Times New Roman" w:cs="Times New Roman"/>
           <w:sz w:val="28"/>
           <w:szCs w:val="28"/>
-          <w:lang w:val="en-US"/>
-        </w:rPr>
-      </w:pPr>
-    </w:p>
-    <w:p>
-      <w:pPr>
-        <w:spacing w:line="360" w:lineRule="auto"/>
-        <w:ind w:firstLine="709"/>
-        <w:jc w:val="both"/>
-        <w:rPr>
-          <w:rFonts w:ascii="Times New Roman" w:hAnsi="Times New Roman" w:cs="Times New Roman"/>
-          <w:sz w:val="28"/>
-          <w:szCs w:val="28"/>
-          <w:lang w:val="en-US"/>
-        </w:rPr>
-      </w:pPr>
-      <w:r>
-        <w:rPr>
-          <w:rFonts w:ascii="Times New Roman" w:hAnsi="Times New Roman" w:cs="Times New Roman"/>
-          <w:sz w:val="28"/>
-          <w:szCs w:val="28"/>
-        </w:rPr>
-        <w:t>Это выражение означает, что при понижении температуры</w:t>
-      </w:r>
-      <w:r>
-        <w:rPr>
-          <w:rFonts w:ascii="Times New Roman" w:hAnsi="Times New Roman" w:cs="Times New Roman"/>
-          <w:sz w:val="28"/>
-          <w:szCs w:val="28"/>
-        </w:rPr>
-        <w:t xml:space="preserve"> </w:t>
+        </w:rPr>
+      </w:pPr>
+    </w:p>
+    <w:p>
+      <w:pPr>
+        <w:spacing w:line="360" w:lineRule="auto"/>
+        <w:ind w:firstLine="709"/>
+        <w:jc w:val="both"/>
+        <w:rPr>
+          <w:rFonts w:ascii="Times New Roman" w:hAnsi="Times New Roman" w:cs="Times New Roman"/>
+          <w:sz w:val="28"/>
+          <w:szCs w:val="28"/>
+          <w:lang w:val="en-US"/>
+        </w:rPr>
+      </w:pPr>
+      <w:r>
+        <w:rPr>
+          <w:rFonts w:ascii="Times New Roman" w:hAnsi="Times New Roman" w:cs="Times New Roman"/>
+          <w:sz w:val="28"/>
+          <w:szCs w:val="28"/>
+        </w:rPr>
+        <w:t xml:space="preserve">Это выражение означает, что при понижении температуры </w:t>
       </w:r>
       <w:proofErr w:type="spellStart"/>
       <w:proofErr w:type="gramStart"/>
@@ -7519,15 +7361,7 @@
           <w:sz w:val="28"/>
           <w:szCs w:val="28"/>
         </w:rPr>
-        <w:t xml:space="preserve"> </w:t>
-      </w:r>
-      <w:r>
-        <w:rPr>
-          <w:rFonts w:ascii="Times New Roman" w:hAnsi="Times New Roman" w:cs="Times New Roman"/>
-          <w:sz w:val="28"/>
-          <w:szCs w:val="28"/>
-        </w:rPr>
-        <w:t> возрастает</w:t>
+        <w:t xml:space="preserve">  возрастает</w:t>
       </w:r>
       <w:proofErr w:type="gramEnd"/>
       <w:r>
@@ -7536,39 +7370,7 @@
           <w:sz w:val="28"/>
           <w:szCs w:val="28"/>
         </w:rPr>
-        <w:t xml:space="preserve"> экспоненциально, что согласуется с известным фактом резкого</w:t>
-      </w:r>
-      <w:r>
-        <w:rPr>
-          <w:rFonts w:ascii="Times New Roman" w:hAnsi="Times New Roman" w:cs="Times New Roman"/>
-          <w:sz w:val="28"/>
-          <w:szCs w:val="28"/>
-        </w:rPr>
-        <w:t xml:space="preserve"> </w:t>
-      </w:r>
-      <w:r>
-        <w:rPr>
-          <w:rFonts w:ascii="Times New Roman" w:hAnsi="Times New Roman" w:cs="Times New Roman"/>
-          <w:sz w:val="28"/>
-          <w:szCs w:val="28"/>
-        </w:rPr>
-        <w:t>увеличения поляризации батареи на холоде.</w:t>
-      </w:r>
-      <w:r>
-        <w:rPr>
-          <w:rFonts w:ascii="Times New Roman" w:hAnsi="Times New Roman" w:cs="Times New Roman"/>
-          <w:sz w:val="28"/>
-          <w:szCs w:val="28"/>
-        </w:rPr>
-        <w:t xml:space="preserve"> </w:t>
-      </w:r>
-      <w:r>
-        <w:rPr>
-          <w:rFonts w:ascii="Times New Roman" w:hAnsi="Times New Roman" w:cs="Times New Roman"/>
-          <w:sz w:val="28"/>
-          <w:szCs w:val="28"/>
-        </w:rPr>
-        <w:t xml:space="preserve">Подобная температурная зависимость подтверждается как экспериментально, так и в современных моделях состояния </w:t>
+        <w:t xml:space="preserve"> экспоненциально, что согласуется с известным фактом резкого увеличения поляризации батареи на холоде. Подобная температурная зависимость подтверждается как экспериментально, так и в современных моделях состояния </w:t>
       </w:r>
       <w:r>
         <w:rPr>
@@ -7577,15 +7379,7 @@
           <w:szCs w:val="28"/>
         </w:rPr>
         <w:lastRenderedPageBreak/>
-        <w:t>батареи на основе EIS</w:t>
-      </w:r>
-      <w:r>
-        <w:rPr>
-          <w:rFonts w:ascii="Times New Roman" w:hAnsi="Times New Roman" w:cs="Times New Roman"/>
-          <w:sz w:val="28"/>
-          <w:szCs w:val="28"/>
-        </w:rPr>
-        <w:t xml:space="preserve">. </w:t>
+        <w:t xml:space="preserve">батареи на основе EIS. </w:t>
       </w:r>
       <w:r>
         <w:rPr>
@@ -7618,27 +7412,7 @@
           <w:highlight w:val="yellow"/>
           <w:lang w:val="en-US"/>
         </w:rPr>
-        <w:t>),</w:t>
-      </w:r>
-      <w:r>
-        <w:rPr>
-          <w:rFonts w:ascii="Times New Roman" w:hAnsi="Times New Roman" w:cs="Times New Roman"/>
-          <w:sz w:val="28"/>
-          <w:szCs w:val="28"/>
-          <w:highlight w:val="yellow"/>
-          <w:lang w:val="en-US"/>
-        </w:rPr>
-        <w:t xml:space="preserve"> </w:t>
-      </w:r>
-      <w:r>
-        <w:rPr>
-          <w:rFonts w:ascii="Times New Roman" w:hAnsi="Times New Roman" w:cs="Times New Roman"/>
-          <w:sz w:val="28"/>
-          <w:szCs w:val="28"/>
-          <w:highlight w:val="yellow"/>
-          <w:lang w:val="en-US"/>
-        </w:rPr>
-        <w:t>(</w:t>
+        <w:t>), (</w:t>
       </w:r>
       <w:hyperlink r:id="rId72" w:history="1">
         <w:r>
@@ -7661,39 +7435,18 @@
           <w:highlight w:val="yellow"/>
           <w:lang w:val="en-US"/>
         </w:rPr>
-        <w:t>)</w:t>
-      </w:r>
-      <w:r>
-        <w:rPr>
-          <w:rFonts w:ascii="Times New Roman" w:hAnsi="Times New Roman" w:cs="Times New Roman"/>
-          <w:sz w:val="28"/>
-          <w:szCs w:val="28"/>
-          <w:highlight w:val="yellow"/>
-          <w:lang w:val="en-US"/>
-        </w:rPr>
-        <w:t xml:space="preserve">, </w:t>
-      </w:r>
-      <w:r>
-        <w:rPr>
-          <w:rFonts w:ascii="Times New Roman" w:hAnsi="Times New Roman" w:cs="Times New Roman"/>
-          <w:sz w:val="28"/>
-          <w:szCs w:val="28"/>
-          <w:highlight w:val="yellow"/>
-          <w:lang w:val="en-US"/>
-        </w:rPr>
-        <w:t>(sciencedirect.com )</w:t>
-      </w:r>
-    </w:p>
-    <w:p>
-      <w:pPr>
-        <w:spacing w:line="360" w:lineRule="auto"/>
-        <w:ind w:firstLine="709"/>
-        <w:jc w:val="both"/>
-        <w:rPr>
-          <w:rFonts w:ascii="Times New Roman" w:hAnsi="Times New Roman" w:cs="Times New Roman"/>
-          <w:sz w:val="28"/>
-          <w:szCs w:val="28"/>
-          <w:lang w:val="en-US"/>
+        <w:t>), (sciencedirect.com )</w:t>
+      </w:r>
+    </w:p>
+    <w:p>
+      <w:pPr>
+        <w:spacing w:line="360" w:lineRule="auto"/>
+        <w:ind w:firstLine="709"/>
+        <w:jc w:val="both"/>
+        <w:rPr>
+          <w:rFonts w:ascii="Times New Roman" w:hAnsi="Times New Roman" w:cs="Times New Roman"/>
+          <w:sz w:val="28"/>
+          <w:szCs w:val="28"/>
         </w:rPr>
       </w:pPr>
       <w:r>
@@ -7714,7 +7467,6 @@
           <w:rFonts w:ascii="Times New Roman" w:hAnsi="Times New Roman" w:cs="Times New Roman"/>
           <w:sz w:val="28"/>
           <w:szCs w:val="28"/>
-          <w:lang w:val="en-US"/>
         </w:rPr>
       </w:pPr>
     </w:p>
@@ -7739,10 +7491,10 @@
           <w:lang w:val="en-US"/>
         </w:rPr>
         <w:object w:dxaOrig="5120" w:dyaOrig="520" w14:anchorId="349711BA">
-          <v:shape id="_x0000_i1081" type="#_x0000_t75" style="width:256.05pt;height:26.3pt" o:ole="">
+          <v:shape id="_x0000_i1053" type="#_x0000_t75" style="width:256.05pt;height:26.3pt" o:ole="">
             <v:imagedata r:id="rId73" o:title=""/>
           </v:shape>
-          <o:OLEObject Type="Embed" ProgID="Equation.DSMT4" ShapeID="_x0000_i1081" DrawAspect="Content" ObjectID="_1835979224" r:id="rId74"/>
+          <o:OLEObject Type="Embed" ProgID="Equation.DSMT4" ShapeID="_x0000_i1053" DrawAspect="Content" ObjectID="_1836465175" r:id="rId74"/>
         </w:object>
       </w:r>
       <w:r>
@@ -7823,10 +7575,10 @@
           <w:lang w:val="en-US"/>
         </w:rPr>
         <w:object w:dxaOrig="960" w:dyaOrig="380" w14:anchorId="691D7650">
-          <v:shape id="_x0000_i1084" type="#_x0000_t75" style="width:48.2pt;height:18.8pt" o:ole="">
+          <v:shape id="_x0000_i1054" type="#_x0000_t75" style="width:48.2pt;height:18.8pt" o:ole="">
             <v:imagedata r:id="rId75" o:title=""/>
           </v:shape>
-          <o:OLEObject Type="Embed" ProgID="Equation.DSMT4" ShapeID="_x0000_i1084" DrawAspect="Content" ObjectID="_1835979225" r:id="rId76"/>
+          <o:OLEObject Type="Embed" ProgID="Equation.DSMT4" ShapeID="_x0000_i1054" DrawAspect="Content" ObjectID="_1836465176" r:id="rId76"/>
         </w:object>
       </w:r>
       <w:r>
@@ -7895,7 +7647,6 @@
           <w:rFonts w:ascii="Times New Roman" w:hAnsi="Times New Roman" w:cs="Times New Roman"/>
           <w:sz w:val="28"/>
           <w:szCs w:val="28"/>
-          <w:lang w:val="en-US"/>
         </w:rPr>
       </w:pPr>
       <w:r>
@@ -7907,10 +7658,10 @@
           <w:lang w:val="en-US"/>
         </w:rPr>
         <w:object w:dxaOrig="4959" w:dyaOrig="840" w14:anchorId="6B5A023C">
-          <v:shape id="_x0000_i1087" type="#_x0000_t75" style="width:247.95pt;height:41.95pt" o:ole="">
+          <v:shape id="_x0000_i1055" type="#_x0000_t75" style="width:247.95pt;height:41.95pt" o:ole="">
             <v:imagedata r:id="rId77" o:title=""/>
           </v:shape>
-          <o:OLEObject Type="Embed" ProgID="Equation.DSMT4" ShapeID="_x0000_i1087" DrawAspect="Content" ObjectID="_1835979226" r:id="rId78"/>
+          <o:OLEObject Type="Embed" ProgID="Equation.DSMT4" ShapeID="_x0000_i1055" DrawAspect="Content" ObjectID="_1836465177" r:id="rId78"/>
         </w:object>
       </w:r>
       <w:r>
@@ -7918,7 +7669,6 @@
           <w:rFonts w:ascii="Times New Roman" w:hAnsi="Times New Roman" w:cs="Times New Roman"/>
           <w:sz w:val="28"/>
           <w:szCs w:val="28"/>
-          <w:lang w:val="en-US"/>
         </w:rPr>
         <w:t>,</w:t>
       </w:r>
@@ -7932,20 +7682,18 @@
           <w:rFonts w:ascii="Times New Roman" w:hAnsi="Times New Roman" w:cs="Times New Roman"/>
           <w:sz w:val="28"/>
           <w:szCs w:val="28"/>
-          <w:lang w:val="en-US"/>
-        </w:rPr>
-      </w:pPr>
-    </w:p>
-    <w:p>
-      <w:pPr>
-        <w:spacing w:line="360" w:lineRule="auto"/>
-        <w:ind w:firstLine="709"/>
-        <w:jc w:val="both"/>
-        <w:rPr>
-          <w:rFonts w:ascii="Times New Roman" w:hAnsi="Times New Roman" w:cs="Times New Roman"/>
-          <w:sz w:val="28"/>
-          <w:szCs w:val="28"/>
-          <w:lang w:val="en-US"/>
+        </w:rPr>
+      </w:pPr>
+    </w:p>
+    <w:p>
+      <w:pPr>
+        <w:spacing w:line="360" w:lineRule="auto"/>
+        <w:ind w:firstLine="709"/>
+        <w:jc w:val="both"/>
+        <w:rPr>
+          <w:rFonts w:ascii="Times New Roman" w:hAnsi="Times New Roman" w:cs="Times New Roman"/>
+          <w:sz w:val="28"/>
+          <w:szCs w:val="28"/>
         </w:rPr>
       </w:pPr>
       <w:r>
@@ -7995,27 +7743,18 @@
           <w:sz w:val="28"/>
           <w:szCs w:val="28"/>
         </w:rPr>
-        <w:t xml:space="preserve"> </w:t>
-      </w:r>
-      <w:r>
-        <w:rPr>
-          <w:rFonts w:ascii="Times New Roman" w:hAnsi="Times New Roman" w:cs="Times New Roman"/>
-          <w:sz w:val="28"/>
-          <w:szCs w:val="28"/>
-        </w:rPr>
-        <w:t>и диффузионную составляющую.</w:t>
-      </w:r>
-    </w:p>
-    <w:p>
-      <w:pPr>
-        <w:spacing w:line="360" w:lineRule="auto"/>
-        <w:ind w:firstLine="709"/>
-        <w:jc w:val="both"/>
-        <w:rPr>
-          <w:rFonts w:ascii="Times New Roman" w:hAnsi="Times New Roman" w:cs="Times New Roman"/>
-          <w:sz w:val="28"/>
-          <w:szCs w:val="28"/>
-          <w:lang w:val="en-US"/>
+        <w:t xml:space="preserve"> и диффузионную составляющую.</w:t>
+      </w:r>
+    </w:p>
+    <w:p>
+      <w:pPr>
+        <w:spacing w:line="360" w:lineRule="auto"/>
+        <w:ind w:firstLine="709"/>
+        <w:jc w:val="both"/>
+        <w:rPr>
+          <w:rFonts w:ascii="Times New Roman" w:hAnsi="Times New Roman" w:cs="Times New Roman"/>
+          <w:sz w:val="28"/>
+          <w:szCs w:val="28"/>
         </w:rPr>
       </w:pPr>
     </w:p>
@@ -8040,7 +7779,7 @@
           <w:sz w:val="28"/>
           <w:szCs w:val="28"/>
         </w:rPr>
-        <w:t>2.3.4 Зависимость от состояния заряда</w:t>
+        <w:t xml:space="preserve">2.3.4 Зависимость от состояния заряда </w:t>
       </w:r>
       <w:r>
         <w:rPr>
@@ -8049,10 +7788,685 @@
           <w:bCs/>
           <w:sz w:val="28"/>
           <w:szCs w:val="28"/>
+          <w:lang w:val="en-US"/>
+        </w:rPr>
+        <w:t>SOC</w:t>
+      </w:r>
+    </w:p>
+    <w:p>
+      <w:pPr>
+        <w:spacing w:line="360" w:lineRule="auto"/>
+        <w:ind w:firstLine="709"/>
+        <w:jc w:val="both"/>
+        <w:rPr>
+          <w:rFonts w:ascii="Times New Roman" w:hAnsi="Times New Roman" w:cs="Times New Roman"/>
+          <w:sz w:val="28"/>
+          <w:szCs w:val="28"/>
+        </w:rPr>
+      </w:pPr>
+    </w:p>
+    <w:p>
+      <w:pPr>
+        <w:spacing w:line="360" w:lineRule="auto"/>
+        <w:ind w:firstLine="709"/>
+        <w:jc w:val="both"/>
+        <w:rPr>
+          <w:rFonts w:ascii="Times New Roman" w:hAnsi="Times New Roman" w:cs="Times New Roman"/>
+          <w:sz w:val="28"/>
+          <w:szCs w:val="28"/>
+          <w:lang w:val="en-US"/>
+        </w:rPr>
+      </w:pPr>
+      <w:r>
+        <w:rPr>
+          <w:rFonts w:ascii="Times New Roman" w:hAnsi="Times New Roman" w:cs="Times New Roman"/>
+          <w:sz w:val="28"/>
+          <w:szCs w:val="28"/>
+        </w:rPr>
+        <w:t>Состояние заряда влияет на импеданс не только опосредованно через напряжение, но и непосредственно через термодинамику и кинетику электрода. Равновесный потенциал</w:t>
+      </w:r>
+      <w:r>
+        <w:rPr>
+          <w:rFonts w:ascii="Times New Roman" w:hAnsi="Times New Roman" w:cs="Times New Roman"/>
+          <w:sz w:val="28"/>
+          <w:szCs w:val="28"/>
         </w:rPr>
         <w:t xml:space="preserve"> </w:t>
       </w:r>
       <w:r>
+        <w:rPr>
+          <w:rFonts w:ascii="Times New Roman" w:hAnsi="Times New Roman" w:cs="Times New Roman"/>
+          <w:i/>
+          <w:iCs/>
+          <w:sz w:val="28"/>
+          <w:szCs w:val="28"/>
+          <w:lang w:val="en-US"/>
+        </w:rPr>
+        <w:t>U</w:t>
+      </w:r>
+      <w:r>
+        <w:rPr>
+          <w:rFonts w:ascii="Times New Roman" w:hAnsi="Times New Roman" w:cs="Times New Roman"/>
+          <w:sz w:val="28"/>
+          <w:szCs w:val="28"/>
+        </w:rPr>
+        <w:t xml:space="preserve"> </w:t>
+      </w:r>
+      <w:r>
+        <w:rPr>
+          <w:rFonts w:ascii="Times New Roman" w:hAnsi="Times New Roman" w:cs="Times New Roman"/>
+          <w:sz w:val="28"/>
+          <w:szCs w:val="28"/>
+        </w:rPr>
+        <w:t xml:space="preserve">зависит от степени </w:t>
+      </w:r>
+      <w:proofErr w:type="spellStart"/>
+      <w:r>
+        <w:rPr>
+          <w:rFonts w:ascii="Times New Roman" w:hAnsi="Times New Roman" w:cs="Times New Roman"/>
+          <w:sz w:val="28"/>
+          <w:szCs w:val="28"/>
+          <w:highlight w:val="yellow"/>
+        </w:rPr>
+        <w:t>литирования</w:t>
+      </w:r>
+      <w:proofErr w:type="spellEnd"/>
+      <w:r>
+        <w:rPr>
+          <w:rFonts w:ascii="Times New Roman" w:hAnsi="Times New Roman" w:cs="Times New Roman"/>
+          <w:sz w:val="28"/>
+          <w:szCs w:val="28"/>
+        </w:rPr>
+        <w:t xml:space="preserve"> активного материала, </w:t>
+      </w:r>
+      <w:r>
+        <w:rPr>
+          <w:rFonts w:ascii="Times New Roman" w:hAnsi="Times New Roman" w:cs="Times New Roman"/>
+          <w:sz w:val="28"/>
+          <w:szCs w:val="28"/>
+        </w:rPr>
+        <w:lastRenderedPageBreak/>
+        <w:t>а обменный ток является функцией локальных концентраций в твёрдой и жидкой фазах. Поэтому даже при фиксированной температуре сопротивление переноса заряда существенно меняется с</w:t>
+      </w:r>
+      <w:r>
+        <w:rPr>
+          <w:rFonts w:ascii="Times New Roman" w:hAnsi="Times New Roman" w:cs="Times New Roman"/>
+          <w:sz w:val="28"/>
+          <w:szCs w:val="28"/>
+        </w:rPr>
+        <w:t xml:space="preserve"> </w:t>
+      </w:r>
+      <w:r>
+        <w:rPr>
+          <w:rFonts w:ascii="Times New Roman" w:hAnsi="Times New Roman" w:cs="Times New Roman"/>
+          <w:i/>
+          <w:iCs/>
+          <w:sz w:val="28"/>
+          <w:szCs w:val="28"/>
+          <w:lang w:val="en-US"/>
+        </w:rPr>
+        <w:t>SOC</w:t>
+      </w:r>
+      <w:r>
+        <w:rPr>
+          <w:rFonts w:ascii="Times New Roman" w:hAnsi="Times New Roman" w:cs="Times New Roman"/>
+          <w:sz w:val="28"/>
+          <w:szCs w:val="28"/>
+        </w:rPr>
+        <w:t>.</w:t>
+      </w:r>
+    </w:p>
+    <w:p>
+      <w:pPr>
+        <w:spacing w:line="360" w:lineRule="auto"/>
+        <w:ind w:firstLine="709"/>
+        <w:jc w:val="both"/>
+        <w:rPr>
+          <w:rFonts w:ascii="Times New Roman" w:hAnsi="Times New Roman" w:cs="Times New Roman"/>
+          <w:sz w:val="28"/>
+          <w:szCs w:val="28"/>
+          <w:lang w:val="en-US"/>
+        </w:rPr>
+      </w:pPr>
+      <w:r>
+        <w:rPr>
+          <w:rFonts w:ascii="Times New Roman" w:hAnsi="Times New Roman" w:cs="Times New Roman"/>
+          <w:sz w:val="28"/>
+          <w:szCs w:val="28"/>
+        </w:rPr>
+        <w:t>В первом приближении для диагностической модели можно использовать представление</w:t>
+      </w:r>
+    </w:p>
+    <w:p>
+      <w:pPr>
+        <w:spacing w:line="360" w:lineRule="auto"/>
+        <w:ind w:firstLine="709"/>
+        <w:jc w:val="both"/>
+        <w:rPr>
+          <w:rFonts w:ascii="Times New Roman" w:hAnsi="Times New Roman" w:cs="Times New Roman"/>
+          <w:sz w:val="28"/>
+          <w:szCs w:val="28"/>
+          <w:lang w:val="en-US"/>
+        </w:rPr>
+      </w:pPr>
+      <w:r>
+        <w:rPr>
+          <w:rFonts w:ascii="Times New Roman" w:hAnsi="Times New Roman" w:cs="Times New Roman"/>
+          <w:position w:val="-14"/>
+          <w:sz w:val="28"/>
+          <w:szCs w:val="28"/>
+          <w:lang w:val="en-US"/>
+        </w:rPr>
+        <w:object w:dxaOrig="3920" w:dyaOrig="440" w14:anchorId="3346B117">
+          <v:shape id="_x0000_i1058" type="#_x0000_t75" style="width:195.95pt;height:21.9pt" o:ole="">
+            <v:imagedata r:id="rId79" o:title=""/>
+          </v:shape>
+          <o:OLEObject Type="Embed" ProgID="Equation.DSMT4" ShapeID="_x0000_i1058" DrawAspect="Content" ObjectID="_1836465178" r:id="rId80"/>
+        </w:object>
+      </w:r>
+    </w:p>
+    <w:p>
+      <w:pPr>
+        <w:spacing w:line="360" w:lineRule="auto"/>
+        <w:ind w:firstLine="709"/>
+        <w:jc w:val="both"/>
+        <w:rPr>
+          <w:rFonts w:ascii="Times New Roman" w:hAnsi="Times New Roman" w:cs="Times New Roman"/>
+          <w:sz w:val="28"/>
+          <w:szCs w:val="28"/>
+        </w:rPr>
+      </w:pPr>
+      <w:r>
+        <w:rPr>
+          <w:rFonts w:ascii="Times New Roman" w:hAnsi="Times New Roman" w:cs="Times New Roman"/>
+          <w:sz w:val="28"/>
+          <w:szCs w:val="28"/>
+        </w:rPr>
+        <w:t>, где</w:t>
+      </w:r>
+    </w:p>
+    <w:p>
+      <w:pPr>
+        <w:spacing w:line="360" w:lineRule="auto"/>
+        <w:ind w:firstLine="709"/>
+        <w:jc w:val="both"/>
+        <w:rPr>
+          <w:rFonts w:ascii="Times New Roman" w:hAnsi="Times New Roman" w:cs="Times New Roman"/>
+          <w:sz w:val="28"/>
+          <w:szCs w:val="28"/>
+          <w:lang w:val="en-US"/>
+        </w:rPr>
+      </w:pPr>
+      <w:r>
+        <w:rPr>
+          <w:rFonts w:ascii="Times New Roman" w:hAnsi="Times New Roman" w:cs="Times New Roman"/>
+          <w:i/>
+          <w:iCs/>
+          <w:sz w:val="28"/>
+          <w:szCs w:val="28"/>
+        </w:rPr>
+        <w:t>Φ</w:t>
+      </w:r>
+      <w:r>
+        <w:rPr>
+          <w:rFonts w:ascii="Times New Roman" w:hAnsi="Times New Roman" w:cs="Times New Roman"/>
+          <w:i/>
+          <w:iCs/>
+          <w:sz w:val="28"/>
+          <w:szCs w:val="28"/>
+          <w:vertAlign w:val="subscript"/>
+          <w:lang w:val="en-US"/>
+        </w:rPr>
+        <w:t>SOC</w:t>
+      </w:r>
+      <w:r>
+        <w:rPr>
+          <w:rFonts w:ascii="Times New Roman" w:hAnsi="Times New Roman" w:cs="Times New Roman"/>
+          <w:i/>
+          <w:iCs/>
+          <w:sz w:val="28"/>
+          <w:szCs w:val="28"/>
+        </w:rPr>
+        <w:t>(</w:t>
+      </w:r>
+      <w:r>
+        <w:rPr>
+          <w:rFonts w:ascii="Times New Roman" w:hAnsi="Times New Roman" w:cs="Times New Roman"/>
+          <w:i/>
+          <w:iCs/>
+          <w:sz w:val="28"/>
+          <w:szCs w:val="28"/>
+          <w:lang w:val="en-US"/>
+        </w:rPr>
+        <w:t>SOC</w:t>
+      </w:r>
+      <w:r>
+        <w:rPr>
+          <w:rFonts w:ascii="Times New Roman" w:hAnsi="Times New Roman" w:cs="Times New Roman"/>
+          <w:i/>
+          <w:iCs/>
+          <w:sz w:val="28"/>
+          <w:szCs w:val="28"/>
+        </w:rPr>
+        <w:t>)</w:t>
+      </w:r>
+      <w:r>
+        <w:rPr>
+          <w:rFonts w:ascii="Times New Roman" w:hAnsi="Times New Roman" w:cs="Times New Roman"/>
+          <w:sz w:val="28"/>
+          <w:szCs w:val="28"/>
+        </w:rPr>
+        <w:t xml:space="preserve"> – </w:t>
+      </w:r>
+      <w:r>
+        <w:rPr>
+          <w:rFonts w:ascii="Times New Roman" w:hAnsi="Times New Roman" w:cs="Times New Roman"/>
+          <w:sz w:val="28"/>
+          <w:szCs w:val="28"/>
+        </w:rPr>
+        <w:t>безразмерная функция, отражающая влияние рабочей точки.</w:t>
+      </w:r>
+    </w:p>
+    <w:p>
+      <w:pPr>
+        <w:spacing w:line="360" w:lineRule="auto"/>
+        <w:ind w:firstLine="709"/>
+        <w:jc w:val="both"/>
+        <w:rPr>
+          <w:rFonts w:ascii="Times New Roman" w:hAnsi="Times New Roman" w:cs="Times New Roman"/>
+          <w:sz w:val="28"/>
+          <w:szCs w:val="28"/>
+        </w:rPr>
+      </w:pPr>
+      <w:r>
+        <w:rPr>
+          <w:rFonts w:ascii="Times New Roman" w:hAnsi="Times New Roman" w:cs="Times New Roman"/>
+          <w:sz w:val="28"/>
+          <w:szCs w:val="28"/>
+        </w:rPr>
+        <w:t>Для большинства аккумуляторных систем минимальные значения</w:t>
+      </w:r>
+      <w:r>
+        <w:rPr>
+          <w:rFonts w:ascii="Times New Roman" w:hAnsi="Times New Roman" w:cs="Times New Roman"/>
+          <w:sz w:val="28"/>
+          <w:szCs w:val="28"/>
+        </w:rPr>
+        <w:t xml:space="preserve"> </w:t>
+      </w:r>
+      <w:proofErr w:type="spellStart"/>
+      <w:r>
+        <w:rPr>
+          <w:rFonts w:ascii="Times New Roman" w:hAnsi="Times New Roman" w:cs="Times New Roman"/>
+          <w:i/>
+          <w:iCs/>
+          <w:sz w:val="28"/>
+          <w:szCs w:val="28"/>
+          <w:lang w:val="en-US"/>
+        </w:rPr>
+        <w:t>R</w:t>
+      </w:r>
+      <w:r>
+        <w:rPr>
+          <w:rFonts w:ascii="Times New Roman" w:hAnsi="Times New Roman" w:cs="Times New Roman"/>
+          <w:i/>
+          <w:iCs/>
+          <w:sz w:val="28"/>
+          <w:szCs w:val="28"/>
+          <w:vertAlign w:val="subscript"/>
+          <w:lang w:val="en-US"/>
+        </w:rPr>
+        <w:t>ct</w:t>
+      </w:r>
+      <w:proofErr w:type="spellEnd"/>
+      <w:r>
+        <w:rPr>
+          <w:rFonts w:ascii="Times New Roman" w:hAnsi="Times New Roman" w:cs="Times New Roman"/>
+          <w:sz w:val="28"/>
+          <w:szCs w:val="28"/>
+        </w:rPr>
+        <w:t xml:space="preserve"> </w:t>
+      </w:r>
+      <w:r>
+        <w:rPr>
+          <w:rFonts w:ascii="Times New Roman" w:hAnsi="Times New Roman" w:cs="Times New Roman"/>
+          <w:sz w:val="28"/>
+          <w:szCs w:val="28"/>
+        </w:rPr>
+        <w:t xml:space="preserve">наблюдаются в средней области </w:t>
+      </w:r>
+      <w:r>
+        <w:rPr>
+          <w:rFonts w:ascii="Times New Roman" w:hAnsi="Times New Roman" w:cs="Times New Roman"/>
+          <w:sz w:val="28"/>
+          <w:szCs w:val="28"/>
+          <w:lang w:val="en-US"/>
+        </w:rPr>
+        <w:t>SOC</w:t>
+      </w:r>
+      <w:r>
+        <w:rPr>
+          <w:rFonts w:ascii="Times New Roman" w:hAnsi="Times New Roman" w:cs="Times New Roman"/>
+          <w:sz w:val="28"/>
+          <w:szCs w:val="28"/>
+        </w:rPr>
+        <w:t xml:space="preserve">, </w:t>
+      </w:r>
+      <w:r>
+        <w:rPr>
+          <w:rFonts w:ascii="Times New Roman" w:hAnsi="Times New Roman" w:cs="Times New Roman"/>
+          <w:sz w:val="28"/>
+          <w:szCs w:val="28"/>
+        </w:rPr>
+        <w:t>тогда как при крайних уровнях заряда сопротивление возрастает. Это можно описать</w:t>
+      </w:r>
+      <w:r>
+        <w:rPr>
+          <w:rFonts w:ascii="Times New Roman" w:hAnsi="Times New Roman" w:cs="Times New Roman"/>
+          <w:sz w:val="28"/>
+          <w:szCs w:val="28"/>
+        </w:rPr>
+        <w:t xml:space="preserve"> </w:t>
+      </w:r>
+      <w:r>
+        <w:rPr>
+          <w:rFonts w:ascii="Times New Roman" w:hAnsi="Times New Roman" w:cs="Times New Roman"/>
+          <w:sz w:val="28"/>
+          <w:szCs w:val="28"/>
+        </w:rPr>
+        <w:t>квадратичной аппроксимацией</w:t>
+      </w:r>
+      <w:r>
+        <w:rPr>
+          <w:rFonts w:ascii="Times New Roman" w:hAnsi="Times New Roman" w:cs="Times New Roman"/>
+          <w:sz w:val="28"/>
+          <w:szCs w:val="28"/>
+        </w:rPr>
+        <w:t>:</w:t>
+      </w:r>
+    </w:p>
+    <w:p>
+      <w:pPr>
+        <w:spacing w:line="360" w:lineRule="auto"/>
+        <w:ind w:firstLine="709"/>
+        <w:jc w:val="both"/>
+        <w:rPr>
+          <w:rFonts w:ascii="Times New Roman" w:hAnsi="Times New Roman" w:cs="Times New Roman"/>
+          <w:sz w:val="28"/>
+          <w:szCs w:val="28"/>
+          <w:lang w:val="en-US"/>
+        </w:rPr>
+      </w:pPr>
+      <w:r>
+        <w:rPr>
+          <w:rFonts w:ascii="Times New Roman" w:hAnsi="Times New Roman" w:cs="Times New Roman"/>
+          <w:position w:val="-32"/>
+          <w:sz w:val="28"/>
+          <w:szCs w:val="28"/>
+        </w:rPr>
+        <w:object w:dxaOrig="3820" w:dyaOrig="800" w14:anchorId="08A44123">
+          <v:shape id="_x0000_i1061" type="#_x0000_t75" style="width:190.95pt;height:40.05pt" o:ole="">
+            <v:imagedata r:id="rId81" o:title=""/>
+          </v:shape>
+          <o:OLEObject Type="Embed" ProgID="Equation.DSMT4" ShapeID="_x0000_i1061" DrawAspect="Content" ObjectID="_1836465179" r:id="rId82"/>
+        </w:object>
+      </w:r>
+    </w:p>
+    <w:p>
+      <w:pPr>
+        <w:spacing w:line="360" w:lineRule="auto"/>
+        <w:ind w:firstLine="709"/>
+        <w:jc w:val="both"/>
+        <w:rPr>
+          <w:rFonts w:ascii="Times New Roman" w:hAnsi="Times New Roman" w:cs="Times New Roman"/>
+          <w:sz w:val="28"/>
+          <w:szCs w:val="28"/>
+          <w:lang w:val="en-US"/>
+        </w:rPr>
+      </w:pPr>
+      <w:r>
+        <w:rPr>
+          <w:rFonts w:ascii="Times New Roman" w:hAnsi="Times New Roman" w:cs="Times New Roman"/>
+          <w:sz w:val="28"/>
+          <w:szCs w:val="28"/>
+        </w:rPr>
+        <w:t xml:space="preserve">, где </w:t>
+      </w:r>
+      <w:r>
+        <w:rPr>
+          <w:rFonts w:ascii="Times New Roman" w:hAnsi="Times New Roman" w:cs="Times New Roman"/>
+          <w:i/>
+          <w:iCs/>
+          <w:sz w:val="28"/>
+          <w:szCs w:val="28"/>
+          <w:lang w:val="en-US"/>
+        </w:rPr>
+        <w:t>SOC</w:t>
+      </w:r>
+      <w:r>
+        <w:rPr>
+          <w:rFonts w:ascii="Times New Roman" w:hAnsi="Times New Roman" w:cs="Times New Roman"/>
+          <w:i/>
+          <w:iCs/>
+          <w:sz w:val="28"/>
+          <w:szCs w:val="28"/>
+          <w:vertAlign w:val="superscript"/>
+        </w:rPr>
+        <w:t>*</w:t>
+      </w:r>
+      <w:r>
+        <w:rPr>
+          <w:rFonts w:ascii="Times New Roman" w:hAnsi="Times New Roman" w:cs="Times New Roman"/>
+          <w:sz w:val="28"/>
+          <w:szCs w:val="28"/>
+        </w:rPr>
+        <w:t xml:space="preserve"> </w:t>
+      </w:r>
+      <w:r>
+        <w:rPr>
+          <w:rFonts w:ascii="Times New Roman" w:hAnsi="Times New Roman" w:cs="Times New Roman"/>
+          <w:sz w:val="28"/>
+          <w:szCs w:val="28"/>
+        </w:rPr>
+        <w:t>–</w:t>
+      </w:r>
+      <w:r>
+        <w:rPr>
+          <w:rFonts w:ascii="Times New Roman" w:hAnsi="Times New Roman" w:cs="Times New Roman"/>
+          <w:sz w:val="28"/>
+          <w:szCs w:val="28"/>
+        </w:rPr>
+        <w:t xml:space="preserve"> </w:t>
+      </w:r>
+      <w:r>
+        <w:rPr>
+          <w:rFonts w:ascii="Times New Roman" w:hAnsi="Times New Roman" w:cs="Times New Roman"/>
+          <w:sz w:val="28"/>
+          <w:szCs w:val="28"/>
+        </w:rPr>
+        <w:t>область наибольшей кинетической доступности.</w:t>
+      </w:r>
+    </w:p>
+    <w:p>
+      <w:pPr>
+        <w:spacing w:line="360" w:lineRule="auto"/>
+        <w:ind w:firstLine="709"/>
+        <w:jc w:val="both"/>
+        <w:rPr>
+          <w:rFonts w:ascii="Times New Roman" w:hAnsi="Times New Roman" w:cs="Times New Roman"/>
+          <w:sz w:val="28"/>
+          <w:szCs w:val="28"/>
+          <w:lang w:val="en-US"/>
+        </w:rPr>
+      </w:pPr>
+      <w:r>
+        <w:rPr>
+          <w:rFonts w:ascii="Times New Roman" w:hAnsi="Times New Roman" w:cs="Times New Roman"/>
+          <w:sz w:val="28"/>
+          <w:szCs w:val="28"/>
+        </w:rPr>
+        <w:t>Аналогично для ёмкости двойного слоя можно записать</w:t>
+      </w:r>
+    </w:p>
+    <w:p>
+      <w:pPr>
+        <w:spacing w:line="360" w:lineRule="auto"/>
+        <w:ind w:firstLine="709"/>
+        <w:jc w:val="both"/>
+        <w:rPr>
+          <w:rFonts w:ascii="Times New Roman" w:hAnsi="Times New Roman" w:cs="Times New Roman"/>
+          <w:sz w:val="28"/>
+          <w:szCs w:val="28"/>
+          <w:lang w:val="en-US"/>
+        </w:rPr>
+      </w:pPr>
+      <w:r>
+        <w:rPr>
+          <w:rFonts w:ascii="Times New Roman" w:hAnsi="Times New Roman" w:cs="Times New Roman"/>
+          <w:position w:val="-14"/>
+          <w:sz w:val="28"/>
+          <w:szCs w:val="28"/>
+          <w:lang w:val="en-US"/>
+        </w:rPr>
+        <w:object w:dxaOrig="3960" w:dyaOrig="440" w14:anchorId="07579216">
+          <v:shape id="_x0000_i1064" type="#_x0000_t75" style="width:197.85pt;height:21.9pt" o:ole="">
+            <v:imagedata r:id="rId83" o:title=""/>
+          </v:shape>
+          <o:OLEObject Type="Embed" ProgID="Equation.DSMT4" ShapeID="_x0000_i1064" DrawAspect="Content" ObjectID="_1836465180" r:id="rId84"/>
+        </w:object>
+      </w:r>
+    </w:p>
+    <w:p>
+      <w:pPr>
+        <w:spacing w:line="360" w:lineRule="auto"/>
+        <w:ind w:firstLine="709"/>
+        <w:jc w:val="both"/>
+        <w:rPr>
+          <w:rFonts w:ascii="Times New Roman" w:hAnsi="Times New Roman" w:cs="Times New Roman"/>
+          <w:sz w:val="28"/>
+          <w:szCs w:val="28"/>
+          <w:lang w:val="en-US"/>
+        </w:rPr>
+      </w:pPr>
+      <w:r>
+        <w:rPr>
+          <w:rFonts w:ascii="Times New Roman" w:hAnsi="Times New Roman" w:cs="Times New Roman"/>
+          <w:sz w:val="28"/>
+          <w:szCs w:val="28"/>
+        </w:rPr>
+        <w:t xml:space="preserve">, где </w:t>
+      </w:r>
+      <w:r>
+        <w:rPr>
+          <w:rFonts w:ascii="Times New Roman" w:hAnsi="Times New Roman" w:cs="Times New Roman"/>
+          <w:i/>
+          <w:iCs/>
+          <w:sz w:val="28"/>
+          <w:szCs w:val="28"/>
+        </w:rPr>
+        <w:t>ψ</w:t>
+      </w:r>
+      <w:r>
+        <w:rPr>
+          <w:rFonts w:ascii="Times New Roman" w:hAnsi="Times New Roman" w:cs="Times New Roman"/>
+          <w:i/>
+          <w:iCs/>
+          <w:sz w:val="28"/>
+          <w:szCs w:val="28"/>
+          <w:vertAlign w:val="superscript"/>
+        </w:rPr>
+        <w:t>*</w:t>
+      </w:r>
+      <w:r>
+        <w:rPr>
+          <w:rFonts w:ascii="Times New Roman" w:hAnsi="Times New Roman" w:cs="Times New Roman"/>
+          <w:sz w:val="28"/>
+          <w:szCs w:val="28"/>
+        </w:rPr>
+        <w:t xml:space="preserve"> </w:t>
+      </w:r>
+      <w:r>
+        <w:rPr>
+          <w:rFonts w:ascii="Times New Roman" w:hAnsi="Times New Roman" w:cs="Times New Roman"/>
+          <w:sz w:val="28"/>
+          <w:szCs w:val="28"/>
+        </w:rPr>
+        <w:t>–</w:t>
+      </w:r>
+      <w:r>
+        <w:rPr>
+          <w:rFonts w:ascii="Times New Roman" w:hAnsi="Times New Roman" w:cs="Times New Roman"/>
+          <w:sz w:val="28"/>
+          <w:szCs w:val="28"/>
+        </w:rPr>
+        <w:t xml:space="preserve"> </w:t>
+      </w:r>
+      <w:r>
+        <w:rPr>
+          <w:rFonts w:ascii="Times New Roman" w:hAnsi="Times New Roman" w:cs="Times New Roman"/>
+          <w:sz w:val="28"/>
+          <w:szCs w:val="28"/>
+        </w:rPr>
+        <w:t xml:space="preserve">задаётся эмпирически или полуэмпирически и отражает зависимость эффективной межфазной ёмкости от степени </w:t>
+      </w:r>
+      <w:proofErr w:type="spellStart"/>
+      <w:r>
+        <w:rPr>
+          <w:rFonts w:ascii="Times New Roman" w:hAnsi="Times New Roman" w:cs="Times New Roman"/>
+          <w:sz w:val="28"/>
+          <w:szCs w:val="28"/>
+          <w:highlight w:val="yellow"/>
+        </w:rPr>
+        <w:t>литирования</w:t>
+      </w:r>
+      <w:proofErr w:type="spellEnd"/>
+      <w:r>
+        <w:rPr>
+          <w:rFonts w:ascii="Times New Roman" w:hAnsi="Times New Roman" w:cs="Times New Roman"/>
+          <w:sz w:val="28"/>
+          <w:szCs w:val="28"/>
+          <w:highlight w:val="yellow"/>
+        </w:rPr>
+        <w:t>/</w:t>
+      </w:r>
+      <w:proofErr w:type="spellStart"/>
+      <w:r>
+        <w:rPr>
+          <w:rFonts w:ascii="Times New Roman" w:hAnsi="Times New Roman" w:cs="Times New Roman"/>
+          <w:sz w:val="28"/>
+          <w:szCs w:val="28"/>
+          <w:highlight w:val="yellow"/>
+        </w:rPr>
+        <w:t>натрирования</w:t>
+      </w:r>
+      <w:proofErr w:type="spellEnd"/>
+      <w:r>
+        <w:rPr>
+          <w:rFonts w:ascii="Times New Roman" w:hAnsi="Times New Roman" w:cs="Times New Roman"/>
+          <w:sz w:val="28"/>
+          <w:szCs w:val="28"/>
+        </w:rPr>
+        <w:t>.</w:t>
+      </w:r>
+    </w:p>
+    <w:p>
+      <w:pPr>
+        <w:spacing w:line="360" w:lineRule="auto"/>
+        <w:ind w:firstLine="709"/>
+        <w:jc w:val="both"/>
+        <w:rPr>
+          <w:rFonts w:ascii="Times New Roman" w:hAnsi="Times New Roman" w:cs="Times New Roman"/>
+          <w:sz w:val="28"/>
+          <w:szCs w:val="28"/>
+          <w:lang w:val="en-US"/>
+        </w:rPr>
+      </w:pPr>
+    </w:p>
+    <w:p>
+      <w:pPr>
+        <w:spacing w:line="360" w:lineRule="auto"/>
+        <w:ind w:firstLine="709"/>
+        <w:jc w:val="both"/>
         <w:rPr>
           <w:rFonts w:ascii="Times New Roman" w:hAnsi="Times New Roman" w:cs="Times New Roman"/>
           <w:b/>
@@ -8061,34 +8475,3230 @@
           <w:szCs w:val="28"/>
           <w:lang w:val="en-US"/>
         </w:rPr>
+      </w:pPr>
+      <w:r>
+        <w:rPr>
+          <w:rFonts w:ascii="Times New Roman" w:hAnsi="Times New Roman" w:cs="Times New Roman"/>
+          <w:b/>
+          <w:bCs/>
+          <w:sz w:val="28"/>
+          <w:szCs w:val="28"/>
+        </w:rPr>
+        <w:t>2.3.5. Включение параметра деградации</w:t>
+      </w:r>
+      <w:r>
+        <w:rPr>
+          <w:rFonts w:ascii="Times New Roman" w:hAnsi="Times New Roman" w:cs="Times New Roman"/>
+          <w:b/>
+          <w:bCs/>
+          <w:sz w:val="28"/>
+          <w:szCs w:val="28"/>
+          <w:lang w:val="en-US"/>
+        </w:rPr>
+        <w:t xml:space="preserve"> </w:t>
+      </w:r>
+      <w:r>
+        <w:rPr>
+          <w:rFonts w:ascii="Times New Roman" w:hAnsi="Times New Roman" w:cs="Times New Roman"/>
+          <w:b/>
+          <w:bCs/>
+          <w:i/>
+          <w:iCs/>
+          <w:sz w:val="28"/>
+          <w:szCs w:val="28"/>
+          <w:lang w:val="en-US"/>
+        </w:rPr>
+        <w:t>D</w:t>
+      </w:r>
+    </w:p>
+    <w:p>
+      <w:pPr>
+        <w:spacing w:line="360" w:lineRule="auto"/>
+        <w:ind w:firstLine="709"/>
+        <w:jc w:val="both"/>
+        <w:rPr>
+          <w:rFonts w:ascii="Times New Roman" w:hAnsi="Times New Roman" w:cs="Times New Roman"/>
+          <w:sz w:val="28"/>
+          <w:szCs w:val="28"/>
+          <w:lang w:val="en-US"/>
+        </w:rPr>
+      </w:pPr>
+    </w:p>
+    <w:p>
+      <w:pPr>
+        <w:spacing w:line="360" w:lineRule="auto"/>
+        <w:ind w:firstLine="709"/>
+        <w:jc w:val="both"/>
+        <w:rPr>
+          <w:rFonts w:ascii="Times New Roman" w:hAnsi="Times New Roman" w:cs="Times New Roman"/>
+          <w:sz w:val="28"/>
+          <w:szCs w:val="28"/>
+        </w:rPr>
+      </w:pPr>
+      <w:r>
+        <w:rPr>
+          <w:rFonts w:ascii="Times New Roman" w:hAnsi="Times New Roman" w:cs="Times New Roman"/>
+          <w:sz w:val="28"/>
+          <w:szCs w:val="28"/>
+        </w:rPr>
+        <w:t>Третья управляющая переменная модели — это параметр деградации</w:t>
+      </w:r>
+      <w:r>
+        <w:rPr>
+          <w:rFonts w:ascii="Times New Roman" w:hAnsi="Times New Roman" w:cs="Times New Roman"/>
+          <w:sz w:val="28"/>
+          <w:szCs w:val="28"/>
+        </w:rPr>
+        <w:t xml:space="preserve"> </w:t>
+      </w:r>
+      <w:r>
+        <w:rPr>
+          <w:rFonts w:ascii="Times New Roman" w:hAnsi="Times New Roman" w:cs="Times New Roman"/>
+          <w:i/>
+          <w:iCs/>
+          <w:sz w:val="28"/>
+          <w:szCs w:val="28"/>
+          <w:lang w:val="en-US"/>
+        </w:rPr>
+        <w:t>D</w:t>
+      </w:r>
+      <w:r>
+        <w:rPr>
+          <w:rFonts w:ascii="Times New Roman" w:hAnsi="Times New Roman" w:cs="Times New Roman"/>
+          <w:sz w:val="28"/>
+          <w:szCs w:val="28"/>
+        </w:rPr>
+        <w:t xml:space="preserve">, </w:t>
+      </w:r>
+      <w:r>
+        <w:rPr>
+          <w:rFonts w:ascii="Times New Roman" w:hAnsi="Times New Roman" w:cs="Times New Roman"/>
+          <w:sz w:val="28"/>
+          <w:szCs w:val="28"/>
+        </w:rPr>
+        <w:t>который в дальнейшем будет подробно формализован в</w:t>
+      </w:r>
+      <w:r>
+        <w:rPr>
+          <w:rFonts w:ascii="Times New Roman" w:hAnsi="Times New Roman" w:cs="Times New Roman"/>
+          <w:sz w:val="28"/>
+          <w:szCs w:val="28"/>
+        </w:rPr>
+        <w:t xml:space="preserve"> </w:t>
+      </w:r>
+      <w:r>
+        <w:rPr>
+          <w:rFonts w:ascii="Times New Roman" w:hAnsi="Times New Roman" w:cs="Times New Roman"/>
+          <w:sz w:val="28"/>
+          <w:szCs w:val="28"/>
+        </w:rPr>
+        <w:t>разделе 2.6.</w:t>
+      </w:r>
+      <w:r>
+        <w:rPr>
+          <w:rFonts w:ascii="Times New Roman" w:hAnsi="Times New Roman" w:cs="Times New Roman"/>
+          <w:sz w:val="28"/>
+          <w:szCs w:val="28"/>
+        </w:rPr>
+        <w:t xml:space="preserve"> </w:t>
+      </w:r>
+      <w:r>
+        <w:rPr>
+          <w:rFonts w:ascii="Times New Roman" w:hAnsi="Times New Roman" w:cs="Times New Roman"/>
+          <w:sz w:val="28"/>
+          <w:szCs w:val="28"/>
+        </w:rPr>
+        <w:t>На уровне текущего раздела достаточно зафиксировать, что</w:t>
+      </w:r>
+      <w:r>
+        <w:rPr>
+          <w:rFonts w:ascii="Times New Roman" w:hAnsi="Times New Roman" w:cs="Times New Roman"/>
+          <w:sz w:val="28"/>
+          <w:szCs w:val="28"/>
+        </w:rPr>
+        <w:t xml:space="preserve"> </w:t>
+      </w:r>
+      <w:r>
+        <w:rPr>
+          <w:rFonts w:ascii="Times New Roman" w:hAnsi="Times New Roman" w:cs="Times New Roman"/>
+          <w:i/>
+          <w:iCs/>
+          <w:sz w:val="28"/>
+          <w:szCs w:val="28"/>
+          <w:lang w:val="en-US"/>
+        </w:rPr>
+        <w:t>D</w:t>
+      </w:r>
+      <w:r>
+        <w:rPr>
+          <w:rFonts w:ascii="Times New Roman" w:hAnsi="Times New Roman" w:cs="Times New Roman"/>
+          <w:sz w:val="28"/>
+          <w:szCs w:val="28"/>
+        </w:rPr>
+        <w:t xml:space="preserve"> </w:t>
+      </w:r>
+      <w:r>
+        <w:rPr>
+          <w:rFonts w:ascii="Times New Roman" w:hAnsi="Times New Roman" w:cs="Times New Roman"/>
+          <w:sz w:val="28"/>
+          <w:szCs w:val="28"/>
+        </w:rPr>
+        <w:t xml:space="preserve">представляет собой </w:t>
+      </w:r>
+      <w:r>
+        <w:rPr>
+          <w:rFonts w:ascii="Times New Roman" w:hAnsi="Times New Roman" w:cs="Times New Roman"/>
+          <w:sz w:val="28"/>
+          <w:szCs w:val="28"/>
+        </w:rPr>
+        <w:lastRenderedPageBreak/>
+        <w:t xml:space="preserve">скалярную или </w:t>
+      </w:r>
+      <w:proofErr w:type="spellStart"/>
+      <w:r>
+        <w:rPr>
+          <w:rFonts w:ascii="Times New Roman" w:hAnsi="Times New Roman" w:cs="Times New Roman"/>
+          <w:sz w:val="28"/>
+          <w:szCs w:val="28"/>
+        </w:rPr>
+        <w:t>квазискалярную</w:t>
+      </w:r>
+      <w:proofErr w:type="spellEnd"/>
+      <w:r>
+        <w:rPr>
+          <w:rFonts w:ascii="Times New Roman" w:hAnsi="Times New Roman" w:cs="Times New Roman"/>
+          <w:sz w:val="28"/>
+          <w:szCs w:val="28"/>
+        </w:rPr>
+        <w:t xml:space="preserve"> характеристику накопленного старения, влияющую на все ключевые параметры импедансной модели.</w:t>
+      </w:r>
+    </w:p>
+    <w:p>
+      <w:pPr>
+        <w:spacing w:line="360" w:lineRule="auto"/>
+        <w:ind w:firstLine="709"/>
+        <w:jc w:val="both"/>
+        <w:rPr>
+          <w:rFonts w:ascii="Times New Roman" w:hAnsi="Times New Roman" w:cs="Times New Roman"/>
+          <w:sz w:val="28"/>
+          <w:szCs w:val="28"/>
+          <w:lang w:val="en-US"/>
+        </w:rPr>
+      </w:pPr>
+      <w:r>
+        <w:rPr>
+          <w:rFonts w:ascii="Times New Roman" w:hAnsi="Times New Roman" w:cs="Times New Roman"/>
+          <w:sz w:val="28"/>
+          <w:szCs w:val="28"/>
+        </w:rPr>
+        <w:t>Наиболее естественным считается следующее представление:</w:t>
+      </w:r>
+    </w:p>
+    <w:p>
+      <w:pPr>
+        <w:spacing w:line="360" w:lineRule="auto"/>
+        <w:ind w:firstLine="709"/>
+        <w:jc w:val="both"/>
+        <w:rPr>
+          <w:rFonts w:ascii="Times New Roman" w:hAnsi="Times New Roman" w:cs="Times New Roman"/>
+          <w:sz w:val="28"/>
+          <w:szCs w:val="28"/>
+          <w:lang w:val="en-US"/>
+        </w:rPr>
+      </w:pPr>
+      <w:r>
+        <w:rPr>
+          <w:rFonts w:ascii="Times New Roman" w:hAnsi="Times New Roman" w:cs="Times New Roman"/>
+          <w:position w:val="-14"/>
+          <w:sz w:val="28"/>
+          <w:szCs w:val="28"/>
+          <w:lang w:val="en-US"/>
+        </w:rPr>
+        <w:object w:dxaOrig="3920" w:dyaOrig="400" w14:anchorId="3E2AAB3D">
+          <v:shape id="_x0000_i1067" type="#_x0000_t75" style="width:195.95pt;height:20.05pt" o:ole="">
+            <v:imagedata r:id="rId85" o:title=""/>
+          </v:shape>
+          <o:OLEObject Type="Embed" ProgID="Equation.DSMT4" ShapeID="_x0000_i1067" DrawAspect="Content" ObjectID="_1836465181" r:id="rId86"/>
+        </w:object>
+      </w:r>
+      <w:r>
+        <w:rPr>
+          <w:rFonts w:ascii="Times New Roman" w:hAnsi="Times New Roman" w:cs="Times New Roman"/>
+          <w:sz w:val="28"/>
+          <w:szCs w:val="28"/>
+          <w:lang w:val="en-US"/>
+        </w:rPr>
+        <w:t>,</w:t>
+      </w:r>
+    </w:p>
+    <w:p>
+      <w:pPr>
+        <w:spacing w:line="360" w:lineRule="auto"/>
+        <w:ind w:firstLine="709"/>
+        <w:jc w:val="both"/>
+        <w:rPr>
+          <w:rFonts w:ascii="Times New Roman" w:hAnsi="Times New Roman" w:cs="Times New Roman"/>
+          <w:sz w:val="28"/>
+          <w:szCs w:val="28"/>
+          <w:lang w:val="en-US"/>
+        </w:rPr>
+      </w:pPr>
+      <w:r>
+        <w:rPr>
+          <w:rFonts w:ascii="Times New Roman" w:hAnsi="Times New Roman" w:cs="Times New Roman"/>
+          <w:position w:val="-14"/>
+          <w:sz w:val="28"/>
+          <w:szCs w:val="28"/>
+          <w:lang w:val="en-US"/>
+        </w:rPr>
+        <w:object w:dxaOrig="3920" w:dyaOrig="400" w14:anchorId="3DDA097F">
+          <v:shape id="_x0000_i1072" type="#_x0000_t75" style="width:195.95pt;height:20.05pt" o:ole="">
+            <v:imagedata r:id="rId87" o:title=""/>
+          </v:shape>
+          <o:OLEObject Type="Embed" ProgID="Equation.DSMT4" ShapeID="_x0000_i1072" DrawAspect="Content" ObjectID="_1836465182" r:id="rId88"/>
+        </w:object>
+      </w:r>
+      <w:r>
+        <w:rPr>
+          <w:rFonts w:ascii="Times New Roman" w:hAnsi="Times New Roman" w:cs="Times New Roman"/>
+          <w:sz w:val="28"/>
+          <w:szCs w:val="28"/>
+          <w:lang w:val="en-US"/>
+        </w:rPr>
+        <w:t>,</w:t>
+      </w:r>
+    </w:p>
+    <w:p>
+      <w:pPr>
+        <w:spacing w:line="360" w:lineRule="auto"/>
+        <w:ind w:firstLine="709"/>
+        <w:jc w:val="both"/>
+        <w:rPr>
+          <w:rFonts w:ascii="Times New Roman" w:hAnsi="Times New Roman" w:cs="Times New Roman"/>
+          <w:sz w:val="28"/>
+          <w:szCs w:val="28"/>
+          <w:lang w:val="en-US"/>
+        </w:rPr>
+      </w:pPr>
+      <w:r>
+        <w:rPr>
+          <w:rFonts w:ascii="Times New Roman" w:hAnsi="Times New Roman" w:cs="Times New Roman"/>
+          <w:position w:val="-14"/>
+          <w:sz w:val="28"/>
+          <w:szCs w:val="28"/>
+          <w:lang w:val="en-US"/>
+        </w:rPr>
+        <w:object w:dxaOrig="3920" w:dyaOrig="400" w14:anchorId="1C1E0F56">
+          <v:shape id="_x0000_i1074" type="#_x0000_t75" style="width:195.95pt;height:20.05pt" o:ole="">
+            <v:imagedata r:id="rId89" o:title=""/>
+          </v:shape>
+          <o:OLEObject Type="Embed" ProgID="Equation.DSMT4" ShapeID="_x0000_i1074" DrawAspect="Content" ObjectID="_1836465183" r:id="rId90"/>
+        </w:object>
+      </w:r>
+      <w:r>
+        <w:rPr>
+          <w:rFonts w:ascii="Times New Roman" w:hAnsi="Times New Roman" w:cs="Times New Roman"/>
+          <w:sz w:val="28"/>
+          <w:szCs w:val="28"/>
+          <w:lang w:val="en-US"/>
+        </w:rPr>
+        <w:t>,</w:t>
+      </w:r>
+    </w:p>
+    <w:p>
+      <w:pPr>
+        <w:spacing w:line="360" w:lineRule="auto"/>
+        <w:ind w:firstLine="709"/>
+        <w:jc w:val="both"/>
+        <w:rPr>
+          <w:rFonts w:ascii="Times New Roman" w:hAnsi="Times New Roman" w:cs="Times New Roman"/>
+          <w:sz w:val="28"/>
+          <w:szCs w:val="28"/>
+          <w:lang w:val="en-US"/>
+        </w:rPr>
+      </w:pPr>
+      <w:r>
+        <w:rPr>
+          <w:rFonts w:ascii="Times New Roman" w:hAnsi="Times New Roman" w:cs="Times New Roman"/>
+          <w:position w:val="-14"/>
+          <w:sz w:val="28"/>
+          <w:szCs w:val="28"/>
+          <w:lang w:val="en-US"/>
+        </w:rPr>
+        <w:object w:dxaOrig="3680" w:dyaOrig="400" w14:anchorId="4BEE8BB0">
+          <v:shape id="_x0000_i1076" type="#_x0000_t75" style="width:184.05pt;height:20.05pt" o:ole="">
+            <v:imagedata r:id="rId91" o:title=""/>
+          </v:shape>
+          <o:OLEObject Type="Embed" ProgID="Equation.DSMT4" ShapeID="_x0000_i1076" DrawAspect="Content" ObjectID="_1836465184" r:id="rId92"/>
+        </w:object>
+      </w:r>
+      <w:r>
+        <w:rPr>
+          <w:rFonts w:ascii="Times New Roman" w:hAnsi="Times New Roman" w:cs="Times New Roman"/>
+          <w:sz w:val="28"/>
+          <w:szCs w:val="28"/>
+          <w:lang w:val="en-US"/>
+        </w:rPr>
+        <w:t>,</w:t>
+      </w:r>
+    </w:p>
+    <w:p>
+      <w:pPr>
+        <w:spacing w:line="360" w:lineRule="auto"/>
+        <w:ind w:firstLine="709"/>
+        <w:jc w:val="both"/>
+        <w:rPr>
+          <w:rFonts w:ascii="Times New Roman" w:hAnsi="Times New Roman" w:cs="Times New Roman"/>
+          <w:sz w:val="28"/>
+          <w:szCs w:val="28"/>
+          <w:lang w:val="en-US"/>
+        </w:rPr>
+      </w:pPr>
+      <w:r>
+        <w:rPr>
+          <w:rFonts w:ascii="Times New Roman" w:hAnsi="Times New Roman" w:cs="Times New Roman"/>
+          <w:sz w:val="28"/>
+          <w:szCs w:val="28"/>
+        </w:rPr>
+        <w:t xml:space="preserve">Где функция </w:t>
+      </w:r>
+      <w:proofErr w:type="spellStart"/>
+      <w:r>
+        <w:rPr>
+          <w:rFonts w:ascii="Times New Roman" w:hAnsi="Times New Roman" w:cs="Times New Roman"/>
+          <w:sz w:val="28"/>
+          <w:szCs w:val="28"/>
+          <w:lang w:val="en-US"/>
+        </w:rPr>
+        <w:t>Γ</w:t>
+      </w:r>
+      <w:r>
+        <w:rPr>
+          <w:rFonts w:ascii="Times New Roman" w:hAnsi="Times New Roman" w:cs="Times New Roman"/>
+          <w:sz w:val="28"/>
+          <w:szCs w:val="28"/>
+          <w:vertAlign w:val="subscript"/>
+          <w:lang w:val="en-US"/>
+        </w:rPr>
+        <w:t>i</w:t>
+      </w:r>
+      <w:proofErr w:type="spellEnd"/>
+      <w:r>
+        <w:rPr>
+          <w:rFonts w:ascii="Times New Roman" w:hAnsi="Times New Roman" w:cs="Times New Roman"/>
+          <w:sz w:val="28"/>
+          <w:szCs w:val="28"/>
+        </w:rPr>
+        <w:t>(</w:t>
+      </w:r>
+      <w:r>
+        <w:rPr>
+          <w:rFonts w:ascii="Times New Roman" w:hAnsi="Times New Roman" w:cs="Times New Roman"/>
+          <w:sz w:val="28"/>
+          <w:szCs w:val="28"/>
+          <w:lang w:val="en-US"/>
+        </w:rPr>
+        <w:t>D</w:t>
+      </w:r>
+      <w:r>
+        <w:rPr>
+          <w:rFonts w:ascii="Times New Roman" w:hAnsi="Times New Roman" w:cs="Times New Roman"/>
+          <w:sz w:val="28"/>
+          <w:szCs w:val="28"/>
+        </w:rPr>
+        <w:t xml:space="preserve">) </w:t>
+      </w:r>
+      <w:r>
+        <w:rPr>
+          <w:rFonts w:ascii="Times New Roman" w:hAnsi="Times New Roman" w:cs="Times New Roman"/>
+          <w:sz w:val="28"/>
+          <w:szCs w:val="28"/>
+        </w:rPr>
+        <w:t xml:space="preserve">описывают </w:t>
+      </w:r>
+      <w:proofErr w:type="spellStart"/>
+      <w:r>
+        <w:rPr>
+          <w:rFonts w:ascii="Times New Roman" w:hAnsi="Times New Roman" w:cs="Times New Roman"/>
+          <w:sz w:val="28"/>
+          <w:szCs w:val="28"/>
+        </w:rPr>
+        <w:t>деградационный</w:t>
+      </w:r>
+      <w:proofErr w:type="spellEnd"/>
+      <w:r>
+        <w:rPr>
+          <w:rFonts w:ascii="Times New Roman" w:hAnsi="Times New Roman" w:cs="Times New Roman"/>
+          <w:sz w:val="28"/>
+          <w:szCs w:val="28"/>
+        </w:rPr>
+        <w:t xml:space="preserve"> дрейф параметров.</w:t>
+      </w:r>
+    </w:p>
+    <w:p>
+      <w:pPr>
+        <w:spacing w:line="360" w:lineRule="auto"/>
+        <w:ind w:firstLine="709"/>
+        <w:jc w:val="both"/>
+        <w:rPr>
+          <w:rFonts w:ascii="Times New Roman" w:hAnsi="Times New Roman" w:cs="Times New Roman"/>
+          <w:sz w:val="28"/>
+          <w:szCs w:val="28"/>
+          <w:lang w:val="en-US"/>
+        </w:rPr>
+      </w:pPr>
+      <w:r>
+        <w:rPr>
+          <w:rFonts w:ascii="Times New Roman" w:hAnsi="Times New Roman" w:cs="Times New Roman"/>
+          <w:sz w:val="28"/>
+          <w:szCs w:val="28"/>
+        </w:rPr>
+        <w:t>В простейшем аналитическом приближении принимается:</w:t>
+      </w:r>
+    </w:p>
+    <w:p>
+      <w:pPr>
+        <w:spacing w:line="360" w:lineRule="auto"/>
+        <w:ind w:firstLine="709"/>
+        <w:jc w:val="both"/>
+        <w:rPr>
+          <w:rFonts w:ascii="Times New Roman" w:hAnsi="Times New Roman" w:cs="Times New Roman"/>
+          <w:sz w:val="28"/>
+          <w:szCs w:val="28"/>
+          <w:lang w:val="en-US"/>
+        </w:rPr>
+      </w:pPr>
+      <w:r>
+        <w:rPr>
+          <w:rFonts w:ascii="Times New Roman" w:hAnsi="Times New Roman" w:cs="Times New Roman"/>
+          <w:position w:val="-14"/>
+          <w:sz w:val="28"/>
+          <w:szCs w:val="28"/>
+          <w:lang w:val="en-US"/>
+        </w:rPr>
+        <w:object w:dxaOrig="1700" w:dyaOrig="400" w14:anchorId="00366BD7">
+          <v:shape id="_x0000_i1079" type="#_x0000_t75" style="width:85.15pt;height:20.05pt" o:ole="">
+            <v:imagedata r:id="rId93" o:title=""/>
+          </v:shape>
+          <o:OLEObject Type="Embed" ProgID="Equation.DSMT4" ShapeID="_x0000_i1079" DrawAspect="Content" ObjectID="_1836465185" r:id="rId94"/>
+        </w:object>
+      </w:r>
+      <w:r>
+        <w:rPr>
+          <w:rFonts w:ascii="Times New Roman" w:hAnsi="Times New Roman" w:cs="Times New Roman"/>
+          <w:sz w:val="28"/>
+          <w:szCs w:val="28"/>
+          <w:lang w:val="en-US"/>
+        </w:rPr>
+        <w:t>,</w:t>
+      </w:r>
+    </w:p>
+    <w:p>
+      <w:pPr>
+        <w:spacing w:line="360" w:lineRule="auto"/>
+        <w:ind w:firstLine="709"/>
+        <w:jc w:val="both"/>
+        <w:rPr>
+          <w:rFonts w:ascii="Times New Roman" w:hAnsi="Times New Roman" w:cs="Times New Roman"/>
+          <w:sz w:val="28"/>
+          <w:szCs w:val="28"/>
+          <w:lang w:val="en-US"/>
+        </w:rPr>
+      </w:pPr>
+      <w:r>
+        <w:rPr>
+          <w:rFonts w:ascii="Times New Roman" w:hAnsi="Times New Roman" w:cs="Times New Roman"/>
+          <w:position w:val="-14"/>
+          <w:sz w:val="28"/>
+          <w:szCs w:val="28"/>
+          <w:lang w:val="en-US"/>
+        </w:rPr>
+        <w:object w:dxaOrig="1700" w:dyaOrig="400" w14:anchorId="5B5BF15C">
+          <v:shape id="_x0000_i1084" type="#_x0000_t75" style="width:85.15pt;height:20.05pt" o:ole="">
+            <v:imagedata r:id="rId95" o:title=""/>
+          </v:shape>
+          <o:OLEObject Type="Embed" ProgID="Equation.DSMT4" ShapeID="_x0000_i1084" DrawAspect="Content" ObjectID="_1836465186" r:id="rId96"/>
+        </w:object>
+      </w:r>
+      <w:r>
+        <w:rPr>
+          <w:rFonts w:ascii="Times New Roman" w:hAnsi="Times New Roman" w:cs="Times New Roman"/>
+          <w:sz w:val="28"/>
+          <w:szCs w:val="28"/>
+          <w:lang w:val="en-US"/>
+        </w:rPr>
+        <w:t>,</w:t>
+      </w:r>
+    </w:p>
+    <w:p>
+      <w:pPr>
+        <w:spacing w:line="360" w:lineRule="auto"/>
+        <w:ind w:firstLine="709"/>
+        <w:jc w:val="both"/>
+        <w:rPr>
+          <w:rFonts w:ascii="Times New Roman" w:hAnsi="Times New Roman" w:cs="Times New Roman"/>
+          <w:sz w:val="28"/>
+          <w:szCs w:val="28"/>
+          <w:lang w:val="en-US"/>
+        </w:rPr>
+      </w:pPr>
+      <w:r>
+        <w:rPr>
+          <w:rFonts w:ascii="Times New Roman" w:hAnsi="Times New Roman" w:cs="Times New Roman"/>
+          <w:position w:val="-14"/>
+          <w:sz w:val="28"/>
+          <w:szCs w:val="28"/>
+          <w:lang w:val="en-US"/>
+        </w:rPr>
+        <w:object w:dxaOrig="1680" w:dyaOrig="400" w14:anchorId="515407AC">
+          <v:shape id="_x0000_i1086" type="#_x0000_t75" style="width:83.9pt;height:20.05pt" o:ole="">
+            <v:imagedata r:id="rId97" o:title=""/>
+          </v:shape>
+          <o:OLEObject Type="Embed" ProgID="Equation.DSMT4" ShapeID="_x0000_i1086" DrawAspect="Content" ObjectID="_1836465187" r:id="rId98"/>
+        </w:object>
+      </w:r>
+      <w:r>
+        <w:rPr>
+          <w:rFonts w:ascii="Times New Roman" w:hAnsi="Times New Roman" w:cs="Times New Roman"/>
+          <w:sz w:val="28"/>
+          <w:szCs w:val="28"/>
+          <w:lang w:val="en-US"/>
+        </w:rPr>
+        <w:t>,</w:t>
+      </w:r>
+    </w:p>
+    <w:p>
+      <w:pPr>
+        <w:spacing w:line="360" w:lineRule="auto"/>
+        <w:ind w:firstLine="709"/>
+        <w:jc w:val="both"/>
+        <w:rPr>
+          <w:rFonts w:ascii="Times New Roman" w:hAnsi="Times New Roman" w:cs="Times New Roman"/>
+          <w:sz w:val="28"/>
+          <w:szCs w:val="28"/>
+          <w:lang w:val="en-US"/>
+        </w:rPr>
+      </w:pPr>
+      <w:r>
+        <w:rPr>
+          <w:rFonts w:ascii="Times New Roman" w:hAnsi="Times New Roman" w:cs="Times New Roman"/>
+          <w:position w:val="-14"/>
+          <w:sz w:val="28"/>
+          <w:szCs w:val="28"/>
+          <w:lang w:val="en-US"/>
+        </w:rPr>
+        <w:object w:dxaOrig="1680" w:dyaOrig="400" w14:anchorId="59F09E82">
+          <v:shape id="_x0000_i1088" type="#_x0000_t75" style="width:83.9pt;height:20.05pt" o:ole="">
+            <v:imagedata r:id="rId99" o:title=""/>
+          </v:shape>
+          <o:OLEObject Type="Embed" ProgID="Equation.DSMT4" ShapeID="_x0000_i1088" DrawAspect="Content" ObjectID="_1836465188" r:id="rId100"/>
+        </w:object>
+      </w:r>
+      <w:r>
+        <w:rPr>
+          <w:rFonts w:ascii="Times New Roman" w:hAnsi="Times New Roman" w:cs="Times New Roman"/>
+          <w:sz w:val="28"/>
+          <w:szCs w:val="28"/>
+          <w:lang w:val="en-US"/>
+        </w:rPr>
+        <w:t>.</w:t>
+      </w:r>
+    </w:p>
+    <w:p>
+      <w:pPr>
+        <w:spacing w:line="360" w:lineRule="auto"/>
+        <w:ind w:firstLine="709"/>
+        <w:jc w:val="both"/>
+        <w:rPr>
+          <w:rFonts w:ascii="Times New Roman" w:hAnsi="Times New Roman" w:cs="Times New Roman"/>
+          <w:sz w:val="28"/>
+          <w:szCs w:val="28"/>
+          <w:lang w:val="en-US"/>
+        </w:rPr>
+      </w:pPr>
+      <w:r>
+        <w:rPr>
+          <w:rFonts w:ascii="Times New Roman" w:hAnsi="Times New Roman" w:cs="Times New Roman"/>
+          <w:sz w:val="28"/>
+          <w:szCs w:val="28"/>
+        </w:rPr>
+        <w:t>Здесь отражены физические ожидания:</w:t>
+      </w:r>
+    </w:p>
+    <w:p>
+      <w:pPr>
+        <w:spacing w:line="360" w:lineRule="auto"/>
+        <w:ind w:firstLine="709"/>
+        <w:jc w:val="both"/>
+        <w:rPr>
+          <w:rFonts w:ascii="Times New Roman" w:hAnsi="Times New Roman" w:cs="Times New Roman"/>
+          <w:sz w:val="28"/>
+          <w:szCs w:val="28"/>
+        </w:rPr>
+      </w:pPr>
+      <w:r>
+        <w:rPr>
+          <w:rFonts w:ascii="Times New Roman" w:hAnsi="Times New Roman" w:cs="Times New Roman"/>
+          <w:sz w:val="28"/>
+          <w:szCs w:val="28"/>
+        </w:rPr>
+        <w:t>Р</w:t>
+      </w:r>
+      <w:r>
+        <w:rPr>
+          <w:rFonts w:ascii="Times New Roman" w:hAnsi="Times New Roman" w:cs="Times New Roman"/>
+          <w:sz w:val="28"/>
+          <w:szCs w:val="28"/>
+        </w:rPr>
+        <w:t>ост</w:t>
+      </w:r>
+      <w:r>
+        <w:rPr>
+          <w:rFonts w:ascii="Times New Roman" w:hAnsi="Times New Roman" w:cs="Times New Roman"/>
+          <w:sz w:val="28"/>
+          <w:szCs w:val="28"/>
+        </w:rPr>
+        <w:t xml:space="preserve"> </w:t>
+      </w:r>
+      <w:r>
+        <w:rPr>
+          <w:rFonts w:ascii="Times New Roman" w:hAnsi="Times New Roman" w:cs="Times New Roman"/>
+          <w:sz w:val="28"/>
+          <w:szCs w:val="28"/>
+          <w:lang w:val="en-US"/>
+        </w:rPr>
+        <w:t>D</w:t>
+      </w:r>
+      <w:r>
+        <w:rPr>
+          <w:rFonts w:ascii="Times New Roman" w:hAnsi="Times New Roman" w:cs="Times New Roman"/>
+          <w:sz w:val="28"/>
+          <w:szCs w:val="28"/>
+        </w:rPr>
+        <w:t xml:space="preserve"> </w:t>
+      </w:r>
+      <w:r>
+        <w:rPr>
+          <w:rFonts w:ascii="Times New Roman" w:hAnsi="Times New Roman" w:cs="Times New Roman"/>
+          <w:sz w:val="28"/>
+          <w:szCs w:val="28"/>
+        </w:rPr>
+        <w:t>приводит к увеличению</w:t>
+      </w:r>
+      <w:r>
+        <w:rPr>
+          <w:rFonts w:ascii="Times New Roman" w:hAnsi="Times New Roman" w:cs="Times New Roman"/>
+          <w:sz w:val="28"/>
+          <w:szCs w:val="28"/>
+        </w:rPr>
+        <w:t xml:space="preserve"> </w:t>
+      </w:r>
+      <w:proofErr w:type="spellStart"/>
+      <w:r>
+        <w:rPr>
+          <w:rFonts w:ascii="Times New Roman" w:hAnsi="Times New Roman" w:cs="Times New Roman"/>
+          <w:i/>
+          <w:iCs/>
+          <w:sz w:val="28"/>
+          <w:szCs w:val="28"/>
+          <w:lang w:val="en-US"/>
+        </w:rPr>
+        <w:t>R</w:t>
+      </w:r>
+      <w:r>
+        <w:rPr>
+          <w:rFonts w:ascii="Times New Roman" w:hAnsi="Times New Roman" w:cs="Times New Roman"/>
+          <w:i/>
+          <w:iCs/>
+          <w:sz w:val="28"/>
+          <w:szCs w:val="28"/>
+          <w:vertAlign w:val="subscript"/>
+          <w:lang w:val="en-US"/>
+        </w:rPr>
+        <w:t>ct</w:t>
+      </w:r>
+      <w:proofErr w:type="spellEnd"/>
+      <w:r>
+        <w:rPr>
+          <w:rFonts w:ascii="Times New Roman" w:hAnsi="Times New Roman" w:cs="Times New Roman"/>
+          <w:sz w:val="28"/>
+          <w:szCs w:val="28"/>
+        </w:rPr>
+        <w:t xml:space="preserve"> </w:t>
+      </w:r>
+      <w:r>
+        <w:rPr>
+          <w:rFonts w:ascii="Times New Roman" w:hAnsi="Times New Roman" w:cs="Times New Roman"/>
+          <w:sz w:val="28"/>
+          <w:szCs w:val="28"/>
+        </w:rPr>
+        <w:t>и</w:t>
+      </w:r>
+      <w:r>
+        <w:rPr>
+          <w:rFonts w:ascii="Times New Roman" w:hAnsi="Times New Roman" w:cs="Times New Roman"/>
+          <w:sz w:val="28"/>
+          <w:szCs w:val="28"/>
+        </w:rPr>
+        <w:t xml:space="preserve"> </w:t>
+      </w:r>
+      <w:r>
+        <w:rPr>
+          <w:rFonts w:ascii="Times New Roman" w:hAnsi="Times New Roman" w:cs="Times New Roman"/>
+          <w:i/>
+          <w:iCs/>
+          <w:sz w:val="28"/>
+          <w:szCs w:val="28"/>
+          <w:lang w:val="en-US"/>
+        </w:rPr>
+        <w:t>R</w:t>
+      </w:r>
+      <w:r>
+        <w:rPr>
+          <w:rFonts w:ascii="Times New Roman" w:hAnsi="Times New Roman" w:cs="Times New Roman"/>
+          <w:i/>
+          <w:iCs/>
+          <w:sz w:val="28"/>
+          <w:szCs w:val="28"/>
+          <w:vertAlign w:val="subscript"/>
+          <w:lang w:val="en-US"/>
+        </w:rPr>
+        <w:t>Ω</w:t>
+      </w:r>
+      <w:r>
+        <w:rPr>
+          <w:rFonts w:ascii="Times New Roman" w:hAnsi="Times New Roman" w:cs="Times New Roman"/>
+          <w:sz w:val="28"/>
+          <w:szCs w:val="28"/>
+        </w:rPr>
+        <w:t>, уменьшению</w:t>
+      </w:r>
+      <w:r>
+        <w:rPr>
+          <w:rFonts w:ascii="Times New Roman" w:hAnsi="Times New Roman" w:cs="Times New Roman"/>
+          <w:sz w:val="28"/>
+          <w:szCs w:val="28"/>
+        </w:rPr>
+        <w:t xml:space="preserve"> </w:t>
+      </w:r>
+      <w:proofErr w:type="spellStart"/>
+      <w:r>
+        <w:rPr>
+          <w:rFonts w:ascii="Times New Roman" w:hAnsi="Times New Roman" w:cs="Times New Roman"/>
+          <w:i/>
+          <w:iCs/>
+          <w:sz w:val="28"/>
+          <w:szCs w:val="28"/>
+          <w:lang w:val="en-US"/>
+        </w:rPr>
+        <w:t>C</w:t>
+      </w:r>
+      <w:r>
+        <w:rPr>
+          <w:rFonts w:ascii="Times New Roman" w:hAnsi="Times New Roman" w:cs="Times New Roman"/>
+          <w:i/>
+          <w:iCs/>
+          <w:sz w:val="28"/>
+          <w:szCs w:val="28"/>
+          <w:vertAlign w:val="subscript"/>
+          <w:lang w:val="en-US"/>
+        </w:rPr>
+        <w:t>dl</w:t>
+      </w:r>
+      <w:proofErr w:type="spellEnd"/>
+      <w:r>
+        <w:rPr>
+          <w:rFonts w:ascii="Times New Roman" w:hAnsi="Times New Roman" w:cs="Times New Roman"/>
+          <w:sz w:val="28"/>
+          <w:szCs w:val="28"/>
+        </w:rPr>
+        <w:t xml:space="preserve"> </w:t>
+      </w:r>
+      <w:r>
+        <w:rPr>
+          <w:rFonts w:ascii="Times New Roman" w:hAnsi="Times New Roman" w:cs="Times New Roman"/>
+          <w:sz w:val="28"/>
+          <w:szCs w:val="28"/>
+        </w:rPr>
+        <w:t>и усилению диффузионной поляризации.</w:t>
+      </w:r>
+    </w:p>
+    <w:p>
+      <w:pPr>
+        <w:spacing w:line="360" w:lineRule="auto"/>
+        <w:ind w:firstLine="709"/>
+        <w:jc w:val="both"/>
+        <w:rPr>
+          <w:rFonts w:ascii="Times New Roman" w:hAnsi="Times New Roman" w:cs="Times New Roman"/>
+          <w:sz w:val="28"/>
+          <w:szCs w:val="28"/>
+          <w:lang w:val="en-US"/>
+        </w:rPr>
+      </w:pPr>
+    </w:p>
+    <w:p>
+      <w:pPr>
+        <w:spacing w:line="360" w:lineRule="auto"/>
+        <w:ind w:firstLine="709"/>
+        <w:jc w:val="both"/>
+        <w:rPr>
+          <w:rFonts w:ascii="Times New Roman" w:hAnsi="Times New Roman" w:cs="Times New Roman"/>
+          <w:b/>
+          <w:bCs/>
+          <w:sz w:val="28"/>
+          <w:szCs w:val="28"/>
+          <w:lang w:val="en-US"/>
+        </w:rPr>
+      </w:pPr>
+      <w:r>
+        <w:rPr>
+          <w:rFonts w:ascii="Times New Roman" w:hAnsi="Times New Roman" w:cs="Times New Roman"/>
+          <w:b/>
+          <w:bCs/>
+          <w:sz w:val="28"/>
+          <w:szCs w:val="28"/>
+        </w:rPr>
+        <w:t>2.3.6. Полная параметрическая форма модели</w:t>
+      </w:r>
+    </w:p>
+    <w:p>
+      <w:pPr>
+        <w:spacing w:line="360" w:lineRule="auto"/>
+        <w:ind w:firstLine="709"/>
+        <w:jc w:val="both"/>
+        <w:rPr>
+          <w:rFonts w:ascii="Times New Roman" w:hAnsi="Times New Roman" w:cs="Times New Roman"/>
+          <w:sz w:val="28"/>
+          <w:szCs w:val="28"/>
+          <w:lang w:val="en-US"/>
+        </w:rPr>
+      </w:pPr>
+    </w:p>
+    <w:p>
+      <w:pPr>
+        <w:spacing w:line="360" w:lineRule="auto"/>
+        <w:ind w:firstLine="709"/>
+        <w:jc w:val="both"/>
+        <w:rPr>
+          <w:rFonts w:ascii="Times New Roman" w:hAnsi="Times New Roman" w:cs="Times New Roman"/>
+          <w:sz w:val="28"/>
+          <w:szCs w:val="28"/>
+          <w:lang w:val="en-US"/>
+        </w:rPr>
+      </w:pPr>
+      <w:r>
+        <w:rPr>
+          <w:rFonts w:ascii="Times New Roman" w:hAnsi="Times New Roman" w:cs="Times New Roman"/>
+          <w:sz w:val="28"/>
+          <w:szCs w:val="28"/>
+        </w:rPr>
+        <w:t xml:space="preserve">Объединяя температурную, зарядную и </w:t>
+      </w:r>
+      <w:proofErr w:type="spellStart"/>
+      <w:r>
+        <w:rPr>
+          <w:rFonts w:ascii="Times New Roman" w:hAnsi="Times New Roman" w:cs="Times New Roman"/>
+          <w:sz w:val="28"/>
+          <w:szCs w:val="28"/>
+        </w:rPr>
+        <w:t>деградационную</w:t>
+      </w:r>
+      <w:proofErr w:type="spellEnd"/>
+      <w:r>
+        <w:rPr>
+          <w:rFonts w:ascii="Times New Roman" w:hAnsi="Times New Roman" w:cs="Times New Roman"/>
+          <w:sz w:val="28"/>
+          <w:szCs w:val="28"/>
+        </w:rPr>
+        <w:t xml:space="preserve"> параметризацию, получаем итоговое представление:</w:t>
+      </w:r>
+    </w:p>
+    <w:p>
+      <w:pPr>
+        <w:spacing w:line="360" w:lineRule="auto"/>
+        <w:ind w:firstLine="709"/>
+        <w:jc w:val="both"/>
+        <w:rPr>
+          <w:rFonts w:ascii="Times New Roman" w:hAnsi="Times New Roman" w:cs="Times New Roman"/>
+          <w:sz w:val="28"/>
+          <w:szCs w:val="28"/>
+          <w:lang w:val="en-US"/>
+        </w:rPr>
+      </w:pPr>
+    </w:p>
+    <w:p>
+      <w:pPr>
+        <w:spacing w:line="360" w:lineRule="auto"/>
+        <w:ind w:firstLine="709"/>
+        <w:jc w:val="both"/>
+        <w:rPr>
+          <w:rFonts w:ascii="Times New Roman" w:hAnsi="Times New Roman" w:cs="Times New Roman"/>
+          <w:sz w:val="28"/>
+          <w:szCs w:val="28"/>
+          <w:lang w:val="en-US"/>
+        </w:rPr>
+      </w:pPr>
+      <w:r>
+        <w:rPr>
+          <w:rFonts w:ascii="Times New Roman" w:hAnsi="Times New Roman" w:cs="Times New Roman"/>
+          <w:position w:val="-32"/>
+          <w:sz w:val="28"/>
+          <w:szCs w:val="28"/>
+          <w:lang w:val="en-US"/>
+        </w:rPr>
+        <w:object w:dxaOrig="8919" w:dyaOrig="740" w14:anchorId="4B31EFFE">
+          <v:shape id="_x0000_i1093" type="#_x0000_t75" style="width:445.75pt;height:36.95pt" o:ole="">
+            <v:imagedata r:id="rId101" o:title=""/>
+          </v:shape>
+          <o:OLEObject Type="Embed" ProgID="Equation.DSMT4" ShapeID="_x0000_i1093" DrawAspect="Content" ObjectID="_1836465189" r:id="rId102"/>
+        </w:object>
+      </w:r>
+    </w:p>
+    <w:p>
+      <w:pPr>
+        <w:spacing w:line="360" w:lineRule="auto"/>
+        <w:ind w:firstLine="709"/>
+        <w:jc w:val="both"/>
+        <w:rPr>
+          <w:rFonts w:ascii="Times New Roman" w:hAnsi="Times New Roman" w:cs="Times New Roman"/>
+          <w:sz w:val="28"/>
+          <w:szCs w:val="28"/>
+          <w:lang w:val="en-US"/>
+        </w:rPr>
+      </w:pPr>
+    </w:p>
+    <w:p>
+      <w:pPr>
+        <w:spacing w:line="360" w:lineRule="auto"/>
+        <w:ind w:firstLine="709"/>
+        <w:jc w:val="both"/>
+        <w:rPr>
+          <w:rFonts w:ascii="Times New Roman" w:hAnsi="Times New Roman" w:cs="Times New Roman"/>
+          <w:sz w:val="28"/>
+          <w:szCs w:val="28"/>
+          <w:lang w:val="en-US"/>
+        </w:rPr>
+      </w:pPr>
+      <w:r>
+        <w:rPr>
+          <w:rFonts w:ascii="Times New Roman" w:hAnsi="Times New Roman" w:cs="Times New Roman"/>
+          <w:sz w:val="28"/>
+          <w:szCs w:val="28"/>
+        </w:rPr>
+        <w:t>Эта формула является центральным результатом раздела 2.3. Она задаёт не просто частотную характеристику, а параметрическое семейство спектров, описывающее поведение батареи в пространстве состояний</w:t>
+      </w:r>
+      <w:r>
+        <w:rPr>
+          <w:rFonts w:ascii="Times New Roman" w:hAnsi="Times New Roman" w:cs="Times New Roman"/>
+          <w:sz w:val="28"/>
+          <w:szCs w:val="28"/>
+        </w:rPr>
+        <w:t xml:space="preserve"> </w:t>
+      </w:r>
+      <w:r>
+        <w:rPr>
+          <w:rFonts w:ascii="Times New Roman" w:hAnsi="Times New Roman" w:cs="Times New Roman"/>
+          <w:i/>
+          <w:iCs/>
+          <w:sz w:val="28"/>
+          <w:szCs w:val="28"/>
+        </w:rPr>
+        <w:t>(</w:t>
+      </w:r>
+      <w:proofErr w:type="gramStart"/>
+      <w:r>
+        <w:rPr>
+          <w:rFonts w:ascii="Times New Roman" w:hAnsi="Times New Roman" w:cs="Times New Roman"/>
+          <w:i/>
+          <w:iCs/>
+          <w:sz w:val="28"/>
+          <w:szCs w:val="28"/>
+          <w:lang w:val="en-US"/>
+        </w:rPr>
+        <w:t>T</w:t>
+      </w:r>
+      <w:r>
+        <w:rPr>
+          <w:rFonts w:ascii="Times New Roman" w:hAnsi="Times New Roman" w:cs="Times New Roman"/>
+          <w:i/>
+          <w:iCs/>
+          <w:sz w:val="28"/>
+          <w:szCs w:val="28"/>
+        </w:rPr>
+        <w:t>,</w:t>
+      </w:r>
+      <w:r>
+        <w:rPr>
+          <w:rFonts w:ascii="Times New Roman" w:hAnsi="Times New Roman" w:cs="Times New Roman"/>
+          <w:i/>
+          <w:iCs/>
+          <w:sz w:val="28"/>
+          <w:szCs w:val="28"/>
+          <w:lang w:val="en-US"/>
+        </w:rPr>
         <w:t>SOC</w:t>
       </w:r>
-    </w:p>
-    <w:p>
-      <w:pPr>
-        <w:spacing w:line="360" w:lineRule="auto"/>
-        <w:ind w:firstLine="709"/>
-        <w:jc w:val="both"/>
-        <w:rPr>
-          <w:rFonts w:ascii="Times New Roman" w:hAnsi="Times New Roman" w:cs="Times New Roman"/>
-          <w:sz w:val="28"/>
-          <w:szCs w:val="28"/>
-          <w:lang w:val="en-US"/>
-        </w:rPr>
-      </w:pPr>
-    </w:p>
-    <w:p>
-      <w:pPr>
-        <w:spacing w:line="360" w:lineRule="auto"/>
-        <w:ind w:firstLine="709"/>
-        <w:jc w:val="both"/>
-        <w:rPr>
-          <w:rFonts w:ascii="Times New Roman" w:hAnsi="Times New Roman" w:cs="Times New Roman"/>
-          <w:sz w:val="28"/>
-          <w:szCs w:val="28"/>
-          <w:lang w:val="en-US"/>
-        </w:rPr>
-      </w:pPr>
+      <w:proofErr w:type="gramEnd"/>
+      <w:r>
+        <w:rPr>
+          <w:rFonts w:ascii="Times New Roman" w:hAnsi="Times New Roman" w:cs="Times New Roman"/>
+          <w:i/>
+          <w:iCs/>
+          <w:sz w:val="28"/>
+          <w:szCs w:val="28"/>
+        </w:rPr>
+        <w:t>,</w:t>
+      </w:r>
+      <w:r>
+        <w:rPr>
+          <w:rFonts w:ascii="Times New Roman" w:hAnsi="Times New Roman" w:cs="Times New Roman"/>
+          <w:i/>
+          <w:iCs/>
+          <w:sz w:val="28"/>
+          <w:szCs w:val="28"/>
+          <w:lang w:val="en-US"/>
+        </w:rPr>
+        <w:t>D</w:t>
+      </w:r>
+      <w:r>
+        <w:rPr>
+          <w:rFonts w:ascii="Times New Roman" w:hAnsi="Times New Roman" w:cs="Times New Roman"/>
+          <w:i/>
+          <w:iCs/>
+          <w:sz w:val="28"/>
+          <w:szCs w:val="28"/>
+        </w:rPr>
+        <w:t>)</w:t>
+      </w:r>
+      <w:r>
+        <w:rPr>
+          <w:rFonts w:ascii="Times New Roman" w:hAnsi="Times New Roman" w:cs="Times New Roman"/>
+          <w:sz w:val="28"/>
+          <w:szCs w:val="28"/>
+        </w:rPr>
+        <w:t>.</w:t>
+      </w:r>
+    </w:p>
+    <w:p>
+      <w:pPr>
+        <w:spacing w:line="360" w:lineRule="auto"/>
+        <w:ind w:firstLine="709"/>
+        <w:jc w:val="both"/>
+        <w:rPr>
+          <w:rFonts w:ascii="Times New Roman" w:hAnsi="Times New Roman" w:cs="Times New Roman"/>
+          <w:sz w:val="28"/>
+          <w:szCs w:val="28"/>
+          <w:lang w:val="en-US"/>
+        </w:rPr>
+      </w:pPr>
+      <w:r>
+        <w:rPr>
+          <w:rFonts w:ascii="Times New Roman" w:hAnsi="Times New Roman" w:cs="Times New Roman"/>
+          <w:sz w:val="28"/>
+          <w:szCs w:val="28"/>
+        </w:rPr>
+        <w:t>Именно такое представление необходимо для последующих разделов главы 2, поскольку:</w:t>
+      </w:r>
+    </w:p>
+    <w:p>
+      <w:pPr>
+        <w:spacing w:line="360" w:lineRule="auto"/>
+        <w:ind w:firstLine="709"/>
+        <w:jc w:val="both"/>
+        <w:rPr>
+          <w:rFonts w:ascii="Times New Roman" w:hAnsi="Times New Roman" w:cs="Times New Roman"/>
+          <w:sz w:val="28"/>
+          <w:szCs w:val="28"/>
+          <w:lang w:val="en-US"/>
+        </w:rPr>
+      </w:pPr>
+      <w:r>
+        <w:rPr>
+          <w:rFonts w:ascii="Times New Roman" w:hAnsi="Times New Roman" w:cs="Times New Roman"/>
+          <w:sz w:val="28"/>
+          <w:szCs w:val="28"/>
+        </w:rPr>
+        <w:t>раздел 2.4 будет развивать нестационарную версию этой модели;</w:t>
+      </w:r>
+    </w:p>
+    <w:p>
+      <w:pPr>
+        <w:spacing w:line="360" w:lineRule="auto"/>
+        <w:ind w:firstLine="709"/>
+        <w:jc w:val="both"/>
+        <w:rPr>
+          <w:rFonts w:ascii="Times New Roman" w:hAnsi="Times New Roman" w:cs="Times New Roman"/>
+          <w:sz w:val="28"/>
+          <w:szCs w:val="28"/>
+          <w:lang w:val="en-US"/>
+        </w:rPr>
+      </w:pPr>
+      <w:r>
+        <w:rPr>
+          <w:rFonts w:ascii="Times New Roman" w:hAnsi="Times New Roman" w:cs="Times New Roman"/>
+          <w:sz w:val="28"/>
+          <w:szCs w:val="28"/>
+        </w:rPr>
+        <w:t>раздел 2.5 — конкретизировать температурную зависимость;</w:t>
+      </w:r>
+    </w:p>
+    <w:p>
+      <w:pPr>
+        <w:spacing w:line="360" w:lineRule="auto"/>
+        <w:ind w:firstLine="709"/>
+        <w:jc w:val="both"/>
+        <w:rPr>
+          <w:rFonts w:ascii="Times New Roman" w:hAnsi="Times New Roman" w:cs="Times New Roman"/>
+          <w:sz w:val="28"/>
+          <w:szCs w:val="28"/>
+          <w:lang w:val="en-US"/>
+        </w:rPr>
+      </w:pPr>
+      <w:r>
+        <w:rPr>
+          <w:rFonts w:ascii="Times New Roman" w:hAnsi="Times New Roman" w:cs="Times New Roman"/>
+          <w:sz w:val="28"/>
+          <w:szCs w:val="28"/>
+        </w:rPr>
+        <w:t>раздел 2.6 — формализовать параметр</w:t>
+      </w:r>
+      <w:r>
+        <w:rPr>
+          <w:rFonts w:ascii="Times New Roman" w:hAnsi="Times New Roman" w:cs="Times New Roman"/>
+          <w:sz w:val="28"/>
+          <w:szCs w:val="28"/>
+          <w:lang w:val="en-US"/>
+        </w:rPr>
+        <w:t xml:space="preserve"> </w:t>
+      </w:r>
+      <w:r>
+        <w:rPr>
+          <w:rFonts w:ascii="Times New Roman" w:hAnsi="Times New Roman" w:cs="Times New Roman"/>
+          <w:i/>
+          <w:iCs/>
+          <w:sz w:val="28"/>
+          <w:szCs w:val="28"/>
+          <w:lang w:val="en-US"/>
+        </w:rPr>
+        <w:t>D</w:t>
+      </w:r>
+      <w:r>
+        <w:rPr>
+          <w:rFonts w:ascii="Times New Roman" w:hAnsi="Times New Roman" w:cs="Times New Roman"/>
+          <w:sz w:val="28"/>
+          <w:szCs w:val="28"/>
+        </w:rPr>
+        <w:t>;</w:t>
+      </w:r>
+    </w:p>
+    <w:p>
+      <w:pPr>
+        <w:spacing w:line="360" w:lineRule="auto"/>
+        <w:ind w:firstLine="709"/>
+        <w:jc w:val="both"/>
+        <w:rPr>
+          <w:rFonts w:ascii="Times New Roman" w:hAnsi="Times New Roman" w:cs="Times New Roman"/>
+          <w:sz w:val="28"/>
+          <w:szCs w:val="28"/>
+          <w:lang w:val="en-US"/>
+        </w:rPr>
+      </w:pPr>
+      <w:r>
+        <w:rPr>
+          <w:rFonts w:ascii="Times New Roman" w:hAnsi="Times New Roman" w:cs="Times New Roman"/>
+          <w:sz w:val="28"/>
+          <w:szCs w:val="28"/>
+        </w:rPr>
+        <w:t>раздел 2.7 — использовать эту структуру как основу для идентификации параметров по экспериментальным данным.</w:t>
+      </w:r>
+    </w:p>
+    <w:p>
+      <w:pPr>
+        <w:spacing w:line="360" w:lineRule="auto"/>
+        <w:ind w:firstLine="709"/>
+        <w:jc w:val="both"/>
+        <w:rPr>
+          <w:rFonts w:ascii="Times New Roman" w:hAnsi="Times New Roman" w:cs="Times New Roman"/>
+          <w:sz w:val="28"/>
+          <w:szCs w:val="28"/>
+          <w:lang w:val="en-US"/>
+        </w:rPr>
+      </w:pPr>
+      <w:r>
+        <w:rPr>
+          <w:rFonts w:ascii="Times New Roman" w:hAnsi="Times New Roman" w:cs="Times New Roman"/>
+          <w:sz w:val="28"/>
+          <w:szCs w:val="28"/>
+        </w:rPr>
+        <w:t xml:space="preserve">Для наглядной иллюстрации влияния </w:t>
+      </w:r>
+      <w:proofErr w:type="spellStart"/>
+      <w:r>
+        <w:rPr>
+          <w:rFonts w:ascii="Times New Roman" w:hAnsi="Times New Roman" w:cs="Times New Roman"/>
+          <w:sz w:val="28"/>
+          <w:szCs w:val="28"/>
+        </w:rPr>
+        <w:t>деградационного</w:t>
+      </w:r>
+      <w:proofErr w:type="spellEnd"/>
+      <w:r>
+        <w:rPr>
+          <w:rFonts w:ascii="Times New Roman" w:hAnsi="Times New Roman" w:cs="Times New Roman"/>
+          <w:sz w:val="28"/>
+          <w:szCs w:val="28"/>
+        </w:rPr>
+        <w:t xml:space="preserve"> параметра на спектральный отклик была построена серия модельных диаграмм Найквиста при различных значениях</w:t>
+      </w:r>
+      <w:r>
+        <w:rPr>
+          <w:rFonts w:ascii="Times New Roman" w:hAnsi="Times New Roman" w:cs="Times New Roman"/>
+          <w:sz w:val="28"/>
+          <w:szCs w:val="28"/>
+        </w:rPr>
+        <w:t xml:space="preserve"> </w:t>
+      </w:r>
+      <w:r>
+        <w:rPr>
+          <w:rFonts w:ascii="Times New Roman" w:hAnsi="Times New Roman" w:cs="Times New Roman"/>
+          <w:i/>
+          <w:iCs/>
+          <w:sz w:val="28"/>
+          <w:szCs w:val="28"/>
+          <w:lang w:val="en-US"/>
+        </w:rPr>
+        <w:t>D</w:t>
+      </w:r>
+      <w:r>
+        <w:rPr>
+          <w:rFonts w:ascii="Times New Roman" w:hAnsi="Times New Roman" w:cs="Times New Roman"/>
+          <w:sz w:val="28"/>
+          <w:szCs w:val="28"/>
+        </w:rPr>
+        <w:t>.</w:t>
+      </w:r>
+    </w:p>
+    <w:p>
+      <w:pPr>
+        <w:spacing w:line="360" w:lineRule="auto"/>
+        <w:ind w:firstLine="709"/>
+        <w:jc w:val="both"/>
+        <w:rPr>
+          <w:rFonts w:ascii="Times New Roman" w:hAnsi="Times New Roman" w:cs="Times New Roman"/>
+          <w:sz w:val="28"/>
+          <w:szCs w:val="28"/>
+          <w:lang w:val="en-US"/>
+        </w:rPr>
+      </w:pPr>
+    </w:p>
+    <w:p>
+      <w:pPr>
+        <w:spacing w:line="360" w:lineRule="auto"/>
+        <w:ind w:firstLine="709"/>
+        <w:jc w:val="both"/>
+        <w:rPr>
+          <w:rFonts w:ascii="Times New Roman" w:hAnsi="Times New Roman" w:cs="Times New Roman"/>
+          <w:sz w:val="28"/>
+          <w:szCs w:val="28"/>
+          <w:lang w:val="en-US"/>
+        </w:rPr>
+      </w:pPr>
+      <w:r>
+        <w:rPr>
+          <w:noProof/>
+        </w:rPr>
+        <w:lastRenderedPageBreak/>
+        <w:drawing>
+          <wp:inline distT="0" distB="0" distL="0" distR="0" wp14:anchorId="50974006" wp14:editId="0C59FC43">
+            <wp:extent cx="6119495" cy="4751070"/>
+            <wp:effectExtent l="0" t="0" r="0" b="0"/>
+            <wp:docPr id="360642735" name="Рисунок 1"/>
+            <wp:cNvGraphicFramePr>
+              <a:graphicFrameLocks xmlns:a="http://schemas.openxmlformats.org/drawingml/2006/main" noChangeAspect="1"/>
+            </wp:cNvGraphicFramePr>
+            <a:graphic xmlns:a="http://schemas.openxmlformats.org/drawingml/2006/main">
+              <a:graphicData uri="http://schemas.openxmlformats.org/drawingml/2006/picture">
+                <pic:pic xmlns:pic="http://schemas.openxmlformats.org/drawingml/2006/picture">
+                  <pic:nvPicPr>
+                    <pic:cNvPr id="0" name="Picture 70"/>
+                    <pic:cNvPicPr>
+                      <a:picLocks noChangeAspect="1" noChangeArrowheads="1"/>
+                    </pic:cNvPicPr>
+                  </pic:nvPicPr>
+                  <pic:blipFill>
+                    <a:blip r:embed="rId103" cstate="print">
+                      <a:extLst>
+                        <a:ext uri="{28A0092B-C50C-407E-A947-70E740481C1C}">
+                          <a14:useLocalDpi xmlns:a14="http://schemas.microsoft.com/office/drawing/2010/main" val="0"/>
+                        </a:ext>
+                      </a:extLst>
+                    </a:blip>
+                    <a:srcRect/>
+                    <a:stretch>
+                      <a:fillRect/>
+                    </a:stretch>
+                  </pic:blipFill>
+                  <pic:spPr bwMode="auto">
+                    <a:xfrm>
+                      <a:off x="0" y="0"/>
+                      <a:ext cx="6119495" cy="4751070"/>
+                    </a:xfrm>
+                    <a:prstGeom prst="rect">
+                      <a:avLst/>
+                    </a:prstGeom>
+                    <a:noFill/>
+                    <a:ln>
+                      <a:noFill/>
+                    </a:ln>
+                  </pic:spPr>
+                </pic:pic>
+              </a:graphicData>
+            </a:graphic>
+          </wp:inline>
+        </w:drawing>
+      </w:r>
+    </w:p>
+    <w:p>
+      <w:pPr>
+        <w:spacing w:line="360" w:lineRule="auto"/>
+        <w:ind w:firstLine="709"/>
+        <w:jc w:val="both"/>
+        <w:rPr>
+          <w:rFonts w:ascii="Times New Roman" w:hAnsi="Times New Roman" w:cs="Times New Roman"/>
+          <w:sz w:val="28"/>
+          <w:szCs w:val="28"/>
+          <w:lang w:val="en-US"/>
+        </w:rPr>
+      </w:pPr>
+      <w:r>
+        <w:rPr>
+          <w:rFonts w:ascii="Times New Roman" w:hAnsi="Times New Roman" w:cs="Times New Roman"/>
+          <w:sz w:val="28"/>
+          <w:szCs w:val="28"/>
+        </w:rPr>
+        <w:t>Рисунок 2.5 — Эволюция диаграммы Найквиста при росте параметра деградации</w:t>
+      </w:r>
+    </w:p>
+    <w:p>
+      <w:pPr>
+        <w:spacing w:line="360" w:lineRule="auto"/>
+        <w:ind w:firstLine="709"/>
+        <w:jc w:val="both"/>
+        <w:rPr>
+          <w:rFonts w:ascii="Times New Roman" w:hAnsi="Times New Roman" w:cs="Times New Roman"/>
+          <w:sz w:val="28"/>
+          <w:szCs w:val="28"/>
+          <w:lang w:val="en-US"/>
+        </w:rPr>
+      </w:pPr>
+    </w:p>
+    <w:p>
+      <w:pPr>
+        <w:spacing w:line="360" w:lineRule="auto"/>
+        <w:ind w:firstLine="709"/>
+        <w:jc w:val="both"/>
+        <w:rPr>
+          <w:rFonts w:ascii="Times New Roman" w:hAnsi="Times New Roman" w:cs="Times New Roman"/>
+          <w:sz w:val="28"/>
+          <w:szCs w:val="28"/>
+        </w:rPr>
+      </w:pPr>
+      <w:r>
+        <w:rPr>
+          <w:rFonts w:ascii="Times New Roman" w:hAnsi="Times New Roman" w:cs="Times New Roman"/>
+          <w:sz w:val="28"/>
+          <w:szCs w:val="28"/>
+        </w:rPr>
+        <w:t>На рисунке показано, что при увеличении</w:t>
+      </w:r>
+      <w:r>
+        <w:rPr>
+          <w:rFonts w:ascii="Times New Roman" w:hAnsi="Times New Roman" w:cs="Times New Roman"/>
+          <w:sz w:val="28"/>
+          <w:szCs w:val="28"/>
+        </w:rPr>
+        <w:t xml:space="preserve"> </w:t>
+      </w:r>
+      <w:r>
+        <w:rPr>
+          <w:rFonts w:ascii="Times New Roman" w:hAnsi="Times New Roman" w:cs="Times New Roman"/>
+          <w:i/>
+          <w:iCs/>
+          <w:sz w:val="28"/>
+          <w:szCs w:val="28"/>
+          <w:lang w:val="en-US"/>
+        </w:rPr>
+        <w:t>D</w:t>
+      </w:r>
+      <w:r>
+        <w:rPr>
+          <w:rFonts w:ascii="Times New Roman" w:hAnsi="Times New Roman" w:cs="Times New Roman"/>
+          <w:sz w:val="28"/>
+          <w:szCs w:val="28"/>
+        </w:rPr>
+        <w:t xml:space="preserve"> </w:t>
+      </w:r>
+      <w:r>
+        <w:rPr>
+          <w:rFonts w:ascii="Times New Roman" w:hAnsi="Times New Roman" w:cs="Times New Roman"/>
+          <w:sz w:val="28"/>
+          <w:szCs w:val="28"/>
+        </w:rPr>
+        <w:t>происходит последовательное увеличение диаметра полукруга и усиление низкочастотной диффузионной поляризации. Это соответствует одновременному росту</w:t>
+      </w:r>
+      <w:r>
+        <w:rPr>
+          <w:rFonts w:ascii="Times New Roman" w:hAnsi="Times New Roman" w:cs="Times New Roman"/>
+          <w:sz w:val="28"/>
+          <w:szCs w:val="28"/>
+        </w:rPr>
+        <w:t xml:space="preserve"> </w:t>
+      </w:r>
+      <w:proofErr w:type="spellStart"/>
+      <w:r>
+        <w:rPr>
+          <w:rFonts w:ascii="Times New Roman" w:hAnsi="Times New Roman" w:cs="Times New Roman"/>
+          <w:i/>
+          <w:iCs/>
+          <w:sz w:val="28"/>
+          <w:szCs w:val="28"/>
+          <w:lang w:val="en-US"/>
+        </w:rPr>
+        <w:t>R</w:t>
+      </w:r>
+      <w:r>
+        <w:rPr>
+          <w:rFonts w:ascii="Times New Roman" w:hAnsi="Times New Roman" w:cs="Times New Roman"/>
+          <w:i/>
+          <w:iCs/>
+          <w:sz w:val="28"/>
+          <w:szCs w:val="28"/>
+          <w:vertAlign w:val="subscript"/>
+          <w:lang w:val="en-US"/>
+        </w:rPr>
+        <w:t>ct</w:t>
+      </w:r>
+      <w:proofErr w:type="spellEnd"/>
+      <w:r>
+        <w:rPr>
+          <w:rFonts w:ascii="Times New Roman" w:hAnsi="Times New Roman" w:cs="Times New Roman"/>
+          <w:sz w:val="28"/>
+          <w:szCs w:val="28"/>
+        </w:rPr>
+        <w:t xml:space="preserve"> и </w:t>
+      </w:r>
+      <w:r>
+        <w:rPr>
+          <w:rFonts w:ascii="Times New Roman" w:hAnsi="Times New Roman" w:cs="Times New Roman"/>
+          <w:i/>
+          <w:iCs/>
+          <w:sz w:val="28"/>
+          <w:szCs w:val="28"/>
+        </w:rPr>
+        <w:t>σ</w:t>
+      </w:r>
+      <w:r>
+        <w:rPr>
+          <w:rFonts w:ascii="Times New Roman" w:hAnsi="Times New Roman" w:cs="Times New Roman"/>
+          <w:sz w:val="28"/>
+          <w:szCs w:val="28"/>
+        </w:rPr>
+        <w:t xml:space="preserve">. </w:t>
+      </w:r>
+      <w:r>
+        <w:rPr>
+          <w:rFonts w:ascii="Times New Roman" w:hAnsi="Times New Roman" w:cs="Times New Roman"/>
+          <w:sz w:val="28"/>
+          <w:szCs w:val="28"/>
+        </w:rPr>
+        <w:t>С научной точки зрения рисунок демонстрирует, что параметр деградации может быть трактован как управляющая координата семейства EIS-спектров.</w:t>
+      </w:r>
+      <w:r>
+        <w:rPr>
+          <w:rFonts w:ascii="Times New Roman" w:hAnsi="Times New Roman" w:cs="Times New Roman"/>
+          <w:sz w:val="28"/>
+          <w:szCs w:val="28"/>
+        </w:rPr>
+        <w:t xml:space="preserve"> </w:t>
+      </w:r>
+      <w:r>
+        <w:rPr>
+          <w:rFonts w:ascii="Times New Roman" w:hAnsi="Times New Roman" w:cs="Times New Roman"/>
+          <w:sz w:val="28"/>
+          <w:szCs w:val="28"/>
+        </w:rPr>
+        <w:t xml:space="preserve">С практической точки зрения это означает, что </w:t>
+      </w:r>
+      <w:proofErr w:type="spellStart"/>
+      <w:r>
+        <w:rPr>
+          <w:rFonts w:ascii="Times New Roman" w:hAnsi="Times New Roman" w:cs="Times New Roman"/>
+          <w:sz w:val="28"/>
+          <w:szCs w:val="28"/>
+        </w:rPr>
+        <w:t>деградационное</w:t>
+      </w:r>
+      <w:proofErr w:type="spellEnd"/>
+      <w:r>
+        <w:rPr>
+          <w:rFonts w:ascii="Times New Roman" w:hAnsi="Times New Roman" w:cs="Times New Roman"/>
+          <w:sz w:val="28"/>
+          <w:szCs w:val="28"/>
+        </w:rPr>
+        <w:t xml:space="preserve"> состояние батареи может быть оценено по смещению спектра относительно референсной траектории.</w:t>
+      </w:r>
+    </w:p>
+    <w:p>
+      <w:pPr>
+        <w:spacing w:line="360" w:lineRule="auto"/>
+        <w:ind w:firstLine="709"/>
+        <w:jc w:val="both"/>
+        <w:rPr>
+          <w:rFonts w:ascii="Times New Roman" w:hAnsi="Times New Roman" w:cs="Times New Roman"/>
+          <w:sz w:val="28"/>
+          <w:szCs w:val="28"/>
+          <w:lang w:val="en-US"/>
+        </w:rPr>
+      </w:pPr>
+      <w:r>
+        <w:rPr>
+          <w:rFonts w:ascii="Times New Roman" w:hAnsi="Times New Roman" w:cs="Times New Roman"/>
+          <w:sz w:val="28"/>
+          <w:szCs w:val="28"/>
+        </w:rPr>
+        <w:t xml:space="preserve">Для оценки совместного влияния температуры и состояния заряда на </w:t>
+      </w:r>
+      <w:proofErr w:type="spellStart"/>
+      <w:r>
+        <w:rPr>
+          <w:rFonts w:ascii="Times New Roman" w:hAnsi="Times New Roman" w:cs="Times New Roman"/>
+          <w:sz w:val="28"/>
+          <w:szCs w:val="28"/>
+        </w:rPr>
+        <w:t>зарядопереносную</w:t>
+      </w:r>
+      <w:proofErr w:type="spellEnd"/>
+      <w:r>
+        <w:rPr>
+          <w:rFonts w:ascii="Times New Roman" w:hAnsi="Times New Roman" w:cs="Times New Roman"/>
+          <w:sz w:val="28"/>
+          <w:szCs w:val="28"/>
+        </w:rPr>
+        <w:t xml:space="preserve"> составляющую была построена расчётная поверхность</w:t>
+      </w:r>
+      <w:r>
+        <w:rPr>
+          <w:rFonts w:ascii="Times New Roman" w:hAnsi="Times New Roman" w:cs="Times New Roman"/>
+          <w:sz w:val="28"/>
+          <w:szCs w:val="28"/>
+        </w:rPr>
+        <w:t xml:space="preserve"> </w:t>
+      </w:r>
+      <w:proofErr w:type="spellStart"/>
+      <w:r>
+        <w:rPr>
+          <w:rFonts w:ascii="Times New Roman" w:hAnsi="Times New Roman" w:cs="Times New Roman"/>
+          <w:i/>
+          <w:iCs/>
+          <w:sz w:val="28"/>
+          <w:szCs w:val="28"/>
+          <w:lang w:val="en-US"/>
+        </w:rPr>
+        <w:t>R</w:t>
+      </w:r>
+      <w:r>
+        <w:rPr>
+          <w:rFonts w:ascii="Times New Roman" w:hAnsi="Times New Roman" w:cs="Times New Roman"/>
+          <w:i/>
+          <w:iCs/>
+          <w:sz w:val="28"/>
+          <w:szCs w:val="28"/>
+          <w:vertAlign w:val="subscript"/>
+          <w:lang w:val="en-US"/>
+        </w:rPr>
+        <w:t>ct</w:t>
+      </w:r>
+      <w:proofErr w:type="spellEnd"/>
+      <w:r>
+        <w:rPr>
+          <w:rFonts w:ascii="Times New Roman" w:hAnsi="Times New Roman" w:cs="Times New Roman"/>
+          <w:i/>
+          <w:iCs/>
+          <w:sz w:val="28"/>
+          <w:szCs w:val="28"/>
+        </w:rPr>
+        <w:t>(</w:t>
+      </w:r>
+      <w:proofErr w:type="gramStart"/>
+      <w:r>
+        <w:rPr>
+          <w:rFonts w:ascii="Times New Roman" w:hAnsi="Times New Roman" w:cs="Times New Roman"/>
+          <w:i/>
+          <w:iCs/>
+          <w:sz w:val="28"/>
+          <w:szCs w:val="28"/>
+          <w:lang w:val="en-US"/>
+        </w:rPr>
+        <w:t>T</w:t>
+      </w:r>
+      <w:r>
+        <w:rPr>
+          <w:rFonts w:ascii="Times New Roman" w:hAnsi="Times New Roman" w:cs="Times New Roman"/>
+          <w:i/>
+          <w:iCs/>
+          <w:sz w:val="28"/>
+          <w:szCs w:val="28"/>
+        </w:rPr>
+        <w:t>,</w:t>
+      </w:r>
+      <w:r>
+        <w:rPr>
+          <w:rFonts w:ascii="Times New Roman" w:hAnsi="Times New Roman" w:cs="Times New Roman"/>
+          <w:i/>
+          <w:iCs/>
+          <w:sz w:val="28"/>
+          <w:szCs w:val="28"/>
+          <w:lang w:val="en-US"/>
+        </w:rPr>
+        <w:t>SOC</w:t>
+      </w:r>
+      <w:proofErr w:type="gramEnd"/>
+      <w:r>
+        <w:rPr>
+          <w:rFonts w:ascii="Times New Roman" w:hAnsi="Times New Roman" w:cs="Times New Roman"/>
+          <w:i/>
+          <w:iCs/>
+          <w:sz w:val="28"/>
+          <w:szCs w:val="28"/>
+        </w:rPr>
+        <w:t>)</w:t>
+      </w:r>
+      <w:r>
+        <w:rPr>
+          <w:rFonts w:ascii="Times New Roman" w:hAnsi="Times New Roman" w:cs="Times New Roman"/>
+          <w:sz w:val="28"/>
+          <w:szCs w:val="28"/>
+        </w:rPr>
+        <w:t xml:space="preserve"> </w:t>
+      </w:r>
+      <w:r>
+        <w:rPr>
+          <w:rFonts w:ascii="Times New Roman" w:hAnsi="Times New Roman" w:cs="Times New Roman"/>
+          <w:sz w:val="28"/>
+          <w:szCs w:val="28"/>
+        </w:rPr>
+        <w:t>при фиксированном уровне деградации.</w:t>
+      </w:r>
+    </w:p>
+    <w:p>
+      <w:pPr>
+        <w:spacing w:line="360" w:lineRule="auto"/>
+        <w:ind w:firstLine="709"/>
+        <w:jc w:val="both"/>
+        <w:rPr>
+          <w:rFonts w:ascii="Times New Roman" w:hAnsi="Times New Roman" w:cs="Times New Roman"/>
+          <w:sz w:val="28"/>
+          <w:szCs w:val="28"/>
+          <w:lang w:val="en-US"/>
+        </w:rPr>
+      </w:pPr>
+    </w:p>
+    <w:p>
+      <w:pPr>
+        <w:spacing w:line="360" w:lineRule="auto"/>
+        <w:ind w:firstLine="709"/>
+        <w:jc w:val="both"/>
+        <w:rPr>
+          <w:rFonts w:ascii="Times New Roman" w:hAnsi="Times New Roman" w:cs="Times New Roman"/>
+          <w:sz w:val="28"/>
+          <w:szCs w:val="28"/>
+          <w:lang w:val="en-US"/>
+        </w:rPr>
+      </w:pPr>
+      <w:r>
+        <w:rPr>
+          <w:noProof/>
+        </w:rPr>
+        <w:drawing>
+          <wp:inline distT="0" distB="0" distL="0" distR="0" wp14:anchorId="0B321EA3" wp14:editId="7E4E284B">
+            <wp:extent cx="5939790" cy="6106795"/>
+            <wp:effectExtent l="0" t="0" r="3810" b="8255"/>
+            <wp:docPr id="1993177112" name="Рисунок 2"/>
+            <wp:cNvGraphicFramePr>
+              <a:graphicFrameLocks xmlns:a="http://schemas.openxmlformats.org/drawingml/2006/main" noChangeAspect="1"/>
+            </wp:cNvGraphicFramePr>
+            <a:graphic xmlns:a="http://schemas.openxmlformats.org/drawingml/2006/main">
+              <a:graphicData uri="http://schemas.openxmlformats.org/drawingml/2006/picture">
+                <pic:pic xmlns:pic="http://schemas.openxmlformats.org/drawingml/2006/picture">
+                  <pic:nvPicPr>
+                    <pic:cNvPr id="0" name="Picture 72"/>
+                    <pic:cNvPicPr>
+                      <a:picLocks noChangeAspect="1" noChangeArrowheads="1"/>
+                    </pic:cNvPicPr>
+                  </pic:nvPicPr>
+                  <pic:blipFill>
+                    <a:blip r:embed="rId104">
+                      <a:extLst>
+                        <a:ext uri="{28A0092B-C50C-407E-A947-70E740481C1C}">
+                          <a14:useLocalDpi xmlns:a14="http://schemas.microsoft.com/office/drawing/2010/main" val="0"/>
+                        </a:ext>
+                      </a:extLst>
+                    </a:blip>
+                    <a:srcRect/>
+                    <a:stretch>
+                      <a:fillRect/>
+                    </a:stretch>
+                  </pic:blipFill>
+                  <pic:spPr bwMode="auto">
+                    <a:xfrm>
+                      <a:off x="0" y="0"/>
+                      <a:ext cx="5939790" cy="6106795"/>
+                    </a:xfrm>
+                    <a:prstGeom prst="rect">
+                      <a:avLst/>
+                    </a:prstGeom>
+                    <a:noFill/>
+                    <a:ln>
+                      <a:noFill/>
+                    </a:ln>
+                  </pic:spPr>
+                </pic:pic>
+              </a:graphicData>
+            </a:graphic>
+          </wp:inline>
+        </w:drawing>
+      </w:r>
+    </w:p>
+    <w:p>
+      <w:pPr>
+        <w:spacing w:line="360" w:lineRule="auto"/>
+        <w:ind w:firstLine="709"/>
+        <w:jc w:val="both"/>
+        <w:rPr>
+          <w:rFonts w:ascii="Times New Roman" w:hAnsi="Times New Roman" w:cs="Times New Roman"/>
+          <w:sz w:val="28"/>
+          <w:szCs w:val="28"/>
+          <w:lang w:val="en-US"/>
+        </w:rPr>
+      </w:pPr>
+      <w:r>
+        <w:rPr>
+          <w:rFonts w:ascii="Times New Roman" w:hAnsi="Times New Roman" w:cs="Times New Roman"/>
+          <w:sz w:val="28"/>
+          <w:szCs w:val="28"/>
+        </w:rPr>
+        <w:t>Рисунок 2.6 — Температурно-зарядная зависимость сопротивления переноса заряда при фиксированном уровне деградации</w:t>
+      </w:r>
+    </w:p>
+    <w:p>
+      <w:pPr>
+        <w:spacing w:line="360" w:lineRule="auto"/>
+        <w:ind w:firstLine="709"/>
+        <w:jc w:val="both"/>
+        <w:rPr>
+          <w:rFonts w:ascii="Times New Roman" w:hAnsi="Times New Roman" w:cs="Times New Roman"/>
+          <w:sz w:val="28"/>
+          <w:szCs w:val="28"/>
+          <w:lang w:val="en-US"/>
+        </w:rPr>
+      </w:pPr>
+    </w:p>
+    <w:p>
+      <w:pPr>
+        <w:spacing w:line="360" w:lineRule="auto"/>
+        <w:ind w:firstLine="709"/>
+        <w:jc w:val="both"/>
+        <w:rPr>
+          <w:rFonts w:ascii="Times New Roman" w:hAnsi="Times New Roman" w:cs="Times New Roman"/>
+          <w:sz w:val="28"/>
+          <w:szCs w:val="28"/>
+        </w:rPr>
+      </w:pPr>
+      <w:r>
+        <w:rPr>
+          <w:rFonts w:ascii="Times New Roman" w:hAnsi="Times New Roman" w:cs="Times New Roman"/>
+          <w:sz w:val="28"/>
+          <w:szCs w:val="28"/>
+        </w:rPr>
+        <w:t>На рисунке видно, что минимальные значения</w:t>
+      </w:r>
+      <w:r>
+        <w:rPr>
+          <w:rFonts w:ascii="Times New Roman" w:hAnsi="Times New Roman" w:cs="Times New Roman"/>
+          <w:sz w:val="28"/>
+          <w:szCs w:val="28"/>
+        </w:rPr>
+        <w:t xml:space="preserve"> </w:t>
+      </w:r>
+      <w:proofErr w:type="spellStart"/>
+      <w:r>
+        <w:rPr>
+          <w:rFonts w:ascii="Times New Roman" w:hAnsi="Times New Roman" w:cs="Times New Roman"/>
+          <w:i/>
+          <w:iCs/>
+          <w:sz w:val="28"/>
+          <w:szCs w:val="28"/>
+          <w:lang w:val="en-US"/>
+        </w:rPr>
+        <w:t>R</w:t>
+      </w:r>
+      <w:r>
+        <w:rPr>
+          <w:rFonts w:ascii="Times New Roman" w:hAnsi="Times New Roman" w:cs="Times New Roman"/>
+          <w:i/>
+          <w:iCs/>
+          <w:sz w:val="28"/>
+          <w:szCs w:val="28"/>
+          <w:vertAlign w:val="subscript"/>
+          <w:lang w:val="en-US"/>
+        </w:rPr>
+        <w:t>ct</w:t>
+      </w:r>
+      <w:proofErr w:type="spellEnd"/>
+      <w:r>
+        <w:rPr>
+          <w:rFonts w:ascii="Times New Roman" w:hAnsi="Times New Roman" w:cs="Times New Roman"/>
+          <w:sz w:val="28"/>
+          <w:szCs w:val="28"/>
+        </w:rPr>
+        <w:t xml:space="preserve"> </w:t>
+      </w:r>
+      <w:r>
+        <w:rPr>
+          <w:rFonts w:ascii="Times New Roman" w:hAnsi="Times New Roman" w:cs="Times New Roman"/>
+          <w:sz w:val="28"/>
+          <w:szCs w:val="28"/>
+        </w:rPr>
+        <w:t>соответствуют умеренным температурам и средней области</w:t>
+      </w:r>
+      <w:r>
+        <w:rPr>
+          <w:rFonts w:ascii="Times New Roman" w:hAnsi="Times New Roman" w:cs="Times New Roman"/>
+          <w:sz w:val="28"/>
+          <w:szCs w:val="28"/>
+        </w:rPr>
+        <w:t xml:space="preserve"> </w:t>
+      </w:r>
+      <w:r>
+        <w:rPr>
+          <w:rFonts w:ascii="Times New Roman" w:hAnsi="Times New Roman" w:cs="Times New Roman"/>
+          <w:i/>
+          <w:iCs/>
+          <w:sz w:val="28"/>
+          <w:szCs w:val="28"/>
+          <w:lang w:val="en-US"/>
+        </w:rPr>
+        <w:t>SOC</w:t>
+      </w:r>
+      <w:r>
+        <w:rPr>
+          <w:rFonts w:ascii="Times New Roman" w:hAnsi="Times New Roman" w:cs="Times New Roman"/>
+          <w:sz w:val="28"/>
+          <w:szCs w:val="28"/>
+        </w:rPr>
+        <w:t xml:space="preserve">, </w:t>
+      </w:r>
+      <w:r>
+        <w:rPr>
+          <w:rFonts w:ascii="Times New Roman" w:hAnsi="Times New Roman" w:cs="Times New Roman"/>
+          <w:sz w:val="28"/>
+          <w:szCs w:val="28"/>
+        </w:rPr>
+        <w:t>тогда как при</w:t>
+      </w:r>
+      <w:r>
+        <w:rPr>
+          <w:rFonts w:ascii="Times New Roman" w:hAnsi="Times New Roman" w:cs="Times New Roman"/>
+          <w:sz w:val="28"/>
+          <w:szCs w:val="28"/>
+        </w:rPr>
+        <w:t xml:space="preserve"> </w:t>
+      </w:r>
+      <w:r>
+        <w:rPr>
+          <w:rFonts w:ascii="Times New Roman" w:hAnsi="Times New Roman" w:cs="Times New Roman"/>
+          <w:sz w:val="28"/>
+          <w:szCs w:val="28"/>
+        </w:rPr>
+        <w:t xml:space="preserve">понижении температуры и приближении к крайним уровням заряда сопротивление резко возрастает. Научная ценность рисунка состоит в явной визуализации </w:t>
+      </w:r>
+      <w:r>
+        <w:rPr>
+          <w:rFonts w:ascii="Times New Roman" w:hAnsi="Times New Roman" w:cs="Times New Roman"/>
+          <w:sz w:val="28"/>
+          <w:szCs w:val="28"/>
+        </w:rPr>
+        <w:lastRenderedPageBreak/>
+        <w:t xml:space="preserve">многопараметрической природы </w:t>
+      </w:r>
+      <w:proofErr w:type="spellStart"/>
+      <w:r>
+        <w:rPr>
+          <w:rFonts w:ascii="Times New Roman" w:hAnsi="Times New Roman" w:cs="Times New Roman"/>
+          <w:sz w:val="28"/>
+          <w:szCs w:val="28"/>
+        </w:rPr>
+        <w:t>зарядопереносного</w:t>
+      </w:r>
+      <w:proofErr w:type="spellEnd"/>
+      <w:r>
+        <w:rPr>
+          <w:rFonts w:ascii="Times New Roman" w:hAnsi="Times New Roman" w:cs="Times New Roman"/>
+          <w:sz w:val="28"/>
+          <w:szCs w:val="28"/>
+        </w:rPr>
+        <w:t xml:space="preserve"> сопротивления. Практическая ценность заключается в том, что он задаёт область предпочтительных режимов диагностики, в которых влияние внешних факторов минимально и легче выделяется</w:t>
+      </w:r>
+      <w:r>
+        <w:rPr>
+          <w:rFonts w:ascii="Times New Roman" w:hAnsi="Times New Roman" w:cs="Times New Roman"/>
+          <w:sz w:val="28"/>
+          <w:szCs w:val="28"/>
+        </w:rPr>
+        <w:t>,</w:t>
+      </w:r>
+      <w:r>
+        <w:rPr>
+          <w:rFonts w:ascii="Times New Roman" w:hAnsi="Times New Roman" w:cs="Times New Roman"/>
+          <w:sz w:val="28"/>
+          <w:szCs w:val="28"/>
+        </w:rPr>
+        <w:t xml:space="preserve"> </w:t>
+      </w:r>
+      <w:proofErr w:type="gramStart"/>
+      <w:r>
+        <w:rPr>
+          <w:rFonts w:ascii="Times New Roman" w:hAnsi="Times New Roman" w:cs="Times New Roman"/>
+          <w:sz w:val="28"/>
+          <w:szCs w:val="28"/>
+        </w:rPr>
+        <w:t>собственно</w:t>
+      </w:r>
+      <w:proofErr w:type="gramEnd"/>
+      <w:r>
+        <w:rPr>
+          <w:rFonts w:ascii="Times New Roman" w:hAnsi="Times New Roman" w:cs="Times New Roman"/>
+          <w:sz w:val="28"/>
+          <w:szCs w:val="28"/>
+        </w:rPr>
+        <w:t xml:space="preserve"> </w:t>
+      </w:r>
+      <w:proofErr w:type="spellStart"/>
+      <w:r>
+        <w:rPr>
+          <w:rFonts w:ascii="Times New Roman" w:hAnsi="Times New Roman" w:cs="Times New Roman"/>
+          <w:sz w:val="28"/>
+          <w:szCs w:val="28"/>
+        </w:rPr>
+        <w:t>деградационный</w:t>
+      </w:r>
+      <w:proofErr w:type="spellEnd"/>
+      <w:r>
+        <w:rPr>
+          <w:rFonts w:ascii="Times New Roman" w:hAnsi="Times New Roman" w:cs="Times New Roman"/>
+          <w:sz w:val="28"/>
+          <w:szCs w:val="28"/>
+        </w:rPr>
+        <w:t xml:space="preserve"> вклад.</w:t>
+      </w:r>
+    </w:p>
+    <w:p>
+      <w:pPr>
+        <w:spacing w:line="360" w:lineRule="auto"/>
+        <w:ind w:firstLine="709"/>
+        <w:jc w:val="both"/>
+        <w:rPr>
+          <w:rFonts w:ascii="Times New Roman" w:hAnsi="Times New Roman" w:cs="Times New Roman"/>
+          <w:sz w:val="28"/>
+          <w:szCs w:val="28"/>
+        </w:rPr>
+      </w:pPr>
+    </w:p>
+    <w:p>
+      <w:pPr>
+        <w:spacing w:line="360" w:lineRule="auto"/>
+        <w:ind w:firstLine="709"/>
+        <w:jc w:val="both"/>
+        <w:rPr>
+          <w:rFonts w:ascii="Times New Roman" w:hAnsi="Times New Roman" w:cs="Times New Roman"/>
+          <w:sz w:val="28"/>
+          <w:szCs w:val="28"/>
+          <w:lang w:val="en-US"/>
+        </w:rPr>
+      </w:pPr>
+      <w:r>
+        <w:rPr>
+          <w:rFonts w:ascii="Times New Roman" w:hAnsi="Times New Roman" w:cs="Times New Roman"/>
+          <w:sz w:val="28"/>
+          <w:szCs w:val="28"/>
+        </w:rPr>
+        <w:t>Таблица 2.2</w:t>
+      </w:r>
+      <w:r>
+        <w:rPr>
+          <w:rFonts w:ascii="Times New Roman" w:hAnsi="Times New Roman" w:cs="Times New Roman"/>
+          <w:sz w:val="28"/>
+          <w:szCs w:val="28"/>
+        </w:rPr>
+        <w:t xml:space="preserve"> – </w:t>
+      </w:r>
+      <w:r>
+        <w:rPr>
+          <w:rFonts w:ascii="Times New Roman" w:hAnsi="Times New Roman" w:cs="Times New Roman"/>
+          <w:sz w:val="28"/>
+          <w:szCs w:val="28"/>
+        </w:rPr>
+        <w:t>Физический смысл переменных в модели</w:t>
+      </w:r>
+      <w:r>
+        <w:rPr>
+          <w:rFonts w:ascii="Times New Roman" w:hAnsi="Times New Roman" w:cs="Times New Roman"/>
+          <w:sz w:val="28"/>
+          <w:szCs w:val="28"/>
+        </w:rPr>
+        <w:t xml:space="preserve"> </w:t>
+      </w:r>
+      <w:r>
+        <w:rPr>
+          <w:rFonts w:ascii="Times New Roman" w:hAnsi="Times New Roman" w:cs="Times New Roman"/>
+          <w:i/>
+          <w:iCs/>
+          <w:sz w:val="28"/>
+          <w:szCs w:val="28"/>
+          <w:lang w:val="en-US"/>
+        </w:rPr>
+        <w:t>Z</w:t>
+      </w:r>
+      <w:r>
+        <w:rPr>
+          <w:rFonts w:ascii="Times New Roman" w:hAnsi="Times New Roman" w:cs="Times New Roman"/>
+          <w:i/>
+          <w:iCs/>
+          <w:sz w:val="28"/>
+          <w:szCs w:val="28"/>
+        </w:rPr>
+        <w:t>=</w:t>
+      </w:r>
+      <w:r>
+        <w:rPr>
+          <w:rFonts w:ascii="Times New Roman" w:hAnsi="Times New Roman" w:cs="Times New Roman"/>
+          <w:i/>
+          <w:iCs/>
+          <w:sz w:val="28"/>
+          <w:szCs w:val="28"/>
+          <w:lang w:val="en-US"/>
+        </w:rPr>
+        <w:t>f</w:t>
+      </w:r>
+      <w:r>
+        <w:rPr>
+          <w:rFonts w:ascii="Times New Roman" w:hAnsi="Times New Roman" w:cs="Times New Roman"/>
+          <w:i/>
+          <w:iCs/>
+          <w:sz w:val="28"/>
+          <w:szCs w:val="28"/>
+        </w:rPr>
+        <w:t>(</w:t>
+      </w:r>
+      <w:proofErr w:type="gramStart"/>
+      <w:r>
+        <w:rPr>
+          <w:rFonts w:ascii="Times New Roman" w:hAnsi="Times New Roman" w:cs="Times New Roman"/>
+          <w:i/>
+          <w:iCs/>
+          <w:sz w:val="28"/>
+          <w:szCs w:val="28"/>
+        </w:rPr>
+        <w:t>ω,</w:t>
+      </w:r>
+      <w:r>
+        <w:rPr>
+          <w:rFonts w:ascii="Times New Roman" w:hAnsi="Times New Roman" w:cs="Times New Roman"/>
+          <w:i/>
+          <w:iCs/>
+          <w:sz w:val="28"/>
+          <w:szCs w:val="28"/>
+          <w:lang w:val="en-US"/>
+        </w:rPr>
+        <w:t>T</w:t>
+      </w:r>
+      <w:proofErr w:type="gramEnd"/>
+      <w:r>
+        <w:rPr>
+          <w:rFonts w:ascii="Times New Roman" w:hAnsi="Times New Roman" w:cs="Times New Roman"/>
+          <w:i/>
+          <w:iCs/>
+          <w:sz w:val="28"/>
+          <w:szCs w:val="28"/>
+        </w:rPr>
+        <w:t>,</w:t>
+      </w:r>
+      <w:proofErr w:type="gramStart"/>
+      <w:r>
+        <w:rPr>
+          <w:rFonts w:ascii="Times New Roman" w:hAnsi="Times New Roman" w:cs="Times New Roman"/>
+          <w:i/>
+          <w:iCs/>
+          <w:sz w:val="28"/>
+          <w:szCs w:val="28"/>
+          <w:lang w:val="en-US"/>
+        </w:rPr>
+        <w:t>SOC</w:t>
+      </w:r>
+      <w:r>
+        <w:rPr>
+          <w:rFonts w:ascii="Times New Roman" w:hAnsi="Times New Roman" w:cs="Times New Roman"/>
+          <w:i/>
+          <w:iCs/>
+          <w:sz w:val="28"/>
+          <w:szCs w:val="28"/>
+        </w:rPr>
+        <w:t>,</w:t>
+      </w:r>
+      <w:r>
+        <w:rPr>
+          <w:rFonts w:ascii="Times New Roman" w:hAnsi="Times New Roman" w:cs="Times New Roman"/>
+          <w:i/>
+          <w:iCs/>
+          <w:sz w:val="28"/>
+          <w:szCs w:val="28"/>
+          <w:lang w:val="en-US"/>
+        </w:rPr>
+        <w:t>D</w:t>
+      </w:r>
+      <w:proofErr w:type="gramEnd"/>
+      <w:r>
+        <w:rPr>
+          <w:rFonts w:ascii="Times New Roman" w:hAnsi="Times New Roman" w:cs="Times New Roman"/>
+          <w:i/>
+          <w:iCs/>
+          <w:sz w:val="28"/>
+          <w:szCs w:val="28"/>
+        </w:rPr>
+        <w:t>)</w:t>
+      </w:r>
+    </w:p>
+    <w:tbl>
+      <w:tblPr>
+        <w:tblStyle w:val="ac"/>
+        <w:tblW w:w="0" w:type="auto"/>
+        <w:tblLook w:val="04A0" w:firstRow="1" w:lastRow="0" w:firstColumn="1" w:lastColumn="0" w:noHBand="0" w:noVBand="1"/>
+      </w:tblPr>
+      <w:tblGrid>
+        <w:gridCol w:w="3209"/>
+        <w:gridCol w:w="3209"/>
+        <w:gridCol w:w="3209"/>
+      </w:tblGrid>
+      <w:tr>
+        <w:tc>
+          <w:tcPr>
+            <w:tcW w:w="3209" w:type="dxa"/>
+          </w:tcPr>
+          <w:p>
+            <w:pPr>
+              <w:spacing w:line="360" w:lineRule="auto"/>
+              <w:jc w:val="both"/>
+              <w:rPr>
+                <w:rFonts w:ascii="Times New Roman" w:hAnsi="Times New Roman" w:cs="Times New Roman"/>
+                <w:sz w:val="28"/>
+                <w:szCs w:val="28"/>
+                <w:lang w:val="en-US"/>
+              </w:rPr>
+            </w:pPr>
+            <w:r>
+              <w:rPr>
+                <w:rFonts w:ascii="Times New Roman" w:hAnsi="Times New Roman" w:cs="Times New Roman"/>
+                <w:sz w:val="28"/>
+                <w:szCs w:val="28"/>
+              </w:rPr>
+              <w:t>Переменная</w:t>
+            </w:r>
+          </w:p>
+        </w:tc>
+        <w:tc>
+          <w:tcPr>
+            <w:tcW w:w="3209" w:type="dxa"/>
+          </w:tcPr>
+          <w:p>
+            <w:pPr>
+              <w:spacing w:line="360" w:lineRule="auto"/>
+              <w:jc w:val="both"/>
+              <w:rPr>
+                <w:rFonts w:ascii="Times New Roman" w:hAnsi="Times New Roman" w:cs="Times New Roman"/>
+                <w:sz w:val="28"/>
+                <w:szCs w:val="28"/>
+                <w:lang w:val="en-US"/>
+              </w:rPr>
+            </w:pPr>
+            <w:proofErr w:type="spellStart"/>
+            <w:r>
+              <w:rPr>
+                <w:rFonts w:ascii="Times New Roman" w:hAnsi="Times New Roman" w:cs="Times New Roman"/>
+                <w:sz w:val="28"/>
+                <w:szCs w:val="28"/>
+                <w:lang w:val="en-US"/>
+              </w:rPr>
+              <w:t>Физический</w:t>
+            </w:r>
+            <w:proofErr w:type="spellEnd"/>
+            <w:r>
+              <w:rPr>
+                <w:rFonts w:ascii="Times New Roman" w:hAnsi="Times New Roman" w:cs="Times New Roman"/>
+                <w:sz w:val="28"/>
+                <w:szCs w:val="28"/>
+                <w:lang w:val="en-US"/>
+              </w:rPr>
+              <w:t xml:space="preserve"> смысл</w:t>
+            </w:r>
+          </w:p>
+        </w:tc>
+        <w:tc>
+          <w:tcPr>
+            <w:tcW w:w="3209" w:type="dxa"/>
+          </w:tcPr>
+          <w:p>
+            <w:pPr>
+              <w:spacing w:line="360" w:lineRule="auto"/>
+              <w:jc w:val="both"/>
+              <w:rPr>
+                <w:rFonts w:ascii="Times New Roman" w:hAnsi="Times New Roman" w:cs="Times New Roman"/>
+                <w:sz w:val="28"/>
+                <w:szCs w:val="28"/>
+                <w:lang w:val="en-US"/>
+              </w:rPr>
+            </w:pPr>
+            <w:r>
+              <w:rPr>
+                <w:rFonts w:ascii="Times New Roman" w:hAnsi="Times New Roman" w:cs="Times New Roman"/>
+                <w:sz w:val="28"/>
+                <w:szCs w:val="28"/>
+              </w:rPr>
+              <w:t>Роль в модели</w:t>
+            </w:r>
+          </w:p>
+        </w:tc>
+      </w:tr>
+      <w:tr>
+        <w:tc>
+          <w:tcPr>
+            <w:tcW w:w="3209" w:type="dxa"/>
+          </w:tcPr>
+          <w:p>
+            <w:pPr>
+              <w:spacing w:line="360" w:lineRule="auto"/>
+              <w:jc w:val="both"/>
+              <w:rPr>
+                <w:rFonts w:ascii="Times New Roman" w:hAnsi="Times New Roman" w:cs="Times New Roman"/>
+                <w:sz w:val="28"/>
+                <w:szCs w:val="28"/>
+                <w:lang w:val="en-US"/>
+              </w:rPr>
+            </w:pPr>
+            <w:r>
+              <w:rPr>
+                <w:rFonts w:ascii="Times New Roman" w:hAnsi="Times New Roman" w:cs="Times New Roman"/>
+                <w:sz w:val="28"/>
+                <w:szCs w:val="28"/>
+                <w:lang w:val="en-US"/>
+              </w:rPr>
+              <w:t>ω</w:t>
+            </w:r>
+          </w:p>
+        </w:tc>
+        <w:tc>
+          <w:tcPr>
+            <w:tcW w:w="3209" w:type="dxa"/>
+          </w:tcPr>
+          <w:p>
+            <w:pPr>
+              <w:spacing w:line="360" w:lineRule="auto"/>
+              <w:jc w:val="both"/>
+              <w:rPr>
+                <w:rFonts w:ascii="Times New Roman" w:hAnsi="Times New Roman" w:cs="Times New Roman"/>
+                <w:sz w:val="28"/>
+                <w:szCs w:val="28"/>
+                <w:lang w:val="en-US"/>
+              </w:rPr>
+            </w:pPr>
+            <w:r>
+              <w:rPr>
+                <w:rFonts w:ascii="Times New Roman" w:hAnsi="Times New Roman" w:cs="Times New Roman"/>
+                <w:sz w:val="28"/>
+                <w:szCs w:val="28"/>
+              </w:rPr>
+              <w:t>Круговая частота возбуждающего сигнала</w:t>
+            </w:r>
+          </w:p>
+        </w:tc>
+        <w:tc>
+          <w:tcPr>
+            <w:tcW w:w="3209" w:type="dxa"/>
+          </w:tcPr>
+          <w:p>
+            <w:pPr>
+              <w:spacing w:line="360" w:lineRule="auto"/>
+              <w:jc w:val="both"/>
+              <w:rPr>
+                <w:rFonts w:ascii="Times New Roman" w:hAnsi="Times New Roman" w:cs="Times New Roman"/>
+                <w:sz w:val="28"/>
+                <w:szCs w:val="28"/>
+              </w:rPr>
+            </w:pPr>
+            <w:r>
+              <w:rPr>
+                <w:rFonts w:ascii="Times New Roman" w:hAnsi="Times New Roman" w:cs="Times New Roman"/>
+                <w:sz w:val="28"/>
+                <w:szCs w:val="28"/>
+              </w:rPr>
+              <w:t>Определяет частотную область доминирующего механизма</w:t>
+            </w:r>
+          </w:p>
+        </w:tc>
+      </w:tr>
+      <w:tr>
+        <w:tc>
+          <w:tcPr>
+            <w:tcW w:w="3209" w:type="dxa"/>
+          </w:tcPr>
+          <w:p>
+            <w:pPr>
+              <w:spacing w:line="360" w:lineRule="auto"/>
+              <w:jc w:val="both"/>
+              <w:rPr>
+                <w:rFonts w:ascii="Times New Roman" w:hAnsi="Times New Roman" w:cs="Times New Roman"/>
+                <w:sz w:val="28"/>
+                <w:szCs w:val="28"/>
+                <w:lang w:val="en-US"/>
+              </w:rPr>
+            </w:pPr>
+            <w:r>
+              <w:rPr>
+                <w:rFonts w:ascii="Times New Roman" w:hAnsi="Times New Roman" w:cs="Times New Roman"/>
+                <w:sz w:val="28"/>
+                <w:szCs w:val="28"/>
+                <w:lang w:val="en-US"/>
+              </w:rPr>
+              <w:t>T</w:t>
+            </w:r>
+          </w:p>
+        </w:tc>
+        <w:tc>
+          <w:tcPr>
+            <w:tcW w:w="3209" w:type="dxa"/>
+          </w:tcPr>
+          <w:p>
+            <w:pPr>
+              <w:spacing w:line="360" w:lineRule="auto"/>
+              <w:jc w:val="both"/>
+              <w:rPr>
+                <w:rFonts w:ascii="Times New Roman" w:hAnsi="Times New Roman" w:cs="Times New Roman"/>
+                <w:sz w:val="28"/>
+                <w:szCs w:val="28"/>
+                <w:lang w:val="en-US"/>
+              </w:rPr>
+            </w:pPr>
+            <w:r>
+              <w:rPr>
+                <w:rFonts w:ascii="Times New Roman" w:hAnsi="Times New Roman" w:cs="Times New Roman"/>
+                <w:sz w:val="28"/>
+                <w:szCs w:val="28"/>
+              </w:rPr>
+              <w:t>Температура аккумуляторной системы</w:t>
+            </w:r>
+          </w:p>
+        </w:tc>
+        <w:tc>
+          <w:tcPr>
+            <w:tcW w:w="3209" w:type="dxa"/>
+          </w:tcPr>
+          <w:p>
+            <w:pPr>
+              <w:spacing w:line="360" w:lineRule="auto"/>
+              <w:jc w:val="both"/>
+              <w:rPr>
+                <w:rFonts w:ascii="Times New Roman" w:hAnsi="Times New Roman" w:cs="Times New Roman"/>
+                <w:sz w:val="28"/>
+                <w:szCs w:val="28"/>
+              </w:rPr>
+            </w:pPr>
+            <w:r>
+              <w:rPr>
+                <w:rFonts w:ascii="Times New Roman" w:hAnsi="Times New Roman" w:cs="Times New Roman"/>
+                <w:sz w:val="28"/>
+                <w:szCs w:val="28"/>
+              </w:rPr>
+              <w:t>Влияет на кинетику, проводимость и диффузию</w:t>
+            </w:r>
+          </w:p>
+        </w:tc>
+      </w:tr>
+      <w:tr>
+        <w:tc>
+          <w:tcPr>
+            <w:tcW w:w="3209" w:type="dxa"/>
+          </w:tcPr>
+          <w:p>
+            <w:pPr>
+              <w:spacing w:line="360" w:lineRule="auto"/>
+              <w:jc w:val="both"/>
+              <w:rPr>
+                <w:rFonts w:ascii="Times New Roman" w:hAnsi="Times New Roman" w:cs="Times New Roman"/>
+                <w:sz w:val="28"/>
+                <w:szCs w:val="28"/>
+                <w:lang w:val="en-US"/>
+              </w:rPr>
+            </w:pPr>
+            <w:r>
+              <w:rPr>
+                <w:rFonts w:ascii="Times New Roman" w:hAnsi="Times New Roman" w:cs="Times New Roman"/>
+                <w:sz w:val="28"/>
+                <w:szCs w:val="28"/>
+                <w:lang w:val="en-US"/>
+              </w:rPr>
+              <w:t>SOC</w:t>
+            </w:r>
+          </w:p>
+        </w:tc>
+        <w:tc>
+          <w:tcPr>
+            <w:tcW w:w="3209" w:type="dxa"/>
+          </w:tcPr>
+          <w:p>
+            <w:pPr>
+              <w:spacing w:line="360" w:lineRule="auto"/>
+              <w:jc w:val="both"/>
+              <w:rPr>
+                <w:rFonts w:ascii="Times New Roman" w:hAnsi="Times New Roman" w:cs="Times New Roman"/>
+                <w:sz w:val="28"/>
+                <w:szCs w:val="28"/>
+                <w:lang w:val="en-US"/>
+              </w:rPr>
+            </w:pPr>
+            <w:r>
+              <w:rPr>
+                <w:rFonts w:ascii="Times New Roman" w:hAnsi="Times New Roman" w:cs="Times New Roman"/>
+                <w:sz w:val="28"/>
+                <w:szCs w:val="28"/>
+              </w:rPr>
+              <w:t>Состояние заряда</w:t>
+            </w:r>
+          </w:p>
+        </w:tc>
+        <w:tc>
+          <w:tcPr>
+            <w:tcW w:w="3209" w:type="dxa"/>
+          </w:tcPr>
+          <w:p>
+            <w:pPr>
+              <w:spacing w:line="360" w:lineRule="auto"/>
+              <w:jc w:val="both"/>
+              <w:rPr>
+                <w:rFonts w:ascii="Times New Roman" w:hAnsi="Times New Roman" w:cs="Times New Roman"/>
+                <w:sz w:val="28"/>
+                <w:szCs w:val="28"/>
+                <w:lang w:val="en-US"/>
+              </w:rPr>
+            </w:pPr>
+          </w:p>
+        </w:tc>
+      </w:tr>
+      <w:tr>
+        <w:tc>
+          <w:tcPr>
+            <w:tcW w:w="3209" w:type="dxa"/>
+          </w:tcPr>
+          <w:p>
+            <w:pPr>
+              <w:spacing w:line="360" w:lineRule="auto"/>
+              <w:jc w:val="both"/>
+              <w:rPr>
+                <w:rFonts w:ascii="Times New Roman" w:hAnsi="Times New Roman" w:cs="Times New Roman"/>
+                <w:sz w:val="28"/>
+                <w:szCs w:val="28"/>
+                <w:lang w:val="en-US"/>
+              </w:rPr>
+            </w:pPr>
+            <w:r>
+              <w:rPr>
+                <w:rFonts w:ascii="Times New Roman" w:hAnsi="Times New Roman" w:cs="Times New Roman"/>
+                <w:sz w:val="28"/>
+                <w:szCs w:val="28"/>
+                <w:lang w:val="en-US"/>
+              </w:rPr>
+              <w:t>D</w:t>
+            </w:r>
+          </w:p>
+        </w:tc>
+        <w:tc>
+          <w:tcPr>
+            <w:tcW w:w="3209" w:type="dxa"/>
+          </w:tcPr>
+          <w:p>
+            <w:pPr>
+              <w:spacing w:line="360" w:lineRule="auto"/>
+              <w:jc w:val="both"/>
+              <w:rPr>
+                <w:rFonts w:ascii="Times New Roman" w:hAnsi="Times New Roman" w:cs="Times New Roman"/>
+                <w:sz w:val="28"/>
+                <w:szCs w:val="28"/>
+                <w:lang w:val="en-US"/>
+              </w:rPr>
+            </w:pPr>
+            <w:r>
+              <w:rPr>
+                <w:rFonts w:ascii="Times New Roman" w:hAnsi="Times New Roman" w:cs="Times New Roman"/>
+                <w:sz w:val="28"/>
+                <w:szCs w:val="28"/>
+              </w:rPr>
+              <w:t>Параметр деградации</w:t>
+            </w:r>
+          </w:p>
+        </w:tc>
+        <w:tc>
+          <w:tcPr>
+            <w:tcW w:w="3209" w:type="dxa"/>
+          </w:tcPr>
+          <w:p>
+            <w:pPr>
+              <w:spacing w:line="360" w:lineRule="auto"/>
+              <w:jc w:val="both"/>
+              <w:rPr>
+                <w:rFonts w:ascii="Times New Roman" w:hAnsi="Times New Roman" w:cs="Times New Roman"/>
+                <w:sz w:val="28"/>
+                <w:szCs w:val="28"/>
+              </w:rPr>
+            </w:pPr>
+            <w:r>
+              <w:rPr>
+                <w:rFonts w:ascii="Times New Roman" w:hAnsi="Times New Roman" w:cs="Times New Roman"/>
+                <w:sz w:val="28"/>
+                <w:szCs w:val="28"/>
+              </w:rPr>
+              <w:t>Характеризует накопленное старение и смещение спектра</w:t>
+            </w:r>
+          </w:p>
+        </w:tc>
+      </w:tr>
+      <w:tr>
+        <w:tc>
+          <w:tcPr>
+            <w:tcW w:w="3209" w:type="dxa"/>
+          </w:tcPr>
+          <w:p>
+            <w:pPr>
+              <w:spacing w:line="360" w:lineRule="auto"/>
+              <w:jc w:val="both"/>
+              <w:rPr>
+                <w:rFonts w:ascii="Times New Roman" w:hAnsi="Times New Roman" w:cs="Times New Roman"/>
+                <w:sz w:val="28"/>
+                <w:szCs w:val="28"/>
+                <w:vertAlign w:val="subscript"/>
+                <w:lang w:val="en-US"/>
+              </w:rPr>
+            </w:pPr>
+            <w:r>
+              <w:rPr>
+                <w:rFonts w:ascii="Times New Roman" w:hAnsi="Times New Roman" w:cs="Times New Roman"/>
+                <w:sz w:val="28"/>
+                <w:szCs w:val="28"/>
+                <w:lang w:val="en-US"/>
+              </w:rPr>
+              <w:t>R</w:t>
+            </w:r>
+            <w:r>
+              <w:rPr>
+                <w:rFonts w:ascii="Times New Roman" w:hAnsi="Times New Roman" w:cs="Times New Roman"/>
+                <w:sz w:val="28"/>
+                <w:szCs w:val="28"/>
+                <w:vertAlign w:val="subscript"/>
+                <w:lang w:val="en-US"/>
+              </w:rPr>
+              <w:t>Ω</w:t>
+            </w:r>
+          </w:p>
+        </w:tc>
+        <w:tc>
+          <w:tcPr>
+            <w:tcW w:w="3209" w:type="dxa"/>
+          </w:tcPr>
+          <w:p>
+            <w:pPr>
+              <w:spacing w:line="360" w:lineRule="auto"/>
+              <w:jc w:val="both"/>
+              <w:rPr>
+                <w:rFonts w:ascii="Times New Roman" w:hAnsi="Times New Roman" w:cs="Times New Roman"/>
+                <w:sz w:val="28"/>
+                <w:szCs w:val="28"/>
+                <w:lang w:val="en-US"/>
+              </w:rPr>
+            </w:pPr>
+            <w:r>
+              <w:rPr>
+                <w:rFonts w:ascii="Times New Roman" w:hAnsi="Times New Roman" w:cs="Times New Roman"/>
+                <w:sz w:val="28"/>
+                <w:szCs w:val="28"/>
+              </w:rPr>
+              <w:t>Омическая составляющая</w:t>
+            </w:r>
+          </w:p>
+        </w:tc>
+        <w:tc>
+          <w:tcPr>
+            <w:tcW w:w="3209" w:type="dxa"/>
+          </w:tcPr>
+          <w:p>
+            <w:pPr>
+              <w:spacing w:line="360" w:lineRule="auto"/>
+              <w:jc w:val="both"/>
+              <w:rPr>
+                <w:rFonts w:ascii="Times New Roman" w:hAnsi="Times New Roman" w:cs="Times New Roman"/>
+                <w:sz w:val="28"/>
+                <w:szCs w:val="28"/>
+              </w:rPr>
+            </w:pPr>
+            <w:r>
+              <w:rPr>
+                <w:rFonts w:ascii="Times New Roman" w:hAnsi="Times New Roman" w:cs="Times New Roman"/>
+                <w:sz w:val="28"/>
+                <w:szCs w:val="28"/>
+              </w:rPr>
+              <w:t>Потери в токосъёмниках, контактах, электролите</w:t>
+            </w:r>
+          </w:p>
+        </w:tc>
+      </w:tr>
+      <w:tr>
+        <w:tc>
+          <w:tcPr>
+            <w:tcW w:w="3209" w:type="dxa"/>
+          </w:tcPr>
+          <w:p>
+            <w:pPr>
+              <w:spacing w:line="360" w:lineRule="auto"/>
+              <w:jc w:val="both"/>
+              <w:rPr>
+                <w:rFonts w:ascii="Times New Roman" w:hAnsi="Times New Roman" w:cs="Times New Roman"/>
+                <w:sz w:val="28"/>
+                <w:szCs w:val="28"/>
+                <w:vertAlign w:val="subscript"/>
+                <w:lang w:val="en-US"/>
+              </w:rPr>
+            </w:pPr>
+            <w:proofErr w:type="spellStart"/>
+            <w:r>
+              <w:rPr>
+                <w:rFonts w:ascii="Times New Roman" w:hAnsi="Times New Roman" w:cs="Times New Roman"/>
+                <w:sz w:val="28"/>
+                <w:szCs w:val="28"/>
+                <w:lang w:val="en-US"/>
+              </w:rPr>
+              <w:t>R</w:t>
+            </w:r>
+            <w:r>
+              <w:rPr>
+                <w:rFonts w:ascii="Times New Roman" w:hAnsi="Times New Roman" w:cs="Times New Roman"/>
+                <w:sz w:val="28"/>
+                <w:szCs w:val="28"/>
+                <w:vertAlign w:val="subscript"/>
+                <w:lang w:val="en-US"/>
+              </w:rPr>
+              <w:t>ct</w:t>
+            </w:r>
+            <w:proofErr w:type="spellEnd"/>
+          </w:p>
+        </w:tc>
+        <w:tc>
+          <w:tcPr>
+            <w:tcW w:w="3209" w:type="dxa"/>
+          </w:tcPr>
+          <w:p>
+            <w:pPr>
+              <w:spacing w:line="360" w:lineRule="auto"/>
+              <w:jc w:val="both"/>
+              <w:rPr>
+                <w:rFonts w:ascii="Times New Roman" w:hAnsi="Times New Roman" w:cs="Times New Roman"/>
+                <w:sz w:val="28"/>
+                <w:szCs w:val="28"/>
+                <w:lang w:val="en-US"/>
+              </w:rPr>
+            </w:pPr>
+            <w:r>
+              <w:rPr>
+                <w:rFonts w:ascii="Times New Roman" w:hAnsi="Times New Roman" w:cs="Times New Roman"/>
+                <w:sz w:val="28"/>
+                <w:szCs w:val="28"/>
+              </w:rPr>
+              <w:t>Сопротивление переноса заряда</w:t>
+            </w:r>
+          </w:p>
+        </w:tc>
+        <w:tc>
+          <w:tcPr>
+            <w:tcW w:w="3209" w:type="dxa"/>
+          </w:tcPr>
+          <w:p>
+            <w:pPr>
+              <w:spacing w:line="360" w:lineRule="auto"/>
+              <w:jc w:val="both"/>
+              <w:rPr>
+                <w:rFonts w:ascii="Times New Roman" w:hAnsi="Times New Roman" w:cs="Times New Roman"/>
+                <w:sz w:val="28"/>
+                <w:szCs w:val="28"/>
+              </w:rPr>
+            </w:pPr>
+            <w:r>
+              <w:rPr>
+                <w:rFonts w:ascii="Times New Roman" w:hAnsi="Times New Roman" w:cs="Times New Roman"/>
+                <w:sz w:val="28"/>
+                <w:szCs w:val="28"/>
+              </w:rPr>
+              <w:t>Основной диагностический и прогностический параметр</w:t>
+            </w:r>
+          </w:p>
+        </w:tc>
+      </w:tr>
+      <w:tr>
+        <w:tc>
+          <w:tcPr>
+            <w:tcW w:w="3209" w:type="dxa"/>
+          </w:tcPr>
+          <w:p>
+            <w:pPr>
+              <w:spacing w:line="360" w:lineRule="auto"/>
+              <w:jc w:val="both"/>
+              <w:rPr>
+                <w:rFonts w:ascii="Times New Roman" w:hAnsi="Times New Roman" w:cs="Times New Roman"/>
+                <w:sz w:val="28"/>
+                <w:szCs w:val="28"/>
+                <w:vertAlign w:val="subscript"/>
+                <w:lang w:val="en-US"/>
+              </w:rPr>
+            </w:pPr>
+            <w:proofErr w:type="spellStart"/>
+            <w:r>
+              <w:rPr>
+                <w:rFonts w:ascii="Times New Roman" w:hAnsi="Times New Roman" w:cs="Times New Roman"/>
+                <w:sz w:val="28"/>
+                <w:szCs w:val="28"/>
+                <w:lang w:val="en-US"/>
+              </w:rPr>
+              <w:t>C</w:t>
+            </w:r>
+            <w:r>
+              <w:rPr>
+                <w:rFonts w:ascii="Times New Roman" w:hAnsi="Times New Roman" w:cs="Times New Roman"/>
+                <w:sz w:val="28"/>
+                <w:szCs w:val="28"/>
+                <w:vertAlign w:val="subscript"/>
+                <w:lang w:val="en-US"/>
+              </w:rPr>
+              <w:t>dl</w:t>
+            </w:r>
+            <w:proofErr w:type="spellEnd"/>
+          </w:p>
+        </w:tc>
+        <w:tc>
+          <w:tcPr>
+            <w:tcW w:w="3209" w:type="dxa"/>
+          </w:tcPr>
+          <w:p>
+            <w:pPr>
+              <w:spacing w:line="360" w:lineRule="auto"/>
+              <w:jc w:val="both"/>
+              <w:rPr>
+                <w:rFonts w:ascii="Times New Roman" w:hAnsi="Times New Roman" w:cs="Times New Roman"/>
+                <w:sz w:val="28"/>
+                <w:szCs w:val="28"/>
+                <w:lang w:val="en-US"/>
+              </w:rPr>
+            </w:pPr>
+            <w:r>
+              <w:rPr>
+                <w:rFonts w:ascii="Times New Roman" w:hAnsi="Times New Roman" w:cs="Times New Roman"/>
+                <w:sz w:val="28"/>
+                <w:szCs w:val="28"/>
+              </w:rPr>
+              <w:t>Ёмкость двойного слоя</w:t>
+            </w:r>
+          </w:p>
+        </w:tc>
+        <w:tc>
+          <w:tcPr>
+            <w:tcW w:w="3209" w:type="dxa"/>
+          </w:tcPr>
+          <w:p>
+            <w:pPr>
+              <w:spacing w:line="360" w:lineRule="auto"/>
+              <w:jc w:val="both"/>
+              <w:rPr>
+                <w:rFonts w:ascii="Times New Roman" w:hAnsi="Times New Roman" w:cs="Times New Roman"/>
+                <w:sz w:val="28"/>
+                <w:szCs w:val="28"/>
+                <w:lang w:val="en-US"/>
+              </w:rPr>
+            </w:pPr>
+            <w:r>
+              <w:rPr>
+                <w:rFonts w:ascii="Times New Roman" w:hAnsi="Times New Roman" w:cs="Times New Roman"/>
+                <w:sz w:val="28"/>
+                <w:szCs w:val="28"/>
+              </w:rPr>
+              <w:t>Интерфейсный ёмкостный отклик</w:t>
+            </w:r>
+          </w:p>
+        </w:tc>
+      </w:tr>
+      <w:tr>
+        <w:tc>
+          <w:tcPr>
+            <w:tcW w:w="3209" w:type="dxa"/>
+          </w:tcPr>
+          <w:p>
+            <w:pPr>
+              <w:spacing w:line="360" w:lineRule="auto"/>
+              <w:jc w:val="both"/>
+              <w:rPr>
+                <w:rFonts w:ascii="Times New Roman" w:hAnsi="Times New Roman" w:cs="Times New Roman"/>
+                <w:sz w:val="28"/>
+                <w:szCs w:val="28"/>
+                <w:lang w:val="en-US"/>
+              </w:rPr>
+            </w:pPr>
+            <w:r>
+              <w:rPr>
+                <w:rFonts w:ascii="Times New Roman" w:hAnsi="Times New Roman" w:cs="Times New Roman"/>
+                <w:sz w:val="28"/>
+                <w:szCs w:val="28"/>
+                <w:lang w:val="en-US"/>
+              </w:rPr>
+              <w:t>σ</w:t>
+            </w:r>
+          </w:p>
+        </w:tc>
+        <w:tc>
+          <w:tcPr>
+            <w:tcW w:w="3209" w:type="dxa"/>
+          </w:tcPr>
+          <w:p>
+            <w:pPr>
+              <w:spacing w:line="360" w:lineRule="auto"/>
+              <w:jc w:val="both"/>
+              <w:rPr>
+                <w:rFonts w:ascii="Times New Roman" w:hAnsi="Times New Roman" w:cs="Times New Roman"/>
+                <w:sz w:val="28"/>
+                <w:szCs w:val="28"/>
+                <w:lang w:val="en-US"/>
+              </w:rPr>
+            </w:pPr>
+            <w:r>
+              <w:rPr>
+                <w:rFonts w:ascii="Times New Roman" w:hAnsi="Times New Roman" w:cs="Times New Roman"/>
+                <w:sz w:val="28"/>
+                <w:szCs w:val="28"/>
+              </w:rPr>
+              <w:t>Коэффициент Варбурга</w:t>
+            </w:r>
+          </w:p>
+        </w:tc>
+        <w:tc>
+          <w:tcPr>
+            <w:tcW w:w="3209" w:type="dxa"/>
+          </w:tcPr>
+          <w:p>
+            <w:pPr>
+              <w:spacing w:line="360" w:lineRule="auto"/>
+              <w:jc w:val="both"/>
+              <w:rPr>
+                <w:rFonts w:ascii="Times New Roman" w:hAnsi="Times New Roman" w:cs="Times New Roman"/>
+                <w:sz w:val="28"/>
+                <w:szCs w:val="28"/>
+                <w:lang w:val="en-US"/>
+              </w:rPr>
+            </w:pPr>
+            <w:r>
+              <w:rPr>
+                <w:rFonts w:ascii="Times New Roman" w:hAnsi="Times New Roman" w:cs="Times New Roman"/>
+                <w:sz w:val="28"/>
+                <w:szCs w:val="28"/>
+              </w:rPr>
+              <w:t>Мера диффузионных ограничений</w:t>
+            </w:r>
+          </w:p>
+        </w:tc>
+      </w:tr>
+    </w:tbl>
+    <w:p>
+      <w:pPr>
+        <w:spacing w:line="360" w:lineRule="auto"/>
+        <w:ind w:firstLine="709"/>
+        <w:jc w:val="both"/>
+        <w:rPr>
+          <w:rFonts w:ascii="Times New Roman" w:hAnsi="Times New Roman" w:cs="Times New Roman"/>
+          <w:sz w:val="28"/>
+          <w:szCs w:val="28"/>
+          <w:lang w:val="en-US"/>
+        </w:rPr>
+      </w:pPr>
+    </w:p>
+    <w:p>
+      <w:pPr>
+        <w:spacing w:line="360" w:lineRule="auto"/>
+        <w:ind w:firstLine="709"/>
+        <w:jc w:val="both"/>
+        <w:rPr>
+          <w:rFonts w:ascii="Times New Roman" w:hAnsi="Times New Roman" w:cs="Times New Roman"/>
+          <w:b/>
+          <w:bCs/>
+          <w:sz w:val="28"/>
+          <w:szCs w:val="28"/>
+          <w:lang w:val="en-US"/>
+        </w:rPr>
+      </w:pPr>
+      <w:r>
+        <w:rPr>
+          <w:rFonts w:ascii="Times New Roman" w:hAnsi="Times New Roman" w:cs="Times New Roman"/>
+          <w:b/>
+          <w:bCs/>
+          <w:sz w:val="28"/>
+          <w:szCs w:val="28"/>
+        </w:rPr>
+        <w:lastRenderedPageBreak/>
+        <w:t>Вывод по разделу 2.3</w:t>
+      </w:r>
+    </w:p>
+    <w:p>
+      <w:pPr>
+        <w:spacing w:line="360" w:lineRule="auto"/>
+        <w:ind w:firstLine="709"/>
+        <w:jc w:val="both"/>
+        <w:rPr>
+          <w:rFonts w:ascii="Times New Roman" w:hAnsi="Times New Roman" w:cs="Times New Roman"/>
+          <w:sz w:val="28"/>
+          <w:szCs w:val="28"/>
+          <w:lang w:val="en-US"/>
+        </w:rPr>
+      </w:pPr>
+    </w:p>
+    <w:p>
+      <w:pPr>
+        <w:spacing w:line="360" w:lineRule="auto"/>
+        <w:ind w:firstLine="709"/>
+        <w:jc w:val="both"/>
+        <w:rPr>
+          <w:rFonts w:ascii="Times New Roman" w:hAnsi="Times New Roman" w:cs="Times New Roman"/>
+          <w:sz w:val="28"/>
+          <w:szCs w:val="28"/>
+          <w:lang w:val="en-US"/>
+        </w:rPr>
+      </w:pPr>
+      <w:r>
+        <w:rPr>
+          <w:rFonts w:ascii="Times New Roman" w:hAnsi="Times New Roman" w:cs="Times New Roman"/>
+          <w:sz w:val="28"/>
+          <w:szCs w:val="28"/>
+        </w:rPr>
+        <w:t>В разделе 2.3 выполнено обобщение базовой аналитической формы комплексного импеданса до параметрической модели</w:t>
+      </w:r>
+    </w:p>
+    <w:p>
+      <w:pPr>
+        <w:spacing w:line="360" w:lineRule="auto"/>
+        <w:ind w:firstLine="709"/>
+        <w:jc w:val="both"/>
+        <w:rPr>
+          <w:rFonts w:ascii="Times New Roman" w:hAnsi="Times New Roman" w:cs="Times New Roman"/>
+          <w:sz w:val="28"/>
+          <w:szCs w:val="28"/>
+          <w:lang w:val="en-US"/>
+        </w:rPr>
+      </w:pPr>
+    </w:p>
+    <w:p>
+      <w:pPr>
+        <w:spacing w:line="360" w:lineRule="auto"/>
+        <w:ind w:firstLine="709"/>
+        <w:jc w:val="both"/>
+        <w:rPr>
+          <w:rFonts w:ascii="Times New Roman" w:hAnsi="Times New Roman" w:cs="Times New Roman"/>
+          <w:sz w:val="28"/>
+          <w:szCs w:val="28"/>
+          <w:lang w:val="en-US"/>
+        </w:rPr>
+      </w:pPr>
+      <w:r>
+        <w:rPr>
+          <w:rFonts w:ascii="Times New Roman" w:hAnsi="Times New Roman" w:cs="Times New Roman"/>
+          <w:position w:val="-14"/>
+          <w:sz w:val="28"/>
+          <w:szCs w:val="28"/>
+          <w:lang w:val="en-US"/>
+        </w:rPr>
+        <w:object w:dxaOrig="2100" w:dyaOrig="400" w14:anchorId="50E0458E">
+          <v:shape id="_x0000_i1100" type="#_x0000_t75" style="width:105.2pt;height:20.05pt" o:ole="">
+            <v:imagedata r:id="rId105" o:title=""/>
+          </v:shape>
+          <o:OLEObject Type="Embed" ProgID="Equation.DSMT4" ShapeID="_x0000_i1100" DrawAspect="Content" ObjectID="_1836465190" r:id="rId106"/>
+        </w:object>
+      </w:r>
+      <w:r>
+        <w:rPr>
+          <w:rFonts w:ascii="Times New Roman" w:hAnsi="Times New Roman" w:cs="Times New Roman"/>
+          <w:sz w:val="28"/>
+          <w:szCs w:val="28"/>
+          <w:lang w:val="en-US"/>
+        </w:rPr>
+        <w:t>.</w:t>
+      </w:r>
+    </w:p>
+    <w:p>
+      <w:pPr>
+        <w:spacing w:line="360" w:lineRule="auto"/>
+        <w:ind w:firstLine="709"/>
+        <w:jc w:val="both"/>
+        <w:rPr>
+          <w:rFonts w:ascii="Times New Roman" w:hAnsi="Times New Roman" w:cs="Times New Roman"/>
+          <w:sz w:val="28"/>
+          <w:szCs w:val="28"/>
+          <w:lang w:val="en-US"/>
+        </w:rPr>
+      </w:pPr>
+    </w:p>
+    <w:p>
+      <w:pPr>
+        <w:spacing w:line="360" w:lineRule="auto"/>
+        <w:ind w:firstLine="709"/>
+        <w:jc w:val="both"/>
+        <w:rPr>
+          <w:rFonts w:ascii="Times New Roman" w:hAnsi="Times New Roman" w:cs="Times New Roman"/>
+          <w:sz w:val="28"/>
+          <w:szCs w:val="28"/>
+        </w:rPr>
+      </w:pPr>
+      <w:r>
+        <w:rPr>
+          <w:rFonts w:ascii="Times New Roman" w:hAnsi="Times New Roman" w:cs="Times New Roman"/>
+          <w:sz w:val="28"/>
+          <w:szCs w:val="28"/>
+        </w:rPr>
+        <w:t xml:space="preserve">Показано, что для тяговой аккумуляторной батареи спектральный отклик определяется не только частотой, но и температурой, состоянием заряда и степенью деградации. Получено аналитическое представление, в котором каждая составляющая спектра — омическая, </w:t>
+      </w:r>
+      <w:proofErr w:type="spellStart"/>
+      <w:r>
+        <w:rPr>
+          <w:rFonts w:ascii="Times New Roman" w:hAnsi="Times New Roman" w:cs="Times New Roman"/>
+          <w:sz w:val="28"/>
+          <w:szCs w:val="28"/>
+        </w:rPr>
+        <w:t>зарядопереносная</w:t>
+      </w:r>
+      <w:proofErr w:type="spellEnd"/>
+      <w:r>
+        <w:rPr>
+          <w:rFonts w:ascii="Times New Roman" w:hAnsi="Times New Roman" w:cs="Times New Roman"/>
+          <w:sz w:val="28"/>
+          <w:szCs w:val="28"/>
+        </w:rPr>
+        <w:t xml:space="preserve"> и диффузионная — записана как функция</w:t>
+      </w:r>
+      <w:r>
+        <w:rPr>
+          <w:rFonts w:ascii="Times New Roman" w:hAnsi="Times New Roman" w:cs="Times New Roman"/>
+          <w:sz w:val="28"/>
+          <w:szCs w:val="28"/>
+        </w:rPr>
+        <w:t xml:space="preserve"> </w:t>
+      </w:r>
+      <w:r>
+        <w:rPr>
+          <w:rFonts w:ascii="Times New Roman" w:hAnsi="Times New Roman" w:cs="Times New Roman"/>
+          <w:i/>
+          <w:iCs/>
+          <w:sz w:val="28"/>
+          <w:szCs w:val="28"/>
+        </w:rPr>
+        <w:t>(</w:t>
+      </w:r>
+      <w:proofErr w:type="gramStart"/>
+      <w:r>
+        <w:rPr>
+          <w:rFonts w:ascii="Times New Roman" w:hAnsi="Times New Roman" w:cs="Times New Roman"/>
+          <w:i/>
+          <w:iCs/>
+          <w:sz w:val="28"/>
+          <w:szCs w:val="28"/>
+          <w:lang w:val="en-US"/>
+        </w:rPr>
+        <w:t>T</w:t>
+      </w:r>
+      <w:r>
+        <w:rPr>
+          <w:rFonts w:ascii="Times New Roman" w:hAnsi="Times New Roman" w:cs="Times New Roman"/>
+          <w:i/>
+          <w:iCs/>
+          <w:sz w:val="28"/>
+          <w:szCs w:val="28"/>
+        </w:rPr>
+        <w:t>,</w:t>
+      </w:r>
+      <w:r>
+        <w:rPr>
+          <w:rFonts w:ascii="Times New Roman" w:hAnsi="Times New Roman" w:cs="Times New Roman"/>
+          <w:i/>
+          <w:iCs/>
+          <w:sz w:val="28"/>
+          <w:szCs w:val="28"/>
+          <w:lang w:val="en-US"/>
+        </w:rPr>
+        <w:t>SOC</w:t>
+      </w:r>
+      <w:proofErr w:type="gramEnd"/>
+      <w:r>
+        <w:rPr>
+          <w:rFonts w:ascii="Times New Roman" w:hAnsi="Times New Roman" w:cs="Times New Roman"/>
+          <w:i/>
+          <w:iCs/>
+          <w:sz w:val="28"/>
+          <w:szCs w:val="28"/>
+        </w:rPr>
+        <w:t>,</w:t>
+      </w:r>
+      <w:r>
+        <w:rPr>
+          <w:rFonts w:ascii="Times New Roman" w:hAnsi="Times New Roman" w:cs="Times New Roman"/>
+          <w:i/>
+          <w:iCs/>
+          <w:sz w:val="28"/>
+          <w:szCs w:val="28"/>
+          <w:lang w:val="en-US"/>
+        </w:rPr>
+        <w:t>D</w:t>
+      </w:r>
+      <w:r>
+        <w:rPr>
+          <w:rFonts w:ascii="Times New Roman" w:hAnsi="Times New Roman" w:cs="Times New Roman"/>
+          <w:i/>
+          <w:iCs/>
+          <w:sz w:val="28"/>
+          <w:szCs w:val="28"/>
+        </w:rPr>
+        <w:t>)</w:t>
+      </w:r>
+      <w:r>
+        <w:rPr>
+          <w:rFonts w:ascii="Times New Roman" w:hAnsi="Times New Roman" w:cs="Times New Roman"/>
+          <w:sz w:val="28"/>
+          <w:szCs w:val="28"/>
+        </w:rPr>
+        <w:t xml:space="preserve">. </w:t>
+      </w:r>
+      <w:r>
+        <w:rPr>
+          <w:rFonts w:ascii="Times New Roman" w:hAnsi="Times New Roman" w:cs="Times New Roman"/>
+          <w:sz w:val="28"/>
+          <w:szCs w:val="28"/>
+        </w:rPr>
+        <w:t>Тем самым создано теоретическое основание для следующего раздела 2.4, где эта модель будет распространена на нестационарные и импульсные режимы нагружения без выхода за утверждённый план главы 2.</w:t>
+      </w:r>
     </w:p>
     <w:sectPr>
       <w:pgSz w:w="11906" w:h="16838" w:code="9"/>

--- a/Docs/Дис Борзенков вар2/01.Главы/Глава_2.docx
+++ b/Docs/Дис Борзенков вар2/01.Главы/Глава_2.docx
@@ -1271,10 +1271,10 @@
             <v:path o:extrusionok="f" gradientshapeok="t" o:connecttype="rect"/>
             <o:lock v:ext="edit" aspectratio="t"/>
           </v:shapetype>
-          <v:shape id="_x0000_i1025" type="#_x0000_t75" style="width:42.75pt;height:18pt" o:ole="">
+          <v:shape id="_x0000_i1025" type="#_x0000_t75" style="width:42.8pt;height:18.35pt" o:ole="">
             <v:imagedata r:id="rId9" o:title=""/>
           </v:shape>
-          <o:OLEObject Type="Embed" ProgID="Equation.DSMT4" ShapeID="_x0000_i1025" DrawAspect="Content" ObjectID="_1836483278" r:id="rId10"/>
+          <o:OLEObject Type="Embed" ProgID="Equation.DSMT4" ShapeID="_x0000_i1025" DrawAspect="Content" ObjectID="_1836495546" r:id="rId10"/>
         </w:object>
       </w:r>
     </w:p>
@@ -1686,10 +1686,10 @@
           <w:szCs w:val="28"/>
         </w:rPr>
         <w:object w:dxaOrig="1800" w:dyaOrig="680" w14:anchorId="3BA5D9B4">
-          <v:shape id="_x0000_i1026" type="#_x0000_t75" style="width:90pt;height:33.75pt" o:ole="">
+          <v:shape id="_x0000_i1026" type="#_x0000_t75" style="width:90.35pt;height:33.95pt" o:ole="">
             <v:imagedata r:id="rId12" o:title=""/>
           </v:shape>
-          <o:OLEObject Type="Embed" ProgID="Equation.DSMT4" ShapeID="_x0000_i1026" DrawAspect="Content" ObjectID="_1836483279" r:id="rId13"/>
+          <o:OLEObject Type="Embed" ProgID="Equation.DSMT4" ShapeID="_x0000_i1026" DrawAspect="Content" ObjectID="_1836495547" r:id="rId13"/>
         </w:object>
       </w:r>
       <w:r>
@@ -1764,10 +1764,10 @@
           <w:szCs w:val="28"/>
         </w:rPr>
         <w:object w:dxaOrig="2620" w:dyaOrig="700" w14:anchorId="6DC4FE15">
-          <v:shape id="_x0000_i1027" type="#_x0000_t75" style="width:130.5pt;height:35.25pt" o:ole="">
+          <v:shape id="_x0000_i1027" type="#_x0000_t75" style="width:130.4pt;height:35.3pt" o:ole="">
             <v:imagedata r:id="rId14" o:title=""/>
           </v:shape>
-          <o:OLEObject Type="Embed" ProgID="Equation.DSMT4" ShapeID="_x0000_i1027" DrawAspect="Content" ObjectID="_1836483280" r:id="rId15"/>
+          <o:OLEObject Type="Embed" ProgID="Equation.DSMT4" ShapeID="_x0000_i1027" DrawAspect="Content" ObjectID="_1836495548" r:id="rId15"/>
         </w:object>
       </w:r>
       <w:r>
@@ -1844,10 +1844,10 @@
           <w:lang w:val="en-US"/>
         </w:rPr>
         <w:object w:dxaOrig="1120" w:dyaOrig="380" w14:anchorId="5C918BFA">
-          <v:shape id="_x0000_i1028" type="#_x0000_t75" style="width:55.5pt;height:18.75pt" o:ole="">
+          <v:shape id="_x0000_i1028" type="#_x0000_t75" style="width:55.7pt;height:19pt" o:ole="">
             <v:imagedata r:id="rId16" o:title=""/>
           </v:shape>
-          <o:OLEObject Type="Embed" ProgID="Equation.DSMT4" ShapeID="_x0000_i1028" DrawAspect="Content" ObjectID="_1836483281" r:id="rId17"/>
+          <o:OLEObject Type="Embed" ProgID="Equation.DSMT4" ShapeID="_x0000_i1028" DrawAspect="Content" ObjectID="_1836495549" r:id="rId17"/>
         </w:object>
       </w:r>
       <w:r>
@@ -1954,10 +1954,10 @@
           <w:lang w:val="en-US"/>
         </w:rPr>
         <w:object w:dxaOrig="1180" w:dyaOrig="680" w14:anchorId="4D52710D">
-          <v:shape id="_x0000_i1029" type="#_x0000_t75" style="width:58.5pt;height:33.75pt" o:ole="">
+          <v:shape id="_x0000_i1029" type="#_x0000_t75" style="width:58.4pt;height:33.95pt" o:ole="">
             <v:imagedata r:id="rId18" o:title=""/>
           </v:shape>
-          <o:OLEObject Type="Embed" ProgID="Equation.DSMT4" ShapeID="_x0000_i1029" DrawAspect="Content" ObjectID="_1836483282" r:id="rId19"/>
+          <o:OLEObject Type="Embed" ProgID="Equation.DSMT4" ShapeID="_x0000_i1029" DrawAspect="Content" ObjectID="_1836495550" r:id="rId19"/>
         </w:object>
       </w:r>
       <w:r>
@@ -2269,10 +2269,10 @@
           <w:szCs w:val="28"/>
         </w:rPr>
         <w:object w:dxaOrig="1420" w:dyaOrig="700" w14:anchorId="60C42B70">
-          <v:shape id="_x0000_i1030" type="#_x0000_t75" style="width:71.25pt;height:35.25pt" o:ole="">
+          <v:shape id="_x0000_i1030" type="#_x0000_t75" style="width:71.3pt;height:35.3pt" o:ole="">
             <v:imagedata r:id="rId21" o:title=""/>
           </v:shape>
-          <o:OLEObject Type="Embed" ProgID="Equation.DSMT4" ShapeID="_x0000_i1030" DrawAspect="Content" ObjectID="_1836483283" r:id="rId22"/>
+          <o:OLEObject Type="Embed" ProgID="Equation.DSMT4" ShapeID="_x0000_i1030" DrawAspect="Content" ObjectID="_1836495551" r:id="rId22"/>
         </w:object>
       </w:r>
       <w:r>
@@ -2460,10 +2460,10 @@
           <w:lang w:val="en-US"/>
         </w:rPr>
         <w:object w:dxaOrig="1060" w:dyaOrig="660" w14:anchorId="228F7F02">
-          <v:shape id="_x0000_i1031" type="#_x0000_t75" style="width:53.25pt;height:33pt" o:ole="">
+          <v:shape id="_x0000_i1031" type="#_x0000_t75" style="width:53pt;height:33.3pt" o:ole="">
             <v:imagedata r:id="rId23" o:title=""/>
           </v:shape>
-          <o:OLEObject Type="Embed" ProgID="Equation.DSMT4" ShapeID="_x0000_i1031" DrawAspect="Content" ObjectID="_1836483284" r:id="rId24"/>
+          <o:OLEObject Type="Embed" ProgID="Equation.DSMT4" ShapeID="_x0000_i1031" DrawAspect="Content" ObjectID="_1836495552" r:id="rId24"/>
         </w:object>
       </w:r>
       <w:r>
@@ -2483,10 +2483,10 @@
           <w:lang w:val="en-US"/>
         </w:rPr>
         <w:object w:dxaOrig="1860" w:dyaOrig="660" w14:anchorId="70079064">
-          <v:shape id="_x0000_i1032" type="#_x0000_t75" style="width:93pt;height:33pt" o:ole="">
+          <v:shape id="_x0000_i1032" type="#_x0000_t75" style="width:93.05pt;height:33.3pt" o:ole="">
             <v:imagedata r:id="rId25" o:title=""/>
           </v:shape>
-          <o:OLEObject Type="Embed" ProgID="Equation.DSMT4" ShapeID="_x0000_i1032" DrawAspect="Content" ObjectID="_1836483285" r:id="rId26"/>
+          <o:OLEObject Type="Embed" ProgID="Equation.DSMT4" ShapeID="_x0000_i1032" DrawAspect="Content" ObjectID="_1836495553" r:id="rId26"/>
         </w:object>
       </w:r>
       <w:r>
@@ -2562,10 +2562,10 @@
           <w:lang w:val="en-US"/>
         </w:rPr>
         <w:object w:dxaOrig="2580" w:dyaOrig="380" w14:anchorId="6EC4C9D9">
-          <v:shape id="_x0000_i1033" type="#_x0000_t75" style="width:129pt;height:18.75pt" o:ole="">
+          <v:shape id="_x0000_i1033" type="#_x0000_t75" style="width:129.05pt;height:19pt" o:ole="">
             <v:imagedata r:id="rId27" o:title=""/>
           </v:shape>
-          <o:OLEObject Type="Embed" ProgID="Equation.DSMT4" ShapeID="_x0000_i1033" DrawAspect="Content" ObjectID="_1836483286" r:id="rId28"/>
+          <o:OLEObject Type="Embed" ProgID="Equation.DSMT4" ShapeID="_x0000_i1033" DrawAspect="Content" ObjectID="_1836495554" r:id="rId28"/>
         </w:object>
       </w:r>
       <w:r>
@@ -2773,10 +2773,10 @@
           <w:lang w:val="en-US"/>
         </w:rPr>
         <w:object w:dxaOrig="3200" w:dyaOrig="700" w14:anchorId="24B6E0B2">
-          <v:shape id="_x0000_i1034" type="#_x0000_t75" style="width:160.5pt;height:35.25pt" o:ole="">
+          <v:shape id="_x0000_i1034" type="#_x0000_t75" style="width:160.3pt;height:35.3pt" o:ole="">
             <v:imagedata r:id="rId30" o:title=""/>
           </v:shape>
-          <o:OLEObject Type="Embed" ProgID="Equation.DSMT4" ShapeID="_x0000_i1034" DrawAspect="Content" ObjectID="_1836483287" r:id="rId31"/>
+          <o:OLEObject Type="Embed" ProgID="Equation.DSMT4" ShapeID="_x0000_i1034" DrawAspect="Content" ObjectID="_1836495555" r:id="rId31"/>
         </w:object>
       </w:r>
       <w:r>
@@ -2855,10 +2855,10 @@
           <w:lang w:val="en-US"/>
         </w:rPr>
         <w:object w:dxaOrig="2100" w:dyaOrig="400" w14:anchorId="490D9FDB">
-          <v:shape id="_x0000_i1035" type="#_x0000_t75" style="width:105pt;height:19.5pt" o:ole="">
+          <v:shape id="_x0000_i1035" type="#_x0000_t75" style="width:105.3pt;height:19.7pt" o:ole="">
             <v:imagedata r:id="rId32" o:title=""/>
           </v:shape>
-          <o:OLEObject Type="Embed" ProgID="Equation.DSMT4" ShapeID="_x0000_i1035" DrawAspect="Content" ObjectID="_1836483288" r:id="rId33"/>
+          <o:OLEObject Type="Embed" ProgID="Equation.DSMT4" ShapeID="_x0000_i1035" DrawAspect="Content" ObjectID="_1836495556" r:id="rId33"/>
         </w:object>
       </w:r>
     </w:p>
@@ -3581,10 +3581,10 @@
           <w:lang w:val="en-US"/>
         </w:rPr>
         <w:object w:dxaOrig="1180" w:dyaOrig="360" w14:anchorId="10E781D6">
-          <v:shape id="_x0000_i1036" type="#_x0000_t75" style="width:58.5pt;height:18pt" o:ole="">
+          <v:shape id="_x0000_i1036" type="#_x0000_t75" style="width:58.4pt;height:18.35pt" o:ole="">
             <v:imagedata r:id="rId35" o:title=""/>
           </v:shape>
-          <o:OLEObject Type="Embed" ProgID="Equation.DSMT4" ShapeID="_x0000_i1036" DrawAspect="Content" ObjectID="_1836483289" r:id="rId36"/>
+          <o:OLEObject Type="Embed" ProgID="Equation.DSMT4" ShapeID="_x0000_i1036" DrawAspect="Content" ObjectID="_1836495557" r:id="rId36"/>
         </w:object>
       </w:r>
       <w:r>
@@ -3616,10 +3616,10 @@
           <w:lang w:val="en-US"/>
         </w:rPr>
         <w:object w:dxaOrig="980" w:dyaOrig="380" w14:anchorId="7EB35DA0">
-          <v:shape id="_x0000_i1037" type="#_x0000_t75" style="width:48.75pt;height:18.75pt" o:ole="">
+          <v:shape id="_x0000_i1037" type="#_x0000_t75" style="width:48.9pt;height:19pt" o:ole="">
             <v:imagedata r:id="rId37" o:title=""/>
           </v:shape>
-          <o:OLEObject Type="Embed" ProgID="Equation.DSMT4" ShapeID="_x0000_i1037" DrawAspect="Content" ObjectID="_1836483290" r:id="rId38"/>
+          <o:OLEObject Type="Embed" ProgID="Equation.DSMT4" ShapeID="_x0000_i1037" DrawAspect="Content" ObjectID="_1836495558" r:id="rId38"/>
         </w:object>
       </w:r>
       <w:r>
@@ -4143,10 +4143,10 @@
                 <w:lang w:val="en-US"/>
               </w:rPr>
               <w:object w:dxaOrig="1240" w:dyaOrig="680" w14:anchorId="4A0C116A">
-                <v:shape id="_x0000_i1038" type="#_x0000_t75" style="width:62.25pt;height:33.75pt" o:ole="">
+                <v:shape id="_x0000_i1038" type="#_x0000_t75" style="width:62.5pt;height:33.95pt" o:ole="">
                   <v:imagedata r:id="rId40" o:title=""/>
                 </v:shape>
-                <o:OLEObject Type="Embed" ProgID="Equation.DSMT4" ShapeID="_x0000_i1038" DrawAspect="Content" ObjectID="_1836483291" r:id="rId41"/>
+                <o:OLEObject Type="Embed" ProgID="Equation.DSMT4" ShapeID="_x0000_i1038" DrawAspect="Content" ObjectID="_1836495559" r:id="rId41"/>
               </w:object>
             </w:r>
           </w:p>
@@ -4284,10 +4284,10 @@
                 <w:lang w:val="en-US"/>
               </w:rPr>
               <w:object w:dxaOrig="700" w:dyaOrig="680" w14:anchorId="3CC50FAC">
-                <v:shape id="_x0000_i1039" type="#_x0000_t75" style="width:35.25pt;height:33.75pt" o:ole="">
+                <v:shape id="_x0000_i1039" type="#_x0000_t75" style="width:35.3pt;height:33.95pt" o:ole="">
                   <v:imagedata r:id="rId42" o:title=""/>
                 </v:shape>
-                <o:OLEObject Type="Embed" ProgID="Equation.DSMT4" ShapeID="_x0000_i1039" DrawAspect="Content" ObjectID="_1836483292" r:id="rId43"/>
+                <o:OLEObject Type="Embed" ProgID="Equation.DSMT4" ShapeID="_x0000_i1039" DrawAspect="Content" ObjectID="_1836495560" r:id="rId43"/>
               </w:object>
             </w:r>
           </w:p>
@@ -4409,10 +4409,10 @@
                 <w:lang w:val="en-US"/>
               </w:rPr>
               <w:object w:dxaOrig="580" w:dyaOrig="700" w14:anchorId="2805A596">
-                <v:shape id="_x0000_i1040" type="#_x0000_t75" style="width:29.25pt;height:35.25pt" o:ole="">
+                <v:shape id="_x0000_i1040" type="#_x0000_t75" style="width:29.2pt;height:35.3pt" o:ole="">
                   <v:imagedata r:id="rId44" o:title=""/>
                 </v:shape>
-                <o:OLEObject Type="Embed" ProgID="Equation.DSMT4" ShapeID="_x0000_i1040" DrawAspect="Content" ObjectID="_1836483293" r:id="rId45"/>
+                <o:OLEObject Type="Embed" ProgID="Equation.DSMT4" ShapeID="_x0000_i1040" DrawAspect="Content" ObjectID="_1836495561" r:id="rId45"/>
               </w:object>
             </w:r>
           </w:p>
@@ -4518,10 +4518,10 @@
                 <w:lang w:val="en-US"/>
               </w:rPr>
               <w:object w:dxaOrig="880" w:dyaOrig="740" w14:anchorId="3FE79B06">
-                <v:shape id="_x0000_i1041" type="#_x0000_t75" style="width:43.5pt;height:36.75pt" o:ole="">
+                <v:shape id="_x0000_i1041" type="#_x0000_t75" style="width:43.45pt;height:36.7pt" o:ole="">
                   <v:imagedata r:id="rId46" o:title=""/>
                 </v:shape>
-                <o:OLEObject Type="Embed" ProgID="Equation.DSMT4" ShapeID="_x0000_i1041" DrawAspect="Content" ObjectID="_1836483294" r:id="rId47"/>
+                <o:OLEObject Type="Embed" ProgID="Equation.DSMT4" ShapeID="_x0000_i1041" DrawAspect="Content" ObjectID="_1836495562" r:id="rId47"/>
               </w:object>
             </w:r>
           </w:p>
@@ -4793,10 +4793,10 @@
           <w:lang w:val="en-US"/>
         </w:rPr>
         <w:object w:dxaOrig="3240" w:dyaOrig="700" w14:anchorId="4A9490DD">
-          <v:shape id="_x0000_i1042" type="#_x0000_t75" style="width:162pt;height:35.25pt" o:ole="">
+          <v:shape id="_x0000_i1042" type="#_x0000_t75" style="width:162.35pt;height:35.3pt" o:ole="">
             <v:imagedata r:id="rId48" o:title=""/>
           </v:shape>
-          <o:OLEObject Type="Embed" ProgID="Equation.DSMT4" ShapeID="_x0000_i1042" DrawAspect="Content" ObjectID="_1836483295" r:id="rId49"/>
+          <o:OLEObject Type="Embed" ProgID="Equation.DSMT4" ShapeID="_x0000_i1042" DrawAspect="Content" ObjectID="_1836495563" r:id="rId49"/>
         </w:object>
       </w:r>
       <w:r>
@@ -5195,10 +5195,10 @@
           <w:lang w:val="en-US"/>
         </w:rPr>
         <w:object w:dxaOrig="1020" w:dyaOrig="400" w14:anchorId="0F6679C4">
-          <v:shape id="_x0000_i1043" type="#_x0000_t75" style="width:51pt;height:20.25pt" o:ole="">
+          <v:shape id="_x0000_i1043" type="#_x0000_t75" style="width:50.95pt;height:20.4pt" o:ole="">
             <v:imagedata r:id="rId50" o:title=""/>
           </v:shape>
-          <o:OLEObject Type="Embed" ProgID="Equation.DSMT4" ShapeID="_x0000_i1043" DrawAspect="Content" ObjectID="_1836483296" r:id="rId51"/>
+          <o:OLEObject Type="Embed" ProgID="Equation.DSMT4" ShapeID="_x0000_i1043" DrawAspect="Content" ObjectID="_1836495564" r:id="rId51"/>
         </w:object>
       </w:r>
       <w:r>
@@ -5276,10 +5276,10 @@
           <w:lang w:val="en-US"/>
         </w:rPr>
         <w:object w:dxaOrig="2100" w:dyaOrig="400" w14:anchorId="2555EC20">
-          <v:shape id="_x0000_i1044" type="#_x0000_t75" style="width:105pt;height:20.25pt" o:ole="">
+          <v:shape id="_x0000_i1044" type="#_x0000_t75" style="width:105.3pt;height:20.4pt" o:ole="">
             <v:imagedata r:id="rId52" o:title=""/>
           </v:shape>
-          <o:OLEObject Type="Embed" ProgID="Equation.DSMT4" ShapeID="_x0000_i1044" DrawAspect="Content" ObjectID="_1836483297" r:id="rId53"/>
+          <o:OLEObject Type="Embed" ProgID="Equation.DSMT4" ShapeID="_x0000_i1044" DrawAspect="Content" ObjectID="_1836495565" r:id="rId53"/>
         </w:object>
       </w:r>
     </w:p>
@@ -5814,10 +5814,10 @@
           <w:lang w:val="en-US"/>
         </w:rPr>
         <w:object w:dxaOrig="2100" w:dyaOrig="400" w14:anchorId="7292182B">
-          <v:shape id="_x0000_i1045" type="#_x0000_t75" style="width:105pt;height:20.25pt" o:ole="">
+          <v:shape id="_x0000_i1045" type="#_x0000_t75" style="width:105.3pt;height:20.4pt" o:ole="">
             <v:imagedata r:id="rId55" o:title=""/>
           </v:shape>
-          <o:OLEObject Type="Embed" ProgID="Equation.DSMT4" ShapeID="_x0000_i1045" DrawAspect="Content" ObjectID="_1836483298" r:id="rId56"/>
+          <o:OLEObject Type="Embed" ProgID="Equation.DSMT4" ShapeID="_x0000_i1045" DrawAspect="Content" ObjectID="_1836495566" r:id="rId56"/>
         </w:object>
       </w:r>
     </w:p>
@@ -5954,10 +5954,10 @@
           <w:lang w:val="en-US"/>
         </w:rPr>
         <w:object w:dxaOrig="7400" w:dyaOrig="400" w14:anchorId="34E8CC00">
-          <v:shape id="_x0000_i1046" type="#_x0000_t75" style="width:369.75pt;height:20.25pt" o:ole="">
+          <v:shape id="_x0000_i1046" type="#_x0000_t75" style="width:369.5pt;height:20.4pt" o:ole="">
             <v:imagedata r:id="rId57" o:title=""/>
           </v:shape>
-          <o:OLEObject Type="Embed" ProgID="Equation.DSMT4" ShapeID="_x0000_i1046" DrawAspect="Content" ObjectID="_1836483299" r:id="rId58"/>
+          <o:OLEObject Type="Embed" ProgID="Equation.DSMT4" ShapeID="_x0000_i1046" DrawAspect="Content" ObjectID="_1836495567" r:id="rId58"/>
         </w:object>
       </w:r>
     </w:p>
@@ -6026,10 +6026,10 @@
           <w:lang w:val="en-US"/>
         </w:rPr>
         <w:object w:dxaOrig="3280" w:dyaOrig="400" w14:anchorId="5A68AF44">
-          <v:shape id="_x0000_i1047" type="#_x0000_t75" style="width:164.25pt;height:20.25pt" o:ole="">
+          <v:shape id="_x0000_i1047" type="#_x0000_t75" style="width:164.4pt;height:20.4pt" o:ole="">
             <v:imagedata r:id="rId59" o:title=""/>
           </v:shape>
-          <o:OLEObject Type="Embed" ProgID="Equation.DSMT4" ShapeID="_x0000_i1047" DrawAspect="Content" ObjectID="_1836483300" r:id="rId60"/>
+          <o:OLEObject Type="Embed" ProgID="Equation.DSMT4" ShapeID="_x0000_i1047" DrawAspect="Content" ObjectID="_1836495568" r:id="rId60"/>
         </w:object>
       </w:r>
       <w:r>
@@ -6061,10 +6061,10 @@
           <w:lang w:val="en-US"/>
         </w:rPr>
         <w:object w:dxaOrig="5660" w:dyaOrig="740" w14:anchorId="2E900BAD">
-          <v:shape id="_x0000_i1048" type="#_x0000_t75" style="width:282.75pt;height:36.75pt" o:ole="">
+          <v:shape id="_x0000_i1048" type="#_x0000_t75" style="width:282.55pt;height:36.7pt" o:ole="">
             <v:imagedata r:id="rId61" o:title=""/>
           </v:shape>
-          <o:OLEObject Type="Embed" ProgID="Equation.DSMT4" ShapeID="_x0000_i1048" DrawAspect="Content" ObjectID="_1836483301" r:id="rId62"/>
+          <o:OLEObject Type="Embed" ProgID="Equation.DSMT4" ShapeID="_x0000_i1048" DrawAspect="Content" ObjectID="_1836495569" r:id="rId62"/>
         </w:object>
       </w:r>
       <w:r>
@@ -6096,10 +6096,10 @@
           <w:lang w:val="en-US"/>
         </w:rPr>
         <w:object w:dxaOrig="3560" w:dyaOrig="740" w14:anchorId="7665728C">
-          <v:shape id="_x0000_i1049" type="#_x0000_t75" style="width:177.75pt;height:36.75pt" o:ole="">
+          <v:shape id="_x0000_i1049" type="#_x0000_t75" style="width:177.95pt;height:36.7pt" o:ole="">
             <v:imagedata r:id="rId63" o:title=""/>
           </v:shape>
-          <o:OLEObject Type="Embed" ProgID="Equation.DSMT4" ShapeID="_x0000_i1049" DrawAspect="Content" ObjectID="_1836483302" r:id="rId64"/>
+          <o:OLEObject Type="Embed" ProgID="Equation.DSMT4" ShapeID="_x0000_i1049" DrawAspect="Content" ObjectID="_1836495570" r:id="rId64"/>
         </w:object>
       </w:r>
       <w:r>
@@ -6372,10 +6372,10 @@
           <w:lang w:val="en-US"/>
         </w:rPr>
         <w:object w:dxaOrig="3420" w:dyaOrig="840" w14:anchorId="72CF988A">
-          <v:shape id="_x0000_i1050" type="#_x0000_t75" style="width:171pt;height:42pt" o:ole="">
+          <v:shape id="_x0000_i1050" type="#_x0000_t75" style="width:171.15pt;height:42.1pt" o:ole="">
             <v:imagedata r:id="rId65" o:title=""/>
           </v:shape>
-          <o:OLEObject Type="Embed" ProgID="Equation.DSMT4" ShapeID="_x0000_i1050" DrawAspect="Content" ObjectID="_1836483303" r:id="rId66"/>
+          <o:OLEObject Type="Embed" ProgID="Equation.DSMT4" ShapeID="_x0000_i1050" DrawAspect="Content" ObjectID="_1836495571" r:id="rId66"/>
         </w:object>
       </w:r>
       <w:r>
@@ -6440,7 +6440,6 @@
           <w:rFonts w:ascii="Times New Roman" w:hAnsi="Times New Roman" w:cs="Times New Roman"/>
           <w:sz w:val="28"/>
           <w:szCs w:val="28"/>
-          <w:lang w:val="en-US"/>
         </w:rPr>
       </w:pPr>
       <w:r>
@@ -6452,10 +6451,10 @@
           <w:lang w:val="en-US"/>
         </w:rPr>
         <w:object w:dxaOrig="960" w:dyaOrig="680" w14:anchorId="5FAD2028">
-          <v:shape id="_x0000_i1051" type="#_x0000_t75" style="width:48pt;height:33.75pt" o:ole="">
+          <v:shape id="_x0000_i1051" type="#_x0000_t75" style="width:48.25pt;height:33.95pt" o:ole="">
             <v:imagedata r:id="rId67" o:title=""/>
           </v:shape>
-          <o:OLEObject Type="Embed" ProgID="Equation.DSMT4" ShapeID="_x0000_i1051" DrawAspect="Content" ObjectID="_1836483304" r:id="rId68"/>
+          <o:OLEObject Type="Embed" ProgID="Equation.DSMT4" ShapeID="_x0000_i1051" DrawAspect="Content" ObjectID="_1836495572" r:id="rId68"/>
         </w:object>
       </w:r>
       <w:r>
@@ -6463,7 +6462,6 @@
           <w:rFonts w:ascii="Times New Roman" w:hAnsi="Times New Roman" w:cs="Times New Roman"/>
           <w:sz w:val="28"/>
           <w:szCs w:val="28"/>
-          <w:lang w:val="en-US"/>
         </w:rPr>
         <w:t>,</w:t>
       </w:r>
@@ -6477,20 +6475,18 @@
           <w:rFonts w:ascii="Times New Roman" w:hAnsi="Times New Roman" w:cs="Times New Roman"/>
           <w:sz w:val="28"/>
           <w:szCs w:val="28"/>
-          <w:lang w:val="en-US"/>
-        </w:rPr>
-      </w:pPr>
-    </w:p>
-    <w:p>
-      <w:pPr>
-        <w:spacing w:line="360" w:lineRule="auto"/>
-        <w:ind w:firstLine="709"/>
-        <w:jc w:val="both"/>
-        <w:rPr>
-          <w:rFonts w:ascii="Times New Roman" w:hAnsi="Times New Roman" w:cs="Times New Roman"/>
-          <w:sz w:val="28"/>
-          <w:szCs w:val="28"/>
-          <w:lang w:val="en-US"/>
+        </w:rPr>
+      </w:pPr>
+    </w:p>
+    <w:p>
+      <w:pPr>
+        <w:spacing w:line="360" w:lineRule="auto"/>
+        <w:ind w:firstLine="709"/>
+        <w:jc w:val="both"/>
+        <w:rPr>
+          <w:rFonts w:ascii="Times New Roman" w:hAnsi="Times New Roman" w:cs="Times New Roman"/>
+          <w:sz w:val="28"/>
+          <w:szCs w:val="28"/>
         </w:rPr>
       </w:pPr>
       <w:r>
@@ -6511,7 +6507,6 @@
           <w:rFonts w:ascii="Times New Roman" w:hAnsi="Times New Roman" w:cs="Times New Roman"/>
           <w:sz w:val="28"/>
           <w:szCs w:val="28"/>
-          <w:lang w:val="en-US"/>
         </w:rPr>
       </w:pPr>
     </w:p>
@@ -6535,10 +6530,10 @@
           <w:lang w:val="en-US"/>
         </w:rPr>
         <w:object w:dxaOrig="5220" w:dyaOrig="840" w14:anchorId="3A4DDE6C">
-          <v:shape id="_x0000_i1052" type="#_x0000_t75" style="width:261pt;height:42pt" o:ole="">
+          <v:shape id="_x0000_i1052" type="#_x0000_t75" style="width:260.85pt;height:42.1pt" o:ole="">
             <v:imagedata r:id="rId69" o:title=""/>
           </v:shape>
-          <o:OLEObject Type="Embed" ProgID="Equation.DSMT4" ShapeID="_x0000_i1052" DrawAspect="Content" ObjectID="_1836483305" r:id="rId70"/>
+          <o:OLEObject Type="Embed" ProgID="Equation.DSMT4" ShapeID="_x0000_i1052" DrawAspect="Content" ObjectID="_1836495573" r:id="rId70"/>
         </w:object>
       </w:r>
       <w:r>
@@ -6731,10 +6726,10 @@
           <w:lang w:val="en-US"/>
         </w:rPr>
         <w:object w:dxaOrig="5120" w:dyaOrig="520" w14:anchorId="349711BA">
-          <v:shape id="_x0000_i1053" type="#_x0000_t75" style="width:255.75pt;height:26.25pt" o:ole="">
+          <v:shape id="_x0000_i1053" type="#_x0000_t75" style="width:256.1pt;height:26.5pt" o:ole="">
             <v:imagedata r:id="rId73" o:title=""/>
           </v:shape>
-          <o:OLEObject Type="Embed" ProgID="Equation.DSMT4" ShapeID="_x0000_i1053" DrawAspect="Content" ObjectID="_1836483306" r:id="rId74"/>
+          <o:OLEObject Type="Embed" ProgID="Equation.DSMT4" ShapeID="_x0000_i1053" DrawAspect="Content" ObjectID="_1836495574" r:id="rId74"/>
         </w:object>
       </w:r>
       <w:r>
@@ -6810,10 +6805,10 @@
           <w:lang w:val="en-US"/>
         </w:rPr>
         <w:object w:dxaOrig="960" w:dyaOrig="380" w14:anchorId="691D7650">
-          <v:shape id="_x0000_i1054" type="#_x0000_t75" style="width:48pt;height:18.75pt" o:ole="">
+          <v:shape id="_x0000_i1054" type="#_x0000_t75" style="width:48.25pt;height:19pt" o:ole="">
             <v:imagedata r:id="rId75" o:title=""/>
           </v:shape>
-          <o:OLEObject Type="Embed" ProgID="Equation.DSMT4" ShapeID="_x0000_i1054" DrawAspect="Content" ObjectID="_1836483307" r:id="rId76"/>
+          <o:OLEObject Type="Embed" ProgID="Equation.DSMT4" ShapeID="_x0000_i1054" DrawAspect="Content" ObjectID="_1836495575" r:id="rId76"/>
         </w:object>
       </w:r>
       <w:r>
@@ -6889,10 +6884,10 @@
           <w:lang w:val="en-US"/>
         </w:rPr>
         <w:object w:dxaOrig="4959" w:dyaOrig="840" w14:anchorId="6B5A023C">
-          <v:shape id="_x0000_i1055" type="#_x0000_t75" style="width:248.25pt;height:42pt" o:ole="">
+          <v:shape id="_x0000_i1055" type="#_x0000_t75" style="width:247.9pt;height:42.1pt" o:ole="">
             <v:imagedata r:id="rId77" o:title=""/>
           </v:shape>
-          <o:OLEObject Type="Embed" ProgID="Equation.DSMT4" ShapeID="_x0000_i1055" DrawAspect="Content" ObjectID="_1836483308" r:id="rId78"/>
+          <o:OLEObject Type="Embed" ProgID="Equation.DSMT4" ShapeID="_x0000_i1055" DrawAspect="Content" ObjectID="_1836495576" r:id="rId78"/>
         </w:object>
       </w:r>
       <w:r>
@@ -7159,10 +7154,10 @@
           <w:lang w:val="en-US"/>
         </w:rPr>
         <w:object w:dxaOrig="3920" w:dyaOrig="440" w14:anchorId="3346B117">
-          <v:shape id="_x0000_i1056" type="#_x0000_t75" style="width:195.75pt;height:21.75pt" o:ole="">
+          <v:shape id="_x0000_i1056" type="#_x0000_t75" style="width:195.6pt;height:21.75pt" o:ole="">
             <v:imagedata r:id="rId79" o:title=""/>
           </v:shape>
-          <o:OLEObject Type="Embed" ProgID="Equation.DSMT4" ShapeID="_x0000_i1056" DrawAspect="Content" ObjectID="_1836483309" r:id="rId80"/>
+          <o:OLEObject Type="Embed" ProgID="Equation.DSMT4" ShapeID="_x0000_i1056" DrawAspect="Content" ObjectID="_1836495577" r:id="rId80"/>
         </w:object>
       </w:r>
     </w:p>
@@ -7379,10 +7374,10 @@
           <w:szCs w:val="28"/>
         </w:rPr>
         <w:object w:dxaOrig="3820" w:dyaOrig="800" w14:anchorId="08A44123">
-          <v:shape id="_x0000_i1057" type="#_x0000_t75" style="width:191.25pt;height:39.75pt" o:ole="">
+          <v:shape id="_x0000_i1057" type="#_x0000_t75" style="width:190.85pt;height:40.1pt" o:ole="">
             <v:imagedata r:id="rId81" o:title=""/>
           </v:shape>
-          <o:OLEObject Type="Embed" ProgID="Equation.DSMT4" ShapeID="_x0000_i1057" DrawAspect="Content" ObjectID="_1836483310" r:id="rId82"/>
+          <o:OLEObject Type="Embed" ProgID="Equation.DSMT4" ShapeID="_x0000_i1057" DrawAspect="Content" ObjectID="_1836495578" r:id="rId82"/>
         </w:object>
       </w:r>
     </w:p>
@@ -7501,10 +7496,10 @@
           <w:lang w:val="en-US"/>
         </w:rPr>
         <w:object w:dxaOrig="3960" w:dyaOrig="440" w14:anchorId="07579216">
-          <v:shape id="_x0000_i1058" type="#_x0000_t75" style="width:198pt;height:21.75pt" o:ole="">
+          <v:shape id="_x0000_i1058" type="#_x0000_t75" style="width:198.35pt;height:21.75pt" o:ole="">
             <v:imagedata r:id="rId83" o:title=""/>
           </v:shape>
-          <o:OLEObject Type="Embed" ProgID="Equation.DSMT4" ShapeID="_x0000_i1058" DrawAspect="Content" ObjectID="_1836483311" r:id="rId84"/>
+          <o:OLEObject Type="Embed" ProgID="Equation.DSMT4" ShapeID="_x0000_i1058" DrawAspect="Content" ObjectID="_1836495579" r:id="rId84"/>
         </w:object>
       </w:r>
     </w:p>
@@ -7776,10 +7771,10 @@
           <w:lang w:val="en-US"/>
         </w:rPr>
         <w:object w:dxaOrig="3920" w:dyaOrig="400" w14:anchorId="3E2AAB3D">
-          <v:shape id="_x0000_i1059" type="#_x0000_t75" style="width:195.75pt;height:20.25pt" o:ole="">
+          <v:shape id="_x0000_i1059" type="#_x0000_t75" style="width:195.6pt;height:20.4pt" o:ole="">
             <v:imagedata r:id="rId85" o:title=""/>
           </v:shape>
-          <o:OLEObject Type="Embed" ProgID="Equation.DSMT4" ShapeID="_x0000_i1059" DrawAspect="Content" ObjectID="_1836483312" r:id="rId86"/>
+          <o:OLEObject Type="Embed" ProgID="Equation.DSMT4" ShapeID="_x0000_i1059" DrawAspect="Content" ObjectID="_1836495580" r:id="rId86"/>
         </w:object>
       </w:r>
       <w:r>
@@ -7811,10 +7806,10 @@
           <w:lang w:val="en-US"/>
         </w:rPr>
         <w:object w:dxaOrig="3920" w:dyaOrig="400" w14:anchorId="3DDA097F">
-          <v:shape id="_x0000_i1060" type="#_x0000_t75" style="width:195.75pt;height:20.25pt" o:ole="">
+          <v:shape id="_x0000_i1060" type="#_x0000_t75" style="width:195.6pt;height:20.4pt" o:ole="">
             <v:imagedata r:id="rId87" o:title=""/>
           </v:shape>
-          <o:OLEObject Type="Embed" ProgID="Equation.DSMT4" ShapeID="_x0000_i1060" DrawAspect="Content" ObjectID="_1836483313" r:id="rId88"/>
+          <o:OLEObject Type="Embed" ProgID="Equation.DSMT4" ShapeID="_x0000_i1060" DrawAspect="Content" ObjectID="_1836495581" r:id="rId88"/>
         </w:object>
       </w:r>
       <w:r>
@@ -7846,10 +7841,10 @@
           <w:lang w:val="en-US"/>
         </w:rPr>
         <w:object w:dxaOrig="3920" w:dyaOrig="400" w14:anchorId="1C1E0F56">
-          <v:shape id="_x0000_i1061" type="#_x0000_t75" style="width:195.75pt;height:20.25pt" o:ole="">
+          <v:shape id="_x0000_i1061" type="#_x0000_t75" style="width:195.6pt;height:20.4pt" o:ole="">
             <v:imagedata r:id="rId89" o:title=""/>
           </v:shape>
-          <o:OLEObject Type="Embed" ProgID="Equation.DSMT4" ShapeID="_x0000_i1061" DrawAspect="Content" ObjectID="_1836483314" r:id="rId90"/>
+          <o:OLEObject Type="Embed" ProgID="Equation.DSMT4" ShapeID="_x0000_i1061" DrawAspect="Content" ObjectID="_1836495582" r:id="rId90"/>
         </w:object>
       </w:r>
       <w:r>
@@ -7881,10 +7876,10 @@
           <w:lang w:val="en-US"/>
         </w:rPr>
         <w:object w:dxaOrig="3680" w:dyaOrig="400" w14:anchorId="4BEE8BB0">
-          <v:shape id="_x0000_i1062" type="#_x0000_t75" style="width:183.75pt;height:20.25pt" o:ole="">
+          <v:shape id="_x0000_i1062" type="#_x0000_t75" style="width:184.1pt;height:20.4pt" o:ole="">
             <v:imagedata r:id="rId91" o:title=""/>
           </v:shape>
-          <o:OLEObject Type="Embed" ProgID="Equation.DSMT4" ShapeID="_x0000_i1062" DrawAspect="Content" ObjectID="_1836483315" r:id="rId92"/>
+          <o:OLEObject Type="Embed" ProgID="Equation.DSMT4" ShapeID="_x0000_i1062" DrawAspect="Content" ObjectID="_1836495583" r:id="rId92"/>
         </w:object>
       </w:r>
       <w:r>
@@ -8000,10 +7995,10 @@
           <w:lang w:val="en-US"/>
         </w:rPr>
         <w:object w:dxaOrig="1700" w:dyaOrig="400" w14:anchorId="00366BD7">
-          <v:shape id="_x0000_i1063" type="#_x0000_t75" style="width:85.5pt;height:20.25pt" o:ole="">
+          <v:shape id="_x0000_i1063" type="#_x0000_t75" style="width:85.6pt;height:20.4pt" o:ole="">
             <v:imagedata r:id="rId93" o:title=""/>
           </v:shape>
-          <o:OLEObject Type="Embed" ProgID="Equation.DSMT4" ShapeID="_x0000_i1063" DrawAspect="Content" ObjectID="_1836483316" r:id="rId94"/>
+          <o:OLEObject Type="Embed" ProgID="Equation.DSMT4" ShapeID="_x0000_i1063" DrawAspect="Content" ObjectID="_1836495584" r:id="rId94"/>
         </w:object>
       </w:r>
       <w:r>
@@ -8035,10 +8030,10 @@
           <w:lang w:val="en-US"/>
         </w:rPr>
         <w:object w:dxaOrig="1700" w:dyaOrig="400" w14:anchorId="5B5BF15C">
-          <v:shape id="_x0000_i1064" type="#_x0000_t75" style="width:85.5pt;height:20.25pt" o:ole="">
+          <v:shape id="_x0000_i1064" type="#_x0000_t75" style="width:85.6pt;height:20.4pt" o:ole="">
             <v:imagedata r:id="rId95" o:title=""/>
           </v:shape>
-          <o:OLEObject Type="Embed" ProgID="Equation.DSMT4" ShapeID="_x0000_i1064" DrawAspect="Content" ObjectID="_1836483317" r:id="rId96"/>
+          <o:OLEObject Type="Embed" ProgID="Equation.DSMT4" ShapeID="_x0000_i1064" DrawAspect="Content" ObjectID="_1836495585" r:id="rId96"/>
         </w:object>
       </w:r>
       <w:r>
@@ -8070,10 +8065,10 @@
           <w:lang w:val="en-US"/>
         </w:rPr>
         <w:object w:dxaOrig="1680" w:dyaOrig="400" w14:anchorId="515407AC">
-          <v:shape id="_x0000_i1065" type="#_x0000_t75" style="width:84pt;height:20.25pt" o:ole="">
+          <v:shape id="_x0000_i1065" type="#_x0000_t75" style="width:84.25pt;height:20.4pt" o:ole="">
             <v:imagedata r:id="rId97" o:title=""/>
           </v:shape>
-          <o:OLEObject Type="Embed" ProgID="Equation.DSMT4" ShapeID="_x0000_i1065" DrawAspect="Content" ObjectID="_1836483318" r:id="rId98"/>
+          <o:OLEObject Type="Embed" ProgID="Equation.DSMT4" ShapeID="_x0000_i1065" DrawAspect="Content" ObjectID="_1836495586" r:id="rId98"/>
         </w:object>
       </w:r>
       <w:r>
@@ -8105,10 +8100,10 @@
           <w:lang w:val="en-US"/>
         </w:rPr>
         <w:object w:dxaOrig="1680" w:dyaOrig="400" w14:anchorId="59F09E82">
-          <v:shape id="_x0000_i1066" type="#_x0000_t75" style="width:84pt;height:20.25pt" o:ole="">
+          <v:shape id="_x0000_i1066" type="#_x0000_t75" style="width:84.25pt;height:20.4pt" o:ole="">
             <v:imagedata r:id="rId99" o:title=""/>
           </v:shape>
-          <o:OLEObject Type="Embed" ProgID="Equation.DSMT4" ShapeID="_x0000_i1066" DrawAspect="Content" ObjectID="_1836483319" r:id="rId100"/>
+          <o:OLEObject Type="Embed" ProgID="Equation.DSMT4" ShapeID="_x0000_i1066" DrawAspect="Content" ObjectID="_1836495587" r:id="rId100"/>
         </w:object>
       </w:r>
       <w:r>
@@ -8371,10 +8366,10 @@
           <w:lang w:val="en-US"/>
         </w:rPr>
         <w:object w:dxaOrig="8919" w:dyaOrig="740" w14:anchorId="4B31EFFE">
-          <v:shape id="_x0000_i1067" type="#_x0000_t75" style="width:446.25pt;height:36.75pt" o:ole="">
+          <v:shape id="_x0000_i1067" type="#_x0000_t75" style="width:446.25pt;height:36.7pt" o:ole="">
             <v:imagedata r:id="rId101" o:title=""/>
           </v:shape>
-          <o:OLEObject Type="Embed" ProgID="Equation.DSMT4" ShapeID="_x0000_i1067" DrawAspect="Content" ObjectID="_1836483320" r:id="rId102"/>
+          <o:OLEObject Type="Embed" ProgID="Equation.DSMT4" ShapeID="_x0000_i1067" DrawAspect="Content" ObjectID="_1836495588" r:id="rId102"/>
         </w:object>
       </w:r>
     </w:p>
@@ -8688,7 +8683,7 @@
         </w:rPr>
         <w:lastRenderedPageBreak/>
         <w:drawing>
-          <wp:inline distT="0" distB="0" distL="0" distR="0" wp14:anchorId="50974006" wp14:editId="039BC2D8">
+          <wp:inline distT="0" distB="0" distL="0" distR="0" wp14:anchorId="50974006" wp14:editId="0964CD7A">
             <wp:extent cx="6119495" cy="4751070"/>
             <wp:effectExtent l="0" t="0" r="0" b="0"/>
             <wp:docPr id="360642735" name="Рисунок 1"/>
@@ -10196,10 +10191,10 @@
           <w:lang w:val="en-US"/>
         </w:rPr>
         <w:object w:dxaOrig="2100" w:dyaOrig="400" w14:anchorId="50E0458E">
-          <v:shape id="_x0000_i1068" type="#_x0000_t75" style="width:105pt;height:20.25pt" o:ole="">
+          <v:shape id="_x0000_i1068" type="#_x0000_t75" style="width:105.3pt;height:20.4pt" o:ole="">
             <v:imagedata r:id="rId105" o:title=""/>
           </v:shape>
-          <o:OLEObject Type="Embed" ProgID="Equation.DSMT4" ShapeID="_x0000_i1068" DrawAspect="Content" ObjectID="_1836483321" r:id="rId106"/>
+          <o:OLEObject Type="Embed" ProgID="Equation.DSMT4" ShapeID="_x0000_i1068" DrawAspect="Content" ObjectID="_1836495589" r:id="rId106"/>
         </w:object>
       </w:r>
       <w:r>
@@ -10369,36 +10364,27 @@
           <w:rFonts w:ascii="Times New Roman" w:hAnsi="Times New Roman" w:cs="Times New Roman"/>
           <w:sz w:val="28"/>
           <w:szCs w:val="28"/>
-          <w:lang w:val="en-US"/>
-        </w:rPr>
-      </w:pPr>
-    </w:p>
-    <w:p>
-      <w:pPr>
-        <w:spacing w:line="360" w:lineRule="auto"/>
-        <w:ind w:firstLine="709"/>
-        <w:jc w:val="both"/>
-        <w:rPr>
-          <w:rFonts w:ascii="Times New Roman" w:hAnsi="Times New Roman" w:cs="Times New Roman"/>
-          <w:sz w:val="28"/>
-          <w:szCs w:val="28"/>
-        </w:rPr>
-      </w:pPr>
-      <w:r>
-        <w:rPr>
-          <w:rFonts w:ascii="Times New Roman" w:hAnsi="Times New Roman" w:cs="Times New Roman"/>
-          <w:sz w:val="28"/>
-          <w:szCs w:val="28"/>
-        </w:rPr>
-        <w:t>Классическая импедансная спектроскопия в её канонической форме предполагает выполнение двух условий: линейности и стационарности. Для тяговой аккумуляторной батареи оба эти условия в реальной эксплуатации выполняются лишь приближённо. Токовая нагрузка в электротранспорте является переменной, содержит импульсные участки, участки рекуперации, быстрые переходы между режимами и, как следствие, непрерывное смещение рабочей точки по</w:t>
-      </w:r>
-      <w:r>
-        <w:rPr>
-          <w:rFonts w:ascii="Times New Roman" w:hAnsi="Times New Roman" w:cs="Times New Roman"/>
-          <w:sz w:val="28"/>
-          <w:szCs w:val="28"/>
-        </w:rPr>
-        <w:t xml:space="preserve"> </w:t>
+        </w:rPr>
+      </w:pPr>
+    </w:p>
+    <w:p>
+      <w:pPr>
+        <w:spacing w:line="360" w:lineRule="auto"/>
+        <w:ind w:firstLine="709"/>
+        <w:jc w:val="both"/>
+        <w:rPr>
+          <w:rFonts w:ascii="Times New Roman" w:hAnsi="Times New Roman" w:cs="Times New Roman"/>
+          <w:sz w:val="28"/>
+          <w:szCs w:val="28"/>
+        </w:rPr>
+      </w:pPr>
+      <w:r>
+        <w:rPr>
+          <w:rFonts w:ascii="Times New Roman" w:hAnsi="Times New Roman" w:cs="Times New Roman"/>
+          <w:sz w:val="28"/>
+          <w:szCs w:val="28"/>
+        </w:rPr>
+        <w:t xml:space="preserve">Классическая импедансная спектроскопия в её канонической форме предполагает выполнение двух условий: линейности и стационарности. Для тяговой аккумуляторной батареи оба эти условия в реальной эксплуатации выполняются лишь приближённо. Токовая нагрузка в электротранспорте является переменной, содержит импульсные участки, участки рекуперации, быстрые переходы между режимами и, как следствие, непрерывное смещение рабочей точки по </w:t>
       </w:r>
       <w:r>
         <w:rPr>
@@ -10417,39 +10403,7 @@
           <w:sz w:val="28"/>
           <w:szCs w:val="28"/>
         </w:rPr>
-        <w:t xml:space="preserve">, </w:t>
-      </w:r>
-      <w:r>
-        <w:rPr>
-          <w:rFonts w:ascii="Times New Roman" w:hAnsi="Times New Roman" w:cs="Times New Roman"/>
-          <w:sz w:val="28"/>
-          <w:szCs w:val="28"/>
-        </w:rPr>
-        <w:t>температуре и локальной поляризации.</w:t>
-      </w:r>
-      <w:r>
-        <w:rPr>
-          <w:rFonts w:ascii="Times New Roman" w:hAnsi="Times New Roman" w:cs="Times New Roman"/>
-          <w:sz w:val="28"/>
-          <w:szCs w:val="28"/>
-        </w:rPr>
-        <w:t xml:space="preserve"> </w:t>
-      </w:r>
-      <w:r>
-        <w:rPr>
-          <w:rFonts w:ascii="Times New Roman" w:hAnsi="Times New Roman" w:cs="Times New Roman"/>
-          <w:sz w:val="28"/>
-          <w:szCs w:val="28"/>
-        </w:rPr>
-        <w:t>Поэтому если ограничиться только стационарной моделью</w:t>
-      </w:r>
-      <w:r>
-        <w:rPr>
-          <w:rFonts w:ascii="Times New Roman" w:hAnsi="Times New Roman" w:cs="Times New Roman"/>
-          <w:sz w:val="28"/>
-          <w:szCs w:val="28"/>
-        </w:rPr>
-        <w:t xml:space="preserve"> </w:t>
+        <w:t xml:space="preserve">, температуре и локальной поляризации. Поэтому если ограничиться только стационарной моделью </w:t>
       </w:r>
       <w:r>
         <w:rPr>
@@ -10562,15 +10516,7 @@
           <w:sz w:val="28"/>
           <w:szCs w:val="28"/>
         </w:rPr>
-        <w:t xml:space="preserve">, </w:t>
-      </w:r>
-      <w:r>
-        <w:rPr>
-          <w:rFonts w:ascii="Times New Roman" w:hAnsi="Times New Roman" w:cs="Times New Roman"/>
-          <w:sz w:val="28"/>
-          <w:szCs w:val="28"/>
-        </w:rPr>
-        <w:t xml:space="preserve">то описана будет </w:t>
+        <w:t xml:space="preserve">, то описана будет </w:t>
       </w:r>
       <w:r>
         <w:rPr>
@@ -10579,23 +10525,7 @@
           <w:szCs w:val="28"/>
         </w:rPr>
         <w:lastRenderedPageBreak/>
-        <w:t>лишь батарея в окрестности фиксированного режима, но не батарея как объект тяговой эксплуатации.</w:t>
-      </w:r>
-      <w:r>
-        <w:rPr>
-          <w:rFonts w:ascii="Times New Roman" w:hAnsi="Times New Roman" w:cs="Times New Roman"/>
-          <w:sz w:val="28"/>
-          <w:szCs w:val="28"/>
-        </w:rPr>
-        <w:t xml:space="preserve"> </w:t>
-      </w:r>
-      <w:r>
-        <w:rPr>
-          <w:rFonts w:ascii="Times New Roman" w:hAnsi="Times New Roman" w:cs="Times New Roman"/>
-          <w:sz w:val="28"/>
-          <w:szCs w:val="28"/>
-        </w:rPr>
-        <w:t xml:space="preserve">Именно по этой причине в последние годы сформировалось направление </w:t>
+        <w:t xml:space="preserve">лишь батарея в окрестности фиксированного режима, но не батарея как объект тяговой эксплуатации. Именно по этой причине в последние годы сформировалось направление </w:t>
       </w:r>
       <w:r>
         <w:rPr>
@@ -10629,23 +10559,7 @@
           <w:sz w:val="28"/>
           <w:szCs w:val="28"/>
         </w:rPr>
-        <w:t>, ориентированное на оценку импеданса в условиях меняющейся нагрузки</w:t>
-      </w:r>
-      <w:r>
-        <w:rPr>
-          <w:rFonts w:ascii="Times New Roman" w:hAnsi="Times New Roman" w:cs="Times New Roman"/>
-          <w:sz w:val="28"/>
-          <w:szCs w:val="28"/>
-        </w:rPr>
-        <w:t xml:space="preserve">. </w:t>
-      </w:r>
-      <w:r>
-        <w:rPr>
-          <w:rFonts w:ascii="Times New Roman" w:hAnsi="Times New Roman" w:cs="Times New Roman"/>
-          <w:sz w:val="28"/>
-          <w:szCs w:val="28"/>
-        </w:rPr>
-        <w:t>((</w:t>
+        <w:t>, ориентированное на оценку импеданса в условиях меняющейся нагрузки. ((</w:t>
       </w:r>
       <w:hyperlink r:id="rId107" w:history="1">
         <w:r>
@@ -10664,15 +10578,7 @@
           <w:sz w:val="28"/>
           <w:szCs w:val="28"/>
         </w:rPr>
-        <w:t xml:space="preserve">), </w:t>
-      </w:r>
-      <w:r>
-        <w:rPr>
-          <w:rFonts w:ascii="Times New Roman" w:hAnsi="Times New Roman" w:cs="Times New Roman"/>
-          <w:sz w:val="28"/>
-          <w:szCs w:val="28"/>
-        </w:rPr>
-        <w:t>(</w:t>
+        <w:t>), (</w:t>
       </w:r>
       <w:hyperlink r:id="rId108" w:history="1">
         <w:r>
@@ -10691,15 +10597,7 @@
           <w:sz w:val="28"/>
           <w:szCs w:val="28"/>
         </w:rPr>
-        <w:t xml:space="preserve">), </w:t>
-      </w:r>
-      <w:r>
-        <w:rPr>
-          <w:rFonts w:ascii="Times New Roman" w:hAnsi="Times New Roman" w:cs="Times New Roman"/>
-          <w:sz w:val="28"/>
-          <w:szCs w:val="28"/>
-        </w:rPr>
-        <w:t>(</w:t>
+        <w:t>), (</w:t>
       </w:r>
       <w:hyperlink r:id="rId109" w:history="1">
         <w:r>
@@ -10718,15 +10616,7 @@
           <w:sz w:val="28"/>
           <w:szCs w:val="28"/>
         </w:rPr>
-        <w:t xml:space="preserve">), </w:t>
-      </w:r>
-      <w:r>
-        <w:rPr>
-          <w:rFonts w:ascii="Times New Roman" w:hAnsi="Times New Roman" w:cs="Times New Roman"/>
-          <w:sz w:val="28"/>
-          <w:szCs w:val="28"/>
-        </w:rPr>
-        <w:t>(</w:t>
+        <w:t>), (</w:t>
       </w:r>
       <w:hyperlink r:id="rId110" w:history="1">
         <w:r>
@@ -10757,7 +10647,6 @@
           <w:rFonts w:ascii="Times New Roman" w:hAnsi="Times New Roman" w:cs="Times New Roman"/>
           <w:sz w:val="28"/>
           <w:szCs w:val="28"/>
-          <w:lang w:val="en-US"/>
         </w:rPr>
       </w:pPr>
       <w:r>
@@ -10778,7 +10667,6 @@
           <w:rFonts w:ascii="Times New Roman" w:hAnsi="Times New Roman" w:cs="Times New Roman"/>
           <w:sz w:val="28"/>
           <w:szCs w:val="28"/>
-          <w:lang w:val="en-US"/>
         </w:rPr>
       </w:pPr>
     </w:p>
@@ -10803,10 +10691,10 @@
           <w:lang w:val="en-US"/>
         </w:rPr>
         <w:object w:dxaOrig="2100" w:dyaOrig="400" w14:anchorId="7E7CFC77">
-          <v:shape id="_x0000_i1071" type="#_x0000_t75" style="width:105pt;height:20.25pt" o:ole="">
+          <v:shape id="_x0000_i1069" type="#_x0000_t75" style="width:105.3pt;height:20.4pt" o:ole="">
             <v:imagedata r:id="rId111" o:title=""/>
           </v:shape>
-          <o:OLEObject Type="Embed" ProgID="Equation.DSMT4" ShapeID="_x0000_i1071" DrawAspect="Content" ObjectID="_1836483322" r:id="rId112"/>
+          <o:OLEObject Type="Embed" ProgID="Equation.DSMT4" ShapeID="_x0000_i1069" DrawAspect="Content" ObjectID="_1836495590" r:id="rId112"/>
         </w:object>
       </w:r>
     </w:p>
@@ -10850,10 +10738,10 @@
           <w:szCs w:val="28"/>
         </w:rPr>
         <w:object w:dxaOrig="1620" w:dyaOrig="400" w14:anchorId="3820240D">
-          <v:shape id="_x0000_i1074" type="#_x0000_t75" style="width:81pt;height:20.25pt" o:ole="">
+          <v:shape id="_x0000_i1070" type="#_x0000_t75" style="width:80.85pt;height:20.4pt" o:ole="">
             <v:imagedata r:id="rId113" o:title=""/>
           </v:shape>
-          <o:OLEObject Type="Embed" ProgID="Equation.DSMT4" ShapeID="_x0000_i1074" DrawAspect="Content" ObjectID="_1836483323" r:id="rId114"/>
+          <o:OLEObject Type="Embed" ProgID="Equation.DSMT4" ShapeID="_x0000_i1070" DrawAspect="Content" ObjectID="_1836495591" r:id="rId114"/>
         </w:object>
       </w:r>
     </w:p>
@@ -10911,7 +10799,6 @@
           <w:rFonts w:ascii="Times New Roman" w:hAnsi="Times New Roman" w:cs="Times New Roman"/>
           <w:sz w:val="28"/>
           <w:szCs w:val="28"/>
-          <w:lang w:val="en-US"/>
         </w:rPr>
       </w:pPr>
       <w:r>
@@ -10922,10 +10809,10 @@
           <w:szCs w:val="28"/>
         </w:rPr>
         <w:object w:dxaOrig="4280" w:dyaOrig="400" w14:anchorId="38F0052A">
-          <v:shape id="_x0000_i1077" type="#_x0000_t75" style="width:213.75pt;height:20.25pt" o:ole="">
+          <v:shape id="_x0000_i1071" type="#_x0000_t75" style="width:213.95pt;height:20.4pt" o:ole="">
             <v:imagedata r:id="rId115" o:title=""/>
           </v:shape>
-          <o:OLEObject Type="Embed" ProgID="Equation.DSMT4" ShapeID="_x0000_i1077" DrawAspect="Content" ObjectID="_1836483324" r:id="rId116"/>
+          <o:OLEObject Type="Embed" ProgID="Equation.DSMT4" ShapeID="_x0000_i1071" DrawAspect="Content" ObjectID="_1836495592" r:id="rId116"/>
         </w:object>
       </w:r>
       <w:r>
@@ -10933,7 +10820,6 @@
           <w:rFonts w:ascii="Times New Roman" w:hAnsi="Times New Roman" w:cs="Times New Roman"/>
           <w:sz w:val="28"/>
           <w:szCs w:val="28"/>
-          <w:lang w:val="en-US"/>
         </w:rPr>
         <w:t>.</w:t>
       </w:r>
@@ -10947,37 +10833,27 @@
           <w:rFonts w:ascii="Times New Roman" w:hAnsi="Times New Roman" w:cs="Times New Roman"/>
           <w:sz w:val="28"/>
           <w:szCs w:val="28"/>
-          <w:lang w:val="en-US"/>
-        </w:rPr>
-      </w:pPr>
-    </w:p>
-    <w:p>
-      <w:pPr>
-        <w:spacing w:line="360" w:lineRule="auto"/>
-        <w:ind w:firstLine="709"/>
-        <w:jc w:val="both"/>
-        <w:rPr>
-          <w:rFonts w:ascii="Times New Roman" w:hAnsi="Times New Roman" w:cs="Times New Roman"/>
-          <w:sz w:val="28"/>
-          <w:szCs w:val="28"/>
-          <w:lang w:val="en-US"/>
-        </w:rPr>
-      </w:pPr>
-      <w:r>
-        <w:rPr>
-          <w:rFonts w:ascii="Times New Roman" w:hAnsi="Times New Roman" w:cs="Times New Roman"/>
-          <w:sz w:val="28"/>
-          <w:szCs w:val="28"/>
-        </w:rPr>
-        <w:t>Здесь</w:t>
-      </w:r>
-      <w:r>
-        <w:rPr>
-          <w:rFonts w:ascii="Times New Roman" w:hAnsi="Times New Roman" w:cs="Times New Roman"/>
-          <w:sz w:val="28"/>
-          <w:szCs w:val="28"/>
-        </w:rPr>
-        <w:t xml:space="preserve"> </w:t>
+        </w:rPr>
+      </w:pPr>
+    </w:p>
+    <w:p>
+      <w:pPr>
+        <w:spacing w:line="360" w:lineRule="auto"/>
+        <w:ind w:firstLine="709"/>
+        <w:jc w:val="both"/>
+        <w:rPr>
+          <w:rFonts w:ascii="Times New Roman" w:hAnsi="Times New Roman" w:cs="Times New Roman"/>
+          <w:sz w:val="28"/>
+          <w:szCs w:val="28"/>
+        </w:rPr>
+      </w:pPr>
+      <w:r>
+        <w:rPr>
+          <w:rFonts w:ascii="Times New Roman" w:hAnsi="Times New Roman" w:cs="Times New Roman"/>
+          <w:sz w:val="28"/>
+          <w:szCs w:val="28"/>
+        </w:rPr>
+        <w:t xml:space="preserve">Здесь </w:t>
       </w:r>
       <w:r>
         <w:rPr>
@@ -11027,15 +10903,7 @@
           <w:sz w:val="28"/>
           <w:szCs w:val="28"/>
         </w:rPr>
-        <w:t xml:space="preserve"> </w:t>
-      </w:r>
-      <w:r>
-        <w:rPr>
-          <w:rFonts w:ascii="Times New Roman" w:hAnsi="Times New Roman" w:cs="Times New Roman"/>
-          <w:sz w:val="28"/>
-          <w:szCs w:val="28"/>
-        </w:rPr>
-        <w:t xml:space="preserve">обозначает режимную переменную, отражающую характер внешней нагрузки: разряд, заряд, рекуперацию, токовый импульс или их комбинацию. Такая форма полностью согласуется с современным пониманием </w:t>
+        <w:t xml:space="preserve"> обозначает режимную переменную, отражающую характер внешней нагрузки: разряд, заряд, рекуперацию, токовый импульс или их комбинацию. Такая форма полностью согласуется с современным пониманием </w:t>
       </w:r>
       <w:r>
         <w:rPr>
@@ -11086,15 +10954,7 @@
           <w:sz w:val="28"/>
           <w:szCs w:val="28"/>
         </w:rPr>
-        <w:t xml:space="preserve">. </w:t>
-      </w:r>
-      <w:r>
-        <w:rPr>
-          <w:rFonts w:ascii="Times New Roman" w:hAnsi="Times New Roman" w:cs="Times New Roman"/>
-          <w:sz w:val="28"/>
-          <w:szCs w:val="28"/>
-        </w:rPr>
-        <w:t>((</w:t>
+        <w:t>. ((</w:t>
       </w:r>
       <w:hyperlink r:id="rId117" w:history="1">
         <w:r>
@@ -11113,15 +10973,7 @@
           <w:sz w:val="28"/>
           <w:szCs w:val="28"/>
         </w:rPr>
-        <w:t xml:space="preserve">), </w:t>
-      </w:r>
-      <w:r>
-        <w:rPr>
-          <w:rFonts w:ascii="Times New Roman" w:hAnsi="Times New Roman" w:cs="Times New Roman"/>
-          <w:sz w:val="28"/>
-          <w:szCs w:val="28"/>
-        </w:rPr>
-        <w:t>(</w:t>
+        <w:t>), (</w:t>
       </w:r>
       <w:hyperlink r:id="rId118" w:history="1">
         <w:r>
@@ -11152,7 +11004,6 @@
           <w:rFonts w:ascii="Times New Roman" w:hAnsi="Times New Roman" w:cs="Times New Roman"/>
           <w:sz w:val="28"/>
           <w:szCs w:val="28"/>
-          <w:lang w:val="en-US"/>
         </w:rPr>
       </w:pPr>
     </w:p>
@@ -11189,20 +11040,18 @@
           <w:rFonts w:ascii="Times New Roman" w:hAnsi="Times New Roman" w:cs="Times New Roman"/>
           <w:sz w:val="28"/>
           <w:szCs w:val="28"/>
-          <w:lang w:val="en-US"/>
-        </w:rPr>
-      </w:pPr>
-    </w:p>
-    <w:p>
-      <w:pPr>
-        <w:spacing w:line="360" w:lineRule="auto"/>
-        <w:ind w:firstLine="709"/>
-        <w:jc w:val="both"/>
-        <w:rPr>
-          <w:rFonts w:ascii="Times New Roman" w:hAnsi="Times New Roman" w:cs="Times New Roman"/>
-          <w:sz w:val="28"/>
-          <w:szCs w:val="28"/>
-          <w:lang w:val="en-US"/>
+        </w:rPr>
+      </w:pPr>
+    </w:p>
+    <w:p>
+      <w:pPr>
+        <w:spacing w:line="360" w:lineRule="auto"/>
+        <w:ind w:firstLine="709"/>
+        <w:jc w:val="both"/>
+        <w:rPr>
+          <w:rFonts w:ascii="Times New Roman" w:hAnsi="Times New Roman" w:cs="Times New Roman"/>
+          <w:sz w:val="28"/>
+          <w:szCs w:val="28"/>
         </w:rPr>
       </w:pPr>
       <w:r>
@@ -11223,7 +11072,6 @@
           <w:rFonts w:ascii="Times New Roman" w:hAnsi="Times New Roman" w:cs="Times New Roman"/>
           <w:sz w:val="28"/>
           <w:szCs w:val="28"/>
-          <w:lang w:val="en-US"/>
         </w:rPr>
       </w:pPr>
     </w:p>
@@ -11248,10 +11096,10 @@
           <w:lang w:val="en-US"/>
         </w:rPr>
         <w:object w:dxaOrig="1440" w:dyaOrig="400" w14:anchorId="296CF839">
-          <v:shape id="_x0000_i1080" type="#_x0000_t75" style="width:1in;height:20.25pt" o:ole="">
+          <v:shape id="_x0000_i1072" type="#_x0000_t75" style="width:1in;height:20.4pt" o:ole="">
             <v:imagedata r:id="rId119" o:title=""/>
           </v:shape>
-          <o:OLEObject Type="Embed" ProgID="Equation.DSMT4" ShapeID="_x0000_i1080" DrawAspect="Content" ObjectID="_1836483325" r:id="rId120"/>
+          <o:OLEObject Type="Embed" ProgID="Equation.DSMT4" ShapeID="_x0000_i1072" DrawAspect="Content" ObjectID="_1836495593" r:id="rId120"/>
         </w:object>
       </w:r>
     </w:p>
@@ -11277,49 +11125,38 @@
           <w:rFonts w:ascii="Times New Roman" w:hAnsi="Times New Roman" w:cs="Times New Roman"/>
           <w:sz w:val="28"/>
           <w:szCs w:val="28"/>
-          <w:lang w:val="en-US"/>
-        </w:rPr>
-      </w:pPr>
-      <w:r>
-        <w:rPr>
-          <w:rFonts w:ascii="Times New Roman" w:hAnsi="Times New Roman" w:cs="Times New Roman"/>
-          <w:sz w:val="28"/>
-          <w:szCs w:val="28"/>
-        </w:rPr>
-        <w:t xml:space="preserve">, </w:t>
-      </w:r>
-      <w:r>
-        <w:rPr>
-          <w:rFonts w:ascii="Times New Roman" w:hAnsi="Times New Roman" w:cs="Times New Roman"/>
-          <w:sz w:val="28"/>
-          <w:szCs w:val="28"/>
-        </w:rPr>
-        <w:t>и малое гармоническое возмущение прикладывается к системе в окрестности этой рабочей точки. В нестационарном режиме рабочая точка сама становится функцией времени:</w:t>
-      </w:r>
-    </w:p>
-    <w:p>
-      <w:pPr>
-        <w:spacing w:line="360" w:lineRule="auto"/>
-        <w:ind w:firstLine="709"/>
-        <w:jc w:val="both"/>
-        <w:rPr>
-          <w:rFonts w:ascii="Times New Roman" w:hAnsi="Times New Roman" w:cs="Times New Roman"/>
-          <w:sz w:val="28"/>
-          <w:szCs w:val="28"/>
-          <w:lang w:val="en-US"/>
-        </w:rPr>
-      </w:pPr>
-    </w:p>
-    <w:p>
-      <w:pPr>
-        <w:spacing w:line="360" w:lineRule="auto"/>
-        <w:ind w:firstLine="709"/>
-        <w:jc w:val="both"/>
-        <w:rPr>
-          <w:rFonts w:ascii="Times New Roman" w:hAnsi="Times New Roman" w:cs="Times New Roman"/>
-          <w:sz w:val="28"/>
-          <w:szCs w:val="28"/>
-          <w:lang w:val="en-US"/>
+        </w:rPr>
+      </w:pPr>
+      <w:r>
+        <w:rPr>
+          <w:rFonts w:ascii="Times New Roman" w:hAnsi="Times New Roman" w:cs="Times New Roman"/>
+          <w:sz w:val="28"/>
+          <w:szCs w:val="28"/>
+        </w:rPr>
+        <w:t>, и малое гармоническое возмущение прикладывается к системе в окрестности этой рабочей точки. В нестационарном режиме рабочая точка сама становится функцией времени:</w:t>
+      </w:r>
+    </w:p>
+    <w:p>
+      <w:pPr>
+        <w:spacing w:line="360" w:lineRule="auto"/>
+        <w:ind w:firstLine="709"/>
+        <w:jc w:val="both"/>
+        <w:rPr>
+          <w:rFonts w:ascii="Times New Roman" w:hAnsi="Times New Roman" w:cs="Times New Roman"/>
+          <w:sz w:val="28"/>
+          <w:szCs w:val="28"/>
+        </w:rPr>
+      </w:pPr>
+    </w:p>
+    <w:p>
+      <w:pPr>
+        <w:spacing w:line="360" w:lineRule="auto"/>
+        <w:ind w:firstLine="709"/>
+        <w:jc w:val="both"/>
+        <w:rPr>
+          <w:rFonts w:ascii="Times New Roman" w:hAnsi="Times New Roman" w:cs="Times New Roman"/>
+          <w:sz w:val="28"/>
+          <w:szCs w:val="28"/>
         </w:rPr>
       </w:pPr>
       <w:r>
@@ -11331,10 +11168,10 @@
           <w:lang w:val="en-US"/>
         </w:rPr>
         <w:object w:dxaOrig="1060" w:dyaOrig="400" w14:anchorId="5DE47152">
-          <v:shape id="_x0000_i1083" type="#_x0000_t75" style="width:53.25pt;height:20.25pt" o:ole="">
+          <v:shape id="_x0000_i1073" type="#_x0000_t75" style="width:53pt;height:20.4pt" o:ole="">
             <v:imagedata r:id="rId121" o:title=""/>
           </v:shape>
-          <o:OLEObject Type="Embed" ProgID="Equation.DSMT4" ShapeID="_x0000_i1083" DrawAspect="Content" ObjectID="_1836483326" r:id="rId122"/>
+          <o:OLEObject Type="Embed" ProgID="Equation.DSMT4" ShapeID="_x0000_i1073" DrawAspect="Content" ObjectID="_1836495594" r:id="rId122"/>
         </w:object>
       </w:r>
       <w:r>
@@ -11342,7 +11179,6 @@
           <w:rFonts w:ascii="Times New Roman" w:hAnsi="Times New Roman" w:cs="Times New Roman"/>
           <w:sz w:val="28"/>
           <w:szCs w:val="28"/>
-          <w:lang w:val="en-US"/>
         </w:rPr>
         <w:t xml:space="preserve">, </w:t>
       </w:r>
@@ -11355,10 +11191,10 @@
           <w:lang w:val="en-US"/>
         </w:rPr>
         <w:object w:dxaOrig="1719" w:dyaOrig="400" w14:anchorId="0864E897">
-          <v:shape id="_x0000_i1086" type="#_x0000_t75" style="width:86.25pt;height:20.25pt" o:ole="">
+          <v:shape id="_x0000_i1074" type="#_x0000_t75" style="width:86.25pt;height:20.4pt" o:ole="">
             <v:imagedata r:id="rId123" o:title=""/>
           </v:shape>
-          <o:OLEObject Type="Embed" ProgID="Equation.DSMT4" ShapeID="_x0000_i1086" DrawAspect="Content" ObjectID="_1836483327" r:id="rId124"/>
+          <o:OLEObject Type="Embed" ProgID="Equation.DSMT4" ShapeID="_x0000_i1074" DrawAspect="Content" ObjectID="_1836495595" r:id="rId124"/>
         </w:object>
       </w:r>
       <w:r>
@@ -11366,7 +11202,6 @@
           <w:rFonts w:ascii="Times New Roman" w:hAnsi="Times New Roman" w:cs="Times New Roman"/>
           <w:sz w:val="28"/>
           <w:szCs w:val="28"/>
-          <w:lang w:val="en-US"/>
         </w:rPr>
         <w:t xml:space="preserve">, </w:t>
       </w:r>
@@ -11379,10 +11214,10 @@
           <w:lang w:val="en-US"/>
         </w:rPr>
         <w:object w:dxaOrig="1160" w:dyaOrig="400" w14:anchorId="56EAEDE3">
-          <v:shape id="_x0000_i1089" type="#_x0000_t75" style="width:57.75pt;height:20.25pt" o:ole="">
+          <v:shape id="_x0000_i1075" type="#_x0000_t75" style="width:57.75pt;height:20.4pt" o:ole="">
             <v:imagedata r:id="rId125" o:title=""/>
           </v:shape>
-          <o:OLEObject Type="Embed" ProgID="Equation.DSMT4" ShapeID="_x0000_i1089" DrawAspect="Content" ObjectID="_1836483328" r:id="rId126"/>
+          <o:OLEObject Type="Embed" ProgID="Equation.DSMT4" ShapeID="_x0000_i1075" DrawAspect="Content" ObjectID="_1836495596" r:id="rId126"/>
         </w:object>
       </w:r>
       <w:r>
@@ -11390,7 +11225,6 @@
           <w:rFonts w:ascii="Times New Roman" w:hAnsi="Times New Roman" w:cs="Times New Roman"/>
           <w:sz w:val="28"/>
           <w:szCs w:val="28"/>
-          <w:lang w:val="en-US"/>
         </w:rPr>
         <w:t>.</w:t>
       </w:r>
@@ -11404,7 +11238,6 @@
           <w:rFonts w:ascii="Times New Roman" w:hAnsi="Times New Roman" w:cs="Times New Roman"/>
           <w:sz w:val="28"/>
           <w:szCs w:val="28"/>
-          <w:lang w:val="en-US"/>
         </w:rPr>
       </w:pPr>
     </w:p>
@@ -11518,7 +11351,6 @@
           <w:rFonts w:ascii="Times New Roman" w:hAnsi="Times New Roman" w:cs="Times New Roman"/>
           <w:sz w:val="28"/>
           <w:szCs w:val="28"/>
-          <w:lang w:val="en-US"/>
         </w:rPr>
       </w:pPr>
       <w:r>
@@ -11540,20 +11372,18 @@
           <w:rFonts w:ascii="Times New Roman" w:hAnsi="Times New Roman" w:cs="Times New Roman"/>
           <w:sz w:val="28"/>
           <w:szCs w:val="28"/>
-          <w:lang w:val="en-US"/>
-        </w:rPr>
-      </w:pPr>
-    </w:p>
-    <w:p>
-      <w:pPr>
-        <w:spacing w:line="360" w:lineRule="auto"/>
-        <w:ind w:firstLine="709"/>
-        <w:jc w:val="both"/>
-        <w:rPr>
-          <w:rFonts w:ascii="Times New Roman" w:hAnsi="Times New Roman" w:cs="Times New Roman"/>
-          <w:sz w:val="28"/>
-          <w:szCs w:val="28"/>
-          <w:lang w:val="en-US"/>
+        </w:rPr>
+      </w:pPr>
+    </w:p>
+    <w:p>
+      <w:pPr>
+        <w:spacing w:line="360" w:lineRule="auto"/>
+        <w:ind w:firstLine="709"/>
+        <w:jc w:val="both"/>
+        <w:rPr>
+          <w:rFonts w:ascii="Times New Roman" w:hAnsi="Times New Roman" w:cs="Times New Roman"/>
+          <w:sz w:val="28"/>
+          <w:szCs w:val="28"/>
         </w:rPr>
       </w:pPr>
       <w:r>
@@ -11565,10 +11395,10 @@
           <w:lang w:val="en-US"/>
         </w:rPr>
         <w:object w:dxaOrig="2020" w:dyaOrig="420" w14:anchorId="49373A4A">
-          <v:shape id="_x0000_i1092" type="#_x0000_t75" style="width:101.25pt;height:21pt" o:ole="">
+          <v:shape id="_x0000_i1076" type="#_x0000_t75" style="width:101.2pt;height:21.05pt" o:ole="">
             <v:imagedata r:id="rId128" o:title=""/>
           </v:shape>
-          <o:OLEObject Type="Embed" ProgID="Equation.DSMT4" ShapeID="_x0000_i1092" DrawAspect="Content" ObjectID="_1836483329" r:id="rId129"/>
+          <o:OLEObject Type="Embed" ProgID="Equation.DSMT4" ShapeID="_x0000_i1076" DrawAspect="Content" ObjectID="_1836495597" r:id="rId129"/>
         </w:object>
       </w:r>
       <w:r>
@@ -11576,7 +11406,6 @@
           <w:rFonts w:ascii="Times New Roman" w:hAnsi="Times New Roman" w:cs="Times New Roman"/>
           <w:sz w:val="28"/>
           <w:szCs w:val="28"/>
-          <w:lang w:val="en-US"/>
         </w:rPr>
         <w:t xml:space="preserve">, </w:t>
       </w:r>
@@ -11589,10 +11418,10 @@
           <w:lang w:val="en-US"/>
         </w:rPr>
         <w:object w:dxaOrig="1820" w:dyaOrig="420" w14:anchorId="43B406A9">
-          <v:shape id="_x0000_i1097" type="#_x0000_t75" style="width:90.75pt;height:21pt" o:ole="">
+          <v:shape id="_x0000_i1077" type="#_x0000_t75" style="width:91pt;height:21.05pt" o:ole="">
             <v:imagedata r:id="rId130" o:title=""/>
           </v:shape>
-          <o:OLEObject Type="Embed" ProgID="Equation.DSMT4" ShapeID="_x0000_i1097" DrawAspect="Content" ObjectID="_1836483330" r:id="rId131"/>
+          <o:OLEObject Type="Embed" ProgID="Equation.DSMT4" ShapeID="_x0000_i1077" DrawAspect="Content" ObjectID="_1836495598" r:id="rId131"/>
         </w:object>
       </w:r>
     </w:p>
@@ -11605,7 +11434,6 @@
           <w:rFonts w:ascii="Times New Roman" w:hAnsi="Times New Roman" w:cs="Times New Roman"/>
           <w:sz w:val="28"/>
           <w:szCs w:val="28"/>
-          <w:lang w:val="en-US"/>
         </w:rPr>
       </w:pPr>
     </w:p>
@@ -11618,7 +11446,6 @@
           <w:rFonts w:ascii="Times New Roman" w:eastAsiaTheme="minorEastAsia" w:hAnsi="Times New Roman" w:cs="Times New Roman"/>
           <w:sz w:val="28"/>
           <w:szCs w:val="28"/>
-          <w:lang w:val="en-US"/>
         </w:rPr>
       </w:pPr>
       <w:r>
@@ -11765,23 +11592,7 @@
           <w:sz w:val="28"/>
           <w:szCs w:val="28"/>
         </w:rPr>
-        <w:t xml:space="preserve"> – </w:t>
-      </w:r>
-      <w:r>
-        <w:rPr>
-          <w:rFonts w:ascii="Times New Roman" w:hAnsi="Times New Roman" w:cs="Times New Roman"/>
-          <w:sz w:val="28"/>
-          <w:szCs w:val="28"/>
-        </w:rPr>
-        <w:t>медленно меняющиеся базовые компоненты тягового режима, а</w:t>
-      </w:r>
-      <w:r>
-        <w:rPr>
-          <w:rFonts w:ascii="Times New Roman" w:hAnsi="Times New Roman" w:cs="Times New Roman"/>
-          <w:sz w:val="28"/>
-          <w:szCs w:val="28"/>
-        </w:rPr>
-        <w:t xml:space="preserve"> </w:t>
+        <w:t xml:space="preserve"> – медленно меняющиеся базовые компоненты тягового режима, а </w:t>
       </w:r>
       <m:oMath>
         <m:acc>
@@ -11917,43 +11728,18 @@
           <w:sz w:val="28"/>
           <w:szCs w:val="28"/>
         </w:rPr>
-        <w:t xml:space="preserve"> </w:t>
-      </w:r>
-      <w:r>
+        <w:t xml:space="preserve"> малые диагностические возмущения. Тогда мгновенный или локальный динамический импеданс определяется как отношение спектральных компонент возмущения, извлечённых в скользящем временном окне:</w:t>
+      </w:r>
+    </w:p>
+    <w:p>
+      <w:pPr>
+        <w:spacing w:line="360" w:lineRule="auto"/>
+        <w:ind w:firstLine="709"/>
+        <w:jc w:val="both"/>
         <w:rPr>
           <w:rFonts w:ascii="Times New Roman" w:eastAsiaTheme="minorEastAsia" w:hAnsi="Times New Roman" w:cs="Times New Roman"/>
           <w:sz w:val="28"/>
           <w:szCs w:val="28"/>
-        </w:rPr>
-        <w:t>малые диагностические возмущения.</w:t>
-      </w:r>
-      <w:r>
-        <w:rPr>
-          <w:rFonts w:ascii="Times New Roman" w:eastAsiaTheme="minorEastAsia" w:hAnsi="Times New Roman" w:cs="Times New Roman"/>
-          <w:sz w:val="28"/>
-          <w:szCs w:val="28"/>
-        </w:rPr>
-        <w:t xml:space="preserve"> </w:t>
-      </w:r>
-      <w:r>
-        <w:rPr>
-          <w:rFonts w:ascii="Times New Roman" w:eastAsiaTheme="minorEastAsia" w:hAnsi="Times New Roman" w:cs="Times New Roman"/>
-          <w:sz w:val="28"/>
-          <w:szCs w:val="28"/>
-        </w:rPr>
-        <w:t>Тогда мгновенный или локальный динамический импеданс определяется как отношение спектральных компонент возмущения, извлечённых в скользящем временном окне:</w:t>
-      </w:r>
-    </w:p>
-    <w:p>
-      <w:pPr>
-        <w:spacing w:line="360" w:lineRule="auto"/>
-        <w:ind w:firstLine="709"/>
-        <w:jc w:val="both"/>
-        <w:rPr>
-          <w:rFonts w:ascii="Times New Roman" w:eastAsiaTheme="minorEastAsia" w:hAnsi="Times New Roman" w:cs="Times New Roman"/>
-          <w:sz w:val="28"/>
-          <w:szCs w:val="28"/>
-          <w:lang w:val="en-US"/>
         </w:rPr>
       </w:pPr>
     </w:p>
@@ -11978,10 +11764,10 @@
           <w:lang w:val="en-US"/>
         </w:rPr>
         <w:object w:dxaOrig="2200" w:dyaOrig="920" w14:anchorId="1AC545F3">
-          <v:shape id="_x0000_i1100" type="#_x0000_t75" style="width:110.25pt;height:45.75pt" o:ole="">
+          <v:shape id="_x0000_i1078" type="#_x0000_t75" style="width:110.05pt;height:45.5pt" o:ole="">
             <v:imagedata r:id="rId132" o:title=""/>
           </v:shape>
-          <o:OLEObject Type="Embed" ProgID="Equation.DSMT4" ShapeID="_x0000_i1100" DrawAspect="Content" ObjectID="_1836483331" r:id="rId133"/>
+          <o:OLEObject Type="Embed" ProgID="Equation.DSMT4" ShapeID="_x0000_i1078" DrawAspect="Content" ObjectID="_1836495599" r:id="rId133"/>
         </w:object>
       </w:r>
     </w:p>
@@ -12041,15 +11827,7 @@
           <w:sz w:val="28"/>
           <w:szCs w:val="28"/>
         </w:rPr>
-        <w:t xml:space="preserve"> </w:t>
-      </w:r>
-      <w:r>
-        <w:rPr>
-          <w:rFonts w:ascii="Times New Roman" w:hAnsi="Times New Roman" w:cs="Times New Roman"/>
-          <w:sz w:val="28"/>
-          <w:szCs w:val="28"/>
-        </w:rPr>
-        <w:t xml:space="preserve">обозначает локализованное по времени преобразование Фурье или эквивалентную частотную процедуру идентификации. Именно такая логика лежит в основе </w:t>
+        <w:t xml:space="preserve"> обозначает локализованное по времени преобразование Фурье или эквивалентную частотную процедуру идентификации. Именно такая логика лежит в основе </w:t>
       </w:r>
       <w:r>
         <w:rPr>
@@ -12066,15 +11844,7 @@
           <w:sz w:val="28"/>
           <w:szCs w:val="28"/>
         </w:rPr>
-        <w:t xml:space="preserve">. </w:t>
-      </w:r>
-      <w:r>
-        <w:rPr>
-          <w:rFonts w:ascii="Times New Roman" w:hAnsi="Times New Roman" w:cs="Times New Roman"/>
-          <w:sz w:val="28"/>
-          <w:szCs w:val="28"/>
-        </w:rPr>
-        <w:t>(</w:t>
+        <w:t>. (</w:t>
       </w:r>
       <w:hyperlink r:id="rId134" w:history="1">
         <w:r>
@@ -12112,15 +11882,7 @@
           <w:sz w:val="28"/>
           <w:szCs w:val="28"/>
         </w:rPr>
-        <w:t xml:space="preserve">), </w:t>
-      </w:r>
-      <w:r>
-        <w:rPr>
-          <w:rFonts w:ascii="Times New Roman" w:hAnsi="Times New Roman" w:cs="Times New Roman"/>
-          <w:sz w:val="28"/>
-          <w:szCs w:val="28"/>
-        </w:rPr>
-        <w:t>(</w:t>
+        <w:t>), (</w:t>
       </w:r>
       <w:hyperlink r:id="rId136" w:history="1">
         <w:r>
@@ -12151,7 +11913,6 @@
           <w:rFonts w:ascii="Times New Roman" w:hAnsi="Times New Roman" w:cs="Times New Roman"/>
           <w:sz w:val="28"/>
           <w:szCs w:val="28"/>
-          <w:lang w:val="en-US"/>
         </w:rPr>
       </w:pPr>
     </w:p>
@@ -12220,7 +11981,6 @@
           <w:rFonts w:ascii="Times New Roman" w:hAnsi="Times New Roman" w:cs="Times New Roman"/>
           <w:sz w:val="28"/>
           <w:szCs w:val="28"/>
-          <w:lang w:val="en-US"/>
         </w:rPr>
       </w:pPr>
     </w:p>
@@ -12245,10 +12005,10 @@
           <w:lang w:val="en-US"/>
         </w:rPr>
         <w:object w:dxaOrig="3240" w:dyaOrig="740" w14:anchorId="1BFDB9BC">
-          <v:shape id="_x0000_i1103" type="#_x0000_t75" style="width:162pt;height:36.75pt" o:ole="">
+          <v:shape id="_x0000_i1079" type="#_x0000_t75" style="width:162.35pt;height:36.7pt" o:ole="">
             <v:imagedata r:id="rId137" o:title=""/>
           </v:shape>
-          <o:OLEObject Type="Embed" ProgID="Equation.DSMT4" ShapeID="_x0000_i1103" DrawAspect="Content" ObjectID="_1836483332" r:id="rId138"/>
+          <o:OLEObject Type="Embed" ProgID="Equation.DSMT4" ShapeID="_x0000_i1079" DrawAspect="Content" ObjectID="_1836495600" r:id="rId138"/>
         </w:object>
       </w:r>
     </w:p>
@@ -12274,49 +12034,38 @@
           <w:rFonts w:ascii="Times New Roman" w:hAnsi="Times New Roman" w:cs="Times New Roman"/>
           <w:sz w:val="28"/>
           <w:szCs w:val="28"/>
-          <w:lang w:val="en-US"/>
-        </w:rPr>
-      </w:pPr>
-      <w:r>
-        <w:rPr>
-          <w:rFonts w:ascii="Times New Roman" w:hAnsi="Times New Roman" w:cs="Times New Roman"/>
-          <w:sz w:val="28"/>
-          <w:szCs w:val="28"/>
-        </w:rPr>
-        <w:t xml:space="preserve">, </w:t>
-      </w:r>
-      <w:r>
-        <w:rPr>
-          <w:rFonts w:ascii="Times New Roman" w:hAnsi="Times New Roman" w:cs="Times New Roman"/>
-          <w:sz w:val="28"/>
-          <w:szCs w:val="28"/>
-        </w:rPr>
-        <w:t>то в нестационарной постановке все параметры становятся функциями времени:</w:t>
-      </w:r>
-    </w:p>
-    <w:p>
-      <w:pPr>
-        <w:spacing w:line="360" w:lineRule="auto"/>
-        <w:ind w:firstLine="709"/>
-        <w:jc w:val="both"/>
-        <w:rPr>
-          <w:rFonts w:ascii="Times New Roman" w:hAnsi="Times New Roman" w:cs="Times New Roman"/>
-          <w:sz w:val="28"/>
-          <w:szCs w:val="28"/>
-          <w:lang w:val="en-US"/>
-        </w:rPr>
-      </w:pPr>
-    </w:p>
-    <w:p>
-      <w:pPr>
-        <w:spacing w:line="360" w:lineRule="auto"/>
-        <w:ind w:firstLine="709"/>
-        <w:jc w:val="both"/>
-        <w:rPr>
-          <w:rFonts w:ascii="Times New Roman" w:hAnsi="Times New Roman" w:cs="Times New Roman"/>
-          <w:sz w:val="28"/>
-          <w:szCs w:val="28"/>
-          <w:lang w:val="en-US"/>
+        </w:rPr>
+      </w:pPr>
+      <w:r>
+        <w:rPr>
+          <w:rFonts w:ascii="Times New Roman" w:hAnsi="Times New Roman" w:cs="Times New Roman"/>
+          <w:sz w:val="28"/>
+          <w:szCs w:val="28"/>
+        </w:rPr>
+        <w:t>, то в нестационарной постановке все параметры становятся функциями времени:</w:t>
+      </w:r>
+    </w:p>
+    <w:p>
+      <w:pPr>
+        <w:spacing w:line="360" w:lineRule="auto"/>
+        <w:ind w:firstLine="709"/>
+        <w:jc w:val="both"/>
+        <w:rPr>
+          <w:rFonts w:ascii="Times New Roman" w:hAnsi="Times New Roman" w:cs="Times New Roman"/>
+          <w:sz w:val="28"/>
+          <w:szCs w:val="28"/>
+        </w:rPr>
+      </w:pPr>
+    </w:p>
+    <w:p>
+      <w:pPr>
+        <w:spacing w:line="360" w:lineRule="auto"/>
+        <w:ind w:firstLine="709"/>
+        <w:jc w:val="both"/>
+        <w:rPr>
+          <w:rFonts w:ascii="Times New Roman" w:hAnsi="Times New Roman" w:cs="Times New Roman"/>
+          <w:sz w:val="28"/>
+          <w:szCs w:val="28"/>
         </w:rPr>
       </w:pPr>
       <w:r>
@@ -12328,10 +12077,10 @@
           <w:lang w:val="en-US"/>
         </w:rPr>
         <w:object w:dxaOrig="4520" w:dyaOrig="740" w14:anchorId="049023B3">
-          <v:shape id="_x0000_i1106" type="#_x0000_t75" style="width:225.75pt;height:36.75pt" o:ole="">
+          <v:shape id="_x0000_i1080" type="#_x0000_t75" style="width:225.5pt;height:36.7pt" o:ole="">
             <v:imagedata r:id="rId139" o:title=""/>
           </v:shape>
-          <o:OLEObject Type="Embed" ProgID="Equation.DSMT4" ShapeID="_x0000_i1106" DrawAspect="Content" ObjectID="_1836483333" r:id="rId140"/>
+          <o:OLEObject Type="Embed" ProgID="Equation.DSMT4" ShapeID="_x0000_i1080" DrawAspect="Content" ObjectID="_1836495601" r:id="rId140"/>
         </w:object>
       </w:r>
       <w:r>
@@ -12339,7 +12088,6 @@
           <w:rFonts w:ascii="Times New Roman" w:hAnsi="Times New Roman" w:cs="Times New Roman"/>
           <w:sz w:val="28"/>
           <w:szCs w:val="28"/>
-          <w:lang w:val="en-US"/>
         </w:rPr>
         <w:t>.</w:t>
       </w:r>
@@ -12353,20 +12101,18 @@
           <w:rFonts w:ascii="Times New Roman" w:hAnsi="Times New Roman" w:cs="Times New Roman"/>
           <w:sz w:val="28"/>
           <w:szCs w:val="28"/>
-          <w:lang w:val="en-US"/>
-        </w:rPr>
-      </w:pPr>
-    </w:p>
-    <w:p>
-      <w:pPr>
-        <w:spacing w:line="360" w:lineRule="auto"/>
-        <w:ind w:firstLine="709"/>
-        <w:jc w:val="both"/>
-        <w:rPr>
-          <w:rFonts w:ascii="Times New Roman" w:hAnsi="Times New Roman" w:cs="Times New Roman"/>
-          <w:sz w:val="28"/>
-          <w:szCs w:val="28"/>
-          <w:lang w:val="en-US"/>
+        </w:rPr>
+      </w:pPr>
+    </w:p>
+    <w:p>
+      <w:pPr>
+        <w:spacing w:line="360" w:lineRule="auto"/>
+        <w:ind w:firstLine="709"/>
+        <w:jc w:val="both"/>
+        <w:rPr>
+          <w:rFonts w:ascii="Times New Roman" w:hAnsi="Times New Roman" w:cs="Times New Roman"/>
+          <w:sz w:val="28"/>
+          <w:szCs w:val="28"/>
         </w:rPr>
       </w:pPr>
       <w:r>
@@ -12408,23 +12154,7 @@
           <w:sz w:val="28"/>
           <w:szCs w:val="28"/>
         </w:rPr>
-        <w:t>литий-ионных батарей подчёркивается, что для задач диагностики и эксплуатации особенно ценны модели, сочетающие многомасштабность, физическую интерпретацию и достаточно простую параметризацию</w:t>
-      </w:r>
-      <w:r>
-        <w:rPr>
-          <w:rFonts w:ascii="Times New Roman" w:hAnsi="Times New Roman" w:cs="Times New Roman"/>
-          <w:sz w:val="28"/>
-          <w:szCs w:val="28"/>
-        </w:rPr>
-        <w:t xml:space="preserve">. </w:t>
-      </w:r>
-      <w:r>
-        <w:rPr>
-          <w:rFonts w:ascii="Times New Roman" w:hAnsi="Times New Roman" w:cs="Times New Roman"/>
-          <w:sz w:val="28"/>
-          <w:szCs w:val="28"/>
-        </w:rPr>
-        <w:t>(</w:t>
+        <w:t>литий-ионных батарей подчёркивается, что для задач диагностики и эксплуатации особенно ценны модели, сочетающие многомасштабность, физическую интерпретацию и достаточно простую параметризацию. (</w:t>
       </w:r>
       <w:hyperlink r:id="rId141" w:history="1">
         <w:r>
@@ -12442,7 +12172,6 @@
           <w:rFonts w:ascii="Times New Roman" w:hAnsi="Times New Roman" w:cs="Times New Roman"/>
           <w:sz w:val="28"/>
           <w:szCs w:val="28"/>
-          <w:lang w:val="en-US"/>
         </w:rPr>
         <w:t>)</w:t>
       </w:r>
@@ -12456,7 +12185,6 @@
           <w:rFonts w:ascii="Times New Roman" w:hAnsi="Times New Roman" w:cs="Times New Roman"/>
           <w:sz w:val="28"/>
           <w:szCs w:val="28"/>
-          <w:lang w:val="en-US"/>
         </w:rPr>
       </w:pPr>
       <w:r>
@@ -12477,20 +12205,18 @@
           <w:rFonts w:ascii="Times New Roman" w:hAnsi="Times New Roman" w:cs="Times New Roman"/>
           <w:sz w:val="28"/>
           <w:szCs w:val="28"/>
-          <w:lang w:val="en-US"/>
-        </w:rPr>
-      </w:pPr>
-    </w:p>
-    <w:p>
-      <w:pPr>
-        <w:spacing w:line="360" w:lineRule="auto"/>
-        <w:ind w:firstLine="709"/>
-        <w:jc w:val="both"/>
-        <w:rPr>
-          <w:rFonts w:ascii="Times New Roman" w:hAnsi="Times New Roman" w:cs="Times New Roman"/>
-          <w:sz w:val="28"/>
-          <w:szCs w:val="28"/>
-          <w:lang w:val="en-US"/>
+        </w:rPr>
+      </w:pPr>
+    </w:p>
+    <w:p>
+      <w:pPr>
+        <w:spacing w:line="360" w:lineRule="auto"/>
+        <w:ind w:firstLine="709"/>
+        <w:jc w:val="both"/>
+        <w:rPr>
+          <w:rFonts w:ascii="Times New Roman" w:hAnsi="Times New Roman" w:cs="Times New Roman"/>
+          <w:sz w:val="28"/>
+          <w:szCs w:val="28"/>
         </w:rPr>
       </w:pPr>
       <w:r>
@@ -12502,10 +12228,10 @@
           <w:lang w:val="en-US"/>
         </w:rPr>
         <w:object w:dxaOrig="3800" w:dyaOrig="400" w14:anchorId="5E7FC3A4">
-          <v:shape id="_x0000_i1109" type="#_x0000_t75" style="width:189.75pt;height:20.25pt" o:ole="">
+          <v:shape id="_x0000_i1081" type="#_x0000_t75" style="width:189.5pt;height:20.4pt" o:ole="">
             <v:imagedata r:id="rId142" o:title=""/>
           </v:shape>
-          <o:OLEObject Type="Embed" ProgID="Equation.DSMT4" ShapeID="_x0000_i1109" DrawAspect="Content" ObjectID="_1836483334" r:id="rId143"/>
+          <o:OLEObject Type="Embed" ProgID="Equation.DSMT4" ShapeID="_x0000_i1081" DrawAspect="Content" ObjectID="_1836495602" r:id="rId143"/>
         </w:object>
       </w:r>
       <w:r>
@@ -12513,7 +12239,6 @@
           <w:rFonts w:ascii="Times New Roman" w:hAnsi="Times New Roman" w:cs="Times New Roman"/>
           <w:sz w:val="28"/>
           <w:szCs w:val="28"/>
-          <w:lang w:val="en-US"/>
         </w:rPr>
         <w:t>,</w:t>
       </w:r>
@@ -12527,7 +12252,6 @@
           <w:rFonts w:ascii="Times New Roman" w:hAnsi="Times New Roman" w:cs="Times New Roman"/>
           <w:sz w:val="28"/>
           <w:szCs w:val="28"/>
-          <w:lang w:val="en-US"/>
         </w:rPr>
       </w:pPr>
       <w:r>
@@ -12539,10 +12263,10 @@
           <w:lang w:val="en-US"/>
         </w:rPr>
         <w:object w:dxaOrig="4360" w:dyaOrig="680" w14:anchorId="1114037C">
-          <v:shape id="_x0000_i1120" type="#_x0000_t75" style="width:218.25pt;height:33.75pt" o:ole="">
+          <v:shape id="_x0000_i1082" type="#_x0000_t75" style="width:218.05pt;height:33.95pt" o:ole="">
             <v:imagedata r:id="rId144" o:title=""/>
           </v:shape>
-          <o:OLEObject Type="Embed" ProgID="Equation.DSMT4" ShapeID="_x0000_i1120" DrawAspect="Content" ObjectID="_1836483335" r:id="rId145"/>
+          <o:OLEObject Type="Embed" ProgID="Equation.DSMT4" ShapeID="_x0000_i1082" DrawAspect="Content" ObjectID="_1836495603" r:id="rId145"/>
         </w:object>
       </w:r>
       <w:r>
@@ -12550,7 +12274,6 @@
           <w:rFonts w:ascii="Times New Roman" w:hAnsi="Times New Roman" w:cs="Times New Roman"/>
           <w:sz w:val="28"/>
           <w:szCs w:val="28"/>
-          <w:lang w:val="en-US"/>
         </w:rPr>
         <w:t>,</w:t>
       </w:r>
@@ -12564,7 +12287,6 @@
           <w:rFonts w:ascii="Times New Roman" w:hAnsi="Times New Roman" w:cs="Times New Roman"/>
           <w:sz w:val="28"/>
           <w:szCs w:val="28"/>
-          <w:lang w:val="en-US"/>
         </w:rPr>
       </w:pPr>
       <w:r>
@@ -12576,10 +12298,10 @@
           <w:lang w:val="en-US"/>
         </w:rPr>
         <w:object w:dxaOrig="3320" w:dyaOrig="400" w14:anchorId="44694621">
-          <v:shape id="_x0000_i1116" type="#_x0000_t75" style="width:165.75pt;height:20.25pt" o:ole="">
+          <v:shape id="_x0000_i1083" type="#_x0000_t75" style="width:165.75pt;height:20.4pt" o:ole="">
             <v:imagedata r:id="rId146" o:title=""/>
           </v:shape>
-          <o:OLEObject Type="Embed" ProgID="Equation.DSMT4" ShapeID="_x0000_i1116" DrawAspect="Content" ObjectID="_1836483336" r:id="rId147"/>
+          <o:OLEObject Type="Embed" ProgID="Equation.DSMT4" ShapeID="_x0000_i1083" DrawAspect="Content" ObjectID="_1836495604" r:id="rId147"/>
         </w:object>
       </w:r>
       <w:r>
@@ -12587,7 +12309,6 @@
           <w:rFonts w:ascii="Times New Roman" w:hAnsi="Times New Roman" w:cs="Times New Roman"/>
           <w:sz w:val="28"/>
           <w:szCs w:val="28"/>
-          <w:lang w:val="en-US"/>
         </w:rPr>
         <w:t>,</w:t>
       </w:r>
@@ -12601,7 +12322,6 @@
           <w:rFonts w:ascii="Times New Roman" w:hAnsi="Times New Roman" w:cs="Times New Roman"/>
           <w:sz w:val="28"/>
           <w:szCs w:val="28"/>
-          <w:lang w:val="en-US"/>
         </w:rPr>
       </w:pPr>
       <w:r>
@@ -12613,10 +12333,10 @@
           <w:lang w:val="en-US"/>
         </w:rPr>
         <w:object w:dxaOrig="3560" w:dyaOrig="400" w14:anchorId="725B3CD8">
-          <v:shape id="_x0000_i1118" type="#_x0000_t75" style="width:177.75pt;height:20.25pt" o:ole="">
+          <v:shape id="_x0000_i1084" type="#_x0000_t75" style="width:177.95pt;height:20.4pt" o:ole="">
             <v:imagedata r:id="rId148" o:title=""/>
           </v:shape>
-          <o:OLEObject Type="Embed" ProgID="Equation.DSMT4" ShapeID="_x0000_i1118" DrawAspect="Content" ObjectID="_1836483337" r:id="rId149"/>
+          <o:OLEObject Type="Embed" ProgID="Equation.DSMT4" ShapeID="_x0000_i1084" DrawAspect="Content" ObjectID="_1836495605" r:id="rId149"/>
         </w:object>
       </w:r>
       <w:r>
@@ -12624,7 +12344,6 @@
           <w:rFonts w:ascii="Times New Roman" w:hAnsi="Times New Roman" w:cs="Times New Roman"/>
           <w:sz w:val="28"/>
           <w:szCs w:val="28"/>
-          <w:lang w:val="en-US"/>
         </w:rPr>
         <w:t>.</w:t>
       </w:r>
@@ -12638,7 +12357,6 @@
           <w:rFonts w:ascii="Times New Roman" w:hAnsi="Times New Roman" w:cs="Times New Roman"/>
           <w:sz w:val="28"/>
           <w:szCs w:val="28"/>
-          <w:lang w:val="en-US"/>
         </w:rPr>
       </w:pPr>
     </w:p>
@@ -12651,24 +12369,15 @@
           <w:rFonts w:ascii="Times New Roman" w:eastAsiaTheme="minorEastAsia" w:hAnsi="Times New Roman" w:cs="Times New Roman"/>
           <w:sz w:val="28"/>
           <w:szCs w:val="28"/>
-          <w:lang w:val="en-US"/>
-        </w:rPr>
-      </w:pPr>
-      <w:r>
-        <w:rPr>
-          <w:rFonts w:ascii="Times New Roman" w:hAnsi="Times New Roman" w:cs="Times New Roman"/>
-          <w:sz w:val="28"/>
-          <w:szCs w:val="28"/>
-        </w:rPr>
-        <w:t>Включение сюда</w:t>
-      </w:r>
-      <w:r>
-        <w:rPr>
-          <w:rFonts w:ascii="Times New Roman" w:hAnsi="Times New Roman" w:cs="Times New Roman"/>
-          <w:sz w:val="28"/>
-          <w:szCs w:val="28"/>
-        </w:rPr>
-        <w:t xml:space="preserve"> </w:t>
+        </w:rPr>
+      </w:pPr>
+      <w:r>
+        <w:rPr>
+          <w:rFonts w:ascii="Times New Roman" w:hAnsi="Times New Roman" w:cs="Times New Roman"/>
+          <w:sz w:val="28"/>
+          <w:szCs w:val="28"/>
+        </w:rPr>
+        <w:t xml:space="preserve">Включение сюда </w:t>
       </w:r>
       <m:oMath>
         <m:r>
@@ -12751,15 +12460,7 @@
             <w:sz w:val="28"/>
             <w:szCs w:val="28"/>
           </w:rPr>
-          <m:t>(t</m:t>
-        </m:r>
-        <m:r>
-          <w:rPr>
-            <w:rFonts w:ascii="Cambria Math" w:eastAsiaTheme="minorEastAsia" w:hAnsi="Cambria Math" w:cs="Times New Roman"/>
-            <w:sz w:val="28"/>
-            <w:szCs w:val="28"/>
-          </w:rPr>
-          <m:t>)</m:t>
+          <m:t>(t)</m:t>
         </m:r>
       </m:oMath>
       <w:r>
@@ -12768,27 +12469,18 @@
           <w:sz w:val="28"/>
           <w:szCs w:val="28"/>
         </w:rPr>
-        <w:t xml:space="preserve"> </w:t>
-      </w:r>
-      <w:r>
+        <w:t xml:space="preserve"> принципиально важно именно для тяговых режимов. Быстрые изменения тока влияют на локальное перераспределение потенциалов, на степень концентрационной поляризации и на то, насколько «успевает» система отрабатывать переходный процесс между двумя соседними рабочими точками. Поэтому динамическая модель должна быть чувствительна не только к самому значению тока, но и к скорости его изменения.</w:t>
+      </w:r>
+    </w:p>
+    <w:p>
+      <w:pPr>
+        <w:spacing w:line="360" w:lineRule="auto"/>
+        <w:ind w:firstLine="709"/>
+        <w:jc w:val="both"/>
         <w:rPr>
           <w:rFonts w:ascii="Times New Roman" w:eastAsiaTheme="minorEastAsia" w:hAnsi="Times New Roman" w:cs="Times New Roman"/>
           <w:sz w:val="28"/>
           <w:szCs w:val="28"/>
-        </w:rPr>
-        <w:t>принципиально важно именно для тяговых режимов. Быстрые изменения тока влияют на локальное перераспределение потенциалов, на степень концентрационной поляризации и на то, насколько «успевает» система отрабатывать переходный процесс между двумя соседними рабочими точками. Поэтому динамическая модель должна быть чувствительна не только к самому значению тока, но и к скорости его изменения.</w:t>
-      </w:r>
-    </w:p>
-    <w:p>
-      <w:pPr>
-        <w:spacing w:line="360" w:lineRule="auto"/>
-        <w:ind w:firstLine="709"/>
-        <w:jc w:val="both"/>
-        <w:rPr>
-          <w:rFonts w:ascii="Times New Roman" w:eastAsiaTheme="minorEastAsia" w:hAnsi="Times New Roman" w:cs="Times New Roman"/>
-          <w:sz w:val="28"/>
-          <w:szCs w:val="28"/>
-          <w:lang w:val="en-US"/>
         </w:rPr>
       </w:pPr>
     </w:p>
@@ -12882,10 +12574,10 @@
           <w:lang w:val="en-US"/>
         </w:rPr>
         <w:object w:dxaOrig="3220" w:dyaOrig="680" w14:anchorId="68B7819A">
-          <v:shape id="_x0000_i1123" type="#_x0000_t75" style="width:161.25pt;height:33.75pt" o:ole="">
+          <v:shape id="_x0000_i1085" type="#_x0000_t75" style="width:161.65pt;height:33.95pt" o:ole="">
             <v:imagedata r:id="rId150" o:title=""/>
           </v:shape>
-          <o:OLEObject Type="Embed" ProgID="Equation.DSMT4" ShapeID="_x0000_i1123" DrawAspect="Content" ObjectID="_1836483338" r:id="rId151"/>
+          <o:OLEObject Type="Embed" ProgID="Equation.DSMT4" ShapeID="_x0000_i1085" DrawAspect="Content" ObjectID="_1836495606" r:id="rId151"/>
         </w:object>
       </w:r>
     </w:p>
@@ -12911,7 +12603,6 @@
           <w:rFonts w:ascii="Times New Roman" w:hAnsi="Times New Roman" w:cs="Times New Roman"/>
           <w:sz w:val="28"/>
           <w:szCs w:val="28"/>
-          <w:lang w:val="en-US"/>
         </w:rPr>
       </w:pPr>
       <w:r>
@@ -12982,23 +12673,7 @@
           <w:sz w:val="28"/>
           <w:szCs w:val="28"/>
         </w:rPr>
-        <w:t xml:space="preserve"> – </w:t>
-      </w:r>
-      <w:r>
-        <w:rPr>
-          <w:rFonts w:ascii="Times New Roman" w:hAnsi="Times New Roman" w:cs="Times New Roman"/>
-          <w:sz w:val="28"/>
-          <w:szCs w:val="28"/>
-        </w:rPr>
-        <w:t>медленно меняющаяся базовая тяговая нагрузка</w:t>
-      </w:r>
-      <w:r>
-        <w:rPr>
-          <w:rFonts w:ascii="Times New Roman" w:hAnsi="Times New Roman" w:cs="Times New Roman"/>
-          <w:sz w:val="28"/>
-          <w:szCs w:val="28"/>
-        </w:rPr>
-        <w:t xml:space="preserve">, </w:t>
+        <w:t xml:space="preserve"> – медленно меняющаяся базовая тяговая нагрузка, </w:t>
       </w:r>
       <w:r>
         <w:rPr>
@@ -13045,15 +12720,7 @@
           <w:sz w:val="28"/>
           <w:szCs w:val="28"/>
         </w:rPr>
-        <w:t xml:space="preserve"> амплитуды импульсов</w:t>
-      </w:r>
-      <w:r>
-        <w:rPr>
-          <w:rFonts w:ascii="Times New Roman" w:hAnsi="Times New Roman" w:cs="Times New Roman"/>
-          <w:sz w:val="28"/>
-          <w:szCs w:val="28"/>
-        </w:rPr>
-        <w:t xml:space="preserve">, </w:t>
+        <w:t xml:space="preserve"> амплитуды импульсов, </w:t>
       </w:r>
       <w:r>
         <w:rPr>
@@ -13088,44 +12755,27 @@
           <w:sz w:val="28"/>
           <w:szCs w:val="28"/>
         </w:rPr>
-        <w:t xml:space="preserve"> </w:t>
-      </w:r>
-      <w:r>
-        <w:rPr>
-          <w:rFonts w:ascii="Times New Roman" w:hAnsi="Times New Roman" w:cs="Times New Roman"/>
-          <w:sz w:val="28"/>
-          <w:szCs w:val="28"/>
-        </w:rPr>
-        <w:t>индикаторная функция интервала импульса.</w:t>
-      </w:r>
-    </w:p>
-    <w:p>
-      <w:pPr>
-        <w:spacing w:line="360" w:lineRule="auto"/>
-        <w:ind w:firstLine="709"/>
-        <w:jc w:val="both"/>
-        <w:rPr>
-          <w:rFonts w:ascii="Times New Roman" w:hAnsi="Times New Roman" w:cs="Times New Roman"/>
-          <w:sz w:val="28"/>
-          <w:szCs w:val="28"/>
-          <w:lang w:val="en-US"/>
-        </w:rPr>
-      </w:pPr>
-      <w:r>
-        <w:rPr>
-          <w:rFonts w:ascii="Times New Roman" w:hAnsi="Times New Roman" w:cs="Times New Roman"/>
-          <w:sz w:val="28"/>
-          <w:szCs w:val="28"/>
-        </w:rPr>
-        <w:t>В этом случае динамический импеданс становится откликом на последовательность смещающихся рабочих точек, а его параметры претерпевают локальные скачки и релаксации. Наиболее чувствительным параметром обычно оказывается</w:t>
-      </w:r>
-      <w:r>
-        <w:rPr>
-          <w:rFonts w:ascii="Times New Roman" w:hAnsi="Times New Roman" w:cs="Times New Roman"/>
-          <w:sz w:val="28"/>
-          <w:szCs w:val="28"/>
-        </w:rPr>
-        <w:t xml:space="preserve"> </w:t>
+        <w:t xml:space="preserve"> индикаторная функция интервала импульса.</w:t>
+      </w:r>
+    </w:p>
+    <w:p>
+      <w:pPr>
+        <w:spacing w:line="360" w:lineRule="auto"/>
+        <w:ind w:firstLine="709"/>
+        <w:jc w:val="both"/>
+        <w:rPr>
+          <w:rFonts w:ascii="Times New Roman" w:hAnsi="Times New Roman" w:cs="Times New Roman"/>
+          <w:sz w:val="28"/>
+          <w:szCs w:val="28"/>
+        </w:rPr>
+      </w:pPr>
+      <w:r>
+        <w:rPr>
+          <w:rFonts w:ascii="Times New Roman" w:hAnsi="Times New Roman" w:cs="Times New Roman"/>
+          <w:sz w:val="28"/>
+          <w:szCs w:val="28"/>
+        </w:rPr>
+        <w:t xml:space="preserve">В этом случае динамический импеданс становится откликом на последовательность смещающихся рабочих точек, а его параметры претерпевают локальные скачки и релаксации. Наиболее чувствительным параметром обычно оказывается </w:t>
       </w:r>
       <w:r>
         <w:rPr>
@@ -13187,15 +12837,7 @@
           <w:sz w:val="28"/>
           <w:szCs w:val="28"/>
         </w:rPr>
-        <w:t xml:space="preserve">, </w:t>
-      </w:r>
-      <w:r>
-        <w:rPr>
-          <w:rFonts w:ascii="Times New Roman" w:hAnsi="Times New Roman" w:cs="Times New Roman"/>
-          <w:sz w:val="28"/>
-          <w:szCs w:val="28"/>
-        </w:rPr>
-        <w:t xml:space="preserve">поскольку именно он быстрее всего реагирует на изменение локальной кинетики и поляризации. Работы по </w:t>
+        <w:t xml:space="preserve">, поскольку именно он быстрее всего реагирует на изменение локальной кинетики и поляризации. Работы по </w:t>
       </w:r>
       <w:r>
         <w:rPr>
@@ -13266,15 +12908,7 @@
           <w:sz w:val="28"/>
           <w:szCs w:val="28"/>
         </w:rPr>
-        <w:t xml:space="preserve">), </w:t>
-      </w:r>
-      <w:r>
-        <w:rPr>
-          <w:rFonts w:ascii="Times New Roman" w:hAnsi="Times New Roman" w:cs="Times New Roman"/>
-          <w:sz w:val="28"/>
-          <w:szCs w:val="28"/>
-        </w:rPr>
-        <w:t>(</w:t>
+        <w:t>), (</w:t>
       </w:r>
       <w:hyperlink r:id="rId153" w:history="1">
         <w:r>
@@ -13293,15 +12927,7 @@
           <w:sz w:val="28"/>
           <w:szCs w:val="28"/>
         </w:rPr>
-        <w:t xml:space="preserve">), </w:t>
-      </w:r>
-      <w:r>
-        <w:rPr>
-          <w:rFonts w:ascii="Times New Roman" w:hAnsi="Times New Roman" w:cs="Times New Roman"/>
-          <w:sz w:val="28"/>
-          <w:szCs w:val="28"/>
-        </w:rPr>
-        <w:t>(</w:t>
+        <w:t>), (</w:t>
       </w:r>
       <w:hyperlink r:id="rId154" w:history="1">
         <w:r>
@@ -13352,7 +12978,6 @@
           <w:rFonts w:ascii="Times New Roman" w:hAnsi="Times New Roman" w:cs="Times New Roman"/>
           <w:sz w:val="28"/>
           <w:szCs w:val="28"/>
-          <w:lang w:val="en-US"/>
         </w:rPr>
       </w:pPr>
     </w:p>
@@ -13377,10 +13002,10 @@
           <w:lang w:val="en-US"/>
         </w:rPr>
         <w:object w:dxaOrig="3960" w:dyaOrig="680" w14:anchorId="47943A61">
-          <v:shape id="_x0000_i1126" type="#_x0000_t75" style="width:198pt;height:33.75pt" o:ole="">
+          <v:shape id="_x0000_i1086" type="#_x0000_t75" style="width:198.35pt;height:33.95pt" o:ole="">
             <v:imagedata r:id="rId155" o:title=""/>
           </v:shape>
-          <o:OLEObject Type="Embed" ProgID="Equation.DSMT4" ShapeID="_x0000_i1126" DrawAspect="Content" ObjectID="_1836483339" r:id="rId156"/>
+          <o:OLEObject Type="Embed" ProgID="Equation.DSMT4" ShapeID="_x0000_i1086" DrawAspect="Content" ObjectID="_1836495607" r:id="rId156"/>
         </w:object>
       </w:r>
     </w:p>
@@ -13472,15 +13097,16 @@
           <w:sz w:val="28"/>
           <w:szCs w:val="28"/>
         </w:rPr>
-        <w:t xml:space="preserve"> – </w:t>
+        <w:t xml:space="preserve"> – стационарная часть, зависящая от </w:t>
       </w:r>
       <w:r>
         <w:rPr>
           <w:rFonts w:ascii="Times New Roman" w:eastAsiaTheme="minorEastAsia" w:hAnsi="Times New Roman" w:cs="Times New Roman"/>
           <w:sz w:val="28"/>
           <w:szCs w:val="28"/>
-        </w:rPr>
-        <w:t>стационарная часть, зависящая от</w:t>
+          <w:lang w:val="en-US"/>
+        </w:rPr>
+        <w:t>T</w:t>
       </w:r>
       <w:r>
         <w:rPr>
@@ -13488,6 +13114,73 @@
           <w:sz w:val="28"/>
           <w:szCs w:val="28"/>
         </w:rPr>
+        <w:t xml:space="preserve">, </w:t>
+      </w:r>
+      <w:r>
+        <w:rPr>
+          <w:rFonts w:ascii="Times New Roman" w:eastAsiaTheme="minorEastAsia" w:hAnsi="Times New Roman" w:cs="Times New Roman"/>
+          <w:sz w:val="28"/>
+          <w:szCs w:val="28"/>
+          <w:lang w:val="en-US"/>
+        </w:rPr>
+        <w:t>SOC</w:t>
+      </w:r>
+      <w:r>
+        <w:rPr>
+          <w:rFonts w:ascii="Times New Roman" w:eastAsiaTheme="minorEastAsia" w:hAnsi="Times New Roman" w:cs="Times New Roman"/>
+          <w:sz w:val="28"/>
+          <w:szCs w:val="28"/>
+        </w:rPr>
+        <w:t xml:space="preserve">, </w:t>
+      </w:r>
+      <w:r>
+        <w:rPr>
+          <w:rFonts w:ascii="Times New Roman" w:eastAsiaTheme="minorEastAsia" w:hAnsi="Times New Roman" w:cs="Times New Roman"/>
+          <w:sz w:val="28"/>
+          <w:szCs w:val="28"/>
+        </w:rPr>
+        <w:t xml:space="preserve">и </w:t>
+      </w:r>
+      <w:r>
+        <w:rPr>
+          <w:rFonts w:ascii="Times New Roman" w:eastAsiaTheme="minorEastAsia" w:hAnsi="Times New Roman" w:cs="Times New Roman"/>
+          <w:sz w:val="28"/>
+          <w:szCs w:val="28"/>
+          <w:lang w:val="en-US"/>
+        </w:rPr>
+        <w:t>D</w:t>
+      </w:r>
+      <w:r>
+        <w:rPr>
+          <w:rFonts w:ascii="Times New Roman" w:eastAsiaTheme="minorEastAsia" w:hAnsi="Times New Roman" w:cs="Times New Roman"/>
+          <w:sz w:val="28"/>
+          <w:szCs w:val="28"/>
+        </w:rPr>
+        <w:t xml:space="preserve">, </w:t>
+      </w:r>
+      <w:r>
+        <w:rPr>
+          <w:rFonts w:ascii="Times New Roman" w:eastAsiaTheme="minorEastAsia" w:hAnsi="Times New Roman" w:cs="Times New Roman"/>
+          <w:sz w:val="28"/>
+          <w:szCs w:val="28"/>
+        </w:rPr>
+        <w:t xml:space="preserve">а </w:t>
+      </w:r>
+      <w:r>
+        <w:rPr>
+          <w:rFonts w:ascii="Times New Roman" w:eastAsiaTheme="minorEastAsia" w:hAnsi="Times New Roman" w:cs="Times New Roman"/>
+          <w:sz w:val="28"/>
+          <w:szCs w:val="28"/>
+          <w:lang w:val="en-US"/>
+        </w:rPr>
+        <w:t>Λ</w:t>
+      </w:r>
+      <w:r>
+        <w:rPr>
+          <w:rFonts w:ascii="Times New Roman" w:eastAsiaTheme="minorEastAsia" w:hAnsi="Times New Roman" w:cs="Times New Roman"/>
+          <w:sz w:val="28"/>
+          <w:szCs w:val="28"/>
+        </w:rPr>
         <w:t xml:space="preserve"> </w:t>
       </w:r>
       <w:r>
@@ -13495,9 +13188,8 @@
           <w:rFonts w:ascii="Times New Roman" w:eastAsiaTheme="minorEastAsia" w:hAnsi="Times New Roman" w:cs="Times New Roman"/>
           <w:sz w:val="28"/>
           <w:szCs w:val="28"/>
-          <w:lang w:val="en-US"/>
-        </w:rPr>
-        <w:t>T</w:t>
+        </w:rPr>
+        <w:t>–</w:t>
       </w:r>
       <w:r>
         <w:rPr>
@@ -13505,114 +13197,7 @@
           <w:sz w:val="28"/>
           <w:szCs w:val="28"/>
         </w:rPr>
-        <w:t xml:space="preserve">, </w:t>
-      </w:r>
-      <w:r>
-        <w:rPr>
-          <w:rFonts w:ascii="Times New Roman" w:eastAsiaTheme="minorEastAsia" w:hAnsi="Times New Roman" w:cs="Times New Roman"/>
-          <w:sz w:val="28"/>
-          <w:szCs w:val="28"/>
-          <w:lang w:val="en-US"/>
-        </w:rPr>
-        <w:t>SOC</w:t>
-      </w:r>
-      <w:r>
-        <w:rPr>
-          <w:rFonts w:ascii="Times New Roman" w:eastAsiaTheme="minorEastAsia" w:hAnsi="Times New Roman" w:cs="Times New Roman"/>
-          <w:sz w:val="28"/>
-          <w:szCs w:val="28"/>
-        </w:rPr>
-        <w:t xml:space="preserve">, </w:t>
-      </w:r>
-      <w:r>
-        <w:rPr>
-          <w:rFonts w:ascii="Times New Roman" w:eastAsiaTheme="minorEastAsia" w:hAnsi="Times New Roman" w:cs="Times New Roman"/>
-          <w:sz w:val="28"/>
-          <w:szCs w:val="28"/>
-        </w:rPr>
-        <w:t xml:space="preserve">и </w:t>
-      </w:r>
-      <w:r>
-        <w:rPr>
-          <w:rFonts w:ascii="Times New Roman" w:eastAsiaTheme="minorEastAsia" w:hAnsi="Times New Roman" w:cs="Times New Roman"/>
-          <w:sz w:val="28"/>
-          <w:szCs w:val="28"/>
-          <w:lang w:val="en-US"/>
-        </w:rPr>
-        <w:t>D</w:t>
-      </w:r>
-      <w:r>
-        <w:rPr>
-          <w:rFonts w:ascii="Times New Roman" w:eastAsiaTheme="minorEastAsia" w:hAnsi="Times New Roman" w:cs="Times New Roman"/>
-          <w:sz w:val="28"/>
-          <w:szCs w:val="28"/>
-        </w:rPr>
-        <w:t xml:space="preserve">, </w:t>
-      </w:r>
-      <w:r>
-        <w:rPr>
-          <w:rFonts w:ascii="Times New Roman" w:eastAsiaTheme="minorEastAsia" w:hAnsi="Times New Roman" w:cs="Times New Roman"/>
-          <w:sz w:val="28"/>
-          <w:szCs w:val="28"/>
-        </w:rPr>
-        <w:t xml:space="preserve">а </w:t>
-      </w:r>
-      <w:r>
-        <w:rPr>
-          <w:rFonts w:ascii="Times New Roman" w:eastAsiaTheme="minorEastAsia" w:hAnsi="Times New Roman" w:cs="Times New Roman"/>
-          <w:sz w:val="28"/>
-          <w:szCs w:val="28"/>
-          <w:lang w:val="en-US"/>
-        </w:rPr>
-        <w:t>Λ</w:t>
-      </w:r>
-      <w:r>
-        <w:rPr>
-          <w:rFonts w:ascii="Times New Roman" w:eastAsiaTheme="minorEastAsia" w:hAnsi="Times New Roman" w:cs="Times New Roman"/>
-          <w:sz w:val="28"/>
-          <w:szCs w:val="28"/>
-        </w:rPr>
-        <w:t xml:space="preserve"> </w:t>
-      </w:r>
-      <w:r>
-        <w:rPr>
-          <w:rFonts w:ascii="Times New Roman" w:eastAsiaTheme="minorEastAsia" w:hAnsi="Times New Roman" w:cs="Times New Roman"/>
-          <w:sz w:val="28"/>
-          <w:szCs w:val="28"/>
-        </w:rPr>
-        <w:t>–</w:t>
-      </w:r>
-      <w:r>
-        <w:rPr>
-          <w:rFonts w:ascii="Times New Roman" w:eastAsiaTheme="minorEastAsia" w:hAnsi="Times New Roman" w:cs="Times New Roman"/>
-          <w:sz w:val="28"/>
-          <w:szCs w:val="28"/>
-        </w:rPr>
-        <w:t xml:space="preserve"> </w:t>
-      </w:r>
-      <w:r>
-        <w:rPr>
-          <w:rFonts w:ascii="Times New Roman" w:eastAsiaTheme="minorEastAsia" w:hAnsi="Times New Roman" w:cs="Times New Roman"/>
-          <w:sz w:val="28"/>
-          <w:szCs w:val="28"/>
-        </w:rPr>
-        <w:t>поправочный динамический множитель</w:t>
-      </w:r>
-      <w:r>
-        <w:rPr>
-          <w:rFonts w:ascii="Times New Roman" w:eastAsiaTheme="minorEastAsia" w:hAnsi="Times New Roman" w:cs="Times New Roman"/>
-          <w:sz w:val="28"/>
-          <w:szCs w:val="28"/>
-        </w:rPr>
-        <w:t xml:space="preserve">. </w:t>
-      </w:r>
-      <w:r>
-        <w:rPr>
-          <w:rFonts w:ascii="Times New Roman" w:eastAsiaTheme="minorEastAsia" w:hAnsi="Times New Roman" w:cs="Times New Roman"/>
-          <w:sz w:val="28"/>
-          <w:szCs w:val="28"/>
-        </w:rPr>
-        <w:t>В первом приближении можно принять</w:t>
+        <w:t xml:space="preserve"> поправочный динамический множитель. В первом приближении можно принять</w:t>
       </w:r>
     </w:p>
     <w:p>
@@ -13649,10 +13234,10 @@
           <w:lang w:val="en-US"/>
         </w:rPr>
         <w:object w:dxaOrig="2500" w:dyaOrig="680" w14:anchorId="393252D7">
-          <v:shape id="_x0000_i1129" type="#_x0000_t75" style="width:125.25pt;height:33.75pt" o:ole="">
+          <v:shape id="_x0000_i1087" type="#_x0000_t75" style="width:125pt;height:33.95pt" o:ole="">
             <v:imagedata r:id="rId157" o:title=""/>
           </v:shape>
-          <o:OLEObject Type="Embed" ProgID="Equation.DSMT4" ShapeID="_x0000_i1129" DrawAspect="Content" ObjectID="_1836483340" r:id="rId158"/>
+          <o:OLEObject Type="Embed" ProgID="Equation.DSMT4" ShapeID="_x0000_i1087" DrawAspect="Content" ObjectID="_1836495608" r:id="rId158"/>
         </w:object>
       </w:r>
     </w:p>
@@ -13678,7 +13263,6 @@
           <w:rFonts w:ascii="Times New Roman" w:hAnsi="Times New Roman" w:cs="Times New Roman"/>
           <w:sz w:val="28"/>
           <w:szCs w:val="28"/>
-          <w:lang w:val="en-US"/>
         </w:rPr>
       </w:pPr>
       <w:r>
@@ -13747,27 +13331,18 @@
           <w:sz w:val="28"/>
           <w:szCs w:val="28"/>
         </w:rPr>
-        <w:t xml:space="preserve"> – </w:t>
-      </w:r>
-      <w:r>
-        <w:rPr>
-          <w:rFonts w:ascii="Times New Roman" w:hAnsi="Times New Roman" w:cs="Times New Roman"/>
-          <w:sz w:val="28"/>
-          <w:szCs w:val="28"/>
-        </w:rPr>
-        <w:t>коэффициенты чувствительности к уровню тока и его градиенту.</w:t>
-      </w:r>
-    </w:p>
-    <w:p>
-      <w:pPr>
-        <w:spacing w:line="360" w:lineRule="auto"/>
-        <w:ind w:firstLine="709"/>
-        <w:jc w:val="both"/>
-        <w:rPr>
-          <w:rFonts w:ascii="Times New Roman" w:hAnsi="Times New Roman" w:cs="Times New Roman"/>
-          <w:sz w:val="28"/>
-          <w:szCs w:val="28"/>
-          <w:lang w:val="en-US"/>
+        <w:t xml:space="preserve"> – коэффициенты чувствительности к уровню тока и его градиенту.</w:t>
+      </w:r>
+    </w:p>
+    <w:p>
+      <w:pPr>
+        <w:spacing w:line="360" w:lineRule="auto"/>
+        <w:ind w:firstLine="709"/>
+        <w:jc w:val="both"/>
+        <w:rPr>
+          <w:rFonts w:ascii="Times New Roman" w:hAnsi="Times New Roman" w:cs="Times New Roman"/>
+          <w:sz w:val="28"/>
+          <w:szCs w:val="28"/>
         </w:rPr>
       </w:pPr>
       <w:r>
@@ -13796,15 +13371,7 @@
           <w:sz w:val="28"/>
           <w:szCs w:val="28"/>
         </w:rPr>
-        <w:t>Для иллюстрации этого эффекта была построена расчётная зависимость эквивалентного</w:t>
-      </w:r>
-      <w:r>
-        <w:rPr>
-          <w:rFonts w:ascii="Times New Roman" w:hAnsi="Times New Roman" w:cs="Times New Roman"/>
-          <w:sz w:val="28"/>
-          <w:szCs w:val="28"/>
-        </w:rPr>
-        <w:t xml:space="preserve"> </w:t>
+        <w:t xml:space="preserve">Для иллюстрации этого эффекта была построена расчётная зависимость эквивалентного </w:t>
       </w:r>
       <w:r>
         <w:rPr>
@@ -13866,27 +13433,18 @@
           <w:sz w:val="28"/>
           <w:szCs w:val="28"/>
         </w:rPr>
-        <w:t xml:space="preserve"> </w:t>
-      </w:r>
-      <w:r>
-        <w:rPr>
-          <w:rFonts w:ascii="Times New Roman" w:hAnsi="Times New Roman" w:cs="Times New Roman"/>
-          <w:sz w:val="28"/>
-          <w:szCs w:val="28"/>
-        </w:rPr>
-        <w:t>от времени при ступенчато-импульсном токовом профиле.</w:t>
-      </w:r>
-    </w:p>
-    <w:p>
-      <w:pPr>
-        <w:spacing w:line="360" w:lineRule="auto"/>
-        <w:ind w:firstLine="709"/>
-        <w:jc w:val="both"/>
-        <w:rPr>
-          <w:rFonts w:ascii="Times New Roman" w:hAnsi="Times New Roman" w:cs="Times New Roman"/>
-          <w:sz w:val="28"/>
-          <w:szCs w:val="28"/>
-          <w:lang w:val="en-US"/>
+        <w:t xml:space="preserve"> от времени при ступенчато-импульсном токовом профиле.</w:t>
+      </w:r>
+    </w:p>
+    <w:p>
+      <w:pPr>
+        <w:spacing w:line="360" w:lineRule="auto"/>
+        <w:ind w:firstLine="709"/>
+        <w:jc w:val="both"/>
+        <w:rPr>
+          <w:rFonts w:ascii="Times New Roman" w:hAnsi="Times New Roman" w:cs="Times New Roman"/>
+          <w:sz w:val="28"/>
+          <w:szCs w:val="28"/>
         </w:rPr>
       </w:pPr>
     </w:p>
@@ -13966,7 +13524,6 @@
           <w:rFonts w:ascii="Times New Roman" w:hAnsi="Times New Roman" w:cs="Times New Roman"/>
           <w:sz w:val="28"/>
           <w:szCs w:val="28"/>
-          <w:lang w:val="en-US"/>
         </w:rPr>
       </w:pPr>
       <w:r>
@@ -13987,20 +13544,18 @@
           <w:rFonts w:ascii="Times New Roman" w:hAnsi="Times New Roman" w:cs="Times New Roman"/>
           <w:sz w:val="28"/>
           <w:szCs w:val="28"/>
-          <w:lang w:val="en-US"/>
-        </w:rPr>
-      </w:pPr>
-    </w:p>
-    <w:p>
-      <w:pPr>
-        <w:spacing w:line="360" w:lineRule="auto"/>
-        <w:ind w:firstLine="709"/>
-        <w:jc w:val="both"/>
-        <w:rPr>
-          <w:rFonts w:ascii="Times New Roman" w:hAnsi="Times New Roman" w:cs="Times New Roman"/>
-          <w:sz w:val="28"/>
-          <w:szCs w:val="28"/>
-          <w:lang w:val="en-US"/>
+        </w:rPr>
+      </w:pPr>
+    </w:p>
+    <w:p>
+      <w:pPr>
+        <w:spacing w:line="360" w:lineRule="auto"/>
+        <w:ind w:firstLine="709"/>
+        <w:jc w:val="both"/>
+        <w:rPr>
+          <w:rFonts w:ascii="Times New Roman" w:hAnsi="Times New Roman" w:cs="Times New Roman"/>
+          <w:sz w:val="28"/>
+          <w:szCs w:val="28"/>
         </w:rPr>
       </w:pPr>
       <w:r>
@@ -14026,15 +13581,7 @@
           <w:sz w:val="28"/>
           <w:szCs w:val="28"/>
         </w:rPr>
-        <w:t xml:space="preserve"> природы параметра</w:t>
-      </w:r>
-      <w:r>
-        <w:rPr>
-          <w:rFonts w:ascii="Times New Roman" w:hAnsi="Times New Roman" w:cs="Times New Roman"/>
-          <w:sz w:val="28"/>
-          <w:szCs w:val="28"/>
-        </w:rPr>
-        <w:t xml:space="preserve"> </w:t>
+        <w:t xml:space="preserve"> природы параметра </w:t>
       </w:r>
       <w:r>
         <w:rPr>
@@ -14065,27 +13612,18 @@
           <w:sz w:val="28"/>
           <w:szCs w:val="28"/>
         </w:rPr>
-        <w:t xml:space="preserve"> </w:t>
-      </w:r>
-      <w:r>
-        <w:rPr>
-          <w:rFonts w:ascii="Times New Roman" w:hAnsi="Times New Roman" w:cs="Times New Roman"/>
-          <w:sz w:val="28"/>
-          <w:szCs w:val="28"/>
-        </w:rPr>
-        <w:t>в реальном тяговом режиме. Практическая ценность заключается в том, что он обосновывает необходимость корректировать стационарные диагностические оценки по текущему режиму нагрузки.</w:t>
-      </w:r>
-    </w:p>
-    <w:p>
-      <w:pPr>
-        <w:spacing w:line="360" w:lineRule="auto"/>
-        <w:ind w:firstLine="709"/>
-        <w:jc w:val="both"/>
-        <w:rPr>
-          <w:rFonts w:ascii="Times New Roman" w:hAnsi="Times New Roman" w:cs="Times New Roman"/>
-          <w:sz w:val="28"/>
-          <w:szCs w:val="28"/>
-          <w:lang w:val="en-US"/>
+        <w:t xml:space="preserve"> в реальном тяговом режиме. Практическая ценность заключается в том, что он обосновывает необходимость корректировать стационарные диагностические оценки по текущему режиму нагрузки.</w:t>
+      </w:r>
+    </w:p>
+    <w:p>
+      <w:pPr>
+        <w:spacing w:line="360" w:lineRule="auto"/>
+        <w:ind w:firstLine="709"/>
+        <w:jc w:val="both"/>
+        <w:rPr>
+          <w:rFonts w:ascii="Times New Roman" w:hAnsi="Times New Roman" w:cs="Times New Roman"/>
+          <w:sz w:val="28"/>
+          <w:szCs w:val="28"/>
         </w:rPr>
       </w:pPr>
     </w:p>
@@ -14100,7 +13638,6 @@
           <w:bCs/>
           <w:sz w:val="28"/>
           <w:szCs w:val="28"/>
-          <w:lang w:val="en-US"/>
         </w:rPr>
       </w:pPr>
       <w:r>
@@ -14123,7 +13660,6 @@
           <w:rFonts w:ascii="Times New Roman" w:hAnsi="Times New Roman" w:cs="Times New Roman"/>
           <w:sz w:val="28"/>
           <w:szCs w:val="28"/>
-          <w:lang w:val="en-US"/>
         </w:rPr>
       </w:pPr>
     </w:p>
@@ -14154,15 +13690,7 @@
           <w:szCs w:val="28"/>
         </w:rPr>
         <w:lastRenderedPageBreak/>
-        <w:t>приближение. Его смысл заключается в том, что на достаточно коротком временном интервале</w:t>
-      </w:r>
-      <w:r>
-        <w:rPr>
-          <w:rFonts w:ascii="Times New Roman" w:hAnsi="Times New Roman" w:cs="Times New Roman"/>
-          <w:sz w:val="28"/>
-          <w:szCs w:val="28"/>
-        </w:rPr>
-        <w:t xml:space="preserve"> </w:t>
+        <w:t xml:space="preserve">приближение. Его смысл заключается в том, что на достаточно коротком временном интервале </w:t>
       </w:r>
       <w:r>
         <w:rPr>
@@ -14247,31 +13775,7 @@
           <w:sz w:val="28"/>
           <w:szCs w:val="28"/>
         </w:rPr>
-        <w:t xml:space="preserve"> </w:t>
-      </w:r>
-      <w:r>
-        <w:rPr>
-          <w:rFonts w:ascii="Times New Roman" w:hAnsi="Times New Roman" w:cs="Times New Roman"/>
-          <w:sz w:val="28"/>
-          <w:szCs w:val="28"/>
-        </w:rPr>
-        <w:t>батарея рассматривается как почти</w:t>
-      </w:r>
-      <w:r>
-        <w:rPr>
-          <w:rFonts w:ascii="Times New Roman" w:hAnsi="Times New Roman" w:cs="Times New Roman"/>
-          <w:sz w:val="28"/>
-          <w:szCs w:val="28"/>
-        </w:rPr>
-        <w:t xml:space="preserve"> </w:t>
-      </w:r>
-      <w:r>
-        <w:rPr>
-          <w:rFonts w:ascii="Times New Roman" w:hAnsi="Times New Roman" w:cs="Times New Roman"/>
-          <w:sz w:val="28"/>
-          <w:szCs w:val="28"/>
-        </w:rPr>
-        <w:t>стационарная система с параметрами, соответствующими текущей рабочей точке. Тогда</w:t>
+        <w:t xml:space="preserve"> батарея рассматривается как почти стационарная система с параметрами, соответствующими текущей рабочей точке. Тогда</w:t>
       </w:r>
     </w:p>
     <w:p>
@@ -14308,10 +13812,10 @@
           <w:lang w:val="en-US"/>
         </w:rPr>
         <w:object w:dxaOrig="3760" w:dyaOrig="400" w14:anchorId="31294A13">
-          <v:shape id="_x0000_i1134" type="#_x0000_t75" style="width:188.25pt;height:20.25pt" o:ole="">
+          <v:shape id="_x0000_i1088" type="#_x0000_t75" style="width:188.15pt;height:20.4pt" o:ole="">
             <v:imagedata r:id="rId160" o:title=""/>
           </v:shape>
-          <o:OLEObject Type="Embed" ProgID="Equation.DSMT4" ShapeID="_x0000_i1134" DrawAspect="Content" ObjectID="_1836483341" r:id="rId161"/>
+          <o:OLEObject Type="Embed" ProgID="Equation.DSMT4" ShapeID="_x0000_i1088" DrawAspect="Content" ObjectID="_1836495609" r:id="rId161"/>
         </w:object>
       </w:r>
     </w:p>
@@ -14324,9 +13828,27 @@
           <w:rFonts w:ascii="Times New Roman" w:hAnsi="Times New Roman" w:cs="Times New Roman"/>
           <w:sz w:val="28"/>
           <w:szCs w:val="28"/>
-          <w:lang w:val="en-US"/>
-        </w:rPr>
-      </w:pPr>
+        </w:rPr>
+      </w:pPr>
+      <w:r>
+        <w:rPr>
+          <w:rFonts w:ascii="Times New Roman" w:hAnsi="Times New Roman" w:cs="Times New Roman"/>
+          <w:sz w:val="28"/>
+          <w:szCs w:val="28"/>
+        </w:rPr>
+        <w:t xml:space="preserve">, если изменения </w:t>
+      </w:r>
+      <w:r>
+        <w:rPr>
+          <w:rFonts w:ascii="Times New Roman" w:hAnsi="Times New Roman" w:cs="Times New Roman"/>
+          <w:i/>
+          <w:iCs/>
+          <w:sz w:val="28"/>
+          <w:szCs w:val="28"/>
+          <w:lang w:val="en-US"/>
+        </w:rPr>
+        <w:t>T</w:t>
+      </w:r>
       <w:r>
         <w:rPr>
           <w:rFonts w:ascii="Times New Roman" w:hAnsi="Times New Roman" w:cs="Times New Roman"/>
@@ -14338,29 +13860,13 @@
       <w:r>
         <w:rPr>
           <w:rFonts w:ascii="Times New Roman" w:hAnsi="Times New Roman" w:cs="Times New Roman"/>
-          <w:sz w:val="28"/>
-          <w:szCs w:val="28"/>
-        </w:rPr>
-        <w:t>если изменения</w:t>
-      </w:r>
-      <w:r>
-        <w:rPr>
-          <w:rFonts w:ascii="Times New Roman" w:hAnsi="Times New Roman" w:cs="Times New Roman"/>
-          <w:sz w:val="28"/>
-          <w:szCs w:val="28"/>
-        </w:rPr>
-        <w:t xml:space="preserve"> </w:t>
-      </w:r>
-      <w:r>
-        <w:rPr>
-          <w:rFonts w:ascii="Times New Roman" w:hAnsi="Times New Roman" w:cs="Times New Roman"/>
-          <w:i/>
-          <w:iCs/>
-          <w:sz w:val="28"/>
-          <w:szCs w:val="28"/>
-          <w:lang w:val="en-US"/>
-        </w:rPr>
-        <w:t>T</w:t>
+          <w:i/>
+          <w:iCs/>
+          <w:sz w:val="28"/>
+          <w:szCs w:val="28"/>
+          <w:lang w:val="en-US"/>
+        </w:rPr>
+        <w:t>SOC</w:t>
       </w:r>
       <w:r>
         <w:rPr>
@@ -14373,25 +13879,6 @@
       <w:r>
         <w:rPr>
           <w:rFonts w:ascii="Times New Roman" w:hAnsi="Times New Roman" w:cs="Times New Roman"/>
-          <w:i/>
-          <w:iCs/>
-          <w:sz w:val="28"/>
-          <w:szCs w:val="28"/>
-          <w:lang w:val="en-US"/>
-        </w:rPr>
-        <w:t>SOC</w:t>
-      </w:r>
-      <w:r>
-        <w:rPr>
-          <w:rFonts w:ascii="Times New Roman" w:hAnsi="Times New Roman" w:cs="Times New Roman"/>
-          <w:sz w:val="28"/>
-          <w:szCs w:val="28"/>
-        </w:rPr>
-        <w:t xml:space="preserve">, </w:t>
-      </w:r>
-      <w:r>
-        <w:rPr>
-          <w:rFonts w:ascii="Times New Roman" w:hAnsi="Times New Roman" w:cs="Times New Roman"/>
           <w:sz w:val="28"/>
           <w:szCs w:val="28"/>
         </w:rPr>
@@ -14414,23 +13901,7 @@
           <w:sz w:val="28"/>
           <w:szCs w:val="28"/>
         </w:rPr>
-        <w:t xml:space="preserve"> </w:t>
-      </w:r>
-      <w:r>
-        <w:rPr>
-          <w:rFonts w:ascii="Times New Roman" w:hAnsi="Times New Roman" w:cs="Times New Roman"/>
-          <w:sz w:val="28"/>
-          <w:szCs w:val="28"/>
-        </w:rPr>
-        <w:t>на интервале</w:t>
-      </w:r>
-      <w:r>
-        <w:rPr>
-          <w:rFonts w:ascii="Times New Roman" w:hAnsi="Times New Roman" w:cs="Times New Roman"/>
-          <w:sz w:val="28"/>
-          <w:szCs w:val="28"/>
-        </w:rPr>
-        <w:t xml:space="preserve"> </w:t>
+        <w:t xml:space="preserve"> на интервале </w:t>
       </w:r>
       <w:r>
         <w:rPr>
@@ -14457,27 +13928,18 @@
           <w:sz w:val="28"/>
           <w:szCs w:val="28"/>
         </w:rPr>
-        <w:t xml:space="preserve"> </w:t>
-      </w:r>
-      <w:r>
-        <w:rPr>
-          <w:rFonts w:ascii="Times New Roman" w:hAnsi="Times New Roman" w:cs="Times New Roman"/>
-          <w:sz w:val="28"/>
-          <w:szCs w:val="28"/>
-        </w:rPr>
-        <w:t>малы, а нестационарность режима учитывается через последовательность таких локальных состояний.</w:t>
-      </w:r>
-    </w:p>
-    <w:p>
-      <w:pPr>
-        <w:spacing w:line="360" w:lineRule="auto"/>
-        <w:ind w:firstLine="709"/>
-        <w:jc w:val="both"/>
-        <w:rPr>
-          <w:rFonts w:ascii="Times New Roman" w:hAnsi="Times New Roman" w:cs="Times New Roman"/>
-          <w:sz w:val="28"/>
-          <w:szCs w:val="28"/>
-          <w:lang w:val="en-US"/>
+        <w:t xml:space="preserve"> малы, а нестационарность режима учитывается через последовательность таких локальных состояний.</w:t>
+      </w:r>
+    </w:p>
+    <w:p>
+      <w:pPr>
+        <w:spacing w:line="360" w:lineRule="auto"/>
+        <w:ind w:firstLine="709"/>
+        <w:jc w:val="both"/>
+        <w:rPr>
+          <w:rFonts w:ascii="Times New Roman" w:hAnsi="Times New Roman" w:cs="Times New Roman"/>
+          <w:sz w:val="28"/>
+          <w:szCs w:val="28"/>
         </w:rPr>
       </w:pPr>
       <w:r>
@@ -14537,15 +13999,7 @@
           <w:sz w:val="28"/>
           <w:szCs w:val="28"/>
         </w:rPr>
-        <w:t xml:space="preserve">. </w:t>
-      </w:r>
-      <w:r>
-        <w:rPr>
-          <w:rFonts w:ascii="Times New Roman" w:hAnsi="Times New Roman" w:cs="Times New Roman"/>
-          <w:sz w:val="28"/>
-          <w:szCs w:val="28"/>
-        </w:rPr>
-        <w:t xml:space="preserve">( </w:t>
+        <w:t xml:space="preserve">. ( </w:t>
       </w:r>
       <w:hyperlink r:id="rId162" w:history="1">
         <w:r>
@@ -14564,15 +14018,7 @@
           <w:sz w:val="28"/>
           <w:szCs w:val="28"/>
         </w:rPr>
-        <w:t>)</w:t>
-      </w:r>
-      <w:r>
-        <w:rPr>
-          <w:rFonts w:ascii="Times New Roman" w:hAnsi="Times New Roman" w:cs="Times New Roman"/>
-          <w:sz w:val="28"/>
-          <w:szCs w:val="28"/>
-        </w:rPr>
-        <w:t>, (</w:t>
+        <w:t>), (</w:t>
       </w:r>
       <w:hyperlink r:id="rId163" w:history="1">
         <w:r>
@@ -14603,7 +14049,6 @@
           <w:rFonts w:ascii="Times New Roman" w:hAnsi="Times New Roman" w:cs="Times New Roman"/>
           <w:sz w:val="28"/>
           <w:szCs w:val="28"/>
-          <w:lang w:val="en-US"/>
         </w:rPr>
       </w:pPr>
       <w:r>
@@ -14624,7 +14069,6 @@
           <w:rFonts w:ascii="Times New Roman" w:hAnsi="Times New Roman" w:cs="Times New Roman"/>
           <w:sz w:val="28"/>
           <w:szCs w:val="28"/>
-          <w:lang w:val="en-US"/>
         </w:rPr>
       </w:pPr>
     </w:p>
@@ -14661,7 +14105,6 @@
           <w:rFonts w:ascii="Times New Roman" w:hAnsi="Times New Roman" w:cs="Times New Roman"/>
           <w:sz w:val="28"/>
           <w:szCs w:val="28"/>
-          <w:lang w:val="en-US"/>
         </w:rPr>
       </w:pPr>
     </w:p>
@@ -14703,7 +14146,6 @@
           <w:rFonts w:ascii="Times New Roman" w:hAnsi="Times New Roman" w:cs="Times New Roman"/>
           <w:sz w:val="28"/>
           <w:szCs w:val="28"/>
-          <w:lang w:val="en-US"/>
         </w:rPr>
       </w:pPr>
       <w:r>
@@ -14724,20 +14166,18 @@
           <w:rFonts w:ascii="Times New Roman" w:hAnsi="Times New Roman" w:cs="Times New Roman"/>
           <w:sz w:val="28"/>
           <w:szCs w:val="28"/>
-          <w:lang w:val="en-US"/>
-        </w:rPr>
-      </w:pPr>
-    </w:p>
-    <w:p>
-      <w:pPr>
-        <w:spacing w:line="360" w:lineRule="auto"/>
-        <w:ind w:firstLine="709"/>
-        <w:jc w:val="both"/>
-        <w:rPr>
-          <w:rFonts w:ascii="Times New Roman" w:hAnsi="Times New Roman" w:cs="Times New Roman"/>
-          <w:sz w:val="28"/>
-          <w:szCs w:val="28"/>
-          <w:lang w:val="en-US"/>
+        </w:rPr>
+      </w:pPr>
+    </w:p>
+    <w:p>
+      <w:pPr>
+        <w:spacing w:line="360" w:lineRule="auto"/>
+        <w:ind w:firstLine="709"/>
+        <w:jc w:val="both"/>
+        <w:rPr>
+          <w:rFonts w:ascii="Times New Roman" w:hAnsi="Times New Roman" w:cs="Times New Roman"/>
+          <w:sz w:val="28"/>
+          <w:szCs w:val="28"/>
         </w:rPr>
       </w:pPr>
       <w:r>
@@ -14749,10 +14189,10 @@
           <w:lang w:val="en-US"/>
         </w:rPr>
         <w:object w:dxaOrig="5160" w:dyaOrig="400" w14:anchorId="4C36A9E3">
-          <v:shape id="_x0000_i1137" type="#_x0000_t75" style="width:258pt;height:20.25pt" o:ole="">
+          <v:shape id="_x0000_i1089" type="#_x0000_t75" style="width:258.1pt;height:20.4pt" o:ole="">
             <v:imagedata r:id="rId164" o:title=""/>
           </v:shape>
-          <o:OLEObject Type="Embed" ProgID="Equation.DSMT4" ShapeID="_x0000_i1137" DrawAspect="Content" ObjectID="_1836483342" r:id="rId165"/>
+          <o:OLEObject Type="Embed" ProgID="Equation.DSMT4" ShapeID="_x0000_i1089" DrawAspect="Content" ObjectID="_1836495610" r:id="rId165"/>
         </w:object>
       </w:r>
       <w:r>
@@ -14760,7 +14200,6 @@
           <w:rFonts w:ascii="Times New Roman" w:hAnsi="Times New Roman" w:cs="Times New Roman"/>
           <w:sz w:val="28"/>
           <w:szCs w:val="28"/>
-          <w:lang w:val="en-US"/>
         </w:rPr>
         <w:t>.</w:t>
       </w:r>
@@ -14774,37 +14213,27 @@
           <w:rFonts w:ascii="Times New Roman" w:hAnsi="Times New Roman" w:cs="Times New Roman"/>
           <w:sz w:val="28"/>
           <w:szCs w:val="28"/>
-          <w:lang w:val="en-US"/>
-        </w:rPr>
-      </w:pPr>
-    </w:p>
-    <w:p>
-      <w:pPr>
-        <w:spacing w:line="360" w:lineRule="auto"/>
-        <w:ind w:firstLine="709"/>
-        <w:jc w:val="both"/>
-        <w:rPr>
-          <w:rFonts w:ascii="Times New Roman" w:hAnsi="Times New Roman" w:cs="Times New Roman"/>
-          <w:sz w:val="28"/>
-          <w:szCs w:val="28"/>
-          <w:lang w:val="en-US"/>
-        </w:rPr>
-      </w:pPr>
-      <w:r>
-        <w:rPr>
-          <w:rFonts w:ascii="Times New Roman" w:hAnsi="Times New Roman" w:cs="Times New Roman"/>
-          <w:sz w:val="28"/>
-          <w:szCs w:val="28"/>
-        </w:rPr>
-        <w:t>Введение</w:t>
-      </w:r>
-      <w:r>
-        <w:rPr>
-          <w:rFonts w:ascii="Times New Roman" w:hAnsi="Times New Roman" w:cs="Times New Roman"/>
-          <w:sz w:val="28"/>
-          <w:szCs w:val="28"/>
-        </w:rPr>
-        <w:t xml:space="preserve"> </w:t>
+        </w:rPr>
+      </w:pPr>
+    </w:p>
+    <w:p>
+      <w:pPr>
+        <w:spacing w:line="360" w:lineRule="auto"/>
+        <w:ind w:firstLine="709"/>
+        <w:jc w:val="both"/>
+        <w:rPr>
+          <w:rFonts w:ascii="Times New Roman" w:hAnsi="Times New Roman" w:cs="Times New Roman"/>
+          <w:sz w:val="28"/>
+          <w:szCs w:val="28"/>
+        </w:rPr>
+      </w:pPr>
+      <w:r>
+        <w:rPr>
+          <w:rFonts w:ascii="Times New Roman" w:hAnsi="Times New Roman" w:cs="Times New Roman"/>
+          <w:sz w:val="28"/>
+          <w:szCs w:val="28"/>
+        </w:rPr>
+        <w:t xml:space="preserve">Введение </w:t>
       </w:r>
       <w:r>
         <w:rPr>
@@ -14863,31 +14292,7 @@
           <w:sz w:val="28"/>
           <w:szCs w:val="28"/>
         </w:rPr>
-        <w:t xml:space="preserve"> </w:t>
-      </w:r>
-      <w:r>
-        <w:rPr>
-          <w:rFonts w:ascii="Times New Roman" w:hAnsi="Times New Roman" w:cs="Times New Roman"/>
-          <w:sz w:val="28"/>
-          <w:szCs w:val="28"/>
-        </w:rPr>
-        <w:t>необходимо для фиксации режима разряд/заряд.</w:t>
-      </w:r>
-      <w:r>
-        <w:rPr>
-          <w:rFonts w:ascii="Times New Roman" w:hAnsi="Times New Roman" w:cs="Times New Roman"/>
-          <w:sz w:val="28"/>
-          <w:szCs w:val="28"/>
-        </w:rPr>
-        <w:t xml:space="preserve"> </w:t>
-      </w:r>
-      <w:r>
-        <w:rPr>
-          <w:rFonts w:ascii="Times New Roman" w:hAnsi="Times New Roman" w:cs="Times New Roman"/>
-          <w:sz w:val="28"/>
-          <w:szCs w:val="28"/>
-        </w:rPr>
-        <w:t xml:space="preserve">Современные работы по </w:t>
+        <w:t xml:space="preserve"> необходимо для фиксации режима разряд/заряд. Современные работы по </w:t>
       </w:r>
       <w:r>
         <w:rPr>
@@ -14921,23 +14326,7 @@
           <w:sz w:val="28"/>
           <w:szCs w:val="28"/>
         </w:rPr>
-        <w:t xml:space="preserve"> </w:t>
-      </w:r>
-      <w:r>
-        <w:rPr>
-          <w:rFonts w:ascii="Times New Roman" w:hAnsi="Times New Roman" w:cs="Times New Roman"/>
-          <w:sz w:val="28"/>
-          <w:szCs w:val="28"/>
-        </w:rPr>
-        <w:t>при одинаковом</w:t>
-      </w:r>
-      <w:r>
-        <w:rPr>
-          <w:rFonts w:ascii="Times New Roman" w:hAnsi="Times New Roman" w:cs="Times New Roman"/>
-          <w:sz w:val="28"/>
-          <w:szCs w:val="28"/>
-        </w:rPr>
-        <w:t xml:space="preserve"> </w:t>
+        <w:t xml:space="preserve"> при одинаковом </w:t>
       </w:r>
       <w:r>
         <w:rPr>
@@ -14956,23 +14345,7 @@
           <w:sz w:val="28"/>
           <w:szCs w:val="28"/>
         </w:rPr>
-        <w:t xml:space="preserve"> </w:t>
-      </w:r>
-      <w:r>
-        <w:rPr>
-          <w:rFonts w:ascii="Times New Roman" w:hAnsi="Times New Roman" w:cs="Times New Roman"/>
-          <w:sz w:val="28"/>
-          <w:szCs w:val="28"/>
-        </w:rPr>
-        <w:t>и температуре спектральный отклик батареи может различаться в зависимости от направления тока, особенно в зарядопереносной и низкочастотной областях</w:t>
-      </w:r>
-      <w:r>
-        <w:rPr>
-          <w:rFonts w:ascii="Times New Roman" w:hAnsi="Times New Roman" w:cs="Times New Roman"/>
-          <w:sz w:val="28"/>
-          <w:szCs w:val="28"/>
-        </w:rPr>
-        <w:t xml:space="preserve">. </w:t>
+        <w:t xml:space="preserve"> и температуре спектральный отклик батареи может различаться в зависимости от направления тока, особенно в зарядопереносной и низкочастотной областях. </w:t>
       </w:r>
       <w:r>
         <w:rPr>
@@ -14999,15 +14372,7 @@
           <w:sz w:val="28"/>
           <w:szCs w:val="28"/>
         </w:rPr>
-        <w:t xml:space="preserve">) </w:t>
-      </w:r>
-      <w:r>
-        <w:rPr>
-          <w:rFonts w:ascii="Times New Roman" w:hAnsi="Times New Roman" w:cs="Times New Roman"/>
-          <w:sz w:val="28"/>
-          <w:szCs w:val="28"/>
-        </w:rPr>
-        <w:t>(</w:t>
+        <w:t>) (</w:t>
       </w:r>
       <w:hyperlink r:id="rId167" w:history="1">
         <w:r>
@@ -15038,7 +14403,6 @@
           <w:rFonts w:ascii="Times New Roman" w:hAnsi="Times New Roman" w:cs="Times New Roman"/>
           <w:sz w:val="28"/>
           <w:szCs w:val="28"/>
-          <w:lang w:val="en-US"/>
         </w:rPr>
       </w:pPr>
     </w:p>
@@ -15075,52 +14439,27 @@
           <w:rFonts w:ascii="Times New Roman" w:hAnsi="Times New Roman" w:cs="Times New Roman"/>
           <w:sz w:val="28"/>
           <w:szCs w:val="28"/>
-          <w:lang w:val="en-US"/>
-        </w:rPr>
-      </w:pPr>
-    </w:p>
-    <w:p>
-      <w:pPr>
-        <w:spacing w:line="360" w:lineRule="auto"/>
-        <w:ind w:firstLine="709"/>
-        <w:jc w:val="both"/>
-        <w:rPr>
-          <w:rFonts w:ascii="Times New Roman" w:hAnsi="Times New Roman" w:cs="Times New Roman"/>
-          <w:sz w:val="28"/>
-          <w:szCs w:val="28"/>
-        </w:rPr>
-      </w:pPr>
-      <w:r>
-        <w:rPr>
-          <w:rFonts w:ascii="Times New Roman" w:hAnsi="Times New Roman" w:cs="Times New Roman"/>
-          <w:sz w:val="28"/>
-          <w:szCs w:val="28"/>
-        </w:rPr>
-        <w:t>Если динамический импеданс интерпретировать как семейство мгновенных или локальных спектров, то удобно рассматривать не один</w:t>
-      </w:r>
-      <w:r>
-        <w:rPr>
-          <w:rFonts w:ascii="Times New Roman" w:hAnsi="Times New Roman" w:cs="Times New Roman"/>
-          <w:sz w:val="28"/>
-          <w:szCs w:val="28"/>
-        </w:rPr>
-        <w:t xml:space="preserve"> </w:t>
-      </w:r>
-      <w:r>
-        <w:rPr>
-          <w:rFonts w:ascii="Times New Roman" w:hAnsi="Times New Roman" w:cs="Times New Roman"/>
-          <w:sz w:val="28"/>
-          <w:szCs w:val="28"/>
-        </w:rPr>
-        <w:t>непрерывный объект</w:t>
-      </w:r>
-      <w:r>
-        <w:rPr>
-          <w:rFonts w:ascii="Times New Roman" w:hAnsi="Times New Roman" w:cs="Times New Roman"/>
-          <w:sz w:val="28"/>
-          <w:szCs w:val="28"/>
-        </w:rPr>
-        <w:t xml:space="preserve"> </w:t>
+        </w:rPr>
+      </w:pPr>
+    </w:p>
+    <w:p>
+      <w:pPr>
+        <w:spacing w:line="360" w:lineRule="auto"/>
+        <w:ind w:firstLine="709"/>
+        <w:jc w:val="both"/>
+        <w:rPr>
+          <w:rFonts w:ascii="Times New Roman" w:hAnsi="Times New Roman" w:cs="Times New Roman"/>
+          <w:sz w:val="28"/>
+          <w:szCs w:val="28"/>
+        </w:rPr>
+      </w:pPr>
+      <w:r>
+        <w:rPr>
+          <w:rFonts w:ascii="Times New Roman" w:hAnsi="Times New Roman" w:cs="Times New Roman"/>
+          <w:sz w:val="28"/>
+          <w:szCs w:val="28"/>
+        </w:rPr>
+        <w:t xml:space="preserve">Если динамический импеданс интерпретировать как семейство мгновенных или локальных спектров, то удобно рассматривать не один непрерывный объект </w:t>
       </w:r>
       <w:r>
         <w:rPr>
@@ -15182,15 +14521,7 @@
           <w:sz w:val="28"/>
           <w:szCs w:val="28"/>
         </w:rPr>
-        <w:t xml:space="preserve">, </w:t>
-      </w:r>
-      <w:r>
-        <w:rPr>
-          <w:rFonts w:ascii="Times New Roman" w:hAnsi="Times New Roman" w:cs="Times New Roman"/>
-          <w:sz w:val="28"/>
-          <w:szCs w:val="28"/>
-        </w:rPr>
-        <w:t>а последовательность спектральных снимков в характерных режимах: покой, умеренный разряд, токовый импульс, рекуперация. Такая постановка особенно полезна для инженерной диагностики, поскольку позволяет сопоставить отдельные эксплуатационные режимы с характерными сдвигами импедансной траектории.</w:t>
+        <w:t>, а последовательность спектральных снимков в характерных режимах: покой, умеренный разряд, токовый импульс, рекуперация. Такая постановка особенно полезна для инженерной диагностики, поскольку позволяет сопоставить отдельные эксплуатационные режимы с характерными сдвигами импедансной траектории.</w:t>
       </w:r>
     </w:p>
     <w:p>
@@ -15222,7 +14553,6 @@
           <w:rFonts w:ascii="Times New Roman" w:hAnsi="Times New Roman" w:cs="Times New Roman"/>
           <w:sz w:val="28"/>
           <w:szCs w:val="28"/>
-          <w:lang w:val="en-US"/>
         </w:rPr>
       </w:pPr>
     </w:p>
@@ -15301,7 +14631,6 @@
           <w:rFonts w:ascii="Times New Roman" w:hAnsi="Times New Roman" w:cs="Times New Roman"/>
           <w:sz w:val="28"/>
           <w:szCs w:val="28"/>
-          <w:lang w:val="en-US"/>
         </w:rPr>
       </w:pPr>
       <w:r>
@@ -15322,57 +14651,38 @@
           <w:rFonts w:ascii="Times New Roman" w:hAnsi="Times New Roman" w:cs="Times New Roman"/>
           <w:sz w:val="28"/>
           <w:szCs w:val="28"/>
-          <w:lang w:val="en-US"/>
-        </w:rPr>
-      </w:pPr>
-    </w:p>
-    <w:p>
-      <w:pPr>
-        <w:spacing w:line="360" w:lineRule="auto"/>
-        <w:ind w:firstLine="709"/>
-        <w:jc w:val="both"/>
-        <w:rPr>
-          <w:rFonts w:ascii="Times New Roman" w:hAnsi="Times New Roman" w:cs="Times New Roman"/>
-          <w:sz w:val="28"/>
-          <w:szCs w:val="28"/>
-          <w:lang w:val="en-US"/>
-        </w:rPr>
-      </w:pPr>
-      <w:r>
-        <w:rPr>
-          <w:rFonts w:ascii="Times New Roman" w:hAnsi="Times New Roman" w:cs="Times New Roman"/>
-          <w:sz w:val="28"/>
-          <w:szCs w:val="28"/>
-        </w:rPr>
-        <w:t>На рисунке видно, что спектральные кривые для режима покоя, разряда, сильного импульса и рекуперации различаются как по положению высокочастотной точки, так и по размеру полукруга и интенсивности низкочастотной поляризации. Научная ценность рисунка заключается в</w:t>
-      </w:r>
-      <w:r>
-        <w:rPr>
-          <w:rFonts w:ascii="Times New Roman" w:hAnsi="Times New Roman" w:cs="Times New Roman"/>
-          <w:sz w:val="28"/>
-          <w:szCs w:val="28"/>
-        </w:rPr>
-        <w:t xml:space="preserve"> </w:t>
-      </w:r>
-      <w:r>
-        <w:rPr>
-          <w:rFonts w:ascii="Times New Roman" w:hAnsi="Times New Roman" w:cs="Times New Roman"/>
-          <w:sz w:val="28"/>
-          <w:szCs w:val="28"/>
-        </w:rPr>
-        <w:t>демонстрации того, что динамический импеданс не сводится к одной «универсальной» кривой для данного элемента. Практическая ценность состоит в том, что он обосновывает идею режимно-адаптивной диагностики: корректная интерпретация спектра требует учёта текущего эксплуатационного состояния батареи.</w:t>
-      </w:r>
-    </w:p>
-    <w:p>
-      <w:pPr>
-        <w:spacing w:line="360" w:lineRule="auto"/>
-        <w:ind w:firstLine="709"/>
-        <w:jc w:val="both"/>
-        <w:rPr>
-          <w:rFonts w:ascii="Times New Roman" w:hAnsi="Times New Roman" w:cs="Times New Roman"/>
-          <w:sz w:val="28"/>
-          <w:szCs w:val="28"/>
-          <w:lang w:val="en-US"/>
+        </w:rPr>
+      </w:pPr>
+    </w:p>
+    <w:p>
+      <w:pPr>
+        <w:spacing w:line="360" w:lineRule="auto"/>
+        <w:ind w:firstLine="709"/>
+        <w:jc w:val="both"/>
+        <w:rPr>
+          <w:rFonts w:ascii="Times New Roman" w:hAnsi="Times New Roman" w:cs="Times New Roman"/>
+          <w:sz w:val="28"/>
+          <w:szCs w:val="28"/>
+        </w:rPr>
+      </w:pPr>
+      <w:r>
+        <w:rPr>
+          <w:rFonts w:ascii="Times New Roman" w:hAnsi="Times New Roman" w:cs="Times New Roman"/>
+          <w:sz w:val="28"/>
+          <w:szCs w:val="28"/>
+        </w:rPr>
+        <w:t>На рисунке видно, что спектральные кривые для режима покоя, разряда, сильного импульса и рекуперации различаются как по положению высокочастотной точки, так и по размеру полукруга и интенсивности низкочастотной поляризации. Научная ценность рисунка заключается в демонстрации того, что динамический импеданс не сводится к одной «универсальной» кривой для данного элемента. Практическая ценность состоит в том, что он обосновывает идею режимно-адаптивной диагностики: корректная интерпретация спектра требует учёта текущего эксплуатационного состояния батареи.</w:t>
+      </w:r>
+    </w:p>
+    <w:p>
+      <w:pPr>
+        <w:spacing w:line="360" w:lineRule="auto"/>
+        <w:ind w:firstLine="709"/>
+        <w:jc w:val="both"/>
+        <w:rPr>
+          <w:rFonts w:ascii="Times New Roman" w:hAnsi="Times New Roman" w:cs="Times New Roman"/>
+          <w:sz w:val="28"/>
+          <w:szCs w:val="28"/>
         </w:rPr>
       </w:pPr>
     </w:p>
@@ -15409,7 +14719,6 @@
           <w:rFonts w:ascii="Times New Roman" w:hAnsi="Times New Roman" w:cs="Times New Roman"/>
           <w:sz w:val="28"/>
           <w:szCs w:val="28"/>
-          <w:lang w:val="en-US"/>
         </w:rPr>
       </w:pPr>
     </w:p>
@@ -15466,10 +14775,10 @@
           <w:lang w:val="en-US"/>
         </w:rPr>
         <w:object w:dxaOrig="14000" w:dyaOrig="800" w14:anchorId="0C70DCDD">
-          <v:shape id="_x0000_i1142" type="#_x0000_t75" style="width:699.75pt;height:39.75pt" o:ole="">
+          <v:shape id="_x0000_i1090" type="#_x0000_t75" style="width:700.3pt;height:40.1pt" o:ole="">
             <v:imagedata r:id="rId169" o:title=""/>
           </v:shape>
-          <o:OLEObject Type="Embed" ProgID="Equation.DSMT4" ShapeID="_x0000_i1142" DrawAspect="Content" ObjectID="_1836483343" r:id="rId170"/>
+          <o:OLEObject Type="Embed" ProgID="Equation.DSMT4" ShapeID="_x0000_i1090" DrawAspect="Content" ObjectID="_1836495611" r:id="rId170"/>
         </w:object>
       </w:r>
     </w:p>
@@ -15495,24 +14804,15 @@
           <w:rFonts w:ascii="Times New Roman" w:hAnsi="Times New Roman" w:cs="Times New Roman"/>
           <w:sz w:val="28"/>
           <w:szCs w:val="28"/>
-          <w:lang w:val="en-US"/>
-        </w:rPr>
-      </w:pPr>
-      <w:r>
-        <w:rPr>
-          <w:rFonts w:ascii="Times New Roman" w:hAnsi="Times New Roman" w:cs="Times New Roman"/>
-          <w:sz w:val="28"/>
-          <w:szCs w:val="28"/>
-        </w:rPr>
-        <w:t>Здесь</w:t>
-      </w:r>
-      <w:r>
-        <w:rPr>
-          <w:rFonts w:ascii="Times New Roman" w:hAnsi="Times New Roman" w:cs="Times New Roman"/>
-          <w:sz w:val="28"/>
-          <w:szCs w:val="28"/>
-        </w:rPr>
-        <w:t xml:space="preserve"> </w:t>
+        </w:rPr>
+      </w:pPr>
+      <w:r>
+        <w:rPr>
+          <w:rFonts w:ascii="Times New Roman" w:hAnsi="Times New Roman" w:cs="Times New Roman"/>
+          <w:sz w:val="28"/>
+          <w:szCs w:val="28"/>
+        </w:rPr>
+        <w:t xml:space="preserve">Здесь </w:t>
       </w:r>
       <w:r>
         <w:rPr>
@@ -15562,64 +14862,39 @@
           <w:sz w:val="28"/>
           <w:szCs w:val="28"/>
         </w:rPr>
-        <w:t xml:space="preserve"> – </w:t>
-      </w:r>
-      <w:r>
-        <w:rPr>
-          <w:rFonts w:ascii="Times New Roman" w:hAnsi="Times New Roman" w:cs="Times New Roman"/>
-          <w:sz w:val="28"/>
-          <w:szCs w:val="28"/>
-        </w:rPr>
-        <w:t>обобщённый режимный аргумент, включающий текущий ток, его знак, его скорость изменения и, при необходимости, дополнительные показатели режима. Эта запись завершает математический переход от лабораторной EIS к нестационарной модели, совместимой с эксплуатацией электротранспортной батареи.</w:t>
-      </w:r>
-    </w:p>
-    <w:p>
-      <w:pPr>
-        <w:spacing w:line="360" w:lineRule="auto"/>
-        <w:ind w:firstLine="709"/>
-        <w:jc w:val="both"/>
-        <w:rPr>
-          <w:rFonts w:ascii="Times New Roman" w:hAnsi="Times New Roman" w:cs="Times New Roman"/>
-          <w:sz w:val="28"/>
-          <w:szCs w:val="28"/>
-          <w:lang w:val="en-US"/>
-        </w:rPr>
-      </w:pPr>
-    </w:p>
-    <w:p>
-      <w:pPr>
-        <w:spacing w:line="360" w:lineRule="auto"/>
-        <w:ind w:firstLine="709"/>
-        <w:jc w:val="both"/>
-        <w:rPr>
-          <w:rFonts w:ascii="Times New Roman" w:hAnsi="Times New Roman" w:cs="Times New Roman"/>
-          <w:sz w:val="28"/>
-          <w:szCs w:val="28"/>
-        </w:rPr>
-      </w:pPr>
-      <w:r>
-        <w:rPr>
-          <w:rFonts w:ascii="Times New Roman" w:hAnsi="Times New Roman" w:cs="Times New Roman"/>
-          <w:sz w:val="28"/>
-          <w:szCs w:val="28"/>
-        </w:rPr>
-        <w:t>Таблица 2.3</w:t>
-      </w:r>
-      <w:r>
-        <w:rPr>
-          <w:rFonts w:ascii="Times New Roman" w:hAnsi="Times New Roman" w:cs="Times New Roman"/>
-          <w:sz w:val="28"/>
-          <w:szCs w:val="28"/>
-        </w:rPr>
-        <w:t xml:space="preserve"> – </w:t>
-      </w:r>
-      <w:r>
-        <w:rPr>
-          <w:rFonts w:ascii="Times New Roman" w:hAnsi="Times New Roman" w:cs="Times New Roman"/>
-          <w:sz w:val="28"/>
-          <w:szCs w:val="28"/>
-        </w:rPr>
-        <w:t>Основные отличия стационарной и динамической импедансных моделей</w:t>
+        <w:t xml:space="preserve"> – обобщённый режимный аргумент, включающий текущий ток, его знак, его скорость изменения и, при необходимости, дополнительные показатели режима. Эта запись завершает математический переход от лабораторной EIS к нестационарной модели, совместимой с эксплуатацией электротранспортной батареи.</w:t>
+      </w:r>
+    </w:p>
+    <w:p>
+      <w:pPr>
+        <w:spacing w:line="360" w:lineRule="auto"/>
+        <w:ind w:firstLine="709"/>
+        <w:jc w:val="both"/>
+        <w:rPr>
+          <w:rFonts w:ascii="Times New Roman" w:hAnsi="Times New Roman" w:cs="Times New Roman"/>
+          <w:sz w:val="28"/>
+          <w:szCs w:val="28"/>
+        </w:rPr>
+      </w:pPr>
+    </w:p>
+    <w:p>
+      <w:pPr>
+        <w:spacing w:line="360" w:lineRule="auto"/>
+        <w:ind w:firstLine="709"/>
+        <w:jc w:val="both"/>
+        <w:rPr>
+          <w:rFonts w:ascii="Times New Roman" w:hAnsi="Times New Roman" w:cs="Times New Roman"/>
+          <w:sz w:val="28"/>
+          <w:szCs w:val="28"/>
+        </w:rPr>
+      </w:pPr>
+      <w:r>
+        <w:rPr>
+          <w:rFonts w:ascii="Times New Roman" w:hAnsi="Times New Roman" w:cs="Times New Roman"/>
+          <w:sz w:val="28"/>
+          <w:szCs w:val="28"/>
+        </w:rPr>
+        <w:t>Таблица 2.3 – Основные отличия стационарной и динамической импедансных моделей</w:t>
       </w:r>
     </w:p>
     <w:tbl>
@@ -16074,15 +15349,7 @@
                 <w:sz w:val="28"/>
                 <w:szCs w:val="28"/>
               </w:rPr>
-              <w:t>Явный через</w:t>
-            </w:r>
-            <w:r>
-              <w:rPr>
-                <w:rFonts w:ascii="Times New Roman" w:hAnsi="Times New Roman" w:cs="Times New Roman"/>
-                <w:sz w:val="28"/>
-                <w:szCs w:val="28"/>
-              </w:rPr>
-              <w:t xml:space="preserve"> </w:t>
+              <w:t xml:space="preserve">Явный через </w:t>
             </w:r>
             <w:r>
               <w:rPr>
@@ -16408,7 +15675,6 @@
           <w:rFonts w:ascii="Times New Roman" w:hAnsi="Times New Roman" w:cs="Times New Roman"/>
           <w:sz w:val="28"/>
           <w:szCs w:val="28"/>
-          <w:lang w:val="en-US"/>
         </w:rPr>
       </w:pPr>
     </w:p>
@@ -16423,7 +15689,6 @@
           <w:bCs/>
           <w:sz w:val="28"/>
           <w:szCs w:val="28"/>
-          <w:lang w:val="en-US"/>
         </w:rPr>
       </w:pPr>
       <w:r>
@@ -16446,28 +15711,112 @@
           <w:rFonts w:ascii="Times New Roman" w:hAnsi="Times New Roman" w:cs="Times New Roman"/>
           <w:sz w:val="28"/>
           <w:szCs w:val="28"/>
-          <w:lang w:val="en-US"/>
-        </w:rPr>
-      </w:pPr>
-    </w:p>
-    <w:p>
-      <w:pPr>
-        <w:spacing w:line="360" w:lineRule="auto"/>
-        <w:ind w:firstLine="709"/>
-        <w:jc w:val="both"/>
-        <w:rPr>
-          <w:rFonts w:ascii="Times New Roman" w:hAnsi="Times New Roman" w:cs="Times New Roman"/>
-          <w:sz w:val="28"/>
-          <w:szCs w:val="28"/>
-        </w:rPr>
-      </w:pPr>
-      <w:r>
-        <w:rPr>
-          <w:rFonts w:ascii="Times New Roman" w:hAnsi="Times New Roman" w:cs="Times New Roman"/>
-          <w:sz w:val="28"/>
-          <w:szCs w:val="28"/>
-        </w:rPr>
-        <w:t>В разделе 2.4 выполнено обобщение статической импедансной модели до динамической постановки, предназначенной для описания тяговой аккумуляторной батареи в условиях нестационарных и импульсных нагрузок. Показано, что в реальном электротранспортном режиме параметры</w:t>
+        </w:rPr>
+      </w:pPr>
+    </w:p>
+    <w:p>
+      <w:pPr>
+        <w:spacing w:line="360" w:lineRule="auto"/>
+        <w:ind w:firstLine="709"/>
+        <w:jc w:val="both"/>
+        <w:rPr>
+          <w:rFonts w:ascii="Times New Roman" w:hAnsi="Times New Roman" w:cs="Times New Roman"/>
+          <w:sz w:val="28"/>
+          <w:szCs w:val="28"/>
+        </w:rPr>
+      </w:pPr>
+      <w:r>
+        <w:rPr>
+          <w:rFonts w:ascii="Times New Roman" w:hAnsi="Times New Roman" w:cs="Times New Roman"/>
+          <w:sz w:val="28"/>
+          <w:szCs w:val="28"/>
+        </w:rPr>
+        <w:t xml:space="preserve">В разделе 2.4 выполнено обобщение статической импедансной модели до динамической постановки, предназначенной для описания тяговой аккумуляторной батареи в условиях нестационарных и импульсных нагрузок. Показано, что в реальном электротранспортном режиме параметры </w:t>
+      </w:r>
+      <w:r>
+        <w:rPr>
+          <w:rFonts w:ascii="Times New Roman" w:hAnsi="Times New Roman" w:cs="Times New Roman"/>
+          <w:i/>
+          <w:iCs/>
+          <w:sz w:val="28"/>
+          <w:szCs w:val="28"/>
+          <w:lang w:val="en-US"/>
+        </w:rPr>
+        <w:t>R</w:t>
+      </w:r>
+      <w:r>
+        <w:rPr>
+          <w:rFonts w:ascii="Times New Roman" w:hAnsi="Times New Roman" w:cs="Times New Roman"/>
+          <w:i/>
+          <w:iCs/>
+          <w:sz w:val="28"/>
+          <w:szCs w:val="28"/>
+          <w:vertAlign w:val="subscript"/>
+          <w:lang w:val="en-US"/>
+        </w:rPr>
+        <w:t>Ω</w:t>
+      </w:r>
+      <w:r>
+        <w:rPr>
+          <w:rFonts w:ascii="Times New Roman" w:hAnsi="Times New Roman" w:cs="Times New Roman"/>
+          <w:sz w:val="28"/>
+          <w:szCs w:val="28"/>
+        </w:rPr>
+        <w:t xml:space="preserve">, </w:t>
+      </w:r>
+      <w:r>
+        <w:rPr>
+          <w:rFonts w:ascii="Times New Roman" w:hAnsi="Times New Roman" w:cs="Times New Roman"/>
+          <w:i/>
+          <w:iCs/>
+          <w:sz w:val="28"/>
+          <w:szCs w:val="28"/>
+          <w:lang w:val="en-US"/>
+        </w:rPr>
+        <w:t>R</w:t>
+      </w:r>
+      <w:r>
+        <w:rPr>
+          <w:rFonts w:ascii="Times New Roman" w:hAnsi="Times New Roman" w:cs="Times New Roman"/>
+          <w:i/>
+          <w:iCs/>
+          <w:sz w:val="28"/>
+          <w:szCs w:val="28"/>
+          <w:vertAlign w:val="subscript"/>
+          <w:lang w:val="en-US"/>
+        </w:rPr>
+        <w:t>ct</w:t>
+      </w:r>
+      <w:r>
+        <w:rPr>
+          <w:rFonts w:ascii="Times New Roman" w:hAnsi="Times New Roman" w:cs="Times New Roman"/>
+          <w:sz w:val="28"/>
+          <w:szCs w:val="28"/>
+        </w:rPr>
+        <w:t xml:space="preserve">, </w:t>
+      </w:r>
+      <w:r>
+        <w:rPr>
+          <w:rFonts w:ascii="Times New Roman" w:hAnsi="Times New Roman" w:cs="Times New Roman"/>
+          <w:i/>
+          <w:iCs/>
+          <w:sz w:val="28"/>
+          <w:szCs w:val="28"/>
+          <w:lang w:val="en-US"/>
+        </w:rPr>
+        <w:t>C</w:t>
+      </w:r>
+      <w:r>
+        <w:rPr>
+          <w:rFonts w:ascii="Times New Roman" w:hAnsi="Times New Roman" w:cs="Times New Roman"/>
+          <w:i/>
+          <w:iCs/>
+          <w:sz w:val="28"/>
+          <w:szCs w:val="28"/>
+          <w:vertAlign w:val="subscript"/>
+          <w:lang w:val="en-US"/>
+        </w:rPr>
+        <w:t>dl</w:t>
       </w:r>
       <w:r>
         <w:rPr>
@@ -16480,6 +15829,553 @@
       <w:r>
         <w:rPr>
           <w:rFonts w:ascii="Times New Roman" w:hAnsi="Times New Roman" w:cs="Times New Roman"/>
+          <w:sz w:val="28"/>
+          <w:szCs w:val="28"/>
+        </w:rPr>
+        <w:t xml:space="preserve">и σ </w:t>
+      </w:r>
+      <w:r>
+        <w:rPr>
+          <w:rFonts w:ascii="Times New Roman" w:hAnsi="Times New Roman" w:cs="Times New Roman"/>
+          <w:sz w:val="28"/>
+          <w:szCs w:val="28"/>
+        </w:rPr>
+        <w:t>должны рассматриваться как функции времени через зависимость от температуры, состояния заряда, деградации и текущего режима нагружения.</w:t>
+      </w:r>
+      <w:r>
+        <w:rPr>
+          <w:rFonts w:ascii="Times New Roman" w:hAnsi="Times New Roman" w:cs="Times New Roman"/>
+          <w:sz w:val="28"/>
+          <w:szCs w:val="28"/>
+        </w:rPr>
+        <w:t xml:space="preserve"> </w:t>
+      </w:r>
+      <w:r>
+        <w:rPr>
+          <w:rFonts w:ascii="Times New Roman" w:hAnsi="Times New Roman" w:cs="Times New Roman"/>
+          <w:sz w:val="28"/>
+          <w:szCs w:val="28"/>
+        </w:rPr>
+        <w:t>Введено локально-квазистационарное приближение, позволяющее использовать аналитический аппарат предыдущих разделов для описания динамического спектрального отклика. Тем самым подготовлена основа для следующего раздела 2.5, в котором температурная зависимость импедансных параметров будет выделена и исследована как самостоятельный ключевой фактор модели</w:t>
+      </w:r>
+      <w:r>
+        <w:rPr>
+          <w:rFonts w:ascii="Times New Roman" w:hAnsi="Times New Roman" w:cs="Times New Roman"/>
+          <w:sz w:val="28"/>
+          <w:szCs w:val="28"/>
+        </w:rPr>
+        <w:t>.</w:t>
+      </w:r>
+    </w:p>
+    <w:p>
+      <w:pPr>
+        <w:spacing w:line="360" w:lineRule="auto"/>
+        <w:ind w:firstLine="709"/>
+        <w:jc w:val="both"/>
+        <w:rPr>
+          <w:rFonts w:ascii="Times New Roman" w:hAnsi="Times New Roman" w:cs="Times New Roman"/>
+          <w:sz w:val="28"/>
+          <w:szCs w:val="28"/>
+        </w:rPr>
+      </w:pPr>
+    </w:p>
+    <w:p>
+      <w:pPr>
+        <w:spacing w:line="360" w:lineRule="auto"/>
+        <w:ind w:firstLine="709"/>
+        <w:jc w:val="both"/>
+        <w:rPr>
+          <w:rFonts w:ascii="Times New Roman" w:hAnsi="Times New Roman" w:cs="Times New Roman"/>
+          <w:b/>
+          <w:bCs/>
+          <w:sz w:val="28"/>
+          <w:szCs w:val="28"/>
+        </w:rPr>
+      </w:pPr>
+      <w:r>
+        <w:rPr>
+          <w:rFonts w:ascii="Times New Roman" w:hAnsi="Times New Roman" w:cs="Times New Roman"/>
+          <w:b/>
+          <w:bCs/>
+          <w:sz w:val="28"/>
+          <w:szCs w:val="28"/>
+        </w:rPr>
+        <w:t>2.5 Температурная зависимость импедансных параметров</w:t>
+      </w:r>
+    </w:p>
+    <w:p>
+      <w:pPr>
+        <w:spacing w:line="360" w:lineRule="auto"/>
+        <w:ind w:firstLine="709"/>
+        <w:jc w:val="both"/>
+        <w:rPr>
+          <w:rFonts w:ascii="Times New Roman" w:hAnsi="Times New Roman" w:cs="Times New Roman"/>
+          <w:sz w:val="28"/>
+          <w:szCs w:val="28"/>
+        </w:rPr>
+      </w:pPr>
+    </w:p>
+    <w:p>
+      <w:pPr>
+        <w:spacing w:line="360" w:lineRule="auto"/>
+        <w:ind w:firstLine="709"/>
+        <w:jc w:val="both"/>
+        <w:rPr>
+          <w:rFonts w:ascii="Times New Roman" w:hAnsi="Times New Roman" w:cs="Times New Roman"/>
+          <w:sz w:val="28"/>
+          <w:szCs w:val="28"/>
+          <w:lang w:val="en-US"/>
+        </w:rPr>
+      </w:pPr>
+      <w:r>
+        <w:rPr>
+          <w:rFonts w:ascii="Times New Roman" w:hAnsi="Times New Roman" w:cs="Times New Roman"/>
+          <w:sz w:val="28"/>
+          <w:szCs w:val="28"/>
+        </w:rPr>
+        <w:t>Температура является одной из ключевых переменных в модели комплексного импеданса тяговой аккумуляторной батареи, поскольку она одновременно влияет на межфазную кинетику, ионную проводимость электролита, диффузию активного иона в твёрдой фазе и, как следствие, на всю структуру EIS-спектра. Для литий-ионных батарей температурная чувствительность импеданса и его корреляция с</w:t>
+      </w:r>
+      <w:r>
+        <w:rPr>
+          <w:rFonts w:ascii="Times New Roman" w:hAnsi="Times New Roman" w:cs="Times New Roman"/>
+          <w:sz w:val="28"/>
+          <w:szCs w:val="28"/>
+        </w:rPr>
+        <w:t xml:space="preserve"> </w:t>
+      </w:r>
+      <w:r>
+        <w:rPr>
+          <w:rFonts w:ascii="Times New Roman" w:hAnsi="Times New Roman" w:cs="Times New Roman"/>
+          <w:i/>
+          <w:iCs/>
+          <w:sz w:val="28"/>
+          <w:szCs w:val="28"/>
+          <w:lang w:val="en-US"/>
+        </w:rPr>
+        <w:t>SOC</w:t>
+      </w:r>
+      <w:r>
+        <w:rPr>
+          <w:rFonts w:ascii="Times New Roman" w:hAnsi="Times New Roman" w:cs="Times New Roman"/>
+          <w:sz w:val="28"/>
+          <w:szCs w:val="28"/>
+        </w:rPr>
+        <w:t xml:space="preserve">, </w:t>
+      </w:r>
+      <w:r>
+        <w:rPr>
+          <w:rFonts w:ascii="Times New Roman" w:hAnsi="Times New Roman" w:cs="Times New Roman"/>
+          <w:i/>
+          <w:iCs/>
+          <w:sz w:val="28"/>
+          <w:szCs w:val="28"/>
+          <w:lang w:val="en-US"/>
+        </w:rPr>
+        <w:t>SOH</w:t>
+      </w:r>
+      <w:r>
+        <w:rPr>
+          <w:rFonts w:ascii="Times New Roman" w:hAnsi="Times New Roman" w:cs="Times New Roman"/>
+          <w:sz w:val="28"/>
+          <w:szCs w:val="28"/>
+        </w:rPr>
+        <w:t xml:space="preserve"> </w:t>
+      </w:r>
+      <w:r>
+        <w:rPr>
+          <w:rFonts w:ascii="Times New Roman" w:hAnsi="Times New Roman" w:cs="Times New Roman"/>
+          <w:sz w:val="28"/>
+          <w:szCs w:val="28"/>
+        </w:rPr>
+        <w:t xml:space="preserve">и внутренней температурой показаны в работах </w:t>
+      </w:r>
+      <w:r>
+        <w:rPr>
+          <w:rFonts w:ascii="Times New Roman" w:hAnsi="Times New Roman" w:cs="Times New Roman"/>
+          <w:sz w:val="28"/>
+          <w:szCs w:val="28"/>
+          <w:highlight w:val="yellow"/>
+        </w:rPr>
+        <w:t>McCarthy и соавт.</w:t>
+      </w:r>
+      <w:r>
+        <w:rPr>
+          <w:rFonts w:ascii="Times New Roman" w:hAnsi="Times New Roman" w:cs="Times New Roman"/>
+          <w:sz w:val="28"/>
+          <w:szCs w:val="28"/>
+        </w:rPr>
+        <w:t xml:space="preserve"> </w:t>
+      </w:r>
+      <w:r>
+        <w:rPr>
+          <w:rFonts w:ascii="Times New Roman" w:hAnsi="Times New Roman" w:cs="Times New Roman"/>
+          <w:sz w:val="28"/>
+          <w:szCs w:val="28"/>
+          <w:lang w:val="en-US"/>
+        </w:rPr>
+        <w:t>(</w:t>
+      </w:r>
+      <w:hyperlink r:id="rId171" w:history="1">
+        <w:r>
+          <w:rPr>
+            <w:rStyle w:val="ad"/>
+            <w:rFonts w:ascii="Times New Roman" w:hAnsi="Times New Roman" w:cs="Times New Roman"/>
+            <w:sz w:val="28"/>
+            <w:szCs w:val="28"/>
+            <w:lang w:val="en-US"/>
+          </w:rPr>
+          <w:t>https://doi.org/10.1016/j.est.2022.104608</w:t>
+        </w:r>
+      </w:hyperlink>
+      <w:r>
+        <w:rPr>
+          <w:rFonts w:ascii="Times New Roman" w:hAnsi="Times New Roman" w:cs="Times New Roman"/>
+          <w:sz w:val="28"/>
+          <w:szCs w:val="28"/>
+          <w:lang w:val="en-US"/>
+        </w:rPr>
+        <w:t xml:space="preserve">), </w:t>
+      </w:r>
+      <w:r>
+        <w:rPr>
+          <w:rFonts w:ascii="Times New Roman" w:hAnsi="Times New Roman" w:cs="Times New Roman"/>
+          <w:sz w:val="28"/>
+          <w:szCs w:val="28"/>
+          <w:lang w:val="en-US"/>
+        </w:rPr>
+        <w:t xml:space="preserve">Westerhoff </w:t>
+      </w:r>
+      <w:r>
+        <w:rPr>
+          <w:rFonts w:ascii="Times New Roman" w:hAnsi="Times New Roman" w:cs="Times New Roman"/>
+          <w:sz w:val="28"/>
+          <w:szCs w:val="28"/>
+        </w:rPr>
+        <w:t>и</w:t>
+      </w:r>
+      <w:r>
+        <w:rPr>
+          <w:rFonts w:ascii="Times New Roman" w:hAnsi="Times New Roman" w:cs="Times New Roman"/>
+          <w:sz w:val="28"/>
+          <w:szCs w:val="28"/>
+          <w:lang w:val="en-US"/>
+        </w:rPr>
+        <w:t xml:space="preserve"> </w:t>
+      </w:r>
+      <w:r>
+        <w:rPr>
+          <w:rFonts w:ascii="Times New Roman" w:hAnsi="Times New Roman" w:cs="Times New Roman"/>
+          <w:sz w:val="28"/>
+          <w:szCs w:val="28"/>
+        </w:rPr>
+        <w:t>соавт</w:t>
+      </w:r>
+      <w:r>
+        <w:rPr>
+          <w:rFonts w:ascii="Times New Roman" w:hAnsi="Times New Roman" w:cs="Times New Roman"/>
+          <w:sz w:val="28"/>
+          <w:szCs w:val="28"/>
+          <w:lang w:val="en-US"/>
+        </w:rPr>
+        <w:t>.</w:t>
+      </w:r>
+      <w:r>
+        <w:rPr>
+          <w:rFonts w:ascii="Times New Roman" w:hAnsi="Times New Roman" w:cs="Times New Roman"/>
+          <w:sz w:val="28"/>
+          <w:szCs w:val="28"/>
+          <w:lang w:val="en-US"/>
+        </w:rPr>
+        <w:t xml:space="preserve"> </w:t>
+      </w:r>
+      <w:r>
+        <w:rPr>
+          <w:rFonts w:ascii="Times New Roman" w:hAnsi="Times New Roman" w:cs="Times New Roman"/>
+          <w:sz w:val="28"/>
+          <w:szCs w:val="28"/>
+        </w:rPr>
+        <w:lastRenderedPageBreak/>
+        <w:t>(</w:t>
+      </w:r>
+      <w:hyperlink r:id="rId172" w:history="1">
+        <w:r>
+          <w:rPr>
+            <w:rStyle w:val="ad"/>
+            <w:rFonts w:ascii="Times New Roman" w:hAnsi="Times New Roman" w:cs="Times New Roman"/>
+            <w:sz w:val="28"/>
+            <w:szCs w:val="28"/>
+            <w:lang w:val="en-US"/>
+          </w:rPr>
+          <w:t>https</w:t>
+        </w:r>
+        <w:r>
+          <w:rPr>
+            <w:rStyle w:val="ad"/>
+            <w:rFonts w:ascii="Times New Roman" w:hAnsi="Times New Roman" w:cs="Times New Roman"/>
+            <w:sz w:val="28"/>
+            <w:szCs w:val="28"/>
+          </w:rPr>
+          <w:t>://</w:t>
+        </w:r>
+        <w:r>
+          <w:rPr>
+            <w:rStyle w:val="ad"/>
+            <w:rFonts w:ascii="Times New Roman" w:hAnsi="Times New Roman" w:cs="Times New Roman"/>
+            <w:sz w:val="28"/>
+            <w:szCs w:val="28"/>
+            <w:lang w:val="en-US"/>
+          </w:rPr>
+          <w:t>doi</w:t>
+        </w:r>
+        <w:r>
+          <w:rPr>
+            <w:rStyle w:val="ad"/>
+            <w:rFonts w:ascii="Times New Roman" w:hAnsi="Times New Roman" w:cs="Times New Roman"/>
+            <w:sz w:val="28"/>
+            <w:szCs w:val="28"/>
+          </w:rPr>
+          <w:t>.</w:t>
+        </w:r>
+        <w:r>
+          <w:rPr>
+            <w:rStyle w:val="ad"/>
+            <w:rFonts w:ascii="Times New Roman" w:hAnsi="Times New Roman" w:cs="Times New Roman"/>
+            <w:sz w:val="28"/>
+            <w:szCs w:val="28"/>
+            <w:lang w:val="en-US"/>
+          </w:rPr>
+          <w:t>org</w:t>
+        </w:r>
+        <w:r>
+          <w:rPr>
+            <w:rStyle w:val="ad"/>
+            <w:rFonts w:ascii="Times New Roman" w:hAnsi="Times New Roman" w:cs="Times New Roman"/>
+            <w:sz w:val="28"/>
+            <w:szCs w:val="28"/>
+          </w:rPr>
+          <w:t>/10.1002/</w:t>
+        </w:r>
+        <w:r>
+          <w:rPr>
+            <w:rStyle w:val="ad"/>
+            <w:rFonts w:ascii="Times New Roman" w:hAnsi="Times New Roman" w:cs="Times New Roman"/>
+            <w:sz w:val="28"/>
+            <w:szCs w:val="28"/>
+            <w:lang w:val="en-US"/>
+          </w:rPr>
+          <w:t>ente</w:t>
+        </w:r>
+        <w:r>
+          <w:rPr>
+            <w:rStyle w:val="ad"/>
+            <w:rFonts w:ascii="Times New Roman" w:hAnsi="Times New Roman" w:cs="Times New Roman"/>
+            <w:sz w:val="28"/>
+            <w:szCs w:val="28"/>
+          </w:rPr>
+          <w:t>.201600154</w:t>
+        </w:r>
+      </w:hyperlink>
+      <w:r>
+        <w:rPr>
+          <w:rFonts w:ascii="Times New Roman" w:hAnsi="Times New Roman" w:cs="Times New Roman"/>
+          <w:sz w:val="28"/>
+          <w:szCs w:val="28"/>
+        </w:rPr>
+        <w:t xml:space="preserve">), </w:t>
+      </w:r>
+      <w:r>
+        <w:rPr>
+          <w:rFonts w:ascii="Times New Roman" w:hAnsi="Times New Roman" w:cs="Times New Roman"/>
+          <w:sz w:val="28"/>
+          <w:szCs w:val="28"/>
+        </w:rPr>
+        <w:t>Xiao и соавт.</w:t>
+      </w:r>
+      <w:r>
+        <w:rPr>
+          <w:rFonts w:ascii="Times New Roman" w:hAnsi="Times New Roman" w:cs="Times New Roman"/>
+          <w:sz w:val="28"/>
+          <w:szCs w:val="28"/>
+        </w:rPr>
+        <w:t xml:space="preserve"> </w:t>
+      </w:r>
+      <w:r>
+        <w:rPr>
+          <w:rFonts w:ascii="Times New Roman" w:hAnsi="Times New Roman" w:cs="Times New Roman"/>
+          <w:sz w:val="28"/>
+          <w:szCs w:val="28"/>
+        </w:rPr>
+        <w:t>(</w:t>
+      </w:r>
+      <w:hyperlink r:id="rId173" w:history="1">
+        <w:r>
+          <w:rPr>
+            <w:rStyle w:val="ad"/>
+            <w:rFonts w:ascii="Times New Roman" w:hAnsi="Times New Roman" w:cs="Times New Roman"/>
+            <w:sz w:val="28"/>
+            <w:szCs w:val="28"/>
+          </w:rPr>
+          <w:t>https://doi.org/10.3390/batteries11010011</w:t>
+        </w:r>
+      </w:hyperlink>
+      <w:r>
+        <w:rPr>
+          <w:rFonts w:ascii="Times New Roman" w:hAnsi="Times New Roman" w:cs="Times New Roman"/>
+          <w:sz w:val="28"/>
+          <w:szCs w:val="28"/>
+        </w:rPr>
+        <w:t xml:space="preserve">). </w:t>
+      </w:r>
+      <w:r>
+        <w:rPr>
+          <w:rFonts w:ascii="Times New Roman" w:hAnsi="Times New Roman" w:cs="Times New Roman"/>
+          <w:sz w:val="28"/>
+          <w:szCs w:val="28"/>
+        </w:rPr>
+        <w:t>Для натрий-ионных систем аналогичная роль температуры подтверждена в температурно-зависимых EIS-исследованиях, где зафиксированы выраженные изменения зарядопереносной и диффузионной поляризации</w:t>
+      </w:r>
+      <w:r>
+        <w:rPr>
+          <w:rFonts w:ascii="Times New Roman" w:hAnsi="Times New Roman" w:cs="Times New Roman"/>
+          <w:sz w:val="28"/>
+          <w:szCs w:val="28"/>
+        </w:rPr>
+        <w:t xml:space="preserve">. </w:t>
+      </w:r>
+      <w:r>
+        <w:rPr>
+          <w:rFonts w:ascii="Times New Roman" w:hAnsi="Times New Roman" w:cs="Times New Roman"/>
+          <w:sz w:val="28"/>
+          <w:szCs w:val="28"/>
+        </w:rPr>
+        <w:t>(</w:t>
+      </w:r>
+      <w:hyperlink r:id="rId174" w:history="1">
+        <w:r>
+          <w:rPr>
+            <w:rStyle w:val="ad"/>
+            <w:rFonts w:ascii="Times New Roman" w:hAnsi="Times New Roman" w:cs="Times New Roman"/>
+            <w:sz w:val="28"/>
+            <w:szCs w:val="28"/>
+          </w:rPr>
+          <w:t>https://doi.org/10.1021/acsaem.9b01216</w:t>
+        </w:r>
+      </w:hyperlink>
+      <w:r>
+        <w:rPr>
+          <w:rFonts w:ascii="Times New Roman" w:hAnsi="Times New Roman" w:cs="Times New Roman"/>
+          <w:sz w:val="28"/>
+          <w:szCs w:val="28"/>
+        </w:rPr>
+        <w:t>)</w:t>
+      </w:r>
+    </w:p>
+    <w:p>
+      <w:pPr>
+        <w:spacing w:line="360" w:lineRule="auto"/>
+        <w:ind w:firstLine="709"/>
+        <w:jc w:val="both"/>
+        <w:rPr>
+          <w:rFonts w:ascii="Times New Roman" w:hAnsi="Times New Roman" w:cs="Times New Roman"/>
+          <w:sz w:val="28"/>
+          <w:szCs w:val="28"/>
+          <w:lang w:val="en-US"/>
+        </w:rPr>
+      </w:pPr>
+      <w:r>
+        <w:rPr>
+          <w:rFonts w:ascii="Times New Roman" w:hAnsi="Times New Roman" w:cs="Times New Roman"/>
+          <w:sz w:val="28"/>
+          <w:szCs w:val="28"/>
+        </w:rPr>
+        <w:t>С математической точки зрения это означает, что уже базовая параметрическая запись</w:t>
+      </w:r>
+    </w:p>
+    <w:p>
+      <w:pPr>
+        <w:spacing w:line="360" w:lineRule="auto"/>
+        <w:ind w:firstLine="709"/>
+        <w:jc w:val="both"/>
+        <w:rPr>
+          <w:rFonts w:ascii="Times New Roman" w:hAnsi="Times New Roman" w:cs="Times New Roman"/>
+          <w:sz w:val="28"/>
+          <w:szCs w:val="28"/>
+          <w:lang w:val="en-US"/>
+        </w:rPr>
+      </w:pPr>
+    </w:p>
+    <w:p>
+      <w:pPr>
+        <w:spacing w:line="360" w:lineRule="auto"/>
+        <w:ind w:firstLine="709"/>
+        <w:jc w:val="both"/>
+        <w:rPr>
+          <w:rFonts w:ascii="Times New Roman" w:hAnsi="Times New Roman" w:cs="Times New Roman"/>
+          <w:sz w:val="28"/>
+          <w:szCs w:val="28"/>
+          <w:lang w:val="en-US"/>
+        </w:rPr>
+      </w:pPr>
+      <w:r>
+        <w:rPr>
+          <w:rFonts w:ascii="Times New Roman" w:hAnsi="Times New Roman" w:cs="Times New Roman"/>
+          <w:position w:val="-14"/>
+          <w:sz w:val="28"/>
+          <w:szCs w:val="28"/>
+          <w:lang w:val="en-US"/>
+        </w:rPr>
+        <w:object w:dxaOrig="2100" w:dyaOrig="400" w14:anchorId="670CFD65">
+          <v:shape id="_x0000_i1093" type="#_x0000_t75" style="width:105.3pt;height:19.7pt" o:ole="">
+            <v:imagedata r:id="rId175" o:title=""/>
+          </v:shape>
+          <o:OLEObject Type="Embed" ProgID="Equation.DSMT4" ShapeID="_x0000_i1093" DrawAspect="Content" ObjectID="_1836495612" r:id="rId176"/>
+        </w:object>
+      </w:r>
+    </w:p>
+    <w:p>
+      <w:pPr>
+        <w:spacing w:line="360" w:lineRule="auto"/>
+        <w:ind w:firstLine="709"/>
+        <w:jc w:val="both"/>
+        <w:rPr>
+          <w:rFonts w:ascii="Times New Roman" w:hAnsi="Times New Roman" w:cs="Times New Roman"/>
+          <w:sz w:val="28"/>
+          <w:szCs w:val="28"/>
+          <w:lang w:val="en-US"/>
+        </w:rPr>
+      </w:pPr>
+    </w:p>
+    <w:p>
+      <w:pPr>
+        <w:spacing w:line="360" w:lineRule="auto"/>
+        <w:ind w:firstLine="709"/>
+        <w:jc w:val="both"/>
+        <w:rPr>
+          <w:rFonts w:ascii="Times New Roman" w:hAnsi="Times New Roman" w:cs="Times New Roman"/>
+          <w:sz w:val="28"/>
+          <w:szCs w:val="28"/>
+          <w:lang w:val="en-US"/>
+        </w:rPr>
+      </w:pPr>
+      <w:r>
+        <w:rPr>
+          <w:rFonts w:ascii="Times New Roman" w:hAnsi="Times New Roman" w:cs="Times New Roman"/>
+          <w:sz w:val="28"/>
+          <w:szCs w:val="28"/>
+        </w:rPr>
+        <w:t>не должна рассматриваться как формальное расширение стационарной модели, а должна пониматься как естественное следствие термоактивируемой природы электрохимических процессов. Если температура меняется, то меняются коэффициент обменного тока, проводимость электролита, коэффициент диффузии и величина межфазной ёмкости, а вместе с ними — и параметры</w:t>
+      </w:r>
+      <w:r>
+        <w:rPr>
+          <w:rFonts w:ascii="Times New Roman" w:hAnsi="Times New Roman" w:cs="Times New Roman"/>
+          <w:sz w:val="28"/>
+          <w:szCs w:val="28"/>
+        </w:rPr>
+        <w:t xml:space="preserve"> </w:t>
+      </w:r>
+      <w:r>
+        <w:rPr>
+          <w:rFonts w:ascii="Times New Roman" w:hAnsi="Times New Roman" w:cs="Times New Roman"/>
           <w:i/>
           <w:iCs/>
           <w:sz w:val="28"/>
@@ -16568,23 +16464,201 @@
           <w:sz w:val="28"/>
           <w:szCs w:val="28"/>
         </w:rPr>
+        <w:t xml:space="preserve">, </w:t>
+      </w:r>
+      <w:r>
+        <w:rPr>
+          <w:rFonts w:ascii="Times New Roman" w:hAnsi="Times New Roman" w:cs="Times New Roman"/>
+          <w:sz w:val="28"/>
+          <w:szCs w:val="28"/>
+        </w:rPr>
+        <w:t>σ</w:t>
+      </w:r>
+      <w:r>
+        <w:rPr>
+          <w:rFonts w:ascii="Times New Roman" w:hAnsi="Times New Roman" w:cs="Times New Roman"/>
+          <w:sz w:val="28"/>
+          <w:szCs w:val="28"/>
+        </w:rPr>
+        <w:t xml:space="preserve">. </w:t>
+      </w:r>
+      <w:r>
+        <w:rPr>
+          <w:rFonts w:ascii="Times New Roman" w:hAnsi="Times New Roman" w:cs="Times New Roman"/>
+          <w:sz w:val="28"/>
+          <w:szCs w:val="28"/>
+        </w:rPr>
+        <w:t>Именно поэтому в настоящем разделе температурная зависимость выделяется в самостоятельный блок модели, а не остаётся лишь частным случаем общей зависимости</w:t>
+      </w:r>
+      <w:r>
+        <w:rPr>
+          <w:rFonts w:ascii="Times New Roman" w:hAnsi="Times New Roman" w:cs="Times New Roman"/>
+          <w:sz w:val="28"/>
+          <w:szCs w:val="28"/>
+        </w:rPr>
         <w:t xml:space="preserve"> </w:t>
       </w:r>
       <w:r>
         <w:rPr>
           <w:rFonts w:ascii="Times New Roman" w:hAnsi="Times New Roman" w:cs="Times New Roman"/>
-          <w:sz w:val="28"/>
-          <w:szCs w:val="28"/>
-        </w:rPr>
-        <w:t xml:space="preserve">и σ </w:t>
-      </w:r>
-      <w:r>
-        <w:rPr>
-          <w:rFonts w:ascii="Times New Roman" w:hAnsi="Times New Roman" w:cs="Times New Roman"/>
-          <w:sz w:val="28"/>
-          <w:szCs w:val="28"/>
-        </w:rPr>
-        <w:t>должны рассматриваться как функции времени через зависимость от температуры, состояния заряда, деградации и текущего режима нагружения.</w:t>
+          <w:i/>
+          <w:iCs/>
+          <w:sz w:val="28"/>
+          <w:szCs w:val="28"/>
+          <w:lang w:val="en-US"/>
+        </w:rPr>
+        <w:t>Z</w:t>
+      </w:r>
+      <w:r>
+        <w:rPr>
+          <w:rFonts w:ascii="Times New Roman" w:hAnsi="Times New Roman" w:cs="Times New Roman"/>
+          <w:i/>
+          <w:iCs/>
+          <w:sz w:val="28"/>
+          <w:szCs w:val="28"/>
+        </w:rPr>
+        <w:t>(ω,</w:t>
+      </w:r>
+      <w:r>
+        <w:rPr>
+          <w:rFonts w:ascii="Times New Roman" w:hAnsi="Times New Roman" w:cs="Times New Roman"/>
+          <w:i/>
+          <w:iCs/>
+          <w:sz w:val="28"/>
+          <w:szCs w:val="28"/>
+          <w:lang w:val="en-US"/>
+        </w:rPr>
+        <w:t>T</w:t>
+      </w:r>
+      <w:r>
+        <w:rPr>
+          <w:rFonts w:ascii="Times New Roman" w:hAnsi="Times New Roman" w:cs="Times New Roman"/>
+          <w:i/>
+          <w:iCs/>
+          <w:sz w:val="28"/>
+          <w:szCs w:val="28"/>
+        </w:rPr>
+        <w:t>,</w:t>
+      </w:r>
+      <w:r>
+        <w:rPr>
+          <w:rFonts w:ascii="Times New Roman" w:hAnsi="Times New Roman" w:cs="Times New Roman"/>
+          <w:i/>
+          <w:iCs/>
+          <w:sz w:val="28"/>
+          <w:szCs w:val="28"/>
+          <w:lang w:val="en-US"/>
+        </w:rPr>
+        <w:t>SOC</w:t>
+      </w:r>
+      <w:r>
+        <w:rPr>
+          <w:rFonts w:ascii="Times New Roman" w:hAnsi="Times New Roman" w:cs="Times New Roman"/>
+          <w:i/>
+          <w:iCs/>
+          <w:sz w:val="28"/>
+          <w:szCs w:val="28"/>
+        </w:rPr>
+        <w:t>,</w:t>
+      </w:r>
+      <w:r>
+        <w:rPr>
+          <w:rFonts w:ascii="Times New Roman" w:hAnsi="Times New Roman" w:cs="Times New Roman"/>
+          <w:i/>
+          <w:iCs/>
+          <w:sz w:val="28"/>
+          <w:szCs w:val="28"/>
+          <w:lang w:val="en-US"/>
+        </w:rPr>
+        <w:t>D</w:t>
+      </w:r>
+      <w:r>
+        <w:rPr>
+          <w:rFonts w:ascii="Times New Roman" w:hAnsi="Times New Roman" w:cs="Times New Roman"/>
+          <w:i/>
+          <w:iCs/>
+          <w:sz w:val="28"/>
+          <w:szCs w:val="28"/>
+        </w:rPr>
+        <w:t>)</w:t>
+      </w:r>
+      <w:r>
+        <w:rPr>
+          <w:rFonts w:ascii="Times New Roman" w:hAnsi="Times New Roman" w:cs="Times New Roman"/>
+          <w:sz w:val="28"/>
+          <w:szCs w:val="28"/>
+        </w:rPr>
+        <w:t>.</w:t>
+      </w:r>
+    </w:p>
+    <w:p>
+      <w:pPr>
+        <w:spacing w:line="360" w:lineRule="auto"/>
+        <w:ind w:firstLine="709"/>
+        <w:jc w:val="both"/>
+        <w:rPr>
+          <w:rFonts w:ascii="Times New Roman" w:hAnsi="Times New Roman" w:cs="Times New Roman"/>
+          <w:sz w:val="28"/>
+          <w:szCs w:val="28"/>
+          <w:lang w:val="en-US"/>
+        </w:rPr>
+      </w:pPr>
+    </w:p>
+    <w:p>
+      <w:pPr>
+        <w:spacing w:line="360" w:lineRule="auto"/>
+        <w:ind w:firstLine="709"/>
+        <w:jc w:val="both"/>
+        <w:rPr>
+          <w:rFonts w:ascii="Times New Roman" w:hAnsi="Times New Roman" w:cs="Times New Roman"/>
+          <w:b/>
+          <w:bCs/>
+          <w:sz w:val="28"/>
+          <w:szCs w:val="28"/>
+        </w:rPr>
+      </w:pPr>
+      <w:r>
+        <w:rPr>
+          <w:rFonts w:ascii="Times New Roman" w:hAnsi="Times New Roman" w:cs="Times New Roman"/>
+          <w:b/>
+          <w:bCs/>
+          <w:sz w:val="28"/>
+          <w:szCs w:val="28"/>
+        </w:rPr>
+        <w:t>2.5.1 Температурная зависимость сопротивления переноса заряда</w:t>
+      </w:r>
+    </w:p>
+    <w:p>
+      <w:pPr>
+        <w:spacing w:line="360" w:lineRule="auto"/>
+        <w:ind w:firstLine="709"/>
+        <w:jc w:val="both"/>
+        <w:rPr>
+          <w:rFonts w:ascii="Times New Roman" w:hAnsi="Times New Roman" w:cs="Times New Roman"/>
+          <w:sz w:val="28"/>
+          <w:szCs w:val="28"/>
+          <w:lang w:val="en-US"/>
+        </w:rPr>
+      </w:pPr>
+    </w:p>
+    <w:p>
+      <w:pPr>
+        <w:spacing w:line="360" w:lineRule="auto"/>
+        <w:ind w:firstLine="709"/>
+        <w:jc w:val="both"/>
+        <w:rPr>
+          <w:rFonts w:ascii="Times New Roman" w:hAnsi="Times New Roman" w:cs="Times New Roman"/>
+          <w:sz w:val="28"/>
+          <w:szCs w:val="28"/>
+        </w:rPr>
+      </w:pPr>
+      <w:r>
+        <w:rPr>
+          <w:rFonts w:ascii="Times New Roman" w:hAnsi="Times New Roman" w:cs="Times New Roman"/>
+          <w:sz w:val="28"/>
+          <w:szCs w:val="28"/>
+        </w:rPr>
+        <w:t>Наиболее сильный температурный эффект в большинстве аккумуляторных систем проявляется в сопротивлении переноса заряда</w:t>
       </w:r>
       <w:r>
         <w:rPr>
@@ -16597,16 +16671,1584 @@
       <w:r>
         <w:rPr>
           <w:rFonts w:ascii="Times New Roman" w:hAnsi="Times New Roman" w:cs="Times New Roman"/>
-          <w:sz w:val="28"/>
-          <w:szCs w:val="28"/>
-        </w:rPr>
-        <w:t>Введено локально-квазистационарное приближение, позволяющее использовать аналитический аппарат предыдущих разделов для описания динамического спектрального отклика. Тем самым подготовлена основа для следующего раздела 2.5, в котором температурная зависимость импедансных параметров будет выделена и исследована как самостоятельный ключевой фактор модели</w:t>
-      </w:r>
-      <w:r>
-        <w:rPr>
-          <w:rFonts w:ascii="Times New Roman" w:hAnsi="Times New Roman" w:cs="Times New Roman"/>
-          <w:sz w:val="28"/>
-          <w:szCs w:val="28"/>
+          <w:i/>
+          <w:iCs/>
+          <w:sz w:val="28"/>
+          <w:szCs w:val="28"/>
+          <w:lang w:val="en-US"/>
+        </w:rPr>
+        <w:t>R</w:t>
+      </w:r>
+      <w:r>
+        <w:rPr>
+          <w:rFonts w:ascii="Times New Roman" w:hAnsi="Times New Roman" w:cs="Times New Roman"/>
+          <w:i/>
+          <w:iCs/>
+          <w:sz w:val="28"/>
+          <w:szCs w:val="28"/>
+          <w:vertAlign w:val="subscript"/>
+          <w:lang w:val="en-US"/>
+        </w:rPr>
+        <w:t>ct</w:t>
+      </w:r>
+      <w:r>
+        <w:rPr>
+          <w:rFonts w:ascii="Times New Roman" w:hAnsi="Times New Roman" w:cs="Times New Roman"/>
+          <w:sz w:val="28"/>
+          <w:szCs w:val="28"/>
+        </w:rPr>
+        <w:t>. Исходной точкой служит связь</w:t>
+      </w:r>
+    </w:p>
+    <w:p>
+      <w:pPr>
+        <w:spacing w:line="360" w:lineRule="auto"/>
+        <w:ind w:firstLine="709"/>
+        <w:jc w:val="both"/>
+        <w:rPr>
+          <w:rFonts w:ascii="Times New Roman" w:hAnsi="Times New Roman" w:cs="Times New Roman"/>
+          <w:sz w:val="28"/>
+          <w:szCs w:val="28"/>
+          <w:lang w:val="en-US"/>
+        </w:rPr>
+      </w:pPr>
+    </w:p>
+    <w:p>
+      <w:pPr>
+        <w:spacing w:line="360" w:lineRule="auto"/>
+        <w:ind w:firstLine="709"/>
+        <w:jc w:val="both"/>
+        <w:rPr>
+          <w:rFonts w:ascii="Times New Roman" w:hAnsi="Times New Roman" w:cs="Times New Roman"/>
+          <w:sz w:val="28"/>
+          <w:szCs w:val="28"/>
+          <w:lang w:val="en-US"/>
+        </w:rPr>
+      </w:pPr>
+      <w:r>
+        <w:rPr>
+          <w:rFonts w:ascii="Times New Roman" w:hAnsi="Times New Roman" w:cs="Times New Roman"/>
+          <w:position w:val="-30"/>
+          <w:sz w:val="28"/>
+          <w:szCs w:val="28"/>
+          <w:lang w:val="en-US"/>
+        </w:rPr>
+        <w:object w:dxaOrig="960" w:dyaOrig="680" w14:anchorId="1EBB7CA4">
+          <v:shape id="_x0000_i1096" type="#_x0000_t75" style="width:48.25pt;height:33.95pt" o:ole="">
+            <v:imagedata r:id="rId177" o:title=""/>
+          </v:shape>
+          <o:OLEObject Type="Embed" ProgID="Equation.DSMT4" ShapeID="_x0000_i1096" DrawAspect="Content" ObjectID="_1836495613" r:id="rId178"/>
+        </w:object>
+      </w:r>
+    </w:p>
+    <w:p>
+      <w:pPr>
+        <w:spacing w:line="360" w:lineRule="auto"/>
+        <w:ind w:firstLine="709"/>
+        <w:jc w:val="both"/>
+        <w:rPr>
+          <w:rFonts w:ascii="Times New Roman" w:hAnsi="Times New Roman" w:cs="Times New Roman"/>
+          <w:sz w:val="28"/>
+          <w:szCs w:val="28"/>
+        </w:rPr>
+      </w:pPr>
+      <w:r>
+        <w:rPr>
+          <w:rFonts w:ascii="Times New Roman" w:hAnsi="Times New Roman" w:cs="Times New Roman"/>
+          <w:sz w:val="28"/>
+          <w:szCs w:val="28"/>
+        </w:rPr>
+        <w:t xml:space="preserve">, где </w:t>
+      </w:r>
+      <w:r>
+        <w:rPr>
+          <w:rFonts w:ascii="Times New Roman" w:hAnsi="Times New Roman" w:cs="Times New Roman"/>
+          <w:sz w:val="28"/>
+          <w:szCs w:val="28"/>
+          <w:lang w:val="en-US"/>
+        </w:rPr>
+        <w:t>j</w:t>
+      </w:r>
+      <w:r>
+        <w:rPr>
+          <w:rFonts w:ascii="Times New Roman" w:hAnsi="Times New Roman" w:cs="Times New Roman"/>
+          <w:sz w:val="28"/>
+          <w:szCs w:val="28"/>
+          <w:vertAlign w:val="subscript"/>
+        </w:rPr>
+        <w:t>0</w:t>
+      </w:r>
+      <w:r>
+        <w:rPr>
+          <w:rFonts w:ascii="Times New Roman" w:hAnsi="Times New Roman" w:cs="Times New Roman"/>
+          <w:sz w:val="28"/>
+          <w:szCs w:val="28"/>
+        </w:rPr>
+        <w:t xml:space="preserve"> – </w:t>
+      </w:r>
+      <w:r>
+        <w:rPr>
+          <w:rFonts w:ascii="Times New Roman" w:hAnsi="Times New Roman" w:cs="Times New Roman"/>
+          <w:sz w:val="28"/>
+          <w:szCs w:val="28"/>
+        </w:rPr>
+        <w:t>обменная плотность тока.</w:t>
+      </w:r>
+      <w:r>
+        <w:rPr>
+          <w:rFonts w:ascii="Times New Roman" w:hAnsi="Times New Roman" w:cs="Times New Roman"/>
+          <w:sz w:val="28"/>
+          <w:szCs w:val="28"/>
+        </w:rPr>
+        <w:t xml:space="preserve"> </w:t>
+      </w:r>
+      <w:r>
+        <w:rPr>
+          <w:rFonts w:ascii="Times New Roman" w:hAnsi="Times New Roman" w:cs="Times New Roman"/>
+          <w:sz w:val="28"/>
+          <w:szCs w:val="28"/>
+        </w:rPr>
+        <w:t>Если принять, что обменный ток подчиняется аррениусовской зависимости</w:t>
+      </w:r>
+    </w:p>
+    <w:p>
+      <w:pPr>
+        <w:spacing w:line="360" w:lineRule="auto"/>
+        <w:ind w:firstLine="709"/>
+        <w:jc w:val="both"/>
+        <w:rPr>
+          <w:rFonts w:ascii="Times New Roman" w:hAnsi="Times New Roman" w:cs="Times New Roman"/>
+          <w:sz w:val="28"/>
+          <w:szCs w:val="28"/>
+          <w:lang w:val="en-US"/>
+        </w:rPr>
+      </w:pPr>
+    </w:p>
+    <w:p>
+      <w:pPr>
+        <w:spacing w:line="360" w:lineRule="auto"/>
+        <w:ind w:firstLine="709"/>
+        <w:jc w:val="both"/>
+        <w:rPr>
+          <w:rFonts w:ascii="Times New Roman" w:hAnsi="Times New Roman" w:cs="Times New Roman"/>
+          <w:sz w:val="28"/>
+          <w:szCs w:val="28"/>
+          <w:lang w:val="en-US"/>
+        </w:rPr>
+      </w:pPr>
+      <w:r>
+        <w:rPr>
+          <w:rFonts w:ascii="Times New Roman" w:hAnsi="Times New Roman" w:cs="Times New Roman"/>
+          <w:position w:val="-36"/>
+          <w:sz w:val="28"/>
+          <w:szCs w:val="28"/>
+          <w:lang w:val="en-US"/>
+        </w:rPr>
+        <w:object w:dxaOrig="3460" w:dyaOrig="840" w14:anchorId="2B6F9F61">
+          <v:shape id="_x0000_i1099" type="#_x0000_t75" style="width:173.2pt;height:42.1pt" o:ole="">
+            <v:imagedata r:id="rId179" o:title=""/>
+          </v:shape>
+          <o:OLEObject Type="Embed" ProgID="Equation.DSMT4" ShapeID="_x0000_i1099" DrawAspect="Content" ObjectID="_1836495614" r:id="rId180"/>
+        </w:object>
+      </w:r>
+    </w:p>
+    <w:p>
+      <w:pPr>
+        <w:spacing w:line="360" w:lineRule="auto"/>
+        <w:ind w:firstLine="709"/>
+        <w:jc w:val="both"/>
+        <w:rPr>
+          <w:rFonts w:ascii="Times New Roman" w:hAnsi="Times New Roman" w:cs="Times New Roman"/>
+          <w:sz w:val="28"/>
+          <w:szCs w:val="28"/>
+          <w:lang w:val="en-US"/>
+        </w:rPr>
+      </w:pPr>
+    </w:p>
+    <w:p>
+      <w:pPr>
+        <w:spacing w:line="360" w:lineRule="auto"/>
+        <w:ind w:firstLine="709"/>
+        <w:jc w:val="both"/>
+        <w:rPr>
+          <w:rFonts w:ascii="Times New Roman" w:hAnsi="Times New Roman" w:cs="Times New Roman"/>
+          <w:sz w:val="28"/>
+          <w:szCs w:val="28"/>
+          <w:lang w:val="en-US"/>
+        </w:rPr>
+      </w:pPr>
+      <w:r>
+        <w:rPr>
+          <w:rFonts w:ascii="Times New Roman" w:hAnsi="Times New Roman" w:cs="Times New Roman"/>
+          <w:sz w:val="28"/>
+          <w:szCs w:val="28"/>
+        </w:rPr>
+        <w:t>то получаем</w:t>
+      </w:r>
+    </w:p>
+    <w:p>
+      <w:pPr>
+        <w:spacing w:line="360" w:lineRule="auto"/>
+        <w:ind w:firstLine="709"/>
+        <w:jc w:val="both"/>
+        <w:rPr>
+          <w:rFonts w:ascii="Times New Roman" w:hAnsi="Times New Roman" w:cs="Times New Roman"/>
+          <w:sz w:val="28"/>
+          <w:szCs w:val="28"/>
+          <w:lang w:val="en-US"/>
+        </w:rPr>
+      </w:pPr>
+    </w:p>
+    <w:p>
+      <w:pPr>
+        <w:spacing w:line="360" w:lineRule="auto"/>
+        <w:ind w:firstLine="709"/>
+        <w:jc w:val="both"/>
+        <w:rPr>
+          <w:rFonts w:ascii="Times New Roman" w:hAnsi="Times New Roman" w:cs="Times New Roman"/>
+          <w:sz w:val="28"/>
+          <w:szCs w:val="28"/>
+          <w:lang w:val="en-US"/>
+        </w:rPr>
+      </w:pPr>
+      <w:r>
+        <w:rPr>
+          <w:rFonts w:ascii="Times New Roman" w:hAnsi="Times New Roman" w:cs="Times New Roman"/>
+          <w:position w:val="-36"/>
+          <w:sz w:val="28"/>
+          <w:szCs w:val="28"/>
+          <w:lang w:val="en-US"/>
+        </w:rPr>
+        <w:object w:dxaOrig="3440" w:dyaOrig="840" w14:anchorId="4F389224">
+          <v:shape id="_x0000_i1102" type="#_x0000_t75" style="width:171.85pt;height:42.1pt" o:ole="">
+            <v:imagedata r:id="rId181" o:title=""/>
+          </v:shape>
+          <o:OLEObject Type="Embed" ProgID="Equation.DSMT4" ShapeID="_x0000_i1102" DrawAspect="Content" ObjectID="_1836495615" r:id="rId182"/>
+        </w:object>
+      </w:r>
+      <w:r>
+        <w:rPr>
+          <w:rFonts w:ascii="Times New Roman" w:hAnsi="Times New Roman" w:cs="Times New Roman"/>
+          <w:sz w:val="28"/>
+          <w:szCs w:val="28"/>
+          <w:lang w:val="en-US"/>
+        </w:rPr>
+        <w:t>.</w:t>
+      </w:r>
+    </w:p>
+    <w:p>
+      <w:pPr>
+        <w:spacing w:line="360" w:lineRule="auto"/>
+        <w:ind w:firstLine="709"/>
+        <w:jc w:val="both"/>
+        <w:rPr>
+          <w:rFonts w:ascii="Times New Roman" w:hAnsi="Times New Roman" w:cs="Times New Roman"/>
+          <w:sz w:val="28"/>
+          <w:szCs w:val="28"/>
+          <w:lang w:val="en-US"/>
+        </w:rPr>
+      </w:pPr>
+    </w:p>
+    <w:p>
+      <w:pPr>
+        <w:spacing w:line="360" w:lineRule="auto"/>
+        <w:ind w:firstLine="709"/>
+        <w:jc w:val="both"/>
+        <w:rPr>
+          <w:rFonts w:ascii="Times New Roman" w:hAnsi="Times New Roman" w:cs="Times New Roman"/>
+          <w:sz w:val="28"/>
+          <w:szCs w:val="28"/>
+          <w:lang w:val="en-US"/>
+        </w:rPr>
+      </w:pPr>
+      <w:r>
+        <w:rPr>
+          <w:rFonts w:ascii="Times New Roman" w:hAnsi="Times New Roman" w:cs="Times New Roman"/>
+          <w:sz w:val="28"/>
+          <w:szCs w:val="28"/>
+        </w:rPr>
+        <w:t>Эта формула применяется потому, что зарядопереносная стадия является термоактивируемым процессом: при понижении температуры обменный ток уменьшается, а сопротивление переноса заряда возрастает. Для батарейных систем такая зависимость подтверждена как в работах по корреляции EIS с состояниями батареи, так и в исследованиях, где</w:t>
+      </w:r>
+      <w:r>
+        <w:rPr>
+          <w:rFonts w:ascii="Times New Roman" w:hAnsi="Times New Roman" w:cs="Times New Roman"/>
+          <w:sz w:val="28"/>
+          <w:szCs w:val="28"/>
+        </w:rPr>
+        <w:t xml:space="preserve"> </w:t>
+      </w:r>
+      <w:r>
+        <w:rPr>
+          <w:rFonts w:ascii="Times New Roman" w:hAnsi="Times New Roman" w:cs="Times New Roman"/>
+          <w:i/>
+          <w:iCs/>
+          <w:sz w:val="28"/>
+          <w:szCs w:val="28"/>
+          <w:lang w:val="en-US"/>
+        </w:rPr>
+        <w:t>R</w:t>
+      </w:r>
+      <w:r>
+        <w:rPr>
+          <w:rFonts w:ascii="Times New Roman" w:hAnsi="Times New Roman" w:cs="Times New Roman"/>
+          <w:i/>
+          <w:iCs/>
+          <w:sz w:val="28"/>
+          <w:szCs w:val="28"/>
+          <w:vertAlign w:val="subscript"/>
+          <w:lang w:val="en-US"/>
+        </w:rPr>
+        <w:t>ct</w:t>
+      </w:r>
+      <w:r>
+        <w:rPr>
+          <w:rFonts w:ascii="Times New Roman" w:hAnsi="Times New Roman" w:cs="Times New Roman"/>
+          <w:sz w:val="28"/>
+          <w:szCs w:val="28"/>
+        </w:rPr>
+        <w:t xml:space="preserve"> </w:t>
+      </w:r>
+      <w:r>
+        <w:rPr>
+          <w:rFonts w:ascii="Times New Roman" w:hAnsi="Times New Roman" w:cs="Times New Roman"/>
+          <w:sz w:val="28"/>
+          <w:szCs w:val="28"/>
+        </w:rPr>
+        <w:t>специально использовался как температурно зависимый диагностический параметр</w:t>
+      </w:r>
+      <w:r>
+        <w:rPr>
+          <w:rFonts w:ascii="Times New Roman" w:hAnsi="Times New Roman" w:cs="Times New Roman"/>
+          <w:sz w:val="28"/>
+          <w:szCs w:val="28"/>
+        </w:rPr>
+        <w:t xml:space="preserve">. </w:t>
+      </w:r>
+      <w:r>
+        <w:rPr>
+          <w:rFonts w:ascii="Times New Roman" w:hAnsi="Times New Roman" w:cs="Times New Roman"/>
+          <w:sz w:val="28"/>
+          <w:szCs w:val="28"/>
+        </w:rPr>
+        <w:t>(</w:t>
+      </w:r>
+      <w:hyperlink r:id="rId183" w:history="1">
+        <w:r>
+          <w:rPr>
+            <w:rStyle w:val="ad"/>
+            <w:rFonts w:ascii="Times New Roman" w:hAnsi="Times New Roman" w:cs="Times New Roman"/>
+            <w:sz w:val="28"/>
+            <w:szCs w:val="28"/>
+          </w:rPr>
+          <w:t>https://doi.org/10.1016/j.est.2018.11.020</w:t>
+        </w:r>
+      </w:hyperlink>
+      <w:r>
+        <w:rPr>
+          <w:rFonts w:ascii="Times New Roman" w:hAnsi="Times New Roman" w:cs="Times New Roman"/>
+          <w:sz w:val="28"/>
+          <w:szCs w:val="28"/>
+        </w:rPr>
+        <w:t xml:space="preserve">), </w:t>
+      </w:r>
+      <w:r>
+        <w:rPr>
+          <w:rFonts w:ascii="Times New Roman" w:hAnsi="Times New Roman" w:cs="Times New Roman"/>
+          <w:sz w:val="28"/>
+          <w:szCs w:val="28"/>
+        </w:rPr>
+        <w:t>, (</w:t>
+      </w:r>
+      <w:hyperlink r:id="rId184" w:history="1">
+        <w:r>
+          <w:rPr>
+            <w:rStyle w:val="ad"/>
+            <w:rFonts w:ascii="Times New Roman" w:hAnsi="Times New Roman" w:cs="Times New Roman"/>
+            <w:sz w:val="28"/>
+            <w:szCs w:val="28"/>
+          </w:rPr>
+          <w:t>https://doi.org/10.1016/j.est.2022.104608</w:t>
+        </w:r>
+      </w:hyperlink>
+      <w:r>
+        <w:rPr>
+          <w:rFonts w:ascii="Times New Roman" w:hAnsi="Times New Roman" w:cs="Times New Roman"/>
+          <w:sz w:val="28"/>
+          <w:szCs w:val="28"/>
+        </w:rPr>
+        <w:t xml:space="preserve">), </w:t>
+      </w:r>
+      <w:r>
+        <w:rPr>
+          <w:rFonts w:ascii="Times New Roman" w:hAnsi="Times New Roman" w:cs="Times New Roman"/>
+          <w:sz w:val="28"/>
+          <w:szCs w:val="28"/>
+        </w:rPr>
+        <w:t>(</w:t>
+      </w:r>
+      <w:hyperlink r:id="rId185" w:history="1">
+        <w:r>
+          <w:rPr>
+            <w:rStyle w:val="ad"/>
+            <w:rFonts w:ascii="Times New Roman" w:hAnsi="Times New Roman" w:cs="Times New Roman"/>
+            <w:sz w:val="28"/>
+            <w:szCs w:val="28"/>
+          </w:rPr>
+          <w:t>https://doi.org/10.3390/batteries11010011</w:t>
+        </w:r>
+      </w:hyperlink>
+      <w:r>
+        <w:rPr>
+          <w:rFonts w:ascii="Times New Roman" w:hAnsi="Times New Roman" w:cs="Times New Roman"/>
+          <w:sz w:val="28"/>
+          <w:szCs w:val="28"/>
+        </w:rPr>
+        <w:t>).</w:t>
+      </w:r>
+    </w:p>
+    <w:p>
+      <w:pPr>
+        <w:spacing w:line="360" w:lineRule="auto"/>
+        <w:ind w:firstLine="709"/>
+        <w:jc w:val="both"/>
+        <w:rPr>
+          <w:rFonts w:ascii="Times New Roman" w:hAnsi="Times New Roman" w:cs="Times New Roman"/>
+          <w:sz w:val="28"/>
+          <w:szCs w:val="28"/>
+        </w:rPr>
+      </w:pPr>
+      <w:r>
+        <w:rPr>
+          <w:rFonts w:ascii="Times New Roman" w:hAnsi="Times New Roman" w:cs="Times New Roman"/>
+          <w:sz w:val="28"/>
+          <w:szCs w:val="28"/>
+        </w:rPr>
+        <w:t>В расширенной форме для задач диссертации эта зависимость должна учитывать не только температуру, но и рабочую точку по заряду и деградацию</w:t>
+      </w:r>
+      <w:r>
+        <w:rPr>
+          <w:rFonts w:ascii="Times New Roman" w:hAnsi="Times New Roman" w:cs="Times New Roman"/>
+          <w:sz w:val="28"/>
+          <w:szCs w:val="28"/>
+        </w:rPr>
+        <w:t>:</w:t>
+      </w:r>
+    </w:p>
+    <w:p>
+      <w:pPr>
+        <w:spacing w:line="360" w:lineRule="auto"/>
+        <w:ind w:firstLine="709"/>
+        <w:jc w:val="both"/>
+        <w:rPr>
+          <w:rFonts w:ascii="Times New Roman" w:hAnsi="Times New Roman" w:cs="Times New Roman"/>
+          <w:sz w:val="28"/>
+          <w:szCs w:val="28"/>
+          <w:lang w:val="en-US"/>
+        </w:rPr>
+      </w:pPr>
+    </w:p>
+    <w:p>
+      <w:pPr>
+        <w:spacing w:line="360" w:lineRule="auto"/>
+        <w:ind w:firstLine="709"/>
+        <w:jc w:val="both"/>
+        <w:rPr>
+          <w:rFonts w:ascii="Times New Roman" w:hAnsi="Times New Roman" w:cs="Times New Roman"/>
+          <w:sz w:val="28"/>
+          <w:szCs w:val="28"/>
+          <w:lang w:val="en-US"/>
+        </w:rPr>
+      </w:pPr>
+      <w:r>
+        <w:rPr>
+          <w:rFonts w:ascii="Times New Roman" w:hAnsi="Times New Roman" w:cs="Times New Roman"/>
+          <w:position w:val="-36"/>
+          <w:sz w:val="28"/>
+          <w:szCs w:val="28"/>
+          <w:lang w:val="en-US"/>
+        </w:rPr>
+        <w:object w:dxaOrig="6460" w:dyaOrig="840" w14:anchorId="1AB35EC2">
+          <v:shape id="_x0000_i1107" type="#_x0000_t75" style="width:323.3pt;height:42.1pt" o:ole="">
+            <v:imagedata r:id="rId186" o:title=""/>
+          </v:shape>
+          <o:OLEObject Type="Embed" ProgID="Equation.DSMT4" ShapeID="_x0000_i1107" DrawAspect="Content" ObjectID="_1836495616" r:id="rId187"/>
+        </w:object>
+      </w:r>
+      <w:r>
+        <w:rPr>
+          <w:rFonts w:ascii="Times New Roman" w:hAnsi="Times New Roman" w:cs="Times New Roman"/>
+          <w:sz w:val="28"/>
+          <w:szCs w:val="28"/>
+          <w:lang w:val="en-US"/>
+        </w:rPr>
+        <w:t>.</w:t>
+      </w:r>
+    </w:p>
+    <w:p>
+      <w:pPr>
+        <w:spacing w:line="360" w:lineRule="auto"/>
+        <w:ind w:firstLine="709"/>
+        <w:jc w:val="both"/>
+        <w:rPr>
+          <w:rFonts w:ascii="Times New Roman" w:hAnsi="Times New Roman" w:cs="Times New Roman"/>
+          <w:sz w:val="28"/>
+          <w:szCs w:val="28"/>
+          <w:lang w:val="en-US"/>
+        </w:rPr>
+      </w:pPr>
+    </w:p>
+    <w:p>
+      <w:pPr>
+        <w:spacing w:line="360" w:lineRule="auto"/>
+        <w:ind w:firstLine="709"/>
+        <w:jc w:val="both"/>
+        <w:rPr>
+          <w:rFonts w:ascii="Times New Roman" w:hAnsi="Times New Roman" w:cs="Times New Roman"/>
+          <w:sz w:val="28"/>
+          <w:szCs w:val="28"/>
+          <w:lang w:val="en-US"/>
+        </w:rPr>
+      </w:pPr>
+      <w:r>
+        <w:rPr>
+          <w:rFonts w:ascii="Times New Roman" w:hAnsi="Times New Roman" w:cs="Times New Roman"/>
+          <w:sz w:val="28"/>
+          <w:szCs w:val="28"/>
+        </w:rPr>
+        <w:t>Здесь</w:t>
+      </w:r>
+      <w:r>
+        <w:rPr>
+          <w:rFonts w:ascii="Times New Roman" w:hAnsi="Times New Roman" w:cs="Times New Roman"/>
+          <w:sz w:val="28"/>
+          <w:szCs w:val="28"/>
+        </w:rPr>
+        <w:t xml:space="preserve"> </w:t>
+      </w:r>
+      <w:r>
+        <w:rPr>
+          <w:rFonts w:ascii="Times New Roman" w:hAnsi="Times New Roman" w:cs="Times New Roman"/>
+          <w:i/>
+          <w:iCs/>
+          <w:sz w:val="28"/>
+          <w:szCs w:val="28"/>
+          <w:lang w:val="en-US"/>
+        </w:rPr>
+        <w:t>Φ</w:t>
+      </w:r>
+      <w:r>
+        <w:rPr>
+          <w:rFonts w:ascii="Times New Roman" w:hAnsi="Times New Roman" w:cs="Times New Roman"/>
+          <w:i/>
+          <w:iCs/>
+          <w:sz w:val="28"/>
+          <w:szCs w:val="28"/>
+          <w:vertAlign w:val="subscript"/>
+          <w:lang w:val="en-US"/>
+        </w:rPr>
+        <w:t>SOC</w:t>
+      </w:r>
+      <w:r>
+        <w:rPr>
+          <w:rFonts w:ascii="Times New Roman" w:hAnsi="Times New Roman" w:cs="Times New Roman"/>
+          <w:i/>
+          <w:iCs/>
+          <w:sz w:val="28"/>
+          <w:szCs w:val="28"/>
+        </w:rPr>
+        <w:t>(</w:t>
+      </w:r>
+      <w:r>
+        <w:rPr>
+          <w:rFonts w:ascii="Times New Roman" w:hAnsi="Times New Roman" w:cs="Times New Roman"/>
+          <w:i/>
+          <w:iCs/>
+          <w:sz w:val="28"/>
+          <w:szCs w:val="28"/>
+          <w:lang w:val="en-US"/>
+        </w:rPr>
+        <w:t>SOC</w:t>
+      </w:r>
+      <w:r>
+        <w:rPr>
+          <w:rFonts w:ascii="Times New Roman" w:hAnsi="Times New Roman" w:cs="Times New Roman"/>
+          <w:i/>
+          <w:iCs/>
+          <w:sz w:val="28"/>
+          <w:szCs w:val="28"/>
+        </w:rPr>
+        <w:t>)</w:t>
+      </w:r>
+      <w:r>
+        <w:rPr>
+          <w:rFonts w:ascii="Times New Roman" w:hAnsi="Times New Roman" w:cs="Times New Roman"/>
+          <w:sz w:val="28"/>
+          <w:szCs w:val="28"/>
+        </w:rPr>
+        <w:t xml:space="preserve"> – </w:t>
+      </w:r>
+      <w:r>
+        <w:rPr>
+          <w:rFonts w:ascii="Times New Roman" w:hAnsi="Times New Roman" w:cs="Times New Roman"/>
+          <w:sz w:val="28"/>
+          <w:szCs w:val="28"/>
+        </w:rPr>
+        <w:t>описывает смещение кинетической доступности по состоянию заряда, а</w:t>
+      </w:r>
+      <w:r>
+        <w:rPr>
+          <w:rFonts w:ascii="Times New Roman" w:hAnsi="Times New Roman" w:cs="Times New Roman"/>
+          <w:sz w:val="28"/>
+          <w:szCs w:val="28"/>
+        </w:rPr>
+        <w:t xml:space="preserve"> </w:t>
+      </w:r>
+      <w:r>
+        <w:rPr>
+          <w:rFonts w:ascii="Times New Roman" w:hAnsi="Times New Roman" w:cs="Times New Roman"/>
+          <w:i/>
+          <w:iCs/>
+          <w:sz w:val="28"/>
+          <w:szCs w:val="28"/>
+          <w:lang w:val="en-US"/>
+        </w:rPr>
+        <w:t>Γ</w:t>
+      </w:r>
+      <w:r>
+        <w:rPr>
+          <w:rFonts w:ascii="Times New Roman" w:hAnsi="Times New Roman" w:cs="Times New Roman"/>
+          <w:i/>
+          <w:iCs/>
+          <w:sz w:val="28"/>
+          <w:szCs w:val="28"/>
+          <w:vertAlign w:val="subscript"/>
+          <w:lang w:val="en-US"/>
+        </w:rPr>
+        <w:t>D</w:t>
+      </w:r>
+      <w:r>
+        <w:rPr>
+          <w:rFonts w:ascii="Times New Roman" w:hAnsi="Times New Roman" w:cs="Times New Roman"/>
+          <w:i/>
+          <w:iCs/>
+          <w:sz w:val="28"/>
+          <w:szCs w:val="28"/>
+        </w:rPr>
+        <w:t>(</w:t>
+      </w:r>
+      <w:r>
+        <w:rPr>
+          <w:rFonts w:ascii="Times New Roman" w:hAnsi="Times New Roman" w:cs="Times New Roman"/>
+          <w:i/>
+          <w:iCs/>
+          <w:sz w:val="28"/>
+          <w:szCs w:val="28"/>
+          <w:lang w:val="en-US"/>
+        </w:rPr>
+        <w:t>D</w:t>
+      </w:r>
+      <w:r>
+        <w:rPr>
+          <w:rFonts w:ascii="Times New Roman" w:hAnsi="Times New Roman" w:cs="Times New Roman"/>
+          <w:i/>
+          <w:iCs/>
+          <w:sz w:val="28"/>
+          <w:szCs w:val="28"/>
+        </w:rPr>
+        <w:t>)</w:t>
+      </w:r>
+      <w:r>
+        <w:rPr>
+          <w:rFonts w:ascii="Times New Roman" w:hAnsi="Times New Roman" w:cs="Times New Roman"/>
+          <w:sz w:val="28"/>
+          <w:szCs w:val="28"/>
+        </w:rPr>
+        <w:t xml:space="preserve"> – </w:t>
+      </w:r>
+      <w:r>
+        <w:rPr>
+          <w:rFonts w:ascii="Times New Roman" w:hAnsi="Times New Roman" w:cs="Times New Roman"/>
+          <w:sz w:val="28"/>
+          <w:szCs w:val="28"/>
+        </w:rPr>
+        <w:t>деградационный множитель.</w:t>
+      </w:r>
+      <w:r>
+        <w:rPr>
+          <w:rFonts w:ascii="Times New Roman" w:hAnsi="Times New Roman" w:cs="Times New Roman"/>
+          <w:sz w:val="28"/>
+          <w:szCs w:val="28"/>
+        </w:rPr>
+        <w:t xml:space="preserve"> </w:t>
+      </w:r>
+      <w:r>
+        <w:rPr>
+          <w:rFonts w:ascii="Times New Roman" w:hAnsi="Times New Roman" w:cs="Times New Roman"/>
+          <w:sz w:val="28"/>
+          <w:szCs w:val="28"/>
+        </w:rPr>
+        <w:t>Такая запись принципиально важна, поскольку одинаковое измеренное значение</w:t>
+      </w:r>
+      <w:r>
+        <w:rPr>
+          <w:rFonts w:ascii="Times New Roman" w:hAnsi="Times New Roman" w:cs="Times New Roman"/>
+          <w:sz w:val="28"/>
+          <w:szCs w:val="28"/>
+        </w:rPr>
+        <w:t xml:space="preserve"> </w:t>
+      </w:r>
+      <w:r>
+        <w:rPr>
+          <w:rFonts w:ascii="Times New Roman" w:hAnsi="Times New Roman" w:cs="Times New Roman"/>
+          <w:i/>
+          <w:iCs/>
+          <w:sz w:val="28"/>
+          <w:szCs w:val="28"/>
+          <w:lang w:val="en-US"/>
+        </w:rPr>
+        <w:t>R</w:t>
+      </w:r>
+      <w:r>
+        <w:rPr>
+          <w:rFonts w:ascii="Times New Roman" w:hAnsi="Times New Roman" w:cs="Times New Roman"/>
+          <w:i/>
+          <w:iCs/>
+          <w:sz w:val="28"/>
+          <w:szCs w:val="28"/>
+          <w:vertAlign w:val="subscript"/>
+          <w:lang w:val="en-US"/>
+        </w:rPr>
+        <w:t>ct</w:t>
+      </w:r>
+      <w:r>
+        <w:rPr>
+          <w:rFonts w:ascii="Times New Roman" w:hAnsi="Times New Roman" w:cs="Times New Roman"/>
+          <w:sz w:val="28"/>
+          <w:szCs w:val="28"/>
+        </w:rPr>
+        <w:t xml:space="preserve">, </w:t>
+      </w:r>
+      <w:r>
+        <w:rPr>
+          <w:rFonts w:ascii="Times New Roman" w:hAnsi="Times New Roman" w:cs="Times New Roman"/>
+          <w:sz w:val="28"/>
+          <w:szCs w:val="28"/>
+        </w:rPr>
+        <w:t>полученное при разных температурах, не должно интерпретироваться как одинаковая степень деградации. Именно на этом основаны методы температурной нормализации импедансных признаков для оценки</w:t>
+      </w:r>
+      <w:r>
+        <w:rPr>
+          <w:rFonts w:ascii="Times New Roman" w:hAnsi="Times New Roman" w:cs="Times New Roman"/>
+          <w:sz w:val="28"/>
+          <w:szCs w:val="28"/>
+        </w:rPr>
+        <w:t xml:space="preserve"> </w:t>
+      </w:r>
+      <w:r>
+        <w:rPr>
+          <w:rFonts w:ascii="Times New Roman" w:hAnsi="Times New Roman" w:cs="Times New Roman"/>
+          <w:i/>
+          <w:iCs/>
+          <w:sz w:val="28"/>
+          <w:szCs w:val="28"/>
+          <w:lang w:val="en-US"/>
+        </w:rPr>
+        <w:t>SOH</w:t>
+      </w:r>
+      <w:r>
+        <w:rPr>
+          <w:rFonts w:ascii="Times New Roman" w:hAnsi="Times New Roman" w:cs="Times New Roman"/>
+          <w:sz w:val="28"/>
+          <w:szCs w:val="28"/>
+        </w:rPr>
+        <w:t>.</w:t>
+      </w:r>
+    </w:p>
+    <w:p>
+      <w:pPr>
+        <w:spacing w:line="360" w:lineRule="auto"/>
+        <w:ind w:firstLine="709"/>
+        <w:jc w:val="both"/>
+        <w:rPr>
+          <w:rFonts w:ascii="Times New Roman" w:hAnsi="Times New Roman" w:cs="Times New Roman"/>
+          <w:sz w:val="28"/>
+          <w:szCs w:val="28"/>
+          <w:lang w:val="en-US"/>
+        </w:rPr>
+      </w:pPr>
+      <w:r>
+        <w:rPr>
+          <w:rFonts w:ascii="Times New Roman" w:hAnsi="Times New Roman" w:cs="Times New Roman"/>
+          <w:sz w:val="28"/>
+          <w:szCs w:val="28"/>
+        </w:rPr>
+        <w:t>Для иллюстрации температурной чувствительности зарядопереносной составляющей построены аррениусовские зависимости</w:t>
+      </w:r>
+      <w:r>
+        <w:rPr>
+          <w:rFonts w:ascii="Times New Roman" w:hAnsi="Times New Roman" w:cs="Times New Roman"/>
+          <w:sz w:val="28"/>
+          <w:szCs w:val="28"/>
+        </w:rPr>
+        <w:t xml:space="preserve"> </w:t>
+      </w:r>
+      <w:r>
+        <w:rPr>
+          <w:rFonts w:ascii="Times New Roman" w:hAnsi="Times New Roman" w:cs="Times New Roman"/>
+          <w:i/>
+          <w:iCs/>
+          <w:sz w:val="28"/>
+          <w:szCs w:val="28"/>
+          <w:lang w:val="en-US"/>
+        </w:rPr>
+        <w:t>R</w:t>
+      </w:r>
+      <w:r>
+        <w:rPr>
+          <w:rFonts w:ascii="Times New Roman" w:hAnsi="Times New Roman" w:cs="Times New Roman"/>
+          <w:i/>
+          <w:iCs/>
+          <w:sz w:val="28"/>
+          <w:szCs w:val="28"/>
+          <w:vertAlign w:val="subscript"/>
+          <w:lang w:val="en-US"/>
+        </w:rPr>
+        <w:t>ct</w:t>
+      </w:r>
+      <w:r>
+        <w:rPr>
+          <w:rFonts w:ascii="Times New Roman" w:hAnsi="Times New Roman" w:cs="Times New Roman"/>
+          <w:sz w:val="28"/>
+          <w:szCs w:val="28"/>
+        </w:rPr>
+        <w:t xml:space="preserve"> </w:t>
+      </w:r>
+      <w:r>
+        <w:rPr>
+          <w:rFonts w:ascii="Times New Roman" w:hAnsi="Times New Roman" w:cs="Times New Roman"/>
+          <w:sz w:val="28"/>
+          <w:szCs w:val="28"/>
+        </w:rPr>
+        <w:t>для четырёх химических систем:</w:t>
+      </w:r>
+      <w:r>
+        <w:rPr>
+          <w:rFonts w:ascii="Times New Roman" w:hAnsi="Times New Roman" w:cs="Times New Roman"/>
+          <w:sz w:val="28"/>
+          <w:szCs w:val="28"/>
+        </w:rPr>
+        <w:t xml:space="preserve"> </w:t>
+      </w:r>
+      <w:r>
+        <w:rPr>
+          <w:rFonts w:ascii="Times New Roman" w:hAnsi="Times New Roman" w:cs="Times New Roman"/>
+          <w:sz w:val="28"/>
+          <w:szCs w:val="28"/>
+        </w:rPr>
+        <w:t>NMC, LFP, LTO и Na-ion.</w:t>
+      </w:r>
+    </w:p>
+    <w:p>
+      <w:pPr>
+        <w:spacing w:line="360" w:lineRule="auto"/>
+        <w:ind w:firstLine="709"/>
+        <w:jc w:val="both"/>
+        <w:rPr>
+          <w:rFonts w:ascii="Times New Roman" w:hAnsi="Times New Roman" w:cs="Times New Roman"/>
+          <w:sz w:val="28"/>
+          <w:szCs w:val="28"/>
+          <w:lang w:val="en-US"/>
+        </w:rPr>
+      </w:pPr>
+    </w:p>
+    <w:p>
+      <w:pPr>
+        <w:spacing w:line="360" w:lineRule="auto"/>
+        <w:ind w:firstLine="709"/>
+        <w:jc w:val="both"/>
+        <w:rPr>
+          <w:rFonts w:ascii="Times New Roman" w:hAnsi="Times New Roman" w:cs="Times New Roman"/>
+          <w:sz w:val="28"/>
+          <w:szCs w:val="28"/>
+          <w:lang w:val="en-US"/>
+        </w:rPr>
+      </w:pPr>
+      <w:r>
+        <w:rPr>
+          <w:noProof/>
+        </w:rPr>
+        <w:drawing>
+          <wp:inline distT="0" distB="0" distL="0" distR="0" wp14:anchorId="2519135C" wp14:editId="68160987">
+            <wp:extent cx="6119495" cy="4094480"/>
+            <wp:effectExtent l="0" t="0" r="0" b="1270"/>
+            <wp:docPr id="139365445" name="Рисунок 1"/>
+            <wp:cNvGraphicFramePr>
+              <a:graphicFrameLocks xmlns:a="http://schemas.openxmlformats.org/drawingml/2006/main" noChangeAspect="1"/>
+            </wp:cNvGraphicFramePr>
+            <a:graphic xmlns:a="http://schemas.openxmlformats.org/drawingml/2006/main">
+              <a:graphicData uri="http://schemas.openxmlformats.org/drawingml/2006/picture">
+                <pic:pic xmlns:pic="http://schemas.openxmlformats.org/drawingml/2006/picture">
+                  <pic:nvPicPr>
+                    <pic:cNvPr id="0" name="Picture 84"/>
+                    <pic:cNvPicPr>
+                      <a:picLocks noChangeAspect="1" noChangeArrowheads="1"/>
+                    </pic:cNvPicPr>
+                  </pic:nvPicPr>
+                  <pic:blipFill>
+                    <a:blip r:embed="rId188" cstate="print">
+                      <a:extLst>
+                        <a:ext uri="{28A0092B-C50C-407E-A947-70E740481C1C}">
+                          <a14:useLocalDpi xmlns:a14="http://schemas.microsoft.com/office/drawing/2010/main" val="0"/>
+                        </a:ext>
+                      </a:extLst>
+                    </a:blip>
+                    <a:srcRect/>
+                    <a:stretch>
+                      <a:fillRect/>
+                    </a:stretch>
+                  </pic:blipFill>
+                  <pic:spPr bwMode="auto">
+                    <a:xfrm>
+                      <a:off x="0" y="0"/>
+                      <a:ext cx="6119495" cy="4094480"/>
+                    </a:xfrm>
+                    <a:prstGeom prst="rect">
+                      <a:avLst/>
+                    </a:prstGeom>
+                    <a:noFill/>
+                    <a:ln>
+                      <a:noFill/>
+                    </a:ln>
+                  </pic:spPr>
+                </pic:pic>
+              </a:graphicData>
+            </a:graphic>
+          </wp:inline>
+        </w:drawing>
+      </w:r>
+    </w:p>
+    <w:p>
+      <w:pPr>
+        <w:spacing w:line="360" w:lineRule="auto"/>
+        <w:ind w:firstLine="709"/>
+        <w:jc w:val="both"/>
+        <w:rPr>
+          <w:rFonts w:ascii="Times New Roman" w:hAnsi="Times New Roman" w:cs="Times New Roman"/>
+          <w:sz w:val="28"/>
+          <w:szCs w:val="28"/>
+          <w:lang w:val="en-US"/>
+        </w:rPr>
+      </w:pPr>
+      <w:r>
+        <w:rPr>
+          <w:rFonts w:ascii="Times New Roman" w:hAnsi="Times New Roman" w:cs="Times New Roman"/>
+          <w:sz w:val="28"/>
+          <w:szCs w:val="28"/>
+        </w:rPr>
+        <w:lastRenderedPageBreak/>
+        <w:t>Рисунок 2.9 — Аррениусовская температурная зависимость сопротивления переноса заряда</w:t>
+      </w:r>
+    </w:p>
+    <w:p>
+      <w:pPr>
+        <w:spacing w:line="360" w:lineRule="auto"/>
+        <w:ind w:firstLine="709"/>
+        <w:jc w:val="both"/>
+        <w:rPr>
+          <w:rFonts w:ascii="Times New Roman" w:hAnsi="Times New Roman" w:cs="Times New Roman"/>
+          <w:sz w:val="28"/>
+          <w:szCs w:val="28"/>
+          <w:lang w:val="en-US"/>
+        </w:rPr>
+      </w:pPr>
+    </w:p>
+    <w:p>
+      <w:pPr>
+        <w:spacing w:line="360" w:lineRule="auto"/>
+        <w:ind w:firstLine="709"/>
+        <w:jc w:val="both"/>
+        <w:rPr>
+          <w:rFonts w:ascii="Times New Roman" w:hAnsi="Times New Roman" w:cs="Times New Roman"/>
+          <w:sz w:val="28"/>
+          <w:szCs w:val="28"/>
+        </w:rPr>
+      </w:pPr>
+      <w:r>
+        <w:rPr>
+          <w:rFonts w:ascii="Times New Roman" w:hAnsi="Times New Roman" w:cs="Times New Roman"/>
+          <w:sz w:val="28"/>
+          <w:szCs w:val="28"/>
+        </w:rPr>
+        <w:t>На рисунке представлены зависимости</w:t>
+      </w:r>
+      <w:r>
+        <w:rPr>
+          <w:rFonts w:ascii="Times New Roman" w:hAnsi="Times New Roman" w:cs="Times New Roman"/>
+          <w:sz w:val="28"/>
+          <w:szCs w:val="28"/>
+        </w:rPr>
+        <w:t xml:space="preserve"> </w:t>
+      </w:r>
+      <w:r>
+        <w:rPr>
+          <w:rFonts w:ascii="Times New Roman" w:hAnsi="Times New Roman" w:cs="Times New Roman"/>
+          <w:sz w:val="28"/>
+          <w:szCs w:val="28"/>
+          <w:lang w:val="en-US"/>
+        </w:rPr>
+        <w:t>ln</w:t>
+      </w:r>
+      <w:r>
+        <w:rPr>
+          <w:rFonts w:ascii="Times New Roman" w:hAnsi="Times New Roman" w:cs="Times New Roman"/>
+          <w:sz w:val="28"/>
+          <w:szCs w:val="28"/>
+        </w:rPr>
+        <w:t>(</w:t>
+      </w:r>
+      <w:r>
+        <w:rPr>
+          <w:rFonts w:ascii="Times New Roman" w:hAnsi="Times New Roman" w:cs="Times New Roman"/>
+          <w:i/>
+          <w:iCs/>
+          <w:sz w:val="28"/>
+          <w:szCs w:val="28"/>
+          <w:lang w:val="en-US"/>
+        </w:rPr>
+        <w:t>R</w:t>
+      </w:r>
+      <w:r>
+        <w:rPr>
+          <w:rFonts w:ascii="Times New Roman" w:hAnsi="Times New Roman" w:cs="Times New Roman"/>
+          <w:i/>
+          <w:iCs/>
+          <w:sz w:val="28"/>
+          <w:szCs w:val="28"/>
+          <w:vertAlign w:val="subscript"/>
+          <w:lang w:val="en-US"/>
+        </w:rPr>
+        <w:t>ct</w:t>
+      </w:r>
+      <w:r>
+        <w:rPr>
+          <w:rFonts w:ascii="Times New Roman" w:hAnsi="Times New Roman" w:cs="Times New Roman"/>
+          <w:sz w:val="28"/>
+          <w:szCs w:val="28"/>
+        </w:rPr>
+        <w:t xml:space="preserve">) </w:t>
+      </w:r>
+      <w:r>
+        <w:rPr>
+          <w:rFonts w:ascii="Times New Roman" w:hAnsi="Times New Roman" w:cs="Times New Roman"/>
+          <w:sz w:val="28"/>
+          <w:szCs w:val="28"/>
+        </w:rPr>
+        <w:t>от</w:t>
+      </w:r>
+      <w:r>
+        <w:rPr>
+          <w:rFonts w:ascii="Times New Roman" w:hAnsi="Times New Roman" w:cs="Times New Roman"/>
+          <w:sz w:val="28"/>
+          <w:szCs w:val="28"/>
+        </w:rPr>
+        <w:t xml:space="preserve"> 1000/</w:t>
+      </w:r>
+      <w:r>
+        <w:rPr>
+          <w:rFonts w:ascii="Times New Roman" w:hAnsi="Times New Roman" w:cs="Times New Roman"/>
+          <w:sz w:val="28"/>
+          <w:szCs w:val="28"/>
+          <w:lang w:val="en-US"/>
+        </w:rPr>
+        <w:t>T</w:t>
+      </w:r>
+      <w:r>
+        <w:rPr>
+          <w:rFonts w:ascii="Times New Roman" w:hAnsi="Times New Roman" w:cs="Times New Roman"/>
+          <w:sz w:val="28"/>
+          <w:szCs w:val="28"/>
+        </w:rPr>
+        <w:t xml:space="preserve"> </w:t>
+      </w:r>
+      <w:r>
+        <w:rPr>
+          <w:rFonts w:ascii="Times New Roman" w:hAnsi="Times New Roman" w:cs="Times New Roman"/>
+          <w:sz w:val="28"/>
+          <w:szCs w:val="28"/>
+        </w:rPr>
+        <w:t xml:space="preserve">для </w:t>
+      </w:r>
+      <w:r>
+        <w:rPr>
+          <w:rFonts w:ascii="Times New Roman" w:hAnsi="Times New Roman" w:cs="Times New Roman"/>
+          <w:sz w:val="28"/>
+          <w:szCs w:val="28"/>
+        </w:rPr>
+        <w:t>NMC, LFP, LTO и Na-ion систем.</w:t>
+      </w:r>
+      <w:r>
+        <w:rPr>
+          <w:rFonts w:ascii="Times New Roman" w:hAnsi="Times New Roman" w:cs="Times New Roman"/>
+          <w:sz w:val="28"/>
+          <w:szCs w:val="28"/>
+        </w:rPr>
+        <w:t xml:space="preserve"> </w:t>
+      </w:r>
+      <w:r>
+        <w:rPr>
+          <w:rFonts w:ascii="Times New Roman" w:hAnsi="Times New Roman" w:cs="Times New Roman"/>
+          <w:sz w:val="28"/>
+          <w:szCs w:val="28"/>
+        </w:rPr>
+        <w:t>Почти линейный характер кривых в координатах Аррениуса подтверждает применимость термоактивируемой модели к первому приближению. Более крутые наклоны соответствуют большей эффективной энергии активации зарядопереноса и, следовательно, большей чувствительности к охлаждению. Для Na-ion и LFP эта чувствительность выражена сильнее, чем для LTO.</w:t>
+      </w:r>
+    </w:p>
+    <w:p>
+      <w:pPr>
+        <w:spacing w:line="360" w:lineRule="auto"/>
+        <w:ind w:firstLine="709"/>
+        <w:jc w:val="both"/>
+        <w:rPr>
+          <w:rFonts w:ascii="Times New Roman" w:hAnsi="Times New Roman" w:cs="Times New Roman"/>
+          <w:sz w:val="28"/>
+          <w:szCs w:val="28"/>
+          <w:lang w:val="en-US"/>
+        </w:rPr>
+      </w:pPr>
+      <w:r>
+        <w:rPr>
+          <w:rFonts w:ascii="Times New Roman" w:hAnsi="Times New Roman" w:cs="Times New Roman"/>
+          <w:sz w:val="28"/>
+          <w:szCs w:val="28"/>
+        </w:rPr>
+        <w:t>Научная ценность рисунка состоит в том, что он переводит качественный тезис о «температурной зависимости» в количественную форму, пригодную для параметризации модели. Практическая ценность заключается в возможности использовать наклон аррениусовской зависимости для калибровки температурной поправки к</w:t>
+      </w:r>
+      <w:r>
+        <w:rPr>
+          <w:rFonts w:ascii="Times New Roman" w:hAnsi="Times New Roman" w:cs="Times New Roman"/>
+          <w:sz w:val="28"/>
+          <w:szCs w:val="28"/>
+        </w:rPr>
+        <w:t xml:space="preserve"> </w:t>
+      </w:r>
+      <w:r>
+        <w:rPr>
+          <w:rFonts w:ascii="Times New Roman" w:hAnsi="Times New Roman" w:cs="Times New Roman"/>
+          <w:i/>
+          <w:iCs/>
+          <w:sz w:val="28"/>
+          <w:szCs w:val="28"/>
+          <w:lang w:val="en-US"/>
+        </w:rPr>
+        <w:t>R</w:t>
+      </w:r>
+      <w:r>
+        <w:rPr>
+          <w:rFonts w:ascii="Times New Roman" w:hAnsi="Times New Roman" w:cs="Times New Roman"/>
+          <w:i/>
+          <w:iCs/>
+          <w:sz w:val="28"/>
+          <w:szCs w:val="28"/>
+          <w:vertAlign w:val="subscript"/>
+          <w:lang w:val="en-US"/>
+        </w:rPr>
+        <w:t>ct</w:t>
+      </w:r>
+      <w:r>
+        <w:rPr>
+          <w:rFonts w:ascii="Times New Roman" w:hAnsi="Times New Roman" w:cs="Times New Roman"/>
+          <w:sz w:val="28"/>
+          <w:szCs w:val="28"/>
+        </w:rPr>
+        <w:t xml:space="preserve"> </w:t>
+      </w:r>
+      <w:r>
+        <w:rPr>
+          <w:rFonts w:ascii="Times New Roman" w:hAnsi="Times New Roman" w:cs="Times New Roman"/>
+          <w:sz w:val="28"/>
+          <w:szCs w:val="28"/>
+        </w:rPr>
+        <w:t>в алгоритмах диагностики и прогноза.</w:t>
+      </w:r>
+    </w:p>
+    <w:p>
+      <w:pPr>
+        <w:spacing w:line="360" w:lineRule="auto"/>
+        <w:ind w:firstLine="709"/>
+        <w:jc w:val="both"/>
+        <w:rPr>
+          <w:rFonts w:ascii="Times New Roman" w:hAnsi="Times New Roman" w:cs="Times New Roman"/>
+          <w:sz w:val="28"/>
+          <w:szCs w:val="28"/>
+          <w:lang w:val="en-US"/>
+        </w:rPr>
+      </w:pPr>
+    </w:p>
+    <w:p>
+      <w:pPr>
+        <w:spacing w:line="360" w:lineRule="auto"/>
+        <w:ind w:firstLine="709"/>
+        <w:jc w:val="both"/>
+        <w:rPr>
+          <w:rFonts w:ascii="Times New Roman" w:hAnsi="Times New Roman" w:cs="Times New Roman"/>
+          <w:b/>
+          <w:bCs/>
+          <w:sz w:val="28"/>
+          <w:szCs w:val="28"/>
+          <w:lang w:val="en-US"/>
+        </w:rPr>
+      </w:pPr>
+      <w:r>
+        <w:rPr>
+          <w:rFonts w:ascii="Times New Roman" w:hAnsi="Times New Roman" w:cs="Times New Roman"/>
+          <w:b/>
+          <w:bCs/>
+          <w:sz w:val="28"/>
+          <w:szCs w:val="28"/>
+        </w:rPr>
+        <w:t>2.5.2 Температурная зависимость омического сопротивления</w:t>
+      </w:r>
+    </w:p>
+    <w:p>
+      <w:pPr>
+        <w:spacing w:line="360" w:lineRule="auto"/>
+        <w:ind w:firstLine="709"/>
+        <w:jc w:val="both"/>
+        <w:rPr>
+          <w:rFonts w:ascii="Times New Roman" w:hAnsi="Times New Roman" w:cs="Times New Roman"/>
+          <w:sz w:val="28"/>
+          <w:szCs w:val="28"/>
+          <w:lang w:val="en-US"/>
+        </w:rPr>
+      </w:pPr>
+    </w:p>
+    <w:p>
+      <w:pPr>
+        <w:spacing w:line="360" w:lineRule="auto"/>
+        <w:ind w:firstLine="709"/>
+        <w:jc w:val="both"/>
+        <w:rPr>
+          <w:rFonts w:ascii="Times New Roman" w:hAnsi="Times New Roman" w:cs="Times New Roman"/>
+          <w:sz w:val="28"/>
+          <w:szCs w:val="28"/>
+          <w:lang w:val="en-US"/>
+        </w:rPr>
+      </w:pPr>
+      <w:r>
+        <w:rPr>
+          <w:rFonts w:ascii="Times New Roman" w:hAnsi="Times New Roman" w:cs="Times New Roman"/>
+          <w:sz w:val="28"/>
+          <w:szCs w:val="28"/>
+        </w:rPr>
+        <w:t>Омическая составляющая</w:t>
+      </w:r>
+      <w:r>
+        <w:rPr>
+          <w:rFonts w:ascii="Times New Roman" w:hAnsi="Times New Roman" w:cs="Times New Roman"/>
+          <w:sz w:val="28"/>
+          <w:szCs w:val="28"/>
+        </w:rPr>
+        <w:t xml:space="preserve"> </w:t>
+      </w:r>
+      <w:r>
+        <w:rPr>
+          <w:rFonts w:ascii="Times New Roman" w:hAnsi="Times New Roman" w:cs="Times New Roman"/>
+          <w:i/>
+          <w:iCs/>
+          <w:sz w:val="28"/>
+          <w:szCs w:val="28"/>
+          <w:lang w:val="en-US"/>
+        </w:rPr>
+        <w:t>R</w:t>
+      </w:r>
+      <w:r>
+        <w:rPr>
+          <w:rFonts w:ascii="Times New Roman" w:hAnsi="Times New Roman" w:cs="Times New Roman"/>
+          <w:i/>
+          <w:iCs/>
+          <w:sz w:val="28"/>
+          <w:szCs w:val="28"/>
+          <w:vertAlign w:val="subscript"/>
+          <w:lang w:val="en-US"/>
+        </w:rPr>
+        <w:t>Ω</w:t>
+      </w:r>
+      <w:r>
+        <w:rPr>
+          <w:rFonts w:ascii="Times New Roman" w:hAnsi="Times New Roman" w:cs="Times New Roman"/>
+          <w:sz w:val="28"/>
+          <w:szCs w:val="28"/>
+        </w:rPr>
+        <w:t xml:space="preserve"> </w:t>
+      </w:r>
+      <w:r>
+        <w:rPr>
+          <w:rFonts w:ascii="Times New Roman" w:hAnsi="Times New Roman" w:cs="Times New Roman"/>
+          <w:sz w:val="28"/>
+          <w:szCs w:val="28"/>
+        </w:rPr>
+        <w:t>определяется проводимостью токосъёмников, межконтактных областей и, главным образом, электролита. В батарейном диапазоне температур проводимость электролита обычно возрастает с нагревом, а значит,</w:t>
+      </w:r>
+      <w:r>
+        <w:rPr>
+          <w:rFonts w:ascii="Times New Roman" w:hAnsi="Times New Roman" w:cs="Times New Roman"/>
+          <w:sz w:val="28"/>
+          <w:szCs w:val="28"/>
+        </w:rPr>
+        <w:t xml:space="preserve"> </w:t>
+      </w:r>
+      <w:r>
+        <w:rPr>
+          <w:rFonts w:ascii="Times New Roman" w:hAnsi="Times New Roman" w:cs="Times New Roman"/>
+          <w:i/>
+          <w:iCs/>
+          <w:sz w:val="28"/>
+          <w:szCs w:val="28"/>
+          <w:lang w:val="en-US"/>
+        </w:rPr>
+        <w:t>R</w:t>
+      </w:r>
+      <w:r>
+        <w:rPr>
+          <w:rFonts w:ascii="Times New Roman" w:hAnsi="Times New Roman" w:cs="Times New Roman"/>
+          <w:i/>
+          <w:iCs/>
+          <w:sz w:val="28"/>
+          <w:szCs w:val="28"/>
+          <w:vertAlign w:val="subscript"/>
+          <w:lang w:val="en-US"/>
+        </w:rPr>
+        <w:t>Ω</w:t>
+      </w:r>
+      <w:r>
+        <w:rPr>
+          <w:rFonts w:ascii="Times New Roman" w:hAnsi="Times New Roman" w:cs="Times New Roman"/>
+          <w:sz w:val="28"/>
+          <w:szCs w:val="28"/>
+        </w:rPr>
+        <w:t xml:space="preserve"> </w:t>
+      </w:r>
+      <w:r>
+        <w:rPr>
+          <w:rFonts w:ascii="Times New Roman" w:hAnsi="Times New Roman" w:cs="Times New Roman"/>
+          <w:sz w:val="28"/>
+          <w:szCs w:val="28"/>
+        </w:rPr>
+        <w:t>убывает. Если</w:t>
+      </w:r>
+    </w:p>
+    <w:p>
+      <w:pPr>
+        <w:spacing w:line="360" w:lineRule="auto"/>
+        <w:ind w:firstLine="709"/>
+        <w:jc w:val="both"/>
+        <w:rPr>
+          <w:rFonts w:ascii="Times New Roman" w:hAnsi="Times New Roman" w:cs="Times New Roman"/>
+          <w:sz w:val="28"/>
+          <w:szCs w:val="28"/>
+          <w:lang w:val="en-US"/>
+        </w:rPr>
+      </w:pPr>
+    </w:p>
+    <w:p>
+      <w:pPr>
+        <w:spacing w:line="360" w:lineRule="auto"/>
+        <w:ind w:firstLine="709"/>
+        <w:jc w:val="both"/>
+        <w:rPr>
+          <w:rFonts w:ascii="Times New Roman" w:hAnsi="Times New Roman" w:cs="Times New Roman"/>
+          <w:sz w:val="28"/>
+          <w:szCs w:val="28"/>
+          <w:lang w:val="en-US"/>
+        </w:rPr>
+      </w:pPr>
+      <w:r>
+        <w:rPr>
+          <w:rFonts w:ascii="Times New Roman" w:hAnsi="Times New Roman" w:cs="Times New Roman"/>
+          <w:position w:val="-36"/>
+          <w:sz w:val="28"/>
+          <w:szCs w:val="28"/>
+          <w:lang w:val="en-US"/>
+        </w:rPr>
+        <w:object w:dxaOrig="3360" w:dyaOrig="840" w14:anchorId="2D1A5F84">
+          <v:shape id="_x0000_i1112" type="#_x0000_t75" style="width:167.75pt;height:42.1pt" o:ole="">
+            <v:imagedata r:id="rId189" o:title=""/>
+          </v:shape>
+          <o:OLEObject Type="Embed" ProgID="Equation.DSMT4" ShapeID="_x0000_i1112" DrawAspect="Content" ObjectID="_1836495617" r:id="rId190"/>
+        </w:object>
+      </w:r>
+      <w:r>
+        <w:rPr>
+          <w:rFonts w:ascii="Times New Roman" w:hAnsi="Times New Roman" w:cs="Times New Roman"/>
+          <w:sz w:val="28"/>
+          <w:szCs w:val="28"/>
+          <w:lang w:val="en-US"/>
+        </w:rPr>
+        <w:t>,</w:t>
+      </w:r>
+    </w:p>
+    <w:p>
+      <w:pPr>
+        <w:spacing w:line="360" w:lineRule="auto"/>
+        <w:ind w:firstLine="709"/>
+        <w:jc w:val="both"/>
+        <w:rPr>
+          <w:rFonts w:ascii="Times New Roman" w:hAnsi="Times New Roman" w:cs="Times New Roman"/>
+          <w:sz w:val="28"/>
+          <w:szCs w:val="28"/>
+          <w:lang w:val="en-US"/>
+        </w:rPr>
+      </w:pPr>
+    </w:p>
+    <w:p>
+      <w:pPr>
+        <w:spacing w:line="360" w:lineRule="auto"/>
+        <w:ind w:firstLine="709"/>
+        <w:jc w:val="both"/>
+        <w:rPr>
+          <w:rFonts w:ascii="Times New Roman" w:hAnsi="Times New Roman" w:cs="Times New Roman"/>
+          <w:sz w:val="28"/>
+          <w:szCs w:val="28"/>
+        </w:rPr>
+      </w:pPr>
+      <w:r>
+        <w:rPr>
+          <w:rFonts w:ascii="Times New Roman" w:hAnsi="Times New Roman" w:cs="Times New Roman"/>
+          <w:sz w:val="28"/>
+          <w:szCs w:val="28"/>
+        </w:rPr>
+        <w:lastRenderedPageBreak/>
+        <w:t>то в первом приближении</w:t>
+      </w:r>
+    </w:p>
+    <w:p>
+      <w:pPr>
+        <w:spacing w:line="360" w:lineRule="auto"/>
+        <w:ind w:firstLine="709"/>
+        <w:jc w:val="both"/>
+        <w:rPr>
+          <w:rFonts w:ascii="Times New Roman" w:hAnsi="Times New Roman" w:cs="Times New Roman"/>
+          <w:sz w:val="28"/>
+          <w:szCs w:val="28"/>
+        </w:rPr>
+      </w:pPr>
+    </w:p>
+    <w:p>
+      <w:pPr>
+        <w:spacing w:line="360" w:lineRule="auto"/>
+        <w:ind w:firstLine="709"/>
+        <w:jc w:val="both"/>
+        <w:rPr>
+          <w:rFonts w:ascii="Times New Roman" w:hAnsi="Times New Roman" w:cs="Times New Roman"/>
+          <w:sz w:val="28"/>
+          <w:szCs w:val="28"/>
+          <w:lang w:val="en-US"/>
+        </w:rPr>
+      </w:pPr>
+      <w:r>
+        <w:rPr>
+          <w:rFonts w:ascii="Times New Roman" w:hAnsi="Times New Roman" w:cs="Times New Roman"/>
+          <w:position w:val="-14"/>
+          <w:sz w:val="28"/>
+          <w:szCs w:val="28"/>
+        </w:rPr>
+        <w:object w:dxaOrig="1640" w:dyaOrig="440" w14:anchorId="4A628D84">
+          <v:shape id="_x0000_i1115" type="#_x0000_t75" style="width:82.2pt;height:21.75pt" o:ole="">
+            <v:imagedata r:id="rId191" o:title=""/>
+          </v:shape>
+          <o:OLEObject Type="Embed" ProgID="Equation.DSMT4" ShapeID="_x0000_i1115" DrawAspect="Content" ObjectID="_1836495618" r:id="rId192"/>
+        </w:object>
+      </w:r>
+      <w:r>
+        <w:rPr>
+          <w:rFonts w:ascii="Times New Roman" w:hAnsi="Times New Roman" w:cs="Times New Roman"/>
+          <w:sz w:val="28"/>
+          <w:szCs w:val="28"/>
+          <w:lang w:val="en-US"/>
+        </w:rPr>
+        <w:t>,</w:t>
+      </w:r>
+    </w:p>
+    <w:p>
+      <w:pPr>
+        <w:spacing w:line="360" w:lineRule="auto"/>
+        <w:ind w:firstLine="709"/>
+        <w:jc w:val="both"/>
+        <w:rPr>
+          <w:rFonts w:ascii="Times New Roman" w:hAnsi="Times New Roman" w:cs="Times New Roman"/>
+          <w:sz w:val="28"/>
+          <w:szCs w:val="28"/>
+          <w:lang w:val="en-US"/>
+        </w:rPr>
+      </w:pPr>
+    </w:p>
+    <w:p>
+      <w:pPr>
+        <w:spacing w:line="360" w:lineRule="auto"/>
+        <w:ind w:firstLine="709"/>
+        <w:jc w:val="both"/>
+        <w:rPr>
+          <w:rFonts w:ascii="Times New Roman" w:hAnsi="Times New Roman" w:cs="Times New Roman"/>
+          <w:sz w:val="28"/>
+          <w:szCs w:val="28"/>
+          <w:lang w:val="en-US"/>
+        </w:rPr>
+      </w:pPr>
+      <w:r>
+        <w:rPr>
+          <w:rFonts w:ascii="Times New Roman" w:hAnsi="Times New Roman" w:cs="Times New Roman"/>
+          <w:sz w:val="28"/>
+          <w:szCs w:val="28"/>
+        </w:rPr>
+        <w:t>и потому</w:t>
+      </w:r>
+    </w:p>
+    <w:p>
+      <w:pPr>
+        <w:spacing w:line="360" w:lineRule="auto"/>
+        <w:ind w:firstLine="709"/>
+        <w:jc w:val="both"/>
+        <w:rPr>
+          <w:rFonts w:ascii="Times New Roman" w:hAnsi="Times New Roman" w:cs="Times New Roman"/>
+          <w:sz w:val="28"/>
+          <w:szCs w:val="28"/>
+          <w:lang w:val="en-US"/>
+        </w:rPr>
+      </w:pPr>
+    </w:p>
+    <w:p>
+      <w:pPr>
+        <w:spacing w:line="360" w:lineRule="auto"/>
+        <w:ind w:firstLine="709"/>
+        <w:jc w:val="both"/>
+        <w:rPr>
+          <w:rFonts w:ascii="Times New Roman" w:hAnsi="Times New Roman" w:cs="Times New Roman"/>
+          <w:sz w:val="28"/>
+          <w:szCs w:val="28"/>
+          <w:lang w:val="en-US"/>
+        </w:rPr>
+      </w:pPr>
+      <w:r>
+        <w:rPr>
+          <w:rFonts w:ascii="Times New Roman" w:hAnsi="Times New Roman" w:cs="Times New Roman"/>
+          <w:position w:val="-36"/>
+          <w:sz w:val="28"/>
+          <w:szCs w:val="28"/>
+          <w:lang w:val="en-US"/>
+        </w:rPr>
+        <w:object w:dxaOrig="3500" w:dyaOrig="840" w14:anchorId="62314810">
+          <v:shape id="_x0000_i1118" type="#_x0000_t75" style="width:175.25pt;height:42.1pt" o:ole="">
+            <v:imagedata r:id="rId193" o:title=""/>
+          </v:shape>
+          <o:OLEObject Type="Embed" ProgID="Equation.DSMT4" ShapeID="_x0000_i1118" DrawAspect="Content" ObjectID="_1836495619" r:id="rId194"/>
+        </w:object>
+      </w:r>
+      <w:r>
+        <w:rPr>
+          <w:rFonts w:ascii="Times New Roman" w:hAnsi="Times New Roman" w:cs="Times New Roman"/>
+          <w:sz w:val="28"/>
+          <w:szCs w:val="28"/>
+          <w:lang w:val="en-US"/>
         </w:rPr>
         <w:t>.</w:t>
       </w:r>

--- a/Docs/Дис Борзенков вар2/01.Главы/Глава_2.docx
+++ b/Docs/Дис Борзенков вар2/01.Главы/Глава_2.docx
@@ -1274,7 +1274,7 @@
           <v:shape id="_x0000_i1025" type="#_x0000_t75" style="width:42.8pt;height:18.35pt" o:ole="">
             <v:imagedata r:id="rId9" o:title=""/>
           </v:shape>
-          <o:OLEObject Type="Embed" ProgID="Equation.DSMT4" ShapeID="_x0000_i1025" DrawAspect="Content" ObjectID="_1836495546" r:id="rId10"/>
+          <o:OLEObject Type="Embed" ProgID="Equation.DSMT4" ShapeID="_x0000_i1025" DrawAspect="Content" ObjectID="_1836835761" r:id="rId10"/>
         </w:object>
       </w:r>
     </w:p>
@@ -1689,7 +1689,7 @@
           <v:shape id="_x0000_i1026" type="#_x0000_t75" style="width:90.35pt;height:33.95pt" o:ole="">
             <v:imagedata r:id="rId12" o:title=""/>
           </v:shape>
-          <o:OLEObject Type="Embed" ProgID="Equation.DSMT4" ShapeID="_x0000_i1026" DrawAspect="Content" ObjectID="_1836495547" r:id="rId13"/>
+          <o:OLEObject Type="Embed" ProgID="Equation.DSMT4" ShapeID="_x0000_i1026" DrawAspect="Content" ObjectID="_1836835762" r:id="rId13"/>
         </w:object>
       </w:r>
       <w:r>
@@ -1767,7 +1767,7 @@
           <v:shape id="_x0000_i1027" type="#_x0000_t75" style="width:130.4pt;height:35.3pt" o:ole="">
             <v:imagedata r:id="rId14" o:title=""/>
           </v:shape>
-          <o:OLEObject Type="Embed" ProgID="Equation.DSMT4" ShapeID="_x0000_i1027" DrawAspect="Content" ObjectID="_1836495548" r:id="rId15"/>
+          <o:OLEObject Type="Embed" ProgID="Equation.DSMT4" ShapeID="_x0000_i1027" DrawAspect="Content" ObjectID="_1836835763" r:id="rId15"/>
         </w:object>
       </w:r>
       <w:r>
@@ -1847,7 +1847,7 @@
           <v:shape id="_x0000_i1028" type="#_x0000_t75" style="width:55.7pt;height:19pt" o:ole="">
             <v:imagedata r:id="rId16" o:title=""/>
           </v:shape>
-          <o:OLEObject Type="Embed" ProgID="Equation.DSMT4" ShapeID="_x0000_i1028" DrawAspect="Content" ObjectID="_1836495549" r:id="rId17"/>
+          <o:OLEObject Type="Embed" ProgID="Equation.DSMT4" ShapeID="_x0000_i1028" DrawAspect="Content" ObjectID="_1836835764" r:id="rId17"/>
         </w:object>
       </w:r>
       <w:r>
@@ -1957,7 +1957,7 @@
           <v:shape id="_x0000_i1029" type="#_x0000_t75" style="width:58.4pt;height:33.95pt" o:ole="">
             <v:imagedata r:id="rId18" o:title=""/>
           </v:shape>
-          <o:OLEObject Type="Embed" ProgID="Equation.DSMT4" ShapeID="_x0000_i1029" DrawAspect="Content" ObjectID="_1836495550" r:id="rId19"/>
+          <o:OLEObject Type="Embed" ProgID="Equation.DSMT4" ShapeID="_x0000_i1029" DrawAspect="Content" ObjectID="_1836835765" r:id="rId19"/>
         </w:object>
       </w:r>
       <w:r>
@@ -2272,7 +2272,7 @@
           <v:shape id="_x0000_i1030" type="#_x0000_t75" style="width:71.3pt;height:35.3pt" o:ole="">
             <v:imagedata r:id="rId21" o:title=""/>
           </v:shape>
-          <o:OLEObject Type="Embed" ProgID="Equation.DSMT4" ShapeID="_x0000_i1030" DrawAspect="Content" ObjectID="_1836495551" r:id="rId22"/>
+          <o:OLEObject Type="Embed" ProgID="Equation.DSMT4" ShapeID="_x0000_i1030" DrawAspect="Content" ObjectID="_1836835766" r:id="rId22"/>
         </w:object>
       </w:r>
       <w:r>
@@ -2463,7 +2463,7 @@
           <v:shape id="_x0000_i1031" type="#_x0000_t75" style="width:53pt;height:33.3pt" o:ole="">
             <v:imagedata r:id="rId23" o:title=""/>
           </v:shape>
-          <o:OLEObject Type="Embed" ProgID="Equation.DSMT4" ShapeID="_x0000_i1031" DrawAspect="Content" ObjectID="_1836495552" r:id="rId24"/>
+          <o:OLEObject Type="Embed" ProgID="Equation.DSMT4" ShapeID="_x0000_i1031" DrawAspect="Content" ObjectID="_1836835767" r:id="rId24"/>
         </w:object>
       </w:r>
       <w:r>
@@ -2486,7 +2486,7 @@
           <v:shape id="_x0000_i1032" type="#_x0000_t75" style="width:93.05pt;height:33.3pt" o:ole="">
             <v:imagedata r:id="rId25" o:title=""/>
           </v:shape>
-          <o:OLEObject Type="Embed" ProgID="Equation.DSMT4" ShapeID="_x0000_i1032" DrawAspect="Content" ObjectID="_1836495553" r:id="rId26"/>
+          <o:OLEObject Type="Embed" ProgID="Equation.DSMT4" ShapeID="_x0000_i1032" DrawAspect="Content" ObjectID="_1836835768" r:id="rId26"/>
         </w:object>
       </w:r>
       <w:r>
@@ -2565,7 +2565,7 @@
           <v:shape id="_x0000_i1033" type="#_x0000_t75" style="width:129.05pt;height:19pt" o:ole="">
             <v:imagedata r:id="rId27" o:title=""/>
           </v:shape>
-          <o:OLEObject Type="Embed" ProgID="Equation.DSMT4" ShapeID="_x0000_i1033" DrawAspect="Content" ObjectID="_1836495554" r:id="rId28"/>
+          <o:OLEObject Type="Embed" ProgID="Equation.DSMT4" ShapeID="_x0000_i1033" DrawAspect="Content" ObjectID="_1836835769" r:id="rId28"/>
         </w:object>
       </w:r>
       <w:r>
@@ -2776,7 +2776,7 @@
           <v:shape id="_x0000_i1034" type="#_x0000_t75" style="width:160.3pt;height:35.3pt" o:ole="">
             <v:imagedata r:id="rId30" o:title=""/>
           </v:shape>
-          <o:OLEObject Type="Embed" ProgID="Equation.DSMT4" ShapeID="_x0000_i1034" DrawAspect="Content" ObjectID="_1836495555" r:id="rId31"/>
+          <o:OLEObject Type="Embed" ProgID="Equation.DSMT4" ShapeID="_x0000_i1034" DrawAspect="Content" ObjectID="_1836835770" r:id="rId31"/>
         </w:object>
       </w:r>
       <w:r>
@@ -2858,7 +2858,7 @@
           <v:shape id="_x0000_i1035" type="#_x0000_t75" style="width:105.3pt;height:19.7pt" o:ole="">
             <v:imagedata r:id="rId32" o:title=""/>
           </v:shape>
-          <o:OLEObject Type="Embed" ProgID="Equation.DSMT4" ShapeID="_x0000_i1035" DrawAspect="Content" ObjectID="_1836495556" r:id="rId33"/>
+          <o:OLEObject Type="Embed" ProgID="Equation.DSMT4" ShapeID="_x0000_i1035" DrawAspect="Content" ObjectID="_1836835771" r:id="rId33"/>
         </w:object>
       </w:r>
     </w:p>
@@ -3584,7 +3584,7 @@
           <v:shape id="_x0000_i1036" type="#_x0000_t75" style="width:58.4pt;height:18.35pt" o:ole="">
             <v:imagedata r:id="rId35" o:title=""/>
           </v:shape>
-          <o:OLEObject Type="Embed" ProgID="Equation.DSMT4" ShapeID="_x0000_i1036" DrawAspect="Content" ObjectID="_1836495557" r:id="rId36"/>
+          <o:OLEObject Type="Embed" ProgID="Equation.DSMT4" ShapeID="_x0000_i1036" DrawAspect="Content" ObjectID="_1836835772" r:id="rId36"/>
         </w:object>
       </w:r>
       <w:r>
@@ -3619,7 +3619,7 @@
           <v:shape id="_x0000_i1037" type="#_x0000_t75" style="width:48.9pt;height:19pt" o:ole="">
             <v:imagedata r:id="rId37" o:title=""/>
           </v:shape>
-          <o:OLEObject Type="Embed" ProgID="Equation.DSMT4" ShapeID="_x0000_i1037" DrawAspect="Content" ObjectID="_1836495558" r:id="rId38"/>
+          <o:OLEObject Type="Embed" ProgID="Equation.DSMT4" ShapeID="_x0000_i1037" DrawAspect="Content" ObjectID="_1836835773" r:id="rId38"/>
         </w:object>
       </w:r>
       <w:r>
@@ -4146,7 +4146,7 @@
                 <v:shape id="_x0000_i1038" type="#_x0000_t75" style="width:62.5pt;height:33.95pt" o:ole="">
                   <v:imagedata r:id="rId40" o:title=""/>
                 </v:shape>
-                <o:OLEObject Type="Embed" ProgID="Equation.DSMT4" ShapeID="_x0000_i1038" DrawAspect="Content" ObjectID="_1836495559" r:id="rId41"/>
+                <o:OLEObject Type="Embed" ProgID="Equation.DSMT4" ShapeID="_x0000_i1038" DrawAspect="Content" ObjectID="_1836835774" r:id="rId41"/>
               </w:object>
             </w:r>
           </w:p>
@@ -4287,7 +4287,7 @@
                 <v:shape id="_x0000_i1039" type="#_x0000_t75" style="width:35.3pt;height:33.95pt" o:ole="">
                   <v:imagedata r:id="rId42" o:title=""/>
                 </v:shape>
-                <o:OLEObject Type="Embed" ProgID="Equation.DSMT4" ShapeID="_x0000_i1039" DrawAspect="Content" ObjectID="_1836495560" r:id="rId43"/>
+                <o:OLEObject Type="Embed" ProgID="Equation.DSMT4" ShapeID="_x0000_i1039" DrawAspect="Content" ObjectID="_1836835775" r:id="rId43"/>
               </w:object>
             </w:r>
           </w:p>
@@ -4412,7 +4412,7 @@
                 <v:shape id="_x0000_i1040" type="#_x0000_t75" style="width:29.2pt;height:35.3pt" o:ole="">
                   <v:imagedata r:id="rId44" o:title=""/>
                 </v:shape>
-                <o:OLEObject Type="Embed" ProgID="Equation.DSMT4" ShapeID="_x0000_i1040" DrawAspect="Content" ObjectID="_1836495561" r:id="rId45"/>
+                <o:OLEObject Type="Embed" ProgID="Equation.DSMT4" ShapeID="_x0000_i1040" DrawAspect="Content" ObjectID="_1836835776" r:id="rId45"/>
               </w:object>
             </w:r>
           </w:p>
@@ -4521,7 +4521,7 @@
                 <v:shape id="_x0000_i1041" type="#_x0000_t75" style="width:43.45pt;height:36.7pt" o:ole="">
                   <v:imagedata r:id="rId46" o:title=""/>
                 </v:shape>
-                <o:OLEObject Type="Embed" ProgID="Equation.DSMT4" ShapeID="_x0000_i1041" DrawAspect="Content" ObjectID="_1836495562" r:id="rId47"/>
+                <o:OLEObject Type="Embed" ProgID="Equation.DSMT4" ShapeID="_x0000_i1041" DrawAspect="Content" ObjectID="_1836835777" r:id="rId47"/>
               </w:object>
             </w:r>
           </w:p>
@@ -4796,7 +4796,7 @@
           <v:shape id="_x0000_i1042" type="#_x0000_t75" style="width:162.35pt;height:35.3pt" o:ole="">
             <v:imagedata r:id="rId48" o:title=""/>
           </v:shape>
-          <o:OLEObject Type="Embed" ProgID="Equation.DSMT4" ShapeID="_x0000_i1042" DrawAspect="Content" ObjectID="_1836495563" r:id="rId49"/>
+          <o:OLEObject Type="Embed" ProgID="Equation.DSMT4" ShapeID="_x0000_i1042" DrawAspect="Content" ObjectID="_1836835778" r:id="rId49"/>
         </w:object>
       </w:r>
       <w:r>
@@ -5198,7 +5198,7 @@
           <v:shape id="_x0000_i1043" type="#_x0000_t75" style="width:50.95pt;height:20.4pt" o:ole="">
             <v:imagedata r:id="rId50" o:title=""/>
           </v:shape>
-          <o:OLEObject Type="Embed" ProgID="Equation.DSMT4" ShapeID="_x0000_i1043" DrawAspect="Content" ObjectID="_1836495564" r:id="rId51"/>
+          <o:OLEObject Type="Embed" ProgID="Equation.DSMT4" ShapeID="_x0000_i1043" DrawAspect="Content" ObjectID="_1836835779" r:id="rId51"/>
         </w:object>
       </w:r>
       <w:r>
@@ -5279,7 +5279,7 @@
           <v:shape id="_x0000_i1044" type="#_x0000_t75" style="width:105.3pt;height:20.4pt" o:ole="">
             <v:imagedata r:id="rId52" o:title=""/>
           </v:shape>
-          <o:OLEObject Type="Embed" ProgID="Equation.DSMT4" ShapeID="_x0000_i1044" DrawAspect="Content" ObjectID="_1836495565" r:id="rId53"/>
+          <o:OLEObject Type="Embed" ProgID="Equation.DSMT4" ShapeID="_x0000_i1044" DrawAspect="Content" ObjectID="_1836835780" r:id="rId53"/>
         </w:object>
       </w:r>
     </w:p>
@@ -5817,7 +5817,7 @@
           <v:shape id="_x0000_i1045" type="#_x0000_t75" style="width:105.3pt;height:20.4pt" o:ole="">
             <v:imagedata r:id="rId55" o:title=""/>
           </v:shape>
-          <o:OLEObject Type="Embed" ProgID="Equation.DSMT4" ShapeID="_x0000_i1045" DrawAspect="Content" ObjectID="_1836495566" r:id="rId56"/>
+          <o:OLEObject Type="Embed" ProgID="Equation.DSMT4" ShapeID="_x0000_i1045" DrawAspect="Content" ObjectID="_1836835781" r:id="rId56"/>
         </w:object>
       </w:r>
     </w:p>
@@ -5957,7 +5957,7 @@
           <v:shape id="_x0000_i1046" type="#_x0000_t75" style="width:369.5pt;height:20.4pt" o:ole="">
             <v:imagedata r:id="rId57" o:title=""/>
           </v:shape>
-          <o:OLEObject Type="Embed" ProgID="Equation.DSMT4" ShapeID="_x0000_i1046" DrawAspect="Content" ObjectID="_1836495567" r:id="rId58"/>
+          <o:OLEObject Type="Embed" ProgID="Equation.DSMT4" ShapeID="_x0000_i1046" DrawAspect="Content" ObjectID="_1836835782" r:id="rId58"/>
         </w:object>
       </w:r>
     </w:p>
@@ -6029,7 +6029,7 @@
           <v:shape id="_x0000_i1047" type="#_x0000_t75" style="width:164.4pt;height:20.4pt" o:ole="">
             <v:imagedata r:id="rId59" o:title=""/>
           </v:shape>
-          <o:OLEObject Type="Embed" ProgID="Equation.DSMT4" ShapeID="_x0000_i1047" DrawAspect="Content" ObjectID="_1836495568" r:id="rId60"/>
+          <o:OLEObject Type="Embed" ProgID="Equation.DSMT4" ShapeID="_x0000_i1047" DrawAspect="Content" ObjectID="_1836835783" r:id="rId60"/>
         </w:object>
       </w:r>
       <w:r>
@@ -6064,7 +6064,7 @@
           <v:shape id="_x0000_i1048" type="#_x0000_t75" style="width:282.55pt;height:36.7pt" o:ole="">
             <v:imagedata r:id="rId61" o:title=""/>
           </v:shape>
-          <o:OLEObject Type="Embed" ProgID="Equation.DSMT4" ShapeID="_x0000_i1048" DrawAspect="Content" ObjectID="_1836495569" r:id="rId62"/>
+          <o:OLEObject Type="Embed" ProgID="Equation.DSMT4" ShapeID="_x0000_i1048" DrawAspect="Content" ObjectID="_1836835784" r:id="rId62"/>
         </w:object>
       </w:r>
       <w:r>
@@ -6099,7 +6099,7 @@
           <v:shape id="_x0000_i1049" type="#_x0000_t75" style="width:177.95pt;height:36.7pt" o:ole="">
             <v:imagedata r:id="rId63" o:title=""/>
           </v:shape>
-          <o:OLEObject Type="Embed" ProgID="Equation.DSMT4" ShapeID="_x0000_i1049" DrawAspect="Content" ObjectID="_1836495570" r:id="rId64"/>
+          <o:OLEObject Type="Embed" ProgID="Equation.DSMT4" ShapeID="_x0000_i1049" DrawAspect="Content" ObjectID="_1836835785" r:id="rId64"/>
         </w:object>
       </w:r>
       <w:r>
@@ -6375,7 +6375,7 @@
           <v:shape id="_x0000_i1050" type="#_x0000_t75" style="width:171.15pt;height:42.1pt" o:ole="">
             <v:imagedata r:id="rId65" o:title=""/>
           </v:shape>
-          <o:OLEObject Type="Embed" ProgID="Equation.DSMT4" ShapeID="_x0000_i1050" DrawAspect="Content" ObjectID="_1836495571" r:id="rId66"/>
+          <o:OLEObject Type="Embed" ProgID="Equation.DSMT4" ShapeID="_x0000_i1050" DrawAspect="Content" ObjectID="_1836835786" r:id="rId66"/>
         </w:object>
       </w:r>
       <w:r>
@@ -6454,7 +6454,7 @@
           <v:shape id="_x0000_i1051" type="#_x0000_t75" style="width:48.25pt;height:33.95pt" o:ole="">
             <v:imagedata r:id="rId67" o:title=""/>
           </v:shape>
-          <o:OLEObject Type="Embed" ProgID="Equation.DSMT4" ShapeID="_x0000_i1051" DrawAspect="Content" ObjectID="_1836495572" r:id="rId68"/>
+          <o:OLEObject Type="Embed" ProgID="Equation.DSMT4" ShapeID="_x0000_i1051" DrawAspect="Content" ObjectID="_1836835787" r:id="rId68"/>
         </w:object>
       </w:r>
       <w:r>
@@ -6533,7 +6533,7 @@
           <v:shape id="_x0000_i1052" type="#_x0000_t75" style="width:260.85pt;height:42.1pt" o:ole="">
             <v:imagedata r:id="rId69" o:title=""/>
           </v:shape>
-          <o:OLEObject Type="Embed" ProgID="Equation.DSMT4" ShapeID="_x0000_i1052" DrawAspect="Content" ObjectID="_1836495573" r:id="rId70"/>
+          <o:OLEObject Type="Embed" ProgID="Equation.DSMT4" ShapeID="_x0000_i1052" DrawAspect="Content" ObjectID="_1836835788" r:id="rId70"/>
         </w:object>
       </w:r>
       <w:r>
@@ -6729,7 +6729,7 @@
           <v:shape id="_x0000_i1053" type="#_x0000_t75" style="width:256.1pt;height:26.5pt" o:ole="">
             <v:imagedata r:id="rId73" o:title=""/>
           </v:shape>
-          <o:OLEObject Type="Embed" ProgID="Equation.DSMT4" ShapeID="_x0000_i1053" DrawAspect="Content" ObjectID="_1836495574" r:id="rId74"/>
+          <o:OLEObject Type="Embed" ProgID="Equation.DSMT4" ShapeID="_x0000_i1053" DrawAspect="Content" ObjectID="_1836835789" r:id="rId74"/>
         </w:object>
       </w:r>
       <w:r>
@@ -6808,7 +6808,7 @@
           <v:shape id="_x0000_i1054" type="#_x0000_t75" style="width:48.25pt;height:19pt" o:ole="">
             <v:imagedata r:id="rId75" o:title=""/>
           </v:shape>
-          <o:OLEObject Type="Embed" ProgID="Equation.DSMT4" ShapeID="_x0000_i1054" DrawAspect="Content" ObjectID="_1836495575" r:id="rId76"/>
+          <o:OLEObject Type="Embed" ProgID="Equation.DSMT4" ShapeID="_x0000_i1054" DrawAspect="Content" ObjectID="_1836835790" r:id="rId76"/>
         </w:object>
       </w:r>
       <w:r>
@@ -6887,7 +6887,7 @@
           <v:shape id="_x0000_i1055" type="#_x0000_t75" style="width:247.9pt;height:42.1pt" o:ole="">
             <v:imagedata r:id="rId77" o:title=""/>
           </v:shape>
-          <o:OLEObject Type="Embed" ProgID="Equation.DSMT4" ShapeID="_x0000_i1055" DrawAspect="Content" ObjectID="_1836495576" r:id="rId78"/>
+          <o:OLEObject Type="Embed" ProgID="Equation.DSMT4" ShapeID="_x0000_i1055" DrawAspect="Content" ObjectID="_1836835791" r:id="rId78"/>
         </w:object>
       </w:r>
       <w:r>
@@ -7157,7 +7157,7 @@
           <v:shape id="_x0000_i1056" type="#_x0000_t75" style="width:195.6pt;height:21.75pt" o:ole="">
             <v:imagedata r:id="rId79" o:title=""/>
           </v:shape>
-          <o:OLEObject Type="Embed" ProgID="Equation.DSMT4" ShapeID="_x0000_i1056" DrawAspect="Content" ObjectID="_1836495577" r:id="rId80"/>
+          <o:OLEObject Type="Embed" ProgID="Equation.DSMT4" ShapeID="_x0000_i1056" DrawAspect="Content" ObjectID="_1836835792" r:id="rId80"/>
         </w:object>
       </w:r>
     </w:p>
@@ -7377,7 +7377,7 @@
           <v:shape id="_x0000_i1057" type="#_x0000_t75" style="width:190.85pt;height:40.1pt" o:ole="">
             <v:imagedata r:id="rId81" o:title=""/>
           </v:shape>
-          <o:OLEObject Type="Embed" ProgID="Equation.DSMT4" ShapeID="_x0000_i1057" DrawAspect="Content" ObjectID="_1836495578" r:id="rId82"/>
+          <o:OLEObject Type="Embed" ProgID="Equation.DSMT4" ShapeID="_x0000_i1057" DrawAspect="Content" ObjectID="_1836835793" r:id="rId82"/>
         </w:object>
       </w:r>
     </w:p>
@@ -7499,7 +7499,7 @@
           <v:shape id="_x0000_i1058" type="#_x0000_t75" style="width:198.35pt;height:21.75pt" o:ole="">
             <v:imagedata r:id="rId83" o:title=""/>
           </v:shape>
-          <o:OLEObject Type="Embed" ProgID="Equation.DSMT4" ShapeID="_x0000_i1058" DrawAspect="Content" ObjectID="_1836495579" r:id="rId84"/>
+          <o:OLEObject Type="Embed" ProgID="Equation.DSMT4" ShapeID="_x0000_i1058" DrawAspect="Content" ObjectID="_1836835794" r:id="rId84"/>
         </w:object>
       </w:r>
     </w:p>
@@ -7774,7 +7774,7 @@
           <v:shape id="_x0000_i1059" type="#_x0000_t75" style="width:195.6pt;height:20.4pt" o:ole="">
             <v:imagedata r:id="rId85" o:title=""/>
           </v:shape>
-          <o:OLEObject Type="Embed" ProgID="Equation.DSMT4" ShapeID="_x0000_i1059" DrawAspect="Content" ObjectID="_1836495580" r:id="rId86"/>
+          <o:OLEObject Type="Embed" ProgID="Equation.DSMT4" ShapeID="_x0000_i1059" DrawAspect="Content" ObjectID="_1836835795" r:id="rId86"/>
         </w:object>
       </w:r>
       <w:r>
@@ -7809,7 +7809,7 @@
           <v:shape id="_x0000_i1060" type="#_x0000_t75" style="width:195.6pt;height:20.4pt" o:ole="">
             <v:imagedata r:id="rId87" o:title=""/>
           </v:shape>
-          <o:OLEObject Type="Embed" ProgID="Equation.DSMT4" ShapeID="_x0000_i1060" DrawAspect="Content" ObjectID="_1836495581" r:id="rId88"/>
+          <o:OLEObject Type="Embed" ProgID="Equation.DSMT4" ShapeID="_x0000_i1060" DrawAspect="Content" ObjectID="_1836835796" r:id="rId88"/>
         </w:object>
       </w:r>
       <w:r>
@@ -7844,7 +7844,7 @@
           <v:shape id="_x0000_i1061" type="#_x0000_t75" style="width:195.6pt;height:20.4pt" o:ole="">
             <v:imagedata r:id="rId89" o:title=""/>
           </v:shape>
-          <o:OLEObject Type="Embed" ProgID="Equation.DSMT4" ShapeID="_x0000_i1061" DrawAspect="Content" ObjectID="_1836495582" r:id="rId90"/>
+          <o:OLEObject Type="Embed" ProgID="Equation.DSMT4" ShapeID="_x0000_i1061" DrawAspect="Content" ObjectID="_1836835797" r:id="rId90"/>
         </w:object>
       </w:r>
       <w:r>
@@ -7879,7 +7879,7 @@
           <v:shape id="_x0000_i1062" type="#_x0000_t75" style="width:184.1pt;height:20.4pt" o:ole="">
             <v:imagedata r:id="rId91" o:title=""/>
           </v:shape>
-          <o:OLEObject Type="Embed" ProgID="Equation.DSMT4" ShapeID="_x0000_i1062" DrawAspect="Content" ObjectID="_1836495583" r:id="rId92"/>
+          <o:OLEObject Type="Embed" ProgID="Equation.DSMT4" ShapeID="_x0000_i1062" DrawAspect="Content" ObjectID="_1836835798" r:id="rId92"/>
         </w:object>
       </w:r>
       <w:r>
@@ -7998,7 +7998,7 @@
           <v:shape id="_x0000_i1063" type="#_x0000_t75" style="width:85.6pt;height:20.4pt" o:ole="">
             <v:imagedata r:id="rId93" o:title=""/>
           </v:shape>
-          <o:OLEObject Type="Embed" ProgID="Equation.DSMT4" ShapeID="_x0000_i1063" DrawAspect="Content" ObjectID="_1836495584" r:id="rId94"/>
+          <o:OLEObject Type="Embed" ProgID="Equation.DSMT4" ShapeID="_x0000_i1063" DrawAspect="Content" ObjectID="_1836835799" r:id="rId94"/>
         </w:object>
       </w:r>
       <w:r>
@@ -8033,7 +8033,7 @@
           <v:shape id="_x0000_i1064" type="#_x0000_t75" style="width:85.6pt;height:20.4pt" o:ole="">
             <v:imagedata r:id="rId95" o:title=""/>
           </v:shape>
-          <o:OLEObject Type="Embed" ProgID="Equation.DSMT4" ShapeID="_x0000_i1064" DrawAspect="Content" ObjectID="_1836495585" r:id="rId96"/>
+          <o:OLEObject Type="Embed" ProgID="Equation.DSMT4" ShapeID="_x0000_i1064" DrawAspect="Content" ObjectID="_1836835800" r:id="rId96"/>
         </w:object>
       </w:r>
       <w:r>
@@ -8068,7 +8068,7 @@
           <v:shape id="_x0000_i1065" type="#_x0000_t75" style="width:84.25pt;height:20.4pt" o:ole="">
             <v:imagedata r:id="rId97" o:title=""/>
           </v:shape>
-          <o:OLEObject Type="Embed" ProgID="Equation.DSMT4" ShapeID="_x0000_i1065" DrawAspect="Content" ObjectID="_1836495586" r:id="rId98"/>
+          <o:OLEObject Type="Embed" ProgID="Equation.DSMT4" ShapeID="_x0000_i1065" DrawAspect="Content" ObjectID="_1836835801" r:id="rId98"/>
         </w:object>
       </w:r>
       <w:r>
@@ -8103,7 +8103,7 @@
           <v:shape id="_x0000_i1066" type="#_x0000_t75" style="width:84.25pt;height:20.4pt" o:ole="">
             <v:imagedata r:id="rId99" o:title=""/>
           </v:shape>
-          <o:OLEObject Type="Embed" ProgID="Equation.DSMT4" ShapeID="_x0000_i1066" DrawAspect="Content" ObjectID="_1836495587" r:id="rId100"/>
+          <o:OLEObject Type="Embed" ProgID="Equation.DSMT4" ShapeID="_x0000_i1066" DrawAspect="Content" ObjectID="_1836835802" r:id="rId100"/>
         </w:object>
       </w:r>
       <w:r>
@@ -8369,7 +8369,7 @@
           <v:shape id="_x0000_i1067" type="#_x0000_t75" style="width:446.25pt;height:36.7pt" o:ole="">
             <v:imagedata r:id="rId101" o:title=""/>
           </v:shape>
-          <o:OLEObject Type="Embed" ProgID="Equation.DSMT4" ShapeID="_x0000_i1067" DrawAspect="Content" ObjectID="_1836495588" r:id="rId102"/>
+          <o:OLEObject Type="Embed" ProgID="Equation.DSMT4" ShapeID="_x0000_i1067" DrawAspect="Content" ObjectID="_1836835803" r:id="rId102"/>
         </w:object>
       </w:r>
     </w:p>
@@ -8683,7 +8683,7 @@
         </w:rPr>
         <w:lastRenderedPageBreak/>
         <w:drawing>
-          <wp:inline distT="0" distB="0" distL="0" distR="0" wp14:anchorId="50974006" wp14:editId="0964CD7A">
+          <wp:inline distT="0" distB="0" distL="0" distR="0" wp14:anchorId="50974006" wp14:editId="6F4A3212">
             <wp:extent cx="6119495" cy="4751070"/>
             <wp:effectExtent l="0" t="0" r="0" b="0"/>
             <wp:docPr id="360642735" name="Рисунок 1"/>
@@ -10194,7 +10194,7 @@
           <v:shape id="_x0000_i1068" type="#_x0000_t75" style="width:105.3pt;height:20.4pt" o:ole="">
             <v:imagedata r:id="rId105" o:title=""/>
           </v:shape>
-          <o:OLEObject Type="Embed" ProgID="Equation.DSMT4" ShapeID="_x0000_i1068" DrawAspect="Content" ObjectID="_1836495589" r:id="rId106"/>
+          <o:OLEObject Type="Embed" ProgID="Equation.DSMT4" ShapeID="_x0000_i1068" DrawAspect="Content" ObjectID="_1836835804" r:id="rId106"/>
         </w:object>
       </w:r>
       <w:r>
@@ -10694,7 +10694,7 @@
           <v:shape id="_x0000_i1069" type="#_x0000_t75" style="width:105.3pt;height:20.4pt" o:ole="">
             <v:imagedata r:id="rId111" o:title=""/>
           </v:shape>
-          <o:OLEObject Type="Embed" ProgID="Equation.DSMT4" ShapeID="_x0000_i1069" DrawAspect="Content" ObjectID="_1836495590" r:id="rId112"/>
+          <o:OLEObject Type="Embed" ProgID="Equation.DSMT4" ShapeID="_x0000_i1069" DrawAspect="Content" ObjectID="_1836835805" r:id="rId112"/>
         </w:object>
       </w:r>
     </w:p>
@@ -10741,7 +10741,7 @@
           <v:shape id="_x0000_i1070" type="#_x0000_t75" style="width:80.85pt;height:20.4pt" o:ole="">
             <v:imagedata r:id="rId113" o:title=""/>
           </v:shape>
-          <o:OLEObject Type="Embed" ProgID="Equation.DSMT4" ShapeID="_x0000_i1070" DrawAspect="Content" ObjectID="_1836495591" r:id="rId114"/>
+          <o:OLEObject Type="Embed" ProgID="Equation.DSMT4" ShapeID="_x0000_i1070" DrawAspect="Content" ObjectID="_1836835806" r:id="rId114"/>
         </w:object>
       </w:r>
     </w:p>
@@ -10812,7 +10812,7 @@
           <v:shape id="_x0000_i1071" type="#_x0000_t75" style="width:213.95pt;height:20.4pt" o:ole="">
             <v:imagedata r:id="rId115" o:title=""/>
           </v:shape>
-          <o:OLEObject Type="Embed" ProgID="Equation.DSMT4" ShapeID="_x0000_i1071" DrawAspect="Content" ObjectID="_1836495592" r:id="rId116"/>
+          <o:OLEObject Type="Embed" ProgID="Equation.DSMT4" ShapeID="_x0000_i1071" DrawAspect="Content" ObjectID="_1836835807" r:id="rId116"/>
         </w:object>
       </w:r>
       <w:r>
@@ -11099,7 +11099,7 @@
           <v:shape id="_x0000_i1072" type="#_x0000_t75" style="width:1in;height:20.4pt" o:ole="">
             <v:imagedata r:id="rId119" o:title=""/>
           </v:shape>
-          <o:OLEObject Type="Embed" ProgID="Equation.DSMT4" ShapeID="_x0000_i1072" DrawAspect="Content" ObjectID="_1836495593" r:id="rId120"/>
+          <o:OLEObject Type="Embed" ProgID="Equation.DSMT4" ShapeID="_x0000_i1072" DrawAspect="Content" ObjectID="_1836835808" r:id="rId120"/>
         </w:object>
       </w:r>
     </w:p>
@@ -11171,7 +11171,7 @@
           <v:shape id="_x0000_i1073" type="#_x0000_t75" style="width:53pt;height:20.4pt" o:ole="">
             <v:imagedata r:id="rId121" o:title=""/>
           </v:shape>
-          <o:OLEObject Type="Embed" ProgID="Equation.DSMT4" ShapeID="_x0000_i1073" DrawAspect="Content" ObjectID="_1836495594" r:id="rId122"/>
+          <o:OLEObject Type="Embed" ProgID="Equation.DSMT4" ShapeID="_x0000_i1073" DrawAspect="Content" ObjectID="_1836835809" r:id="rId122"/>
         </w:object>
       </w:r>
       <w:r>
@@ -11194,7 +11194,7 @@
           <v:shape id="_x0000_i1074" type="#_x0000_t75" style="width:86.25pt;height:20.4pt" o:ole="">
             <v:imagedata r:id="rId123" o:title=""/>
           </v:shape>
-          <o:OLEObject Type="Embed" ProgID="Equation.DSMT4" ShapeID="_x0000_i1074" DrawAspect="Content" ObjectID="_1836495595" r:id="rId124"/>
+          <o:OLEObject Type="Embed" ProgID="Equation.DSMT4" ShapeID="_x0000_i1074" DrawAspect="Content" ObjectID="_1836835810" r:id="rId124"/>
         </w:object>
       </w:r>
       <w:r>
@@ -11217,7 +11217,7 @@
           <v:shape id="_x0000_i1075" type="#_x0000_t75" style="width:57.75pt;height:20.4pt" o:ole="">
             <v:imagedata r:id="rId125" o:title=""/>
           </v:shape>
-          <o:OLEObject Type="Embed" ProgID="Equation.DSMT4" ShapeID="_x0000_i1075" DrawAspect="Content" ObjectID="_1836495596" r:id="rId126"/>
+          <o:OLEObject Type="Embed" ProgID="Equation.DSMT4" ShapeID="_x0000_i1075" DrawAspect="Content" ObjectID="_1836835811" r:id="rId126"/>
         </w:object>
       </w:r>
       <w:r>
@@ -11398,7 +11398,7 @@
           <v:shape id="_x0000_i1076" type="#_x0000_t75" style="width:101.2pt;height:21.05pt" o:ole="">
             <v:imagedata r:id="rId128" o:title=""/>
           </v:shape>
-          <o:OLEObject Type="Embed" ProgID="Equation.DSMT4" ShapeID="_x0000_i1076" DrawAspect="Content" ObjectID="_1836495597" r:id="rId129"/>
+          <o:OLEObject Type="Embed" ProgID="Equation.DSMT4" ShapeID="_x0000_i1076" DrawAspect="Content" ObjectID="_1836835812" r:id="rId129"/>
         </w:object>
       </w:r>
       <w:r>
@@ -11421,7 +11421,7 @@
           <v:shape id="_x0000_i1077" type="#_x0000_t75" style="width:91pt;height:21.05pt" o:ole="">
             <v:imagedata r:id="rId130" o:title=""/>
           </v:shape>
-          <o:OLEObject Type="Embed" ProgID="Equation.DSMT4" ShapeID="_x0000_i1077" DrawAspect="Content" ObjectID="_1836495598" r:id="rId131"/>
+          <o:OLEObject Type="Embed" ProgID="Equation.DSMT4" ShapeID="_x0000_i1077" DrawAspect="Content" ObjectID="_1836835813" r:id="rId131"/>
         </w:object>
       </w:r>
     </w:p>
@@ -11767,7 +11767,7 @@
           <v:shape id="_x0000_i1078" type="#_x0000_t75" style="width:110.05pt;height:45.5pt" o:ole="">
             <v:imagedata r:id="rId132" o:title=""/>
           </v:shape>
-          <o:OLEObject Type="Embed" ProgID="Equation.DSMT4" ShapeID="_x0000_i1078" DrawAspect="Content" ObjectID="_1836495599" r:id="rId133"/>
+          <o:OLEObject Type="Embed" ProgID="Equation.DSMT4" ShapeID="_x0000_i1078" DrawAspect="Content" ObjectID="_1836835814" r:id="rId133"/>
         </w:object>
       </w:r>
     </w:p>
@@ -12008,7 +12008,7 @@
           <v:shape id="_x0000_i1079" type="#_x0000_t75" style="width:162.35pt;height:36.7pt" o:ole="">
             <v:imagedata r:id="rId137" o:title=""/>
           </v:shape>
-          <o:OLEObject Type="Embed" ProgID="Equation.DSMT4" ShapeID="_x0000_i1079" DrawAspect="Content" ObjectID="_1836495600" r:id="rId138"/>
+          <o:OLEObject Type="Embed" ProgID="Equation.DSMT4" ShapeID="_x0000_i1079" DrawAspect="Content" ObjectID="_1836835815" r:id="rId138"/>
         </w:object>
       </w:r>
     </w:p>
@@ -12080,7 +12080,7 @@
           <v:shape id="_x0000_i1080" type="#_x0000_t75" style="width:225.5pt;height:36.7pt" o:ole="">
             <v:imagedata r:id="rId139" o:title=""/>
           </v:shape>
-          <o:OLEObject Type="Embed" ProgID="Equation.DSMT4" ShapeID="_x0000_i1080" DrawAspect="Content" ObjectID="_1836495601" r:id="rId140"/>
+          <o:OLEObject Type="Embed" ProgID="Equation.DSMT4" ShapeID="_x0000_i1080" DrawAspect="Content" ObjectID="_1836835816" r:id="rId140"/>
         </w:object>
       </w:r>
       <w:r>
@@ -12231,7 +12231,7 @@
           <v:shape id="_x0000_i1081" type="#_x0000_t75" style="width:189.5pt;height:20.4pt" o:ole="">
             <v:imagedata r:id="rId142" o:title=""/>
           </v:shape>
-          <o:OLEObject Type="Embed" ProgID="Equation.DSMT4" ShapeID="_x0000_i1081" DrawAspect="Content" ObjectID="_1836495602" r:id="rId143"/>
+          <o:OLEObject Type="Embed" ProgID="Equation.DSMT4" ShapeID="_x0000_i1081" DrawAspect="Content" ObjectID="_1836835817" r:id="rId143"/>
         </w:object>
       </w:r>
       <w:r>
@@ -12266,7 +12266,7 @@
           <v:shape id="_x0000_i1082" type="#_x0000_t75" style="width:218.05pt;height:33.95pt" o:ole="">
             <v:imagedata r:id="rId144" o:title=""/>
           </v:shape>
-          <o:OLEObject Type="Embed" ProgID="Equation.DSMT4" ShapeID="_x0000_i1082" DrawAspect="Content" ObjectID="_1836495603" r:id="rId145"/>
+          <o:OLEObject Type="Embed" ProgID="Equation.DSMT4" ShapeID="_x0000_i1082" DrawAspect="Content" ObjectID="_1836835818" r:id="rId145"/>
         </w:object>
       </w:r>
       <w:r>
@@ -12301,7 +12301,7 @@
           <v:shape id="_x0000_i1083" type="#_x0000_t75" style="width:165.75pt;height:20.4pt" o:ole="">
             <v:imagedata r:id="rId146" o:title=""/>
           </v:shape>
-          <o:OLEObject Type="Embed" ProgID="Equation.DSMT4" ShapeID="_x0000_i1083" DrawAspect="Content" ObjectID="_1836495604" r:id="rId147"/>
+          <o:OLEObject Type="Embed" ProgID="Equation.DSMT4" ShapeID="_x0000_i1083" DrawAspect="Content" ObjectID="_1836835819" r:id="rId147"/>
         </w:object>
       </w:r>
       <w:r>
@@ -12336,7 +12336,7 @@
           <v:shape id="_x0000_i1084" type="#_x0000_t75" style="width:177.95pt;height:20.4pt" o:ole="">
             <v:imagedata r:id="rId148" o:title=""/>
           </v:shape>
-          <o:OLEObject Type="Embed" ProgID="Equation.DSMT4" ShapeID="_x0000_i1084" DrawAspect="Content" ObjectID="_1836495605" r:id="rId149"/>
+          <o:OLEObject Type="Embed" ProgID="Equation.DSMT4" ShapeID="_x0000_i1084" DrawAspect="Content" ObjectID="_1836835820" r:id="rId149"/>
         </w:object>
       </w:r>
       <w:r>
@@ -12577,7 +12577,7 @@
           <v:shape id="_x0000_i1085" type="#_x0000_t75" style="width:161.65pt;height:33.95pt" o:ole="">
             <v:imagedata r:id="rId150" o:title=""/>
           </v:shape>
-          <o:OLEObject Type="Embed" ProgID="Equation.DSMT4" ShapeID="_x0000_i1085" DrawAspect="Content" ObjectID="_1836495606" r:id="rId151"/>
+          <o:OLEObject Type="Embed" ProgID="Equation.DSMT4" ShapeID="_x0000_i1085" DrawAspect="Content" ObjectID="_1836835821" r:id="rId151"/>
         </w:object>
       </w:r>
     </w:p>
@@ -13005,7 +13005,7 @@
           <v:shape id="_x0000_i1086" type="#_x0000_t75" style="width:198.35pt;height:33.95pt" o:ole="">
             <v:imagedata r:id="rId155" o:title=""/>
           </v:shape>
-          <o:OLEObject Type="Embed" ProgID="Equation.DSMT4" ShapeID="_x0000_i1086" DrawAspect="Content" ObjectID="_1836495607" r:id="rId156"/>
+          <o:OLEObject Type="Embed" ProgID="Equation.DSMT4" ShapeID="_x0000_i1086" DrawAspect="Content" ObjectID="_1836835822" r:id="rId156"/>
         </w:object>
       </w:r>
     </w:p>
@@ -13237,7 +13237,7 @@
           <v:shape id="_x0000_i1087" type="#_x0000_t75" style="width:125pt;height:33.95pt" o:ole="">
             <v:imagedata r:id="rId157" o:title=""/>
           </v:shape>
-          <o:OLEObject Type="Embed" ProgID="Equation.DSMT4" ShapeID="_x0000_i1087" DrawAspect="Content" ObjectID="_1836495608" r:id="rId158"/>
+          <o:OLEObject Type="Embed" ProgID="Equation.DSMT4" ShapeID="_x0000_i1087" DrawAspect="Content" ObjectID="_1836835823" r:id="rId158"/>
         </w:object>
       </w:r>
     </w:p>
@@ -13815,7 +13815,7 @@
           <v:shape id="_x0000_i1088" type="#_x0000_t75" style="width:188.15pt;height:20.4pt" o:ole="">
             <v:imagedata r:id="rId160" o:title=""/>
           </v:shape>
-          <o:OLEObject Type="Embed" ProgID="Equation.DSMT4" ShapeID="_x0000_i1088" DrawAspect="Content" ObjectID="_1836495609" r:id="rId161"/>
+          <o:OLEObject Type="Embed" ProgID="Equation.DSMT4" ShapeID="_x0000_i1088" DrawAspect="Content" ObjectID="_1836835824" r:id="rId161"/>
         </w:object>
       </w:r>
     </w:p>
@@ -14192,7 +14192,7 @@
           <v:shape id="_x0000_i1089" type="#_x0000_t75" style="width:258.1pt;height:20.4pt" o:ole="">
             <v:imagedata r:id="rId164" o:title=""/>
           </v:shape>
-          <o:OLEObject Type="Embed" ProgID="Equation.DSMT4" ShapeID="_x0000_i1089" DrawAspect="Content" ObjectID="_1836495610" r:id="rId165"/>
+          <o:OLEObject Type="Embed" ProgID="Equation.DSMT4" ShapeID="_x0000_i1089" DrawAspect="Content" ObjectID="_1836835825" r:id="rId165"/>
         </w:object>
       </w:r>
       <w:r>
@@ -14778,7 +14778,7 @@
           <v:shape id="_x0000_i1090" type="#_x0000_t75" style="width:700.3pt;height:40.1pt" o:ole="">
             <v:imagedata r:id="rId169" o:title=""/>
           </v:shape>
-          <o:OLEObject Type="Embed" ProgID="Equation.DSMT4" ShapeID="_x0000_i1090" DrawAspect="Content" ObjectID="_1836495611" r:id="rId170"/>
+          <o:OLEObject Type="Embed" ProgID="Equation.DSMT4" ShapeID="_x0000_i1090" DrawAspect="Content" ObjectID="_1836835826" r:id="rId170"/>
         </w:object>
       </w:r>
     </w:p>
@@ -15924,7 +15924,6 @@
           <w:rFonts w:ascii="Times New Roman" w:hAnsi="Times New Roman" w:cs="Times New Roman"/>
           <w:sz w:val="28"/>
           <w:szCs w:val="28"/>
-          <w:lang w:val="en-US"/>
         </w:rPr>
       </w:pPr>
       <w:r>
@@ -15979,6 +15978,23 @@
           <w:sz w:val="28"/>
           <w:szCs w:val="28"/>
         </w:rPr>
+        <w:t xml:space="preserve"> и внутренней температурой показаны в работах </w:t>
+      </w:r>
+      <w:r>
+        <w:rPr>
+          <w:rFonts w:ascii="Times New Roman" w:hAnsi="Times New Roman" w:cs="Times New Roman"/>
+          <w:sz w:val="28"/>
+          <w:szCs w:val="28"/>
+          <w:highlight w:val="yellow"/>
+        </w:rPr>
+        <w:t>McCarthy и соавт.</w:t>
+      </w:r>
+      <w:r>
+        <w:rPr>
+          <w:rFonts w:ascii="Times New Roman" w:hAnsi="Times New Roman" w:cs="Times New Roman"/>
+          <w:sz w:val="28"/>
+          <w:szCs w:val="28"/>
+        </w:rPr>
         <w:t xml:space="preserve"> </w:t>
       </w:r>
       <w:r>
@@ -15986,32 +16002,6 @@
           <w:rFonts w:ascii="Times New Roman" w:hAnsi="Times New Roman" w:cs="Times New Roman"/>
           <w:sz w:val="28"/>
           <w:szCs w:val="28"/>
-        </w:rPr>
-        <w:t xml:space="preserve">и внутренней температурой показаны в работах </w:t>
-      </w:r>
-      <w:r>
-        <w:rPr>
-          <w:rFonts w:ascii="Times New Roman" w:hAnsi="Times New Roman" w:cs="Times New Roman"/>
-          <w:sz w:val="28"/>
-          <w:szCs w:val="28"/>
-          <w:highlight w:val="yellow"/>
-        </w:rPr>
-        <w:t>McCarthy и соавт.</w:t>
-      </w:r>
-      <w:r>
-        <w:rPr>
-          <w:rFonts w:ascii="Times New Roman" w:hAnsi="Times New Roman" w:cs="Times New Roman"/>
-          <w:sz w:val="28"/>
-          <w:szCs w:val="28"/>
-        </w:rPr>
-        <w:t xml:space="preserve"> </w:t>
-      </w:r>
-      <w:r>
-        <w:rPr>
-          <w:rFonts w:ascii="Times New Roman" w:hAnsi="Times New Roman" w:cs="Times New Roman"/>
-          <w:sz w:val="28"/>
-          <w:szCs w:val="28"/>
-          <w:lang w:val="en-US"/>
         </w:rPr>
         <w:t>(</w:t>
       </w:r>
@@ -16024,7 +16014,92 @@
             <w:szCs w:val="28"/>
             <w:lang w:val="en-US"/>
           </w:rPr>
-          <w:t>https://doi.org/10.1016/j.est.2022.104608</w:t>
+          <w:t>https</w:t>
+        </w:r>
+        <w:r>
+          <w:rPr>
+            <w:rStyle w:val="ad"/>
+            <w:rFonts w:ascii="Times New Roman" w:hAnsi="Times New Roman" w:cs="Times New Roman"/>
+            <w:sz w:val="28"/>
+            <w:szCs w:val="28"/>
+          </w:rPr>
+          <w:t>://</w:t>
+        </w:r>
+        <w:r>
+          <w:rPr>
+            <w:rStyle w:val="ad"/>
+            <w:rFonts w:ascii="Times New Roman" w:hAnsi="Times New Roman" w:cs="Times New Roman"/>
+            <w:sz w:val="28"/>
+            <w:szCs w:val="28"/>
+            <w:lang w:val="en-US"/>
+          </w:rPr>
+          <w:t>doi</w:t>
+        </w:r>
+        <w:r>
+          <w:rPr>
+            <w:rStyle w:val="ad"/>
+            <w:rFonts w:ascii="Times New Roman" w:hAnsi="Times New Roman" w:cs="Times New Roman"/>
+            <w:sz w:val="28"/>
+            <w:szCs w:val="28"/>
+          </w:rPr>
+          <w:t>.</w:t>
+        </w:r>
+        <w:r>
+          <w:rPr>
+            <w:rStyle w:val="ad"/>
+            <w:rFonts w:ascii="Times New Roman" w:hAnsi="Times New Roman" w:cs="Times New Roman"/>
+            <w:sz w:val="28"/>
+            <w:szCs w:val="28"/>
+            <w:lang w:val="en-US"/>
+          </w:rPr>
+          <w:t>org</w:t>
+        </w:r>
+        <w:r>
+          <w:rPr>
+            <w:rStyle w:val="ad"/>
+            <w:rFonts w:ascii="Times New Roman" w:hAnsi="Times New Roman" w:cs="Times New Roman"/>
+            <w:sz w:val="28"/>
+            <w:szCs w:val="28"/>
+          </w:rPr>
+          <w:t>/10.1016/</w:t>
+        </w:r>
+        <w:r>
+          <w:rPr>
+            <w:rStyle w:val="ad"/>
+            <w:rFonts w:ascii="Times New Roman" w:hAnsi="Times New Roman" w:cs="Times New Roman"/>
+            <w:sz w:val="28"/>
+            <w:szCs w:val="28"/>
+            <w:lang w:val="en-US"/>
+          </w:rPr>
+          <w:t>j</w:t>
+        </w:r>
+        <w:r>
+          <w:rPr>
+            <w:rStyle w:val="ad"/>
+            <w:rFonts w:ascii="Times New Roman" w:hAnsi="Times New Roman" w:cs="Times New Roman"/>
+            <w:sz w:val="28"/>
+            <w:szCs w:val="28"/>
+          </w:rPr>
+          <w:t>.</w:t>
+        </w:r>
+        <w:r>
+          <w:rPr>
+            <w:rStyle w:val="ad"/>
+            <w:rFonts w:ascii="Times New Roman" w:hAnsi="Times New Roman" w:cs="Times New Roman"/>
+            <w:sz w:val="28"/>
+            <w:szCs w:val="28"/>
+            <w:lang w:val="en-US"/>
+          </w:rPr>
+          <w:t>est</w:t>
+        </w:r>
+        <w:r>
+          <w:rPr>
+            <w:rStyle w:val="ad"/>
+            <w:rFonts w:ascii="Times New Roman" w:hAnsi="Times New Roman" w:cs="Times New Roman"/>
+            <w:sz w:val="28"/>
+            <w:szCs w:val="28"/>
+          </w:rPr>
+          <w:t>.2022.104608</w:t>
         </w:r>
       </w:hyperlink>
       <w:r>
@@ -16032,7 +16107,6 @@
           <w:rFonts w:ascii="Times New Roman" w:hAnsi="Times New Roman" w:cs="Times New Roman"/>
           <w:sz w:val="28"/>
           <w:szCs w:val="28"/>
-          <w:lang w:val="en-US"/>
         </w:rPr>
         <w:t xml:space="preserve">), </w:t>
       </w:r>
@@ -16043,7 +16117,15 @@
           <w:szCs w:val="28"/>
           <w:lang w:val="en-US"/>
         </w:rPr>
-        <w:t xml:space="preserve">Westerhoff </w:t>
+        <w:t>Westerhoff</w:t>
+      </w:r>
+      <w:r>
+        <w:rPr>
+          <w:rFonts w:ascii="Times New Roman" w:hAnsi="Times New Roman" w:cs="Times New Roman"/>
+          <w:sz w:val="28"/>
+          <w:szCs w:val="28"/>
+        </w:rPr>
+        <w:t xml:space="preserve"> </w:t>
       </w:r>
       <w:r>
         <w:rPr>
@@ -16058,7 +16140,6 @@
           <w:rFonts w:ascii="Times New Roman" w:hAnsi="Times New Roman" w:cs="Times New Roman"/>
           <w:sz w:val="28"/>
           <w:szCs w:val="28"/>
-          <w:lang w:val="en-US"/>
         </w:rPr>
         <w:t xml:space="preserve"> </w:t>
       </w:r>
@@ -16075,18 +16156,8 @@
           <w:rFonts w:ascii="Times New Roman" w:hAnsi="Times New Roman" w:cs="Times New Roman"/>
           <w:sz w:val="28"/>
           <w:szCs w:val="28"/>
-          <w:lang w:val="en-US"/>
-        </w:rPr>
-        <w:t>.</w:t>
-      </w:r>
-      <w:r>
-        <w:rPr>
-          <w:rFonts w:ascii="Times New Roman" w:hAnsi="Times New Roman" w:cs="Times New Roman"/>
-          <w:sz w:val="28"/>
-          <w:szCs w:val="28"/>
-          <w:lang w:val="en-US"/>
-        </w:rPr>
-        <w:t xml:space="preserve"> </w:t>
+        </w:rPr>
+        <w:t xml:space="preserve">. </w:t>
       </w:r>
       <w:r>
         <w:rPr>
@@ -16181,31 +16252,7 @@
           <w:sz w:val="28"/>
           <w:szCs w:val="28"/>
         </w:rPr>
-        <w:t xml:space="preserve">), </w:t>
-      </w:r>
-      <w:r>
-        <w:rPr>
-          <w:rFonts w:ascii="Times New Roman" w:hAnsi="Times New Roman" w:cs="Times New Roman"/>
-          <w:sz w:val="28"/>
-          <w:szCs w:val="28"/>
-        </w:rPr>
-        <w:t>Xiao и соавт.</w:t>
-      </w:r>
-      <w:r>
-        <w:rPr>
-          <w:rFonts w:ascii="Times New Roman" w:hAnsi="Times New Roman" w:cs="Times New Roman"/>
-          <w:sz w:val="28"/>
-          <w:szCs w:val="28"/>
-        </w:rPr>
-        <w:t xml:space="preserve"> </w:t>
-      </w:r>
-      <w:r>
-        <w:rPr>
-          <w:rFonts w:ascii="Times New Roman" w:hAnsi="Times New Roman" w:cs="Times New Roman"/>
-          <w:sz w:val="28"/>
-          <w:szCs w:val="28"/>
-        </w:rPr>
-        <w:t>(</w:t>
+        <w:t>), Xiao и соавт. (</w:t>
       </w:r>
       <w:hyperlink r:id="rId173" w:history="1">
         <w:r>
@@ -16224,31 +16271,7 @@
           <w:sz w:val="28"/>
           <w:szCs w:val="28"/>
         </w:rPr>
-        <w:t xml:space="preserve">). </w:t>
-      </w:r>
-      <w:r>
-        <w:rPr>
-          <w:rFonts w:ascii="Times New Roman" w:hAnsi="Times New Roman" w:cs="Times New Roman"/>
-          <w:sz w:val="28"/>
-          <w:szCs w:val="28"/>
-        </w:rPr>
-        <w:t>Для натрий-ионных систем аналогичная роль температуры подтверждена в температурно-зависимых EIS-исследованиях, где зафиксированы выраженные изменения зарядопереносной и диффузионной поляризации</w:t>
-      </w:r>
-      <w:r>
-        <w:rPr>
-          <w:rFonts w:ascii="Times New Roman" w:hAnsi="Times New Roman" w:cs="Times New Roman"/>
-          <w:sz w:val="28"/>
-          <w:szCs w:val="28"/>
-        </w:rPr>
-        <w:t xml:space="preserve">. </w:t>
-      </w:r>
-      <w:r>
-        <w:rPr>
-          <w:rFonts w:ascii="Times New Roman" w:hAnsi="Times New Roman" w:cs="Times New Roman"/>
-          <w:sz w:val="28"/>
-          <w:szCs w:val="28"/>
-        </w:rPr>
-        <w:t>(</w:t>
+        <w:t>). Для натрий-ионных систем аналогичная роль температуры подтверждена в температурно-зависимых EIS-исследованиях, где зафиксированы выраженные изменения зарядопереносной и диффузионной поляризации. (</w:t>
       </w:r>
       <w:hyperlink r:id="rId174" w:history="1">
         <w:r>
@@ -16279,7 +16302,6 @@
           <w:rFonts w:ascii="Times New Roman" w:hAnsi="Times New Roman" w:cs="Times New Roman"/>
           <w:sz w:val="28"/>
           <w:szCs w:val="28"/>
-          <w:lang w:val="en-US"/>
         </w:rPr>
       </w:pPr>
       <w:r>
@@ -16300,7 +16322,6 @@
           <w:rFonts w:ascii="Times New Roman" w:hAnsi="Times New Roman" w:cs="Times New Roman"/>
           <w:sz w:val="28"/>
           <w:szCs w:val="28"/>
-          <w:lang w:val="en-US"/>
         </w:rPr>
       </w:pPr>
     </w:p>
@@ -16325,10 +16346,10 @@
           <w:lang w:val="en-US"/>
         </w:rPr>
         <w:object w:dxaOrig="2100" w:dyaOrig="400" w14:anchorId="670CFD65">
-          <v:shape id="_x0000_i1093" type="#_x0000_t75" style="width:105.3pt;height:19.7pt" o:ole="">
+          <v:shape id="_x0000_i1091" type="#_x0000_t75" style="width:105.3pt;height:19.7pt" o:ole="">
             <v:imagedata r:id="rId175" o:title=""/>
           </v:shape>
-          <o:OLEObject Type="Embed" ProgID="Equation.DSMT4" ShapeID="_x0000_i1093" DrawAspect="Content" ObjectID="_1836495612" r:id="rId176"/>
+          <o:OLEObject Type="Embed" ProgID="Equation.DSMT4" ShapeID="_x0000_i1091" DrawAspect="Content" ObjectID="_1836835827" r:id="rId176"/>
         </w:object>
       </w:r>
     </w:p>
@@ -16354,24 +16375,15 @@
           <w:rFonts w:ascii="Times New Roman" w:hAnsi="Times New Roman" w:cs="Times New Roman"/>
           <w:sz w:val="28"/>
           <w:szCs w:val="28"/>
-          <w:lang w:val="en-US"/>
-        </w:rPr>
-      </w:pPr>
-      <w:r>
-        <w:rPr>
-          <w:rFonts w:ascii="Times New Roman" w:hAnsi="Times New Roman" w:cs="Times New Roman"/>
-          <w:sz w:val="28"/>
-          <w:szCs w:val="28"/>
-        </w:rPr>
-        <w:t>не должна рассматриваться как формальное расширение стационарной модели, а должна пониматься как естественное следствие термоактивируемой природы электрохимических процессов. Если температура меняется, то меняются коэффициент обменного тока, проводимость электролита, коэффициент диффузии и величина межфазной ёмкости, а вместе с ними — и параметры</w:t>
-      </w:r>
-      <w:r>
-        <w:rPr>
-          <w:rFonts w:ascii="Times New Roman" w:hAnsi="Times New Roman" w:cs="Times New Roman"/>
-          <w:sz w:val="28"/>
-          <w:szCs w:val="28"/>
-        </w:rPr>
-        <w:t xml:space="preserve"> </w:t>
+        </w:rPr>
+      </w:pPr>
+      <w:r>
+        <w:rPr>
+          <w:rFonts w:ascii="Times New Roman" w:hAnsi="Times New Roman" w:cs="Times New Roman"/>
+          <w:sz w:val="28"/>
+          <w:szCs w:val="28"/>
+        </w:rPr>
+        <w:t xml:space="preserve">не должна рассматриваться как формальное расширение стационарной модели, а должна пониматься как естественное следствие термоактивируемой природы электрохимических процессов. Если температура меняется, то меняются коэффициент обменного тока, проводимость электролита, коэффициент диффузии и величина межфазной ёмкости, а вместе с ними — и параметры </w:t>
       </w:r>
       <w:r>
         <w:rPr>
@@ -16488,15 +16500,7 @@
           <w:sz w:val="28"/>
           <w:szCs w:val="28"/>
         </w:rPr>
-        <w:t>Именно поэтому в настоящем разделе температурная зависимость выделяется в самостоятельный блок модели, а не остаётся лишь частным случаем общей зависимости</w:t>
-      </w:r>
-      <w:r>
-        <w:rPr>
-          <w:rFonts w:ascii="Times New Roman" w:hAnsi="Times New Roman" w:cs="Times New Roman"/>
-          <w:sz w:val="28"/>
-          <w:szCs w:val="28"/>
-        </w:rPr>
-        <w:t xml:space="preserve"> </w:t>
+        <w:t xml:space="preserve">Именно поэтому в настоящем разделе температурная зависимость выделяется в самостоятельный блок модели, а не остаётся лишь частным случаем общей зависимости </w:t>
       </w:r>
       <w:r>
         <w:rPr>
@@ -16600,7 +16604,6 @@
           <w:rFonts w:ascii="Times New Roman" w:hAnsi="Times New Roman" w:cs="Times New Roman"/>
           <w:sz w:val="28"/>
           <w:szCs w:val="28"/>
-          <w:lang w:val="en-US"/>
         </w:rPr>
       </w:pPr>
     </w:p>
@@ -16637,36 +16640,27 @@
           <w:rFonts w:ascii="Times New Roman" w:hAnsi="Times New Roman" w:cs="Times New Roman"/>
           <w:sz w:val="28"/>
           <w:szCs w:val="28"/>
-          <w:lang w:val="en-US"/>
-        </w:rPr>
-      </w:pPr>
-    </w:p>
-    <w:p>
-      <w:pPr>
-        <w:spacing w:line="360" w:lineRule="auto"/>
-        <w:ind w:firstLine="709"/>
-        <w:jc w:val="both"/>
-        <w:rPr>
-          <w:rFonts w:ascii="Times New Roman" w:hAnsi="Times New Roman" w:cs="Times New Roman"/>
-          <w:sz w:val="28"/>
-          <w:szCs w:val="28"/>
-        </w:rPr>
-      </w:pPr>
-      <w:r>
-        <w:rPr>
-          <w:rFonts w:ascii="Times New Roman" w:hAnsi="Times New Roman" w:cs="Times New Roman"/>
-          <w:sz w:val="28"/>
-          <w:szCs w:val="28"/>
-        </w:rPr>
-        <w:t>Наиболее сильный температурный эффект в большинстве аккумуляторных систем проявляется в сопротивлении переноса заряда</w:t>
-      </w:r>
-      <w:r>
-        <w:rPr>
-          <w:rFonts w:ascii="Times New Roman" w:hAnsi="Times New Roman" w:cs="Times New Roman"/>
-          <w:sz w:val="28"/>
-          <w:szCs w:val="28"/>
-        </w:rPr>
-        <w:t xml:space="preserve"> </w:t>
+        </w:rPr>
+      </w:pPr>
+    </w:p>
+    <w:p>
+      <w:pPr>
+        <w:spacing w:line="360" w:lineRule="auto"/>
+        <w:ind w:firstLine="709"/>
+        <w:jc w:val="both"/>
+        <w:rPr>
+          <w:rFonts w:ascii="Times New Roman" w:hAnsi="Times New Roman" w:cs="Times New Roman"/>
+          <w:sz w:val="28"/>
+          <w:szCs w:val="28"/>
+        </w:rPr>
+      </w:pPr>
+      <w:r>
+        <w:rPr>
+          <w:rFonts w:ascii="Times New Roman" w:hAnsi="Times New Roman" w:cs="Times New Roman"/>
+          <w:sz w:val="28"/>
+          <w:szCs w:val="28"/>
+        </w:rPr>
+        <w:t xml:space="preserve">Наиболее сильный температурный эффект в большинстве аккумуляторных систем проявляется в сопротивлении переноса заряда </w:t>
       </w:r>
       <w:r>
         <w:rPr>
@@ -16734,10 +16728,10 @@
           <w:lang w:val="en-US"/>
         </w:rPr>
         <w:object w:dxaOrig="960" w:dyaOrig="680" w14:anchorId="1EBB7CA4">
-          <v:shape id="_x0000_i1096" type="#_x0000_t75" style="width:48.25pt;height:33.95pt" o:ole="">
+          <v:shape id="_x0000_i1092" type="#_x0000_t75" style="width:48.25pt;height:33.95pt" o:ole="">
             <v:imagedata r:id="rId177" o:title=""/>
           </v:shape>
-          <o:OLEObject Type="Embed" ProgID="Equation.DSMT4" ShapeID="_x0000_i1096" DrawAspect="Content" ObjectID="_1836495613" r:id="rId178"/>
+          <o:OLEObject Type="Embed" ProgID="Equation.DSMT4" ShapeID="_x0000_i1092" DrawAspect="Content" ObjectID="_1836835828" r:id="rId178"/>
         </w:object>
       </w:r>
     </w:p>
@@ -16784,43 +16778,18 @@
           <w:sz w:val="28"/>
           <w:szCs w:val="28"/>
         </w:rPr>
-        <w:t xml:space="preserve"> – </w:t>
-      </w:r>
-      <w:r>
-        <w:rPr>
-          <w:rFonts w:ascii="Times New Roman" w:hAnsi="Times New Roman" w:cs="Times New Roman"/>
-          <w:sz w:val="28"/>
-          <w:szCs w:val="28"/>
-        </w:rPr>
-        <w:t>обменная плотность тока.</w:t>
-      </w:r>
-      <w:r>
-        <w:rPr>
-          <w:rFonts w:ascii="Times New Roman" w:hAnsi="Times New Roman" w:cs="Times New Roman"/>
-          <w:sz w:val="28"/>
-          <w:szCs w:val="28"/>
-        </w:rPr>
-        <w:t xml:space="preserve"> </w:t>
-      </w:r>
-      <w:r>
-        <w:rPr>
-          <w:rFonts w:ascii="Times New Roman" w:hAnsi="Times New Roman" w:cs="Times New Roman"/>
-          <w:sz w:val="28"/>
-          <w:szCs w:val="28"/>
-        </w:rPr>
-        <w:t>Если принять, что обменный ток подчиняется аррениусовской зависимости</w:t>
-      </w:r>
-    </w:p>
-    <w:p>
-      <w:pPr>
-        <w:spacing w:line="360" w:lineRule="auto"/>
-        <w:ind w:firstLine="709"/>
-        <w:jc w:val="both"/>
-        <w:rPr>
-          <w:rFonts w:ascii="Times New Roman" w:hAnsi="Times New Roman" w:cs="Times New Roman"/>
-          <w:sz w:val="28"/>
-          <w:szCs w:val="28"/>
-          <w:lang w:val="en-US"/>
+        <w:t xml:space="preserve"> – обменная плотность тока. Если принять, что обменный ток подчиняется аррениусовской зависимости</w:t>
+      </w:r>
+    </w:p>
+    <w:p>
+      <w:pPr>
+        <w:spacing w:line="360" w:lineRule="auto"/>
+        <w:ind w:firstLine="709"/>
+        <w:jc w:val="both"/>
+        <w:rPr>
+          <w:rFonts w:ascii="Times New Roman" w:hAnsi="Times New Roman" w:cs="Times New Roman"/>
+          <w:sz w:val="28"/>
+          <w:szCs w:val="28"/>
         </w:rPr>
       </w:pPr>
     </w:p>
@@ -16845,10 +16814,10 @@
           <w:lang w:val="en-US"/>
         </w:rPr>
         <w:object w:dxaOrig="3460" w:dyaOrig="840" w14:anchorId="2B6F9F61">
-          <v:shape id="_x0000_i1099" type="#_x0000_t75" style="width:173.2pt;height:42.1pt" o:ole="">
+          <v:shape id="_x0000_i1093" type="#_x0000_t75" style="width:173.2pt;height:42.1pt" o:ole="">
             <v:imagedata r:id="rId179" o:title=""/>
           </v:shape>
-          <o:OLEObject Type="Embed" ProgID="Equation.DSMT4" ShapeID="_x0000_i1099" DrawAspect="Content" ObjectID="_1836495614" r:id="rId180"/>
+          <o:OLEObject Type="Embed" ProgID="Equation.DSMT4" ShapeID="_x0000_i1093" DrawAspect="Content" ObjectID="_1836835829" r:id="rId180"/>
         </w:object>
       </w:r>
     </w:p>
@@ -16874,7 +16843,6 @@
           <w:rFonts w:ascii="Times New Roman" w:hAnsi="Times New Roman" w:cs="Times New Roman"/>
           <w:sz w:val="28"/>
           <w:szCs w:val="28"/>
-          <w:lang w:val="en-US"/>
         </w:rPr>
       </w:pPr>
       <w:r>
@@ -16895,20 +16863,18 @@
           <w:rFonts w:ascii="Times New Roman" w:hAnsi="Times New Roman" w:cs="Times New Roman"/>
           <w:sz w:val="28"/>
           <w:szCs w:val="28"/>
-          <w:lang w:val="en-US"/>
-        </w:rPr>
-      </w:pPr>
-    </w:p>
-    <w:p>
-      <w:pPr>
-        <w:spacing w:line="360" w:lineRule="auto"/>
-        <w:ind w:firstLine="709"/>
-        <w:jc w:val="both"/>
-        <w:rPr>
-          <w:rFonts w:ascii="Times New Roman" w:hAnsi="Times New Roman" w:cs="Times New Roman"/>
-          <w:sz w:val="28"/>
-          <w:szCs w:val="28"/>
-          <w:lang w:val="en-US"/>
+        </w:rPr>
+      </w:pPr>
+    </w:p>
+    <w:p>
+      <w:pPr>
+        <w:spacing w:line="360" w:lineRule="auto"/>
+        <w:ind w:firstLine="709"/>
+        <w:jc w:val="both"/>
+        <w:rPr>
+          <w:rFonts w:ascii="Times New Roman" w:hAnsi="Times New Roman" w:cs="Times New Roman"/>
+          <w:sz w:val="28"/>
+          <w:szCs w:val="28"/>
         </w:rPr>
       </w:pPr>
       <w:r>
@@ -16920,10 +16886,10 @@
           <w:lang w:val="en-US"/>
         </w:rPr>
         <w:object w:dxaOrig="3440" w:dyaOrig="840" w14:anchorId="4F389224">
-          <v:shape id="_x0000_i1102" type="#_x0000_t75" style="width:171.85pt;height:42.1pt" o:ole="">
+          <v:shape id="_x0000_i1094" type="#_x0000_t75" style="width:171.85pt;height:42.1pt" o:ole="">
             <v:imagedata r:id="rId181" o:title=""/>
           </v:shape>
-          <o:OLEObject Type="Embed" ProgID="Equation.DSMT4" ShapeID="_x0000_i1102" DrawAspect="Content" ObjectID="_1836495615" r:id="rId182"/>
+          <o:OLEObject Type="Embed" ProgID="Equation.DSMT4" ShapeID="_x0000_i1094" DrawAspect="Content" ObjectID="_1836835830" r:id="rId182"/>
         </w:object>
       </w:r>
       <w:r>
@@ -16931,7 +16897,6 @@
           <w:rFonts w:ascii="Times New Roman" w:hAnsi="Times New Roman" w:cs="Times New Roman"/>
           <w:sz w:val="28"/>
           <w:szCs w:val="28"/>
-          <w:lang w:val="en-US"/>
         </w:rPr>
         <w:t>.</w:t>
       </w:r>
@@ -16945,29 +16910,50 @@
           <w:rFonts w:ascii="Times New Roman" w:hAnsi="Times New Roman" w:cs="Times New Roman"/>
           <w:sz w:val="28"/>
           <w:szCs w:val="28"/>
-          <w:lang w:val="en-US"/>
-        </w:rPr>
-      </w:pPr>
-    </w:p>
-    <w:p>
-      <w:pPr>
-        <w:spacing w:line="360" w:lineRule="auto"/>
-        <w:ind w:firstLine="709"/>
-        <w:jc w:val="both"/>
-        <w:rPr>
-          <w:rFonts w:ascii="Times New Roman" w:hAnsi="Times New Roman" w:cs="Times New Roman"/>
-          <w:sz w:val="28"/>
-          <w:szCs w:val="28"/>
-          <w:lang w:val="en-US"/>
-        </w:rPr>
-      </w:pPr>
-      <w:r>
-        <w:rPr>
-          <w:rFonts w:ascii="Times New Roman" w:hAnsi="Times New Roman" w:cs="Times New Roman"/>
-          <w:sz w:val="28"/>
-          <w:szCs w:val="28"/>
-        </w:rPr>
-        <w:t>Эта формула применяется потому, что зарядопереносная стадия является термоактивируемым процессом: при понижении температуры обменный ток уменьшается, а сопротивление переноса заряда возрастает. Для батарейных систем такая зависимость подтверждена как в работах по корреляции EIS с состояниями батареи, так и в исследованиях, где</w:t>
+        </w:rPr>
+      </w:pPr>
+    </w:p>
+    <w:p>
+      <w:pPr>
+        <w:spacing w:line="360" w:lineRule="auto"/>
+        <w:ind w:firstLine="709"/>
+        <w:jc w:val="both"/>
+        <w:rPr>
+          <w:rFonts w:ascii="Times New Roman" w:hAnsi="Times New Roman" w:cs="Times New Roman"/>
+          <w:sz w:val="28"/>
+          <w:szCs w:val="28"/>
+        </w:rPr>
+      </w:pPr>
+      <w:r>
+        <w:rPr>
+          <w:rFonts w:ascii="Times New Roman" w:hAnsi="Times New Roman" w:cs="Times New Roman"/>
+          <w:sz w:val="28"/>
+          <w:szCs w:val="28"/>
+        </w:rPr>
+        <w:t xml:space="preserve">Эта формула применяется потому, что зарядопереносная стадия является термоактивируемым процессом: при понижении температуры обменный ток уменьшается, а сопротивление переноса заряда возрастает. Для батарейных систем такая зависимость подтверждена как в работах по корреляции EIS с состояниями батареи, так и в исследованиях, где </w:t>
+      </w:r>
+      <w:r>
+        <w:rPr>
+          <w:rFonts w:ascii="Times New Roman" w:hAnsi="Times New Roman" w:cs="Times New Roman"/>
+          <w:i/>
+          <w:iCs/>
+          <w:sz w:val="28"/>
+          <w:szCs w:val="28"/>
+          <w:lang w:val="en-US"/>
+        </w:rPr>
+        <w:t>R</w:t>
+      </w:r>
+      <w:r>
+        <w:rPr>
+          <w:rFonts w:ascii="Times New Roman" w:hAnsi="Times New Roman" w:cs="Times New Roman"/>
+          <w:i/>
+          <w:iCs/>
+          <w:sz w:val="28"/>
+          <w:szCs w:val="28"/>
+          <w:vertAlign w:val="subscript"/>
+          <w:lang w:val="en-US"/>
+        </w:rPr>
+        <w:t>ct</w:t>
       </w:r>
       <w:r>
         <w:rPr>
@@ -16980,57 +16966,10 @@
       <w:r>
         <w:rPr>
           <w:rFonts w:ascii="Times New Roman" w:hAnsi="Times New Roman" w:cs="Times New Roman"/>
-          <w:i/>
-          <w:iCs/>
-          <w:sz w:val="28"/>
-          <w:szCs w:val="28"/>
-          <w:lang w:val="en-US"/>
-        </w:rPr>
-        <w:t>R</w:t>
-      </w:r>
-      <w:r>
-        <w:rPr>
-          <w:rFonts w:ascii="Times New Roman" w:hAnsi="Times New Roman" w:cs="Times New Roman"/>
-          <w:i/>
-          <w:iCs/>
-          <w:sz w:val="28"/>
-          <w:szCs w:val="28"/>
-          <w:vertAlign w:val="subscript"/>
-          <w:lang w:val="en-US"/>
-        </w:rPr>
-        <w:t>ct</w:t>
-      </w:r>
-      <w:r>
-        <w:rPr>
-          <w:rFonts w:ascii="Times New Roman" w:hAnsi="Times New Roman" w:cs="Times New Roman"/>
-          <w:sz w:val="28"/>
-          <w:szCs w:val="28"/>
-        </w:rPr>
-        <w:t xml:space="preserve"> </w:t>
-      </w:r>
-      <w:r>
-        <w:rPr>
-          <w:rFonts w:ascii="Times New Roman" w:hAnsi="Times New Roman" w:cs="Times New Roman"/>
-          <w:sz w:val="28"/>
-          <w:szCs w:val="28"/>
-        </w:rPr>
-        <w:t>специально использовался как температурно зависимый диагностический параметр</w:t>
-      </w:r>
-      <w:r>
-        <w:rPr>
-          <w:rFonts w:ascii="Times New Roman" w:hAnsi="Times New Roman" w:cs="Times New Roman"/>
-          <w:sz w:val="28"/>
-          <w:szCs w:val="28"/>
-        </w:rPr>
-        <w:t xml:space="preserve">. </w:t>
-      </w:r>
-      <w:r>
-        <w:rPr>
-          <w:rFonts w:ascii="Times New Roman" w:hAnsi="Times New Roman" w:cs="Times New Roman"/>
-          <w:sz w:val="28"/>
-          <w:szCs w:val="28"/>
-        </w:rPr>
-        <w:t>(</w:t>
+          <w:sz w:val="28"/>
+          <w:szCs w:val="28"/>
+        </w:rPr>
+        <w:t>специально использовался как температурно зависимый диагностический параметр. (</w:t>
       </w:r>
       <w:hyperlink r:id="rId183" w:history="1">
         <w:r>
@@ -17049,15 +16988,7 @@
           <w:sz w:val="28"/>
           <w:szCs w:val="28"/>
         </w:rPr>
-        <w:t xml:space="preserve">), </w:t>
-      </w:r>
-      <w:r>
-        <w:rPr>
-          <w:rFonts w:ascii="Times New Roman" w:hAnsi="Times New Roman" w:cs="Times New Roman"/>
-          <w:sz w:val="28"/>
-          <w:szCs w:val="28"/>
-        </w:rPr>
-        <w:t>, (</w:t>
+        <w:t>), , (</w:t>
       </w:r>
       <w:hyperlink r:id="rId184" w:history="1">
         <w:r>
@@ -17076,15 +17007,7 @@
           <w:sz w:val="28"/>
           <w:szCs w:val="28"/>
         </w:rPr>
-        <w:t xml:space="preserve">), </w:t>
-      </w:r>
-      <w:r>
-        <w:rPr>
-          <w:rFonts w:ascii="Times New Roman" w:hAnsi="Times New Roman" w:cs="Times New Roman"/>
-          <w:sz w:val="28"/>
-          <w:szCs w:val="28"/>
-        </w:rPr>
-        <w:t>(</w:t>
+        <w:t>), (</w:t>
       </w:r>
       <w:hyperlink r:id="rId185" w:history="1">
         <w:r>
@@ -17123,40 +17046,30 @@
           <w:sz w:val="28"/>
           <w:szCs w:val="28"/>
         </w:rPr>
-        <w:t>В расширенной форме для задач диссертации эта зависимость должна учитывать не только температуру, но и рабочую точку по заряду и деградацию</w:t>
-      </w:r>
-      <w:r>
-        <w:rPr>
-          <w:rFonts w:ascii="Times New Roman" w:hAnsi="Times New Roman" w:cs="Times New Roman"/>
-          <w:sz w:val="28"/>
-          <w:szCs w:val="28"/>
-        </w:rPr>
-        <w:t>:</w:t>
-      </w:r>
-    </w:p>
-    <w:p>
-      <w:pPr>
-        <w:spacing w:line="360" w:lineRule="auto"/>
-        <w:ind w:firstLine="709"/>
-        <w:jc w:val="both"/>
-        <w:rPr>
-          <w:rFonts w:ascii="Times New Roman" w:hAnsi="Times New Roman" w:cs="Times New Roman"/>
-          <w:sz w:val="28"/>
-          <w:szCs w:val="28"/>
-          <w:lang w:val="en-US"/>
-        </w:rPr>
-      </w:pPr>
-    </w:p>
-    <w:p>
-      <w:pPr>
-        <w:spacing w:line="360" w:lineRule="auto"/>
-        <w:ind w:firstLine="709"/>
-        <w:jc w:val="both"/>
-        <w:rPr>
-          <w:rFonts w:ascii="Times New Roman" w:hAnsi="Times New Roman" w:cs="Times New Roman"/>
-          <w:sz w:val="28"/>
-          <w:szCs w:val="28"/>
-          <w:lang w:val="en-US"/>
+        <w:t>В расширенной форме для задач диссертации эта зависимость должна учитывать не только температуру, но и рабочую точку по заряду и деградацию:</w:t>
+      </w:r>
+    </w:p>
+    <w:p>
+      <w:pPr>
+        <w:spacing w:line="360" w:lineRule="auto"/>
+        <w:ind w:firstLine="709"/>
+        <w:jc w:val="both"/>
+        <w:rPr>
+          <w:rFonts w:ascii="Times New Roman" w:hAnsi="Times New Roman" w:cs="Times New Roman"/>
+          <w:sz w:val="28"/>
+          <w:szCs w:val="28"/>
+        </w:rPr>
+      </w:pPr>
+    </w:p>
+    <w:p>
+      <w:pPr>
+        <w:spacing w:line="360" w:lineRule="auto"/>
+        <w:ind w:firstLine="709"/>
+        <w:jc w:val="both"/>
+        <w:rPr>
+          <w:rFonts w:ascii="Times New Roman" w:hAnsi="Times New Roman" w:cs="Times New Roman"/>
+          <w:sz w:val="28"/>
+          <w:szCs w:val="28"/>
         </w:rPr>
       </w:pPr>
       <w:r>
@@ -17168,10 +17081,10 @@
           <w:lang w:val="en-US"/>
         </w:rPr>
         <w:object w:dxaOrig="6460" w:dyaOrig="840" w14:anchorId="1AB35EC2">
-          <v:shape id="_x0000_i1107" type="#_x0000_t75" style="width:323.3pt;height:42.1pt" o:ole="">
+          <v:shape id="_x0000_i1095" type="#_x0000_t75" style="width:323.3pt;height:42.1pt" o:ole="">
             <v:imagedata r:id="rId186" o:title=""/>
           </v:shape>
-          <o:OLEObject Type="Embed" ProgID="Equation.DSMT4" ShapeID="_x0000_i1107" DrawAspect="Content" ObjectID="_1836495616" r:id="rId187"/>
+          <o:OLEObject Type="Embed" ProgID="Equation.DSMT4" ShapeID="_x0000_i1095" DrawAspect="Content" ObjectID="_1836835831" r:id="rId187"/>
         </w:object>
       </w:r>
       <w:r>
@@ -17179,7 +17092,6 @@
           <w:rFonts w:ascii="Times New Roman" w:hAnsi="Times New Roman" w:cs="Times New Roman"/>
           <w:sz w:val="28"/>
           <w:szCs w:val="28"/>
-          <w:lang w:val="en-US"/>
         </w:rPr>
         <w:t>.</w:t>
       </w:r>
@@ -17193,29 +17105,159 @@
           <w:rFonts w:ascii="Times New Roman" w:hAnsi="Times New Roman" w:cs="Times New Roman"/>
           <w:sz w:val="28"/>
           <w:szCs w:val="28"/>
-          <w:lang w:val="en-US"/>
-        </w:rPr>
-      </w:pPr>
-    </w:p>
-    <w:p>
-      <w:pPr>
-        <w:spacing w:line="360" w:lineRule="auto"/>
-        <w:ind w:firstLine="709"/>
-        <w:jc w:val="both"/>
-        <w:rPr>
-          <w:rFonts w:ascii="Times New Roman" w:hAnsi="Times New Roman" w:cs="Times New Roman"/>
-          <w:sz w:val="28"/>
-          <w:szCs w:val="28"/>
-          <w:lang w:val="en-US"/>
-        </w:rPr>
-      </w:pPr>
-      <w:r>
-        <w:rPr>
-          <w:rFonts w:ascii="Times New Roman" w:hAnsi="Times New Roman" w:cs="Times New Roman"/>
-          <w:sz w:val="28"/>
-          <w:szCs w:val="28"/>
-        </w:rPr>
-        <w:t>Здесь</w:t>
+        </w:rPr>
+      </w:pPr>
+    </w:p>
+    <w:p>
+      <w:pPr>
+        <w:spacing w:line="360" w:lineRule="auto"/>
+        <w:ind w:firstLine="709"/>
+        <w:jc w:val="both"/>
+        <w:rPr>
+          <w:rFonts w:ascii="Times New Roman" w:hAnsi="Times New Roman" w:cs="Times New Roman"/>
+          <w:sz w:val="28"/>
+          <w:szCs w:val="28"/>
+        </w:rPr>
+      </w:pPr>
+      <w:r>
+        <w:rPr>
+          <w:rFonts w:ascii="Times New Roman" w:hAnsi="Times New Roman" w:cs="Times New Roman"/>
+          <w:sz w:val="28"/>
+          <w:szCs w:val="28"/>
+        </w:rPr>
+        <w:t xml:space="preserve">Здесь </w:t>
+      </w:r>
+      <w:r>
+        <w:rPr>
+          <w:rFonts w:ascii="Times New Roman" w:hAnsi="Times New Roman" w:cs="Times New Roman"/>
+          <w:i/>
+          <w:iCs/>
+          <w:sz w:val="28"/>
+          <w:szCs w:val="28"/>
+          <w:lang w:val="en-US"/>
+        </w:rPr>
+        <w:t>Φ</w:t>
+      </w:r>
+      <w:r>
+        <w:rPr>
+          <w:rFonts w:ascii="Times New Roman" w:hAnsi="Times New Roman" w:cs="Times New Roman"/>
+          <w:i/>
+          <w:iCs/>
+          <w:sz w:val="28"/>
+          <w:szCs w:val="28"/>
+          <w:vertAlign w:val="subscript"/>
+          <w:lang w:val="en-US"/>
+        </w:rPr>
+        <w:t>SOC</w:t>
+      </w:r>
+      <w:r>
+        <w:rPr>
+          <w:rFonts w:ascii="Times New Roman" w:hAnsi="Times New Roman" w:cs="Times New Roman"/>
+          <w:i/>
+          <w:iCs/>
+          <w:sz w:val="28"/>
+          <w:szCs w:val="28"/>
+        </w:rPr>
+        <w:t>(</w:t>
+      </w:r>
+      <w:r>
+        <w:rPr>
+          <w:rFonts w:ascii="Times New Roman" w:hAnsi="Times New Roman" w:cs="Times New Roman"/>
+          <w:i/>
+          <w:iCs/>
+          <w:sz w:val="28"/>
+          <w:szCs w:val="28"/>
+          <w:lang w:val="en-US"/>
+        </w:rPr>
+        <w:t>SOC</w:t>
+      </w:r>
+      <w:r>
+        <w:rPr>
+          <w:rFonts w:ascii="Times New Roman" w:hAnsi="Times New Roman" w:cs="Times New Roman"/>
+          <w:i/>
+          <w:iCs/>
+          <w:sz w:val="28"/>
+          <w:szCs w:val="28"/>
+        </w:rPr>
+        <w:t>)</w:t>
+      </w:r>
+      <w:r>
+        <w:rPr>
+          <w:rFonts w:ascii="Times New Roman" w:hAnsi="Times New Roman" w:cs="Times New Roman"/>
+          <w:sz w:val="28"/>
+          <w:szCs w:val="28"/>
+        </w:rPr>
+        <w:t xml:space="preserve"> – описывает смещение кинетической доступности по состоянию заряда, а </w:t>
+      </w:r>
+      <w:r>
+        <w:rPr>
+          <w:rFonts w:ascii="Times New Roman" w:hAnsi="Times New Roman" w:cs="Times New Roman"/>
+          <w:i/>
+          <w:iCs/>
+          <w:sz w:val="28"/>
+          <w:szCs w:val="28"/>
+          <w:lang w:val="en-US"/>
+        </w:rPr>
+        <w:t>Γ</w:t>
+      </w:r>
+      <w:r>
+        <w:rPr>
+          <w:rFonts w:ascii="Times New Roman" w:hAnsi="Times New Roman" w:cs="Times New Roman"/>
+          <w:i/>
+          <w:iCs/>
+          <w:sz w:val="28"/>
+          <w:szCs w:val="28"/>
+          <w:vertAlign w:val="subscript"/>
+          <w:lang w:val="en-US"/>
+        </w:rPr>
+        <w:t>D</w:t>
+      </w:r>
+      <w:r>
+        <w:rPr>
+          <w:rFonts w:ascii="Times New Roman" w:hAnsi="Times New Roman" w:cs="Times New Roman"/>
+          <w:i/>
+          <w:iCs/>
+          <w:sz w:val="28"/>
+          <w:szCs w:val="28"/>
+        </w:rPr>
+        <w:t>(</w:t>
+      </w:r>
+      <w:r>
+        <w:rPr>
+          <w:rFonts w:ascii="Times New Roman" w:hAnsi="Times New Roman" w:cs="Times New Roman"/>
+          <w:i/>
+          <w:iCs/>
+          <w:sz w:val="28"/>
+          <w:szCs w:val="28"/>
+          <w:lang w:val="en-US"/>
+        </w:rPr>
+        <w:t>D</w:t>
+      </w:r>
+      <w:r>
+        <w:rPr>
+          <w:rFonts w:ascii="Times New Roman" w:hAnsi="Times New Roman" w:cs="Times New Roman"/>
+          <w:i/>
+          <w:iCs/>
+          <w:sz w:val="28"/>
+          <w:szCs w:val="28"/>
+        </w:rPr>
+        <w:t>)</w:t>
+      </w:r>
+      <w:r>
+        <w:rPr>
+          <w:rFonts w:ascii="Times New Roman" w:hAnsi="Times New Roman" w:cs="Times New Roman"/>
+          <w:sz w:val="28"/>
+          <w:szCs w:val="28"/>
+        </w:rPr>
+        <w:t xml:space="preserve"> – </w:t>
+      </w:r>
+      <w:r>
+        <w:rPr>
+          <w:rFonts w:ascii="Times New Roman" w:hAnsi="Times New Roman" w:cs="Times New Roman"/>
+          <w:sz w:val="28"/>
+          <w:szCs w:val="28"/>
+        </w:rPr>
+        <w:t>деградационный множитель. Такая запись принципиально важна, поскольку одинаковое измеренное значение</w:t>
       </w:r>
       <w:r>
         <w:rPr>
@@ -17234,7 +17276,7 @@
           <w:szCs w:val="28"/>
           <w:lang w:val="en-US"/>
         </w:rPr>
-        <w:t>Φ</w:t>
+        <w:t>R</w:t>
       </w:r>
       <w:r>
         <w:rPr>
@@ -17246,73 +17288,73 @@
           <w:vertAlign w:val="subscript"/>
           <w:lang w:val="en-US"/>
         </w:rPr>
-        <w:t>SOC</w:t>
-      </w:r>
-      <w:r>
-        <w:rPr>
-          <w:rFonts w:ascii="Times New Roman" w:hAnsi="Times New Roman" w:cs="Times New Roman"/>
-          <w:i/>
-          <w:iCs/>
-          <w:sz w:val="28"/>
-          <w:szCs w:val="28"/>
-        </w:rPr>
-        <w:t>(</w:t>
-      </w:r>
-      <w:r>
-        <w:rPr>
-          <w:rFonts w:ascii="Times New Roman" w:hAnsi="Times New Roman" w:cs="Times New Roman"/>
-          <w:i/>
-          <w:iCs/>
-          <w:sz w:val="28"/>
-          <w:szCs w:val="28"/>
-          <w:lang w:val="en-US"/>
-        </w:rPr>
-        <w:t>SOC</w:t>
-      </w:r>
-      <w:r>
-        <w:rPr>
-          <w:rFonts w:ascii="Times New Roman" w:hAnsi="Times New Roman" w:cs="Times New Roman"/>
-          <w:i/>
-          <w:iCs/>
-          <w:sz w:val="28"/>
-          <w:szCs w:val="28"/>
-        </w:rPr>
-        <w:t>)</w:t>
-      </w:r>
-      <w:r>
-        <w:rPr>
-          <w:rFonts w:ascii="Times New Roman" w:hAnsi="Times New Roman" w:cs="Times New Roman"/>
-          <w:sz w:val="28"/>
-          <w:szCs w:val="28"/>
-        </w:rPr>
-        <w:t xml:space="preserve"> – </w:t>
-      </w:r>
-      <w:r>
-        <w:rPr>
-          <w:rFonts w:ascii="Times New Roman" w:hAnsi="Times New Roman" w:cs="Times New Roman"/>
-          <w:sz w:val="28"/>
-          <w:szCs w:val="28"/>
-        </w:rPr>
-        <w:t>описывает смещение кинетической доступности по состоянию заряда, а</w:t>
-      </w:r>
-      <w:r>
-        <w:rPr>
-          <w:rFonts w:ascii="Times New Roman" w:hAnsi="Times New Roman" w:cs="Times New Roman"/>
-          <w:sz w:val="28"/>
-          <w:szCs w:val="28"/>
-        </w:rPr>
-        <w:t xml:space="preserve"> </w:t>
-      </w:r>
-      <w:r>
-        <w:rPr>
-          <w:rFonts w:ascii="Times New Roman" w:hAnsi="Times New Roman" w:cs="Times New Roman"/>
-          <w:i/>
-          <w:iCs/>
-          <w:sz w:val="28"/>
-          <w:szCs w:val="28"/>
-          <w:lang w:val="en-US"/>
-        </w:rPr>
-        <w:t>Γ</w:t>
+        <w:t>ct</w:t>
+      </w:r>
+      <w:r>
+        <w:rPr>
+          <w:rFonts w:ascii="Times New Roman" w:hAnsi="Times New Roman" w:cs="Times New Roman"/>
+          <w:sz w:val="28"/>
+          <w:szCs w:val="28"/>
+        </w:rPr>
+        <w:t xml:space="preserve">, </w:t>
+      </w:r>
+      <w:r>
+        <w:rPr>
+          <w:rFonts w:ascii="Times New Roman" w:hAnsi="Times New Roman" w:cs="Times New Roman"/>
+          <w:sz w:val="28"/>
+          <w:szCs w:val="28"/>
+        </w:rPr>
+        <w:t xml:space="preserve">полученное при разных температурах, не должно интерпретироваться как одинаковая степень деградации. Именно на этом основаны методы температурной нормализации импедансных признаков для оценки </w:t>
+      </w:r>
+      <w:r>
+        <w:rPr>
+          <w:rFonts w:ascii="Times New Roman" w:hAnsi="Times New Roman" w:cs="Times New Roman"/>
+          <w:i/>
+          <w:iCs/>
+          <w:sz w:val="28"/>
+          <w:szCs w:val="28"/>
+          <w:lang w:val="en-US"/>
+        </w:rPr>
+        <w:t>SOH</w:t>
+      </w:r>
+      <w:r>
+        <w:rPr>
+          <w:rFonts w:ascii="Times New Roman" w:hAnsi="Times New Roman" w:cs="Times New Roman"/>
+          <w:sz w:val="28"/>
+          <w:szCs w:val="28"/>
+        </w:rPr>
+        <w:t>.</w:t>
+      </w:r>
+    </w:p>
+    <w:p>
+      <w:pPr>
+        <w:spacing w:line="360" w:lineRule="auto"/>
+        <w:ind w:firstLine="709"/>
+        <w:jc w:val="both"/>
+        <w:rPr>
+          <w:rFonts w:ascii="Times New Roman" w:hAnsi="Times New Roman" w:cs="Times New Roman"/>
+          <w:sz w:val="28"/>
+          <w:szCs w:val="28"/>
+        </w:rPr>
+      </w:pPr>
+      <w:r>
+        <w:rPr>
+          <w:rFonts w:ascii="Times New Roman" w:hAnsi="Times New Roman" w:cs="Times New Roman"/>
+          <w:sz w:val="28"/>
+          <w:szCs w:val="28"/>
+        </w:rPr>
+        <w:t xml:space="preserve">Для иллюстрации температурной чувствительности зарядопереносной составляющей построены аррениусовские зависимости </w:t>
+      </w:r>
+      <w:r>
+        <w:rPr>
+          <w:rFonts w:ascii="Times New Roman" w:hAnsi="Times New Roman" w:cs="Times New Roman"/>
+          <w:i/>
+          <w:iCs/>
+          <w:sz w:val="28"/>
+          <w:szCs w:val="28"/>
+          <w:lang w:val="en-US"/>
+        </w:rPr>
+        <w:t>R</w:t>
       </w:r>
       <w:r>
         <w:rPr>
@@ -17324,100 +17366,6 @@
           <w:vertAlign w:val="subscript"/>
           <w:lang w:val="en-US"/>
         </w:rPr>
-        <w:t>D</w:t>
-      </w:r>
-      <w:r>
-        <w:rPr>
-          <w:rFonts w:ascii="Times New Roman" w:hAnsi="Times New Roman" w:cs="Times New Roman"/>
-          <w:i/>
-          <w:iCs/>
-          <w:sz w:val="28"/>
-          <w:szCs w:val="28"/>
-        </w:rPr>
-        <w:t>(</w:t>
-      </w:r>
-      <w:r>
-        <w:rPr>
-          <w:rFonts w:ascii="Times New Roman" w:hAnsi="Times New Roman" w:cs="Times New Roman"/>
-          <w:i/>
-          <w:iCs/>
-          <w:sz w:val="28"/>
-          <w:szCs w:val="28"/>
-          <w:lang w:val="en-US"/>
-        </w:rPr>
-        <w:t>D</w:t>
-      </w:r>
-      <w:r>
-        <w:rPr>
-          <w:rFonts w:ascii="Times New Roman" w:hAnsi="Times New Roman" w:cs="Times New Roman"/>
-          <w:i/>
-          <w:iCs/>
-          <w:sz w:val="28"/>
-          <w:szCs w:val="28"/>
-        </w:rPr>
-        <w:t>)</w:t>
-      </w:r>
-      <w:r>
-        <w:rPr>
-          <w:rFonts w:ascii="Times New Roman" w:hAnsi="Times New Roman" w:cs="Times New Roman"/>
-          <w:sz w:val="28"/>
-          <w:szCs w:val="28"/>
-        </w:rPr>
-        <w:t xml:space="preserve"> – </w:t>
-      </w:r>
-      <w:r>
-        <w:rPr>
-          <w:rFonts w:ascii="Times New Roman" w:hAnsi="Times New Roman" w:cs="Times New Roman"/>
-          <w:sz w:val="28"/>
-          <w:szCs w:val="28"/>
-        </w:rPr>
-        <w:t>деградационный множитель.</w:t>
-      </w:r>
-      <w:r>
-        <w:rPr>
-          <w:rFonts w:ascii="Times New Roman" w:hAnsi="Times New Roman" w:cs="Times New Roman"/>
-          <w:sz w:val="28"/>
-          <w:szCs w:val="28"/>
-        </w:rPr>
-        <w:t xml:space="preserve"> </w:t>
-      </w:r>
-      <w:r>
-        <w:rPr>
-          <w:rFonts w:ascii="Times New Roman" w:hAnsi="Times New Roman" w:cs="Times New Roman"/>
-          <w:sz w:val="28"/>
-          <w:szCs w:val="28"/>
-        </w:rPr>
-        <w:t>Такая запись принципиально важна, поскольку одинаковое измеренное значение</w:t>
-      </w:r>
-      <w:r>
-        <w:rPr>
-          <w:rFonts w:ascii="Times New Roman" w:hAnsi="Times New Roman" w:cs="Times New Roman"/>
-          <w:sz w:val="28"/>
-          <w:szCs w:val="28"/>
-        </w:rPr>
-        <w:t xml:space="preserve"> </w:t>
-      </w:r>
-      <w:r>
-        <w:rPr>
-          <w:rFonts w:ascii="Times New Roman" w:hAnsi="Times New Roman" w:cs="Times New Roman"/>
-          <w:i/>
-          <w:iCs/>
-          <w:sz w:val="28"/>
-          <w:szCs w:val="28"/>
-          <w:lang w:val="en-US"/>
-        </w:rPr>
-        <w:t>R</w:t>
-      </w:r>
-      <w:r>
-        <w:rPr>
-          <w:rFonts w:ascii="Times New Roman" w:hAnsi="Times New Roman" w:cs="Times New Roman"/>
-          <w:i/>
-          <w:iCs/>
-          <w:sz w:val="28"/>
-          <w:szCs w:val="28"/>
-          <w:vertAlign w:val="subscript"/>
-          <w:lang w:val="en-US"/>
-        </w:rPr>
         <w:t>ct</w:t>
       </w:r>
       <w:r>
@@ -17426,138 +17374,18 @@
           <w:sz w:val="28"/>
           <w:szCs w:val="28"/>
         </w:rPr>
-        <w:t xml:space="preserve">, </w:t>
-      </w:r>
-      <w:r>
-        <w:rPr>
-          <w:rFonts w:ascii="Times New Roman" w:hAnsi="Times New Roman" w:cs="Times New Roman"/>
-          <w:sz w:val="28"/>
-          <w:szCs w:val="28"/>
-        </w:rPr>
-        <w:t>полученное при разных температурах, не должно интерпретироваться как одинаковая степень деградации. Именно на этом основаны методы температурной нормализации импедансных признаков для оценки</w:t>
-      </w:r>
-      <w:r>
-        <w:rPr>
-          <w:rFonts w:ascii="Times New Roman" w:hAnsi="Times New Roman" w:cs="Times New Roman"/>
-          <w:sz w:val="28"/>
-          <w:szCs w:val="28"/>
-        </w:rPr>
-        <w:t xml:space="preserve"> </w:t>
-      </w:r>
-      <w:r>
-        <w:rPr>
-          <w:rFonts w:ascii="Times New Roman" w:hAnsi="Times New Roman" w:cs="Times New Roman"/>
-          <w:i/>
-          <w:iCs/>
-          <w:sz w:val="28"/>
-          <w:szCs w:val="28"/>
-          <w:lang w:val="en-US"/>
-        </w:rPr>
-        <w:t>SOH</w:t>
-      </w:r>
-      <w:r>
-        <w:rPr>
-          <w:rFonts w:ascii="Times New Roman" w:hAnsi="Times New Roman" w:cs="Times New Roman"/>
-          <w:sz w:val="28"/>
-          <w:szCs w:val="28"/>
-        </w:rPr>
-        <w:t>.</w:t>
-      </w:r>
-    </w:p>
-    <w:p>
-      <w:pPr>
-        <w:spacing w:line="360" w:lineRule="auto"/>
-        <w:ind w:firstLine="709"/>
-        <w:jc w:val="both"/>
-        <w:rPr>
-          <w:rFonts w:ascii="Times New Roman" w:hAnsi="Times New Roman" w:cs="Times New Roman"/>
-          <w:sz w:val="28"/>
-          <w:szCs w:val="28"/>
-          <w:lang w:val="en-US"/>
-        </w:rPr>
-      </w:pPr>
-      <w:r>
-        <w:rPr>
-          <w:rFonts w:ascii="Times New Roman" w:hAnsi="Times New Roman" w:cs="Times New Roman"/>
-          <w:sz w:val="28"/>
-          <w:szCs w:val="28"/>
-        </w:rPr>
-        <w:t>Для иллюстрации температурной чувствительности зарядопереносной составляющей построены аррениусовские зависимости</w:t>
-      </w:r>
-      <w:r>
-        <w:rPr>
-          <w:rFonts w:ascii="Times New Roman" w:hAnsi="Times New Roman" w:cs="Times New Roman"/>
-          <w:sz w:val="28"/>
-          <w:szCs w:val="28"/>
-        </w:rPr>
-        <w:t xml:space="preserve"> </w:t>
-      </w:r>
-      <w:r>
-        <w:rPr>
-          <w:rFonts w:ascii="Times New Roman" w:hAnsi="Times New Roman" w:cs="Times New Roman"/>
-          <w:i/>
-          <w:iCs/>
-          <w:sz w:val="28"/>
-          <w:szCs w:val="28"/>
-          <w:lang w:val="en-US"/>
-        </w:rPr>
-        <w:t>R</w:t>
-      </w:r>
-      <w:r>
-        <w:rPr>
-          <w:rFonts w:ascii="Times New Roman" w:hAnsi="Times New Roman" w:cs="Times New Roman"/>
-          <w:i/>
-          <w:iCs/>
-          <w:sz w:val="28"/>
-          <w:szCs w:val="28"/>
-          <w:vertAlign w:val="subscript"/>
-          <w:lang w:val="en-US"/>
-        </w:rPr>
-        <w:t>ct</w:t>
-      </w:r>
-      <w:r>
-        <w:rPr>
-          <w:rFonts w:ascii="Times New Roman" w:hAnsi="Times New Roman" w:cs="Times New Roman"/>
-          <w:sz w:val="28"/>
-          <w:szCs w:val="28"/>
-        </w:rPr>
-        <w:t xml:space="preserve"> </w:t>
-      </w:r>
-      <w:r>
-        <w:rPr>
-          <w:rFonts w:ascii="Times New Roman" w:hAnsi="Times New Roman" w:cs="Times New Roman"/>
-          <w:sz w:val="28"/>
-          <w:szCs w:val="28"/>
-        </w:rPr>
-        <w:t>для четырёх химических систем:</w:t>
-      </w:r>
-      <w:r>
-        <w:rPr>
-          <w:rFonts w:ascii="Times New Roman" w:hAnsi="Times New Roman" w:cs="Times New Roman"/>
-          <w:sz w:val="28"/>
-          <w:szCs w:val="28"/>
-        </w:rPr>
-        <w:t xml:space="preserve"> </w:t>
-      </w:r>
-      <w:r>
-        <w:rPr>
-          <w:rFonts w:ascii="Times New Roman" w:hAnsi="Times New Roman" w:cs="Times New Roman"/>
-          <w:sz w:val="28"/>
-          <w:szCs w:val="28"/>
-        </w:rPr>
-        <w:t>NMC, LFP, LTO и Na-ion.</w:t>
-      </w:r>
-    </w:p>
-    <w:p>
-      <w:pPr>
-        <w:spacing w:line="360" w:lineRule="auto"/>
-        <w:ind w:firstLine="709"/>
-        <w:jc w:val="both"/>
-        <w:rPr>
-          <w:rFonts w:ascii="Times New Roman" w:hAnsi="Times New Roman" w:cs="Times New Roman"/>
-          <w:sz w:val="28"/>
-          <w:szCs w:val="28"/>
-          <w:lang w:val="en-US"/>
+        <w:t xml:space="preserve"> для четырёх химических систем: NMC, LFP, LTO и Na-ion.</w:t>
+      </w:r>
+    </w:p>
+    <w:p>
+      <w:pPr>
+        <w:spacing w:line="360" w:lineRule="auto"/>
+        <w:ind w:firstLine="709"/>
+        <w:jc w:val="both"/>
+        <w:rPr>
+          <w:rFonts w:ascii="Times New Roman" w:hAnsi="Times New Roman" w:cs="Times New Roman"/>
+          <w:sz w:val="28"/>
+          <w:szCs w:val="28"/>
         </w:rPr>
       </w:pPr>
     </w:p>
@@ -17636,7 +17464,6 @@
           <w:rFonts w:ascii="Times New Roman" w:hAnsi="Times New Roman" w:cs="Times New Roman"/>
           <w:sz w:val="28"/>
           <w:szCs w:val="28"/>
-          <w:lang w:val="en-US"/>
         </w:rPr>
       </w:pPr>
       <w:r>
@@ -17658,28 +17485,100 @@
           <w:rFonts w:ascii="Times New Roman" w:hAnsi="Times New Roman" w:cs="Times New Roman"/>
           <w:sz w:val="28"/>
           <w:szCs w:val="28"/>
-          <w:lang w:val="en-US"/>
-        </w:rPr>
-      </w:pPr>
-    </w:p>
-    <w:p>
-      <w:pPr>
-        <w:spacing w:line="360" w:lineRule="auto"/>
-        <w:ind w:firstLine="709"/>
-        <w:jc w:val="both"/>
-        <w:rPr>
-          <w:rFonts w:ascii="Times New Roman" w:hAnsi="Times New Roman" w:cs="Times New Roman"/>
-          <w:sz w:val="28"/>
-          <w:szCs w:val="28"/>
-        </w:rPr>
-      </w:pPr>
-      <w:r>
-        <w:rPr>
-          <w:rFonts w:ascii="Times New Roman" w:hAnsi="Times New Roman" w:cs="Times New Roman"/>
-          <w:sz w:val="28"/>
-          <w:szCs w:val="28"/>
-        </w:rPr>
-        <w:t>На рисунке представлены зависимости</w:t>
+        </w:rPr>
+      </w:pPr>
+    </w:p>
+    <w:p>
+      <w:pPr>
+        <w:spacing w:line="360" w:lineRule="auto"/>
+        <w:ind w:firstLine="709"/>
+        <w:jc w:val="both"/>
+        <w:rPr>
+          <w:rFonts w:ascii="Times New Roman" w:hAnsi="Times New Roman" w:cs="Times New Roman"/>
+          <w:sz w:val="28"/>
+          <w:szCs w:val="28"/>
+        </w:rPr>
+      </w:pPr>
+      <w:r>
+        <w:rPr>
+          <w:rFonts w:ascii="Times New Roman" w:hAnsi="Times New Roman" w:cs="Times New Roman"/>
+          <w:sz w:val="28"/>
+          <w:szCs w:val="28"/>
+        </w:rPr>
+        <w:t xml:space="preserve">На рисунке представлены зависимости </w:t>
+      </w:r>
+      <w:r>
+        <w:rPr>
+          <w:rFonts w:ascii="Times New Roman" w:hAnsi="Times New Roman" w:cs="Times New Roman"/>
+          <w:sz w:val="28"/>
+          <w:szCs w:val="28"/>
+          <w:lang w:val="en-US"/>
+        </w:rPr>
+        <w:t>ln</w:t>
+      </w:r>
+      <w:r>
+        <w:rPr>
+          <w:rFonts w:ascii="Times New Roman" w:hAnsi="Times New Roman" w:cs="Times New Roman"/>
+          <w:sz w:val="28"/>
+          <w:szCs w:val="28"/>
+        </w:rPr>
+        <w:t>(</w:t>
+      </w:r>
+      <w:r>
+        <w:rPr>
+          <w:rFonts w:ascii="Times New Roman" w:hAnsi="Times New Roman" w:cs="Times New Roman"/>
+          <w:i/>
+          <w:iCs/>
+          <w:sz w:val="28"/>
+          <w:szCs w:val="28"/>
+          <w:lang w:val="en-US"/>
+        </w:rPr>
+        <w:t>R</w:t>
+      </w:r>
+      <w:r>
+        <w:rPr>
+          <w:rFonts w:ascii="Times New Roman" w:hAnsi="Times New Roman" w:cs="Times New Roman"/>
+          <w:i/>
+          <w:iCs/>
+          <w:sz w:val="28"/>
+          <w:szCs w:val="28"/>
+          <w:vertAlign w:val="subscript"/>
+          <w:lang w:val="en-US"/>
+        </w:rPr>
+        <w:t>ct</w:t>
+      </w:r>
+      <w:r>
+        <w:rPr>
+          <w:rFonts w:ascii="Times New Roman" w:hAnsi="Times New Roman" w:cs="Times New Roman"/>
+          <w:sz w:val="28"/>
+          <w:szCs w:val="28"/>
+        </w:rPr>
+        <w:t xml:space="preserve">) </w:t>
+      </w:r>
+      <w:r>
+        <w:rPr>
+          <w:rFonts w:ascii="Times New Roman" w:hAnsi="Times New Roman" w:cs="Times New Roman"/>
+          <w:sz w:val="28"/>
+          <w:szCs w:val="28"/>
+        </w:rPr>
+        <w:t>от</w:t>
+      </w:r>
+      <w:r>
+        <w:rPr>
+          <w:rFonts w:ascii="Times New Roman" w:hAnsi="Times New Roman" w:cs="Times New Roman"/>
+          <w:sz w:val="28"/>
+          <w:szCs w:val="28"/>
+        </w:rPr>
+        <w:t xml:space="preserve"> 1000/</w:t>
+      </w:r>
+      <w:r>
+        <w:rPr>
+          <w:rFonts w:ascii="Times New Roman" w:hAnsi="Times New Roman" w:cs="Times New Roman"/>
+          <w:sz w:val="28"/>
+          <w:szCs w:val="28"/>
+          <w:lang w:val="en-US"/>
+        </w:rPr>
+        <w:t>T</w:t>
       </w:r>
       <w:r>
         <w:rPr>
@@ -17694,17 +17593,60 @@
           <w:rFonts w:ascii="Times New Roman" w:hAnsi="Times New Roman" w:cs="Times New Roman"/>
           <w:sz w:val="28"/>
           <w:szCs w:val="28"/>
-          <w:lang w:val="en-US"/>
-        </w:rPr>
-        <w:t>ln</w:t>
-      </w:r>
-      <w:r>
-        <w:rPr>
-          <w:rFonts w:ascii="Times New Roman" w:hAnsi="Times New Roman" w:cs="Times New Roman"/>
-          <w:sz w:val="28"/>
-          <w:szCs w:val="28"/>
-        </w:rPr>
-        <w:t>(</w:t>
+        </w:rPr>
+        <w:t xml:space="preserve">для </w:t>
+      </w:r>
+      <w:r>
+        <w:rPr>
+          <w:rFonts w:ascii="Times New Roman" w:hAnsi="Times New Roman" w:cs="Times New Roman"/>
+          <w:sz w:val="28"/>
+          <w:szCs w:val="28"/>
+        </w:rPr>
+        <w:t>NMC, LFP, LTO и Na-ion систем.</w:t>
+      </w:r>
+      <w:r>
+        <w:rPr>
+          <w:rFonts w:ascii="Times New Roman" w:hAnsi="Times New Roman" w:cs="Times New Roman"/>
+          <w:sz w:val="28"/>
+          <w:szCs w:val="28"/>
+        </w:rPr>
+        <w:t xml:space="preserve"> </w:t>
+      </w:r>
+      <w:r>
+        <w:rPr>
+          <w:rFonts w:ascii="Times New Roman" w:hAnsi="Times New Roman" w:cs="Times New Roman"/>
+          <w:sz w:val="28"/>
+          <w:szCs w:val="28"/>
+        </w:rPr>
+        <w:t>Почти линейный характер кривых в координатах Аррениуса подтверждает применимость термоактивируемой модели к первому приближению. Более крутые наклоны соответствуют большей эффективной энергии активации зарядопереноса и, следовательно, большей чувствительности к охлаждению. Для Na-ion и LFP эта чувствительность выражена сильнее, чем для LTO.</w:t>
+      </w:r>
+    </w:p>
+    <w:p>
+      <w:pPr>
+        <w:spacing w:line="360" w:lineRule="auto"/>
+        <w:ind w:firstLine="709"/>
+        <w:jc w:val="both"/>
+        <w:rPr>
+          <w:rFonts w:ascii="Times New Roman" w:hAnsi="Times New Roman" w:cs="Times New Roman"/>
+          <w:sz w:val="28"/>
+          <w:szCs w:val="28"/>
+        </w:rPr>
+      </w:pPr>
+      <w:r>
+        <w:rPr>
+          <w:rFonts w:ascii="Times New Roman" w:hAnsi="Times New Roman" w:cs="Times New Roman"/>
+          <w:sz w:val="28"/>
+          <w:szCs w:val="28"/>
+        </w:rPr>
+        <w:t>Научная ценность рисунка состоит в том, что он переводит качественный тезис о «температурной зависимости» в количественную форму, пригодную для параметризации модели. Практическая ценность заключается в возможности использовать наклон аррениусовской зависимости для калибровки температурной поправки к</w:t>
+      </w:r>
+      <w:r>
+        <w:rPr>
+          <w:rFonts w:ascii="Times New Roman" w:hAnsi="Times New Roman" w:cs="Times New Roman"/>
+          <w:sz w:val="28"/>
+          <w:szCs w:val="28"/>
+        </w:rPr>
+        <w:t xml:space="preserve"> </w:t>
       </w:r>
       <w:r>
         <w:rPr>
@@ -17735,152 +17677,18 @@
           <w:sz w:val="28"/>
           <w:szCs w:val="28"/>
         </w:rPr>
-        <w:t xml:space="preserve">) </w:t>
-      </w:r>
-      <w:r>
-        <w:rPr>
-          <w:rFonts w:ascii="Times New Roman" w:hAnsi="Times New Roman" w:cs="Times New Roman"/>
-          <w:sz w:val="28"/>
-          <w:szCs w:val="28"/>
-        </w:rPr>
-        <w:t>от</w:t>
-      </w:r>
-      <w:r>
-        <w:rPr>
-          <w:rFonts w:ascii="Times New Roman" w:hAnsi="Times New Roman" w:cs="Times New Roman"/>
-          <w:sz w:val="28"/>
-          <w:szCs w:val="28"/>
-        </w:rPr>
-        <w:t xml:space="preserve"> 1000/</w:t>
-      </w:r>
-      <w:r>
-        <w:rPr>
-          <w:rFonts w:ascii="Times New Roman" w:hAnsi="Times New Roman" w:cs="Times New Roman"/>
-          <w:sz w:val="28"/>
-          <w:szCs w:val="28"/>
-          <w:lang w:val="en-US"/>
-        </w:rPr>
-        <w:t>T</w:t>
-      </w:r>
-      <w:r>
-        <w:rPr>
-          <w:rFonts w:ascii="Times New Roman" w:hAnsi="Times New Roman" w:cs="Times New Roman"/>
-          <w:sz w:val="28"/>
-          <w:szCs w:val="28"/>
-        </w:rPr>
-        <w:t xml:space="preserve"> </w:t>
-      </w:r>
-      <w:r>
-        <w:rPr>
-          <w:rFonts w:ascii="Times New Roman" w:hAnsi="Times New Roman" w:cs="Times New Roman"/>
-          <w:sz w:val="28"/>
-          <w:szCs w:val="28"/>
-        </w:rPr>
-        <w:t xml:space="preserve">для </w:t>
-      </w:r>
-      <w:r>
-        <w:rPr>
-          <w:rFonts w:ascii="Times New Roman" w:hAnsi="Times New Roman" w:cs="Times New Roman"/>
-          <w:sz w:val="28"/>
-          <w:szCs w:val="28"/>
-        </w:rPr>
-        <w:t>NMC, LFP, LTO и Na-ion систем.</w:t>
-      </w:r>
-      <w:r>
-        <w:rPr>
-          <w:rFonts w:ascii="Times New Roman" w:hAnsi="Times New Roman" w:cs="Times New Roman"/>
-          <w:sz w:val="28"/>
-          <w:szCs w:val="28"/>
-        </w:rPr>
-        <w:t xml:space="preserve"> </w:t>
-      </w:r>
-      <w:r>
-        <w:rPr>
-          <w:rFonts w:ascii="Times New Roman" w:hAnsi="Times New Roman" w:cs="Times New Roman"/>
-          <w:sz w:val="28"/>
-          <w:szCs w:val="28"/>
-        </w:rPr>
-        <w:t>Почти линейный характер кривых в координатах Аррениуса подтверждает применимость термоактивируемой модели к первому приближению. Более крутые наклоны соответствуют большей эффективной энергии активации зарядопереноса и, следовательно, большей чувствительности к охлаждению. Для Na-ion и LFP эта чувствительность выражена сильнее, чем для LTO.</w:t>
-      </w:r>
-    </w:p>
-    <w:p>
-      <w:pPr>
-        <w:spacing w:line="360" w:lineRule="auto"/>
-        <w:ind w:firstLine="709"/>
-        <w:jc w:val="both"/>
-        <w:rPr>
-          <w:rFonts w:ascii="Times New Roman" w:hAnsi="Times New Roman" w:cs="Times New Roman"/>
-          <w:sz w:val="28"/>
-          <w:szCs w:val="28"/>
-          <w:lang w:val="en-US"/>
-        </w:rPr>
-      </w:pPr>
-      <w:r>
-        <w:rPr>
-          <w:rFonts w:ascii="Times New Roman" w:hAnsi="Times New Roman" w:cs="Times New Roman"/>
-          <w:sz w:val="28"/>
-          <w:szCs w:val="28"/>
-        </w:rPr>
-        <w:t>Научная ценность рисунка состоит в том, что он переводит качественный тезис о «температурной зависимости» в количественную форму, пригодную для параметризации модели. Практическая ценность заключается в возможности использовать наклон аррениусовской зависимости для калибровки температурной поправки к</w:t>
-      </w:r>
-      <w:r>
-        <w:rPr>
-          <w:rFonts w:ascii="Times New Roman" w:hAnsi="Times New Roman" w:cs="Times New Roman"/>
-          <w:sz w:val="28"/>
-          <w:szCs w:val="28"/>
-        </w:rPr>
-        <w:t xml:space="preserve"> </w:t>
-      </w:r>
-      <w:r>
-        <w:rPr>
-          <w:rFonts w:ascii="Times New Roman" w:hAnsi="Times New Roman" w:cs="Times New Roman"/>
-          <w:i/>
-          <w:iCs/>
-          <w:sz w:val="28"/>
-          <w:szCs w:val="28"/>
-          <w:lang w:val="en-US"/>
-        </w:rPr>
-        <w:t>R</w:t>
-      </w:r>
-      <w:r>
-        <w:rPr>
-          <w:rFonts w:ascii="Times New Roman" w:hAnsi="Times New Roman" w:cs="Times New Roman"/>
-          <w:i/>
-          <w:iCs/>
-          <w:sz w:val="28"/>
-          <w:szCs w:val="28"/>
-          <w:vertAlign w:val="subscript"/>
-          <w:lang w:val="en-US"/>
-        </w:rPr>
-        <w:t>ct</w:t>
-      </w:r>
-      <w:r>
-        <w:rPr>
-          <w:rFonts w:ascii="Times New Roman" w:hAnsi="Times New Roman" w:cs="Times New Roman"/>
-          <w:sz w:val="28"/>
-          <w:szCs w:val="28"/>
-        </w:rPr>
-        <w:t xml:space="preserve"> </w:t>
-      </w:r>
-      <w:r>
-        <w:rPr>
-          <w:rFonts w:ascii="Times New Roman" w:hAnsi="Times New Roman" w:cs="Times New Roman"/>
-          <w:sz w:val="28"/>
-          <w:szCs w:val="28"/>
-        </w:rPr>
-        <w:t>в алгоритмах диагностики и прогноза.</w:t>
-      </w:r>
-    </w:p>
-    <w:p>
-      <w:pPr>
-        <w:spacing w:line="360" w:lineRule="auto"/>
-        <w:ind w:firstLine="709"/>
-        <w:jc w:val="both"/>
-        <w:rPr>
-          <w:rFonts w:ascii="Times New Roman" w:hAnsi="Times New Roman" w:cs="Times New Roman"/>
-          <w:sz w:val="28"/>
-          <w:szCs w:val="28"/>
-          <w:lang w:val="en-US"/>
+        <w:t xml:space="preserve"> в алгоритмах диагностики и прогноза.</w:t>
+      </w:r>
+    </w:p>
+    <w:p>
+      <w:pPr>
+        <w:spacing w:line="360" w:lineRule="auto"/>
+        <w:ind w:firstLine="709"/>
+        <w:jc w:val="both"/>
+        <w:rPr>
+          <w:rFonts w:ascii="Times New Roman" w:hAnsi="Times New Roman" w:cs="Times New Roman"/>
+          <w:sz w:val="28"/>
+          <w:szCs w:val="28"/>
         </w:rPr>
       </w:pPr>
     </w:p>
@@ -17895,7 +17703,6 @@
           <w:bCs/>
           <w:sz w:val="28"/>
           <w:szCs w:val="28"/>
-          <w:lang w:val="en-US"/>
         </w:rPr>
       </w:pPr>
       <w:r>
@@ -17918,37 +17725,28 @@
           <w:rFonts w:ascii="Times New Roman" w:hAnsi="Times New Roman" w:cs="Times New Roman"/>
           <w:sz w:val="28"/>
           <w:szCs w:val="28"/>
-          <w:lang w:val="en-US"/>
-        </w:rPr>
-      </w:pPr>
-    </w:p>
-    <w:p>
-      <w:pPr>
-        <w:spacing w:line="360" w:lineRule="auto"/>
-        <w:ind w:firstLine="709"/>
-        <w:jc w:val="both"/>
-        <w:rPr>
-          <w:rFonts w:ascii="Times New Roman" w:hAnsi="Times New Roman" w:cs="Times New Roman"/>
-          <w:sz w:val="28"/>
-          <w:szCs w:val="28"/>
-          <w:lang w:val="en-US"/>
-        </w:rPr>
-      </w:pPr>
-      <w:r>
-        <w:rPr>
-          <w:rFonts w:ascii="Times New Roman" w:hAnsi="Times New Roman" w:cs="Times New Roman"/>
-          <w:sz w:val="28"/>
-          <w:szCs w:val="28"/>
-        </w:rPr>
-        <w:t>Омическая составляющая</w:t>
-      </w:r>
-      <w:r>
-        <w:rPr>
-          <w:rFonts w:ascii="Times New Roman" w:hAnsi="Times New Roman" w:cs="Times New Roman"/>
-          <w:sz w:val="28"/>
-          <w:szCs w:val="28"/>
-        </w:rPr>
-        <w:t xml:space="preserve"> </w:t>
+        </w:rPr>
+      </w:pPr>
+    </w:p>
+    <w:p>
+      <w:pPr>
+        <w:spacing w:line="360" w:lineRule="auto"/>
+        <w:ind w:firstLine="709"/>
+        <w:jc w:val="both"/>
+        <w:rPr>
+          <w:rFonts w:ascii="Times New Roman" w:hAnsi="Times New Roman" w:cs="Times New Roman"/>
+          <w:sz w:val="28"/>
+          <w:szCs w:val="28"/>
+          <w:lang w:val="en-US"/>
+        </w:rPr>
+      </w:pPr>
+      <w:r>
+        <w:rPr>
+          <w:rFonts w:ascii="Times New Roman" w:hAnsi="Times New Roman" w:cs="Times New Roman"/>
+          <w:sz w:val="28"/>
+          <w:szCs w:val="28"/>
+        </w:rPr>
+        <w:t xml:space="preserve">Омическая составляющая </w:t>
       </w:r>
       <w:r>
         <w:rPr>
@@ -17979,23 +17777,7 @@
           <w:sz w:val="28"/>
           <w:szCs w:val="28"/>
         </w:rPr>
-        <w:t xml:space="preserve"> </w:t>
-      </w:r>
-      <w:r>
-        <w:rPr>
-          <w:rFonts w:ascii="Times New Roman" w:hAnsi="Times New Roman" w:cs="Times New Roman"/>
-          <w:sz w:val="28"/>
-          <w:szCs w:val="28"/>
-        </w:rPr>
-        <w:t>определяется проводимостью токосъёмников, межконтактных областей и, главным образом, электролита. В батарейном диапазоне температур проводимость электролита обычно возрастает с нагревом, а значит,</w:t>
-      </w:r>
-      <w:r>
-        <w:rPr>
-          <w:rFonts w:ascii="Times New Roman" w:hAnsi="Times New Roman" w:cs="Times New Roman"/>
-          <w:sz w:val="28"/>
-          <w:szCs w:val="28"/>
-        </w:rPr>
-        <w:t xml:space="preserve"> </w:t>
+        <w:t xml:space="preserve"> определяется проводимостью токосъёмников, межконтактных областей и, главным образом, электролита. В батарейном диапазоне температур проводимость электролита обычно возрастает с нагревом, а значит, </w:t>
       </w:r>
       <w:r>
         <w:rPr>
@@ -18026,15 +17808,7 @@
           <w:sz w:val="28"/>
           <w:szCs w:val="28"/>
         </w:rPr>
-        <w:t xml:space="preserve"> </w:t>
-      </w:r>
-      <w:r>
-        <w:rPr>
-          <w:rFonts w:ascii="Times New Roman" w:hAnsi="Times New Roman" w:cs="Times New Roman"/>
-          <w:sz w:val="28"/>
-          <w:szCs w:val="28"/>
-        </w:rPr>
-        <w:t>убывает. Если</w:t>
+        <w:t xml:space="preserve"> убывает. Если</w:t>
       </w:r>
     </w:p>
     <w:p>
@@ -18071,10 +17845,10 @@
           <w:lang w:val="en-US"/>
         </w:rPr>
         <w:object w:dxaOrig="3360" w:dyaOrig="840" w14:anchorId="2D1A5F84">
-          <v:shape id="_x0000_i1112" type="#_x0000_t75" style="width:167.75pt;height:42.1pt" o:ole="">
+          <v:shape id="_x0000_i1096" type="#_x0000_t75" style="width:167.75pt;height:42.1pt" o:ole="">
             <v:imagedata r:id="rId189" o:title=""/>
           </v:shape>
-          <o:OLEObject Type="Embed" ProgID="Equation.DSMT4" ShapeID="_x0000_i1112" DrawAspect="Content" ObjectID="_1836495617" r:id="rId190"/>
+          <o:OLEObject Type="Embed" ProgID="Equation.DSMT4" ShapeID="_x0000_i1096" DrawAspect="Content" ObjectID="_1836835832" r:id="rId190"/>
         </w:object>
       </w:r>
       <w:r>
@@ -18153,10 +17927,10 @@
           <w:szCs w:val="28"/>
         </w:rPr>
         <w:object w:dxaOrig="1640" w:dyaOrig="440" w14:anchorId="4A628D84">
-          <v:shape id="_x0000_i1115" type="#_x0000_t75" style="width:82.2pt;height:21.75pt" o:ole="">
+          <v:shape id="_x0000_i1097" type="#_x0000_t75" style="width:82.2pt;height:21.75pt" o:ole="">
             <v:imagedata r:id="rId191" o:title=""/>
           </v:shape>
-          <o:OLEObject Type="Embed" ProgID="Equation.DSMT4" ShapeID="_x0000_i1115" DrawAspect="Content" ObjectID="_1836495618" r:id="rId192"/>
+          <o:OLEObject Type="Embed" ProgID="Equation.DSMT4" ShapeID="_x0000_i1097" DrawAspect="Content" ObjectID="_1836835833" r:id="rId192"/>
         </w:object>
       </w:r>
       <w:r>
@@ -18237,10 +18011,10 @@
           <w:lang w:val="en-US"/>
         </w:rPr>
         <w:object w:dxaOrig="3500" w:dyaOrig="840" w14:anchorId="62314810">
-          <v:shape id="_x0000_i1118" type="#_x0000_t75" style="width:175.25pt;height:42.1pt" o:ole="">
+          <v:shape id="_x0000_i1098" type="#_x0000_t75" style="width:175.25pt;height:42.1pt" o:ole="">
             <v:imagedata r:id="rId193" o:title=""/>
           </v:shape>
-          <o:OLEObject Type="Embed" ProgID="Equation.DSMT4" ShapeID="_x0000_i1118" DrawAspect="Content" ObjectID="_1836495619" r:id="rId194"/>
+          <o:OLEObject Type="Embed" ProgID="Equation.DSMT4" ShapeID="_x0000_i1098" DrawAspect="Content" ObjectID="_1836835834" r:id="rId194"/>
         </w:object>
       </w:r>
       <w:r>
@@ -18249,6 +18023,3829 @@
           <w:sz w:val="28"/>
           <w:szCs w:val="28"/>
           <w:lang w:val="en-US"/>
+        </w:rPr>
+        <w:t>.</w:t>
+      </w:r>
+    </w:p>
+    <w:p>
+      <w:pPr>
+        <w:spacing w:line="360" w:lineRule="auto"/>
+        <w:ind w:firstLine="709"/>
+        <w:jc w:val="both"/>
+        <w:rPr>
+          <w:rFonts w:ascii="Times New Roman" w:hAnsi="Times New Roman" w:cs="Times New Roman"/>
+          <w:sz w:val="28"/>
+          <w:szCs w:val="28"/>
+          <w:lang w:val="en-US"/>
+        </w:rPr>
+      </w:pPr>
+    </w:p>
+    <w:p>
+      <w:pPr>
+        <w:spacing w:line="360" w:lineRule="auto"/>
+        <w:ind w:firstLine="709"/>
+        <w:jc w:val="both"/>
+        <w:rPr>
+          <w:rFonts w:ascii="Times New Roman" w:hAnsi="Times New Roman" w:cs="Times New Roman"/>
+          <w:sz w:val="28"/>
+          <w:szCs w:val="28"/>
+          <w:lang w:val="en-US"/>
+        </w:rPr>
+      </w:pPr>
+      <w:r>
+        <w:rPr>
+          <w:rFonts w:ascii="Times New Roman" w:hAnsi="Times New Roman" w:cs="Times New Roman"/>
+          <w:sz w:val="28"/>
+          <w:szCs w:val="28"/>
+        </w:rPr>
+        <w:t>Эта зависимость обычно слабее, чем для</w:t>
+      </w:r>
+      <w:r>
+        <w:rPr>
+          <w:rFonts w:ascii="Times New Roman" w:hAnsi="Times New Roman" w:cs="Times New Roman"/>
+          <w:sz w:val="28"/>
+          <w:szCs w:val="28"/>
+        </w:rPr>
+        <w:t xml:space="preserve"> </w:t>
+      </w:r>
+      <w:r>
+        <w:rPr>
+          <w:rFonts w:ascii="Times New Roman" w:hAnsi="Times New Roman" w:cs="Times New Roman"/>
+          <w:i/>
+          <w:iCs/>
+          <w:sz w:val="28"/>
+          <w:szCs w:val="28"/>
+          <w:lang w:val="en-US"/>
+        </w:rPr>
+        <w:t>R</w:t>
+      </w:r>
+      <w:r>
+        <w:rPr>
+          <w:rFonts w:ascii="Times New Roman" w:hAnsi="Times New Roman" w:cs="Times New Roman"/>
+          <w:i/>
+          <w:iCs/>
+          <w:sz w:val="28"/>
+          <w:szCs w:val="28"/>
+          <w:vertAlign w:val="subscript"/>
+          <w:lang w:val="en-US"/>
+        </w:rPr>
+        <w:t>ct</w:t>
+      </w:r>
+      <w:r>
+        <w:rPr>
+          <w:rFonts w:ascii="Times New Roman" w:hAnsi="Times New Roman" w:cs="Times New Roman"/>
+          <w:sz w:val="28"/>
+          <w:szCs w:val="28"/>
+        </w:rPr>
+        <w:t xml:space="preserve"> </w:t>
+      </w:r>
+      <w:r>
+        <w:rPr>
+          <w:rFonts w:ascii="Times New Roman" w:hAnsi="Times New Roman" w:cs="Times New Roman"/>
+          <w:sz w:val="28"/>
+          <w:szCs w:val="28"/>
+        </w:rPr>
+        <w:t>однако при низких температурах рост</w:t>
+      </w:r>
+      <w:r>
+        <w:rPr>
+          <w:rFonts w:ascii="Times New Roman" w:hAnsi="Times New Roman" w:cs="Times New Roman"/>
+          <w:sz w:val="28"/>
+          <w:szCs w:val="28"/>
+        </w:rPr>
+        <w:t xml:space="preserve"> </w:t>
+      </w:r>
+      <w:r>
+        <w:rPr>
+          <w:rFonts w:ascii="Times New Roman" w:hAnsi="Times New Roman" w:cs="Times New Roman"/>
+          <w:i/>
+          <w:iCs/>
+          <w:sz w:val="28"/>
+          <w:szCs w:val="28"/>
+          <w:lang w:val="en-US"/>
+        </w:rPr>
+        <w:t>R</w:t>
+      </w:r>
+      <w:r>
+        <w:rPr>
+          <w:rFonts w:ascii="Times New Roman" w:hAnsi="Times New Roman" w:cs="Times New Roman"/>
+          <w:i/>
+          <w:iCs/>
+          <w:sz w:val="28"/>
+          <w:szCs w:val="28"/>
+          <w:vertAlign w:val="subscript"/>
+          <w:lang w:val="en-US"/>
+        </w:rPr>
+        <w:t>Ω</w:t>
+      </w:r>
+      <w:r>
+        <w:rPr>
+          <w:rFonts w:ascii="Times New Roman" w:hAnsi="Times New Roman" w:cs="Times New Roman"/>
+          <w:sz w:val="28"/>
+          <w:szCs w:val="28"/>
+        </w:rPr>
+        <w:t xml:space="preserve"> </w:t>
+      </w:r>
+      <w:r>
+        <w:rPr>
+          <w:rFonts w:ascii="Times New Roman" w:hAnsi="Times New Roman" w:cs="Times New Roman"/>
+          <w:sz w:val="28"/>
+          <w:szCs w:val="28"/>
+        </w:rPr>
+        <w:t>может становиться практически значимым,</w:t>
+      </w:r>
+      <w:r>
+        <w:rPr>
+          <w:rFonts w:ascii="Times New Roman" w:hAnsi="Times New Roman" w:cs="Times New Roman"/>
+          <w:sz w:val="28"/>
+          <w:szCs w:val="28"/>
+        </w:rPr>
+        <w:t xml:space="preserve"> </w:t>
+      </w:r>
+      <w:r>
+        <w:rPr>
+          <w:rFonts w:ascii="Times New Roman" w:hAnsi="Times New Roman" w:cs="Times New Roman"/>
+          <w:sz w:val="28"/>
+          <w:szCs w:val="28"/>
+        </w:rPr>
+        <w:t>особенно в высокомощностных тяговых режимах, где даже умеренное увеличение омического сопротивления ведёт к заметному росту тепловыделения</w:t>
+      </w:r>
+      <w:r>
+        <w:rPr>
+          <w:rFonts w:ascii="Times New Roman" w:hAnsi="Times New Roman" w:cs="Times New Roman"/>
+          <w:sz w:val="28"/>
+          <w:szCs w:val="28"/>
+        </w:rPr>
+        <w:t xml:space="preserve"> </w:t>
+      </w:r>
+      <w:r>
+        <w:rPr>
+          <w:rFonts w:ascii="Times New Roman" w:hAnsi="Times New Roman" w:cs="Times New Roman"/>
+          <w:i/>
+          <w:iCs/>
+          <w:sz w:val="28"/>
+          <w:szCs w:val="28"/>
+          <w:lang w:val="en-US"/>
+        </w:rPr>
+        <w:t>I</w:t>
+      </w:r>
+      <w:r>
+        <w:rPr>
+          <w:rFonts w:ascii="Times New Roman" w:hAnsi="Times New Roman" w:cs="Times New Roman"/>
+          <w:i/>
+          <w:iCs/>
+          <w:sz w:val="28"/>
+          <w:szCs w:val="28"/>
+          <w:vertAlign w:val="superscript"/>
+        </w:rPr>
+        <w:t>2</w:t>
+      </w:r>
+      <w:r>
+        <w:rPr>
+          <w:rFonts w:ascii="Times New Roman" w:hAnsi="Times New Roman" w:cs="Times New Roman"/>
+          <w:i/>
+          <w:iCs/>
+          <w:sz w:val="28"/>
+          <w:szCs w:val="28"/>
+          <w:lang w:val="en-US"/>
+        </w:rPr>
+        <w:t>R</w:t>
+      </w:r>
+      <w:r>
+        <w:rPr>
+          <w:rFonts w:ascii="Times New Roman" w:hAnsi="Times New Roman" w:cs="Times New Roman"/>
+          <w:sz w:val="28"/>
+          <w:szCs w:val="28"/>
+        </w:rPr>
+        <w:t xml:space="preserve">. </w:t>
+      </w:r>
+      <w:r>
+        <w:rPr>
+          <w:rFonts w:ascii="Times New Roman" w:hAnsi="Times New Roman" w:cs="Times New Roman"/>
+          <w:sz w:val="28"/>
+          <w:szCs w:val="28"/>
+        </w:rPr>
+        <w:t>Современные EIS-работы подтверждают, что температура и</w:t>
+      </w:r>
+      <w:r>
+        <w:rPr>
+          <w:rFonts w:ascii="Times New Roman" w:hAnsi="Times New Roman" w:cs="Times New Roman"/>
+          <w:sz w:val="28"/>
+          <w:szCs w:val="28"/>
+        </w:rPr>
+        <w:t xml:space="preserve"> </w:t>
+      </w:r>
+      <w:r>
+        <w:rPr>
+          <w:rFonts w:ascii="Times New Roman" w:hAnsi="Times New Roman" w:cs="Times New Roman"/>
+          <w:i/>
+          <w:iCs/>
+          <w:sz w:val="28"/>
+          <w:szCs w:val="28"/>
+          <w:lang w:val="en-US"/>
+        </w:rPr>
+        <w:t>SOC</w:t>
+      </w:r>
+      <w:r>
+        <w:rPr>
+          <w:rFonts w:ascii="Times New Roman" w:hAnsi="Times New Roman" w:cs="Times New Roman"/>
+          <w:sz w:val="28"/>
+          <w:szCs w:val="28"/>
+        </w:rPr>
+        <w:t xml:space="preserve"> </w:t>
+      </w:r>
+      <w:r>
+        <w:rPr>
+          <w:rFonts w:ascii="Times New Roman" w:hAnsi="Times New Roman" w:cs="Times New Roman"/>
+          <w:sz w:val="28"/>
+          <w:szCs w:val="28"/>
+        </w:rPr>
+        <w:t>влияют на полный импеданс батареи не только через зарядоперенос, но и через высокочастотную область, где доминируют омические процессы</w:t>
+      </w:r>
+      <w:r>
+        <w:rPr>
+          <w:rFonts w:ascii="Times New Roman" w:hAnsi="Times New Roman" w:cs="Times New Roman"/>
+          <w:sz w:val="28"/>
+          <w:szCs w:val="28"/>
+        </w:rPr>
+        <w:t xml:space="preserve">. </w:t>
+      </w:r>
+      <w:r>
+        <w:rPr>
+          <w:rFonts w:ascii="Times New Roman" w:hAnsi="Times New Roman" w:cs="Times New Roman"/>
+          <w:sz w:val="28"/>
+          <w:szCs w:val="28"/>
+        </w:rPr>
+        <w:t>(</w:t>
+      </w:r>
+      <w:hyperlink r:id="rId195" w:history="1">
+        <w:r>
+          <w:rPr>
+            <w:rStyle w:val="ad"/>
+            <w:rFonts w:ascii="Times New Roman" w:hAnsi="Times New Roman" w:cs="Times New Roman"/>
+            <w:sz w:val="28"/>
+            <w:szCs w:val="28"/>
+          </w:rPr>
+          <w:t>https://doi.org/10.1016/j.est.2022.104608</w:t>
+        </w:r>
+      </w:hyperlink>
+      <w:r>
+        <w:rPr>
+          <w:rFonts w:ascii="Times New Roman" w:hAnsi="Times New Roman" w:cs="Times New Roman"/>
+          <w:sz w:val="28"/>
+          <w:szCs w:val="28"/>
+          <w:lang w:val="en-US"/>
+        </w:rPr>
+        <w:t xml:space="preserve">), </w:t>
+      </w:r>
+      <w:r>
+        <w:rPr>
+          <w:rFonts w:ascii="Times New Roman" w:hAnsi="Times New Roman" w:cs="Times New Roman"/>
+          <w:sz w:val="28"/>
+          <w:szCs w:val="28"/>
+        </w:rPr>
+        <w:t>(</w:t>
+      </w:r>
+      <w:hyperlink r:id="rId196" w:history="1">
+        <w:r>
+          <w:rPr>
+            <w:rStyle w:val="ad"/>
+            <w:rFonts w:ascii="Times New Roman" w:hAnsi="Times New Roman" w:cs="Times New Roman"/>
+            <w:sz w:val="28"/>
+            <w:szCs w:val="28"/>
+          </w:rPr>
+          <w:t>https://doi.org/10.3390/batteries11010011</w:t>
+        </w:r>
+      </w:hyperlink>
+      <w:r>
+        <w:rPr>
+          <w:rFonts w:ascii="Times New Roman" w:hAnsi="Times New Roman" w:cs="Times New Roman"/>
+          <w:sz w:val="28"/>
+          <w:szCs w:val="28"/>
+          <w:lang w:val="en-US"/>
+        </w:rPr>
+        <w:t>).</w:t>
+      </w:r>
+    </w:p>
+    <w:p>
+      <w:pPr>
+        <w:spacing w:line="360" w:lineRule="auto"/>
+        <w:ind w:firstLine="709"/>
+        <w:jc w:val="both"/>
+        <w:rPr>
+          <w:rFonts w:ascii="Times New Roman" w:hAnsi="Times New Roman" w:cs="Times New Roman"/>
+          <w:sz w:val="28"/>
+          <w:szCs w:val="28"/>
+        </w:rPr>
+      </w:pPr>
+      <w:r>
+        <w:rPr>
+          <w:rFonts w:ascii="Times New Roman" w:hAnsi="Times New Roman" w:cs="Times New Roman"/>
+          <w:sz w:val="28"/>
+          <w:szCs w:val="28"/>
+        </w:rPr>
+        <w:t>Для целей диссертации удобно использовать обобщённую форму</w:t>
+      </w:r>
+    </w:p>
+    <w:p>
+      <w:pPr>
+        <w:spacing w:line="360" w:lineRule="auto"/>
+        <w:ind w:firstLine="709"/>
+        <w:jc w:val="both"/>
+        <w:rPr>
+          <w:rFonts w:ascii="Times New Roman" w:hAnsi="Times New Roman" w:cs="Times New Roman"/>
+          <w:sz w:val="28"/>
+          <w:szCs w:val="28"/>
+          <w:lang w:val="en-US"/>
+        </w:rPr>
+      </w:pPr>
+    </w:p>
+    <w:p>
+      <w:pPr>
+        <w:spacing w:line="360" w:lineRule="auto"/>
+        <w:ind w:firstLine="709"/>
+        <w:jc w:val="both"/>
+        <w:rPr>
+          <w:rFonts w:ascii="Times New Roman" w:hAnsi="Times New Roman" w:cs="Times New Roman"/>
+          <w:sz w:val="28"/>
+          <w:szCs w:val="28"/>
+          <w:lang w:val="en-US"/>
+        </w:rPr>
+      </w:pPr>
+      <w:r>
+        <w:rPr>
+          <w:rFonts w:ascii="Times New Roman" w:hAnsi="Times New Roman" w:cs="Times New Roman"/>
+          <w:position w:val="-36"/>
+          <w:sz w:val="28"/>
+          <w:szCs w:val="28"/>
+          <w:lang w:val="en-US"/>
+        </w:rPr>
+        <w:object w:dxaOrig="6420" w:dyaOrig="840" w14:anchorId="49560C05">
+          <v:shape id="_x0000_i1101" type="#_x0000_t75" style="width:321.3pt;height:42.1pt" o:ole="">
+            <v:imagedata r:id="rId197" o:title=""/>
+          </v:shape>
+          <o:OLEObject Type="Embed" ProgID="Equation.DSMT4" ShapeID="_x0000_i1101" DrawAspect="Content" ObjectID="_1836835835" r:id="rId198"/>
+        </w:object>
+      </w:r>
+      <w:r>
+        <w:rPr>
+          <w:rFonts w:ascii="Times New Roman" w:hAnsi="Times New Roman" w:cs="Times New Roman"/>
+          <w:sz w:val="28"/>
+          <w:szCs w:val="28"/>
+          <w:lang w:val="en-US"/>
+        </w:rPr>
+        <w:t>,</w:t>
+      </w:r>
+    </w:p>
+    <w:p>
+      <w:pPr>
+        <w:spacing w:line="360" w:lineRule="auto"/>
+        <w:ind w:firstLine="709"/>
+        <w:jc w:val="both"/>
+        <w:rPr>
+          <w:rFonts w:ascii="Times New Roman" w:hAnsi="Times New Roman" w:cs="Times New Roman"/>
+          <w:sz w:val="28"/>
+          <w:szCs w:val="28"/>
+          <w:lang w:val="en-US"/>
+        </w:rPr>
+      </w:pPr>
+    </w:p>
+    <w:p>
+      <w:pPr>
+        <w:spacing w:line="360" w:lineRule="auto"/>
+        <w:ind w:firstLine="709"/>
+        <w:jc w:val="both"/>
+        <w:rPr>
+          <w:rFonts w:ascii="Times New Roman" w:hAnsi="Times New Roman" w:cs="Times New Roman"/>
+          <w:sz w:val="28"/>
+          <w:szCs w:val="28"/>
+        </w:rPr>
+      </w:pPr>
+      <w:r>
+        <w:rPr>
+          <w:rFonts w:ascii="Times New Roman" w:hAnsi="Times New Roman" w:cs="Times New Roman"/>
+          <w:sz w:val="28"/>
+          <w:szCs w:val="28"/>
+        </w:rPr>
+        <w:lastRenderedPageBreak/>
+        <w:t xml:space="preserve">где </w:t>
+      </w:r>
+      <w:r>
+        <w:rPr>
+          <w:rFonts w:ascii="Times New Roman" w:hAnsi="Times New Roman" w:cs="Times New Roman"/>
+          <w:i/>
+          <w:iCs/>
+          <w:sz w:val="28"/>
+          <w:szCs w:val="28"/>
+          <w:lang w:val="en-US"/>
+        </w:rPr>
+        <w:t>Ψ</w:t>
+      </w:r>
+      <w:r>
+        <w:rPr>
+          <w:rFonts w:ascii="Times New Roman" w:hAnsi="Times New Roman" w:cs="Times New Roman"/>
+          <w:i/>
+          <w:iCs/>
+          <w:sz w:val="28"/>
+          <w:szCs w:val="28"/>
+          <w:vertAlign w:val="subscript"/>
+          <w:lang w:val="en-US"/>
+        </w:rPr>
+        <w:t>SOC</w:t>
+      </w:r>
+      <w:r>
+        <w:rPr>
+          <w:rFonts w:ascii="Times New Roman" w:hAnsi="Times New Roman" w:cs="Times New Roman"/>
+          <w:i/>
+          <w:iCs/>
+          <w:sz w:val="28"/>
+          <w:szCs w:val="28"/>
+        </w:rPr>
+        <w:t>(</w:t>
+      </w:r>
+      <w:r>
+        <w:rPr>
+          <w:rFonts w:ascii="Times New Roman" w:hAnsi="Times New Roman" w:cs="Times New Roman"/>
+          <w:i/>
+          <w:iCs/>
+          <w:sz w:val="28"/>
+          <w:szCs w:val="28"/>
+          <w:lang w:val="en-US"/>
+        </w:rPr>
+        <w:t>SOC</w:t>
+      </w:r>
+      <w:r>
+        <w:rPr>
+          <w:rFonts w:ascii="Times New Roman" w:hAnsi="Times New Roman" w:cs="Times New Roman"/>
+          <w:i/>
+          <w:iCs/>
+          <w:sz w:val="28"/>
+          <w:szCs w:val="28"/>
+        </w:rPr>
+        <w:t>)</w:t>
+      </w:r>
+      <w:r>
+        <w:rPr>
+          <w:rFonts w:ascii="Times New Roman" w:hAnsi="Times New Roman" w:cs="Times New Roman"/>
+          <w:sz w:val="28"/>
+          <w:szCs w:val="28"/>
+        </w:rPr>
+        <w:t xml:space="preserve"> </w:t>
+      </w:r>
+      <w:r>
+        <w:rPr>
+          <w:rFonts w:ascii="Times New Roman" w:hAnsi="Times New Roman" w:cs="Times New Roman"/>
+          <w:sz w:val="28"/>
+          <w:szCs w:val="28"/>
+        </w:rPr>
+        <w:t>обычно слабо выражена, но может быть ненулевой из-за изменения состава электролита и контактного состояния вблизи крайних уровней заряда.</w:t>
+      </w:r>
+    </w:p>
+    <w:p>
+      <w:pPr>
+        <w:spacing w:line="360" w:lineRule="auto"/>
+        <w:ind w:firstLine="709"/>
+        <w:jc w:val="both"/>
+        <w:rPr>
+          <w:rFonts w:ascii="Times New Roman" w:hAnsi="Times New Roman" w:cs="Times New Roman"/>
+          <w:sz w:val="28"/>
+          <w:szCs w:val="28"/>
+          <w:lang w:val="en-US"/>
+        </w:rPr>
+      </w:pPr>
+    </w:p>
+    <w:p>
+      <w:pPr>
+        <w:spacing w:line="360" w:lineRule="auto"/>
+        <w:ind w:firstLine="709"/>
+        <w:jc w:val="both"/>
+        <w:rPr>
+          <w:rFonts w:ascii="Times New Roman" w:hAnsi="Times New Roman" w:cs="Times New Roman"/>
+          <w:b/>
+          <w:bCs/>
+          <w:sz w:val="28"/>
+          <w:szCs w:val="28"/>
+        </w:rPr>
+      </w:pPr>
+      <w:r>
+        <w:rPr>
+          <w:rFonts w:ascii="Times New Roman" w:hAnsi="Times New Roman" w:cs="Times New Roman"/>
+          <w:b/>
+          <w:bCs/>
+          <w:sz w:val="28"/>
+          <w:szCs w:val="28"/>
+        </w:rPr>
+        <w:t>2.5.3 Температурная зависимость диффузионной составляющей</w:t>
+      </w:r>
+    </w:p>
+    <w:p>
+      <w:pPr>
+        <w:spacing w:line="360" w:lineRule="auto"/>
+        <w:ind w:firstLine="709"/>
+        <w:jc w:val="both"/>
+        <w:rPr>
+          <w:rFonts w:ascii="Times New Roman" w:hAnsi="Times New Roman" w:cs="Times New Roman"/>
+          <w:sz w:val="28"/>
+          <w:szCs w:val="28"/>
+        </w:rPr>
+      </w:pPr>
+    </w:p>
+    <w:p>
+      <w:pPr>
+        <w:spacing w:line="360" w:lineRule="auto"/>
+        <w:ind w:firstLine="709"/>
+        <w:jc w:val="both"/>
+        <w:rPr>
+          <w:rFonts w:ascii="Times New Roman" w:hAnsi="Times New Roman" w:cs="Times New Roman"/>
+          <w:sz w:val="28"/>
+          <w:szCs w:val="28"/>
+        </w:rPr>
+      </w:pPr>
+      <w:r>
+        <w:rPr>
+          <w:rFonts w:ascii="Times New Roman" w:hAnsi="Times New Roman" w:cs="Times New Roman"/>
+          <w:sz w:val="28"/>
+          <w:szCs w:val="28"/>
+        </w:rPr>
+        <w:t>Диффузионный отклик батареи определяется коэффициентом диффузии</w:t>
+      </w:r>
+      <w:r>
+        <w:rPr>
+          <w:rFonts w:ascii="Times New Roman" w:hAnsi="Times New Roman" w:cs="Times New Roman"/>
+          <w:sz w:val="28"/>
+          <w:szCs w:val="28"/>
+        </w:rPr>
+        <w:t xml:space="preserve"> </w:t>
+      </w:r>
+      <w:r>
+        <w:rPr>
+          <w:rFonts w:ascii="Times New Roman" w:hAnsi="Times New Roman" w:cs="Times New Roman"/>
+          <w:i/>
+          <w:iCs/>
+          <w:sz w:val="28"/>
+          <w:szCs w:val="28"/>
+          <w:lang w:val="en-US"/>
+        </w:rPr>
+        <w:t>D</w:t>
+      </w:r>
+      <w:r>
+        <w:rPr>
+          <w:rFonts w:ascii="Times New Roman" w:hAnsi="Times New Roman" w:cs="Times New Roman"/>
+          <w:i/>
+          <w:iCs/>
+          <w:sz w:val="28"/>
+          <w:szCs w:val="28"/>
+          <w:vertAlign w:val="subscript"/>
+          <w:lang w:val="en-US"/>
+        </w:rPr>
+        <w:t>S</w:t>
+      </w:r>
+      <w:r>
+        <w:rPr>
+          <w:rFonts w:ascii="Times New Roman" w:hAnsi="Times New Roman" w:cs="Times New Roman"/>
+          <w:sz w:val="28"/>
+          <w:szCs w:val="28"/>
+        </w:rPr>
+        <w:t xml:space="preserve">, </w:t>
+      </w:r>
+      <w:r>
+        <w:rPr>
+          <w:rFonts w:ascii="Times New Roman" w:hAnsi="Times New Roman" w:cs="Times New Roman"/>
+          <w:sz w:val="28"/>
+          <w:szCs w:val="28"/>
+        </w:rPr>
+        <w:t>который также подчиняется температурной активации:</w:t>
+      </w:r>
+    </w:p>
+    <w:p>
+      <w:pPr>
+        <w:spacing w:line="360" w:lineRule="auto"/>
+        <w:ind w:firstLine="709"/>
+        <w:jc w:val="both"/>
+        <w:rPr>
+          <w:rFonts w:ascii="Times New Roman" w:hAnsi="Times New Roman" w:cs="Times New Roman"/>
+          <w:sz w:val="28"/>
+          <w:szCs w:val="28"/>
+          <w:lang w:val="en-US"/>
+        </w:rPr>
+      </w:pPr>
+    </w:p>
+    <w:p>
+      <w:pPr>
+        <w:spacing w:line="360" w:lineRule="auto"/>
+        <w:ind w:firstLine="709"/>
+        <w:jc w:val="both"/>
+        <w:rPr>
+          <w:rFonts w:ascii="Times New Roman" w:hAnsi="Times New Roman" w:cs="Times New Roman"/>
+          <w:sz w:val="28"/>
+          <w:szCs w:val="28"/>
+          <w:lang w:val="en-US"/>
+        </w:rPr>
+      </w:pPr>
+      <w:r>
+        <w:rPr>
+          <w:rFonts w:ascii="Times New Roman" w:hAnsi="Times New Roman" w:cs="Times New Roman"/>
+          <w:position w:val="-36"/>
+          <w:sz w:val="28"/>
+          <w:szCs w:val="28"/>
+          <w:lang w:val="en-US"/>
+        </w:rPr>
+        <w:object w:dxaOrig="3640" w:dyaOrig="840" w14:anchorId="5AE58ADA">
+          <v:shape id="_x0000_i1104" type="#_x0000_t75" style="width:182.05pt;height:42.1pt" o:ole="">
+            <v:imagedata r:id="rId199" o:title=""/>
+          </v:shape>
+          <o:OLEObject Type="Embed" ProgID="Equation.DSMT4" ShapeID="_x0000_i1104" DrawAspect="Content" ObjectID="_1836835836" r:id="rId200"/>
+        </w:object>
+      </w:r>
+      <w:r>
+        <w:rPr>
+          <w:rFonts w:ascii="Times New Roman" w:hAnsi="Times New Roman" w:cs="Times New Roman"/>
+          <w:sz w:val="28"/>
+          <w:szCs w:val="28"/>
+          <w:lang w:val="en-US"/>
+        </w:rPr>
+        <w:t>.</w:t>
+      </w:r>
+    </w:p>
+    <w:p>
+      <w:pPr>
+        <w:spacing w:line="360" w:lineRule="auto"/>
+        <w:ind w:firstLine="709"/>
+        <w:jc w:val="both"/>
+        <w:rPr>
+          <w:rFonts w:ascii="Times New Roman" w:hAnsi="Times New Roman" w:cs="Times New Roman"/>
+          <w:sz w:val="28"/>
+          <w:szCs w:val="28"/>
+          <w:lang w:val="en-US"/>
+        </w:rPr>
+      </w:pPr>
+    </w:p>
+    <w:p>
+      <w:pPr>
+        <w:spacing w:line="360" w:lineRule="auto"/>
+        <w:ind w:firstLine="709"/>
+        <w:jc w:val="both"/>
+        <w:rPr>
+          <w:rFonts w:ascii="Times New Roman" w:hAnsi="Times New Roman" w:cs="Times New Roman"/>
+          <w:sz w:val="28"/>
+          <w:szCs w:val="28"/>
+          <w:lang w:val="en-US"/>
+        </w:rPr>
+      </w:pPr>
+      <w:r>
+        <w:rPr>
+          <w:rFonts w:ascii="Times New Roman" w:hAnsi="Times New Roman" w:cs="Times New Roman"/>
+          <w:sz w:val="28"/>
+          <w:szCs w:val="28"/>
+        </w:rPr>
+        <w:t>Поскольку для полуограниченной диффузии параметр Варбурга связан с коэффициентом диффузии обратной зависимостью порядка</w:t>
+      </w:r>
+    </w:p>
+    <w:p>
+      <w:pPr>
+        <w:spacing w:line="360" w:lineRule="auto"/>
+        <w:ind w:firstLine="709"/>
+        <w:jc w:val="both"/>
+        <w:rPr>
+          <w:rFonts w:ascii="Times New Roman" w:hAnsi="Times New Roman" w:cs="Times New Roman"/>
+          <w:sz w:val="28"/>
+          <w:szCs w:val="28"/>
+          <w:lang w:val="en-US"/>
+        </w:rPr>
+      </w:pPr>
+    </w:p>
+    <w:p>
+      <w:pPr>
+        <w:spacing w:line="360" w:lineRule="auto"/>
+        <w:ind w:firstLine="709"/>
+        <w:jc w:val="both"/>
+        <w:rPr>
+          <w:rFonts w:ascii="Times New Roman" w:hAnsi="Times New Roman" w:cs="Times New Roman"/>
+          <w:sz w:val="28"/>
+          <w:szCs w:val="28"/>
+          <w:lang w:val="en-US"/>
+        </w:rPr>
+      </w:pPr>
+      <w:r>
+        <w:rPr>
+          <w:rFonts w:ascii="Times New Roman" w:hAnsi="Times New Roman" w:cs="Times New Roman"/>
+          <w:position w:val="-12"/>
+          <w:sz w:val="28"/>
+          <w:szCs w:val="28"/>
+          <w:lang w:val="en-US"/>
+        </w:rPr>
+        <w:object w:dxaOrig="960" w:dyaOrig="380" w14:anchorId="1693ADAC">
+          <v:shape id="_x0000_i1107" type="#_x0000_t75" style="width:48.25pt;height:19pt" o:ole="">
+            <v:imagedata r:id="rId201" o:title=""/>
+          </v:shape>
+          <o:OLEObject Type="Embed" ProgID="Equation.DSMT4" ShapeID="_x0000_i1107" DrawAspect="Content" ObjectID="_1836835837" r:id="rId202"/>
+        </w:object>
+      </w:r>
+      <w:r>
+        <w:rPr>
+          <w:rFonts w:ascii="Times New Roman" w:hAnsi="Times New Roman" w:cs="Times New Roman"/>
+          <w:sz w:val="28"/>
+          <w:szCs w:val="28"/>
+          <w:lang w:val="en-US"/>
+        </w:rPr>
+        <w:t>,</w:t>
+      </w:r>
+    </w:p>
+    <w:p>
+      <w:pPr>
+        <w:spacing w:line="360" w:lineRule="auto"/>
+        <w:ind w:firstLine="709"/>
+        <w:jc w:val="both"/>
+        <w:rPr>
+          <w:rFonts w:ascii="Times New Roman" w:hAnsi="Times New Roman" w:cs="Times New Roman"/>
+          <w:sz w:val="28"/>
+          <w:szCs w:val="28"/>
+          <w:lang w:val="en-US"/>
+        </w:rPr>
+      </w:pPr>
+    </w:p>
+    <w:p>
+      <w:pPr>
+        <w:spacing w:line="360" w:lineRule="auto"/>
+        <w:ind w:firstLine="709"/>
+        <w:jc w:val="both"/>
+        <w:rPr>
+          <w:rFonts w:ascii="Times New Roman" w:hAnsi="Times New Roman" w:cs="Times New Roman"/>
+          <w:sz w:val="28"/>
+          <w:szCs w:val="28"/>
+          <w:lang w:val="en-US"/>
+        </w:rPr>
+      </w:pPr>
+      <w:r>
+        <w:rPr>
+          <w:rFonts w:ascii="Times New Roman" w:hAnsi="Times New Roman" w:cs="Times New Roman"/>
+          <w:sz w:val="28"/>
+          <w:szCs w:val="28"/>
+        </w:rPr>
+        <w:t>то</w:t>
+      </w:r>
+    </w:p>
+    <w:p>
+      <w:pPr>
+        <w:spacing w:line="360" w:lineRule="auto"/>
+        <w:ind w:firstLine="709"/>
+        <w:jc w:val="both"/>
+        <w:rPr>
+          <w:rFonts w:ascii="Times New Roman" w:hAnsi="Times New Roman" w:cs="Times New Roman"/>
+          <w:sz w:val="28"/>
+          <w:szCs w:val="28"/>
+          <w:lang w:val="en-US"/>
+        </w:rPr>
+      </w:pPr>
+    </w:p>
+    <w:p>
+      <w:pPr>
+        <w:spacing w:line="360" w:lineRule="auto"/>
+        <w:ind w:firstLine="709"/>
+        <w:jc w:val="both"/>
+        <w:rPr>
+          <w:rFonts w:ascii="Times New Roman" w:hAnsi="Times New Roman" w:cs="Times New Roman"/>
+          <w:sz w:val="28"/>
+          <w:szCs w:val="28"/>
+          <w:lang w:val="en-US"/>
+        </w:rPr>
+      </w:pPr>
+      <w:r>
+        <w:rPr>
+          <w:rFonts w:ascii="Times New Roman" w:hAnsi="Times New Roman" w:cs="Times New Roman"/>
+          <w:position w:val="-36"/>
+          <w:sz w:val="28"/>
+          <w:szCs w:val="28"/>
+          <w:lang w:val="en-US"/>
+        </w:rPr>
+        <w:object w:dxaOrig="3260" w:dyaOrig="840" w14:anchorId="2D7EACAF">
+          <v:shape id="_x0000_i1110" type="#_x0000_t75" style="width:163pt;height:42.1pt" o:ole="">
+            <v:imagedata r:id="rId203" o:title=""/>
+          </v:shape>
+          <o:OLEObject Type="Embed" ProgID="Equation.DSMT4" ShapeID="_x0000_i1110" DrawAspect="Content" ObjectID="_1836835838" r:id="rId204"/>
+        </w:object>
+      </w:r>
+      <w:r>
+        <w:rPr>
+          <w:rFonts w:ascii="Times New Roman" w:hAnsi="Times New Roman" w:cs="Times New Roman"/>
+          <w:sz w:val="28"/>
+          <w:szCs w:val="28"/>
+          <w:lang w:val="en-US"/>
+        </w:rPr>
+        <w:t>.</w:t>
+      </w:r>
+    </w:p>
+    <w:p>
+      <w:pPr>
+        <w:spacing w:line="360" w:lineRule="auto"/>
+        <w:ind w:firstLine="709"/>
+        <w:jc w:val="both"/>
+        <w:rPr>
+          <w:rFonts w:ascii="Times New Roman" w:hAnsi="Times New Roman" w:cs="Times New Roman"/>
+          <w:sz w:val="28"/>
+          <w:szCs w:val="28"/>
+          <w:lang w:val="en-US"/>
+        </w:rPr>
+      </w:pPr>
+    </w:p>
+    <w:p>
+      <w:pPr>
+        <w:spacing w:line="360" w:lineRule="auto"/>
+        <w:ind w:firstLine="709"/>
+        <w:jc w:val="both"/>
+        <w:rPr>
+          <w:rFonts w:ascii="Times New Roman" w:hAnsi="Times New Roman" w:cs="Times New Roman"/>
+          <w:sz w:val="28"/>
+          <w:szCs w:val="28"/>
+          <w:lang w:val="en-US"/>
+        </w:rPr>
+      </w:pPr>
+      <w:r>
+        <w:rPr>
+          <w:rFonts w:ascii="Times New Roman" w:hAnsi="Times New Roman" w:cs="Times New Roman"/>
+          <w:sz w:val="28"/>
+          <w:szCs w:val="28"/>
+        </w:rPr>
+        <w:t xml:space="preserve">Это означает, что при понижении температуры диффузионная составляющая усиливается, а низкочастотная область спектра становится более </w:t>
+      </w:r>
+      <w:r>
+        <w:rPr>
+          <w:rFonts w:ascii="Times New Roman" w:hAnsi="Times New Roman" w:cs="Times New Roman"/>
+          <w:sz w:val="28"/>
+          <w:szCs w:val="28"/>
+        </w:rPr>
+        <w:lastRenderedPageBreak/>
+        <w:t>выраженной. Для Na-ion систем этот эффект особенно важен, поскольку более крупный радиус иона натрия и без того приводит к более медленному массопереносу, а охлаждение дополнительно усиливает этот эффект. Температурно-зависимое EIS-исследование Na</w:t>
+      </w:r>
+      <w:r>
+        <w:rPr>
+          <w:rFonts w:ascii="Times New Roman" w:hAnsi="Times New Roman" w:cs="Times New Roman"/>
+          <w:sz w:val="28"/>
+          <w:szCs w:val="28"/>
+        </w:rPr>
+        <w:t>-</w:t>
+      </w:r>
+      <w:r>
+        <w:rPr>
+          <w:rFonts w:ascii="Times New Roman" w:hAnsi="Times New Roman" w:cs="Times New Roman"/>
+          <w:sz w:val="28"/>
+          <w:szCs w:val="28"/>
+        </w:rPr>
+        <w:t>ion электродов прямо показывает выраженную перестройку спектра с охлаждением и нагревом, в том числе за счёт изменения межфазных и диффузионных ограничений</w:t>
+      </w:r>
+      <w:r>
+        <w:rPr>
+          <w:rFonts w:ascii="Times New Roman" w:hAnsi="Times New Roman" w:cs="Times New Roman"/>
+          <w:sz w:val="28"/>
+          <w:szCs w:val="28"/>
+        </w:rPr>
+        <w:t xml:space="preserve">. </w:t>
+      </w:r>
+      <w:r>
+        <w:rPr>
+          <w:rFonts w:ascii="Times New Roman" w:hAnsi="Times New Roman" w:cs="Times New Roman"/>
+          <w:sz w:val="28"/>
+          <w:szCs w:val="28"/>
+        </w:rPr>
+        <w:t>(</w:t>
+      </w:r>
+      <w:hyperlink r:id="rId205" w:history="1">
+        <w:r>
+          <w:rPr>
+            <w:rStyle w:val="ad"/>
+            <w:rFonts w:ascii="Times New Roman" w:hAnsi="Times New Roman" w:cs="Times New Roman"/>
+            <w:sz w:val="28"/>
+            <w:szCs w:val="28"/>
+          </w:rPr>
+          <w:t>https://doi.org/10.1021/acsaem.9b01216</w:t>
+        </w:r>
+      </w:hyperlink>
+      <w:r>
+        <w:rPr>
+          <w:rFonts w:ascii="Times New Roman" w:hAnsi="Times New Roman" w:cs="Times New Roman"/>
+          <w:sz w:val="28"/>
+          <w:szCs w:val="28"/>
+          <w:lang w:val="en-US"/>
+        </w:rPr>
+        <w:t>)</w:t>
+      </w:r>
+    </w:p>
+    <w:p>
+      <w:pPr>
+        <w:spacing w:line="360" w:lineRule="auto"/>
+        <w:ind w:firstLine="709"/>
+        <w:jc w:val="both"/>
+        <w:rPr>
+          <w:rFonts w:ascii="Times New Roman" w:hAnsi="Times New Roman" w:cs="Times New Roman"/>
+          <w:sz w:val="28"/>
+          <w:szCs w:val="28"/>
+        </w:rPr>
+      </w:pPr>
+      <w:r>
+        <w:rPr>
+          <w:rFonts w:ascii="Times New Roman" w:hAnsi="Times New Roman" w:cs="Times New Roman"/>
+          <w:sz w:val="28"/>
+          <w:szCs w:val="28"/>
+        </w:rPr>
+        <w:t xml:space="preserve">Для модели диссертации это означает, что низкочастотные диагностические признаки нельзя сравнивать между собой без приведения к единой температуре. Иначе усиление </w:t>
+      </w:r>
+      <w:r>
+        <w:rPr>
+          <w:rFonts w:ascii="Times New Roman" w:hAnsi="Times New Roman" w:cs="Times New Roman"/>
+          <w:sz w:val="28"/>
+          <w:szCs w:val="28"/>
+          <w:highlight w:val="yellow"/>
+        </w:rPr>
+        <w:t>хвоста Найквиста</w:t>
+      </w:r>
+      <w:r>
+        <w:rPr>
+          <w:rFonts w:ascii="Times New Roman" w:hAnsi="Times New Roman" w:cs="Times New Roman"/>
+          <w:sz w:val="28"/>
+          <w:szCs w:val="28"/>
+        </w:rPr>
+        <w:t xml:space="preserve"> при низкой температуре может быть ошибочно интерпретировано как дополнительная деградация, хотя на самом деле оно обусловлено временным ухудшением диффузии.</w:t>
+      </w:r>
+    </w:p>
+    <w:p>
+      <w:pPr>
+        <w:spacing w:line="360" w:lineRule="auto"/>
+        <w:ind w:firstLine="709"/>
+        <w:jc w:val="both"/>
+        <w:rPr>
+          <w:rFonts w:ascii="Times New Roman" w:hAnsi="Times New Roman" w:cs="Times New Roman"/>
+          <w:sz w:val="28"/>
+          <w:szCs w:val="28"/>
+          <w:lang w:val="en-US"/>
+        </w:rPr>
+      </w:pPr>
+    </w:p>
+    <w:p>
+      <w:pPr>
+        <w:spacing w:line="360" w:lineRule="auto"/>
+        <w:ind w:firstLine="709"/>
+        <w:jc w:val="both"/>
+        <w:rPr>
+          <w:rFonts w:ascii="Times New Roman" w:hAnsi="Times New Roman" w:cs="Times New Roman"/>
+          <w:b/>
+          <w:bCs/>
+          <w:sz w:val="28"/>
+          <w:szCs w:val="28"/>
+        </w:rPr>
+      </w:pPr>
+      <w:r>
+        <w:rPr>
+          <w:rFonts w:ascii="Times New Roman" w:hAnsi="Times New Roman" w:cs="Times New Roman"/>
+          <w:b/>
+          <w:bCs/>
+          <w:sz w:val="28"/>
+          <w:szCs w:val="28"/>
+        </w:rPr>
+        <w:t>2.5.4 Температурная зависимость ёмкости двойного электрического слоя</w:t>
+      </w:r>
+    </w:p>
+    <w:p>
+      <w:pPr>
+        <w:spacing w:line="360" w:lineRule="auto"/>
+        <w:ind w:firstLine="709"/>
+        <w:jc w:val="both"/>
+        <w:rPr>
+          <w:rFonts w:ascii="Times New Roman" w:hAnsi="Times New Roman" w:cs="Times New Roman"/>
+          <w:sz w:val="28"/>
+          <w:szCs w:val="28"/>
+        </w:rPr>
+      </w:pPr>
+    </w:p>
+    <w:p>
+      <w:pPr>
+        <w:spacing w:line="360" w:lineRule="auto"/>
+        <w:ind w:firstLine="709"/>
+        <w:jc w:val="both"/>
+        <w:rPr>
+          <w:rFonts w:ascii="Times New Roman" w:hAnsi="Times New Roman" w:cs="Times New Roman"/>
+          <w:sz w:val="28"/>
+          <w:szCs w:val="28"/>
+        </w:rPr>
+      </w:pPr>
+      <w:r>
+        <w:rPr>
+          <w:rFonts w:ascii="Times New Roman" w:hAnsi="Times New Roman" w:cs="Times New Roman"/>
+          <w:sz w:val="28"/>
+          <w:szCs w:val="28"/>
+        </w:rPr>
+        <w:t>Ёмкость двойного электрического слоя</w:t>
+      </w:r>
+      <w:r>
+        <w:rPr>
+          <w:rFonts w:ascii="Times New Roman" w:hAnsi="Times New Roman" w:cs="Times New Roman"/>
+          <w:sz w:val="28"/>
+          <w:szCs w:val="28"/>
+        </w:rPr>
+        <w:t xml:space="preserve"> </w:t>
+      </w:r>
+      <w:r>
+        <w:rPr>
+          <w:rFonts w:ascii="Times New Roman" w:hAnsi="Times New Roman" w:cs="Times New Roman"/>
+          <w:i/>
+          <w:iCs/>
+          <w:sz w:val="28"/>
+          <w:szCs w:val="28"/>
+          <w:lang w:val="en-US"/>
+        </w:rPr>
+        <w:t>C</w:t>
+      </w:r>
+      <w:r>
+        <w:rPr>
+          <w:rFonts w:ascii="Times New Roman" w:hAnsi="Times New Roman" w:cs="Times New Roman"/>
+          <w:i/>
+          <w:iCs/>
+          <w:sz w:val="28"/>
+          <w:szCs w:val="28"/>
+          <w:vertAlign w:val="subscript"/>
+          <w:lang w:val="en-US"/>
+        </w:rPr>
+        <w:t>dl</w:t>
+      </w:r>
+      <w:r>
+        <w:rPr>
+          <w:rFonts w:ascii="Times New Roman" w:hAnsi="Times New Roman" w:cs="Times New Roman"/>
+          <w:sz w:val="28"/>
+          <w:szCs w:val="28"/>
+        </w:rPr>
+        <w:t xml:space="preserve"> </w:t>
+      </w:r>
+      <w:r>
+        <w:rPr>
+          <w:rFonts w:ascii="Times New Roman" w:hAnsi="Times New Roman" w:cs="Times New Roman"/>
+          <w:sz w:val="28"/>
+          <w:szCs w:val="28"/>
+        </w:rPr>
+        <w:t>по своей температурной чувствительности, как правило, менее стабильна и менее однозначна,</w:t>
+      </w:r>
+      <w:r>
+        <w:rPr>
+          <w:rFonts w:ascii="Times New Roman" w:hAnsi="Times New Roman" w:cs="Times New Roman"/>
+          <w:sz w:val="28"/>
+          <w:szCs w:val="28"/>
+        </w:rPr>
+        <w:t xml:space="preserve"> </w:t>
+      </w:r>
+      <w:r>
+        <w:rPr>
+          <w:rFonts w:ascii="Times New Roman" w:hAnsi="Times New Roman" w:cs="Times New Roman"/>
+          <w:sz w:val="28"/>
+          <w:szCs w:val="28"/>
+        </w:rPr>
+        <w:t>чем</w:t>
+      </w:r>
+      <w:r>
+        <w:rPr>
+          <w:rFonts w:ascii="Times New Roman" w:hAnsi="Times New Roman" w:cs="Times New Roman"/>
+          <w:sz w:val="28"/>
+          <w:szCs w:val="28"/>
+        </w:rPr>
+        <w:t xml:space="preserve"> </w:t>
+      </w:r>
+      <w:r>
+        <w:rPr>
+          <w:rFonts w:ascii="Times New Roman" w:hAnsi="Times New Roman" w:cs="Times New Roman"/>
+          <w:i/>
+          <w:iCs/>
+          <w:sz w:val="28"/>
+          <w:szCs w:val="28"/>
+          <w:lang w:val="en-US"/>
+        </w:rPr>
+        <w:t>R</w:t>
+      </w:r>
+      <w:r>
+        <w:rPr>
+          <w:rFonts w:ascii="Times New Roman" w:hAnsi="Times New Roman" w:cs="Times New Roman"/>
+          <w:i/>
+          <w:iCs/>
+          <w:sz w:val="28"/>
+          <w:szCs w:val="28"/>
+          <w:vertAlign w:val="subscript"/>
+          <w:lang w:val="en-US"/>
+        </w:rPr>
+        <w:t>Ω</w:t>
+      </w:r>
+      <w:r>
+        <w:rPr>
+          <w:rFonts w:ascii="Times New Roman" w:hAnsi="Times New Roman" w:cs="Times New Roman"/>
+          <w:sz w:val="28"/>
+          <w:szCs w:val="28"/>
+        </w:rPr>
+        <w:t xml:space="preserve"> </w:t>
+      </w:r>
+      <w:r>
+        <w:rPr>
+          <w:rFonts w:ascii="Times New Roman" w:hAnsi="Times New Roman" w:cs="Times New Roman"/>
+          <w:sz w:val="28"/>
+          <w:szCs w:val="28"/>
+        </w:rPr>
+        <w:t xml:space="preserve">и </w:t>
+      </w:r>
+      <w:r>
+        <w:rPr>
+          <w:rFonts w:ascii="Times New Roman" w:hAnsi="Times New Roman" w:cs="Times New Roman"/>
+          <w:i/>
+          <w:iCs/>
+          <w:sz w:val="28"/>
+          <w:szCs w:val="28"/>
+          <w:lang w:val="en-US"/>
+        </w:rPr>
+        <w:t>R</w:t>
+      </w:r>
+      <w:r>
+        <w:rPr>
+          <w:rFonts w:ascii="Times New Roman" w:hAnsi="Times New Roman" w:cs="Times New Roman"/>
+          <w:i/>
+          <w:iCs/>
+          <w:sz w:val="28"/>
+          <w:szCs w:val="28"/>
+          <w:vertAlign w:val="subscript"/>
+          <w:lang w:val="en-US"/>
+        </w:rPr>
+        <w:t>ct</w:t>
+      </w:r>
+      <w:r>
+        <w:rPr>
+          <w:rFonts w:ascii="Times New Roman" w:hAnsi="Times New Roman" w:cs="Times New Roman"/>
+          <w:sz w:val="28"/>
+          <w:szCs w:val="28"/>
+        </w:rPr>
+        <w:t xml:space="preserve">. </w:t>
+      </w:r>
+      <w:r>
+        <w:rPr>
+          <w:rFonts w:ascii="Times New Roman" w:hAnsi="Times New Roman" w:cs="Times New Roman"/>
+          <w:sz w:val="28"/>
+          <w:szCs w:val="28"/>
+        </w:rPr>
+        <w:t>Это связано с тем, что на неё одновременно влияют состав интерфейса, диэлектрические свойства межфазной области, распределение активной поверхности и текущая структура пассивирующего слоя. Поэтому в данной работе</w:t>
+      </w:r>
+      <w:r>
+        <w:rPr>
+          <w:rFonts w:ascii="Times New Roman" w:hAnsi="Times New Roman" w:cs="Times New Roman"/>
+          <w:sz w:val="28"/>
+          <w:szCs w:val="28"/>
+        </w:rPr>
+        <w:t xml:space="preserve"> </w:t>
+      </w:r>
+      <w:r>
+        <w:rPr>
+          <w:rFonts w:ascii="Times New Roman" w:hAnsi="Times New Roman" w:cs="Times New Roman"/>
+          <w:i/>
+          <w:iCs/>
+          <w:sz w:val="28"/>
+          <w:szCs w:val="28"/>
+          <w:lang w:val="en-US"/>
+        </w:rPr>
+        <w:t>C</w:t>
+      </w:r>
+      <w:r>
+        <w:rPr>
+          <w:rFonts w:ascii="Times New Roman" w:hAnsi="Times New Roman" w:cs="Times New Roman"/>
+          <w:i/>
+          <w:iCs/>
+          <w:sz w:val="28"/>
+          <w:szCs w:val="28"/>
+          <w:vertAlign w:val="subscript"/>
+          <w:lang w:val="en-US"/>
+        </w:rPr>
+        <w:t>dl</w:t>
+      </w:r>
+      <w:r>
+        <w:rPr>
+          <w:rFonts w:ascii="Times New Roman" w:hAnsi="Times New Roman" w:cs="Times New Roman"/>
+          <w:sz w:val="28"/>
+          <w:szCs w:val="28"/>
+        </w:rPr>
+        <w:t xml:space="preserve"> </w:t>
+      </w:r>
+      <w:r>
+        <w:rPr>
+          <w:rFonts w:ascii="Times New Roman" w:hAnsi="Times New Roman" w:cs="Times New Roman"/>
+          <w:sz w:val="28"/>
+          <w:szCs w:val="28"/>
+        </w:rPr>
+        <w:t>рассматривается как вспомогательный, а не ведущий температурный диагностический параметр.</w:t>
+      </w:r>
+    </w:p>
+    <w:p>
+      <w:pPr>
+        <w:spacing w:line="360" w:lineRule="auto"/>
+        <w:ind w:firstLine="709"/>
+        <w:jc w:val="both"/>
+        <w:rPr>
+          <w:rFonts w:ascii="Times New Roman" w:hAnsi="Times New Roman" w:cs="Times New Roman"/>
+          <w:sz w:val="28"/>
+          <w:szCs w:val="28"/>
+          <w:lang w:val="en-US"/>
+        </w:rPr>
+      </w:pPr>
+      <w:r>
+        <w:rPr>
+          <w:rFonts w:ascii="Times New Roman" w:hAnsi="Times New Roman" w:cs="Times New Roman"/>
+          <w:sz w:val="28"/>
+          <w:szCs w:val="28"/>
+        </w:rPr>
+        <w:t>В первом приближении можно использовать линейно-квазилинейную аппроксимацию</w:t>
+      </w:r>
+    </w:p>
+    <w:p>
+      <w:pPr>
+        <w:spacing w:line="360" w:lineRule="auto"/>
+        <w:ind w:firstLine="709"/>
+        <w:jc w:val="both"/>
+        <w:rPr>
+          <w:rFonts w:ascii="Times New Roman" w:hAnsi="Times New Roman" w:cs="Times New Roman"/>
+          <w:sz w:val="28"/>
+          <w:szCs w:val="28"/>
+          <w:lang w:val="en-US"/>
+        </w:rPr>
+      </w:pPr>
+    </w:p>
+    <w:p>
+      <w:pPr>
+        <w:spacing w:line="360" w:lineRule="auto"/>
+        <w:ind w:firstLine="709"/>
+        <w:jc w:val="both"/>
+        <w:rPr>
+          <w:rFonts w:ascii="Times New Roman" w:hAnsi="Times New Roman" w:cs="Times New Roman"/>
+          <w:sz w:val="28"/>
+          <w:szCs w:val="28"/>
+          <w:lang w:val="en-US"/>
+        </w:rPr>
+      </w:pPr>
+      <w:r>
+        <w:rPr>
+          <w:rFonts w:ascii="Times New Roman" w:hAnsi="Times New Roman" w:cs="Times New Roman"/>
+          <w:position w:val="-18"/>
+          <w:sz w:val="28"/>
+          <w:szCs w:val="28"/>
+          <w:lang w:val="en-US"/>
+        </w:rPr>
+        <w:object w:dxaOrig="6120" w:dyaOrig="480" w14:anchorId="7553EAE2">
+          <v:shape id="_x0000_i1115" type="#_x0000_t75" style="width:306.35pt;height:23.75pt" o:ole="">
+            <v:imagedata r:id="rId206" o:title=""/>
+          </v:shape>
+          <o:OLEObject Type="Embed" ProgID="Equation.DSMT4" ShapeID="_x0000_i1115" DrawAspect="Content" ObjectID="_1836835839" r:id="rId207"/>
+        </w:object>
+      </w:r>
+      <w:r>
+        <w:rPr>
+          <w:rFonts w:ascii="Times New Roman" w:hAnsi="Times New Roman" w:cs="Times New Roman"/>
+          <w:sz w:val="28"/>
+          <w:szCs w:val="28"/>
+          <w:lang w:val="en-US"/>
+        </w:rPr>
+        <w:t>,</w:t>
+      </w:r>
+    </w:p>
+    <w:p>
+      <w:pPr>
+        <w:spacing w:line="360" w:lineRule="auto"/>
+        <w:ind w:firstLine="709"/>
+        <w:jc w:val="both"/>
+        <w:rPr>
+          <w:rFonts w:ascii="Times New Roman" w:hAnsi="Times New Roman" w:cs="Times New Roman"/>
+          <w:sz w:val="28"/>
+          <w:szCs w:val="28"/>
+          <w:lang w:val="en-US"/>
+        </w:rPr>
+      </w:pPr>
+    </w:p>
+    <w:p>
+      <w:pPr>
+        <w:spacing w:line="360" w:lineRule="auto"/>
+        <w:ind w:firstLine="709"/>
+        <w:jc w:val="both"/>
+        <w:rPr>
+          <w:rFonts w:ascii="Times New Roman" w:hAnsi="Times New Roman" w:cs="Times New Roman"/>
+          <w:sz w:val="28"/>
+          <w:szCs w:val="28"/>
+          <w:lang w:val="en-US"/>
+        </w:rPr>
+      </w:pPr>
+      <w:r>
+        <w:rPr>
+          <w:rFonts w:ascii="Times New Roman" w:hAnsi="Times New Roman" w:cs="Times New Roman"/>
+          <w:sz w:val="28"/>
+          <w:szCs w:val="28"/>
+        </w:rPr>
+        <w:t xml:space="preserve">где </w:t>
+      </w:r>
+      <w:r>
+        <w:rPr>
+          <w:rFonts w:ascii="Times New Roman" w:hAnsi="Times New Roman" w:cs="Times New Roman"/>
+          <w:i/>
+          <w:iCs/>
+          <w:sz w:val="28"/>
+          <w:szCs w:val="28"/>
+        </w:rPr>
+        <w:t>α</w:t>
+      </w:r>
+      <w:r>
+        <w:rPr>
+          <w:rFonts w:ascii="Times New Roman" w:hAnsi="Times New Roman" w:cs="Times New Roman"/>
+          <w:i/>
+          <w:iCs/>
+          <w:sz w:val="28"/>
+          <w:szCs w:val="28"/>
+          <w:vertAlign w:val="subscript"/>
+        </w:rPr>
+        <w:t>С</w:t>
+      </w:r>
+      <w:r>
+        <w:rPr>
+          <w:rFonts w:ascii="Times New Roman" w:hAnsi="Times New Roman" w:cs="Times New Roman"/>
+          <w:sz w:val="28"/>
+          <w:szCs w:val="28"/>
+        </w:rPr>
+        <w:t xml:space="preserve"> – </w:t>
+      </w:r>
+      <w:r>
+        <w:rPr>
+          <w:rFonts w:ascii="Times New Roman" w:hAnsi="Times New Roman" w:cs="Times New Roman"/>
+          <w:sz w:val="28"/>
+          <w:szCs w:val="28"/>
+        </w:rPr>
+        <w:t>малый температурный коэффициент.</w:t>
+      </w:r>
+      <w:r>
+        <w:rPr>
+          <w:rFonts w:ascii="Times New Roman" w:hAnsi="Times New Roman" w:cs="Times New Roman"/>
+          <w:sz w:val="28"/>
+          <w:szCs w:val="28"/>
+        </w:rPr>
+        <w:t xml:space="preserve"> </w:t>
+      </w:r>
+      <w:r>
+        <w:rPr>
+          <w:rFonts w:ascii="Times New Roman" w:hAnsi="Times New Roman" w:cs="Times New Roman"/>
+          <w:sz w:val="28"/>
+          <w:szCs w:val="28"/>
+        </w:rPr>
+        <w:t>Такой подход оправдан не как фундаментальный закон, а как инженерная параметризация на ограниченном температурном интервале. С методической точки зрения важно не переоценивать информативность</w:t>
+      </w:r>
+      <w:r>
+        <w:rPr>
+          <w:rFonts w:ascii="Times New Roman" w:hAnsi="Times New Roman" w:cs="Times New Roman"/>
+          <w:sz w:val="28"/>
+          <w:szCs w:val="28"/>
+        </w:rPr>
+        <w:t xml:space="preserve"> </w:t>
+      </w:r>
+      <w:r>
+        <w:rPr>
+          <w:rFonts w:ascii="Times New Roman" w:hAnsi="Times New Roman" w:cs="Times New Roman"/>
+          <w:i/>
+          <w:iCs/>
+          <w:sz w:val="28"/>
+          <w:szCs w:val="28"/>
+          <w:lang w:val="en-US"/>
+        </w:rPr>
+        <w:t>C</w:t>
+      </w:r>
+      <w:r>
+        <w:rPr>
+          <w:rFonts w:ascii="Times New Roman" w:hAnsi="Times New Roman" w:cs="Times New Roman"/>
+          <w:i/>
+          <w:iCs/>
+          <w:sz w:val="28"/>
+          <w:szCs w:val="28"/>
+          <w:vertAlign w:val="subscript"/>
+          <w:lang w:val="en-US"/>
+        </w:rPr>
+        <w:t>dl</w:t>
+      </w:r>
+      <w:r>
+        <w:rPr>
+          <w:rFonts w:ascii="Times New Roman" w:hAnsi="Times New Roman" w:cs="Times New Roman"/>
+          <w:sz w:val="28"/>
+          <w:szCs w:val="28"/>
+        </w:rPr>
+        <w:t xml:space="preserve">: </w:t>
+      </w:r>
+      <w:r>
+        <w:rPr>
+          <w:rFonts w:ascii="Times New Roman" w:hAnsi="Times New Roman" w:cs="Times New Roman"/>
+          <w:sz w:val="28"/>
+          <w:szCs w:val="28"/>
+        </w:rPr>
+        <w:t>в</w:t>
+      </w:r>
+      <w:r>
+        <w:rPr>
+          <w:rFonts w:ascii="Times New Roman" w:hAnsi="Times New Roman" w:cs="Times New Roman"/>
+          <w:sz w:val="28"/>
+          <w:szCs w:val="28"/>
+        </w:rPr>
+        <w:t xml:space="preserve"> </w:t>
+      </w:r>
+      <w:r>
+        <w:rPr>
+          <w:rFonts w:ascii="Times New Roman" w:hAnsi="Times New Roman" w:cs="Times New Roman"/>
+          <w:sz w:val="28"/>
+          <w:szCs w:val="28"/>
+        </w:rPr>
+        <w:t>прогностической модели основной вес должны получать</w:t>
+      </w:r>
+      <w:r>
+        <w:rPr>
+          <w:rFonts w:ascii="Times New Roman" w:hAnsi="Times New Roman" w:cs="Times New Roman"/>
+          <w:sz w:val="28"/>
+          <w:szCs w:val="28"/>
+        </w:rPr>
+        <w:t xml:space="preserve"> </w:t>
+      </w:r>
+      <w:r>
+        <w:rPr>
+          <w:rFonts w:ascii="Times New Roman" w:hAnsi="Times New Roman" w:cs="Times New Roman"/>
+          <w:i/>
+          <w:iCs/>
+          <w:sz w:val="28"/>
+          <w:szCs w:val="28"/>
+          <w:lang w:val="en-US"/>
+        </w:rPr>
+        <w:t>R</w:t>
+      </w:r>
+      <w:r>
+        <w:rPr>
+          <w:rFonts w:ascii="Times New Roman" w:hAnsi="Times New Roman" w:cs="Times New Roman"/>
+          <w:i/>
+          <w:iCs/>
+          <w:sz w:val="28"/>
+          <w:szCs w:val="28"/>
+          <w:vertAlign w:val="subscript"/>
+          <w:lang w:val="en-US"/>
+        </w:rPr>
+        <w:t>ct</w:t>
+      </w:r>
+      <w:r>
+        <w:rPr>
+          <w:rFonts w:ascii="Times New Roman" w:hAnsi="Times New Roman" w:cs="Times New Roman"/>
+          <w:sz w:val="28"/>
+          <w:szCs w:val="28"/>
+        </w:rPr>
+        <w:t xml:space="preserve"> </w:t>
+      </w:r>
+      <w:r>
+        <w:rPr>
+          <w:rFonts w:ascii="Times New Roman" w:hAnsi="Times New Roman" w:cs="Times New Roman"/>
+          <w:sz w:val="28"/>
+          <w:szCs w:val="28"/>
+        </w:rPr>
+        <w:t xml:space="preserve">и, в меньшей степени, </w:t>
+      </w:r>
+      <w:r>
+        <w:rPr>
+          <w:rFonts w:ascii="Times New Roman" w:hAnsi="Times New Roman" w:cs="Times New Roman"/>
+          <w:i/>
+          <w:iCs/>
+          <w:sz w:val="28"/>
+          <w:szCs w:val="28"/>
+        </w:rPr>
+        <w:t>σ</w:t>
+      </w:r>
+      <w:r>
+        <w:rPr>
+          <w:rFonts w:ascii="Times New Roman" w:hAnsi="Times New Roman" w:cs="Times New Roman"/>
+          <w:sz w:val="28"/>
+          <w:szCs w:val="28"/>
+        </w:rPr>
+        <w:t xml:space="preserve">, а </w:t>
+      </w:r>
+      <w:r>
+        <w:rPr>
+          <w:rFonts w:ascii="Times New Roman" w:hAnsi="Times New Roman" w:cs="Times New Roman"/>
+          <w:i/>
+          <w:iCs/>
+          <w:sz w:val="28"/>
+          <w:szCs w:val="28"/>
+          <w:lang w:val="en-US"/>
+        </w:rPr>
+        <w:t>C</w:t>
+      </w:r>
+      <w:r>
+        <w:rPr>
+          <w:rFonts w:ascii="Times New Roman" w:hAnsi="Times New Roman" w:cs="Times New Roman"/>
+          <w:i/>
+          <w:iCs/>
+          <w:sz w:val="28"/>
+          <w:szCs w:val="28"/>
+          <w:vertAlign w:val="subscript"/>
+          <w:lang w:val="en-US"/>
+        </w:rPr>
+        <w:t>dl</w:t>
+      </w:r>
+      <w:r>
+        <w:rPr>
+          <w:rFonts w:ascii="Times New Roman" w:hAnsi="Times New Roman" w:cs="Times New Roman"/>
+          <w:sz w:val="28"/>
+          <w:szCs w:val="28"/>
+        </w:rPr>
+        <w:t xml:space="preserve"> </w:t>
+      </w:r>
+      <w:r>
+        <w:rPr>
+          <w:rFonts w:ascii="Times New Roman" w:hAnsi="Times New Roman" w:cs="Times New Roman"/>
+          <w:sz w:val="28"/>
+          <w:szCs w:val="28"/>
+        </w:rPr>
+        <w:t>играет роль корректирующего признака. Это</w:t>
+      </w:r>
+      <w:r>
+        <w:rPr>
+          <w:rFonts w:ascii="Times New Roman" w:hAnsi="Times New Roman" w:cs="Times New Roman"/>
+          <w:sz w:val="28"/>
+          <w:szCs w:val="28"/>
+        </w:rPr>
+        <w:t xml:space="preserve"> </w:t>
+      </w:r>
+      <w:r>
+        <w:rPr>
+          <w:rFonts w:ascii="Times New Roman" w:hAnsi="Times New Roman" w:cs="Times New Roman"/>
+          <w:sz w:val="28"/>
+          <w:szCs w:val="28"/>
+        </w:rPr>
+        <w:t>согласуется с современной EIS-практикой, где именно зарядопереносные и диффузионные признаки обычно оказываются наиболее чувствительными к состоянию батареи.</w:t>
+      </w:r>
+    </w:p>
+    <w:p>
+      <w:pPr>
+        <w:spacing w:line="360" w:lineRule="auto"/>
+        <w:ind w:firstLine="709"/>
+        <w:jc w:val="both"/>
+        <w:rPr>
+          <w:rFonts w:ascii="Times New Roman" w:hAnsi="Times New Roman" w:cs="Times New Roman"/>
+          <w:sz w:val="28"/>
+          <w:szCs w:val="28"/>
+          <w:lang w:val="en-US"/>
+        </w:rPr>
+      </w:pPr>
+    </w:p>
+    <w:p>
+      <w:pPr>
+        <w:spacing w:line="360" w:lineRule="auto"/>
+        <w:ind w:firstLine="709"/>
+        <w:jc w:val="both"/>
+        <w:rPr>
+          <w:rFonts w:ascii="Times New Roman" w:hAnsi="Times New Roman" w:cs="Times New Roman"/>
+          <w:b/>
+          <w:bCs/>
+          <w:sz w:val="28"/>
+          <w:szCs w:val="28"/>
+        </w:rPr>
+      </w:pPr>
+      <w:r>
+        <w:rPr>
+          <w:rFonts w:ascii="Times New Roman" w:hAnsi="Times New Roman" w:cs="Times New Roman"/>
+          <w:b/>
+          <w:bCs/>
+          <w:sz w:val="28"/>
+          <w:szCs w:val="28"/>
+        </w:rPr>
+        <w:t>2.5.5 Полная температурно-параметрическая форма импеданса</w:t>
+      </w:r>
+    </w:p>
+    <w:p>
+      <w:pPr>
+        <w:spacing w:line="360" w:lineRule="auto"/>
+        <w:ind w:firstLine="709"/>
+        <w:jc w:val="both"/>
+        <w:rPr>
+          <w:rFonts w:ascii="Times New Roman" w:hAnsi="Times New Roman" w:cs="Times New Roman"/>
+          <w:sz w:val="28"/>
+          <w:szCs w:val="28"/>
+        </w:rPr>
+      </w:pPr>
+    </w:p>
+    <w:p>
+      <w:pPr>
+        <w:spacing w:line="360" w:lineRule="auto"/>
+        <w:ind w:firstLine="709"/>
+        <w:jc w:val="both"/>
+        <w:rPr>
+          <w:rFonts w:ascii="Times New Roman" w:hAnsi="Times New Roman" w:cs="Times New Roman"/>
+          <w:sz w:val="28"/>
+          <w:szCs w:val="28"/>
+          <w:lang w:val="en-US"/>
+        </w:rPr>
+      </w:pPr>
+      <w:r>
+        <w:rPr>
+          <w:rFonts w:ascii="Times New Roman" w:hAnsi="Times New Roman" w:cs="Times New Roman"/>
+          <w:sz w:val="28"/>
+          <w:szCs w:val="28"/>
+        </w:rPr>
+        <w:t>С учётом предыдущих выражений получаем полную температурно-зависимую модель комплексного импеданса:</w:t>
+      </w:r>
+    </w:p>
+    <w:p>
+      <w:pPr>
+        <w:spacing w:line="360" w:lineRule="auto"/>
+        <w:ind w:firstLine="709"/>
+        <w:jc w:val="both"/>
+        <w:rPr>
+          <w:rFonts w:ascii="Times New Roman" w:hAnsi="Times New Roman" w:cs="Times New Roman"/>
+          <w:sz w:val="28"/>
+          <w:szCs w:val="28"/>
+          <w:lang w:val="en-US"/>
+        </w:rPr>
+      </w:pPr>
+    </w:p>
+    <w:p>
+      <w:pPr>
+        <w:spacing w:line="360" w:lineRule="auto"/>
+        <w:ind w:firstLine="709"/>
+        <w:jc w:val="both"/>
+        <w:rPr>
+          <w:rFonts w:ascii="Times New Roman" w:hAnsi="Times New Roman" w:cs="Times New Roman"/>
+          <w:sz w:val="28"/>
+          <w:szCs w:val="28"/>
+          <w:lang w:val="en-US"/>
+        </w:rPr>
+      </w:pPr>
+      <w:r>
+        <w:rPr>
+          <w:rFonts w:ascii="Times New Roman" w:hAnsi="Times New Roman" w:cs="Times New Roman"/>
+          <w:position w:val="-32"/>
+          <w:sz w:val="28"/>
+          <w:szCs w:val="28"/>
+          <w:lang w:val="en-US"/>
+        </w:rPr>
+        <w:object w:dxaOrig="8660" w:dyaOrig="740" w14:anchorId="2C71197C">
+          <v:shape id="_x0000_i1118" type="#_x0000_t75" style="width:432.7pt;height:36.7pt" o:ole="">
+            <v:imagedata r:id="rId208" o:title=""/>
+          </v:shape>
+          <o:OLEObject Type="Embed" ProgID="Equation.DSMT4" ShapeID="_x0000_i1118" DrawAspect="Content" ObjectID="_1836835840" r:id="rId209"/>
+        </w:object>
+      </w:r>
+      <w:r>
+        <w:rPr>
+          <w:rFonts w:ascii="Times New Roman" w:hAnsi="Times New Roman" w:cs="Times New Roman"/>
+          <w:sz w:val="28"/>
+          <w:szCs w:val="28"/>
+          <w:lang w:val="en-US"/>
+        </w:rPr>
+        <w:t>.</w:t>
+      </w:r>
+    </w:p>
+    <w:p>
+      <w:pPr>
+        <w:spacing w:line="360" w:lineRule="auto"/>
+        <w:ind w:firstLine="709"/>
+        <w:jc w:val="both"/>
+        <w:rPr>
+          <w:rFonts w:ascii="Times New Roman" w:hAnsi="Times New Roman" w:cs="Times New Roman"/>
+          <w:sz w:val="28"/>
+          <w:szCs w:val="28"/>
+          <w:lang w:val="en-US"/>
+        </w:rPr>
+      </w:pPr>
+    </w:p>
+    <w:p>
+      <w:pPr>
+        <w:spacing w:line="360" w:lineRule="auto"/>
+        <w:ind w:firstLine="709"/>
+        <w:jc w:val="both"/>
+        <w:rPr>
+          <w:rFonts w:ascii="Times New Roman" w:hAnsi="Times New Roman" w:cs="Times New Roman"/>
+          <w:sz w:val="28"/>
+          <w:szCs w:val="28"/>
+        </w:rPr>
+      </w:pPr>
+      <w:r>
+        <w:rPr>
+          <w:rFonts w:ascii="Times New Roman" w:hAnsi="Times New Roman" w:cs="Times New Roman"/>
+          <w:sz w:val="28"/>
+          <w:szCs w:val="28"/>
+        </w:rPr>
+        <w:t>В этой формуле температура входит не как единичный корректирующий множитель, а через все основные параметры спектра. Тем самым температура становится внутренней координатой модели, а не внешним постфактум-фактором. Это принципиально важно для всей диссертации, поскольку без такого включения невозможно корректно строить ни диагностические критерии, ни прогноз остаточного ресурса в тяговых режимах, где температура и её градиенты постоянно меняются. Современные работы по температурно адаптивным EIS-моделям и состояниям батареи используют именно такую логику — сначала параметризация по температуре и</w:t>
+      </w:r>
+      <w:r>
+        <w:rPr>
+          <w:rFonts w:ascii="Times New Roman" w:hAnsi="Times New Roman" w:cs="Times New Roman"/>
+          <w:sz w:val="28"/>
+          <w:szCs w:val="28"/>
+        </w:rPr>
+        <w:t xml:space="preserve"> </w:t>
+      </w:r>
+      <w:r>
+        <w:rPr>
+          <w:rFonts w:ascii="Times New Roman" w:hAnsi="Times New Roman" w:cs="Times New Roman"/>
+          <w:i/>
+          <w:iCs/>
+          <w:sz w:val="28"/>
+          <w:szCs w:val="28"/>
+          <w:lang w:val="en-US"/>
+        </w:rPr>
+        <w:t>SOC</w:t>
+      </w:r>
+      <w:r>
+        <w:rPr>
+          <w:rFonts w:ascii="Times New Roman" w:hAnsi="Times New Roman" w:cs="Times New Roman"/>
+          <w:sz w:val="28"/>
+          <w:szCs w:val="28"/>
+        </w:rPr>
+        <w:t xml:space="preserve">, </w:t>
+      </w:r>
+      <w:r>
+        <w:rPr>
+          <w:rFonts w:ascii="Times New Roman" w:hAnsi="Times New Roman" w:cs="Times New Roman"/>
+          <w:sz w:val="28"/>
+          <w:szCs w:val="28"/>
+        </w:rPr>
+        <w:t>затем уже оценка</w:t>
+      </w:r>
+      <w:r>
+        <w:rPr>
+          <w:rFonts w:ascii="Times New Roman" w:hAnsi="Times New Roman" w:cs="Times New Roman"/>
+          <w:sz w:val="28"/>
+          <w:szCs w:val="28"/>
+        </w:rPr>
+        <w:t xml:space="preserve"> </w:t>
+      </w:r>
+      <w:r>
+        <w:rPr>
+          <w:rFonts w:ascii="Times New Roman" w:hAnsi="Times New Roman" w:cs="Times New Roman"/>
+          <w:i/>
+          <w:iCs/>
+          <w:sz w:val="28"/>
+          <w:szCs w:val="28"/>
+          <w:lang w:val="en-US"/>
+        </w:rPr>
+        <w:t>SOH</w:t>
+      </w:r>
+      <w:r>
+        <w:rPr>
+          <w:rFonts w:ascii="Times New Roman" w:hAnsi="Times New Roman" w:cs="Times New Roman"/>
+          <w:sz w:val="28"/>
+          <w:szCs w:val="28"/>
+        </w:rPr>
+        <w:t xml:space="preserve"> </w:t>
+      </w:r>
+      <w:r>
+        <w:rPr>
+          <w:rFonts w:ascii="Times New Roman" w:hAnsi="Times New Roman" w:cs="Times New Roman"/>
+          <w:sz w:val="28"/>
+          <w:szCs w:val="28"/>
+        </w:rPr>
+        <w:t xml:space="preserve">или других </w:t>
+      </w:r>
+      <w:r>
+        <w:rPr>
+          <w:rFonts w:ascii="Times New Roman" w:hAnsi="Times New Roman" w:cs="Times New Roman"/>
+          <w:sz w:val="28"/>
+          <w:szCs w:val="28"/>
+        </w:rPr>
+        <w:lastRenderedPageBreak/>
+        <w:t>скрытых состояний</w:t>
+      </w:r>
+      <w:r>
+        <w:rPr>
+          <w:rFonts w:ascii="Times New Roman" w:hAnsi="Times New Roman" w:cs="Times New Roman"/>
+          <w:sz w:val="28"/>
+          <w:szCs w:val="28"/>
+        </w:rPr>
+        <w:t xml:space="preserve">. </w:t>
+      </w:r>
+      <w:r>
+        <w:rPr>
+          <w:rFonts w:ascii="Times New Roman" w:hAnsi="Times New Roman" w:cs="Times New Roman"/>
+          <w:sz w:val="28"/>
+          <w:szCs w:val="28"/>
+        </w:rPr>
+        <w:t>(</w:t>
+      </w:r>
+      <w:hyperlink r:id="rId210" w:history="1">
+        <w:r>
+          <w:rPr>
+            <w:rStyle w:val="ad"/>
+            <w:rFonts w:ascii="Times New Roman" w:hAnsi="Times New Roman" w:cs="Times New Roman"/>
+            <w:sz w:val="28"/>
+            <w:szCs w:val="28"/>
+          </w:rPr>
+          <w:t>https://doi.org/10.1016/j.est.2022.104608</w:t>
+        </w:r>
+      </w:hyperlink>
+      <w:r>
+        <w:rPr>
+          <w:rFonts w:ascii="Times New Roman" w:hAnsi="Times New Roman" w:cs="Times New Roman"/>
+          <w:sz w:val="28"/>
+          <w:szCs w:val="28"/>
+        </w:rPr>
+        <w:t>), (</w:t>
+      </w:r>
+      <w:hyperlink r:id="rId211" w:history="1">
+        <w:r>
+          <w:rPr>
+            <w:rStyle w:val="ad"/>
+            <w:rFonts w:ascii="Times New Roman" w:hAnsi="Times New Roman" w:cs="Times New Roman"/>
+            <w:sz w:val="28"/>
+            <w:szCs w:val="28"/>
+            <w:lang w:val="en-US"/>
+          </w:rPr>
+          <w:t>https</w:t>
+        </w:r>
+        <w:r>
+          <w:rPr>
+            <w:rStyle w:val="ad"/>
+            <w:rFonts w:ascii="Times New Roman" w:hAnsi="Times New Roman" w:cs="Times New Roman"/>
+            <w:sz w:val="28"/>
+            <w:szCs w:val="28"/>
+          </w:rPr>
+          <w:t>://</w:t>
+        </w:r>
+        <w:r>
+          <w:rPr>
+            <w:rStyle w:val="ad"/>
+            <w:rFonts w:ascii="Times New Roman" w:hAnsi="Times New Roman" w:cs="Times New Roman"/>
+            <w:sz w:val="28"/>
+            <w:szCs w:val="28"/>
+            <w:lang w:val="en-US"/>
+          </w:rPr>
+          <w:t>doi</w:t>
+        </w:r>
+        <w:r>
+          <w:rPr>
+            <w:rStyle w:val="ad"/>
+            <w:rFonts w:ascii="Times New Roman" w:hAnsi="Times New Roman" w:cs="Times New Roman"/>
+            <w:sz w:val="28"/>
+            <w:szCs w:val="28"/>
+          </w:rPr>
+          <w:t>.</w:t>
+        </w:r>
+        <w:r>
+          <w:rPr>
+            <w:rStyle w:val="ad"/>
+            <w:rFonts w:ascii="Times New Roman" w:hAnsi="Times New Roman" w:cs="Times New Roman"/>
+            <w:sz w:val="28"/>
+            <w:szCs w:val="28"/>
+            <w:lang w:val="en-US"/>
+          </w:rPr>
+          <w:t>org</w:t>
+        </w:r>
+        <w:r>
+          <w:rPr>
+            <w:rStyle w:val="ad"/>
+            <w:rFonts w:ascii="Times New Roman" w:hAnsi="Times New Roman" w:cs="Times New Roman"/>
+            <w:sz w:val="28"/>
+            <w:szCs w:val="28"/>
+          </w:rPr>
+          <w:t>/10.3390/</w:t>
+        </w:r>
+        <w:r>
+          <w:rPr>
+            <w:rStyle w:val="ad"/>
+            <w:rFonts w:ascii="Times New Roman" w:hAnsi="Times New Roman" w:cs="Times New Roman"/>
+            <w:sz w:val="28"/>
+            <w:szCs w:val="28"/>
+            <w:lang w:val="en-US"/>
+          </w:rPr>
+          <w:t>batteries</w:t>
+        </w:r>
+        <w:r>
+          <w:rPr>
+            <w:rStyle w:val="ad"/>
+            <w:rFonts w:ascii="Times New Roman" w:hAnsi="Times New Roman" w:cs="Times New Roman"/>
+            <w:sz w:val="28"/>
+            <w:szCs w:val="28"/>
+          </w:rPr>
+          <w:t>11010011</w:t>
+        </w:r>
+      </w:hyperlink>
+      <w:r>
+        <w:rPr>
+          <w:rFonts w:ascii="Times New Roman" w:hAnsi="Times New Roman" w:cs="Times New Roman"/>
+          <w:sz w:val="28"/>
+          <w:szCs w:val="28"/>
+        </w:rPr>
+        <w:t>), (</w:t>
+      </w:r>
+      <w:hyperlink r:id="rId212" w:history="1">
+        <w:r>
+          <w:rPr>
+            <w:rStyle w:val="ad"/>
+            <w:rFonts w:ascii="Times New Roman" w:hAnsi="Times New Roman" w:cs="Times New Roman"/>
+            <w:sz w:val="28"/>
+            <w:szCs w:val="28"/>
+          </w:rPr>
+          <w:t>https://doi.org/10.1016/j.est.2018.11.020</w:t>
+        </w:r>
+      </w:hyperlink>
+      <w:r>
+        <w:rPr>
+          <w:rFonts w:ascii="Times New Roman" w:hAnsi="Times New Roman" w:cs="Times New Roman"/>
+          <w:sz w:val="28"/>
+          <w:szCs w:val="28"/>
+        </w:rPr>
+        <w:t>).</w:t>
+      </w:r>
+    </w:p>
+    <w:p>
+      <w:pPr>
+        <w:spacing w:line="360" w:lineRule="auto"/>
+        <w:ind w:firstLine="709"/>
+        <w:jc w:val="both"/>
+        <w:rPr>
+          <w:rFonts w:ascii="Times New Roman" w:hAnsi="Times New Roman" w:cs="Times New Roman"/>
+          <w:sz w:val="28"/>
+          <w:szCs w:val="28"/>
+        </w:rPr>
+      </w:pPr>
+      <w:r>
+        <w:rPr>
+          <w:rFonts w:ascii="Times New Roman" w:hAnsi="Times New Roman" w:cs="Times New Roman"/>
+          <w:sz w:val="28"/>
+          <w:szCs w:val="28"/>
+        </w:rPr>
+        <w:t>Для наглядного отображения влияния температуры на форму спектра построена серия расчётных диаграмм Найквиста для одного и того же элемента при нескольких температурах.</w:t>
+      </w:r>
+    </w:p>
+    <w:p>
+      <w:pPr>
+        <w:spacing w:line="360" w:lineRule="auto"/>
+        <w:ind w:firstLine="709"/>
+        <w:jc w:val="both"/>
+        <w:rPr>
+          <w:rFonts w:ascii="Times New Roman" w:hAnsi="Times New Roman" w:cs="Times New Roman"/>
+          <w:sz w:val="28"/>
+          <w:szCs w:val="28"/>
+        </w:rPr>
+      </w:pPr>
+    </w:p>
+    <w:p>
+      <w:pPr>
+        <w:spacing w:line="360" w:lineRule="auto"/>
+        <w:ind w:firstLine="709"/>
+        <w:jc w:val="both"/>
+        <w:rPr>
+          <w:rFonts w:ascii="Times New Roman" w:hAnsi="Times New Roman" w:cs="Times New Roman"/>
+          <w:sz w:val="28"/>
+          <w:szCs w:val="28"/>
+          <w:lang w:val="en-US"/>
+        </w:rPr>
+      </w:pPr>
+      <w:r>
+        <w:rPr>
+          <w:noProof/>
+        </w:rPr>
+        <w:drawing>
+          <wp:inline distT="0" distB="0" distL="0" distR="0" wp14:anchorId="7C6D6F31" wp14:editId="52BAB75F">
+            <wp:extent cx="6119495" cy="4695190"/>
+            <wp:effectExtent l="0" t="0" r="0" b="0"/>
+            <wp:docPr id="169978543" name="Рисунок 1"/>
+            <wp:cNvGraphicFramePr>
+              <a:graphicFrameLocks xmlns:a="http://schemas.openxmlformats.org/drawingml/2006/main" noChangeAspect="1"/>
+            </wp:cNvGraphicFramePr>
+            <a:graphic xmlns:a="http://schemas.openxmlformats.org/drawingml/2006/main">
+              <a:graphicData uri="http://schemas.openxmlformats.org/drawingml/2006/picture">
+                <pic:pic xmlns:pic="http://schemas.openxmlformats.org/drawingml/2006/picture">
+                  <pic:nvPicPr>
+                    <pic:cNvPr id="0" name="Picture 95"/>
+                    <pic:cNvPicPr>
+                      <a:picLocks noChangeAspect="1" noChangeArrowheads="1"/>
+                    </pic:cNvPicPr>
+                  </pic:nvPicPr>
+                  <pic:blipFill>
+                    <a:blip r:embed="rId213" cstate="print">
+                      <a:extLst>
+                        <a:ext uri="{28A0092B-C50C-407E-A947-70E740481C1C}">
+                          <a14:useLocalDpi xmlns:a14="http://schemas.microsoft.com/office/drawing/2010/main" val="0"/>
+                        </a:ext>
+                      </a:extLst>
+                    </a:blip>
+                    <a:srcRect/>
+                    <a:stretch>
+                      <a:fillRect/>
+                    </a:stretch>
+                  </pic:blipFill>
+                  <pic:spPr bwMode="auto">
+                    <a:xfrm>
+                      <a:off x="0" y="0"/>
+                      <a:ext cx="6119495" cy="4695190"/>
+                    </a:xfrm>
+                    <a:prstGeom prst="rect">
+                      <a:avLst/>
+                    </a:prstGeom>
+                    <a:noFill/>
+                    <a:ln>
+                      <a:noFill/>
+                    </a:ln>
+                  </pic:spPr>
+                </pic:pic>
+              </a:graphicData>
+            </a:graphic>
+          </wp:inline>
+        </w:drawing>
+      </w:r>
+    </w:p>
+    <w:p>
+      <w:pPr>
+        <w:spacing w:line="360" w:lineRule="auto"/>
+        <w:ind w:firstLine="709"/>
+        <w:jc w:val="both"/>
+        <w:rPr>
+          <w:rFonts w:ascii="Times New Roman" w:hAnsi="Times New Roman" w:cs="Times New Roman"/>
+          <w:sz w:val="28"/>
+          <w:szCs w:val="28"/>
+          <w:lang w:val="en-US"/>
+        </w:rPr>
+      </w:pPr>
+      <w:r>
+        <w:rPr>
+          <w:rFonts w:ascii="Times New Roman" w:hAnsi="Times New Roman" w:cs="Times New Roman"/>
+          <w:sz w:val="28"/>
+          <w:szCs w:val="28"/>
+        </w:rPr>
+        <w:t>Рисунок 2.10 — Изменение диаграммы Найквиста при изменении температуры</w:t>
+      </w:r>
+    </w:p>
+    <w:p>
+      <w:pPr>
+        <w:spacing w:line="360" w:lineRule="auto"/>
+        <w:ind w:firstLine="709"/>
+        <w:jc w:val="both"/>
+        <w:rPr>
+          <w:rFonts w:ascii="Times New Roman" w:hAnsi="Times New Roman" w:cs="Times New Roman"/>
+          <w:sz w:val="28"/>
+          <w:szCs w:val="28"/>
+          <w:lang w:val="en-US"/>
+        </w:rPr>
+      </w:pPr>
+    </w:p>
+    <w:p>
+      <w:pPr>
+        <w:spacing w:line="360" w:lineRule="auto"/>
+        <w:ind w:firstLine="709"/>
+        <w:jc w:val="both"/>
+        <w:rPr>
+          <w:rFonts w:ascii="Times New Roman" w:hAnsi="Times New Roman" w:cs="Times New Roman"/>
+          <w:sz w:val="28"/>
+          <w:szCs w:val="28"/>
+          <w:lang w:val="en-US"/>
+        </w:rPr>
+      </w:pPr>
+      <w:r>
+        <w:rPr>
+          <w:rFonts w:ascii="Times New Roman" w:hAnsi="Times New Roman" w:cs="Times New Roman"/>
+          <w:sz w:val="28"/>
+          <w:szCs w:val="28"/>
+        </w:rPr>
+        <w:t>На рисунке видно, что с понижением температуры высокочастотная точка пересечения с осью</w:t>
+      </w:r>
+      <w:r>
+        <w:rPr>
+          <w:rFonts w:ascii="Times New Roman" w:hAnsi="Times New Roman" w:cs="Times New Roman"/>
+          <w:sz w:val="28"/>
+          <w:szCs w:val="28"/>
+        </w:rPr>
+        <w:t xml:space="preserve"> </w:t>
+      </w:r>
+      <w:r>
+        <w:rPr>
+          <w:rFonts w:ascii="Times New Roman" w:hAnsi="Times New Roman" w:cs="Times New Roman"/>
+          <w:i/>
+          <w:iCs/>
+          <w:sz w:val="28"/>
+          <w:szCs w:val="28"/>
+          <w:lang w:val="en-US"/>
+        </w:rPr>
+        <w:t>Re</w:t>
+      </w:r>
+      <w:r>
+        <w:rPr>
+          <w:rFonts w:ascii="Times New Roman" w:hAnsi="Times New Roman" w:cs="Times New Roman"/>
+          <w:i/>
+          <w:iCs/>
+          <w:sz w:val="28"/>
+          <w:szCs w:val="28"/>
+        </w:rPr>
+        <w:t>(</w:t>
+      </w:r>
+      <w:r>
+        <w:rPr>
+          <w:rFonts w:ascii="Times New Roman" w:hAnsi="Times New Roman" w:cs="Times New Roman"/>
+          <w:i/>
+          <w:iCs/>
+          <w:sz w:val="28"/>
+          <w:szCs w:val="28"/>
+          <w:lang w:val="en-US"/>
+        </w:rPr>
+        <w:t>Z</w:t>
+      </w:r>
+      <w:r>
+        <w:rPr>
+          <w:rFonts w:ascii="Times New Roman" w:hAnsi="Times New Roman" w:cs="Times New Roman"/>
+          <w:i/>
+          <w:iCs/>
+          <w:sz w:val="28"/>
+          <w:szCs w:val="28"/>
+        </w:rPr>
+        <w:t>)</w:t>
+      </w:r>
+      <w:r>
+        <w:rPr>
+          <w:rFonts w:ascii="Times New Roman" w:hAnsi="Times New Roman" w:cs="Times New Roman"/>
+          <w:sz w:val="28"/>
+          <w:szCs w:val="28"/>
+        </w:rPr>
+        <w:t xml:space="preserve"> </w:t>
+      </w:r>
+      <w:r>
+        <w:rPr>
+          <w:rFonts w:ascii="Times New Roman" w:hAnsi="Times New Roman" w:cs="Times New Roman"/>
+          <w:sz w:val="28"/>
+          <w:szCs w:val="28"/>
+        </w:rPr>
+        <w:t xml:space="preserve">смещается вправо, а полукруг зарядопереноса </w:t>
+      </w:r>
+      <w:r>
+        <w:rPr>
+          <w:rFonts w:ascii="Times New Roman" w:hAnsi="Times New Roman" w:cs="Times New Roman"/>
+          <w:sz w:val="28"/>
+          <w:szCs w:val="28"/>
+        </w:rPr>
+        <w:lastRenderedPageBreak/>
+        <w:t>существенно увеличивается. Это означает одновременный рост</w:t>
+      </w:r>
+      <w:r>
+        <w:rPr>
+          <w:rFonts w:ascii="Times New Roman" w:hAnsi="Times New Roman" w:cs="Times New Roman"/>
+          <w:sz w:val="28"/>
+          <w:szCs w:val="28"/>
+        </w:rPr>
+        <w:t xml:space="preserve"> </w:t>
+      </w:r>
+      <w:r>
+        <w:rPr>
+          <w:rFonts w:ascii="Times New Roman" w:hAnsi="Times New Roman" w:cs="Times New Roman"/>
+          <w:i/>
+          <w:iCs/>
+          <w:sz w:val="28"/>
+          <w:szCs w:val="28"/>
+          <w:lang w:val="en-US"/>
+        </w:rPr>
+        <w:t>R</w:t>
+      </w:r>
+      <w:r>
+        <w:rPr>
+          <w:rFonts w:ascii="Times New Roman" w:hAnsi="Times New Roman" w:cs="Times New Roman"/>
+          <w:i/>
+          <w:iCs/>
+          <w:sz w:val="28"/>
+          <w:szCs w:val="28"/>
+          <w:vertAlign w:val="subscript"/>
+          <w:lang w:val="en-US"/>
+        </w:rPr>
+        <w:t>Ω</w:t>
+      </w:r>
+      <w:r>
+        <w:rPr>
+          <w:rFonts w:ascii="Times New Roman" w:hAnsi="Times New Roman" w:cs="Times New Roman"/>
+          <w:sz w:val="28"/>
+          <w:szCs w:val="28"/>
+        </w:rPr>
+        <w:t xml:space="preserve"> </w:t>
+      </w:r>
+      <w:r>
+        <w:rPr>
+          <w:rFonts w:ascii="Times New Roman" w:hAnsi="Times New Roman" w:cs="Times New Roman"/>
+          <w:sz w:val="28"/>
+          <w:szCs w:val="28"/>
+        </w:rPr>
+        <w:t xml:space="preserve">и особенно </w:t>
+      </w:r>
+      <w:r>
+        <w:rPr>
+          <w:rFonts w:ascii="Times New Roman" w:hAnsi="Times New Roman" w:cs="Times New Roman"/>
+          <w:i/>
+          <w:iCs/>
+          <w:sz w:val="28"/>
+          <w:szCs w:val="28"/>
+          <w:lang w:val="en-US"/>
+        </w:rPr>
+        <w:t>R</w:t>
+      </w:r>
+      <w:r>
+        <w:rPr>
+          <w:rFonts w:ascii="Times New Roman" w:hAnsi="Times New Roman" w:cs="Times New Roman"/>
+          <w:i/>
+          <w:iCs/>
+          <w:sz w:val="28"/>
+          <w:szCs w:val="28"/>
+          <w:vertAlign w:val="subscript"/>
+          <w:lang w:val="en-US"/>
+        </w:rPr>
+        <w:t>ct</w:t>
+      </w:r>
+      <w:r>
+        <w:rPr>
+          <w:rFonts w:ascii="Times New Roman" w:hAnsi="Times New Roman" w:cs="Times New Roman"/>
+          <w:sz w:val="28"/>
+          <w:szCs w:val="28"/>
+        </w:rPr>
+        <w:t xml:space="preserve">. </w:t>
+      </w:r>
+      <w:r>
+        <w:rPr>
+          <w:rFonts w:ascii="Times New Roman" w:hAnsi="Times New Roman" w:cs="Times New Roman"/>
+          <w:sz w:val="28"/>
+          <w:szCs w:val="28"/>
+        </w:rPr>
+        <w:t>Низкочастотная область также становится более выраженной, что соответствует усилению диффузионной поляризации. Научная ценность рисунка состоит в том, что он визуально подтверждает многокомпонентный характер температурного влияния на спектр. Практическая ценность заключается в том, что он показывает необходимость обязательной температурной нормализации спектральных признаков перед оценкой деградации.</w:t>
+      </w:r>
+    </w:p>
+    <w:p>
+      <w:pPr>
+        <w:spacing w:line="360" w:lineRule="auto"/>
+        <w:ind w:firstLine="709"/>
+        <w:jc w:val="both"/>
+        <w:rPr>
+          <w:rFonts w:ascii="Times New Roman" w:hAnsi="Times New Roman" w:cs="Times New Roman"/>
+          <w:sz w:val="28"/>
+          <w:szCs w:val="28"/>
+          <w:lang w:val="en-US"/>
+        </w:rPr>
+      </w:pPr>
+    </w:p>
+    <w:p>
+      <w:pPr>
+        <w:spacing w:line="360" w:lineRule="auto"/>
+        <w:ind w:firstLine="709"/>
+        <w:jc w:val="both"/>
+        <w:rPr>
+          <w:rFonts w:ascii="Times New Roman" w:hAnsi="Times New Roman" w:cs="Times New Roman"/>
+          <w:sz w:val="28"/>
+          <w:szCs w:val="28"/>
+          <w:lang w:val="en-US"/>
+        </w:rPr>
+      </w:pPr>
+      <w:r>
+        <w:rPr>
+          <w:rFonts w:ascii="Times New Roman" w:hAnsi="Times New Roman" w:cs="Times New Roman"/>
+          <w:sz w:val="28"/>
+          <w:szCs w:val="28"/>
+        </w:rPr>
+        <w:t>Таблица 2.4</w:t>
+      </w:r>
+      <w:r>
+        <w:rPr>
+          <w:rFonts w:ascii="Times New Roman" w:hAnsi="Times New Roman" w:cs="Times New Roman"/>
+          <w:sz w:val="28"/>
+          <w:szCs w:val="28"/>
+        </w:rPr>
+        <w:t xml:space="preserve"> – </w:t>
+      </w:r>
+      <w:r>
+        <w:rPr>
+          <w:rFonts w:ascii="Times New Roman" w:hAnsi="Times New Roman" w:cs="Times New Roman"/>
+          <w:sz w:val="28"/>
+          <w:szCs w:val="28"/>
+        </w:rPr>
+        <w:t>Температурная чувствительность основных импедансных параметров</w:t>
+      </w:r>
+    </w:p>
+    <w:tbl>
+      <w:tblPr>
+        <w:tblStyle w:val="ac"/>
+        <w:tblW w:w="0" w:type="auto"/>
+        <w:tblLook w:val="04A0" w:firstRow="1" w:lastRow="0" w:firstColumn="1" w:lastColumn="0" w:noHBand="0" w:noVBand="1"/>
+      </w:tblPr>
+      <w:tblGrid>
+        <w:gridCol w:w="2406"/>
+        <w:gridCol w:w="2407"/>
+        <w:gridCol w:w="2407"/>
+        <w:gridCol w:w="2407"/>
+      </w:tblGrid>
+      <w:tr>
+        <w:tc>
+          <w:tcPr>
+            <w:tcW w:w="2406" w:type="dxa"/>
+          </w:tcPr>
+          <w:p>
+            <w:pPr>
+              <w:spacing w:line="360" w:lineRule="auto"/>
+              <w:jc w:val="both"/>
+              <w:rPr>
+                <w:rFonts w:ascii="Times New Roman" w:hAnsi="Times New Roman" w:cs="Times New Roman"/>
+                <w:sz w:val="28"/>
+                <w:szCs w:val="28"/>
+                <w:lang w:val="en-US"/>
+              </w:rPr>
+            </w:pPr>
+            <w:r>
+              <w:rPr>
+                <w:rFonts w:ascii="Times New Roman" w:hAnsi="Times New Roman" w:cs="Times New Roman"/>
+                <w:sz w:val="28"/>
+                <w:szCs w:val="28"/>
+              </w:rPr>
+              <w:t>Параметр</w:t>
+            </w:r>
+          </w:p>
+        </w:tc>
+        <w:tc>
+          <w:tcPr>
+            <w:tcW w:w="2407" w:type="dxa"/>
+          </w:tcPr>
+          <w:p>
+            <w:pPr>
+              <w:spacing w:line="360" w:lineRule="auto"/>
+              <w:jc w:val="both"/>
+              <w:rPr>
+                <w:rFonts w:ascii="Times New Roman" w:hAnsi="Times New Roman" w:cs="Times New Roman"/>
+                <w:sz w:val="28"/>
+                <w:szCs w:val="28"/>
+                <w:lang w:val="en-US"/>
+              </w:rPr>
+            </w:pPr>
+            <w:r>
+              <w:rPr>
+                <w:rFonts w:ascii="Times New Roman" w:hAnsi="Times New Roman" w:cs="Times New Roman"/>
+                <w:sz w:val="28"/>
+                <w:szCs w:val="28"/>
+              </w:rPr>
+              <w:t>Доминирующий физический механизм</w:t>
+            </w:r>
+          </w:p>
+        </w:tc>
+        <w:tc>
+          <w:tcPr>
+            <w:tcW w:w="2407" w:type="dxa"/>
+          </w:tcPr>
+          <w:p>
+            <w:pPr>
+              <w:spacing w:line="360" w:lineRule="auto"/>
+              <w:jc w:val="both"/>
+              <w:rPr>
+                <w:rFonts w:ascii="Times New Roman" w:hAnsi="Times New Roman" w:cs="Times New Roman"/>
+                <w:sz w:val="28"/>
+                <w:szCs w:val="28"/>
+                <w:lang w:val="en-US"/>
+              </w:rPr>
+            </w:pPr>
+            <w:r>
+              <w:rPr>
+                <w:rFonts w:ascii="Times New Roman" w:hAnsi="Times New Roman" w:cs="Times New Roman"/>
+                <w:sz w:val="28"/>
+                <w:szCs w:val="28"/>
+              </w:rPr>
+              <w:t>Характер температурной зависимости</w:t>
+            </w:r>
+          </w:p>
+        </w:tc>
+        <w:tc>
+          <w:tcPr>
+            <w:tcW w:w="2407" w:type="dxa"/>
+          </w:tcPr>
+          <w:p>
+            <w:pPr>
+              <w:spacing w:line="360" w:lineRule="auto"/>
+              <w:jc w:val="both"/>
+              <w:rPr>
+                <w:rFonts w:ascii="Times New Roman" w:hAnsi="Times New Roman" w:cs="Times New Roman"/>
+                <w:sz w:val="28"/>
+                <w:szCs w:val="28"/>
+                <w:lang w:val="en-US"/>
+              </w:rPr>
+            </w:pPr>
+            <w:r>
+              <w:rPr>
+                <w:rFonts w:ascii="Times New Roman" w:hAnsi="Times New Roman" w:cs="Times New Roman"/>
+                <w:sz w:val="28"/>
+                <w:szCs w:val="28"/>
+              </w:rPr>
+              <w:t>Значимость для диагностики</w:t>
+            </w:r>
+          </w:p>
+        </w:tc>
+      </w:tr>
+      <w:tr>
+        <w:tc>
+          <w:tcPr>
+            <w:tcW w:w="2406" w:type="dxa"/>
+          </w:tcPr>
+          <w:p>
+            <w:pPr>
+              <w:spacing w:line="360" w:lineRule="auto"/>
+              <w:jc w:val="both"/>
+              <w:rPr>
+                <w:rFonts w:ascii="Times New Roman" w:hAnsi="Times New Roman" w:cs="Times New Roman"/>
+                <w:sz w:val="28"/>
+                <w:szCs w:val="28"/>
+                <w:lang w:val="en-US"/>
+              </w:rPr>
+            </w:pPr>
+            <w:r>
+              <w:rPr>
+                <w:rFonts w:ascii="Times New Roman" w:hAnsi="Times New Roman" w:cs="Times New Roman"/>
+                <w:i/>
+                <w:iCs/>
+                <w:sz w:val="28"/>
+                <w:szCs w:val="28"/>
+                <w:lang w:val="en-US"/>
+              </w:rPr>
+              <w:t>R</w:t>
+            </w:r>
+            <w:r>
+              <w:rPr>
+                <w:rFonts w:ascii="Times New Roman" w:hAnsi="Times New Roman" w:cs="Times New Roman"/>
+                <w:i/>
+                <w:iCs/>
+                <w:sz w:val="28"/>
+                <w:szCs w:val="28"/>
+                <w:vertAlign w:val="subscript"/>
+                <w:lang w:val="en-US"/>
+              </w:rPr>
+              <w:t>Ω</w:t>
+            </w:r>
+          </w:p>
+        </w:tc>
+        <w:tc>
+          <w:tcPr>
+            <w:tcW w:w="2407" w:type="dxa"/>
+          </w:tcPr>
+          <w:p>
+            <w:pPr>
+              <w:spacing w:line="360" w:lineRule="auto"/>
+              <w:jc w:val="both"/>
+              <w:rPr>
+                <w:rFonts w:ascii="Times New Roman" w:hAnsi="Times New Roman" w:cs="Times New Roman"/>
+                <w:sz w:val="28"/>
+                <w:szCs w:val="28"/>
+                <w:lang w:val="en-US"/>
+              </w:rPr>
+            </w:pPr>
+            <w:r>
+              <w:rPr>
+                <w:rFonts w:ascii="Times New Roman" w:hAnsi="Times New Roman" w:cs="Times New Roman"/>
+                <w:sz w:val="28"/>
+                <w:szCs w:val="28"/>
+              </w:rPr>
+              <w:t>Проводимость электролита и контактов</w:t>
+            </w:r>
+          </w:p>
+        </w:tc>
+        <w:tc>
+          <w:tcPr>
+            <w:tcW w:w="2407" w:type="dxa"/>
+          </w:tcPr>
+          <w:p>
+            <w:pPr>
+              <w:spacing w:line="360" w:lineRule="auto"/>
+              <w:jc w:val="both"/>
+              <w:rPr>
+                <w:rFonts w:ascii="Times New Roman" w:hAnsi="Times New Roman" w:cs="Times New Roman"/>
+                <w:sz w:val="28"/>
+                <w:szCs w:val="28"/>
+                <w:lang w:val="en-US"/>
+              </w:rPr>
+            </w:pPr>
+            <w:r>
+              <w:rPr>
+                <w:rFonts w:ascii="Times New Roman" w:hAnsi="Times New Roman" w:cs="Times New Roman"/>
+                <w:sz w:val="28"/>
+                <w:szCs w:val="28"/>
+              </w:rPr>
+              <w:t>Убывает при росте температуры</w:t>
+            </w:r>
+          </w:p>
+        </w:tc>
+        <w:tc>
+          <w:tcPr>
+            <w:tcW w:w="2407" w:type="dxa"/>
+          </w:tcPr>
+          <w:p>
+            <w:pPr>
+              <w:spacing w:line="360" w:lineRule="auto"/>
+              <w:jc w:val="both"/>
+              <w:rPr>
+                <w:rFonts w:ascii="Times New Roman" w:hAnsi="Times New Roman" w:cs="Times New Roman"/>
+                <w:sz w:val="28"/>
+                <w:szCs w:val="28"/>
+                <w:lang w:val="en-US"/>
+              </w:rPr>
+            </w:pPr>
+            <w:r>
+              <w:rPr>
+                <w:rFonts w:ascii="Times New Roman" w:hAnsi="Times New Roman" w:cs="Times New Roman"/>
+                <w:sz w:val="28"/>
+                <w:szCs w:val="28"/>
+              </w:rPr>
+              <w:t>Средняя</w:t>
+            </w:r>
+          </w:p>
+        </w:tc>
+      </w:tr>
+      <w:tr>
+        <w:tc>
+          <w:tcPr>
+            <w:tcW w:w="2406" w:type="dxa"/>
+          </w:tcPr>
+          <w:p>
+            <w:pPr>
+              <w:spacing w:line="360" w:lineRule="auto"/>
+              <w:jc w:val="both"/>
+              <w:rPr>
+                <w:rFonts w:ascii="Times New Roman" w:hAnsi="Times New Roman" w:cs="Times New Roman"/>
+                <w:sz w:val="28"/>
+                <w:szCs w:val="28"/>
+                <w:lang w:val="en-US"/>
+              </w:rPr>
+            </w:pPr>
+            <w:r>
+              <w:rPr>
+                <w:rFonts w:ascii="Times New Roman" w:hAnsi="Times New Roman" w:cs="Times New Roman"/>
+                <w:i/>
+                <w:iCs/>
+                <w:sz w:val="28"/>
+                <w:szCs w:val="28"/>
+                <w:lang w:val="en-US"/>
+              </w:rPr>
+              <w:t>R</w:t>
+            </w:r>
+            <w:r>
+              <w:rPr>
+                <w:rFonts w:ascii="Times New Roman" w:hAnsi="Times New Roman" w:cs="Times New Roman"/>
+                <w:i/>
+                <w:iCs/>
+                <w:sz w:val="28"/>
+                <w:szCs w:val="28"/>
+                <w:vertAlign w:val="subscript"/>
+                <w:lang w:val="en-US"/>
+              </w:rPr>
+              <w:t>ct</w:t>
+            </w:r>
+          </w:p>
+        </w:tc>
+        <w:tc>
+          <w:tcPr>
+            <w:tcW w:w="2407" w:type="dxa"/>
+          </w:tcPr>
+          <w:p>
+            <w:pPr>
+              <w:spacing w:line="360" w:lineRule="auto"/>
+              <w:jc w:val="both"/>
+              <w:rPr>
+                <w:rFonts w:ascii="Times New Roman" w:hAnsi="Times New Roman" w:cs="Times New Roman"/>
+                <w:sz w:val="28"/>
+                <w:szCs w:val="28"/>
+                <w:lang w:val="en-US"/>
+              </w:rPr>
+            </w:pPr>
+            <w:r>
+              <w:rPr>
+                <w:rFonts w:ascii="Times New Roman" w:hAnsi="Times New Roman" w:cs="Times New Roman"/>
+                <w:sz w:val="28"/>
+                <w:szCs w:val="28"/>
+              </w:rPr>
+              <w:t>Межфазная кинетика, обменный ток</w:t>
+            </w:r>
+          </w:p>
+        </w:tc>
+        <w:tc>
+          <w:tcPr>
+            <w:tcW w:w="2407" w:type="dxa"/>
+          </w:tcPr>
+          <w:p>
+            <w:pPr>
+              <w:spacing w:line="360" w:lineRule="auto"/>
+              <w:jc w:val="both"/>
+              <w:rPr>
+                <w:rFonts w:ascii="Times New Roman" w:hAnsi="Times New Roman" w:cs="Times New Roman"/>
+                <w:sz w:val="28"/>
+                <w:szCs w:val="28"/>
+              </w:rPr>
+            </w:pPr>
+            <w:r>
+              <w:rPr>
+                <w:rFonts w:ascii="Times New Roman" w:hAnsi="Times New Roman" w:cs="Times New Roman"/>
+                <w:sz w:val="28"/>
+                <w:szCs w:val="28"/>
+              </w:rPr>
+              <w:t>Сильно убывает при росте температуры</w:t>
+            </w:r>
+          </w:p>
+        </w:tc>
+        <w:tc>
+          <w:tcPr>
+            <w:tcW w:w="2407" w:type="dxa"/>
+          </w:tcPr>
+          <w:p>
+            <w:pPr>
+              <w:spacing w:line="360" w:lineRule="auto"/>
+              <w:jc w:val="both"/>
+              <w:rPr>
+                <w:rFonts w:ascii="Times New Roman" w:hAnsi="Times New Roman" w:cs="Times New Roman"/>
+                <w:sz w:val="28"/>
+                <w:szCs w:val="28"/>
+              </w:rPr>
+            </w:pPr>
+            <w:r>
+              <w:rPr>
+                <w:rFonts w:ascii="Times New Roman" w:hAnsi="Times New Roman" w:cs="Times New Roman"/>
+                <w:sz w:val="28"/>
+                <w:szCs w:val="28"/>
+              </w:rPr>
+              <w:t>Очень высокая</w:t>
+            </w:r>
+          </w:p>
+        </w:tc>
+      </w:tr>
+      <w:tr>
+        <w:tc>
+          <w:tcPr>
+            <w:tcW w:w="2406" w:type="dxa"/>
+          </w:tcPr>
+          <w:p>
+            <w:pPr>
+              <w:spacing w:line="360" w:lineRule="auto"/>
+              <w:jc w:val="both"/>
+              <w:rPr>
+                <w:rFonts w:ascii="Times New Roman" w:hAnsi="Times New Roman" w:cs="Times New Roman"/>
+                <w:i/>
+                <w:iCs/>
+                <w:sz w:val="28"/>
+                <w:szCs w:val="28"/>
+                <w:lang w:val="en-US"/>
+              </w:rPr>
+            </w:pPr>
+            <w:r>
+              <w:rPr>
+                <w:rFonts w:ascii="Times New Roman" w:hAnsi="Times New Roman" w:cs="Times New Roman"/>
+                <w:i/>
+                <w:iCs/>
+                <w:sz w:val="28"/>
+                <w:szCs w:val="28"/>
+                <w:lang w:val="en-US"/>
+              </w:rPr>
+              <w:t>C</w:t>
+            </w:r>
+            <w:r>
+              <w:rPr>
+                <w:rFonts w:ascii="Times New Roman" w:hAnsi="Times New Roman" w:cs="Times New Roman"/>
+                <w:i/>
+                <w:iCs/>
+                <w:sz w:val="28"/>
+                <w:szCs w:val="28"/>
+                <w:vertAlign w:val="subscript"/>
+                <w:lang w:val="en-US"/>
+              </w:rPr>
+              <w:t>dl</w:t>
+            </w:r>
+          </w:p>
+        </w:tc>
+        <w:tc>
+          <w:tcPr>
+            <w:tcW w:w="2407" w:type="dxa"/>
+          </w:tcPr>
+          <w:p>
+            <w:pPr>
+              <w:spacing w:line="360" w:lineRule="auto"/>
+              <w:jc w:val="both"/>
+              <w:rPr>
+                <w:rFonts w:ascii="Times New Roman" w:hAnsi="Times New Roman" w:cs="Times New Roman"/>
+                <w:sz w:val="28"/>
+                <w:szCs w:val="28"/>
+              </w:rPr>
+            </w:pPr>
+            <w:r>
+              <w:rPr>
+                <w:rFonts w:ascii="Times New Roman" w:hAnsi="Times New Roman" w:cs="Times New Roman"/>
+                <w:sz w:val="28"/>
+                <w:szCs w:val="28"/>
+              </w:rPr>
+              <w:t>Состояние двойного слоя и интерфейса</w:t>
+            </w:r>
+          </w:p>
+        </w:tc>
+        <w:tc>
+          <w:tcPr>
+            <w:tcW w:w="2407" w:type="dxa"/>
+          </w:tcPr>
+          <w:p>
+            <w:pPr>
+              <w:spacing w:line="360" w:lineRule="auto"/>
+              <w:jc w:val="both"/>
+              <w:rPr>
+                <w:rFonts w:ascii="Times New Roman" w:hAnsi="Times New Roman" w:cs="Times New Roman"/>
+                <w:sz w:val="28"/>
+                <w:szCs w:val="28"/>
+              </w:rPr>
+            </w:pPr>
+            <w:r>
+              <w:rPr>
+                <w:rFonts w:ascii="Times New Roman" w:hAnsi="Times New Roman" w:cs="Times New Roman"/>
+                <w:sz w:val="28"/>
+                <w:szCs w:val="28"/>
+              </w:rPr>
+              <w:t>Меняется умеренно, часто не монотонно</w:t>
+            </w:r>
+          </w:p>
+        </w:tc>
+        <w:tc>
+          <w:tcPr>
+            <w:tcW w:w="2407" w:type="dxa"/>
+          </w:tcPr>
+          <w:p>
+            <w:pPr>
+              <w:spacing w:line="360" w:lineRule="auto"/>
+              <w:jc w:val="both"/>
+              <w:rPr>
+                <w:rFonts w:ascii="Times New Roman" w:hAnsi="Times New Roman" w:cs="Times New Roman"/>
+                <w:sz w:val="28"/>
+                <w:szCs w:val="28"/>
+              </w:rPr>
+            </w:pPr>
+            <w:r>
+              <w:rPr>
+                <w:rFonts w:ascii="Times New Roman" w:hAnsi="Times New Roman" w:cs="Times New Roman"/>
+                <w:sz w:val="28"/>
+                <w:szCs w:val="28"/>
+              </w:rPr>
+              <w:t>Вспомогательная</w:t>
+            </w:r>
+          </w:p>
+        </w:tc>
+      </w:tr>
+      <w:tr>
+        <w:tc>
+          <w:tcPr>
+            <w:tcW w:w="2406" w:type="dxa"/>
+          </w:tcPr>
+          <w:p>
+            <w:pPr>
+              <w:spacing w:line="360" w:lineRule="auto"/>
+              <w:jc w:val="both"/>
+              <w:rPr>
+                <w:rFonts w:ascii="Times New Roman" w:hAnsi="Times New Roman" w:cs="Times New Roman"/>
+                <w:i/>
+                <w:iCs/>
+                <w:sz w:val="28"/>
+                <w:szCs w:val="28"/>
+                <w:lang w:val="en-US"/>
+              </w:rPr>
+            </w:pPr>
+            <w:r>
+              <w:rPr>
+                <w:rFonts w:ascii="Times New Roman" w:hAnsi="Times New Roman" w:cs="Times New Roman"/>
+                <w:i/>
+                <w:iCs/>
+                <w:sz w:val="28"/>
+                <w:szCs w:val="28"/>
+                <w:lang w:val="en-US"/>
+              </w:rPr>
+              <w:t>σ</w:t>
+            </w:r>
+          </w:p>
+        </w:tc>
+        <w:tc>
+          <w:tcPr>
+            <w:tcW w:w="2407" w:type="dxa"/>
+          </w:tcPr>
+          <w:p>
+            <w:pPr>
+              <w:spacing w:line="360" w:lineRule="auto"/>
+              <w:jc w:val="both"/>
+              <w:rPr>
+                <w:rFonts w:ascii="Times New Roman" w:hAnsi="Times New Roman" w:cs="Times New Roman"/>
+                <w:sz w:val="28"/>
+                <w:szCs w:val="28"/>
+                <w:lang w:val="en-US"/>
+              </w:rPr>
+            </w:pPr>
+            <w:r>
+              <w:rPr>
+                <w:rFonts w:ascii="Times New Roman" w:hAnsi="Times New Roman" w:cs="Times New Roman"/>
+                <w:sz w:val="28"/>
+                <w:szCs w:val="28"/>
+              </w:rPr>
+              <w:t>Диффузионные ограничения</w:t>
+            </w:r>
+          </w:p>
+        </w:tc>
+        <w:tc>
+          <w:tcPr>
+            <w:tcW w:w="2407" w:type="dxa"/>
+          </w:tcPr>
+          <w:p>
+            <w:pPr>
+              <w:spacing w:line="360" w:lineRule="auto"/>
+              <w:jc w:val="both"/>
+              <w:rPr>
+                <w:rFonts w:ascii="Times New Roman" w:hAnsi="Times New Roman" w:cs="Times New Roman"/>
+                <w:sz w:val="28"/>
+                <w:szCs w:val="28"/>
+                <w:lang w:val="en-US"/>
+              </w:rPr>
+            </w:pPr>
+            <w:r>
+              <w:rPr>
+                <w:rFonts w:ascii="Times New Roman" w:hAnsi="Times New Roman" w:cs="Times New Roman"/>
+                <w:sz w:val="28"/>
+                <w:szCs w:val="28"/>
+              </w:rPr>
+              <w:t>Убывает при росте температуры</w:t>
+            </w:r>
+          </w:p>
+        </w:tc>
+        <w:tc>
+          <w:tcPr>
+            <w:tcW w:w="2407" w:type="dxa"/>
+          </w:tcPr>
+          <w:p>
+            <w:pPr>
+              <w:spacing w:line="360" w:lineRule="auto"/>
+              <w:jc w:val="both"/>
+              <w:rPr>
+                <w:rFonts w:ascii="Times New Roman" w:hAnsi="Times New Roman" w:cs="Times New Roman"/>
+                <w:sz w:val="28"/>
+                <w:szCs w:val="28"/>
+                <w:lang w:val="en-US"/>
+              </w:rPr>
+            </w:pPr>
+            <w:r>
+              <w:rPr>
+                <w:rFonts w:ascii="Times New Roman" w:hAnsi="Times New Roman" w:cs="Times New Roman"/>
+                <w:sz w:val="28"/>
+                <w:szCs w:val="28"/>
+              </w:rPr>
+              <w:t>Высокая</w:t>
+            </w:r>
+          </w:p>
+        </w:tc>
+      </w:tr>
+    </w:tbl>
+    <w:p>
+      <w:pPr>
+        <w:spacing w:line="360" w:lineRule="auto"/>
+        <w:ind w:firstLine="709"/>
+        <w:jc w:val="both"/>
+        <w:rPr>
+          <w:rFonts w:ascii="Times New Roman" w:hAnsi="Times New Roman" w:cs="Times New Roman"/>
+          <w:sz w:val="28"/>
+          <w:szCs w:val="28"/>
+          <w:lang w:val="en-US"/>
+        </w:rPr>
+      </w:pPr>
+    </w:p>
+    <w:p>
+      <w:pPr>
+        <w:spacing w:line="360" w:lineRule="auto"/>
+        <w:ind w:firstLine="709"/>
+        <w:jc w:val="both"/>
+        <w:rPr>
+          <w:rFonts w:ascii="Times New Roman" w:hAnsi="Times New Roman" w:cs="Times New Roman"/>
+          <w:sz w:val="28"/>
+          <w:szCs w:val="28"/>
+          <w:lang w:val="en-US"/>
+        </w:rPr>
+      </w:pPr>
+      <w:r>
+        <w:rPr>
+          <w:rFonts w:ascii="Times New Roman" w:hAnsi="Times New Roman" w:cs="Times New Roman"/>
+          <w:sz w:val="28"/>
+          <w:szCs w:val="28"/>
+        </w:rPr>
+        <w:t>Таблица показывает, что наиболее температурно-чувствительным и одновременно наиболее диагностически значимым параметром остаётся</w:t>
+      </w:r>
+      <w:r>
+        <w:rPr>
+          <w:rFonts w:ascii="Times New Roman" w:hAnsi="Times New Roman" w:cs="Times New Roman"/>
+          <w:sz w:val="28"/>
+          <w:szCs w:val="28"/>
+        </w:rPr>
+        <w:t xml:space="preserve"> </w:t>
+      </w:r>
+      <w:r>
+        <w:rPr>
+          <w:rFonts w:ascii="Times New Roman" w:hAnsi="Times New Roman" w:cs="Times New Roman"/>
+          <w:i/>
+          <w:iCs/>
+          <w:sz w:val="28"/>
+          <w:szCs w:val="28"/>
+          <w:lang w:val="en-US"/>
+        </w:rPr>
+        <w:t>R</w:t>
+      </w:r>
+      <w:r>
+        <w:rPr>
+          <w:rFonts w:ascii="Times New Roman" w:hAnsi="Times New Roman" w:cs="Times New Roman"/>
+          <w:i/>
+          <w:iCs/>
+          <w:sz w:val="28"/>
+          <w:szCs w:val="28"/>
+          <w:vertAlign w:val="subscript"/>
+          <w:lang w:val="en-US"/>
+        </w:rPr>
+        <w:t>ct</w:t>
+      </w:r>
+      <w:r>
+        <w:rPr>
+          <w:rFonts w:ascii="Times New Roman" w:hAnsi="Times New Roman" w:cs="Times New Roman"/>
+          <w:sz w:val="28"/>
+          <w:szCs w:val="28"/>
+        </w:rPr>
+        <w:t xml:space="preserve">. </w:t>
+      </w:r>
+      <w:r>
+        <w:rPr>
+          <w:rFonts w:ascii="Times New Roman" w:hAnsi="Times New Roman" w:cs="Times New Roman"/>
+          <w:sz w:val="28"/>
+          <w:szCs w:val="28"/>
+        </w:rPr>
+        <w:t xml:space="preserve">Это </w:t>
+      </w:r>
+      <w:r>
+        <w:rPr>
+          <w:rFonts w:ascii="Times New Roman" w:hAnsi="Times New Roman" w:cs="Times New Roman"/>
+          <w:sz w:val="28"/>
+          <w:szCs w:val="28"/>
+        </w:rPr>
+        <w:lastRenderedPageBreak/>
+        <w:t>обстоятельство будет далее использовано при формализации параметра деградации и при построении прогностической модели остаточного ресурса.</w:t>
+      </w:r>
+    </w:p>
+    <w:p>
+      <w:pPr>
+        <w:spacing w:line="360" w:lineRule="auto"/>
+        <w:ind w:firstLine="709"/>
+        <w:jc w:val="both"/>
+        <w:rPr>
+          <w:rFonts w:ascii="Times New Roman" w:hAnsi="Times New Roman" w:cs="Times New Roman"/>
+          <w:sz w:val="28"/>
+          <w:szCs w:val="28"/>
+          <w:lang w:val="en-US"/>
+        </w:rPr>
+      </w:pPr>
+    </w:p>
+    <w:p>
+      <w:pPr>
+        <w:spacing w:line="360" w:lineRule="auto"/>
+        <w:ind w:firstLine="709"/>
+        <w:jc w:val="both"/>
+        <w:rPr>
+          <w:rFonts w:ascii="Times New Roman" w:hAnsi="Times New Roman" w:cs="Times New Roman"/>
+          <w:b/>
+          <w:bCs/>
+          <w:sz w:val="28"/>
+          <w:szCs w:val="28"/>
+          <w:lang w:val="en-US"/>
+        </w:rPr>
+      </w:pPr>
+      <w:r>
+        <w:rPr>
+          <w:rFonts w:ascii="Times New Roman" w:hAnsi="Times New Roman" w:cs="Times New Roman"/>
+          <w:b/>
+          <w:bCs/>
+          <w:sz w:val="28"/>
+          <w:szCs w:val="28"/>
+          <w:lang w:val="en-US"/>
+        </w:rPr>
+        <w:t>2.5.6 Температурная нормализация импедансных признаков</w:t>
+      </w:r>
+    </w:p>
+    <w:p>
+      <w:pPr>
+        <w:spacing w:line="360" w:lineRule="auto"/>
+        <w:ind w:firstLine="709"/>
+        <w:jc w:val="both"/>
+        <w:rPr>
+          <w:rFonts w:ascii="Times New Roman" w:hAnsi="Times New Roman" w:cs="Times New Roman"/>
+          <w:sz w:val="28"/>
+          <w:szCs w:val="28"/>
+          <w:lang w:val="en-US"/>
+        </w:rPr>
+      </w:pPr>
+    </w:p>
+    <w:p>
+      <w:pPr>
+        <w:spacing w:line="360" w:lineRule="auto"/>
+        <w:ind w:firstLine="709"/>
+        <w:jc w:val="both"/>
+        <w:rPr>
+          <w:rFonts w:ascii="Times New Roman" w:hAnsi="Times New Roman" w:cs="Times New Roman"/>
+          <w:sz w:val="28"/>
+          <w:szCs w:val="28"/>
+        </w:rPr>
+      </w:pPr>
+      <w:r>
+        <w:rPr>
+          <w:rFonts w:ascii="Times New Roman" w:hAnsi="Times New Roman" w:cs="Times New Roman"/>
+          <w:sz w:val="28"/>
+          <w:szCs w:val="28"/>
+        </w:rPr>
+        <w:t>Для дальнейшего использования импедансных параметров в диагностике и прогнозе необходимо ввести процедуру их приведения к опорной температуре</w:t>
+      </w:r>
+      <w:r>
+        <w:rPr>
+          <w:rFonts w:ascii="Times New Roman" w:hAnsi="Times New Roman" w:cs="Times New Roman"/>
+          <w:sz w:val="28"/>
+          <w:szCs w:val="28"/>
+        </w:rPr>
+        <w:t xml:space="preserve"> </w:t>
+      </w:r>
+      <w:r>
+        <w:rPr>
+          <w:rFonts w:ascii="Times New Roman" w:hAnsi="Times New Roman" w:cs="Times New Roman"/>
+          <w:i/>
+          <w:iCs/>
+          <w:sz w:val="28"/>
+          <w:szCs w:val="28"/>
+          <w:lang w:val="en-US"/>
+        </w:rPr>
+        <w:t>T</w:t>
+      </w:r>
+      <w:r>
+        <w:rPr>
+          <w:rFonts w:ascii="Times New Roman" w:hAnsi="Times New Roman" w:cs="Times New Roman"/>
+          <w:i/>
+          <w:iCs/>
+          <w:sz w:val="28"/>
+          <w:szCs w:val="28"/>
+          <w:vertAlign w:val="subscript"/>
+          <w:lang w:val="en-US"/>
+        </w:rPr>
+        <w:t>ref</w:t>
+      </w:r>
+      <w:r>
+        <w:rPr>
+          <w:rFonts w:ascii="Times New Roman" w:hAnsi="Times New Roman" w:cs="Times New Roman"/>
+          <w:sz w:val="28"/>
+          <w:szCs w:val="28"/>
+        </w:rPr>
+        <w:t xml:space="preserve">. </w:t>
+      </w:r>
+      <w:r>
+        <w:rPr>
+          <w:rFonts w:ascii="Times New Roman" w:hAnsi="Times New Roman" w:cs="Times New Roman"/>
+          <w:sz w:val="28"/>
+          <w:szCs w:val="28"/>
+        </w:rPr>
+        <w:t xml:space="preserve">Для </w:t>
+      </w:r>
+      <w:r>
+        <w:rPr>
+          <w:rFonts w:ascii="Times New Roman" w:hAnsi="Times New Roman" w:cs="Times New Roman"/>
+          <w:i/>
+          <w:iCs/>
+          <w:sz w:val="28"/>
+          <w:szCs w:val="28"/>
+          <w:lang w:val="en-US"/>
+        </w:rPr>
+        <w:t>R</w:t>
+      </w:r>
+      <w:r>
+        <w:rPr>
+          <w:rFonts w:ascii="Times New Roman" w:hAnsi="Times New Roman" w:cs="Times New Roman"/>
+          <w:i/>
+          <w:iCs/>
+          <w:sz w:val="28"/>
+          <w:szCs w:val="28"/>
+          <w:vertAlign w:val="subscript"/>
+          <w:lang w:val="en-US"/>
+        </w:rPr>
+        <w:t>ct</w:t>
+      </w:r>
+      <w:r>
+        <w:rPr>
+          <w:rFonts w:ascii="Times New Roman" w:hAnsi="Times New Roman" w:cs="Times New Roman"/>
+          <w:sz w:val="28"/>
+          <w:szCs w:val="28"/>
+          <w:lang w:val="en-US"/>
+        </w:rPr>
+        <w:t xml:space="preserve"> </w:t>
+      </w:r>
+      <w:r>
+        <w:rPr>
+          <w:rFonts w:ascii="Times New Roman" w:hAnsi="Times New Roman" w:cs="Times New Roman"/>
+          <w:sz w:val="28"/>
+          <w:szCs w:val="28"/>
+          <w:highlight w:val="yellow"/>
+        </w:rPr>
+        <w:t>такая нормализация</w:t>
+      </w:r>
+      <w:r>
+        <w:rPr>
+          <w:rFonts w:ascii="Times New Roman" w:hAnsi="Times New Roman" w:cs="Times New Roman"/>
+          <w:sz w:val="28"/>
+          <w:szCs w:val="28"/>
+        </w:rPr>
+        <w:t xml:space="preserve"> записывается так</w:t>
+      </w:r>
+    </w:p>
+    <w:p>
+      <w:pPr>
+        <w:spacing w:line="360" w:lineRule="auto"/>
+        <w:ind w:firstLine="709"/>
+        <w:jc w:val="both"/>
+        <w:rPr>
+          <w:rFonts w:ascii="Times New Roman" w:hAnsi="Times New Roman" w:cs="Times New Roman"/>
+          <w:sz w:val="28"/>
+          <w:szCs w:val="28"/>
+        </w:rPr>
+      </w:pPr>
+    </w:p>
+    <w:p>
+      <w:pPr>
+        <w:spacing w:line="360" w:lineRule="auto"/>
+        <w:ind w:firstLine="709"/>
+        <w:jc w:val="both"/>
+        <w:rPr>
+          <w:rFonts w:ascii="Times New Roman" w:hAnsi="Times New Roman" w:cs="Times New Roman"/>
+          <w:sz w:val="28"/>
+          <w:szCs w:val="28"/>
+          <w:lang w:val="en-US"/>
+        </w:rPr>
+      </w:pPr>
+      <w:r>
+        <w:rPr>
+          <w:rFonts w:ascii="Times New Roman" w:hAnsi="Times New Roman" w:cs="Times New Roman"/>
+          <w:position w:val="-36"/>
+          <w:sz w:val="28"/>
+          <w:szCs w:val="28"/>
+        </w:rPr>
+        <w:object w:dxaOrig="4380" w:dyaOrig="840" w14:anchorId="56B3DD9F">
+          <v:shape id="_x0000_i1123" type="#_x0000_t75" style="width:218.7pt;height:42.1pt" o:ole="">
+            <v:imagedata r:id="rId214" o:title=""/>
+          </v:shape>
+          <o:OLEObject Type="Embed" ProgID="Equation.DSMT4" ShapeID="_x0000_i1123" DrawAspect="Content" ObjectID="_1836835841" r:id="rId215"/>
+        </w:object>
+      </w:r>
+      <w:r>
+        <w:rPr>
+          <w:rFonts w:ascii="Times New Roman" w:hAnsi="Times New Roman" w:cs="Times New Roman"/>
+          <w:sz w:val="28"/>
+          <w:szCs w:val="28"/>
+          <w:lang w:val="en-US"/>
+        </w:rPr>
+        <w:t>.</w:t>
+      </w:r>
+    </w:p>
+    <w:p>
+      <w:pPr>
+        <w:spacing w:line="360" w:lineRule="auto"/>
+        <w:ind w:firstLine="709"/>
+        <w:jc w:val="both"/>
+        <w:rPr>
+          <w:rFonts w:ascii="Times New Roman" w:hAnsi="Times New Roman" w:cs="Times New Roman"/>
+          <w:sz w:val="28"/>
+          <w:szCs w:val="28"/>
+          <w:lang w:val="en-US"/>
+        </w:rPr>
+      </w:pPr>
+    </w:p>
+    <w:p>
+      <w:pPr>
+        <w:spacing w:line="360" w:lineRule="auto"/>
+        <w:ind w:firstLine="709"/>
+        <w:jc w:val="both"/>
+        <w:rPr>
+          <w:rFonts w:ascii="Times New Roman" w:hAnsi="Times New Roman" w:cs="Times New Roman"/>
+          <w:sz w:val="28"/>
+          <w:szCs w:val="28"/>
+          <w:lang w:val="en-US"/>
+        </w:rPr>
+      </w:pPr>
+      <w:r>
+        <w:rPr>
+          <w:rFonts w:ascii="Times New Roman" w:hAnsi="Times New Roman" w:cs="Times New Roman"/>
+          <w:sz w:val="28"/>
+          <w:szCs w:val="28"/>
+        </w:rPr>
+        <w:t>Аналогично можно записать формулы для</w:t>
+      </w:r>
+      <w:r>
+        <w:rPr>
+          <w:rFonts w:ascii="Times New Roman" w:hAnsi="Times New Roman" w:cs="Times New Roman"/>
+          <w:sz w:val="28"/>
+          <w:szCs w:val="28"/>
+        </w:rPr>
+        <w:t xml:space="preserve"> </w:t>
+      </w:r>
+      <w:r>
+        <w:rPr>
+          <w:rFonts w:ascii="Times New Roman" w:hAnsi="Times New Roman" w:cs="Times New Roman"/>
+          <w:i/>
+          <w:iCs/>
+          <w:sz w:val="28"/>
+          <w:szCs w:val="28"/>
+          <w:lang w:val="en-US"/>
+        </w:rPr>
+        <w:t>R</w:t>
+      </w:r>
+      <w:r>
+        <w:rPr>
+          <w:rFonts w:ascii="Times New Roman" w:hAnsi="Times New Roman" w:cs="Times New Roman"/>
+          <w:i/>
+          <w:iCs/>
+          <w:sz w:val="28"/>
+          <w:szCs w:val="28"/>
+          <w:vertAlign w:val="subscript"/>
+          <w:lang w:val="en-US"/>
+        </w:rPr>
+        <w:t>Ω</w:t>
+      </w:r>
+      <w:r>
+        <w:rPr>
+          <w:rFonts w:ascii="Times New Roman" w:hAnsi="Times New Roman" w:cs="Times New Roman"/>
+          <w:sz w:val="28"/>
+          <w:szCs w:val="28"/>
+        </w:rPr>
+        <w:t xml:space="preserve"> </w:t>
+      </w:r>
+      <w:r>
+        <w:rPr>
+          <w:rFonts w:ascii="Times New Roman" w:hAnsi="Times New Roman" w:cs="Times New Roman"/>
+          <w:sz w:val="28"/>
+          <w:szCs w:val="28"/>
+        </w:rPr>
+        <w:t xml:space="preserve">и </w:t>
+      </w:r>
+      <w:r>
+        <w:rPr>
+          <w:rFonts w:ascii="Times New Roman" w:hAnsi="Times New Roman" w:cs="Times New Roman"/>
+          <w:i/>
+          <w:iCs/>
+          <w:sz w:val="28"/>
+          <w:szCs w:val="28"/>
+          <w:lang w:val="en-US"/>
+        </w:rPr>
+        <w:t>σ</w:t>
+      </w:r>
+      <w:r>
+        <w:rPr>
+          <w:rFonts w:ascii="Times New Roman" w:hAnsi="Times New Roman" w:cs="Times New Roman"/>
+          <w:sz w:val="28"/>
+          <w:szCs w:val="28"/>
+        </w:rPr>
+        <w:t xml:space="preserve">. </w:t>
+      </w:r>
+      <w:r>
+        <w:rPr>
+          <w:rFonts w:ascii="Times New Roman" w:hAnsi="Times New Roman" w:cs="Times New Roman"/>
+          <w:sz w:val="28"/>
+          <w:szCs w:val="28"/>
+        </w:rPr>
+        <w:t>Смысл этой процедуры заключается в том, что измеренные при различных температурах параметры становятся сопоставимыми между собой. Именно такой подход лежит в основе практических EIS</w:t>
+      </w:r>
+      <w:r>
+        <w:rPr>
+          <w:rFonts w:ascii="Times New Roman" w:hAnsi="Times New Roman" w:cs="Times New Roman"/>
+          <w:sz w:val="28"/>
+          <w:szCs w:val="28"/>
+        </w:rPr>
+        <w:t>-</w:t>
+      </w:r>
+      <w:r>
+        <w:t xml:space="preserve"> </w:t>
+      </w:r>
+      <w:r>
+        <w:rPr>
+          <w:rFonts w:ascii="Times New Roman" w:hAnsi="Times New Roman" w:cs="Times New Roman"/>
+          <w:sz w:val="28"/>
+          <w:szCs w:val="28"/>
+        </w:rPr>
+        <w:t>ориентированных методов оценки состояния батареи с учётом температуры и</w:t>
+      </w:r>
+      <w:r>
+        <w:rPr>
+          <w:rFonts w:ascii="Times New Roman" w:hAnsi="Times New Roman" w:cs="Times New Roman"/>
+          <w:sz w:val="28"/>
+          <w:szCs w:val="28"/>
+        </w:rPr>
+        <w:t xml:space="preserve"> </w:t>
+      </w:r>
+      <w:r>
+        <w:rPr>
+          <w:rFonts w:ascii="Times New Roman" w:hAnsi="Times New Roman" w:cs="Times New Roman"/>
+          <w:i/>
+          <w:iCs/>
+          <w:sz w:val="28"/>
+          <w:szCs w:val="28"/>
+          <w:lang w:val="en-US"/>
+        </w:rPr>
+        <w:t>SOC</w:t>
+      </w:r>
+      <w:r>
+        <w:rPr>
+          <w:rFonts w:ascii="Times New Roman" w:hAnsi="Times New Roman" w:cs="Times New Roman"/>
+          <w:sz w:val="28"/>
+          <w:szCs w:val="28"/>
+        </w:rPr>
+        <w:t xml:space="preserve">. </w:t>
+      </w:r>
+      <w:r>
+        <w:rPr>
+          <w:rFonts w:ascii="Times New Roman" w:hAnsi="Times New Roman" w:cs="Times New Roman"/>
+          <w:sz w:val="28"/>
+          <w:szCs w:val="28"/>
+        </w:rPr>
+        <w:t>(</w:t>
+      </w:r>
+      <w:hyperlink r:id="rId216" w:history="1">
+        <w:r>
+          <w:rPr>
+            <w:rStyle w:val="ad"/>
+            <w:rFonts w:ascii="Times New Roman" w:hAnsi="Times New Roman" w:cs="Times New Roman"/>
+            <w:sz w:val="28"/>
+            <w:szCs w:val="28"/>
+            <w:lang w:val="en-US"/>
+          </w:rPr>
+          <w:t>h</w:t>
+        </w:r>
+        <w:r>
+          <w:rPr>
+            <w:rStyle w:val="ad"/>
+            <w:rFonts w:ascii="Times New Roman" w:hAnsi="Times New Roman" w:cs="Times New Roman"/>
+            <w:sz w:val="28"/>
+            <w:szCs w:val="28"/>
+          </w:rPr>
+          <w:t>ttps://doi.org/10.1016/j.est.2018.11.020</w:t>
+        </w:r>
+      </w:hyperlink>
+      <w:r>
+        <w:rPr>
+          <w:rFonts w:ascii="Times New Roman" w:hAnsi="Times New Roman" w:cs="Times New Roman"/>
+          <w:sz w:val="28"/>
+          <w:szCs w:val="28"/>
+        </w:rPr>
+        <w:t>), (</w:t>
+      </w:r>
+      <w:hyperlink r:id="rId217" w:history="1">
+        <w:r>
+          <w:rPr>
+            <w:rStyle w:val="ad"/>
+            <w:rFonts w:ascii="Times New Roman" w:hAnsi="Times New Roman" w:cs="Times New Roman"/>
+            <w:sz w:val="28"/>
+            <w:szCs w:val="28"/>
+            <w:lang w:val="en-US"/>
+          </w:rPr>
+          <w:t>https</w:t>
+        </w:r>
+        <w:r>
+          <w:rPr>
+            <w:rStyle w:val="ad"/>
+            <w:rFonts w:ascii="Times New Roman" w:hAnsi="Times New Roman" w:cs="Times New Roman"/>
+            <w:sz w:val="28"/>
+            <w:szCs w:val="28"/>
+          </w:rPr>
+          <w:t>://</w:t>
+        </w:r>
+        <w:r>
+          <w:rPr>
+            <w:rStyle w:val="ad"/>
+            <w:rFonts w:ascii="Times New Roman" w:hAnsi="Times New Roman" w:cs="Times New Roman"/>
+            <w:sz w:val="28"/>
+            <w:szCs w:val="28"/>
+            <w:lang w:val="en-US"/>
+          </w:rPr>
+          <w:t>doi</w:t>
+        </w:r>
+        <w:r>
+          <w:rPr>
+            <w:rStyle w:val="ad"/>
+            <w:rFonts w:ascii="Times New Roman" w:hAnsi="Times New Roman" w:cs="Times New Roman"/>
+            <w:sz w:val="28"/>
+            <w:szCs w:val="28"/>
+          </w:rPr>
+          <w:t>.</w:t>
+        </w:r>
+        <w:r>
+          <w:rPr>
+            <w:rStyle w:val="ad"/>
+            <w:rFonts w:ascii="Times New Roman" w:hAnsi="Times New Roman" w:cs="Times New Roman"/>
+            <w:sz w:val="28"/>
+            <w:szCs w:val="28"/>
+            <w:lang w:val="en-US"/>
+          </w:rPr>
+          <w:t>org</w:t>
+        </w:r>
+        <w:r>
+          <w:rPr>
+            <w:rStyle w:val="ad"/>
+            <w:rFonts w:ascii="Times New Roman" w:hAnsi="Times New Roman" w:cs="Times New Roman"/>
+            <w:sz w:val="28"/>
+            <w:szCs w:val="28"/>
+          </w:rPr>
+          <w:t>/10.1016/</w:t>
+        </w:r>
+        <w:r>
+          <w:rPr>
+            <w:rStyle w:val="ad"/>
+            <w:rFonts w:ascii="Times New Roman" w:hAnsi="Times New Roman" w:cs="Times New Roman"/>
+            <w:sz w:val="28"/>
+            <w:szCs w:val="28"/>
+            <w:lang w:val="en-US"/>
+          </w:rPr>
+          <w:t>j</w:t>
+        </w:r>
+        <w:r>
+          <w:rPr>
+            <w:rStyle w:val="ad"/>
+            <w:rFonts w:ascii="Times New Roman" w:hAnsi="Times New Roman" w:cs="Times New Roman"/>
+            <w:sz w:val="28"/>
+            <w:szCs w:val="28"/>
+          </w:rPr>
+          <w:t>.</w:t>
+        </w:r>
+        <w:r>
+          <w:rPr>
+            <w:rStyle w:val="ad"/>
+            <w:rFonts w:ascii="Times New Roman" w:hAnsi="Times New Roman" w:cs="Times New Roman"/>
+            <w:sz w:val="28"/>
+            <w:szCs w:val="28"/>
+            <w:lang w:val="en-US"/>
+          </w:rPr>
+          <w:t>est</w:t>
+        </w:r>
+        <w:r>
+          <w:rPr>
+            <w:rStyle w:val="ad"/>
+            <w:rFonts w:ascii="Times New Roman" w:hAnsi="Times New Roman" w:cs="Times New Roman"/>
+            <w:sz w:val="28"/>
+            <w:szCs w:val="28"/>
+          </w:rPr>
+          <w:t>.2022.104608</w:t>
+        </w:r>
+      </w:hyperlink>
+      <w:r>
+        <w:rPr>
+          <w:rFonts w:ascii="Times New Roman" w:hAnsi="Times New Roman" w:cs="Times New Roman"/>
+          <w:sz w:val="28"/>
+          <w:szCs w:val="28"/>
+        </w:rPr>
+        <w:t>)</w:t>
+      </w:r>
+    </w:p>
+    <w:p>
+      <w:pPr>
+        <w:spacing w:line="360" w:lineRule="auto"/>
+        <w:ind w:firstLine="709"/>
+        <w:jc w:val="both"/>
+        <w:rPr>
+          <w:rFonts w:ascii="Times New Roman" w:hAnsi="Times New Roman" w:cs="Times New Roman"/>
+          <w:sz w:val="28"/>
+          <w:szCs w:val="28"/>
+        </w:rPr>
+      </w:pPr>
+      <w:r>
+        <w:rPr>
+          <w:rFonts w:ascii="Times New Roman" w:hAnsi="Times New Roman" w:cs="Times New Roman"/>
+          <w:sz w:val="28"/>
+          <w:szCs w:val="28"/>
+        </w:rPr>
+        <w:t xml:space="preserve">Для </w:t>
+      </w:r>
+      <w:r>
+        <w:rPr>
+          <w:rFonts w:ascii="Times New Roman" w:hAnsi="Times New Roman" w:cs="Times New Roman"/>
+          <w:sz w:val="28"/>
+          <w:szCs w:val="28"/>
+          <w:highlight w:val="yellow"/>
+        </w:rPr>
+        <w:t>настоящей диссертации</w:t>
+      </w:r>
+      <w:r>
+        <w:rPr>
+          <w:rFonts w:ascii="Times New Roman" w:hAnsi="Times New Roman" w:cs="Times New Roman"/>
+          <w:sz w:val="28"/>
+          <w:szCs w:val="28"/>
+        </w:rPr>
+        <w:t xml:space="preserve"> это особенно важно, поскольку все дальнейшие деградационные соотношения должны быть построены не по «сырым» параметрам спектра, а по температурно-приведённым величинам. Только в этом случае изменение</w:t>
+      </w:r>
+      <w:r>
+        <w:rPr>
+          <w:rFonts w:ascii="Times New Roman" w:hAnsi="Times New Roman" w:cs="Times New Roman"/>
+          <w:sz w:val="28"/>
+          <w:szCs w:val="28"/>
+        </w:rPr>
+        <w:t xml:space="preserve"> </w:t>
+      </w:r>
+      <w:r>
+        <w:rPr>
+          <w:rFonts w:ascii="Times New Roman" w:hAnsi="Times New Roman" w:cs="Times New Roman"/>
+          <w:i/>
+          <w:iCs/>
+          <w:sz w:val="28"/>
+          <w:szCs w:val="28"/>
+          <w:lang w:val="en-US"/>
+        </w:rPr>
+        <w:t>R</w:t>
+      </w:r>
+      <w:r>
+        <w:rPr>
+          <w:rFonts w:ascii="Times New Roman" w:hAnsi="Times New Roman" w:cs="Times New Roman"/>
+          <w:i/>
+          <w:iCs/>
+          <w:sz w:val="28"/>
+          <w:szCs w:val="28"/>
+          <w:vertAlign w:val="subscript"/>
+          <w:lang w:val="en-US"/>
+        </w:rPr>
+        <w:t>ct</w:t>
+      </w:r>
+      <w:r>
+        <w:rPr>
+          <w:rFonts w:ascii="Times New Roman" w:hAnsi="Times New Roman" w:cs="Times New Roman"/>
+          <w:sz w:val="28"/>
+          <w:szCs w:val="28"/>
+        </w:rPr>
+        <w:t xml:space="preserve"> </w:t>
+      </w:r>
+      <w:r>
+        <w:rPr>
+          <w:rFonts w:ascii="Times New Roman" w:hAnsi="Times New Roman" w:cs="Times New Roman"/>
+          <w:sz w:val="28"/>
+          <w:szCs w:val="28"/>
+        </w:rPr>
+        <w:t>между двумя измерениями можно интерпретировать именно как изменение состояния батареи, а не как следствие разных тепловых условий.</w:t>
+      </w:r>
+    </w:p>
+    <w:p>
+      <w:pPr>
+        <w:spacing w:line="360" w:lineRule="auto"/>
+        <w:ind w:firstLine="709"/>
+        <w:jc w:val="both"/>
+        <w:rPr>
+          <w:rFonts w:ascii="Times New Roman" w:hAnsi="Times New Roman" w:cs="Times New Roman"/>
+          <w:sz w:val="28"/>
+          <w:szCs w:val="28"/>
+          <w:lang w:val="en-US"/>
+        </w:rPr>
+      </w:pPr>
+    </w:p>
+    <w:p>
+      <w:pPr>
+        <w:spacing w:line="360" w:lineRule="auto"/>
+        <w:ind w:firstLine="709"/>
+        <w:jc w:val="both"/>
+        <w:rPr>
+          <w:rFonts w:ascii="Times New Roman" w:hAnsi="Times New Roman" w:cs="Times New Roman"/>
+          <w:b/>
+          <w:bCs/>
+          <w:sz w:val="28"/>
+          <w:szCs w:val="28"/>
+          <w:lang w:val="en-US"/>
+        </w:rPr>
+      </w:pPr>
+      <w:r>
+        <w:rPr>
+          <w:rFonts w:ascii="Times New Roman" w:hAnsi="Times New Roman" w:cs="Times New Roman"/>
+          <w:b/>
+          <w:bCs/>
+          <w:sz w:val="28"/>
+          <w:szCs w:val="28"/>
+        </w:rPr>
+        <w:t>Вывод по разделу 2.5</w:t>
+      </w:r>
+    </w:p>
+    <w:p>
+      <w:pPr>
+        <w:spacing w:line="360" w:lineRule="auto"/>
+        <w:ind w:firstLine="709"/>
+        <w:jc w:val="both"/>
+        <w:rPr>
+          <w:rFonts w:ascii="Times New Roman" w:hAnsi="Times New Roman" w:cs="Times New Roman"/>
+          <w:sz w:val="28"/>
+          <w:szCs w:val="28"/>
+          <w:lang w:val="en-US"/>
+        </w:rPr>
+      </w:pPr>
+    </w:p>
+    <w:p>
+      <w:pPr>
+        <w:spacing w:line="360" w:lineRule="auto"/>
+        <w:ind w:firstLine="709"/>
+        <w:jc w:val="both"/>
+        <w:rPr>
+          <w:rFonts w:ascii="Times New Roman" w:hAnsi="Times New Roman" w:cs="Times New Roman"/>
+          <w:sz w:val="28"/>
+          <w:szCs w:val="28"/>
+        </w:rPr>
+      </w:pPr>
+      <w:r>
+        <w:rPr>
+          <w:rFonts w:ascii="Times New Roman" w:hAnsi="Times New Roman" w:cs="Times New Roman"/>
+          <w:sz w:val="28"/>
+          <w:szCs w:val="28"/>
+        </w:rPr>
+        <w:t>В разделе 2.5 показано, что температура является внутренней координатой модели комплексного импеданса и должна входить в неё через все основные параметры:</w:t>
+      </w:r>
+      <w:r>
+        <w:rPr>
+          <w:rFonts w:ascii="Times New Roman" w:hAnsi="Times New Roman" w:cs="Times New Roman"/>
+          <w:sz w:val="28"/>
+          <w:szCs w:val="28"/>
+        </w:rPr>
+        <w:t xml:space="preserve"> </w:t>
+      </w:r>
+      <w:r>
+        <w:rPr>
+          <w:rFonts w:ascii="Times New Roman" w:hAnsi="Times New Roman" w:cs="Times New Roman"/>
+          <w:i/>
+          <w:iCs/>
+          <w:sz w:val="28"/>
+          <w:szCs w:val="28"/>
+          <w:lang w:val="en-US"/>
+        </w:rPr>
+        <w:t>R</w:t>
+      </w:r>
+      <w:r>
+        <w:rPr>
+          <w:rFonts w:ascii="Times New Roman" w:hAnsi="Times New Roman" w:cs="Times New Roman"/>
+          <w:i/>
+          <w:iCs/>
+          <w:sz w:val="28"/>
+          <w:szCs w:val="28"/>
+          <w:vertAlign w:val="subscript"/>
+          <w:lang w:val="en-US"/>
+        </w:rPr>
+        <w:t>Ω</w:t>
+      </w:r>
+      <w:r>
+        <w:rPr>
+          <w:rFonts w:ascii="Times New Roman" w:hAnsi="Times New Roman" w:cs="Times New Roman"/>
+          <w:sz w:val="28"/>
+          <w:szCs w:val="28"/>
+        </w:rPr>
+        <w:t xml:space="preserve">, </w:t>
+      </w:r>
+      <w:r>
+        <w:rPr>
+          <w:rFonts w:ascii="Times New Roman" w:hAnsi="Times New Roman" w:cs="Times New Roman"/>
+          <w:i/>
+          <w:iCs/>
+          <w:sz w:val="28"/>
+          <w:szCs w:val="28"/>
+          <w:lang w:val="en-US"/>
+        </w:rPr>
+        <w:t>R</w:t>
+      </w:r>
+      <w:r>
+        <w:rPr>
+          <w:rFonts w:ascii="Times New Roman" w:hAnsi="Times New Roman" w:cs="Times New Roman"/>
+          <w:i/>
+          <w:iCs/>
+          <w:sz w:val="28"/>
+          <w:szCs w:val="28"/>
+          <w:vertAlign w:val="subscript"/>
+          <w:lang w:val="en-US"/>
+        </w:rPr>
+        <w:t>ct</w:t>
+      </w:r>
+      <w:r>
+        <w:rPr>
+          <w:rFonts w:ascii="Times New Roman" w:hAnsi="Times New Roman" w:cs="Times New Roman"/>
+          <w:sz w:val="28"/>
+          <w:szCs w:val="28"/>
+        </w:rPr>
+        <w:t xml:space="preserve">, </w:t>
+      </w:r>
+      <w:r>
+        <w:rPr>
+          <w:rFonts w:ascii="Times New Roman" w:hAnsi="Times New Roman" w:cs="Times New Roman"/>
+          <w:i/>
+          <w:iCs/>
+          <w:sz w:val="28"/>
+          <w:szCs w:val="28"/>
+          <w:lang w:val="en-US"/>
+        </w:rPr>
+        <w:t>C</w:t>
+      </w:r>
+      <w:r>
+        <w:rPr>
+          <w:rFonts w:ascii="Times New Roman" w:hAnsi="Times New Roman" w:cs="Times New Roman"/>
+          <w:i/>
+          <w:iCs/>
+          <w:sz w:val="28"/>
+          <w:szCs w:val="28"/>
+          <w:vertAlign w:val="subscript"/>
+          <w:lang w:val="en-US"/>
+        </w:rPr>
+        <w:t>dl</w:t>
+      </w:r>
+      <w:r>
+        <w:rPr>
+          <w:rFonts w:ascii="Times New Roman" w:hAnsi="Times New Roman" w:cs="Times New Roman"/>
+          <w:sz w:val="28"/>
+          <w:szCs w:val="28"/>
+        </w:rPr>
+        <w:t xml:space="preserve"> </w:t>
+      </w:r>
+      <w:r>
+        <w:rPr>
+          <w:rFonts w:ascii="Times New Roman" w:hAnsi="Times New Roman" w:cs="Times New Roman"/>
+          <w:sz w:val="28"/>
+          <w:szCs w:val="28"/>
+        </w:rPr>
+        <w:t>и</w:t>
+      </w:r>
+      <w:r>
+        <w:rPr>
+          <w:rFonts w:ascii="Times New Roman" w:hAnsi="Times New Roman" w:cs="Times New Roman"/>
+          <w:sz w:val="28"/>
+          <w:szCs w:val="28"/>
+        </w:rPr>
+        <w:t xml:space="preserve"> </w:t>
+      </w:r>
+      <w:r>
+        <w:rPr>
+          <w:rFonts w:ascii="Times New Roman" w:hAnsi="Times New Roman" w:cs="Times New Roman"/>
+          <w:i/>
+          <w:iCs/>
+          <w:sz w:val="28"/>
+          <w:szCs w:val="28"/>
+        </w:rPr>
+        <w:t>σ</w:t>
+      </w:r>
+      <w:r>
+        <w:rPr>
+          <w:rFonts w:ascii="Times New Roman" w:hAnsi="Times New Roman" w:cs="Times New Roman"/>
+          <w:sz w:val="28"/>
+          <w:szCs w:val="28"/>
+        </w:rPr>
+        <w:t xml:space="preserve">. </w:t>
+      </w:r>
+      <w:r>
+        <w:rPr>
+          <w:rFonts w:ascii="Times New Roman" w:hAnsi="Times New Roman" w:cs="Times New Roman"/>
+          <w:sz w:val="28"/>
+          <w:szCs w:val="28"/>
+        </w:rPr>
+        <w:t>Для сопротивления переноса заряда и диффузионной составляющей получены аррениусовские формы зависимости, для омической части — температурно-проводимостная параметризация, для межфазной ёмкости — инженерная аппроксимация первого порядка. Установлено, что наиболее чувствительным к температуре и одновременно наиболее диагностически значимым параметром является</w:t>
+      </w:r>
+      <w:r>
+        <w:rPr>
+          <w:rFonts w:ascii="Times New Roman" w:hAnsi="Times New Roman" w:cs="Times New Roman"/>
+          <w:sz w:val="28"/>
+          <w:szCs w:val="28"/>
+        </w:rPr>
+        <w:t xml:space="preserve"> </w:t>
+      </w:r>
+      <w:r>
+        <w:rPr>
+          <w:rFonts w:ascii="Times New Roman" w:hAnsi="Times New Roman" w:cs="Times New Roman"/>
+          <w:i/>
+          <w:iCs/>
+          <w:sz w:val="28"/>
+          <w:szCs w:val="28"/>
+          <w:lang w:val="en-US"/>
+        </w:rPr>
+        <w:t>R</w:t>
+      </w:r>
+      <w:r>
+        <w:rPr>
+          <w:rFonts w:ascii="Times New Roman" w:hAnsi="Times New Roman" w:cs="Times New Roman"/>
+          <w:i/>
+          <w:iCs/>
+          <w:sz w:val="28"/>
+          <w:szCs w:val="28"/>
+          <w:vertAlign w:val="subscript"/>
+          <w:lang w:val="en-US"/>
+        </w:rPr>
+        <w:t>ct</w:t>
+      </w:r>
+      <w:r>
+        <w:rPr>
+          <w:rFonts w:ascii="Times New Roman" w:hAnsi="Times New Roman" w:cs="Times New Roman"/>
+          <w:sz w:val="28"/>
+          <w:szCs w:val="28"/>
+        </w:rPr>
+        <w:t xml:space="preserve">. </w:t>
+      </w:r>
+      <w:r>
+        <w:rPr>
+          <w:rFonts w:ascii="Times New Roman" w:hAnsi="Times New Roman" w:cs="Times New Roman"/>
+          <w:sz w:val="28"/>
+          <w:szCs w:val="28"/>
+        </w:rPr>
+        <w:t>Введена процедура температурной нормализации импедансных признаков. Тем самым подготовлена основа для следующего раздела 2.6, где будет формализован параметр деградации и скорость его изменения без</w:t>
+      </w:r>
+      <w:r>
+        <w:rPr>
+          <w:rFonts w:ascii="Times New Roman" w:hAnsi="Times New Roman" w:cs="Times New Roman"/>
+          <w:sz w:val="28"/>
+          <w:szCs w:val="28"/>
+        </w:rPr>
+        <w:t xml:space="preserve"> </w:t>
+      </w:r>
+      <w:r>
+        <w:rPr>
+          <w:rFonts w:ascii="Times New Roman" w:hAnsi="Times New Roman" w:cs="Times New Roman"/>
+          <w:sz w:val="28"/>
+          <w:szCs w:val="28"/>
+        </w:rPr>
+        <w:t>смешения температурного и собственно деградационного вкладов</w:t>
+      </w:r>
+      <w:r>
+        <w:rPr>
+          <w:rFonts w:ascii="Times New Roman" w:hAnsi="Times New Roman" w:cs="Times New Roman"/>
+          <w:sz w:val="28"/>
+          <w:szCs w:val="28"/>
         </w:rPr>
         <w:t>.</w:t>
       </w:r>
